--- a/NutriVibe/documentacoes/relatorio-projeto/NutriVibe_Preenchido.docx
+++ b/NutriVibe/documentacoes/relatorio-projeto/NutriVibe_Preenchido.docx
@@ -22,7 +22,7 @@
           <w:sz w:val="32"/>
           <w:szCs w:val="32"/>
         </w:rPr>
-        <w:t xml:space="preserve">PROJETO: NutriVibe</w:t>
+        <w:t>PROJETO: NutriVibe</w:t>
       </w:r>
     </w:p>
     <w:p>
@@ -89,12 +89,14 @@
         <w:rPr>
           <w:b/>
           <w:noProof/>
+          <w:sz w:val="22"/>
         </w:rPr>
         <w:t>Curso:</w:t>
       </w:r>
       <w:r>
         <w:rPr>
           <w:noProof/>
+          <w:sz w:val="22"/>
         </w:rPr>
         <w:t xml:space="preserve"> Engenharia da Computação </w:t>
       </w:r>
@@ -108,24 +110,28 @@
         <w:rPr>
           <w:b/>
           <w:noProof/>
+          <w:sz w:val="22"/>
         </w:rPr>
         <w:t>Disciplina:</w:t>
       </w:r>
       <w:r>
         <w:rPr>
           <w:noProof/>
+          <w:sz w:val="22"/>
         </w:rPr>
         <w:t xml:space="preserve"> PI: </w:t>
       </w:r>
       <w:r>
         <w:rPr>
           <w:noProof/>
+          <w:sz w:val="22"/>
         </w:rPr>
         <w:t>Desenvolvimento de Sistemas Web</w:t>
       </w:r>
       <w:r>
         <w:rPr>
           <w:noProof/>
+          <w:sz w:val="22"/>
         </w:rPr>
         <w:t xml:space="preserve"> </w:t>
       </w:r>
@@ -134,16 +140,21 @@
           <w:b/>
           <w:bCs/>
           <w:noProof/>
+          <w:sz w:val="22"/>
         </w:rPr>
         <w:t xml:space="preserve">Código: </w:t>
       </w:r>
       <w:r>
         <w:rPr>
           <w:noProof/>
+          <w:sz w:val="22"/>
         </w:rPr>
         <w:t>218040</w:t>
       </w:r>
       <w:r>
+        <w:rPr>
+          <w:sz w:val="22"/>
+        </w:rPr>
         <w:t xml:space="preserve"> </w:t>
       </w:r>
     </w:p>
@@ -157,8 +168,24 @@
           <w:b/>
           <w:bCs/>
           <w:noProof/>
-        </w:rPr>
-        <w:t xml:space="preserve">Turma: a confirmar</w:t>
+          <w:sz w:val="22"/>
+        </w:rPr>
+        <w:t>Turma: a confirmar</w:t>
+      </w:r>
+      <w:r>
+        <w:rPr>
+          <w:sz w:val="22"/>
+        </w:rPr>
+      </w:r>
+      <w:r>
+        <w:rPr>
+          <w:sz w:val="22"/>
+        </w:rPr>
+      </w:r>
+      <w:r>
+        <w:rPr>
+          <w:sz w:val="22"/>
+        </w:rPr>
       </w:r>
     </w:p>
     <w:p>
@@ -173,24 +200,28 @@
         <w:rPr>
           <w:b/>
           <w:noProof/>
+          <w:sz w:val="22"/>
         </w:rPr>
         <w:t>Professor</w:t>
       </w:r>
       <w:r>
         <w:rPr>
           <w:noProof/>
+          <w:sz w:val="22"/>
         </w:rPr>
         <w:t>: Fernando Luiz de Almeida Silve</w:t>
       </w:r>
       <w:r>
         <w:rPr>
           <w:noProof/>
+          <w:sz w:val="22"/>
         </w:rPr>
         <w:t>i</w:t>
       </w:r>
       <w:r>
         <w:rPr>
           <w:noProof/>
+          <w:sz w:val="22"/>
         </w:rPr>
         <w:t xml:space="preserve">ra </w:t>
       </w:r>
@@ -206,6 +237,7 @@
       <w:r>
         <w:rPr>
           <w:noProof/>
+          <w:sz w:val="22"/>
         </w:rPr>
         <w:t xml:space="preserve"> </w:t>
       </w:r>
@@ -222,8 +254,28 @@
         <w:rPr>
           <w:b/>
           <w:noProof/>
-        </w:rPr>
-        <w:t xml:space="preserve">Nome do Grupo: NutriVibe</w:t>
+          <w:sz w:val="22"/>
+        </w:rPr>
+        <w:t>Nome do Grupo: NutriVibe</w:t>
+      </w:r>
+      <w:r>
+        <w:rPr>
+          <w:b/>
+          <w:noProof/>
+          <w:sz w:val="22"/>
+        </w:rPr>
+      </w:r>
+      <w:r>
+        <w:rPr>
+          <w:noProof/>
+          <w:sz w:val="22"/>
+        </w:rPr>
+      </w:r>
+      <w:r>
+        <w:rPr>
+          <w:noProof/>
+          <w:sz w:val="22"/>
+        </w:rPr>
       </w:r>
     </w:p>
     <w:p>
@@ -239,8 +291,9 @@
         <w:rPr>
           <w:b/>
           <w:noProof/>
-        </w:rPr>
-        <w:t xml:space="preserve">Paulo Capreti — RA: 26028858</w:t>
+          <w:sz w:val="22"/>
+        </w:rPr>
+        <w:t>Paulo Capreti — RA: 26028858</w:t>
       </w:r>
     </w:p>
     <w:p>
@@ -255,8 +308,9 @@
         <w:rPr>
           <w:b/>
           <w:noProof/>
-        </w:rPr>
-        <w:t xml:space="preserve">Davi Pioli — RA: 26005199</w:t>
+          <w:sz w:val="22"/>
+        </w:rPr>
+        <w:t>Davi Pioli — RA: 26005199</w:t>
       </w:r>
     </w:p>
     <w:p>
@@ -271,8 +325,9 @@
         <w:rPr>
           <w:b/>
           <w:noProof/>
-        </w:rPr>
-        <w:t xml:space="preserve">Victor Almeida — RA: 26003836</w:t>
+          <w:sz w:val="22"/>
+        </w:rPr>
+        <w:t>Victor Almeida — RA: 26003836</w:t>
       </w:r>
     </w:p>
     <w:p>
@@ -288,8 +343,9 @@
         <w:rPr>
           <w:b/>
           <w:noProof/>
-        </w:rPr>
-        <w:t xml:space="preserve">Marcelo Dalbone — RA: 25001986</w:t>
+          <w:sz w:val="22"/>
+        </w:rPr>
+        <w:t>Marcelo Dalbone — RA: 25001986</w:t>
       </w:r>
     </w:p>
     <w:p>
@@ -305,8 +361,9 @@
         <w:rPr>
           <w:b/>
           <w:noProof/>
-        </w:rPr>
-        <w:t xml:space="preserve">Akiane Merbach — RA: 26027003</w:t>
+          <w:sz w:val="22"/>
+        </w:rPr>
+        <w:t>Akiane Merbach — RA: 26027003</w:t>
       </w:r>
     </w:p>
     <w:p>
@@ -469,6 +526,8 @@
           <w:szCs w:val="32"/>
           <w14:ligatures w14:val="none"/>
         </w:rPr>
+        <w:pageBreakBefore/>
+        <w:keepNext/>
       </w:pPr>
       <w:r>
         <w:rPr>
@@ -487,229 +546,131 @@
     </w:p>
     <w:p>
       <w:pPr>
-        <w:spacing w:before="100" w:beforeAutospacing="1" w:after="100" w:afterAutospacing="1" w:line="240" w:lineRule="auto"/>
-        <w:ind w:left="0" w:firstLine="0"/>
-        <w:rPr>
-          <w:rFonts w:eastAsia="Times New Roman"/>
-          <w:color w:val="auto"/>
-          <w:kern w:val="0"/>
-          <w14:ligatures w14:val="none"/>
-        </w:rPr>
-      </w:pPr>
-      <w:r>
-        <w:rPr>
-          <w:rFonts w:eastAsia="Times New Roman"/>
-          <w:color w:val="auto"/>
-          <w:kern w:val="0"/>
-          <w14:ligatures w14:val="none"/>
-        </w:rPr>
-        <w:t xml:space="preserve">O NutriVibe aborda a dificuldade de organizar registros alimentares e ampliar a variedade da alimentação respeitando restrições e seletividade. O público-alvo previsto é composto por responsáveis e crianças, especialmente famílias que encontram dificuldades relacionadas à aceitação de cores, texturas e alimentos. A solução atua no contexto cotidiano das refeições e da educação alimentar, sem substituir acompanhamento profissional.</w:t>
-      </w:r>
-    </w:p>
-    <w:p>
-      <w:pPr>
-        <w:spacing w:before="100" w:beforeAutospacing="1" w:after="100" w:afterAutospacing="1" w:line="240" w:lineRule="auto"/>
-        <w:ind w:left="0" w:firstLine="0"/>
-        <w:rPr>
-          <w:rFonts w:eastAsia="Times New Roman"/>
-          <w:color w:val="auto"/>
-          <w:kern w:val="0"/>
-          <w14:ligatures w14:val="none"/>
-        </w:rPr>
-      </w:pPr>
-      <w:r>
-        <w:rPr>
-          <w:rFonts w:eastAsia="Times New Roman"/>
-          <w:color w:val="auto"/>
-          <w:kern w:val="0"/>
-          <w14:ligatures w14:val="none"/>
-        </w:rPr>
-        <w:t xml:space="preserve">A proposta possui relevância social ao facilitar o acesso a informações e à organização da rotina. Relaciona-se ao ODS 3 — Saúde e Bem-Estar — pelo apoio educativo, e ao ODS 12 — Consumo e Produção Responsáveis — pelos conteúdos sobre planejamento e redução de desperdício. Esses são impactos pretendidos; não foram fornecidas evidências de atendimento comunitário ou de mudança de hábitos já mensurada.</w:t>
-      </w:r>
-    </w:p>
-    <w:p>
-      <w:pPr>
-        <w:numPr>
-          <w:ilvl w:val="0"/>
-          <w:numId w:val="8"/>
-        </w:numPr>
-        <w:spacing w:before="100" w:beforeAutospacing="1" w:after="100" w:afterAutospacing="1" w:line="240" w:lineRule="auto"/>
-        <w:rPr>
-          <w:rFonts w:eastAsia="Times New Roman"/>
-          <w:color w:val="auto"/>
-          <w:kern w:val="0"/>
-          <w14:ligatures w14:val="none"/>
-        </w:rPr>
-      </w:pPr>
-      <w:r>
-        <w:rPr>
-          <w:rFonts w:eastAsia="Times New Roman"/>
-          <w:color w:val="auto"/>
-          <w:kern w:val="0"/>
-          <w14:ligatures w14:val="none"/>
-        </w:rPr>
-        <w:t xml:space="preserve">A solução reúne dois sites: uma landing page para apresentação e cadastro consentido de contatos e um aplicativo para perfil, preferências, registro alimentar, resumo diário e conteúdos educativos. O usuário pode selecionar um alimento ou enviar uma foto, confirmar a identificação e informar preparo e peso para obter uma estimativa nutricional baseada na TACO.</w:t>
-      </w:r>
-    </w:p>
-    <w:p>
-      <w:pPr>
-        <w:numPr>
-          <w:ilvl w:val="0"/>
-          <w:numId w:val="8"/>
-        </w:numPr>
-        <w:spacing w:before="100" w:beforeAutospacing="1" w:after="100" w:afterAutospacing="1" w:line="240" w:lineRule="auto"/>
-        <w:rPr>
-          <w:rFonts w:eastAsia="Times New Roman"/>
-          <w:color w:val="auto"/>
-          <w:kern w:val="0"/>
-          <w14:ligatures w14:val="none"/>
-        </w:rPr>
-      </w:pPr>
-      <w:r>
-        <w:rPr>
-          <w:rFonts w:eastAsia="Times New Roman"/>
-          <w:color w:val="auto"/>
-          <w:kern w:val="0"/>
-          <w14:ligatures w14:val="none"/>
-        </w:rPr>
-        <w:t xml:space="preserve">A viabilidade dentro do semestre decorre do uso de HTML, CSS e JavaScript, de um catálogo delimitado e da separação entre regras, interface e armazenamento. O projeto foi iniciado em agosto, com a implementação do aplicativo concentrada em outubro, conforme informado pela equipe. O valor entregue é organizar informações e apoiar escolhas compatíveis com o perfil; a proposta não realiza diagnóstico ou prescrição alimentar.</w:t>
-      </w:r>
-    </w:p>
-    <w:p>
-      <w:pPr>
-        <w:numPr>
-          <w:ilvl w:val="0"/>
-          <w:numId w:val="8"/>
-        </w:numPr>
-        <w:spacing w:before="100" w:beforeAutospacing="1" w:after="100" w:afterAutospacing="1" w:line="240" w:lineRule="auto"/>
-        <w:rPr>
-          <w:rFonts w:eastAsia="Times New Roman"/>
-          <w:color w:val="auto"/>
-          <w:kern w:val="0"/>
-          <w14:ligatures w14:val="none"/>
-        </w:rPr>
-      </w:pPr>
-    </w:p>
-    <w:p>
-      <w:pPr>
-        <w:numPr>
-          <w:ilvl w:val="0"/>
-          <w:numId w:val="8"/>
-        </w:numPr>
-        <w:spacing w:before="100" w:beforeAutospacing="1" w:after="100" w:afterAutospacing="1" w:line="240" w:lineRule="auto"/>
-        <w:rPr>
-          <w:rFonts w:eastAsia="Times New Roman"/>
-          <w:color w:val="auto"/>
-          <w:kern w:val="0"/>
-          <w14:ligatures w14:val="none"/>
-        </w:rPr>
-      </w:pPr>
-    </w:p>
-    <w:p>
-      <w:pPr>
-        <w:numPr>
-          <w:ilvl w:val="0"/>
-          <w:numId w:val="8"/>
-        </w:numPr>
-        <w:spacing w:before="100" w:beforeAutospacing="1" w:after="100" w:afterAutospacing="1" w:line="240" w:lineRule="auto"/>
-        <w:rPr>
-          <w:rFonts w:eastAsia="Times New Roman"/>
-          <w:color w:val="auto"/>
-          <w:kern w:val="0"/>
-          <w14:ligatures w14:val="none"/>
-        </w:rPr>
-      </w:pPr>
-    </w:p>
-    <w:p>
-      <w:pPr>
-        <w:numPr>
-          <w:ilvl w:val="0"/>
-          <w:numId w:val="8"/>
-        </w:numPr>
-        <w:spacing w:before="100" w:beforeAutospacing="1" w:after="100" w:afterAutospacing="1" w:line="240" w:lineRule="auto"/>
-        <w:rPr>
-          <w:rFonts w:eastAsia="Times New Roman"/>
-          <w:color w:val="auto"/>
-          <w:kern w:val="0"/>
-          <w14:ligatures w14:val="none"/>
-        </w:rPr>
-      </w:pPr>
-    </w:p>
-    <w:p>
-      <w:pPr>
-        <w:numPr>
-          <w:ilvl w:val="0"/>
-          <w:numId w:val="8"/>
-        </w:numPr>
-        <w:spacing w:before="100" w:beforeAutospacing="1" w:after="100" w:afterAutospacing="1" w:line="240" w:lineRule="auto"/>
-        <w:rPr>
-          <w:rFonts w:eastAsia="Times New Roman"/>
-          <w:color w:val="auto"/>
-          <w:kern w:val="0"/>
-          <w14:ligatures w14:val="none"/>
-        </w:rPr>
-      </w:pPr>
-    </w:p>
-    <w:p>
-      <w:pPr>
-        <w:numPr>
-          <w:ilvl w:val="0"/>
-          <w:numId w:val="8"/>
-        </w:numPr>
-        <w:spacing w:before="100" w:beforeAutospacing="1" w:after="100" w:afterAutospacing="1" w:line="240" w:lineRule="auto"/>
-        <w:rPr>
-          <w:rFonts w:eastAsia="Times New Roman"/>
-          <w:color w:val="auto"/>
-          <w:kern w:val="0"/>
-          <w14:ligatures w14:val="none"/>
-        </w:rPr>
-      </w:pPr>
-    </w:p>
-    <w:p>
-      <w:pPr>
-        <w:numPr>
-          <w:ilvl w:val="0"/>
-          <w:numId w:val="8"/>
-        </w:numPr>
-        <w:spacing w:before="100" w:beforeAutospacing="1" w:after="100" w:afterAutospacing="1" w:line="240" w:lineRule="auto"/>
-        <w:rPr>
-          <w:rFonts w:eastAsia="Times New Roman"/>
-          <w:color w:val="auto"/>
-          <w:kern w:val="0"/>
-          <w14:ligatures w14:val="none"/>
-        </w:rPr>
-      </w:pPr>
-    </w:p>
-    <w:p>
-      <w:pPr>
-        <w:numPr>
-          <w:ilvl w:val="0"/>
-          <w:numId w:val="8"/>
-        </w:numPr>
-        <w:spacing w:before="100" w:beforeAutospacing="1" w:after="100" w:afterAutospacing="1" w:line="240" w:lineRule="auto"/>
-        <w:rPr>
-          <w:rFonts w:eastAsia="Times New Roman"/>
-          <w:color w:val="auto"/>
-          <w:kern w:val="0"/>
-          <w14:ligatures w14:val="none"/>
-        </w:rPr>
-      </w:pPr>
-    </w:p>
-    <w:p>
-      <w:pPr>
-        <w:spacing w:before="100" w:beforeAutospacing="1" w:after="100" w:afterAutospacing="1" w:line="240" w:lineRule="auto"/>
-        <w:ind w:left="0" w:firstLine="0"/>
-        <w:rPr>
-          <w:rFonts w:eastAsia="Times New Roman"/>
-          <w:color w:val="auto"/>
-          <w:kern w:val="0"/>
-          <w14:ligatures w14:val="none"/>
-        </w:rPr>
-      </w:pPr>
-    </w:p>
-    <w:p>
-      <w:pPr>
-        <w:spacing w:before="100" w:beforeAutospacing="1" w:after="100" w:afterAutospacing="1" w:line="240" w:lineRule="auto"/>
+        <w:keepNext/>
+        <w:spacing w:before="200"/>
+      </w:pPr>
+      <w:r>
+        <w:rPr>
+          <w:b/>
+          <w:sz w:val="22"/>
+        </w:rPr>
+        <w:t>Problema, público e contexto</w:t>
+      </w:r>
+    </w:p>
+    <w:p>
+      <w:pPr>
+        <w:widowControl/>
+        <w:spacing w:after="160" w:line="276" w:lineRule="auto"/>
+      </w:pPr>
+      <w:r>
+        <w:rPr>
+          <w:sz w:val="22"/>
+        </w:rPr>
+        <w:t>O NutriVibe foi concebido para apoiar a organização da alimentação e a exploração de variedade alimentar, respeitando restrições e seletividade. Na rotina familiar, responsáveis podem encontrar dificuldade para registrar o que foi consumido, reconhecer padrões e apresentar novas possibilidades sem desconsiderar cores, texturas ou alimentos recusados. O projeto reúne essas informações em uma interface acessível pelo navegador.</w:t>
+      </w:r>
+    </w:p>
+    <w:p>
+      <w:pPr>
+        <w:widowControl/>
+        <w:spacing w:after="160" w:line="276" w:lineRule="auto"/>
+      </w:pPr>
+      <w:r>
+        <w:rPr>
+          <w:sz w:val="22"/>
+        </w:rPr>
+        <w:t>O público-alvo previsto são responsáveis e crianças, especialmente famílias que enfrentam seletividade alimentar. O setor impactado é o de educação e promoção da saúde no cotidiano. A identificação desse público orienta o produto; não representa uma população já atendida ou uma pesquisa de campo concluída. O projeto não realiza diagnóstico, tratamento ou prescrição de dieta.</w:t>
+      </w:r>
+    </w:p>
+    <w:p>
+      <w:pPr>
+        <w:keepNext/>
+        <w:spacing w:before="200"/>
+      </w:pPr>
+      <w:r>
+        <w:rPr>
+          <w:b/>
+          <w:sz w:val="22"/>
+        </w:rPr>
+        <w:t>Solução e valor entregue</w:t>
+      </w:r>
+    </w:p>
+    <w:p>
+      <w:pPr>
+        <w:widowControl/>
+        <w:spacing w:after="160" w:line="276" w:lineRule="auto"/>
+      </w:pPr>
+      <w:r>
+        <w:rPr>
+          <w:sz w:val="22"/>
+        </w:rPr>
+        <w:t>A solução é composta por uma landing page e um aplicativo Web separado. A primeira apresenta a proposta e recebe contatos com consentimento. O aplicativo permite cadastrar preferências, registrar alimentos por refeição e data, consultar o resumo diário e explorar sugestões compatíveis com o perfil. A foto é uma alternativa de entrada: o usuário confirma ou corrige o alimento, escolhe a referência nutricional e informa o peso antes do cálculo.</w:t>
+      </w:r>
+    </w:p>
+    <w:p>
+      <w:pPr>
+        <w:widowControl/>
+        <w:spacing w:after="160" w:line="276" w:lineRule="auto"/>
+      </w:pPr>
+      <w:r>
+        <w:rPr>
+          <w:sz w:val="22"/>
+        </w:rPr>
+        <w:t>O valor entregue é reduzir a dispersão das informações e tornar o acompanhamento diário compreensível. A recomendação procura ampliar a variedade de grupos alimentares registrados, sem afirmar que a ausência de um grupo demonstra deficiência nutricional. A estimativa de nutrientes apresenta referências e limitações, em vez de deduzir ingredientes ou gramas pela aparência de uma foto.</w:t>
+      </w:r>
+    </w:p>
+    <w:p>
+      <w:pPr>
+        <w:keepNext/>
+        <w:spacing w:before="200"/>
+      </w:pPr>
+      <w:r>
+        <w:rPr>
+          <w:b/>
+          <w:sz w:val="22"/>
+        </w:rPr>
+        <w:t>Relação com os Objetivos de Desenvolvimento Sustentável</w:t>
+      </w:r>
+    </w:p>
+    <w:p>
+      <w:pPr>
+        <w:widowControl/>
+        <w:spacing w:after="160" w:line="276" w:lineRule="auto"/>
+      </w:pPr>
+      <w:r>
+        <w:rPr>
+          <w:sz w:val="22"/>
+        </w:rPr>
+        <w:t>O ODS 3 — Saúde e Bem-Estar — relaciona-se ao apoio educativo e à organização de informações alimentares. O ODS 12 — Consumo e Produção Responsáveis — aparece nos conteúdos sobre planejamento e redução de desperdício. Esses vínculos expressam a finalidade da proposta; benefícios clínicos, mudanças de hábito e redução efetiva de desperdício ainda dependem de avaliação com usuários.</w:t>
+      </w:r>
+    </w:p>
+    <w:p>
+      <w:pPr>
+        <w:keepNext/>
+        <w:spacing w:before="200"/>
+      </w:pPr>
+      <w:r>
+        <w:rPr>
+          <w:b/>
+          <w:sz w:val="22"/>
+        </w:rPr>
+        <w:t>Viabilidade no semestre</w:t>
+      </w:r>
+    </w:p>
+    <w:p>
+      <w:pPr>
+        <w:widowControl/>
+        <w:spacing w:after="160" w:line="276" w:lineRule="auto"/>
+      </w:pPr>
+      <w:r>
+        <w:rPr>
+          <w:sz w:val="22"/>
+        </w:rPr>
+        <w:t>Conforme informado pela equipe, o projeto começou em agosto de 2026, com implementação do aplicativo concentrada em outubro. A viabilidade foi favorecida pelo uso de HTML, CSS e JavaScript, catálogo delimitado, módulos reutilizáveis e entregas incrementais. O resultado atual inclui publicação na Vercel e persistência de contatos no Neon, mantendo os registros alimentares no navegador.</w:t>
+      </w:r>
+    </w:p>
+    <w:p>
+      <w:pPr>
+        <w:spacing w:before="280" w:beforeAutospacing="1" w:after="100" w:afterAutospacing="1" w:line="240" w:lineRule="auto"/>
         <w:ind w:left="0" w:firstLine="0"/>
         <w:outlineLvl w:val="1"/>
         <w:rPr>
@@ -722,6 +683,7 @@
           <w:szCs w:val="32"/>
           <w14:ligatures w14:val="none"/>
         </w:rPr>
+        <w:keepNext/>
       </w:pPr>
       <w:r>
         <w:rPr>
@@ -739,238 +701,479 @@
     </w:p>
     <w:p>
       <w:pPr>
-        <w:spacing w:before="100" w:beforeAutospacing="1" w:after="100" w:afterAutospacing="1" w:line="240" w:lineRule="auto"/>
-        <w:ind w:left="0" w:firstLine="0"/>
-        <w:rPr>
-          <w:rFonts w:eastAsia="Times New Roman"/>
-          <w:color w:val="auto"/>
-          <w:kern w:val="0"/>
-          <w14:ligatures w14:val="none"/>
-        </w:rPr>
-      </w:pPr>
-      <w:r>
-        <w:rPr>
-          <w:rFonts w:eastAsia="Times New Roman"/>
-          <w:color w:val="auto"/>
-          <w:kern w:val="0"/>
-          <w14:ligatures w14:val="none"/>
-        </w:rPr>
-        <w:t xml:space="preserve">A representação visual evoluiu para páginas navegáveis. A landing page apresenta problema, solução, funcionalidades, recursos planejados e formulário de contato. O aplicativo possui as telas Visão geral, Diário alimentar, Meu dia, Preferências e Aprender. A versão publicada permite consultar diretamente essas interfaces.</w:t>
-      </w:r>
-    </w:p>
-    <w:p>
-      <w:pPr>
-        <w:spacing w:before="100" w:beforeAutospacing="1" w:after="100" w:afterAutospacing="1" w:line="240" w:lineRule="auto"/>
-        <w:ind w:left="0" w:firstLine="0"/>
-        <w:rPr>
-          <w:rFonts w:eastAsia="Times New Roman"/>
-          <w:color w:val="auto"/>
-          <w:kern w:val="0"/>
-          <w14:ligatures w14:val="none"/>
-        </w:rPr>
-      </w:pPr>
-      <w:r>
-        <w:rPr>
-          <w:rFonts w:eastAsia="Times New Roman"/>
-          <w:color w:val="auto"/>
-          <w:kern w:val="0"/>
-          <w14:ligatures w14:val="none"/>
-        </w:rPr>
-        <w:t xml:space="preserve">O fluxo básico começa pelas preferências, segue pelo diário e termina no resumo do dia. No perfil, o usuário informa nome, restrições e seletividade. No diário, escolhe data e refeição e seleciona alimento pelo catálogo ou por foto. Ao confirmar uma referência nutricional, informa o peso. O resumo reúne grupos alimentares, nutrientes disponíveis e opções compatíveis com o perfil.</w:t>
-      </w:r>
-    </w:p>
-    <w:p>
-      <w:pPr>
-        <w:spacing w:before="100" w:beforeAutospacing="1" w:after="100" w:afterAutospacing="1" w:line="240" w:lineRule="auto"/>
-        <w:ind w:left="0" w:firstLine="0"/>
-        <w:rPr>
-          <w:rFonts w:eastAsia="Times New Roman"/>
-          <w:color w:val="auto"/>
-          <w:kern w:val="0"/>
-          <w14:ligatures w14:val="none"/>
-        </w:rPr>
-      </w:pPr>
-      <w:r>
-        <w:rPr>
-          <w:rFonts w:eastAsia="Times New Roman"/>
-          <w:color w:val="auto"/>
-          <w:kern w:val="0"/>
-          <w14:ligatures w14:val="none"/>
-        </w:rPr>
-        <w:t xml:space="preserve">A identidade visual utiliza a marca NutriVibe em verde e amarelo. A landing page mantém uma composição de apresentação com cores sólidas. O aplicativo adota aparência de painel, com navegação lateral no computador, indicadores e registros do dia. Em telas menores, utiliza menu e organização responsiva. A marca possui versão com transparência, sem as grandes margens do arquivo original.</w:t>
-      </w:r>
-    </w:p>
-    <w:p>
-      <w:pPr>
-        <w:numPr>
-          <w:ilvl w:val="0"/>
-          <w:numId w:val="9"/>
-        </w:numPr>
-        <w:spacing w:before="100" w:beforeAutospacing="1" w:after="100" w:afterAutospacing="1" w:line="240" w:lineRule="auto"/>
-        <w:rPr>
-          <w:rFonts w:eastAsia="Times New Roman"/>
-          <w:color w:val="auto"/>
-          <w:kern w:val="0"/>
-          <w14:ligatures w14:val="none"/>
-        </w:rPr>
-      </w:pPr>
-      <w:r>
-        <w:rPr>
-          <w:rFonts w:eastAsia="Times New Roman"/>
-          <w:color w:val="auto"/>
-          <w:kern w:val="0"/>
-          <w14:ligatures w14:val="none"/>
-        </w:rPr>
-        <w:t xml:space="preserve">A solução foi pensada para ambiente Web responsivo, acessível por navegador em computador ou celular. As capturas de telas estão em NutriVibe/documentacoes/evidencias no repositório. Evidências: https://github.com/huezinho/projeto/tree/main/NutriVibe/documentacoes/evidencias . A navegação foi verificada em larguras de 360, 768 e 1280 pixels; isso não equivale a uma avaliação completa de usabilidade com participantes externos.</w:t>
-      </w:r>
-    </w:p>
-    <w:p>
-      <w:pPr>
-        <w:numPr>
-          <w:ilvl w:val="0"/>
-          <w:numId w:val="9"/>
-        </w:numPr>
-        <w:spacing w:before="100" w:beforeAutospacing="1" w:after="100" w:afterAutospacing="1" w:line="240" w:lineRule="auto"/>
-        <w:rPr>
-          <w:rFonts w:eastAsia="Times New Roman"/>
-          <w:color w:val="auto"/>
-          <w:kern w:val="0"/>
-          <w14:ligatures w14:val="none"/>
-        </w:rPr>
-      </w:pPr>
-    </w:p>
-    <w:p>
-      <w:pPr>
-        <w:numPr>
-          <w:ilvl w:val="0"/>
-          <w:numId w:val="9"/>
-        </w:numPr>
-        <w:spacing w:before="100" w:beforeAutospacing="1" w:after="100" w:afterAutospacing="1" w:line="240" w:lineRule="auto"/>
-        <w:rPr>
-          <w:rFonts w:eastAsia="Times New Roman"/>
-          <w:color w:val="auto"/>
-          <w:kern w:val="0"/>
-          <w14:ligatures w14:val="none"/>
-        </w:rPr>
-      </w:pPr>
-    </w:p>
-    <w:p>
-      <w:pPr>
-        <w:numPr>
-          <w:ilvl w:val="0"/>
-          <w:numId w:val="9"/>
-        </w:numPr>
-        <w:spacing w:before="100" w:beforeAutospacing="1" w:after="100" w:afterAutospacing="1" w:line="240" w:lineRule="auto"/>
-        <w:rPr>
-          <w:rFonts w:eastAsia="Times New Roman"/>
-          <w:color w:val="auto"/>
-          <w:kern w:val="0"/>
-          <w14:ligatures w14:val="none"/>
-        </w:rPr>
-      </w:pPr>
-    </w:p>
-    <w:p>
-      <w:pPr>
-        <w:numPr>
-          <w:ilvl w:val="0"/>
-          <w:numId w:val="9"/>
-        </w:numPr>
-        <w:spacing w:before="100" w:beforeAutospacing="1" w:after="100" w:afterAutospacing="1" w:line="240" w:lineRule="auto"/>
-        <w:rPr>
-          <w:rFonts w:eastAsia="Times New Roman"/>
-          <w:color w:val="auto"/>
-          <w:kern w:val="0"/>
-          <w14:ligatures w14:val="none"/>
-        </w:rPr>
-      </w:pPr>
-    </w:p>
-    <w:p>
-      <w:pPr>
-        <w:spacing w:before="100" w:beforeAutospacing="1" w:after="100" w:afterAutospacing="1" w:line="240" w:lineRule="auto"/>
-        <w:ind w:left="0" w:firstLine="0"/>
-        <w:rPr>
-          <w:rFonts w:eastAsia="Times New Roman"/>
-          <w:color w:val="auto"/>
-          <w:kern w:val="0"/>
-          <w14:ligatures w14:val="none"/>
-        </w:rPr>
-      </w:pPr>
-    </w:p>
-    <w:p>
-      <w:pPr>
-        <w:numPr>
-          <w:ilvl w:val="0"/>
-          <w:numId w:val="10"/>
-        </w:numPr>
-        <w:spacing w:before="100" w:beforeAutospacing="1" w:after="100" w:afterAutospacing="1" w:line="240" w:lineRule="auto"/>
-        <w:rPr>
-          <w:rFonts w:eastAsia="Times New Roman"/>
-          <w:color w:val="auto"/>
-          <w:kern w:val="0"/>
-          <w14:ligatures w14:val="none"/>
-        </w:rPr>
-      </w:pPr>
-    </w:p>
-    <w:p>
-      <w:pPr>
-        <w:numPr>
-          <w:ilvl w:val="0"/>
-          <w:numId w:val="10"/>
-        </w:numPr>
-        <w:spacing w:before="100" w:beforeAutospacing="1" w:after="100" w:afterAutospacing="1" w:line="240" w:lineRule="auto"/>
-        <w:rPr>
-          <w:rFonts w:eastAsia="Times New Roman"/>
-          <w:color w:val="auto"/>
-          <w:kern w:val="0"/>
-          <w14:ligatures w14:val="none"/>
-        </w:rPr>
-      </w:pPr>
-    </w:p>
-    <w:p>
-      <w:pPr>
-        <w:numPr>
-          <w:ilvl w:val="0"/>
-          <w:numId w:val="10"/>
-        </w:numPr>
-        <w:spacing w:before="100" w:beforeAutospacing="1" w:after="100" w:afterAutospacing="1" w:line="240" w:lineRule="auto"/>
-        <w:rPr>
-          <w:rFonts w:eastAsia="Times New Roman"/>
-          <w:color w:val="auto"/>
-          <w:kern w:val="0"/>
-          <w14:ligatures w14:val="none"/>
-        </w:rPr>
-      </w:pPr>
-    </w:p>
-    <w:p>
-      <w:pPr>
-        <w:numPr>
-          <w:ilvl w:val="0"/>
-          <w:numId w:val="10"/>
-        </w:numPr>
-        <w:spacing w:before="100" w:beforeAutospacing="1" w:after="100" w:afterAutospacing="1" w:line="240" w:lineRule="auto"/>
-        <w:rPr>
-          <w:rFonts w:eastAsia="Times New Roman"/>
-          <w:color w:val="auto"/>
-          <w:kern w:val="0"/>
-          <w14:ligatures w14:val="none"/>
-        </w:rPr>
-      </w:pPr>
-    </w:p>
-    <w:p>
-      <w:pPr>
-        <w:spacing w:before="100" w:beforeAutospacing="1" w:after="100" w:afterAutospacing="1" w:line="240" w:lineRule="auto"/>
-        <w:ind w:left="0" w:firstLine="0"/>
-        <w:rPr>
-          <w:rFonts w:eastAsia="Times New Roman"/>
-          <w:color w:val="auto"/>
-          <w:kern w:val="0"/>
-          <w14:ligatures w14:val="none"/>
-        </w:rPr>
-      </w:pPr>
-    </w:p>
-    <w:p>
-      <w:pPr>
-        <w:spacing w:after="160"/>
+        <w:keepNext/>
+        <w:spacing w:before="200"/>
+      </w:pPr>
+      <w:r>
+        <w:rPr>
+          <w:b/>
+          <w:sz w:val="22"/>
+        </w:rPr>
+        <w:t>Das telas iniciais à interface navegável</w:t>
+      </w:r>
+    </w:p>
+    <w:p>
+      <w:pPr>
+        <w:widowControl/>
+        <w:spacing w:after="160" w:line="276" w:lineRule="auto"/>
+      </w:pPr>
+      <w:r>
+        <w:rPr>
+          <w:sz w:val="22"/>
+        </w:rPr>
+        <w:t>A representação visual evoluiu para páginas implementadas. A landing page concentra apresentação do problema, solução, funcionalidades e formulário. O aplicativo adota uma organização própria de ferramenta: navegação lateral no computador, painel do dia e controles de registro. As cores verde e amarelo identificam a marca; fundos sólidos e hierarquia tipográfica mantêm legibilidade. A logo é utilizada com transparência e margens reduzidas.</w:t>
+      </w:r>
+    </w:p>
+    <w:tbl>
+      <w:tblPr>
+        <w:tblW w:type="auto" w:w="0"/>
+        <w:tblLook w:firstColumn="1" w:firstRow="1" w:lastColumn="0" w:lastRow="0" w:noHBand="0" w:noVBand="1" w:val="04A0"/>
+        <w:tblBorders>
+          <w:top w:val="single" w:sz="4" w:color="A0A0A0"/>
+          <w:left w:val="single" w:sz="4" w:color="A0A0A0"/>
+          <w:bottom w:val="single" w:sz="4" w:color="A0A0A0"/>
+          <w:right w:val="single" w:sz="4" w:color="A0A0A0"/>
+          <w:insideH w:val="single" w:sz="4" w:color="A0A0A0"/>
+          <w:insideV w:val="single" w:sz="4" w:color="A0A0A0"/>
+        </w:tblBorders>
+      </w:tblPr>
+      <w:tblGrid>
+        <w:gridCol w:w="2929"/>
+        <w:gridCol w:w="2929"/>
+        <w:gridCol w:w="2929"/>
+      </w:tblGrid>
+      <w:tr>
+        <w:trPr>
+          <w:tblHeader/>
+          <w:cantSplit/>
+        </w:trPr>
+        <w:tc>
+          <w:tcPr>
+            <w:tcW w:type="dxa" w:w="2929"/>
+          </w:tcPr>
+          <w:p>
+            <w:pPr>
+              <w:keepNext/>
+              <w:spacing w:after="80"/>
+            </w:pPr>
+            <w:r>
+              <w:rPr>
+                <w:b/>
+                <w:sz w:val="20"/>
+              </w:rPr>
+              <w:t>Tela</w:t>
+            </w:r>
+          </w:p>
+        </w:tc>
+        <w:tc>
+          <w:tcPr>
+            <w:tcW w:type="dxa" w:w="2929"/>
+          </w:tcPr>
+          <w:p>
+            <w:pPr>
+              <w:keepNext/>
+              <w:spacing w:after="80"/>
+            </w:pPr>
+            <w:r>
+              <w:rPr>
+                <w:b/>
+                <w:sz w:val="20"/>
+              </w:rPr>
+              <w:t>Interação principal</w:t>
+            </w:r>
+          </w:p>
+        </w:tc>
+        <w:tc>
+          <w:tcPr>
+            <w:tcW w:type="dxa" w:w="2929"/>
+          </w:tcPr>
+          <w:p>
+            <w:pPr>
+              <w:keepNext/>
+              <w:spacing w:after="80"/>
+            </w:pPr>
+            <w:r>
+              <w:rPr>
+                <w:b/>
+                <w:sz w:val="20"/>
+              </w:rPr>
+              <w:t>Resultado esperado</w:t>
+            </w:r>
+          </w:p>
+        </w:tc>
+      </w:tr>
+      <w:tr>
+        <w:trPr>
+          <w:cantSplit/>
+        </w:trPr>
+        <w:tc>
+          <w:tcPr>
+            <w:tcW w:type="dxa" w:w="2929"/>
+          </w:tcPr>
+          <w:p>
+            <w:pPr>
+              <w:keepNext/>
+              <w:spacing w:after="80"/>
+            </w:pPr>
+            <w:r>
+              <w:rPr>
+                <w:sz w:val="20"/>
+              </w:rPr>
+              <w:t>Visão geral</w:t>
+            </w:r>
+          </w:p>
+        </w:tc>
+        <w:tc>
+          <w:tcPr>
+            <w:tcW w:type="dxa" w:w="2929"/>
+          </w:tcPr>
+          <w:p>
+            <w:pPr>
+              <w:keepNext/>
+              <w:spacing w:after="80"/>
+            </w:pPr>
+            <w:r>
+              <w:rPr>
+                <w:sz w:val="20"/>
+              </w:rPr>
+              <w:t>Consultar indicadores e registros de hoje; abrir o diário.</w:t>
+            </w:r>
+          </w:p>
+        </w:tc>
+        <w:tc>
+          <w:tcPr>
+            <w:tcW w:type="dxa" w:w="2929"/>
+          </w:tcPr>
+          <w:p>
+            <w:pPr>
+              <w:keepNext/>
+              <w:spacing w:after="80"/>
+            </w:pPr>
+            <w:r>
+              <w:rPr>
+                <w:sz w:val="20"/>
+              </w:rPr>
+              <w:t>Entender o estado atual sem percorrer todas as páginas.</w:t>
+            </w:r>
+          </w:p>
+        </w:tc>
+      </w:tr>
+      <w:tr>
+        <w:trPr>
+          <w:cantSplit/>
+        </w:trPr>
+        <w:tc>
+          <w:tcPr>
+            <w:tcW w:type="dxa" w:w="2929"/>
+          </w:tcPr>
+          <w:p>
+            <w:pPr>
+              <w:keepNext/>
+              <w:spacing w:after="80"/>
+            </w:pPr>
+            <w:r>
+              <w:rPr>
+                <w:sz w:val="20"/>
+              </w:rPr>
+              <w:t>Preferências</w:t>
+            </w:r>
+          </w:p>
+        </w:tc>
+        <w:tc>
+          <w:tcPr>
+            <w:tcW w:type="dxa" w:w="2929"/>
+          </w:tcPr>
+          <w:p>
+            <w:pPr>
+              <w:keepNext/>
+              <w:spacing w:after="80"/>
+            </w:pPr>
+            <w:r>
+              <w:rPr>
+                <w:sz w:val="20"/>
+              </w:rPr>
+              <w:t>Informar nome, restrições, cores, texturas e alimentos evitados.</w:t>
+            </w:r>
+          </w:p>
+        </w:tc>
+        <w:tc>
+          <w:tcPr>
+            <w:tcW w:type="dxa" w:w="2929"/>
+          </w:tcPr>
+          <w:p>
+            <w:pPr>
+              <w:keepNext/>
+              <w:spacing w:after="80"/>
+            </w:pPr>
+            <w:r>
+              <w:rPr>
+                <w:sz w:val="20"/>
+              </w:rPr>
+              <w:t>Orientar filtros e sugestões de acordo com o perfil.</w:t>
+            </w:r>
+          </w:p>
+        </w:tc>
+      </w:tr>
+      <w:tr>
+        <w:trPr>
+          <w:cantSplit/>
+        </w:trPr>
+        <w:tc>
+          <w:tcPr>
+            <w:tcW w:type="dxa" w:w="2929"/>
+          </w:tcPr>
+          <w:p>
+            <w:pPr>
+              <w:keepNext/>
+              <w:spacing w:after="80"/>
+            </w:pPr>
+            <w:r>
+              <w:rPr>
+                <w:sz w:val="20"/>
+              </w:rPr>
+              <w:t>Diário alimentar</w:t>
+            </w:r>
+          </w:p>
+        </w:tc>
+        <w:tc>
+          <w:tcPr>
+            <w:tcW w:type="dxa" w:w="2929"/>
+          </w:tcPr>
+          <w:p>
+            <w:pPr>
+              <w:keepNext/>
+              <w:spacing w:after="80"/>
+            </w:pPr>
+            <w:r>
+              <w:rPr>
+                <w:sz w:val="20"/>
+              </w:rPr>
+              <w:t>Selecionar dia/refeição; buscar alimento ou usar foto; confirmar peso.</w:t>
+            </w:r>
+          </w:p>
+        </w:tc>
+        <w:tc>
+          <w:tcPr>
+            <w:tcW w:type="dxa" w:w="2929"/>
+          </w:tcPr>
+          <w:p>
+            <w:pPr>
+              <w:keepNext/>
+              <w:spacing w:after="80"/>
+            </w:pPr>
+            <w:r>
+              <w:rPr>
+                <w:sz w:val="20"/>
+              </w:rPr>
+              <w:t>Registrar uma entrada coerente e editável por remoção.</w:t>
+            </w:r>
+          </w:p>
+        </w:tc>
+      </w:tr>
+      <w:tr>
+        <w:trPr>
+          <w:cantSplit/>
+        </w:trPr>
+        <w:tc>
+          <w:tcPr>
+            <w:tcW w:type="dxa" w:w="2929"/>
+          </w:tcPr>
+          <w:p>
+            <w:pPr>
+              <w:keepNext/>
+              <w:spacing w:after="80"/>
+            </w:pPr>
+            <w:r>
+              <w:rPr>
+                <w:sz w:val="20"/>
+              </w:rPr>
+              <w:t>Meu dia</w:t>
+            </w:r>
+          </w:p>
+        </w:tc>
+        <w:tc>
+          <w:tcPr>
+            <w:tcW w:type="dxa" w:w="2929"/>
+          </w:tcPr>
+          <w:p>
+            <w:pPr>
+              <w:keepNext/>
+              <w:spacing w:after="80"/>
+            </w:pPr>
+            <w:r>
+              <w:rPr>
+                <w:sz w:val="20"/>
+              </w:rPr>
+              <w:t>Escolher data e consultar grupos, nutrientes e sugestões.</w:t>
+            </w:r>
+          </w:p>
+        </w:tc>
+        <w:tc>
+          <w:tcPr>
+            <w:tcW w:type="dxa" w:w="2929"/>
+          </w:tcPr>
+          <w:p>
+            <w:pPr>
+              <w:keepNext/>
+              <w:spacing w:after="80"/>
+            </w:pPr>
+            <w:r>
+              <w:rPr>
+                <w:sz w:val="20"/>
+              </w:rPr>
+              <w:t>Acompanhar apenas o dia selecionado e reconhecer dados ausentes.</w:t>
+            </w:r>
+          </w:p>
+        </w:tc>
+      </w:tr>
+      <w:tr>
+        <w:trPr>
+          <w:cantSplit/>
+        </w:trPr>
+        <w:tc>
+          <w:tcPr>
+            <w:tcW w:type="dxa" w:w="2929"/>
+          </w:tcPr>
+          <w:p>
+            <w:pPr>
+              <w:spacing w:after="80"/>
+            </w:pPr>
+            <w:r>
+              <w:rPr>
+                <w:sz w:val="20"/>
+              </w:rPr>
+              <w:t>Aprender</w:t>
+            </w:r>
+          </w:p>
+        </w:tc>
+        <w:tc>
+          <w:tcPr>
+            <w:tcW w:type="dxa" w:w="2929"/>
+          </w:tcPr>
+          <w:p>
+            <w:pPr>
+              <w:spacing w:after="80"/>
+            </w:pPr>
+            <w:r>
+              <w:rPr>
+                <w:sz w:val="20"/>
+              </w:rPr>
+              <w:t>Consultar conteúdos e perguntas frequentes.</w:t>
+            </w:r>
+          </w:p>
+        </w:tc>
+        <w:tc>
+          <w:tcPr>
+            <w:tcW w:type="dxa" w:w="2929"/>
+          </w:tcPr>
+          <w:p>
+            <w:pPr>
+              <w:spacing w:after="80"/>
+            </w:pPr>
+            <w:r>
+              <w:rPr>
+                <w:sz w:val="20"/>
+              </w:rPr>
+              <w:t>Compreender cuidados e limites de uso.</w:t>
+            </w:r>
+          </w:p>
+        </w:tc>
+      </w:tr>
+    </w:tbl>
+    <w:p/>
+    <w:p>
+      <w:pPr>
+        <w:widowControl/>
+        <w:spacing w:after="160" w:line="276" w:lineRule="auto"/>
+      </w:pPr>
+      <w:r>
+        <w:rPr>
+          <w:sz w:val="22"/>
+        </w:rPr>
+        <w:t>Fluxo principal: Preferências → Diário alimentar → seleção ou identificação → confirmação de referência e peso → registro → Meu dia. Quando o reconhecimento não oferece resultado aceitável, o usuário informa o alimento pelo catálogo ou por nome. Um prato composto não é convertido automaticamente em ingredientes ou valores nutricionais presumidos.</w:t>
+      </w:r>
+    </w:p>
+    <w:p>
+      <w:pPr>
+        <w:keepNext/>
+      </w:pPr>
+      <w:r>
+        <w:rPr>
+          <w:sz w:val="22"/>
+        </w:rPr>
+        <w:drawing>
+          <wp:inline xmlns:a="http://schemas.openxmlformats.org/drawingml/2006/main" xmlns:pic="http://schemas.openxmlformats.org/drawingml/2006/picture">
+            <wp:extent cx="5212080" cy="3929420"/>
+            <wp:docPr id="53" name="Picture 53"/>
+            <wp:cNvGraphicFramePr>
+              <a:graphicFrameLocks noChangeAspect="1"/>
+            </wp:cNvGraphicFramePr>
+            <a:graphic>
+              <a:graphicData uri="http://schemas.openxmlformats.org/drawingml/2006/picture">
+                <pic:pic>
+                  <pic:nvPicPr>
+                    <pic:cNvPr id="0" name="visao-geral-1280.png"/>
+                    <pic:cNvPicPr/>
+                  </pic:nvPicPr>
+                  <pic:blipFill>
+                    <a:blip r:embed="rId11"/>
+                    <a:stretch>
+                      <a:fillRect/>
+                    </a:stretch>
+                  </pic:blipFill>
+                  <pic:spPr>
+                    <a:xfrm>
+                      <a:off x="0" y="0"/>
+                      <a:ext cx="5212080" cy="3929420"/>
+                    </a:xfrm>
+                    <a:prstGeom prst="rect"/>
+                  </pic:spPr>
+                </pic:pic>
+              </a:graphicData>
+            </a:graphic>
+          </wp:inline>
+        </w:drawing>
+      </w:r>
+    </w:p>
+    <w:p>
+      <w:pPr>
+        <w:spacing w:after="200"/>
+      </w:pPr>
+      <w:r>
+        <w:rPr>
+          <w:i/>
+          <w:sz w:val="18"/>
+        </w:rPr>
+        <w:t>Figura 1 — Visão geral do aplicativo em 1280 pixels. Captura do fluxo técnico de teste; os dados apresentados pertencem ao cenário de validação.</w:t>
+      </w:r>
+    </w:p>
+    <w:p>
+      <w:pPr>
+        <w:widowControl/>
+        <w:spacing w:after="160" w:line="276" w:lineRule="auto"/>
+      </w:pPr>
+      <w:r>
+        <w:rPr>
+          <w:sz w:val="22"/>
+        </w:rPr>
+        <w:t>As versões móveis também estão documentadas nas capturas visao-geral-360.png e recomendacoes-360.png, na pasta de evidências do projeto. As imagens completas permitem conferir a disposição vertical sem reduzir o conteúdo a uma reprodução ilegível neste relatório.</w:t>
+      </w:r>
+    </w:p>
+    <w:p>
+      <w:pPr>
+        <w:widowControl/>
+        <w:spacing w:after="160" w:line="276" w:lineRule="auto"/>
+      </w:pPr>
+      <w:r>
+        <w:rPr>
+          <w:sz w:val="22"/>
+        </w:rPr>
+        <w:t>A solução foi projetada para Web responsiva. No celular, o menu concentra a navegação e os cartões se reorganizam; no computador, a navegação lateral separa o espaço de trabalho da página de apresentação. As capturas são evidências da interface implementada, não substituem testes de usabilidade com público externo.</w:t>
+      </w:r>
+    </w:p>
+    <w:p>
+      <w:pPr>
+        <w:spacing w:after="160" w:before="280"/>
         <w:ind w:left="0" w:firstLine="0"/>
         <w:rPr>
           <w:rFonts w:eastAsia="Times New Roman"/>
@@ -982,6 +1185,7 @@
           <w:szCs w:val="32"/>
           <w14:ligatures w14:val="none"/>
         </w:rPr>
+        <w:keepNext/>
       </w:pPr>
       <w:r>
         <w:rPr>
@@ -1007,277 +1211,838 @@
     </w:p>
     <w:p>
       <w:pPr>
-        <w:spacing w:before="100" w:beforeAutospacing="1" w:after="100" w:afterAutospacing="1" w:line="240" w:lineRule="auto"/>
-        <w:ind w:left="0" w:firstLine="0"/>
-        <w:rPr>
-          <w:rFonts w:eastAsia="Times New Roman"/>
-          <w:color w:val="auto"/>
-          <w:kern w:val="0"/>
-          <w14:ligatures w14:val="none"/>
-        </w:rPr>
-      </w:pPr>
-      <w:r>
-        <w:rPr>
-          <w:rFonts w:eastAsia="Times New Roman"/>
-          <w:color w:val="auto"/>
-          <w:kern w:val="0"/>
-          <w14:ligatures w14:val="none"/>
-        </w:rPr>
-        <w:t xml:space="preserve">O planejamento utiliza o backlog exportado do Jira, com tarefas TRAB-26 a TRAB-57. O arquivo de referência é NutriVibe/documentacoes/historico/backlog-jira.json. As atividades foram organizadas por dependências: estrutura e identidade; perfil e persistência; diário e filtros; resumo e recomendações; reconhecimento e nutrição; testes, documentação e publicação.</w:t>
-      </w:r>
-    </w:p>
-    <w:p>
-      <w:pPr>
-        <w:spacing w:before="100" w:beforeAutospacing="1" w:after="100" w:afterAutospacing="1" w:line="240" w:lineRule="auto"/>
-        <w:ind w:left="0" w:firstLine="0"/>
-        <w:rPr>
-          <w:rFonts w:eastAsia="Times New Roman"/>
-          <w:color w:val="auto"/>
-          <w:kern w:val="0"/>
-          <w14:ligatures w14:val="none"/>
-        </w:rPr>
-      </w:pPr>
-      <w:r>
-        <w:rPr>
-          <w:rFonts w:eastAsia="Times New Roman"/>
-          <w:color w:val="auto"/>
-          <w:kern w:val="0"/>
-          <w14:ligatures w14:val="none"/>
-        </w:rPr>
-        <w:t xml:space="preserve">A priorização do MVP concentra primeiro o fluxo perfil → registro → resumo. Em seguida entram foto, confirmação nutricional e contato da landing page. Recursos como gamificação completa, contas e sincronização entre dispositivos permanecem fora da entrega atual. O uso de etapas S1, S2 e S3 permite organizar incrementos; não se afirma criação de sprints nativas ou alteração de status no Jira sem registro.</w:t>
-      </w:r>
-    </w:p>
-    <w:p>
-      <w:pPr>
-        <w:spacing w:before="100" w:beforeAutospacing="1" w:after="100" w:afterAutospacing="1" w:line="240" w:lineRule="auto"/>
-        <w:ind w:left="0" w:firstLine="0"/>
-        <w:rPr>
-          <w:rFonts w:eastAsia="Times New Roman"/>
-          <w:color w:val="auto"/>
-          <w:kern w:val="0"/>
-          <w14:ligatures w14:val="none"/>
-        </w:rPr>
-      </w:pPr>
-      <w:r>
-        <w:rPr>
-          <w:rFonts w:eastAsia="Times New Roman"/>
-          <w:color w:val="auto"/>
-          <w:kern w:val="0"/>
-          <w14:ligatures w14:val="none"/>
-        </w:rPr>
-        <w:t xml:space="preserve">Como organização de acompanhamento, o Kanban deve manter as colunas A Fazer, Em Andamento e Concluído. A Fazer reúne validação externa, ampliação da base de fotos e evoluções de sincronização. Em Andamento corresponde às revisões e validações que a equipe iniciar. Concluído pode receber funcionalidades cuja implementação e verificação estejam registradas. Essa descrição é uma proposta de organização e não uma captura do estado atual do Jira.</w:t>
-      </w:r>
-    </w:p>
-    <w:p>
-      <w:pPr>
-        <w:numPr>
-          <w:ilvl w:val="0"/>
-          <w:numId w:val="11"/>
-        </w:numPr>
-        <w:spacing w:before="100" w:beforeAutospacing="1" w:after="100" w:afterAutospacing="1" w:line="240" w:lineRule="auto"/>
-        <w:rPr>
-          <w:rFonts w:eastAsia="Times New Roman"/>
-          <w:color w:val="auto"/>
-          <w:kern w:val="0"/>
-          <w14:ligatures w14:val="none"/>
-        </w:rPr>
-      </w:pPr>
-      <w:r>
-        <w:rPr>
-          <w:rFonts w:eastAsia="Times New Roman"/>
-          <w:color w:val="auto"/>
-          <w:kern w:val="0"/>
-          <w14:ligatures w14:val="none"/>
-        </w:rPr>
-        <w:t xml:space="preserve">Paulo é responsável pela frente JavaScript; Davi, por HTML e acompanhamento do Kanban; Victor, por CSS e identidade visual; Marcelo e Akiane, pelas pesquisas. Para organizar a redação, as pesquisas se dividem entre problema/público/requisitos e fontes nutricionais/reconhecimento/limitações, com validação individual dessa distribuição.</w:t>
-      </w:r>
-    </w:p>
-    <w:p>
-      <w:pPr>
-        <w:numPr>
-          <w:ilvl w:val="0"/>
-          <w:numId w:val="11"/>
-        </w:numPr>
-        <w:spacing w:before="100" w:beforeAutospacing="1" w:after="100" w:afterAutospacing="1" w:line="240" w:lineRule="auto"/>
-        <w:rPr>
-          <w:rFonts w:eastAsia="Times New Roman"/>
-          <w:color w:val="auto"/>
-          <w:kern w:val="0"/>
-          <w14:ligatures w14:val="none"/>
-        </w:rPr>
-      </w:pPr>
-      <w:r>
-        <w:rPr>
-          <w:rFonts w:eastAsia="Times New Roman"/>
-          <w:color w:val="auto"/>
-          <w:kern w:val="0"/>
-          <w14:ligatures w14:val="none"/>
-        </w:rPr>
-        <w:t xml:space="preserve">O Scrum orienta a entrega incremental, a revisão do que foi produzido e a adaptação do próximo ciclo. O Kanban torna visíveis responsáveis, dependências e bloqueios. Critérios de conclusão devem incluir funcionamento, revisão e evidência de teste. As próximas etapas priorizam revisão docente, testes com usuários e aparelhos reais e aperfeiçoamento dos limites identificados.</w:t>
-      </w:r>
-    </w:p>
-    <w:p>
-      <w:pPr>
-        <w:numPr>
-          <w:ilvl w:val="0"/>
-          <w:numId w:val="11"/>
-        </w:numPr>
-        <w:spacing w:before="100" w:beforeAutospacing="1" w:after="100" w:afterAutospacing="1" w:line="240" w:lineRule="auto"/>
-        <w:rPr>
-          <w:rFonts w:eastAsia="Times New Roman"/>
-          <w:color w:val="auto"/>
-          <w:kern w:val="0"/>
-          <w14:ligatures w14:val="none"/>
-        </w:rPr>
-      </w:pPr>
-    </w:p>
-    <w:p>
-      <w:pPr>
-        <w:numPr>
-          <w:ilvl w:val="0"/>
-          <w:numId w:val="11"/>
-        </w:numPr>
-        <w:spacing w:before="100" w:beforeAutospacing="1" w:after="100" w:afterAutospacing="1" w:line="240" w:lineRule="auto"/>
-        <w:rPr>
-          <w:rFonts w:eastAsia="Times New Roman"/>
-          <w:color w:val="auto"/>
-          <w:kern w:val="0"/>
-          <w14:ligatures w14:val="none"/>
-        </w:rPr>
-      </w:pPr>
-    </w:p>
-    <w:p>
-      <w:pPr>
-        <w:numPr>
-          <w:ilvl w:val="0"/>
-          <w:numId w:val="11"/>
-        </w:numPr>
-        <w:spacing w:before="100" w:beforeAutospacing="1" w:after="100" w:afterAutospacing="1" w:line="240" w:lineRule="auto"/>
-        <w:rPr>
-          <w:rFonts w:eastAsia="Times New Roman"/>
-          <w:color w:val="auto"/>
-          <w:kern w:val="0"/>
-          <w14:ligatures w14:val="none"/>
-        </w:rPr>
-      </w:pPr>
-    </w:p>
-    <w:p>
-      <w:pPr>
-        <w:numPr>
-          <w:ilvl w:val="0"/>
-          <w:numId w:val="11"/>
-        </w:numPr>
-        <w:spacing w:before="100" w:beforeAutospacing="1" w:after="100" w:afterAutospacing="1" w:line="240" w:lineRule="auto"/>
-        <w:rPr>
-          <w:rFonts w:eastAsia="Times New Roman"/>
-          <w:color w:val="auto"/>
-          <w:kern w:val="0"/>
-          <w14:ligatures w14:val="none"/>
-        </w:rPr>
-      </w:pPr>
-    </w:p>
-    <w:p>
-      <w:pPr>
-        <w:numPr>
-          <w:ilvl w:val="0"/>
-          <w:numId w:val="11"/>
-        </w:numPr>
-        <w:spacing w:before="100" w:beforeAutospacing="1" w:after="100" w:afterAutospacing="1" w:line="240" w:lineRule="auto"/>
-        <w:rPr>
-          <w:rFonts w:eastAsia="Times New Roman"/>
-          <w:color w:val="auto"/>
-          <w:kern w:val="0"/>
-          <w14:ligatures w14:val="none"/>
-        </w:rPr>
-      </w:pPr>
-    </w:p>
-    <w:p>
-      <w:pPr>
-        <w:spacing w:before="100" w:beforeAutospacing="1" w:after="100" w:afterAutospacing="1" w:line="240" w:lineRule="auto"/>
-        <w:ind w:left="0" w:firstLine="0"/>
-        <w:rPr>
-          <w:rFonts w:eastAsia="Times New Roman"/>
-          <w:color w:val="auto"/>
-          <w:kern w:val="0"/>
-          <w14:ligatures w14:val="none"/>
-        </w:rPr>
-      </w:pPr>
-    </w:p>
-    <w:p>
-      <w:pPr>
-        <w:numPr>
-          <w:ilvl w:val="0"/>
-          <w:numId w:val="12"/>
-        </w:numPr>
-        <w:spacing w:before="100" w:beforeAutospacing="1" w:after="100" w:afterAutospacing="1" w:line="240" w:lineRule="auto"/>
-        <w:rPr>
-          <w:rFonts w:eastAsia="Times New Roman"/>
-          <w:color w:val="auto"/>
-          <w:kern w:val="0"/>
-          <w14:ligatures w14:val="none"/>
-        </w:rPr>
-      </w:pPr>
-    </w:p>
-    <w:p>
-      <w:pPr>
-        <w:numPr>
-          <w:ilvl w:val="0"/>
-          <w:numId w:val="12"/>
-        </w:numPr>
-        <w:spacing w:before="100" w:beforeAutospacing="1" w:after="100" w:afterAutospacing="1" w:line="240" w:lineRule="auto"/>
-        <w:rPr>
-          <w:rFonts w:eastAsia="Times New Roman"/>
-          <w:color w:val="auto"/>
-          <w:kern w:val="0"/>
-          <w14:ligatures w14:val="none"/>
-        </w:rPr>
-      </w:pPr>
-    </w:p>
-    <w:p>
-      <w:pPr>
-        <w:numPr>
-          <w:ilvl w:val="0"/>
-          <w:numId w:val="12"/>
-        </w:numPr>
-        <w:spacing w:before="100" w:beforeAutospacing="1" w:after="100" w:afterAutospacing="1" w:line="240" w:lineRule="auto"/>
-        <w:rPr>
-          <w:rFonts w:eastAsia="Times New Roman"/>
-          <w:color w:val="auto"/>
-          <w:kern w:val="0"/>
-          <w14:ligatures w14:val="none"/>
-        </w:rPr>
-      </w:pPr>
-    </w:p>
-    <w:p>
-      <w:pPr>
-        <w:numPr>
-          <w:ilvl w:val="0"/>
-          <w:numId w:val="12"/>
-        </w:numPr>
-        <w:spacing w:before="100" w:beforeAutospacing="1" w:after="100" w:afterAutospacing="1" w:line="240" w:lineRule="auto"/>
-        <w:rPr>
-          <w:rFonts w:eastAsia="Times New Roman"/>
-          <w:color w:val="auto"/>
-          <w:kern w:val="0"/>
-          <w14:ligatures w14:val="none"/>
-        </w:rPr>
-      </w:pPr>
-    </w:p>
-    <w:p>
-      <w:pPr>
-        <w:spacing w:before="100" w:beforeAutospacing="1" w:after="100" w:afterAutospacing="1" w:line="240" w:lineRule="auto"/>
-        <w:ind w:left="0" w:firstLine="0"/>
-        <w:rPr>
-          <w:rFonts w:eastAsia="Times New Roman"/>
-          <w:color w:val="auto"/>
-          <w:kern w:val="0"/>
-          <w14:ligatures w14:val="none"/>
-        </w:rPr>
-      </w:pPr>
-    </w:p>
-    <w:p>
-      <w:pPr>
-        <w:spacing w:before="100" w:beforeAutospacing="1" w:after="100" w:afterAutospacing="1" w:line="240" w:lineRule="auto"/>
+        <w:keepNext/>
+        <w:spacing w:before="200"/>
+      </w:pPr>
+      <w:r>
+        <w:rPr>
+          <w:b/>
+          <w:sz w:val="22"/>
+        </w:rPr>
+        <w:t>Backlog e priorização</w:t>
+      </w:r>
+    </w:p>
+    <w:p>
+      <w:pPr>
+        <w:widowControl/>
+        <w:spacing w:after="160" w:line="276" w:lineRule="auto"/>
+      </w:pPr>
+      <w:r>
+        <w:rPr>
+          <w:sz w:val="22"/>
+        </w:rPr>
+        <w:t>O planejamento utiliza o backlog exportado do Jira, com tarefas TRAB-26 a TRAB-57, preservado em documentacoes/historico/backlog-jira.json. As etapas S1, S2 e S3 organizam incrementos por etiquetas; não há confirmação de sprints nativas criadas na ferramenta. A ordem de implementação considera dependências: estrutura e identidade, preferências, diário, resumo, reconhecimento, integração e validação.</w:t>
+      </w:r>
+    </w:p>
+    <w:p>
+      <w:pPr>
+        <w:widowControl/>
+        <w:spacing w:after="160" w:line="276" w:lineRule="auto"/>
+      </w:pPr>
+      <w:r>
+        <w:rPr>
+          <w:sz w:val="22"/>
+        </w:rPr>
+        <w:t>O escopo acadêmico inicial do backlog previa frontend em HTML, CSS e JavaScript, sem backend e banco obrigatórios. Posteriormente, a solicitação do projeto foi ampliada para publicação, contatos persistentes e análise de fotos. Assim, Node.js e Neon são ampliações da solução entregue, e não requisitos atribuídos retroativamente ao backlog original. O enquadramento dessa ampliação na entrega acadêmica deve ser alinhado com o docente.</w:t>
+      </w:r>
+    </w:p>
+    <w:tbl>
+      <w:tblPr>
+        <w:tblW w:type="auto" w:w="0"/>
+        <w:tblLook w:firstColumn="1" w:firstRow="1" w:lastColumn="0" w:lastRow="0" w:noHBand="0" w:noVBand="1" w:val="04A0"/>
+        <w:tblBorders>
+          <w:top w:val="single" w:sz="4" w:color="A0A0A0"/>
+          <w:left w:val="single" w:sz="4" w:color="A0A0A0"/>
+          <w:bottom w:val="single" w:sz="4" w:color="A0A0A0"/>
+          <w:right w:val="single" w:sz="4" w:color="A0A0A0"/>
+          <w:insideH w:val="single" w:sz="4" w:color="A0A0A0"/>
+          <w:insideV w:val="single" w:sz="4" w:color="A0A0A0"/>
+        </w:tblBorders>
+      </w:tblPr>
+      <w:tblGrid>
+        <w:gridCol w:w="2929"/>
+        <w:gridCol w:w="2929"/>
+        <w:gridCol w:w="2929"/>
+      </w:tblGrid>
+      <w:tr>
+        <w:trPr>
+          <w:tblHeader/>
+          <w:cantSplit/>
+        </w:trPr>
+        <w:tc>
+          <w:tcPr>
+            <w:tcW w:type="dxa" w:w="2929"/>
+          </w:tcPr>
+          <w:p>
+            <w:pPr>
+              <w:keepNext/>
+              <w:spacing w:after="80"/>
+            </w:pPr>
+            <w:r>
+              <w:rPr>
+                <w:b/>
+                <w:sz w:val="20"/>
+              </w:rPr>
+              <w:t>Prioridade</w:t>
+            </w:r>
+          </w:p>
+        </w:tc>
+        <w:tc>
+          <w:tcPr>
+            <w:tcW w:type="dxa" w:w="2929"/>
+          </w:tcPr>
+          <w:p>
+            <w:pPr>
+              <w:keepNext/>
+              <w:spacing w:after="80"/>
+            </w:pPr>
+            <w:r>
+              <w:rPr>
+                <w:b/>
+                <w:sz w:val="20"/>
+              </w:rPr>
+              <w:t>Entrega</w:t>
+            </w:r>
+          </w:p>
+        </w:tc>
+        <w:tc>
+          <w:tcPr>
+            <w:tcW w:type="dxa" w:w="2929"/>
+          </w:tcPr>
+          <w:p>
+            <w:pPr>
+              <w:keepNext/>
+              <w:spacing w:after="80"/>
+            </w:pPr>
+            <w:r>
+              <w:rPr>
+                <w:b/>
+                <w:sz w:val="20"/>
+              </w:rPr>
+              <w:t>Critério de conclusão</w:t>
+            </w:r>
+          </w:p>
+        </w:tc>
+      </w:tr>
+      <w:tr>
+        <w:trPr>
+          <w:cantSplit/>
+        </w:trPr>
+        <w:tc>
+          <w:tcPr>
+            <w:tcW w:type="dxa" w:w="2929"/>
+          </w:tcPr>
+          <w:p>
+            <w:pPr>
+              <w:keepNext/>
+              <w:spacing w:after="80"/>
+            </w:pPr>
+            <w:r>
+              <w:rPr>
+                <w:sz w:val="20"/>
+              </w:rPr>
+              <w:t>Essencial</w:t>
+            </w:r>
+          </w:p>
+        </w:tc>
+        <w:tc>
+          <w:tcPr>
+            <w:tcW w:type="dxa" w:w="2929"/>
+          </w:tcPr>
+          <w:p>
+            <w:pPr>
+              <w:keepNext/>
+              <w:spacing w:after="80"/>
+            </w:pPr>
+            <w:r>
+              <w:rPr>
+                <w:sz w:val="20"/>
+              </w:rPr>
+              <w:t>Perfil, restrições e persistência.</w:t>
+            </w:r>
+          </w:p>
+        </w:tc>
+        <w:tc>
+          <w:tcPr>
+            <w:tcW w:type="dxa" w:w="2929"/>
+          </w:tcPr>
+          <w:p>
+            <w:pPr>
+              <w:keepNext/>
+              <w:spacing w:after="80"/>
+            </w:pPr>
+            <w:r>
+              <w:rPr>
+                <w:sz w:val="20"/>
+              </w:rPr>
+              <w:t>Preferências salvas e recarregadas; importação inválida rejeitada.</w:t>
+            </w:r>
+          </w:p>
+        </w:tc>
+      </w:tr>
+      <w:tr>
+        <w:trPr>
+          <w:cantSplit/>
+        </w:trPr>
+        <w:tc>
+          <w:tcPr>
+            <w:tcW w:type="dxa" w:w="2929"/>
+          </w:tcPr>
+          <w:p>
+            <w:pPr>
+              <w:keepNext/>
+              <w:spacing w:after="80"/>
+            </w:pPr>
+            <w:r>
+              <w:rPr>
+                <w:sz w:val="20"/>
+              </w:rPr>
+              <w:t>Essencial</w:t>
+            </w:r>
+          </w:p>
+        </w:tc>
+        <w:tc>
+          <w:tcPr>
+            <w:tcW w:type="dxa" w:w="2929"/>
+          </w:tcPr>
+          <w:p>
+            <w:pPr>
+              <w:keepNext/>
+              <w:spacing w:after="80"/>
+            </w:pPr>
+            <w:r>
+              <w:rPr>
+                <w:sz w:val="20"/>
+              </w:rPr>
+              <w:t>Registro por data/refeição e remoção.</w:t>
+            </w:r>
+          </w:p>
+        </w:tc>
+        <w:tc>
+          <w:tcPr>
+            <w:tcW w:type="dxa" w:w="2929"/>
+          </w:tcPr>
+          <w:p>
+            <w:pPr>
+              <w:keepNext/>
+              <w:spacing w:after="80"/>
+            </w:pPr>
+            <w:r>
+              <w:rPr>
+                <w:sz w:val="20"/>
+              </w:rPr>
+              <w:t>Entrada aparece no dia correto e pode ser removida.</w:t>
+            </w:r>
+          </w:p>
+        </w:tc>
+      </w:tr>
+      <w:tr>
+        <w:trPr>
+          <w:cantSplit/>
+        </w:trPr>
+        <w:tc>
+          <w:tcPr>
+            <w:tcW w:type="dxa" w:w="2929"/>
+          </w:tcPr>
+          <w:p>
+            <w:pPr>
+              <w:keepNext/>
+              <w:spacing w:after="80"/>
+            </w:pPr>
+            <w:r>
+              <w:rPr>
+                <w:sz w:val="20"/>
+              </w:rPr>
+              <w:t>Essencial</w:t>
+            </w:r>
+          </w:p>
+        </w:tc>
+        <w:tc>
+          <w:tcPr>
+            <w:tcW w:type="dxa" w:w="2929"/>
+          </w:tcPr>
+          <w:p>
+            <w:pPr>
+              <w:keepNext/>
+              <w:spacing w:after="80"/>
+            </w:pPr>
+            <w:r>
+              <w:rPr>
+                <w:sz w:val="20"/>
+              </w:rPr>
+              <w:t>Resumo e recomendações.</w:t>
+            </w:r>
+          </w:p>
+        </w:tc>
+        <w:tc>
+          <w:tcPr>
+            <w:tcW w:type="dxa" w:w="2929"/>
+          </w:tcPr>
+          <w:p>
+            <w:pPr>
+              <w:keepNext/>
+              <w:spacing w:after="80"/>
+            </w:pPr>
+            <w:r>
+              <w:rPr>
+                <w:sz w:val="20"/>
+              </w:rPr>
+              <w:t>Grupos e registros do dia corretos; conflitos excluídos.</w:t>
+            </w:r>
+          </w:p>
+        </w:tc>
+      </w:tr>
+      <w:tr>
+        <w:trPr>
+          <w:cantSplit/>
+        </w:trPr>
+        <w:tc>
+          <w:tcPr>
+            <w:tcW w:type="dxa" w:w="2929"/>
+          </w:tcPr>
+          <w:p>
+            <w:pPr>
+              <w:keepNext/>
+              <w:spacing w:after="80"/>
+            </w:pPr>
+            <w:r>
+              <w:rPr>
+                <w:sz w:val="20"/>
+              </w:rPr>
+              <w:t>Complementar implementada</w:t>
+            </w:r>
+          </w:p>
+        </w:tc>
+        <w:tc>
+          <w:tcPr>
+            <w:tcW w:type="dxa" w:w="2929"/>
+          </w:tcPr>
+          <w:p>
+            <w:pPr>
+              <w:keepNext/>
+              <w:spacing w:after="80"/>
+            </w:pPr>
+            <w:r>
+              <w:rPr>
+                <w:sz w:val="20"/>
+              </w:rPr>
+              <w:t>Foto e nutrição confirmada.</w:t>
+            </w:r>
+          </w:p>
+        </w:tc>
+        <w:tc>
+          <w:tcPr>
+            <w:tcW w:type="dxa" w:w="2929"/>
+          </w:tcPr>
+          <w:p>
+            <w:pPr>
+              <w:keepNext/>
+              <w:spacing w:after="80"/>
+            </w:pPr>
+            <w:r>
+              <w:rPr>
+                <w:sz w:val="20"/>
+              </w:rPr>
+              <w:t>Recusa/correção possíveis; peso e referência validados.</w:t>
+            </w:r>
+          </w:p>
+        </w:tc>
+      </w:tr>
+      <w:tr>
+        <w:trPr>
+          <w:cantSplit/>
+        </w:trPr>
+        <w:tc>
+          <w:tcPr>
+            <w:tcW w:type="dxa" w:w="2929"/>
+          </w:tcPr>
+          <w:p>
+            <w:pPr>
+              <w:spacing w:after="80"/>
+            </w:pPr>
+            <w:r>
+              <w:rPr>
+                <w:sz w:val="20"/>
+              </w:rPr>
+              <w:t>Complementar implementada</w:t>
+            </w:r>
+          </w:p>
+        </w:tc>
+        <w:tc>
+          <w:tcPr>
+            <w:tcW w:type="dxa" w:w="2929"/>
+          </w:tcPr>
+          <w:p>
+            <w:pPr>
+              <w:spacing w:after="80"/>
+            </w:pPr>
+            <w:r>
+              <w:rPr>
+                <w:sz w:val="20"/>
+              </w:rPr>
+              <w:t>Landing page, contatos e publicação.</w:t>
+            </w:r>
+          </w:p>
+        </w:tc>
+        <w:tc>
+          <w:tcPr>
+            <w:tcW w:type="dxa" w:w="2929"/>
+          </w:tcPr>
+          <w:p>
+            <w:pPr>
+              <w:spacing w:after="80"/>
+            </w:pPr>
+            <w:r>
+              <w:rPr>
+                <w:sz w:val="20"/>
+              </w:rPr>
+              <w:t>Consentimento validado e gravação persistente pelo servidor.</w:t>
+            </w:r>
+          </w:p>
+        </w:tc>
+      </w:tr>
+    </w:tbl>
+    <w:p/>
+    <w:p>
+      <w:pPr>
+        <w:keepNext/>
+        <w:spacing w:before="200"/>
+      </w:pPr>
+      <w:r>
+        <w:rPr>
+          <w:b/>
+          <w:sz w:val="22"/>
+        </w:rPr>
+        <w:t>Responsabilidades</w:t>
+      </w:r>
+    </w:p>
+    <w:tbl>
+      <w:tblPr>
+        <w:tblW w:type="auto" w:w="0"/>
+        <w:tblLook w:firstColumn="1" w:firstRow="1" w:lastColumn="0" w:lastRow="0" w:noHBand="0" w:noVBand="1" w:val="04A0"/>
+        <w:tblBorders>
+          <w:top w:val="single" w:sz="4" w:color="A0A0A0"/>
+          <w:left w:val="single" w:sz="4" w:color="A0A0A0"/>
+          <w:bottom w:val="single" w:sz="4" w:color="A0A0A0"/>
+          <w:right w:val="single" w:sz="4" w:color="A0A0A0"/>
+          <w:insideH w:val="single" w:sz="4" w:color="A0A0A0"/>
+          <w:insideV w:val="single" w:sz="4" w:color="A0A0A0"/>
+        </w:tblBorders>
+      </w:tblPr>
+      <w:tblGrid>
+        <w:gridCol w:w="4393"/>
+        <w:gridCol w:w="4393"/>
+      </w:tblGrid>
+      <w:tr>
+        <w:trPr>
+          <w:tblHeader/>
+          <w:cantSplit/>
+        </w:trPr>
+        <w:tc>
+          <w:tcPr>
+            <w:tcW w:type="dxa" w:w="4393"/>
+          </w:tcPr>
+          <w:p>
+            <w:pPr>
+              <w:keepNext/>
+              <w:spacing w:after="80"/>
+            </w:pPr>
+            <w:r>
+              <w:rPr>
+                <w:b/>
+                <w:sz w:val="20"/>
+              </w:rPr>
+              <w:t>Integrante</w:t>
+            </w:r>
+          </w:p>
+        </w:tc>
+        <w:tc>
+          <w:tcPr>
+            <w:tcW w:type="dxa" w:w="4393"/>
+          </w:tcPr>
+          <w:p>
+            <w:pPr>
+              <w:keepNext/>
+              <w:spacing w:after="80"/>
+            </w:pPr>
+            <w:r>
+              <w:rPr>
+                <w:b/>
+                <w:sz w:val="20"/>
+              </w:rPr>
+              <w:t>Frente de trabalho</w:t>
+            </w:r>
+          </w:p>
+        </w:tc>
+      </w:tr>
+      <w:tr>
+        <w:trPr>
+          <w:cantSplit/>
+        </w:trPr>
+        <w:tc>
+          <w:tcPr>
+            <w:tcW w:type="dxa" w:w="4393"/>
+          </w:tcPr>
+          <w:p>
+            <w:pPr>
+              <w:keepNext/>
+              <w:spacing w:after="80"/>
+            </w:pPr>
+            <w:r>
+              <w:rPr>
+                <w:sz w:val="20"/>
+              </w:rPr>
+              <w:t>Paulo Capreti</w:t>
+            </w:r>
+          </w:p>
+        </w:tc>
+        <w:tc>
+          <w:tcPr>
+            <w:tcW w:type="dxa" w:w="4393"/>
+          </w:tcPr>
+          <w:p>
+            <w:pPr>
+              <w:keepNext/>
+              <w:spacing w:after="80"/>
+            </w:pPr>
+            <w:r>
+              <w:rPr>
+                <w:sz w:val="20"/>
+              </w:rPr>
+              <w:t>JavaScript e interações do aplicativo.</w:t>
+            </w:r>
+          </w:p>
+        </w:tc>
+      </w:tr>
+      <w:tr>
+        <w:trPr>
+          <w:cantSplit/>
+        </w:trPr>
+        <w:tc>
+          <w:tcPr>
+            <w:tcW w:type="dxa" w:w="4393"/>
+          </w:tcPr>
+          <w:p>
+            <w:pPr>
+              <w:keepNext/>
+              <w:spacing w:after="80"/>
+            </w:pPr>
+            <w:r>
+              <w:rPr>
+                <w:sz w:val="20"/>
+              </w:rPr>
+              <w:t>Davi Pioli</w:t>
+            </w:r>
+          </w:p>
+        </w:tc>
+        <w:tc>
+          <w:tcPr>
+            <w:tcW w:type="dxa" w:w="4393"/>
+          </w:tcPr>
+          <w:p>
+            <w:pPr>
+              <w:keepNext/>
+              <w:spacing w:after="80"/>
+            </w:pPr>
+            <w:r>
+              <w:rPr>
+                <w:sz w:val="20"/>
+              </w:rPr>
+              <w:t>HTML e acompanhamento do Kanban.</w:t>
+            </w:r>
+          </w:p>
+        </w:tc>
+      </w:tr>
+      <w:tr>
+        <w:trPr>
+          <w:cantSplit/>
+        </w:trPr>
+        <w:tc>
+          <w:tcPr>
+            <w:tcW w:type="dxa" w:w="4393"/>
+          </w:tcPr>
+          <w:p>
+            <w:pPr>
+              <w:keepNext/>
+              <w:spacing w:after="80"/>
+            </w:pPr>
+            <w:r>
+              <w:rPr>
+                <w:sz w:val="20"/>
+              </w:rPr>
+              <w:t>Victor Almeida</w:t>
+            </w:r>
+          </w:p>
+        </w:tc>
+        <w:tc>
+          <w:tcPr>
+            <w:tcW w:type="dxa" w:w="4393"/>
+          </w:tcPr>
+          <w:p>
+            <w:pPr>
+              <w:keepNext/>
+              <w:spacing w:after="80"/>
+            </w:pPr>
+            <w:r>
+              <w:rPr>
+                <w:sz w:val="20"/>
+              </w:rPr>
+              <w:t>CSS, responsividade e identidade visual.</w:t>
+            </w:r>
+          </w:p>
+        </w:tc>
+      </w:tr>
+      <w:tr>
+        <w:trPr>
+          <w:cantSplit/>
+        </w:trPr>
+        <w:tc>
+          <w:tcPr>
+            <w:tcW w:type="dxa" w:w="4393"/>
+          </w:tcPr>
+          <w:p>
+            <w:pPr>
+              <w:keepNext/>
+              <w:spacing w:after="80"/>
+            </w:pPr>
+            <w:r>
+              <w:rPr>
+                <w:sz w:val="20"/>
+              </w:rPr>
+              <w:t>Marcelo Dalbone</w:t>
+            </w:r>
+          </w:p>
+        </w:tc>
+        <w:tc>
+          <w:tcPr>
+            <w:tcW w:type="dxa" w:w="4393"/>
+          </w:tcPr>
+          <w:p>
+            <w:pPr>
+              <w:keepNext/>
+              <w:spacing w:after="80"/>
+            </w:pPr>
+            <w:r>
+              <w:rPr>
+                <w:sz w:val="20"/>
+              </w:rPr>
+              <w:t>Pesquisas e apoio à contextualização e aos requisitos.</w:t>
+            </w:r>
+          </w:p>
+        </w:tc>
+      </w:tr>
+      <w:tr>
+        <w:trPr>
+          <w:cantSplit/>
+        </w:trPr>
+        <w:tc>
+          <w:tcPr>
+            <w:tcW w:type="dxa" w:w="4393"/>
+          </w:tcPr>
+          <w:p>
+            <w:pPr>
+              <w:spacing w:after="80"/>
+            </w:pPr>
+            <w:r>
+              <w:rPr>
+                <w:sz w:val="20"/>
+              </w:rPr>
+              <w:t>Akiane Merbach</w:t>
+            </w:r>
+          </w:p>
+        </w:tc>
+        <w:tc>
+          <w:tcPr>
+            <w:tcW w:type="dxa" w:w="4393"/>
+          </w:tcPr>
+          <w:p>
+            <w:pPr>
+              <w:spacing w:after="80"/>
+            </w:pPr>
+            <w:r>
+              <w:rPr>
+                <w:sz w:val="20"/>
+              </w:rPr>
+              <w:t>Pesquisas e apoio às referências alimentares e limitações técnicas.</w:t>
+            </w:r>
+          </w:p>
+        </w:tc>
+      </w:tr>
+    </w:tbl>
+    <w:p/>
+    <w:p>
+      <w:pPr>
+        <w:keepNext/>
+        <w:spacing w:before="200"/>
+      </w:pPr>
+      <w:r>
+        <w:rPr>
+          <w:b/>
+          <w:sz w:val="22"/>
+        </w:rPr>
+        <w:t>Scrum e Kanban</w:t>
+      </w:r>
+    </w:p>
+    <w:p>
+      <w:pPr>
+        <w:widowControl/>
+        <w:spacing w:after="160" w:line="276" w:lineRule="auto"/>
+      </w:pPr>
+      <w:r>
+        <w:rPr>
+          <w:sz w:val="22"/>
+        </w:rPr>
+        <w:t>O Scrum orienta a entrega em incrementos verificáveis, revisão do resultado e adaptação do próximo ciclo. O Kanban torna tarefas, responsáveis e bloqueios visíveis. O quadro abaixo sintetiza o acompanhamento proposto a partir das evidências do repositório; não é uma reprodução dos status atuais do Jira.</w:t>
+      </w:r>
+    </w:p>
+    <w:tbl>
+      <w:tblPr>
+        <w:tblW w:type="auto" w:w="0"/>
+        <w:tblLook w:firstColumn="1" w:firstRow="1" w:lastColumn="0" w:lastRow="0" w:noHBand="0" w:noVBand="1" w:val="04A0"/>
+        <w:tblBorders>
+          <w:top w:val="single" w:sz="4" w:color="A0A0A0"/>
+          <w:left w:val="single" w:sz="4" w:color="A0A0A0"/>
+          <w:bottom w:val="single" w:sz="4" w:color="A0A0A0"/>
+          <w:right w:val="single" w:sz="4" w:color="A0A0A0"/>
+          <w:insideH w:val="single" w:sz="4" w:color="A0A0A0"/>
+          <w:insideV w:val="single" w:sz="4" w:color="A0A0A0"/>
+        </w:tblBorders>
+      </w:tblPr>
+      <w:tblGrid>
+        <w:gridCol w:w="2929"/>
+        <w:gridCol w:w="2929"/>
+        <w:gridCol w:w="2929"/>
+      </w:tblGrid>
+      <w:tr>
+        <w:trPr>
+          <w:tblHeader/>
+          <w:cantSplit/>
+        </w:trPr>
+        <w:tc>
+          <w:tcPr>
+            <w:tcW w:type="dxa" w:w="2929"/>
+          </w:tcPr>
+          <w:p>
+            <w:pPr>
+              <w:keepNext/>
+              <w:spacing w:after="80"/>
+            </w:pPr>
+            <w:r>
+              <w:rPr>
+                <w:b/>
+                <w:sz w:val="20"/>
+              </w:rPr>
+              <w:t>A Fazer</w:t>
+            </w:r>
+          </w:p>
+        </w:tc>
+        <w:tc>
+          <w:tcPr>
+            <w:tcW w:type="dxa" w:w="2929"/>
+          </w:tcPr>
+          <w:p>
+            <w:pPr>
+              <w:keepNext/>
+              <w:spacing w:after="80"/>
+            </w:pPr>
+            <w:r>
+              <w:rPr>
+                <w:b/>
+                <w:sz w:val="20"/>
+              </w:rPr>
+              <w:t>Em Andamento</w:t>
+            </w:r>
+          </w:p>
+        </w:tc>
+        <w:tc>
+          <w:tcPr>
+            <w:tcW w:type="dxa" w:w="2929"/>
+          </w:tcPr>
+          <w:p>
+            <w:pPr>
+              <w:keepNext/>
+              <w:spacing w:after="80"/>
+            </w:pPr>
+            <w:r>
+              <w:rPr>
+                <w:b/>
+                <w:sz w:val="20"/>
+              </w:rPr>
+              <w:t>Concluído tecnicamente</w:t>
+            </w:r>
+          </w:p>
+        </w:tc>
+      </w:tr>
+      <w:tr>
+        <w:trPr>
+          <w:cantSplit/>
+        </w:trPr>
+        <w:tc>
+          <w:tcPr>
+            <w:tcW w:type="dxa" w:w="2929"/>
+          </w:tcPr>
+          <w:p>
+            <w:pPr>
+              <w:spacing w:after="80"/>
+            </w:pPr>
+            <w:r>
+              <w:rPr>
+                <w:sz w:val="20"/>
+              </w:rPr>
+              <w:t>Validação com usuários e profissionais; ampliar fotos e aparelhos de teste.</w:t>
+            </w:r>
+          </w:p>
+        </w:tc>
+        <w:tc>
+          <w:tcPr>
+            <w:tcW w:type="dxa" w:w="2929"/>
+          </w:tcPr>
+          <w:p>
+            <w:pPr>
+              <w:spacing w:after="80"/>
+            </w:pPr>
+            <w:r>
+              <w:rPr>
+                <w:sz w:val="20"/>
+              </w:rPr>
+              <w:t>Revisão do relatório e conferência da apresentação acadêmica.</w:t>
+            </w:r>
+          </w:p>
+        </w:tc>
+        <w:tc>
+          <w:tcPr>
+            <w:tcW w:type="dxa" w:w="2929"/>
+          </w:tcPr>
+          <w:p>
+            <w:pPr>
+              <w:spacing w:after="80"/>
+            </w:pPr>
+            <w:r>
+              <w:rPr>
+                <w:sz w:val="20"/>
+              </w:rPr>
+              <w:t>Fluxo perfil/diário/resumo, reconhecimento com confirmação, contatos e publicação.</w:t>
+            </w:r>
+          </w:p>
+        </w:tc>
+      </w:tr>
+    </w:tbl>
+    <w:p/>
+    <w:p>
+      <w:pPr>
+        <w:widowControl/>
+        <w:spacing w:after="160" w:line="276" w:lineRule="auto"/>
+      </w:pPr>
+      <w:r>
+        <w:rPr>
+          <w:sz w:val="22"/>
+        </w:rPr>
+        <w:t>A conclusão de uma tarefa deve exigir código funcional e evidência de verificação. Separar desenvolvimento técnico, revisão documental e avaliação externa evita atribuir a uma funcionalidade pronta um impacto social ainda não medido. As próximas etapas priorizam validação do produto e revisão das limitações antes da expansão do escopo.</w:t>
+      </w:r>
+    </w:p>
+    <w:p>
+      <w:pPr>
+        <w:spacing w:before="280" w:beforeAutospacing="1" w:after="100" w:afterAutospacing="1" w:line="240" w:lineRule="auto"/>
         <w:ind w:left="0" w:firstLine="0"/>
         <w:rPr>
           <w:rFonts w:eastAsia="Times New Roman"/>
@@ -1287,6 +2052,7 @@
           <w:szCs w:val="32"/>
           <w14:ligatures w14:val="none"/>
         </w:rPr>
+        <w:keepNext/>
       </w:pPr>
       <w:r>
         <w:rPr>
@@ -1304,163 +2070,917 @@
     </w:p>
     <w:p>
       <w:pPr>
-        <w:spacing w:before="100" w:beforeAutospacing="1" w:after="100" w:afterAutospacing="1" w:line="240" w:lineRule="auto"/>
-        <w:ind w:left="0" w:firstLine="0"/>
-        <w:rPr>
-          <w:rFonts w:eastAsia="Times New Roman"/>
-          <w:color w:val="auto"/>
-          <w:kern w:val="0"/>
-          <w14:ligatures w14:val="none"/>
-        </w:rPr>
-      </w:pPr>
-      <w:r>
-        <w:rPr>
-          <w:rFonts w:eastAsia="Times New Roman"/>
-          <w:color w:val="auto"/>
-          <w:kern w:val="0"/>
-          <w14:ligatures w14:val="none"/>
-        </w:rPr>
-        <w:t xml:space="preserve">Requisitos funcionais: RF01 cadastrar preferências e restrições; RF02 registrar alimentos por data e refeição; RF03 pesquisar e filtrar o catálogo; RF04 tirar ou enviar foto e confirmar/corrigir o resultado; RF05 informar preparo e peso para estimativa nutricional; RF06 consultar resumo diário e sugestões; RF07 remover registros; RF08 exportar, importar e apagar dados locais; RF09 acessar conteúdo educativo; RF10 enviar contato mediante consentimento.</w:t>
-      </w:r>
-    </w:p>
-    <w:p>
-      <w:pPr>
-        <w:spacing w:before="100" w:beforeAutospacing="1" w:after="100" w:afterAutospacing="1" w:line="240" w:lineRule="auto"/>
-        <w:ind w:left="0" w:firstLine="0"/>
-        <w:rPr>
-          <w:rFonts w:eastAsia="Times New Roman"/>
-          <w:color w:val="auto"/>
-          <w:kern w:val="0"/>
-          <w14:ligatures w14:val="none"/>
-        </w:rPr>
-      </w:pPr>
-      <w:r>
-        <w:rPr>
-          <w:rFonts w:eastAsia="Times New Roman"/>
-          <w:color w:val="auto"/>
-          <w:kern w:val="0"/>
-          <w14:ligatures w14:val="none"/>
-        </w:rPr>
-        <w:t xml:space="preserve">Requisitos não funcionais: interface responsiva e navegação rotulada; validação de entradas; ausência de segredos no frontend; persistência local do diário; tratamento de falhas de armazenamento e rede; rastreabilidade das referências nutricionais; compatibilidade com navegadores capazes de executar JavaScript e WebAssembly. O backend deve validar origem, conteúdo e limites de requisição e utilizar armazenamento persistente para contatos na nuvem.</w:t>
-      </w:r>
-    </w:p>
-    <w:p>
-      <w:pPr>
-        <w:spacing w:before="100" w:beforeAutospacing="1" w:after="100" w:afterAutospacing="1" w:line="240" w:lineRule="auto"/>
-        <w:ind w:left="0" w:firstLine="0"/>
-        <w:rPr>
-          <w:rFonts w:eastAsia="Times New Roman"/>
-          <w:color w:val="auto"/>
-          <w:kern w:val="0"/>
-          <w14:ligatures w14:val="none"/>
-        </w:rPr>
-      </w:pPr>
-      <w:r>
-        <w:rPr>
-          <w:rFonts w:eastAsia="Times New Roman"/>
-          <w:color w:val="auto"/>
-          <w:kern w:val="0"/>
-          <w14:ligatures w14:val="none"/>
-        </w:rPr>
-        <w:t xml:space="preserve">Regras de negócio: sugestões devem considerar apenas a data selecionada, excluir incompatibilidades e priorizar grupos ausentes. Uma foto não confirma ingredientes ocultos, alergênicos ou peso. O alimento e a referência devem ser compatíveis e o peso precisa ser válido. Valores nutricionais não informados permanecem ausentes, em vez de serem convertidos em zero. Contato só é gravado com consentimento.</w:t>
-      </w:r>
-    </w:p>
-    <w:p>
-      <w:pPr>
-        <w:numPr>
-          <w:ilvl w:val="0"/>
-          <w:numId w:val="22"/>
-        </w:numPr>
-        <w:spacing w:before="100" w:beforeAutospacing="1" w:after="100" w:afterAutospacing="1" w:line="240" w:lineRule="auto"/>
-        <w:rPr>
-          <w:rFonts w:eastAsia="Times New Roman"/>
-          <w:color w:val="auto"/>
-          <w:kern w:val="0"/>
-          <w14:ligatures w14:val="none"/>
-        </w:rPr>
-      </w:pPr>
-      <w:r>
-        <w:rPr>
-          <w:rFonts w:eastAsia="Times New Roman"/>
-          <w:color w:val="auto"/>
-          <w:kern w:val="0"/>
-          <w14:ligatures w14:val="none"/>
-        </w:rPr>
-        <w:t xml:space="preserve">Restrições: catálogo e referências delimitados, dependência do peso informado e da confirmação humana, reconhecimento sujeito a erros e download inicial volumoso do modelo. O diário não possui login nem sincronização no Neon. Não há comprovação de impacto clínico nem validação comunitária fornecida. As recomendações não substituem avaliação de nutricionista.</w:t>
-      </w:r>
-    </w:p>
-    <w:p>
-      <w:pPr>
-        <w:numPr>
-          <w:ilvl w:val="0"/>
-          <w:numId w:val="22"/>
-        </w:numPr>
-        <w:spacing w:before="100" w:beforeAutospacing="1" w:after="100" w:afterAutospacing="1" w:line="240" w:lineRule="auto"/>
-        <w:rPr>
-          <w:rFonts w:eastAsia="Times New Roman"/>
-          <w:color w:val="auto"/>
-          <w:kern w:val="0"/>
-          <w14:ligatures w14:val="none"/>
-        </w:rPr>
-      </w:pPr>
-    </w:p>
-    <w:p>
-      <w:pPr>
-        <w:numPr>
-          <w:ilvl w:val="0"/>
-          <w:numId w:val="22"/>
-        </w:numPr>
-        <w:spacing w:before="100" w:beforeAutospacing="1" w:after="100" w:afterAutospacing="1" w:line="240" w:lineRule="auto"/>
-        <w:rPr>
-          <w:rFonts w:eastAsia="Times New Roman"/>
-          <w:color w:val="auto"/>
-          <w:kern w:val="0"/>
-          <w14:ligatures w14:val="none"/>
-        </w:rPr>
-      </w:pPr>
-    </w:p>
-    <w:p>
-      <w:pPr>
-        <w:numPr>
-          <w:ilvl w:val="0"/>
-          <w:numId w:val="22"/>
-        </w:numPr>
-        <w:spacing w:before="100" w:beforeAutospacing="1" w:after="100" w:afterAutospacing="1" w:line="240" w:lineRule="auto"/>
-        <w:rPr>
-          <w:rFonts w:eastAsia="Times New Roman"/>
-          <w:color w:val="auto"/>
-          <w:kern w:val="0"/>
-          <w14:ligatures w14:val="none"/>
-        </w:rPr>
-      </w:pPr>
-    </w:p>
-    <w:p>
-      <w:pPr>
-        <w:spacing w:before="100" w:beforeAutospacing="1" w:after="100" w:afterAutospacing="1" w:line="240" w:lineRule="auto"/>
-        <w:ind w:left="0" w:firstLine="0"/>
-        <w:rPr>
-          <w:rFonts w:eastAsia="Times New Roman"/>
-          <w:color w:val="auto"/>
-          <w:kern w:val="0"/>
-          <w14:ligatures w14:val="none"/>
-        </w:rPr>
-      </w:pPr>
-    </w:p>
-    <w:p>
-      <w:pPr>
-        <w:spacing w:before="100" w:beforeAutospacing="1" w:after="100" w:afterAutospacing="1" w:line="240" w:lineRule="auto"/>
-        <w:ind w:left="0" w:firstLine="0"/>
-        <w:rPr>
-          <w:rFonts w:eastAsia="Times New Roman"/>
-          <w:color w:val="auto"/>
-          <w:kern w:val="0"/>
-          <w14:ligatures w14:val="none"/>
-        </w:rPr>
-      </w:pPr>
-    </w:p>
-    <w:p>
-      <w:pPr>
-        <w:spacing w:before="100" w:beforeAutospacing="1" w:after="100" w:afterAutospacing="1" w:line="240" w:lineRule="auto"/>
+        <w:keepNext/>
+        <w:spacing w:before="200"/>
+      </w:pPr>
+      <w:r>
+        <w:rPr>
+          <w:b/>
+          <w:sz w:val="22"/>
+        </w:rPr>
+        <w:t>Requisitos funcionais</w:t>
+      </w:r>
+    </w:p>
+    <w:tbl>
+      <w:tblPr>
+        <w:tblW w:type="auto" w:w="0"/>
+        <w:tblLook w:firstColumn="1" w:firstRow="1" w:lastColumn="0" w:lastRow="0" w:noHBand="0" w:noVBand="1" w:val="04A0"/>
+        <w:tblBorders>
+          <w:top w:val="single" w:sz="4" w:color="A0A0A0"/>
+          <w:left w:val="single" w:sz="4" w:color="A0A0A0"/>
+          <w:bottom w:val="single" w:sz="4" w:color="A0A0A0"/>
+          <w:right w:val="single" w:sz="4" w:color="A0A0A0"/>
+          <w:insideH w:val="single" w:sz="4" w:color="A0A0A0"/>
+          <w:insideV w:val="single" w:sz="4" w:color="A0A0A0"/>
+        </w:tblBorders>
+      </w:tblPr>
+      <w:tblGrid>
+        <w:gridCol w:w="2929"/>
+        <w:gridCol w:w="2929"/>
+        <w:gridCol w:w="2929"/>
+      </w:tblGrid>
+      <w:tr>
+        <w:trPr>
+          <w:tblHeader/>
+          <w:cantSplit/>
+        </w:trPr>
+        <w:tc>
+          <w:tcPr>
+            <w:tcW w:type="dxa" w:w="2929"/>
+          </w:tcPr>
+          <w:p>
+            <w:pPr>
+              <w:spacing w:after="80"/>
+            </w:pPr>
+            <w:r>
+              <w:rPr>
+                <w:b/>
+                <w:sz w:val="20"/>
+              </w:rPr>
+              <w:t>ID</w:t>
+            </w:r>
+          </w:p>
+        </w:tc>
+        <w:tc>
+          <w:tcPr>
+            <w:tcW w:type="dxa" w:w="2929"/>
+          </w:tcPr>
+          <w:p>
+            <w:pPr>
+              <w:spacing w:after="80"/>
+            </w:pPr>
+            <w:r>
+              <w:rPr>
+                <w:b/>
+                <w:sz w:val="20"/>
+              </w:rPr>
+              <w:t>Requisito</w:t>
+            </w:r>
+          </w:p>
+        </w:tc>
+        <w:tc>
+          <w:tcPr>
+            <w:tcW w:type="dxa" w:w="2929"/>
+          </w:tcPr>
+          <w:p>
+            <w:pPr>
+              <w:spacing w:after="80"/>
+            </w:pPr>
+            <w:r>
+              <w:rPr>
+                <w:b/>
+                <w:sz w:val="20"/>
+              </w:rPr>
+              <w:t>Condição verificável</w:t>
+            </w:r>
+          </w:p>
+        </w:tc>
+      </w:tr>
+      <w:tr>
+        <w:trPr>
+          <w:cantSplit/>
+        </w:trPr>
+        <w:tc>
+          <w:tcPr>
+            <w:tcW w:type="dxa" w:w="2929"/>
+          </w:tcPr>
+          <w:p>
+            <w:pPr>
+              <w:spacing w:after="80"/>
+            </w:pPr>
+            <w:r>
+              <w:rPr>
+                <w:sz w:val="20"/>
+              </w:rPr>
+              <w:t>RF01</w:t>
+            </w:r>
+          </w:p>
+        </w:tc>
+        <w:tc>
+          <w:tcPr>
+            <w:tcW w:type="dxa" w:w="2929"/>
+          </w:tcPr>
+          <w:p>
+            <w:pPr>
+              <w:spacing w:after="80"/>
+            </w:pPr>
+            <w:r>
+              <w:rPr>
+                <w:sz w:val="20"/>
+              </w:rPr>
+              <w:t>Cadastrar perfil e preferências.</w:t>
+            </w:r>
+          </w:p>
+        </w:tc>
+        <w:tc>
+          <w:tcPr>
+            <w:tcW w:type="dxa" w:w="2929"/>
+          </w:tcPr>
+          <w:p>
+            <w:pPr>
+              <w:spacing w:after="80"/>
+            </w:pPr>
+            <w:r>
+              <w:rPr>
+                <w:sz w:val="20"/>
+              </w:rPr>
+              <w:t>Salvar e recuperar restrições, cores, texturas e alimentos evitados.</w:t>
+            </w:r>
+          </w:p>
+        </w:tc>
+      </w:tr>
+      <w:tr>
+        <w:trPr>
+          <w:cantSplit/>
+        </w:trPr>
+        <w:tc>
+          <w:tcPr>
+            <w:tcW w:type="dxa" w:w="2929"/>
+          </w:tcPr>
+          <w:p>
+            <w:pPr>
+              <w:spacing w:after="80"/>
+            </w:pPr>
+            <w:r>
+              <w:rPr>
+                <w:sz w:val="20"/>
+              </w:rPr>
+              <w:t>RF02</w:t>
+            </w:r>
+          </w:p>
+        </w:tc>
+        <w:tc>
+          <w:tcPr>
+            <w:tcW w:type="dxa" w:w="2929"/>
+          </w:tcPr>
+          <w:p>
+            <w:pPr>
+              <w:spacing w:after="80"/>
+            </w:pPr>
+            <w:r>
+              <w:rPr>
+                <w:sz w:val="20"/>
+              </w:rPr>
+              <w:t>Registrar e remover alimentos.</w:t>
+            </w:r>
+          </w:p>
+        </w:tc>
+        <w:tc>
+          <w:tcPr>
+            <w:tcW w:type="dxa" w:w="2929"/>
+          </w:tcPr>
+          <w:p>
+            <w:pPr>
+              <w:spacing w:after="80"/>
+            </w:pPr>
+            <w:r>
+              <w:rPr>
+                <w:sz w:val="20"/>
+              </w:rPr>
+              <w:t>Relacionar entrada a data/refeição e refletir a remoção no diário.</w:t>
+            </w:r>
+          </w:p>
+        </w:tc>
+      </w:tr>
+      <w:tr>
+        <w:trPr>
+          <w:cantSplit/>
+        </w:trPr>
+        <w:tc>
+          <w:tcPr>
+            <w:tcW w:type="dxa" w:w="2929"/>
+          </w:tcPr>
+          <w:p>
+            <w:pPr>
+              <w:spacing w:after="80"/>
+            </w:pPr>
+            <w:r>
+              <w:rPr>
+                <w:sz w:val="20"/>
+              </w:rPr>
+              <w:t>RF03</w:t>
+            </w:r>
+          </w:p>
+        </w:tc>
+        <w:tc>
+          <w:tcPr>
+            <w:tcW w:type="dxa" w:w="2929"/>
+          </w:tcPr>
+          <w:p>
+            <w:pPr>
+              <w:spacing w:after="80"/>
+            </w:pPr>
+            <w:r>
+              <w:rPr>
+                <w:sz w:val="20"/>
+              </w:rPr>
+              <w:t>Pesquisar e filtrar catálogo.</w:t>
+            </w:r>
+          </w:p>
+        </w:tc>
+        <w:tc>
+          <w:tcPr>
+            <w:tcW w:type="dxa" w:w="2929"/>
+          </w:tcPr>
+          <w:p>
+            <w:pPr>
+              <w:spacing w:after="80"/>
+            </w:pPr>
+            <w:r>
+              <w:rPr>
+                <w:sz w:val="20"/>
+              </w:rPr>
+              <w:t>Aceitar busca sem acentos e apresentar estado vazio quando necessário.</w:t>
+            </w:r>
+          </w:p>
+        </w:tc>
+      </w:tr>
+      <w:tr>
+        <w:trPr>
+          <w:cantSplit/>
+        </w:trPr>
+        <w:tc>
+          <w:tcPr>
+            <w:tcW w:type="dxa" w:w="2929"/>
+          </w:tcPr>
+          <w:p>
+            <w:pPr>
+              <w:spacing w:after="80"/>
+            </w:pPr>
+            <w:r>
+              <w:rPr>
+                <w:sz w:val="20"/>
+              </w:rPr>
+              <w:t>RF04</w:t>
+            </w:r>
+          </w:p>
+        </w:tc>
+        <w:tc>
+          <w:tcPr>
+            <w:tcW w:type="dxa" w:w="2929"/>
+          </w:tcPr>
+          <w:p>
+            <w:pPr>
+              <w:spacing w:after="80"/>
+            </w:pPr>
+            <w:r>
+              <w:rPr>
+                <w:sz w:val="20"/>
+              </w:rPr>
+              <w:t>Identificar alimento por foto.</w:t>
+            </w:r>
+          </w:p>
+        </w:tc>
+        <w:tc>
+          <w:tcPr>
+            <w:tcW w:type="dxa" w:w="2929"/>
+          </w:tcPr>
+          <w:p>
+            <w:pPr>
+              <w:spacing w:after="80"/>
+            </w:pPr>
+            <w:r>
+              <w:rPr>
+                <w:sz w:val="20"/>
+              </w:rPr>
+              <w:t>Permitir recusa, confirmação e correção manual.</w:t>
+            </w:r>
+          </w:p>
+        </w:tc>
+      </w:tr>
+      <w:tr>
+        <w:trPr>
+          <w:cantSplit/>
+        </w:trPr>
+        <w:tc>
+          <w:tcPr>
+            <w:tcW w:type="dxa" w:w="2929"/>
+          </w:tcPr>
+          <w:p>
+            <w:pPr>
+              <w:spacing w:after="80"/>
+            </w:pPr>
+            <w:r>
+              <w:rPr>
+                <w:sz w:val="20"/>
+              </w:rPr>
+              <w:t>RF05</w:t>
+            </w:r>
+          </w:p>
+        </w:tc>
+        <w:tc>
+          <w:tcPr>
+            <w:tcW w:type="dxa" w:w="2929"/>
+          </w:tcPr>
+          <w:p>
+            <w:pPr>
+              <w:spacing w:after="80"/>
+            </w:pPr>
+            <w:r>
+              <w:rPr>
+                <w:sz w:val="20"/>
+              </w:rPr>
+              <w:t>Calcular nutrientes.</w:t>
+            </w:r>
+          </w:p>
+        </w:tc>
+        <w:tc>
+          <w:tcPr>
+            <w:tcW w:type="dxa" w:w="2929"/>
+          </w:tcPr>
+          <w:p>
+            <w:pPr>
+              <w:spacing w:after="80"/>
+            </w:pPr>
+            <w:r>
+              <w:rPr>
+                <w:sz w:val="20"/>
+              </w:rPr>
+              <w:t>Exigir referência compatível e peso válido.</w:t>
+            </w:r>
+          </w:p>
+        </w:tc>
+      </w:tr>
+      <w:tr>
+        <w:trPr>
+          <w:cantSplit/>
+        </w:trPr>
+        <w:tc>
+          <w:tcPr>
+            <w:tcW w:type="dxa" w:w="2929"/>
+          </w:tcPr>
+          <w:p>
+            <w:pPr>
+              <w:spacing w:after="80"/>
+            </w:pPr>
+            <w:r>
+              <w:rPr>
+                <w:sz w:val="20"/>
+              </w:rPr>
+              <w:t>RF06</w:t>
+            </w:r>
+          </w:p>
+        </w:tc>
+        <w:tc>
+          <w:tcPr>
+            <w:tcW w:type="dxa" w:w="2929"/>
+          </w:tcPr>
+          <w:p>
+            <w:pPr>
+              <w:spacing w:after="80"/>
+            </w:pPr>
+            <w:r>
+              <w:rPr>
+                <w:sz w:val="20"/>
+              </w:rPr>
+              <w:t>Exibir resumo e sugestões.</w:t>
+            </w:r>
+          </w:p>
+        </w:tc>
+        <w:tc>
+          <w:tcPr>
+            <w:tcW w:type="dxa" w:w="2929"/>
+          </w:tcPr>
+          <w:p>
+            <w:pPr>
+              <w:spacing w:after="80"/>
+            </w:pPr>
+            <w:r>
+              <w:rPr>
+                <w:sz w:val="20"/>
+              </w:rPr>
+              <w:t>Usar o dia selecionado e excluir opções incompatíveis.</w:t>
+            </w:r>
+          </w:p>
+        </w:tc>
+      </w:tr>
+      <w:tr>
+        <w:trPr>
+          <w:cantSplit/>
+        </w:trPr>
+        <w:tc>
+          <w:tcPr>
+            <w:tcW w:type="dxa" w:w="2929"/>
+          </w:tcPr>
+          <w:p>
+            <w:pPr>
+              <w:spacing w:after="80"/>
+            </w:pPr>
+            <w:r>
+              <w:rPr>
+                <w:sz w:val="20"/>
+              </w:rPr>
+              <w:t>RF07</w:t>
+            </w:r>
+          </w:p>
+        </w:tc>
+        <w:tc>
+          <w:tcPr>
+            <w:tcW w:type="dxa" w:w="2929"/>
+          </w:tcPr>
+          <w:p>
+            <w:pPr>
+              <w:spacing w:after="80"/>
+            </w:pPr>
+            <w:r>
+              <w:rPr>
+                <w:sz w:val="20"/>
+              </w:rPr>
+              <w:t>Gerenciar backup local.</w:t>
+            </w:r>
+          </w:p>
+        </w:tc>
+        <w:tc>
+          <w:tcPr>
+            <w:tcW w:type="dxa" w:w="2929"/>
+          </w:tcPr>
+          <w:p>
+            <w:pPr>
+              <w:spacing w:after="80"/>
+            </w:pPr>
+            <w:r>
+              <w:rPr>
+                <w:sz w:val="20"/>
+              </w:rPr>
+              <w:t>Exportar JSON, validar importação e apagar dados mediante confirmação.</w:t>
+            </w:r>
+          </w:p>
+        </w:tc>
+      </w:tr>
+      <w:tr>
+        <w:trPr>
+          <w:cantSplit/>
+        </w:trPr>
+        <w:tc>
+          <w:tcPr>
+            <w:tcW w:type="dxa" w:w="2929"/>
+          </w:tcPr>
+          <w:p>
+            <w:pPr>
+              <w:spacing w:after="80"/>
+            </w:pPr>
+            <w:r>
+              <w:rPr>
+                <w:sz w:val="20"/>
+              </w:rPr>
+              <w:t>RF08</w:t>
+            </w:r>
+          </w:p>
+        </w:tc>
+        <w:tc>
+          <w:tcPr>
+            <w:tcW w:type="dxa" w:w="2929"/>
+          </w:tcPr>
+          <w:p>
+            <w:pPr>
+              <w:spacing w:after="80"/>
+            </w:pPr>
+            <w:r>
+              <w:rPr>
+                <w:sz w:val="20"/>
+              </w:rPr>
+              <w:t>Apresentar conteúdo educativo.</w:t>
+            </w:r>
+          </w:p>
+        </w:tc>
+        <w:tc>
+          <w:tcPr>
+            <w:tcW w:type="dxa" w:w="2929"/>
+          </w:tcPr>
+          <w:p>
+            <w:pPr>
+              <w:spacing w:after="80"/>
+            </w:pPr>
+            <w:r>
+              <w:rPr>
+                <w:sz w:val="20"/>
+              </w:rPr>
+              <w:t>Oferecer orientações e explicar os limites da aplicação.</w:t>
+            </w:r>
+          </w:p>
+        </w:tc>
+      </w:tr>
+      <w:tr>
+        <w:trPr>
+          <w:cantSplit/>
+        </w:trPr>
+        <w:tc>
+          <w:tcPr>
+            <w:tcW w:type="dxa" w:w="2929"/>
+          </w:tcPr>
+          <w:p>
+            <w:pPr>
+              <w:spacing w:after="80"/>
+            </w:pPr>
+            <w:r>
+              <w:rPr>
+                <w:sz w:val="20"/>
+              </w:rPr>
+              <w:t>RF09</w:t>
+            </w:r>
+          </w:p>
+        </w:tc>
+        <w:tc>
+          <w:tcPr>
+            <w:tcW w:type="dxa" w:w="2929"/>
+          </w:tcPr>
+          <w:p>
+            <w:pPr>
+              <w:spacing w:after="80"/>
+            </w:pPr>
+            <w:r>
+              <w:rPr>
+                <w:sz w:val="20"/>
+              </w:rPr>
+              <w:t>Receber contatos na landing page.</w:t>
+            </w:r>
+          </w:p>
+        </w:tc>
+        <w:tc>
+          <w:tcPr>
+            <w:tcW w:type="dxa" w:w="2929"/>
+          </w:tcPr>
+          <w:p>
+            <w:pPr>
+              <w:spacing w:after="80"/>
+            </w:pPr>
+            <w:r>
+              <w:rPr>
+                <w:sz w:val="20"/>
+              </w:rPr>
+              <w:t>Validar nome, e-mail e consentimento antes da persistência.</w:t>
+            </w:r>
+          </w:p>
+        </w:tc>
+      </w:tr>
+    </w:tbl>
+    <w:p/>
+    <w:p>
+      <w:pPr>
+        <w:keepNext/>
+        <w:spacing w:before="200"/>
+      </w:pPr>
+      <w:r>
+        <w:rPr>
+          <w:b/>
+          <w:sz w:val="22"/>
+        </w:rPr>
+        <w:t>Requisitos não funcionais</w:t>
+      </w:r>
+    </w:p>
+    <w:tbl>
+      <w:tblPr>
+        <w:tblW w:type="auto" w:w="0"/>
+        <w:tblLook w:firstColumn="1" w:firstRow="1" w:lastColumn="0" w:lastRow="0" w:noHBand="0" w:noVBand="1" w:val="04A0"/>
+        <w:tblBorders>
+          <w:top w:val="single" w:sz="4" w:color="A0A0A0"/>
+          <w:left w:val="single" w:sz="4" w:color="A0A0A0"/>
+          <w:bottom w:val="single" w:sz="4" w:color="A0A0A0"/>
+          <w:right w:val="single" w:sz="4" w:color="A0A0A0"/>
+          <w:insideH w:val="single" w:sz="4" w:color="A0A0A0"/>
+          <w:insideV w:val="single" w:sz="4" w:color="A0A0A0"/>
+        </w:tblBorders>
+      </w:tblPr>
+      <w:tblGrid>
+        <w:gridCol w:w="4393"/>
+        <w:gridCol w:w="4393"/>
+      </w:tblGrid>
+      <w:tr>
+        <w:trPr>
+          <w:tblHeader/>
+          <w:cantSplit/>
+        </w:trPr>
+        <w:tc>
+          <w:tcPr>
+            <w:tcW w:type="dxa" w:w="4393"/>
+          </w:tcPr>
+          <w:p>
+            <w:pPr>
+              <w:keepNext/>
+              <w:spacing w:after="80"/>
+            </w:pPr>
+            <w:r>
+              <w:rPr>
+                <w:b/>
+                <w:sz w:val="20"/>
+              </w:rPr>
+              <w:t>Área</w:t>
+            </w:r>
+          </w:p>
+        </w:tc>
+        <w:tc>
+          <w:tcPr>
+            <w:tcW w:type="dxa" w:w="4393"/>
+          </w:tcPr>
+          <w:p>
+            <w:pPr>
+              <w:keepNext/>
+              <w:spacing w:after="80"/>
+            </w:pPr>
+            <w:r>
+              <w:rPr>
+                <w:b/>
+                <w:sz w:val="20"/>
+              </w:rPr>
+              <w:t>Condição adotada</w:t>
+            </w:r>
+          </w:p>
+        </w:tc>
+      </w:tr>
+      <w:tr>
+        <w:trPr>
+          <w:cantSplit/>
+        </w:trPr>
+        <w:tc>
+          <w:tcPr>
+            <w:tcW w:type="dxa" w:w="4393"/>
+          </w:tcPr>
+          <w:p>
+            <w:pPr>
+              <w:keepNext/>
+              <w:spacing w:after="80"/>
+            </w:pPr>
+            <w:r>
+              <w:rPr>
+                <w:sz w:val="20"/>
+              </w:rPr>
+              <w:t>Usabilidade</w:t>
+            </w:r>
+          </w:p>
+        </w:tc>
+        <w:tc>
+          <w:tcPr>
+            <w:tcW w:type="dxa" w:w="4393"/>
+          </w:tcPr>
+          <w:p>
+            <w:pPr>
+              <w:keepNext/>
+              <w:spacing w:after="80"/>
+            </w:pPr>
+            <w:r>
+              <w:rPr>
+                <w:sz w:val="20"/>
+              </w:rPr>
+              <w:t>Rótulos, foco visível, mensagens de erro e navegação responsiva.</w:t>
+            </w:r>
+          </w:p>
+        </w:tc>
+      </w:tr>
+      <w:tr>
+        <w:trPr>
+          <w:cantSplit/>
+        </w:trPr>
+        <w:tc>
+          <w:tcPr>
+            <w:tcW w:type="dxa" w:w="4393"/>
+          </w:tcPr>
+          <w:p>
+            <w:pPr>
+              <w:keepNext/>
+              <w:spacing w:after="80"/>
+            </w:pPr>
+            <w:r>
+              <w:rPr>
+                <w:sz w:val="20"/>
+              </w:rPr>
+              <w:t>Segurança</w:t>
+            </w:r>
+          </w:p>
+        </w:tc>
+        <w:tc>
+          <w:tcPr>
+            <w:tcW w:type="dxa" w:w="4393"/>
+          </w:tcPr>
+          <w:p>
+            <w:pPr>
+              <w:keepNext/>
+              <w:spacing w:after="80"/>
+            </w:pPr>
+            <w:r>
+              <w:rPr>
+                <w:sz w:val="20"/>
+              </w:rPr>
+              <w:t>Segredos no servidor; validação de origem, corpo e entradas; SQL parametrizado.</w:t>
+            </w:r>
+          </w:p>
+        </w:tc>
+      </w:tr>
+      <w:tr>
+        <w:trPr>
+          <w:cantSplit/>
+        </w:trPr>
+        <w:tc>
+          <w:tcPr>
+            <w:tcW w:type="dxa" w:w="4393"/>
+          </w:tcPr>
+          <w:p>
+            <w:pPr>
+              <w:keepNext/>
+              <w:spacing w:after="80"/>
+            </w:pPr>
+            <w:r>
+              <w:rPr>
+                <w:sz w:val="20"/>
+              </w:rPr>
+              <w:t>Confiabilidade</w:t>
+            </w:r>
+          </w:p>
+        </w:tc>
+        <w:tc>
+          <w:tcPr>
+            <w:tcW w:type="dxa" w:w="4393"/>
+          </w:tcPr>
+          <w:p>
+            <w:pPr>
+              <w:keepNext/>
+              <w:spacing w:after="80"/>
+            </w:pPr>
+            <w:r>
+              <w:rPr>
+                <w:sz w:val="20"/>
+              </w:rPr>
+              <w:t>Tratamento de falhas de rede/armazenamento e recusa de identificação incerta.</w:t>
+            </w:r>
+          </w:p>
+        </w:tc>
+      </w:tr>
+      <w:tr>
+        <w:trPr>
+          <w:cantSplit/>
+        </w:trPr>
+        <w:tc>
+          <w:tcPr>
+            <w:tcW w:type="dxa" w:w="4393"/>
+          </w:tcPr>
+          <w:p>
+            <w:pPr>
+              <w:keepNext/>
+              <w:spacing w:after="80"/>
+            </w:pPr>
+            <w:r>
+              <w:rPr>
+                <w:sz w:val="20"/>
+              </w:rPr>
+              <w:t>Rastreabilidade</w:t>
+            </w:r>
+          </w:p>
+        </w:tc>
+        <w:tc>
+          <w:tcPr>
+            <w:tcW w:type="dxa" w:w="4393"/>
+          </w:tcPr>
+          <w:p>
+            <w:pPr>
+              <w:keepNext/>
+              <w:spacing w:after="80"/>
+            </w:pPr>
+            <w:r>
+              <w:rPr>
+                <w:sz w:val="20"/>
+              </w:rPr>
+              <w:t>Referências TACO, origem dos modelos e resultados de avaliação documentados.</w:t>
+            </w:r>
+          </w:p>
+        </w:tc>
+      </w:tr>
+      <w:tr>
+        <w:trPr>
+          <w:cantSplit/>
+        </w:trPr>
+        <w:tc>
+          <w:tcPr>
+            <w:tcW w:type="dxa" w:w="4393"/>
+          </w:tcPr>
+          <w:p>
+            <w:pPr>
+              <w:keepNext/>
+              <w:spacing w:after="80"/>
+            </w:pPr>
+            <w:r>
+              <w:rPr>
+                <w:sz w:val="20"/>
+              </w:rPr>
+              <w:t>Compatibilidade</w:t>
+            </w:r>
+          </w:p>
+        </w:tc>
+        <w:tc>
+          <w:tcPr>
+            <w:tcW w:type="dxa" w:w="4393"/>
+          </w:tcPr>
+          <w:p>
+            <w:pPr>
+              <w:keepNext/>
+              <w:spacing w:after="80"/>
+            </w:pPr>
+            <w:r>
+              <w:rPr>
+                <w:sz w:val="20"/>
+              </w:rPr>
+              <w:t>Navegador com JavaScript e WebAssembly; Node.js 24 para o servidor.</w:t>
+            </w:r>
+          </w:p>
+        </w:tc>
+      </w:tr>
+      <w:tr>
+        <w:trPr>
+          <w:cantSplit/>
+        </w:trPr>
+        <w:tc>
+          <w:tcPr>
+            <w:tcW w:type="dxa" w:w="4393"/>
+          </w:tcPr>
+          <w:p>
+            <w:pPr>
+              <w:spacing w:after="80"/>
+            </w:pPr>
+            <w:r>
+              <w:rPr>
+                <w:sz w:val="20"/>
+              </w:rPr>
+              <w:t>Privacidade</w:t>
+            </w:r>
+          </w:p>
+        </w:tc>
+        <w:tc>
+          <w:tcPr>
+            <w:tcW w:type="dxa" w:w="4393"/>
+          </w:tcPr>
+          <w:p>
+            <w:pPr>
+              <w:spacing w:after="80"/>
+            </w:pPr>
+            <w:r>
+              <w:rPr>
+                <w:sz w:val="20"/>
+              </w:rPr>
+              <w:t>Diário no navegador e separação entre dados alimentares e contatos remotos.</w:t>
+            </w:r>
+          </w:p>
+        </w:tc>
+      </w:tr>
+    </w:tbl>
+    <w:p/>
+    <w:p>
+      <w:pPr>
+        <w:keepNext/>
+        <w:spacing w:before="200"/>
+      </w:pPr>
+      <w:r>
+        <w:rPr>
+          <w:b/>
+          <w:sz w:val="22"/>
+        </w:rPr>
+        <w:t>Regras de negócio e restrições</w:t>
+      </w:r>
+    </w:p>
+    <w:p>
+      <w:pPr>
+        <w:widowControl/>
+        <w:spacing w:after="160" w:line="276" w:lineRule="auto"/>
+      </w:pPr>
+      <w:r>
+        <w:rPr>
+          <w:sz w:val="22"/>
+        </w:rPr>
+        <w:t>RN01: sugestões consideram somente a data selecionada e não relaxam restrições para completar a lista. RN02: alimentos confirmados e referências nutricionais precisam ser compatíveis. RN03: o peso deve ser numérico, positivo e não superior a 5000 g por registro calculado. RN04: nutriente ausente permanece não informado; ausência não equivale a zero. RN05: contato exige consentimento explícito.</w:t>
+      </w:r>
+    </w:p>
+    <w:p>
+      <w:pPr>
+        <w:widowControl/>
+        <w:spacing w:after="160" w:line="276" w:lineRule="auto"/>
+      </w:pPr>
+      <w:r>
+        <w:rPr>
+          <w:sz w:val="22"/>
+        </w:rPr>
+        <w:t>O catálogo é delimitado, a foto não confirma alergênicos ou ingredientes ocultos e a qualidade varia conforme cena e alimento. Não há autenticação ou sincronização remota do diário. O primeiro reconhecimento requer download volumoso. As recomendações apoiam variedade; não prescrevem quantidades nem diagnosticam deficiências. Esses limites integram os requisitos de transparência da solução.</w:t>
+      </w:r>
+    </w:p>
+    <w:p>
+      <w:pPr>
+        <w:spacing w:before="280" w:beforeAutospacing="1" w:after="100" w:afterAutospacing="1" w:line="240" w:lineRule="auto"/>
         <w:ind w:left="0" w:firstLine="0"/>
         <w:rPr>
           <w:rFonts w:eastAsia="Times New Roman"/>
@@ -1472,6 +2992,7 @@
           <w:szCs w:val="32"/>
           <w14:ligatures w14:val="none"/>
         </w:rPr>
+        <w:keepNext/>
       </w:pPr>
       <w:r>
         <w:rPr>
@@ -1489,316 +3010,731 @@
     </w:p>
     <w:p>
       <w:pPr>
-        <w:spacing w:before="100" w:beforeAutospacing="1" w:after="100" w:afterAutospacing="1" w:line="240" w:lineRule="auto"/>
-        <w:ind w:left="0" w:firstLine="0"/>
-        <w:rPr>
-          <w:rFonts w:eastAsia="Times New Roman"/>
-          <w:color w:val="auto"/>
-          <w:kern w:val="0"/>
-          <w14:ligatures w14:val="none"/>
-        </w:rPr>
-      </w:pPr>
-      <w:r>
-        <w:rPr>
-          <w:rFonts w:eastAsia="Times New Roman"/>
-          <w:color w:val="auto"/>
-          <w:kern w:val="0"/>
-          <w14:ligatures w14:val="none"/>
-        </w:rPr>
-        <w:t xml:space="preserve">O frontend utiliza HTML semântico, CSS responsivo e módulos JavaScript. app.js conecta eventos, estado e telas; engine.js implementa filtros e recomendações; store.js valida e persiste o diário no localStorage; nutrition.js calcula valores proporcionais; vision-local-entry.js prepara e executa o reconhecimento local, e vision-semantic-policy.js decide se há candidato aceitável.</w:t>
-      </w:r>
-    </w:p>
-    <w:p>
-      <w:pPr>
-        <w:spacing w:before="100" w:beforeAutospacing="1" w:after="100" w:afterAutospacing="1" w:line="240" w:lineRule="auto"/>
-        <w:ind w:left="0" w:firstLine="0"/>
-        <w:rPr>
-          <w:rFonts w:eastAsia="Times New Roman"/>
-          <w:color w:val="auto"/>
-          <w:kern w:val="0"/>
-          <w14:ligatures w14:val="none"/>
-        </w:rPr>
-      </w:pPr>
-      <w:r>
-        <w:rPr>
-          <w:rFonts w:eastAsia="Times New Roman"/>
-          <w:color w:val="auto"/>
-          <w:kern w:val="0"/>
-          <w14:ligatures w14:val="none"/>
-        </w:rPr>
-        <w:t xml:space="preserve">O backend utiliza Node.js 24. servidor/server.js fornece o handler HTTP e o servidor local; api/index.mjs o adapta à Vercel. As rotas principais são GET /api/status, POST /api/contacts e POST /api/identify. A integração remota com OpenAI ou Vercel AI Gateway permanece opcional; o modo selecionado de reconhecimento usa SigLIP quantizado no navegador, por ONNX Runtime Web e WebAssembly.</w:t>
-      </w:r>
-    </w:p>
-    <w:p>
-      <w:pPr>
-        <w:spacing w:before="100" w:beforeAutospacing="1" w:after="100" w:afterAutospacing="1" w:line="240" w:lineRule="auto"/>
-        <w:ind w:left="0" w:firstLine="0"/>
-        <w:rPr>
-          <w:rFonts w:eastAsia="Times New Roman"/>
-          <w:color w:val="auto"/>
-          <w:kern w:val="0"/>
-          <w14:ligatures w14:val="none"/>
-        </w:rPr>
-      </w:pPr>
-      <w:r>
-        <w:rPr>
-          <w:rFonts w:eastAsia="Times New Roman"/>
-          <w:color w:val="auto"/>
-          <w:kern w:val="0"/>
-          <w14:ligatures w14:val="none"/>
-        </w:rPr>
-        <w:t xml:space="preserve">O projeto está organizado em html, css, javascript, dados, imagens, servidor, ferramentas, testes e documentacoes. Os scripts de build preparam public e os artefatos do modelo sem publicar documentos internos ou credenciais. Os dados nutricionais são um recorte de 43 referências TACO com preparo, porção-base e proveniência.</w:t>
-      </w:r>
-    </w:p>
-    <w:p>
-      <w:pPr>
-        <w:numPr>
-          <w:ilvl w:val="0"/>
-          <w:numId w:val="13"/>
-        </w:numPr>
-        <w:spacing w:before="100" w:beforeAutospacing="1" w:after="100" w:afterAutospacing="1" w:line="240" w:lineRule="auto"/>
-        <w:rPr>
-          <w:rFonts w:eastAsia="Times New Roman"/>
-          <w:color w:val="auto"/>
-          <w:kern w:val="0"/>
-          <w14:ligatures w14:val="none"/>
-        </w:rPr>
-      </w:pPr>
-      <w:r>
-        <w:rPr>
-          <w:rFonts w:eastAsia="Times New Roman"/>
-          <w:color w:val="auto"/>
-          <w:kern w:val="0"/>
-          <w14:ligatures w14:val="none"/>
-        </w:rPr>
-        <w:t xml:space="preserve">Na nuvem, contatos são persistidos em PostgreSQL/Neon, no banco separado nutrivibe-production. A tabela contacts contém email como chave primária, name obrigatório e consent_at obrigatório. Consultas parametrizadas evitam concatenar entradas em SQL; um contato repetido atualiza nome e consentimento. Localmente, sem conexão PostgreSQL, é utilizado SQLite. O diário alimentar permanece no navegador, separado desse banco.</w:t>
-      </w:r>
-    </w:p>
-    <w:p>
-      <w:pPr>
-        <w:numPr>
-          <w:ilvl w:val="0"/>
-          <w:numId w:val="13"/>
-        </w:numPr>
-        <w:spacing w:before="100" w:beforeAutospacing="1" w:after="100" w:afterAutospacing="1" w:line="240" w:lineRule="auto"/>
-        <w:rPr>
-          <w:rFonts w:eastAsia="Times New Roman"/>
-          <w:color w:val="auto"/>
-          <w:kern w:val="0"/>
-          <w14:ligatures w14:val="none"/>
-        </w:rPr>
-      </w:pPr>
-      <w:r>
-        <w:rPr>
-          <w:rFonts w:eastAsia="Times New Roman"/>
-          <w:color w:val="auto"/>
-          <w:kern w:val="0"/>
-          <w14:ligatures w14:val="none"/>
-        </w:rPr>
-        <w:t xml:space="preserve">Exemplo real de engine.js: export function dailyRecords(records, date) { return records.filter((r) =&gt; r.date === date); }. A função seleciona apenas os registros do dia solicitado. Em nutrition.js, a expressão (value * grams) / reference.basisGrams ajusta cada nutriente ao peso confirmado. Em store.js, localStorage.setItem(KEY, JSON.stringify(validState(state))) valida e serializa o estado antes de persistir.</w:t>
-      </w:r>
-    </w:p>
-    <w:p>
-      <w:pPr>
-        <w:numPr>
-          <w:ilvl w:val="0"/>
-          <w:numId w:val="13"/>
-        </w:numPr>
-        <w:spacing w:before="100" w:beforeAutospacing="1" w:after="100" w:afterAutospacing="1" w:line="240" w:lineRule="auto"/>
-        <w:rPr>
-          <w:rFonts w:eastAsia="Times New Roman"/>
-          <w:color w:val="auto"/>
-          <w:kern w:val="0"/>
-          <w14:ligatures w14:val="none"/>
-        </w:rPr>
-      </w:pPr>
-      <w:r>
-        <w:rPr>
-          <w:rFonts w:eastAsia="Times New Roman"/>
-          <w:color w:val="auto"/>
-          <w:kern w:val="0"/>
-          <w14:ligatures w14:val="none"/>
-        </w:rPr>
-        <w:t xml:space="preserve">Foram implementados perfil, filtros, diário, resumo, recomendações por grupos, backup, educação, cadastro de contatos, reconhecimento com correção manual e cálculo nutricional confirmado. A visão geral passou a mostrar registros reais do dia e atalhos. Permanecem como evolução a sincronização, contas, gamificação completa e validação externa. Código e documentação: https://github.com/huezinho/projeto .</w:t>
-      </w:r>
-    </w:p>
-    <w:p>
-      <w:pPr>
-        <w:numPr>
-          <w:ilvl w:val="0"/>
-          <w:numId w:val="13"/>
-        </w:numPr>
-        <w:spacing w:before="100" w:beforeAutospacing="1" w:after="100" w:afterAutospacing="1" w:line="240" w:lineRule="auto"/>
-        <w:rPr>
-          <w:rFonts w:eastAsia="Times New Roman"/>
-          <w:color w:val="auto"/>
-          <w:kern w:val="0"/>
-          <w14:ligatures w14:val="none"/>
-        </w:rPr>
-      </w:pPr>
-    </w:p>
-    <w:p>
-      <w:pPr>
-        <w:numPr>
-          <w:ilvl w:val="0"/>
-          <w:numId w:val="13"/>
-        </w:numPr>
-        <w:spacing w:before="100" w:beforeAutospacing="1" w:after="100" w:afterAutospacing="1" w:line="240" w:lineRule="auto"/>
-        <w:rPr>
-          <w:rFonts w:eastAsia="Times New Roman"/>
-          <w:color w:val="auto"/>
-          <w:kern w:val="0"/>
-          <w14:ligatures w14:val="none"/>
-        </w:rPr>
-      </w:pPr>
-    </w:p>
-    <w:p>
-      <w:pPr>
-        <w:numPr>
-          <w:ilvl w:val="0"/>
-          <w:numId w:val="13"/>
-        </w:numPr>
-        <w:spacing w:before="100" w:beforeAutospacing="1" w:after="100" w:afterAutospacing="1" w:line="240" w:lineRule="auto"/>
-        <w:rPr>
-          <w:rFonts w:eastAsia="Times New Roman"/>
-          <w:color w:val="auto"/>
-          <w:kern w:val="0"/>
-          <w14:ligatures w14:val="none"/>
-        </w:rPr>
-      </w:pPr>
-    </w:p>
-    <w:p>
-      <w:pPr>
-        <w:numPr>
-          <w:ilvl w:val="0"/>
-          <w:numId w:val="13"/>
-        </w:numPr>
-        <w:spacing w:before="100" w:beforeAutospacing="1" w:after="100" w:afterAutospacing="1" w:line="240" w:lineRule="auto"/>
-        <w:rPr>
-          <w:rFonts w:eastAsia="Times New Roman"/>
-          <w:color w:val="auto"/>
-          <w:kern w:val="0"/>
-          <w14:ligatures w14:val="none"/>
-        </w:rPr>
-      </w:pPr>
-    </w:p>
-    <w:p>
-      <w:pPr>
-        <w:numPr>
-          <w:ilvl w:val="0"/>
-          <w:numId w:val="13"/>
-        </w:numPr>
-        <w:spacing w:before="100" w:beforeAutospacing="1" w:after="100" w:afterAutospacing="1" w:line="240" w:lineRule="auto"/>
-        <w:rPr>
-          <w:rFonts w:eastAsia="Times New Roman"/>
-          <w:color w:val="auto"/>
-          <w:kern w:val="0"/>
-          <w14:ligatures w14:val="none"/>
-        </w:rPr>
-      </w:pPr>
-    </w:p>
-    <w:p>
-      <w:pPr>
-        <w:numPr>
-          <w:ilvl w:val="0"/>
-          <w:numId w:val="13"/>
-        </w:numPr>
-        <w:spacing w:before="100" w:beforeAutospacing="1" w:after="100" w:afterAutospacing="1" w:line="240" w:lineRule="auto"/>
-        <w:rPr>
-          <w:rFonts w:eastAsia="Times New Roman"/>
-          <w:color w:val="auto"/>
-          <w:kern w:val="0"/>
-          <w14:ligatures w14:val="none"/>
-        </w:rPr>
-      </w:pPr>
-    </w:p>
-    <w:p>
-      <w:pPr>
-        <w:numPr>
-          <w:ilvl w:val="0"/>
-          <w:numId w:val="13"/>
-        </w:numPr>
-        <w:spacing w:before="100" w:beforeAutospacing="1" w:after="100" w:afterAutospacing="1" w:line="240" w:lineRule="auto"/>
-        <w:rPr>
-          <w:rFonts w:eastAsia="Times New Roman"/>
-          <w:color w:val="auto"/>
-          <w:kern w:val="0"/>
-          <w14:ligatures w14:val="none"/>
-        </w:rPr>
-      </w:pPr>
-    </w:p>
-    <w:p>
-      <w:pPr>
-        <w:spacing w:before="100" w:beforeAutospacing="1" w:after="100" w:afterAutospacing="1" w:line="240" w:lineRule="auto"/>
-        <w:ind w:left="0" w:firstLine="0"/>
-        <w:rPr>
-          <w:rFonts w:eastAsia="Times New Roman"/>
-          <w:color w:val="auto"/>
-          <w:kern w:val="0"/>
-          <w14:ligatures w14:val="none"/>
-        </w:rPr>
-      </w:pPr>
-    </w:p>
-    <w:p>
-      <w:pPr>
-        <w:numPr>
-          <w:ilvl w:val="0"/>
-          <w:numId w:val="14"/>
-        </w:numPr>
-        <w:spacing w:before="100" w:beforeAutospacing="1" w:after="100" w:afterAutospacing="1" w:line="240" w:lineRule="auto"/>
-        <w:rPr>
-          <w:rFonts w:eastAsia="Times New Roman"/>
-          <w:color w:val="auto"/>
-          <w:kern w:val="0"/>
-          <w14:ligatures w14:val="none"/>
-        </w:rPr>
-      </w:pPr>
-    </w:p>
-    <w:p>
-      <w:pPr>
-        <w:numPr>
-          <w:ilvl w:val="0"/>
-          <w:numId w:val="14"/>
-        </w:numPr>
-        <w:spacing w:before="100" w:beforeAutospacing="1" w:after="100" w:afterAutospacing="1" w:line="240" w:lineRule="auto"/>
-        <w:rPr>
-          <w:rFonts w:eastAsia="Times New Roman"/>
-          <w:color w:val="auto"/>
-          <w:kern w:val="0"/>
-          <w14:ligatures w14:val="none"/>
-        </w:rPr>
-      </w:pPr>
-    </w:p>
-    <w:p>
-      <w:pPr>
-        <w:numPr>
-          <w:ilvl w:val="0"/>
-          <w:numId w:val="14"/>
-        </w:numPr>
-        <w:spacing w:before="100" w:beforeAutospacing="1" w:after="100" w:afterAutospacing="1" w:line="240" w:lineRule="auto"/>
-        <w:rPr>
-          <w:rFonts w:eastAsia="Times New Roman"/>
-          <w:color w:val="auto"/>
-          <w:kern w:val="0"/>
-          <w14:ligatures w14:val="none"/>
-        </w:rPr>
-      </w:pPr>
-    </w:p>
-    <w:p>
-      <w:pPr>
-        <w:spacing w:before="100" w:beforeAutospacing="1" w:after="100" w:afterAutospacing="1" w:line="240" w:lineRule="auto"/>
-        <w:ind w:left="0" w:firstLine="0"/>
-        <w:rPr>
-          <w:rFonts w:eastAsia="Times New Roman"/>
-          <w:color w:val="auto"/>
-          <w:kern w:val="0"/>
-          <w14:ligatures w14:val="none"/>
-        </w:rPr>
-      </w:pPr>
-    </w:p>
-    <w:p>
-      <w:pPr>
-        <w:spacing w:before="100" w:beforeAutospacing="1" w:after="100" w:afterAutospacing="1" w:line="240" w:lineRule="auto"/>
+        <w:keepNext/>
+        <w:spacing w:before="200"/>
+      </w:pPr>
+      <w:r>
+        <w:rPr>
+          <w:b/>
+          <w:sz w:val="22"/>
+        </w:rPr>
+        <w:t>Arquitetura e organização</w:t>
+      </w:r>
+    </w:p>
+    <w:p>
+      <w:pPr>
+        <w:widowControl/>
+        <w:spacing w:after="160" w:line="276" w:lineRule="auto"/>
+      </w:pPr>
+      <w:r>
+        <w:rPr>
+          <w:sz w:val="22"/>
+        </w:rPr>
+        <w:t>O frontend foi desenvolvido com HTML semântico, CSS e JavaScript modular. O backend Node.js atende serviços HTTP; a Vercel hospeda os arquivos públicos e a função serverless. A análise principal de fotos ocorre no navegador com SigLIP quantizado e ONNX Runtime Web. A integração com PostgreSQL/Neon é destinada aos contatos da landing page.</w:t>
+      </w:r>
+    </w:p>
+    <w:tbl>
+      <w:tblPr>
+        <w:tblW w:type="auto" w:w="0"/>
+        <w:tblLook w:firstColumn="1" w:firstRow="1" w:lastColumn="0" w:lastRow="0" w:noHBand="0" w:noVBand="1" w:val="04A0"/>
+        <w:tblBorders>
+          <w:top w:val="single" w:sz="4" w:color="A0A0A0"/>
+          <w:left w:val="single" w:sz="4" w:color="A0A0A0"/>
+          <w:bottom w:val="single" w:sz="4" w:color="A0A0A0"/>
+          <w:right w:val="single" w:sz="4" w:color="A0A0A0"/>
+          <w:insideH w:val="single" w:sz="4" w:color="A0A0A0"/>
+          <w:insideV w:val="single" w:sz="4" w:color="A0A0A0"/>
+        </w:tblBorders>
+      </w:tblPr>
+      <w:tblGrid>
+        <w:gridCol w:w="4393"/>
+        <w:gridCol w:w="4393"/>
+      </w:tblGrid>
+      <w:tr>
+        <w:trPr>
+          <w:tblHeader/>
+          <w:cantSplit/>
+        </w:trPr>
+        <w:tc>
+          <w:tcPr>
+            <w:tcW w:type="dxa" w:w="4393"/>
+          </w:tcPr>
+          <w:p>
+            <w:pPr>
+              <w:spacing w:after="80"/>
+            </w:pPr>
+            <w:r>
+              <w:rPr>
+                <w:b/>
+                <w:sz w:val="20"/>
+              </w:rPr>
+              <w:t>Pasta/arquivo</w:t>
+            </w:r>
+          </w:p>
+        </w:tc>
+        <w:tc>
+          <w:tcPr>
+            <w:tcW w:type="dxa" w:w="4393"/>
+          </w:tcPr>
+          <w:p>
+            <w:pPr>
+              <w:spacing w:after="80"/>
+            </w:pPr>
+            <w:r>
+              <w:rPr>
+                <w:b/>
+                <w:sz w:val="20"/>
+              </w:rPr>
+              <w:t>Responsabilidade</w:t>
+            </w:r>
+          </w:p>
+        </w:tc>
+      </w:tr>
+      <w:tr>
+        <w:trPr>
+          <w:cantSplit/>
+        </w:trPr>
+        <w:tc>
+          <w:tcPr>
+            <w:tcW w:type="dxa" w:w="4393"/>
+          </w:tcPr>
+          <w:p>
+            <w:pPr>
+              <w:spacing w:after="80"/>
+            </w:pPr>
+            <w:r>
+              <w:rPr>
+                <w:sz w:val="20"/>
+              </w:rPr>
+              <w:t>html e css</w:t>
+            </w:r>
+          </w:p>
+        </w:tc>
+        <w:tc>
+          <w:tcPr>
+            <w:tcW w:type="dxa" w:w="4393"/>
+          </w:tcPr>
+          <w:p>
+            <w:pPr>
+              <w:spacing w:after="80"/>
+            </w:pPr>
+            <w:r>
+              <w:rPr>
+                <w:sz w:val="20"/>
+              </w:rPr>
+              <w:t>Páginas e estilos separados para landing page e aplicativo.</w:t>
+            </w:r>
+          </w:p>
+        </w:tc>
+      </w:tr>
+      <w:tr>
+        <w:trPr>
+          <w:cantSplit/>
+        </w:trPr>
+        <w:tc>
+          <w:tcPr>
+            <w:tcW w:type="dxa" w:w="4393"/>
+          </w:tcPr>
+          <w:p>
+            <w:pPr>
+              <w:spacing w:after="80"/>
+            </w:pPr>
+            <w:r>
+              <w:rPr>
+                <w:sz w:val="20"/>
+              </w:rPr>
+              <w:t>javascript/aplicativo/app.js</w:t>
+            </w:r>
+          </w:p>
+        </w:tc>
+        <w:tc>
+          <w:tcPr>
+            <w:tcW w:type="dxa" w:w="4393"/>
+          </w:tcPr>
+          <w:p>
+            <w:pPr>
+              <w:spacing w:after="80"/>
+            </w:pPr>
+            <w:r>
+              <w:rPr>
+                <w:sz w:val="20"/>
+              </w:rPr>
+              <w:t>Eventos, renderização, estado e integração dos fluxos.</w:t>
+            </w:r>
+          </w:p>
+        </w:tc>
+      </w:tr>
+      <w:tr>
+        <w:trPr>
+          <w:cantSplit/>
+        </w:trPr>
+        <w:tc>
+          <w:tcPr>
+            <w:tcW w:type="dxa" w:w="4393"/>
+          </w:tcPr>
+          <w:p>
+            <w:pPr>
+              <w:spacing w:after="80"/>
+            </w:pPr>
+            <w:r>
+              <w:rPr>
+                <w:sz w:val="20"/>
+              </w:rPr>
+              <w:t>engine.js e store.js</w:t>
+            </w:r>
+          </w:p>
+        </w:tc>
+        <w:tc>
+          <w:tcPr>
+            <w:tcW w:type="dxa" w:w="4393"/>
+          </w:tcPr>
+          <w:p>
+            <w:pPr>
+              <w:spacing w:after="80"/>
+            </w:pPr>
+            <w:r>
+              <w:rPr>
+                <w:sz w:val="20"/>
+              </w:rPr>
+              <w:t>Regras de recomendação; validação e persistência local.</w:t>
+            </w:r>
+          </w:p>
+        </w:tc>
+      </w:tr>
+      <w:tr>
+        <w:trPr>
+          <w:cantSplit/>
+        </w:trPr>
+        <w:tc>
+          <w:tcPr>
+            <w:tcW w:type="dxa" w:w="4393"/>
+          </w:tcPr>
+          <w:p>
+            <w:pPr>
+              <w:spacing w:after="80"/>
+            </w:pPr>
+            <w:r>
+              <w:rPr>
+                <w:sz w:val="20"/>
+              </w:rPr>
+              <w:t>nutrition.js e dados/nutricao.js</w:t>
+            </w:r>
+          </w:p>
+        </w:tc>
+        <w:tc>
+          <w:tcPr>
+            <w:tcW w:type="dxa" w:w="4393"/>
+          </w:tcPr>
+          <w:p>
+            <w:pPr>
+              <w:spacing w:after="80"/>
+            </w:pPr>
+            <w:r>
+              <w:rPr>
+                <w:sz w:val="20"/>
+              </w:rPr>
+              <w:t>Cálculo proporcional e referências TACO.</w:t>
+            </w:r>
+          </w:p>
+        </w:tc>
+      </w:tr>
+      <w:tr>
+        <w:trPr>
+          <w:cantSplit/>
+        </w:trPr>
+        <w:tc>
+          <w:tcPr>
+            <w:tcW w:type="dxa" w:w="4393"/>
+          </w:tcPr>
+          <w:p>
+            <w:pPr>
+              <w:spacing w:after="80"/>
+            </w:pPr>
+            <w:r>
+              <w:rPr>
+                <w:sz w:val="20"/>
+              </w:rPr>
+              <w:t>vision-local-entry.js e vision-semantic-policy.js</w:t>
+            </w:r>
+          </w:p>
+        </w:tc>
+        <w:tc>
+          <w:tcPr>
+            <w:tcW w:type="dxa" w:w="4393"/>
+          </w:tcPr>
+          <w:p>
+            <w:pPr>
+              <w:spacing w:after="80"/>
+            </w:pPr>
+            <w:r>
+              <w:rPr>
+                <w:sz w:val="20"/>
+              </w:rPr>
+              <w:t>Execução visual local, ranking, limiares e recusa.</w:t>
+            </w:r>
+          </w:p>
+        </w:tc>
+      </w:tr>
+      <w:tr>
+        <w:trPr>
+          <w:cantSplit/>
+        </w:trPr>
+        <w:tc>
+          <w:tcPr>
+            <w:tcW w:type="dxa" w:w="4393"/>
+          </w:tcPr>
+          <w:p>
+            <w:pPr>
+              <w:spacing w:after="80"/>
+            </w:pPr>
+            <w:r>
+              <w:rPr>
+                <w:sz w:val="20"/>
+              </w:rPr>
+              <w:t>servidor e api/index.mjs</w:t>
+            </w:r>
+          </w:p>
+        </w:tc>
+        <w:tc>
+          <w:tcPr>
+            <w:tcW w:type="dxa" w:w="4393"/>
+          </w:tcPr>
+          <w:p>
+            <w:pPr>
+              <w:spacing w:after="80"/>
+            </w:pPr>
+            <w:r>
+              <w:rPr>
+                <w:sz w:val="20"/>
+              </w:rPr>
+              <w:t>Handler HTTP, contatos e adaptação serverless.</w:t>
+            </w:r>
+          </w:p>
+        </w:tc>
+      </w:tr>
+      <w:tr>
+        <w:trPr>
+          <w:cantSplit/>
+        </w:trPr>
+        <w:tc>
+          <w:tcPr>
+            <w:tcW w:type="dxa" w:w="4393"/>
+          </w:tcPr>
+          <w:p>
+            <w:pPr>
+              <w:spacing w:after="80"/>
+            </w:pPr>
+            <w:r>
+              <w:rPr>
+                <w:sz w:val="20"/>
+              </w:rPr>
+              <w:t>ferramentas, testes e documentacoes</w:t>
+            </w:r>
+          </w:p>
+        </w:tc>
+        <w:tc>
+          <w:tcPr>
+            <w:tcW w:type="dxa" w:w="4393"/>
+          </w:tcPr>
+          <w:p>
+            <w:pPr>
+              <w:spacing w:after="80"/>
+            </w:pPr>
+            <w:r>
+              <w:rPr>
+                <w:sz w:val="20"/>
+              </w:rPr>
+              <w:t>Preparação de artefatos, verificações e evidências.</w:t>
+            </w:r>
+          </w:p>
+        </w:tc>
+      </w:tr>
+    </w:tbl>
+    <w:p/>
+    <w:p>
+      <w:pPr>
+        <w:keepNext/>
+        <w:spacing w:before="200"/>
+      </w:pPr>
+      <w:r>
+        <w:rPr>
+          <w:b/>
+          <w:sz w:val="22"/>
+        </w:rPr>
+        <w:t>Funcionamento do JavaScript</w:t>
+      </w:r>
+    </w:p>
+    <w:p>
+      <w:pPr>
+        <w:widowControl/>
+        <w:spacing w:after="160" w:line="276" w:lineRule="auto"/>
+      </w:pPr>
+      <w:r>
+        <w:rPr>
+          <w:sz w:val="22"/>
+        </w:rPr>
+        <w:t>Trecho de javascript/aplicativo/engine.js, linhas 29–31:</w:t>
+      </w:r>
+    </w:p>
+    <w:p>
+      <w:r>
+        <w:rPr>
+          <w:rFonts w:ascii="Consolas" w:hAnsi="Consolas"/>
+          <w:sz w:val="18"/>
+        </w:rPr>
+        <w:t xml:space="preserve">  return records.filter((r) =&gt; r.date === date);</w:t>
+      </w:r>
+      <w:r>
+        <w:rPr>
+          <w:rFonts w:ascii="Consolas" w:hAnsi="Consolas"/>
+          <w:sz w:val="18"/>
+        </w:rPr>
+        <w:br/>
+        <w:t>}</w:t>
+      </w:r>
+      <w:r>
+        <w:rPr>
+          <w:rFonts w:ascii="Consolas" w:hAnsi="Consolas"/>
+          <w:sz w:val="18"/>
+        </w:rPr>
+        <w:br/>
+        <w:t>export function recommend(records, profile, date) {</w:t>
+      </w:r>
+    </w:p>
+    <w:p>
+      <w:pPr>
+        <w:widowControl/>
+        <w:spacing w:after="160" w:line="276" w:lineRule="auto"/>
+      </w:pPr>
+      <w:r>
+        <w:rPr>
+          <w:sz w:val="22"/>
+        </w:rPr>
+        <w:t>O filtro isola a data solicitada antes de produzir totais e sugestões. A recomendação elimina incompatibilidades e alimentos já consumidos; prioriza grupos ausentes e considera preferências. Os módulos separam regras da tela, permitindo testes sem depender de clique manual para cada cenário.</w:t>
+      </w:r>
+    </w:p>
+    <w:p>
+      <w:pPr>
+        <w:widowControl/>
+        <w:spacing w:after="160" w:line="276" w:lineRule="auto"/>
+      </w:pPr>
+      <w:r>
+        <w:rPr>
+          <w:sz w:val="22"/>
+        </w:rPr>
+        <w:t>Trecho de javascript/aplicativo/store.js, linhas 79–82:</w:t>
+      </w:r>
+    </w:p>
+    <w:p>
+      <w:r>
+        <w:rPr>
+          <w:rFonts w:ascii="Consolas" w:hAnsi="Consolas"/>
+          <w:sz w:val="18"/>
+        </w:rPr>
+        <w:t>}</w:t>
+      </w:r>
+      <w:r>
+        <w:rPr>
+          <w:rFonts w:ascii="Consolas" w:hAnsi="Consolas"/>
+          <w:sz w:val="18"/>
+        </w:rPr>
+        <w:br/>
+        <w:t>export function persist(state) {</w:t>
+      </w:r>
+      <w:r>
+        <w:rPr>
+          <w:rFonts w:ascii="Consolas" w:hAnsi="Consolas"/>
+          <w:sz w:val="18"/>
+        </w:rPr>
+        <w:br/>
+        <w:t xml:space="preserve">  localStorage.setItem(KEY, JSON.stringify(validState(state)));</w:t>
+      </w:r>
+      <w:r>
+        <w:rPr>
+          <w:rFonts w:ascii="Consolas" w:hAnsi="Consolas"/>
+          <w:sz w:val="18"/>
+        </w:rPr>
+        <w:br/>
+        <w:t>}</w:t>
+      </w:r>
+    </w:p>
+    <w:p>
+      <w:pPr>
+        <w:widowControl/>
+        <w:spacing w:after="160" w:line="276" w:lineRule="auto"/>
+      </w:pPr>
+      <w:r>
+        <w:rPr>
+          <w:sz w:val="22"/>
+        </w:rPr>
+        <w:t>O estado é validado, convertido em JSON e salvo na chave nutrivibe-v2 do localStorage. A importação exige estrutura válida e rejeita registros inconsistentes. A tela só sinaliza sucesso depois da persistência; em erro de leitura, o código evita sobrescrever dados que não conseguiu recuperar.</w:t>
+      </w:r>
+    </w:p>
+    <w:p>
+      <w:pPr>
+        <w:keepNext/>
+        <w:spacing w:before="200"/>
+      </w:pPr>
+      <w:r>
+        <w:rPr>
+          <w:b/>
+          <w:sz w:val="22"/>
+        </w:rPr>
+        <w:t>Reconhecimento e estimativa nutricional</w:t>
+      </w:r>
+    </w:p>
+    <w:p>
+      <w:pPr>
+        <w:widowControl/>
+        <w:spacing w:after="160" w:line="276" w:lineRule="auto"/>
+      </w:pPr>
+      <w:r>
+        <w:rPr>
+          <w:sz w:val="22"/>
+        </w:rPr>
+        <w:t>O modelo transforma a imagem em um vetor visual e compara sua similaridade com classes de alimentos, pratos e controles negativos. Limiares de score e margem podem levar à recusa e à entrada manual. O resultado é uma hipótese a confirmar, não uma probabilidade clínica. O cálculo nutricional é posterior: o usuário confirma referência TACO e gramas.</w:t>
+      </w:r>
+    </w:p>
+    <w:p>
+      <w:pPr>
+        <w:widowControl/>
+        <w:spacing w:after="160" w:line="276" w:lineRule="auto"/>
+      </w:pPr>
+      <w:r>
+        <w:rPr>
+          <w:sz w:val="22"/>
+        </w:rPr>
+        <w:t>A regra de cálculo é valor consumido = valor da referência × gramas informadas ÷ gramas-base. Por exemplo, 150 g representam 1,5 vez uma referência expressa por 100 g. O recorte utilizado contém 43 referências com preparo e proveniência. Dados ausentes permanecem nulos e o resumo informa cobertura parcial.</w:t>
+      </w:r>
+    </w:p>
+    <w:p>
+      <w:pPr>
+        <w:keepNext/>
+        <w:spacing w:before="200"/>
+      </w:pPr>
+      <w:r>
+        <w:rPr>
+          <w:b/>
+          <w:sz w:val="22"/>
+        </w:rPr>
+        <w:t>Backend, API e modelagem do banco</w:t>
+      </w:r>
+    </w:p>
+    <w:p>
+      <w:pPr>
+        <w:widowControl/>
+        <w:spacing w:after="160" w:line="276" w:lineRule="auto"/>
+      </w:pPr>
+      <w:r>
+        <w:rPr>
+          <w:sz w:val="22"/>
+        </w:rPr>
+        <w:t>GET /api/status informa disponibilidade dos serviços. POST /api/contacts valida e grava nome, e-mail e consentimento. POST /api/identify mantém o adaptador remoto opcional; a configuração atual browser-local executa a identificação no aparelho. OpenAI e Vercel AI Gateway são alternativas dependentes de credenciais/créditos, não o motor gratuito atual.</w:t>
+      </w:r>
+    </w:p>
+    <w:tbl>
+      <w:tblPr>
+        <w:tblW w:type="auto" w:w="0"/>
+        <w:tblLook w:firstColumn="1" w:firstRow="1" w:lastColumn="0" w:lastRow="0" w:noHBand="0" w:noVBand="1" w:val="04A0"/>
+        <w:tblBorders>
+          <w:top w:val="single" w:sz="4" w:color="A0A0A0"/>
+          <w:left w:val="single" w:sz="4" w:color="A0A0A0"/>
+          <w:bottom w:val="single" w:sz="4" w:color="A0A0A0"/>
+          <w:right w:val="single" w:sz="4" w:color="A0A0A0"/>
+          <w:insideH w:val="single" w:sz="4" w:color="A0A0A0"/>
+          <w:insideV w:val="single" w:sz="4" w:color="A0A0A0"/>
+        </w:tblBorders>
+      </w:tblPr>
+      <w:tblGrid>
+        <w:gridCol w:w="4393"/>
+        <w:gridCol w:w="4393"/>
+      </w:tblGrid>
+      <w:tr>
+        <w:trPr>
+          <w:tblHeader/>
+          <w:cantSplit/>
+        </w:trPr>
+        <w:tc>
+          <w:tcPr>
+            <w:tcW w:type="dxa" w:w="4393"/>
+          </w:tcPr>
+          <w:p>
+            <w:pPr>
+              <w:keepNext/>
+              <w:spacing w:after="80"/>
+            </w:pPr>
+            <w:r>
+              <w:rPr>
+                <w:b/>
+                <w:sz w:val="20"/>
+              </w:rPr>
+              <w:t>Campo de contacts</w:t>
+            </w:r>
+          </w:p>
+        </w:tc>
+        <w:tc>
+          <w:tcPr>
+            <w:tcW w:type="dxa" w:w="4393"/>
+          </w:tcPr>
+          <w:p>
+            <w:pPr>
+              <w:keepNext/>
+              <w:spacing w:after="80"/>
+            </w:pPr>
+            <w:r>
+              <w:rPr>
+                <w:b/>
+                <w:sz w:val="20"/>
+              </w:rPr>
+              <w:t>Tipo e regra</w:t>
+            </w:r>
+          </w:p>
+        </w:tc>
+      </w:tr>
+      <w:tr>
+        <w:trPr>
+          <w:cantSplit/>
+        </w:trPr>
+        <w:tc>
+          <w:tcPr>
+            <w:tcW w:type="dxa" w:w="4393"/>
+          </w:tcPr>
+          <w:p>
+            <w:pPr>
+              <w:keepNext/>
+              <w:spacing w:after="80"/>
+            </w:pPr>
+            <w:r>
+              <w:rPr>
+                <w:sz w:val="20"/>
+              </w:rPr>
+              <w:t>email</w:t>
+            </w:r>
+          </w:p>
+        </w:tc>
+        <w:tc>
+          <w:tcPr>
+            <w:tcW w:type="dxa" w:w="4393"/>
+          </w:tcPr>
+          <w:p>
+            <w:pPr>
+              <w:keepNext/>
+              <w:spacing w:after="80"/>
+            </w:pPr>
+            <w:r>
+              <w:rPr>
+                <w:sz w:val="20"/>
+              </w:rPr>
+              <w:t>TEXT, chave primária; identifica contato sem duplicar a mesma chave.</w:t>
+            </w:r>
+          </w:p>
+        </w:tc>
+      </w:tr>
+      <w:tr>
+        <w:trPr>
+          <w:cantSplit/>
+        </w:trPr>
+        <w:tc>
+          <w:tcPr>
+            <w:tcW w:type="dxa" w:w="4393"/>
+          </w:tcPr>
+          <w:p>
+            <w:pPr>
+              <w:keepNext/>
+              <w:spacing w:after="80"/>
+            </w:pPr>
+            <w:r>
+              <w:rPr>
+                <w:sz w:val="20"/>
+              </w:rPr>
+              <w:t>name</w:t>
+            </w:r>
+          </w:p>
+        </w:tc>
+        <w:tc>
+          <w:tcPr>
+            <w:tcW w:type="dxa" w:w="4393"/>
+          </w:tcPr>
+          <w:p>
+            <w:pPr>
+              <w:keepNext/>
+              <w:spacing w:after="80"/>
+            </w:pPr>
+            <w:r>
+              <w:rPr>
+                <w:sz w:val="20"/>
+              </w:rPr>
+              <w:t>TEXT NOT NULL; nome validado pelo servidor.</w:t>
+            </w:r>
+          </w:p>
+        </w:tc>
+      </w:tr>
+      <w:tr>
+        <w:trPr>
+          <w:cantSplit/>
+        </w:trPr>
+        <w:tc>
+          <w:tcPr>
+            <w:tcW w:type="dxa" w:w="4393"/>
+          </w:tcPr>
+          <w:p>
+            <w:pPr>
+              <w:spacing w:after="80"/>
+            </w:pPr>
+            <w:r>
+              <w:rPr>
+                <w:sz w:val="20"/>
+              </w:rPr>
+              <w:t>consent_at</w:t>
+            </w:r>
+          </w:p>
+        </w:tc>
+        <w:tc>
+          <w:tcPr>
+            <w:tcW w:type="dxa" w:w="4393"/>
+          </w:tcPr>
+          <w:p>
+            <w:pPr>
+              <w:spacing w:after="80"/>
+            </w:pPr>
+            <w:r>
+              <w:rPr>
+                <w:sz w:val="20"/>
+              </w:rPr>
+              <w:t>TEXT NOT NULL; data/hora ISO do consentimento registrada pelo servidor.</w:t>
+            </w:r>
+          </w:p>
+        </w:tc>
+      </w:tr>
+    </w:tbl>
+    <w:p/>
+    <w:p>
+      <w:pPr>
+        <w:widowControl/>
+        <w:spacing w:after="160" w:line="276" w:lineRule="auto"/>
+      </w:pPr>
+      <w:r>
+        <w:rPr>
+          <w:sz w:val="22"/>
+        </w:rPr>
+        <w:t>A gravação utiliza parâmetros SQL e atualiza o contato quando o e-mail já existe. Na nuvem, a conexão é obtida do ambiente e aponta para o banco separado nutrivibe-production. Sem PostgreSQL, o modo local utiliza SQLite. O diário e as preferências não são gravados nessa tabela: permanecem no navegador. Credenciais não integram arquivos públicos ou documentos de entrega.</w:t>
+      </w:r>
+    </w:p>
+    <w:p>
+      <w:pPr>
+        <w:widowControl/>
+        <w:spacing w:after="160" w:line="276" w:lineRule="auto"/>
+      </w:pPr>
+      <w:r>
+        <w:rPr>
+          <w:sz w:val="22"/>
+        </w:rPr>
+        <w:t>Foram concluídos os fluxos de perfil, catálogo, diário, resumo, backup, educação, contato e reconhecimento confirmado. As telas foram diferenciadas visualmente e publicadas. Contas, sincronização, gamificação completa e avaliação externa permanecem como evoluções, sem serem apresentadas como funcionalidades entregues.</w:t>
+      </w:r>
+    </w:p>
+    <w:p>
+      <w:pPr>
+        <w:spacing w:before="280" w:beforeAutospacing="1" w:after="100" w:afterAutospacing="1" w:line="240" w:lineRule="auto"/>
         <w:ind w:left="0" w:firstLine="0"/>
         <w:outlineLvl w:val="1"/>
         <w:rPr>
@@ -1811,6 +3747,7 @@
           <w:szCs w:val="32"/>
           <w14:ligatures w14:val="none"/>
         </w:rPr>
+        <w:keepNext/>
       </w:pPr>
       <w:r>
         <w:rPr>
@@ -1828,316 +3765,541 @@
     </w:p>
     <w:p>
       <w:pPr>
-        <w:spacing w:before="100" w:beforeAutospacing="1" w:after="100" w:afterAutospacing="1" w:line="240" w:lineRule="auto"/>
-        <w:ind w:left="0" w:firstLine="0"/>
-        <w:rPr>
-          <w:rFonts w:eastAsia="Times New Roman"/>
-          <w:color w:val="auto"/>
-          <w:kern w:val="0"/>
-          <w14:ligatures w14:val="none"/>
-        </w:rPr>
-      </w:pPr>
-      <w:r>
-        <w:rPr>
-          <w:rFonts w:eastAsia="Times New Roman"/>
-          <w:color w:val="auto"/>
-          <w:kern w:val="0"/>
-          <w14:ligatures w14:val="none"/>
-        </w:rPr>
-        <w:t xml:space="preserve">Foram executados 25 testes automatizados com node:test. Testes de regras verificam restrições e seletividade, priorização por dia, rejeição de dados inválidos e ausência de relaxamento de filtros. Sua finalidade é evitar recomendações incompatíveis e corrupção do diário durante importação.</w:t>
-      </w:r>
-    </w:p>
-    <w:p>
-      <w:pPr>
-        <w:spacing w:before="100" w:beforeAutospacing="1" w:after="100" w:afterAutospacing="1" w:line="240" w:lineRule="auto"/>
-        <w:ind w:left="0" w:firstLine="0"/>
-        <w:rPr>
-          <w:rFonts w:eastAsia="Times New Roman"/>
-          <w:color w:val="auto"/>
-          <w:kern w:val="0"/>
-          <w14:ligatures w14:val="none"/>
-        </w:rPr>
-      </w:pPr>
-      <w:r>
-        <w:rPr>
-          <w:rFonts w:eastAsia="Times New Roman"/>
-          <w:color w:val="auto"/>
-          <w:kern w:val="0"/>
-          <w14:ligatures w14:val="none"/>
-        </w:rPr>
-        <w:t xml:space="preserve">Os testes nutricionais verificam proporcionalidade por peso, referências compatíveis e tratamento de valores ausentes. Por exemplo, uma referência de outro alimento deve ser rejeitada, e registros sem informação nutricional não podem ser contados como zero. Os testes de visão verificam classes negativas, margens, vetores inválidos e respostas de provedores. Os de implantação verificam o handler e a persistência compatível com serverless.</w:t>
-      </w:r>
-    </w:p>
-    <w:p>
-      <w:pPr>
-        <w:spacing w:before="100" w:beforeAutospacing="1" w:after="100" w:afterAutospacing="1" w:line="240" w:lineRule="auto"/>
-        <w:ind w:left="0" w:firstLine="0"/>
-        <w:rPr>
-          <w:rFonts w:eastAsia="Times New Roman"/>
-          <w:color w:val="auto"/>
-          <w:kern w:val="0"/>
-          <w14:ligatures w14:val="none"/>
-        </w:rPr>
-      </w:pPr>
-      <w:r>
-        <w:rPr>
-          <w:rFonts w:eastAsia="Times New Roman"/>
-          <w:color w:val="auto"/>
-          <w:kern w:val="0"/>
-          <w14:ligatures w14:val="none"/>
-        </w:rPr>
-        <w:t xml:space="preserve">O fluxo Chromium verifica perfil, busca, filtros, cadastro e remoção, persistência após recarregar, foto/recusa/confirmação, cálculo nutricional, backup e contatos. Também percorre as cinco telas em 360, 768 e 1280 pixels e verifica transbordamento e navegação móvel. O painel foi verificado com alimento previamente registrado, confirmando sua apresentação e o atalho de retorno ao diário.</w:t>
-      </w:r>
-    </w:p>
-    <w:p>
-      <w:pPr>
-        <w:numPr>
-          <w:ilvl w:val="0"/>
-          <w:numId w:val="20"/>
-        </w:numPr>
-        <w:spacing w:before="100" w:beforeAutospacing="1" w:after="100" w:afterAutospacing="1" w:line="240" w:lineRule="auto"/>
-        <w:rPr>
-          <w:rFonts w:eastAsia="Times New Roman"/>
-          <w:color w:val="auto"/>
-          <w:kern w:val="0"/>
-          <w14:ligatures w14:val="none"/>
-        </w:rPr>
-      </w:pPr>
-      <w:r>
-        <w:rPr>
-          <w:rFonts w:eastAsia="Times New Roman"/>
-          <w:color w:val="auto"/>
-          <w:kern w:val="0"/>
-          <w14:ligatures w14:val="none"/>
-        </w:rPr>
-        <w:t xml:space="preserve">A avaliação de reconhecimento comparou MobileNet, CLIP e SigLIP. O modelo selecionado foi avaliado em 148 imagens; houve 94 acertos do principal alimento/prato em 108 fotos de comida, aproximadamente 87%, e 40 acertos em 50 fotos de comida da coleta adicional, ou 80%. Houve falsos positivos em plantas/folhas. Esses resultados se referem à amostra, não a uma garantia universal.</w:t>
-      </w:r>
-    </w:p>
-    <w:p>
-      <w:pPr>
-        <w:numPr>
-          <w:ilvl w:val="0"/>
-          <w:numId w:val="20"/>
-        </w:numPr>
-        <w:spacing w:before="100" w:beforeAutospacing="1" w:after="100" w:afterAutospacing="1" w:line="240" w:lineRule="auto"/>
-        <w:rPr>
-          <w:rFonts w:eastAsia="Times New Roman"/>
-          <w:color w:val="auto"/>
-          <w:kern w:val="0"/>
-          <w14:ligatures w14:val="none"/>
-        </w:rPr>
-      </w:pPr>
-      <w:r>
-        <w:rPr>
-          <w:rFonts w:eastAsia="Times New Roman"/>
-          <w:color w:val="auto"/>
-          <w:kern w:val="0"/>
-          <w14:ligatures w14:val="none"/>
-        </w:rPr>
-        <w:t xml:space="preserve">Os resultados motivaram confirmação obrigatória, recusa em baixa similaridade/margem, correção manual e separação entre prato reconhecido e ingredientes. As evidências e resultados estão em documentacoes/avaliacao-imagens e as capturas em documentacoes/evidencias. Os 25 testes e o fluxo Chromium passaram nas verificações registradas. Não foram fornecidos registros de testes de usabilidade com comunidade externa; a verificação técnica não substitui essa etapa.</w:t>
-      </w:r>
-    </w:p>
-    <w:p>
-      <w:pPr>
-        <w:numPr>
-          <w:ilvl w:val="0"/>
-          <w:numId w:val="20"/>
-        </w:numPr>
-        <w:spacing w:before="100" w:beforeAutospacing="1" w:after="100" w:afterAutospacing="1" w:line="240" w:lineRule="auto"/>
-        <w:rPr>
-          <w:rFonts w:eastAsia="Times New Roman"/>
-          <w:color w:val="auto"/>
-          <w:kern w:val="0"/>
-          <w14:ligatures w14:val="none"/>
-        </w:rPr>
-      </w:pPr>
-    </w:p>
-    <w:p>
-      <w:pPr>
-        <w:numPr>
-          <w:ilvl w:val="0"/>
-          <w:numId w:val="20"/>
-        </w:numPr>
-        <w:spacing w:before="100" w:beforeAutospacing="1" w:after="100" w:afterAutospacing="1" w:line="240" w:lineRule="auto"/>
-        <w:rPr>
-          <w:rFonts w:eastAsia="Times New Roman"/>
-          <w:color w:val="auto"/>
-          <w:kern w:val="0"/>
-          <w14:ligatures w14:val="none"/>
-        </w:rPr>
-      </w:pPr>
-    </w:p>
-    <w:p>
-      <w:pPr>
-        <w:numPr>
-          <w:ilvl w:val="0"/>
-          <w:numId w:val="20"/>
-        </w:numPr>
-        <w:spacing w:before="100" w:beforeAutospacing="1" w:after="100" w:afterAutospacing="1" w:line="240" w:lineRule="auto"/>
-        <w:rPr>
-          <w:rFonts w:eastAsia="Times New Roman"/>
-          <w:color w:val="auto"/>
-          <w:kern w:val="0"/>
-          <w14:ligatures w14:val="none"/>
-        </w:rPr>
-      </w:pPr>
-    </w:p>
-    <w:p>
-      <w:pPr>
-        <w:numPr>
-          <w:ilvl w:val="0"/>
-          <w:numId w:val="20"/>
-        </w:numPr>
-        <w:spacing w:before="100" w:beforeAutospacing="1" w:after="100" w:afterAutospacing="1" w:line="240" w:lineRule="auto"/>
-        <w:rPr>
-          <w:rFonts w:eastAsia="Times New Roman"/>
-          <w:color w:val="auto"/>
-          <w:kern w:val="0"/>
-          <w14:ligatures w14:val="none"/>
-        </w:rPr>
-      </w:pPr>
-    </w:p>
-    <w:p>
-      <w:pPr>
-        <w:numPr>
-          <w:ilvl w:val="0"/>
-          <w:numId w:val="20"/>
-        </w:numPr>
-        <w:spacing w:before="100" w:beforeAutospacing="1" w:after="100" w:afterAutospacing="1" w:line="240" w:lineRule="auto"/>
-        <w:rPr>
-          <w:rFonts w:eastAsia="Times New Roman"/>
-          <w:color w:val="auto"/>
-          <w:kern w:val="0"/>
-          <w14:ligatures w14:val="none"/>
-        </w:rPr>
-      </w:pPr>
-    </w:p>
-    <w:p>
-      <w:pPr>
-        <w:spacing w:before="100" w:beforeAutospacing="1" w:after="100" w:afterAutospacing="1" w:line="240" w:lineRule="auto"/>
-        <w:ind w:left="0" w:firstLine="0"/>
-        <w:rPr>
-          <w:rFonts w:eastAsia="Times New Roman"/>
-          <w:color w:val="auto"/>
-          <w:kern w:val="0"/>
-          <w14:ligatures w14:val="none"/>
-        </w:rPr>
-      </w:pPr>
-    </w:p>
-    <w:p>
-      <w:pPr>
-        <w:numPr>
-          <w:ilvl w:val="0"/>
-          <w:numId w:val="21"/>
-        </w:numPr>
-        <w:spacing w:before="100" w:beforeAutospacing="1" w:after="100" w:afterAutospacing="1" w:line="240" w:lineRule="auto"/>
-        <w:rPr>
-          <w:rFonts w:eastAsia="Times New Roman"/>
-          <w:color w:val="auto"/>
-          <w:kern w:val="0"/>
-          <w14:ligatures w14:val="none"/>
-        </w:rPr>
-      </w:pPr>
-    </w:p>
-    <w:p>
-      <w:pPr>
-        <w:numPr>
-          <w:ilvl w:val="0"/>
-          <w:numId w:val="21"/>
-        </w:numPr>
-        <w:spacing w:before="100" w:beforeAutospacing="1" w:after="100" w:afterAutospacing="1" w:line="240" w:lineRule="auto"/>
-        <w:rPr>
-          <w:rFonts w:eastAsia="Times New Roman"/>
-          <w:color w:val="auto"/>
-          <w:kern w:val="0"/>
-          <w14:ligatures w14:val="none"/>
-        </w:rPr>
-      </w:pPr>
-    </w:p>
-    <w:p>
-      <w:pPr>
-        <w:numPr>
-          <w:ilvl w:val="0"/>
-          <w:numId w:val="21"/>
-        </w:numPr>
-        <w:spacing w:before="100" w:beforeAutospacing="1" w:after="100" w:afterAutospacing="1" w:line="240" w:lineRule="auto"/>
-        <w:rPr>
-          <w:rFonts w:eastAsia="Times New Roman"/>
-          <w:color w:val="auto"/>
-          <w:kern w:val="0"/>
-          <w14:ligatures w14:val="none"/>
-        </w:rPr>
-      </w:pPr>
-    </w:p>
-    <w:p>
-      <w:pPr>
-        <w:numPr>
-          <w:ilvl w:val="0"/>
-          <w:numId w:val="21"/>
-        </w:numPr>
-        <w:spacing w:before="100" w:beforeAutospacing="1" w:after="100" w:afterAutospacing="1" w:line="240" w:lineRule="auto"/>
-        <w:rPr>
-          <w:rFonts w:eastAsia="Times New Roman"/>
-          <w:color w:val="auto"/>
-          <w:kern w:val="0"/>
-          <w14:ligatures w14:val="none"/>
-        </w:rPr>
-      </w:pPr>
-    </w:p>
-    <w:p>
-      <w:pPr>
-        <w:numPr>
-          <w:ilvl w:val="0"/>
-          <w:numId w:val="21"/>
-        </w:numPr>
-        <w:spacing w:before="100" w:beforeAutospacing="1" w:after="100" w:afterAutospacing="1" w:line="240" w:lineRule="auto"/>
-        <w:rPr>
-          <w:rFonts w:eastAsia="Times New Roman"/>
-          <w:color w:val="auto"/>
-          <w:kern w:val="0"/>
-          <w14:ligatures w14:val="none"/>
-        </w:rPr>
-      </w:pPr>
-    </w:p>
-    <w:p>
-      <w:pPr>
-        <w:spacing w:before="100" w:beforeAutospacing="1" w:after="100" w:afterAutospacing="1" w:line="240" w:lineRule="auto"/>
-        <w:ind w:left="0" w:firstLine="0"/>
-        <w:rPr>
-          <w:rFonts w:eastAsia="Times New Roman"/>
-          <w:color w:val="auto"/>
-          <w:kern w:val="0"/>
-          <w14:ligatures w14:val="none"/>
-        </w:rPr>
-      </w:pPr>
-    </w:p>
-    <w:p>
-      <w:pPr>
-        <w:spacing w:before="100" w:beforeAutospacing="1" w:after="100" w:afterAutospacing="1" w:line="240" w:lineRule="auto"/>
-        <w:ind w:left="0" w:firstLine="0"/>
-        <w:rPr>
-          <w:rFonts w:eastAsia="Times New Roman"/>
-          <w:color w:val="auto"/>
-          <w:kern w:val="0"/>
-          <w14:ligatures w14:val="none"/>
-        </w:rPr>
-      </w:pPr>
-    </w:p>
-    <w:p>
-      <w:pPr>
-        <w:spacing w:before="100" w:beforeAutospacing="1" w:after="100" w:afterAutospacing="1" w:line="240" w:lineRule="auto"/>
-        <w:ind w:left="0" w:firstLine="0"/>
-        <w:rPr>
-          <w:rFonts w:eastAsia="Times New Roman"/>
-          <w:color w:val="auto"/>
-          <w:kern w:val="0"/>
-          <w14:ligatures w14:val="none"/>
-        </w:rPr>
-      </w:pPr>
-    </w:p>
-    <w:p>
-      <w:pPr>
-        <w:spacing w:before="100" w:beforeAutospacing="1" w:after="100" w:afterAutospacing="1" w:line="240" w:lineRule="auto"/>
+        <w:keepNext/>
+        <w:spacing w:before="200"/>
+      </w:pPr>
+      <w:r>
+        <w:rPr>
+          <w:b/>
+          <w:sz w:val="22"/>
+        </w:rPr>
+        <w:t>Estratégia de validação</w:t>
+      </w:r>
+    </w:p>
+    <w:p>
+      <w:pPr>
+        <w:widowControl/>
+        <w:spacing w:after="160" w:line="276" w:lineRule="auto"/>
+      </w:pPr>
+      <w:r>
+        <w:rPr>
+          <w:sz w:val="22"/>
+        </w:rPr>
+        <w:t>A validação combina testes automatizados das regras, integração do servidor, fluxo ponta a ponta e avaliação comparativa de reconhecimento. A finalidade é verificar comportamento esperado, identificar entradas inválidas e registrar limites. As evidências de execução pertencem às revisões técnicas já realizadas; não constituem pesquisa com usuários externos.</w:t>
+      </w:r>
+    </w:p>
+    <w:tbl>
+      <w:tblPr>
+        <w:tblW w:type="auto" w:w="0"/>
+        <w:tblLook w:firstColumn="1" w:firstRow="1" w:lastColumn="0" w:lastRow="0" w:noHBand="0" w:noVBand="1" w:val="04A0"/>
+        <w:tblBorders>
+          <w:top w:val="single" w:sz="4" w:color="A0A0A0"/>
+          <w:left w:val="single" w:sz="4" w:color="A0A0A0"/>
+          <w:bottom w:val="single" w:sz="4" w:color="A0A0A0"/>
+          <w:right w:val="single" w:sz="4" w:color="A0A0A0"/>
+          <w:insideH w:val="single" w:sz="4" w:color="A0A0A0"/>
+          <w:insideV w:val="single" w:sz="4" w:color="A0A0A0"/>
+        </w:tblBorders>
+      </w:tblPr>
+      <w:tblGrid>
+        <w:gridCol w:w="2929"/>
+        <w:gridCol w:w="2929"/>
+        <w:gridCol w:w="2929"/>
+      </w:tblGrid>
+      <w:tr>
+        <w:trPr>
+          <w:tblHeader/>
+          <w:cantSplit/>
+        </w:trPr>
+        <w:tc>
+          <w:tcPr>
+            <w:tcW w:type="dxa" w:w="2929"/>
+          </w:tcPr>
+          <w:p>
+            <w:pPr>
+              <w:spacing w:after="80"/>
+            </w:pPr>
+            <w:r>
+              <w:rPr>
+                <w:b/>
+                <w:sz w:val="20"/>
+              </w:rPr>
+              <w:t>Tipo e caso</w:t>
+            </w:r>
+          </w:p>
+        </w:tc>
+        <w:tc>
+          <w:tcPr>
+            <w:tcW w:type="dxa" w:w="2929"/>
+          </w:tcPr>
+          <w:p>
+            <w:pPr>
+              <w:spacing w:after="80"/>
+            </w:pPr>
+            <w:r>
+              <w:rPr>
+                <w:b/>
+                <w:sz w:val="20"/>
+              </w:rPr>
+              <w:t>Finalidade</w:t>
+            </w:r>
+          </w:p>
+        </w:tc>
+        <w:tc>
+          <w:tcPr>
+            <w:tcW w:type="dxa" w:w="2929"/>
+          </w:tcPr>
+          <w:p>
+            <w:pPr>
+              <w:spacing w:after="80"/>
+            </w:pPr>
+            <w:r>
+              <w:rPr>
+                <w:b/>
+                <w:sz w:val="20"/>
+              </w:rPr>
+              <w:t>Resultado registrado</w:t>
+            </w:r>
+          </w:p>
+        </w:tc>
+      </w:tr>
+      <w:tr>
+        <w:trPr>
+          <w:cantSplit/>
+        </w:trPr>
+        <w:tc>
+          <w:tcPr>
+            <w:tcW w:type="dxa" w:w="2929"/>
+          </w:tcPr>
+          <w:p>
+            <w:pPr>
+              <w:spacing w:after="80"/>
+            </w:pPr>
+            <w:r>
+              <w:rPr>
+                <w:sz w:val="20"/>
+              </w:rPr>
+              <w:t>Regras: lactose, cor verde e outros filtros.</w:t>
+            </w:r>
+          </w:p>
+        </w:tc>
+        <w:tc>
+          <w:tcPr>
+            <w:tcW w:type="dxa" w:w="2929"/>
+          </w:tcPr>
+          <w:p>
+            <w:pPr>
+              <w:spacing w:after="80"/>
+            </w:pPr>
+            <w:r>
+              <w:rPr>
+                <w:sz w:val="20"/>
+              </w:rPr>
+              <w:t>Impedir sugestões incompatíveis e não relaxar restrições.</w:t>
+            </w:r>
+          </w:p>
+        </w:tc>
+        <w:tc>
+          <w:tcPr>
+            <w:tcW w:type="dxa" w:w="2929"/>
+          </w:tcPr>
+          <w:p>
+            <w:pPr>
+              <w:spacing w:after="80"/>
+            </w:pPr>
+            <w:r>
+              <w:rPr>
+                <w:sz w:val="20"/>
+              </w:rPr>
+              <w:t>Cenários automatizados aprovados.</w:t>
+            </w:r>
+          </w:p>
+        </w:tc>
+      </w:tr>
+      <w:tr>
+        <w:trPr>
+          <w:cantSplit/>
+        </w:trPr>
+        <w:tc>
+          <w:tcPr>
+            <w:tcW w:type="dxa" w:w="2929"/>
+          </w:tcPr>
+          <w:p>
+            <w:pPr>
+              <w:spacing w:after="80"/>
+            </w:pPr>
+            <w:r>
+              <w:rPr>
+                <w:sz w:val="20"/>
+              </w:rPr>
+              <w:t>Nutrição: referência, peso e ausências.</w:t>
+            </w:r>
+          </w:p>
+        </w:tc>
+        <w:tc>
+          <w:tcPr>
+            <w:tcW w:type="dxa" w:w="2929"/>
+          </w:tcPr>
+          <w:p>
+            <w:pPr>
+              <w:spacing w:after="80"/>
+            </w:pPr>
+            <w:r>
+              <w:rPr>
+                <w:sz w:val="20"/>
+              </w:rPr>
+              <w:t>Validar proporcionalidade e evitar zero para valor desconhecido.</w:t>
+            </w:r>
+          </w:p>
+        </w:tc>
+        <w:tc>
+          <w:tcPr>
+            <w:tcW w:type="dxa" w:w="2929"/>
+          </w:tcPr>
+          <w:p>
+            <w:pPr>
+              <w:spacing w:after="80"/>
+            </w:pPr>
+            <w:r>
+              <w:rPr>
+                <w:sz w:val="20"/>
+              </w:rPr>
+              <w:t>Cálculos e rejeições previstos aprovados.</w:t>
+            </w:r>
+          </w:p>
+        </w:tc>
+      </w:tr>
+      <w:tr>
+        <w:trPr>
+          <w:cantSplit/>
+        </w:trPr>
+        <w:tc>
+          <w:tcPr>
+            <w:tcW w:type="dxa" w:w="2929"/>
+          </w:tcPr>
+          <w:p>
+            <w:pPr>
+              <w:spacing w:after="80"/>
+            </w:pPr>
+            <w:r>
+              <w:rPr>
+                <w:sz w:val="20"/>
+              </w:rPr>
+              <w:t>Persistência e importação JSON.</w:t>
+            </w:r>
+          </w:p>
+        </w:tc>
+        <w:tc>
+          <w:tcPr>
+            <w:tcW w:type="dxa" w:w="2929"/>
+          </w:tcPr>
+          <w:p>
+            <w:pPr>
+              <w:spacing w:after="80"/>
+            </w:pPr>
+            <w:r>
+              <w:rPr>
+                <w:sz w:val="20"/>
+              </w:rPr>
+              <w:t>Preservar estado e rejeitar estrutura/registros inválidos.</w:t>
+            </w:r>
+          </w:p>
+        </w:tc>
+        <w:tc>
+          <w:tcPr>
+            <w:tcW w:type="dxa" w:w="2929"/>
+          </w:tcPr>
+          <w:p>
+            <w:pPr>
+              <w:spacing w:after="80"/>
+            </w:pPr>
+            <w:r>
+              <w:rPr>
+                <w:sz w:val="20"/>
+              </w:rPr>
+              <w:t>Validação e fluxos de backup aprovados.</w:t>
+            </w:r>
+          </w:p>
+        </w:tc>
+      </w:tr>
+      <w:tr>
+        <w:trPr>
+          <w:cantSplit/>
+        </w:trPr>
+        <w:tc>
+          <w:tcPr>
+            <w:tcW w:type="dxa" w:w="2929"/>
+          </w:tcPr>
+          <w:p>
+            <w:pPr>
+              <w:spacing w:after="80"/>
+            </w:pPr>
+            <w:r>
+              <w:rPr>
+                <w:sz w:val="20"/>
+              </w:rPr>
+              <w:t>Integração: handler e banco.</w:t>
+            </w:r>
+          </w:p>
+        </w:tc>
+        <w:tc>
+          <w:tcPr>
+            <w:tcW w:type="dxa" w:w="2929"/>
+          </w:tcPr>
+          <w:p>
+            <w:pPr>
+              <w:spacing w:after="80"/>
+            </w:pPr>
+            <w:r>
+              <w:rPr>
+                <w:sz w:val="20"/>
+              </w:rPr>
+              <w:t>Conferir roteamento, SQL parametrizado e ausência de fallback efêmero em nuvem.</w:t>
+            </w:r>
+          </w:p>
+        </w:tc>
+        <w:tc>
+          <w:tcPr>
+            <w:tcW w:type="dxa" w:w="2929"/>
+          </w:tcPr>
+          <w:p>
+            <w:pPr>
+              <w:spacing w:after="80"/>
+            </w:pPr>
+            <w:r>
+              <w:rPr>
+                <w:sz w:val="20"/>
+              </w:rPr>
+              <w:t>Testes de integração aprovados.</w:t>
+            </w:r>
+          </w:p>
+        </w:tc>
+      </w:tr>
+      <w:tr>
+        <w:trPr>
+          <w:cantSplit/>
+        </w:trPr>
+        <w:tc>
+          <w:tcPr>
+            <w:tcW w:type="dxa" w:w="2929"/>
+          </w:tcPr>
+          <w:p>
+            <w:pPr>
+              <w:spacing w:after="80"/>
+            </w:pPr>
+            <w:r>
+              <w:rPr>
+                <w:sz w:val="20"/>
+              </w:rPr>
+              <w:t>Chromium: registro e resumo.</w:t>
+            </w:r>
+          </w:p>
+        </w:tc>
+        <w:tc>
+          <w:tcPr>
+            <w:tcW w:type="dxa" w:w="2929"/>
+          </w:tcPr>
+          <w:p>
+            <w:pPr>
+              <w:spacing w:after="80"/>
+            </w:pPr>
+            <w:r>
+              <w:rPr>
+                <w:sz w:val="20"/>
+              </w:rPr>
+              <w:t>Confirmar dados após recarga, remoção, foto e cálculo.</w:t>
+            </w:r>
+          </w:p>
+        </w:tc>
+        <w:tc>
+          <w:tcPr>
+            <w:tcW w:type="dxa" w:w="2929"/>
+          </w:tcPr>
+          <w:p>
+            <w:pPr>
+              <w:spacing w:after="80"/>
+            </w:pPr>
+            <w:r>
+              <w:rPr>
+                <w:sz w:val="20"/>
+              </w:rPr>
+              <w:t>Fluxo ponta a ponta aprovado.</w:t>
+            </w:r>
+          </w:p>
+        </w:tc>
+      </w:tr>
+      <w:tr>
+        <w:trPr>
+          <w:cantSplit/>
+        </w:trPr>
+        <w:tc>
+          <w:tcPr>
+            <w:tcW w:type="dxa" w:w="2929"/>
+          </w:tcPr>
+          <w:p>
+            <w:pPr>
+              <w:spacing w:after="80"/>
+            </w:pPr>
+            <w:r>
+              <w:rPr>
+                <w:sz w:val="20"/>
+              </w:rPr>
+              <w:t>Interface: 360, 768 e 1280 pixels.</w:t>
+            </w:r>
+          </w:p>
+        </w:tc>
+        <w:tc>
+          <w:tcPr>
+            <w:tcW w:type="dxa" w:w="2929"/>
+          </w:tcPr>
+          <w:p>
+            <w:pPr>
+              <w:spacing w:after="80"/>
+            </w:pPr>
+            <w:r>
+              <w:rPr>
+                <w:sz w:val="20"/>
+              </w:rPr>
+              <w:t>Verificar navegação, links locais e transbordamento.</w:t>
+            </w:r>
+          </w:p>
+        </w:tc>
+        <w:tc>
+          <w:tcPr>
+            <w:tcW w:type="dxa" w:w="2929"/>
+          </w:tcPr>
+          <w:p>
+            <w:pPr>
+              <w:spacing w:after="80"/>
+            </w:pPr>
+            <w:r>
+              <w:rPr>
+                <w:sz w:val="20"/>
+              </w:rPr>
+              <w:t>Cinco telas verificadas sem transbordamento nos cenários.</w:t>
+            </w:r>
+          </w:p>
+        </w:tc>
+      </w:tr>
+      <w:tr>
+        <w:trPr>
+          <w:cantSplit/>
+        </w:trPr>
+        <w:tc>
+          <w:tcPr>
+            <w:tcW w:type="dxa" w:w="2929"/>
+          </w:tcPr>
+          <w:p>
+            <w:pPr>
+              <w:spacing w:after="80"/>
+            </w:pPr>
+            <w:r>
+              <w:rPr>
+                <w:sz w:val="20"/>
+              </w:rPr>
+              <w:t>Reconhecimento: fotos e controles negativos.</w:t>
+            </w:r>
+          </w:p>
+        </w:tc>
+        <w:tc>
+          <w:tcPr>
+            <w:tcW w:type="dxa" w:w="2929"/>
+          </w:tcPr>
+          <w:p>
+            <w:pPr>
+              <w:spacing w:after="80"/>
+            </w:pPr>
+            <w:r>
+              <w:rPr>
+                <w:sz w:val="20"/>
+              </w:rPr>
+              <w:t>Medir erros, recusas e diferenças entre alternativas.</w:t>
+            </w:r>
+          </w:p>
+        </w:tc>
+        <w:tc>
+          <w:tcPr>
+            <w:tcW w:type="dxa" w:w="2929"/>
+          </w:tcPr>
+          <w:p>
+            <w:pPr>
+              <w:spacing w:after="80"/>
+            </w:pPr>
+            <w:r>
+              <w:rPr>
+                <w:sz w:val="20"/>
+              </w:rPr>
+              <w:t>SigLIP selecionado; limitações registradas.</w:t>
+            </w:r>
+          </w:p>
+        </w:tc>
+      </w:tr>
+    </w:tbl>
+    <w:p/>
+    <w:p>
+      <w:pPr>
+        <w:widowControl/>
+        <w:spacing w:after="160" w:line="276" w:lineRule="auto"/>
+      </w:pPr>
+      <w:r>
+        <w:rPr>
+          <w:sz w:val="22"/>
+        </w:rPr>
+        <w:t>A suíte Node.js registrou 25 testes aprovados. O fluxo Chromium também verificou contatos, preferências, busca, importação/exportação e menu móvel. Um caso concreto registra Banana com referência TACO e 100 g, recarrega a página e confere a presença no diário e o valor de 98,2 kcal no resumo. Outro caso busca por texto sem acento, verificando a recuperação de Maçã.</w:t>
+      </w:r>
+    </w:p>
+    <w:p>
+      <w:pPr>
+        <w:keepNext/>
+        <w:spacing w:before="200"/>
+      </w:pPr>
+      <w:r>
+        <w:rPr>
+          <w:b/>
+          <w:sz w:val="22"/>
+        </w:rPr>
+        <w:t>Avaliação de fotos e correções</w:t>
+      </w:r>
+    </w:p>
+    <w:p>
+      <w:pPr>
+        <w:widowControl/>
+        <w:spacing w:after="160" w:line="276" w:lineRule="auto"/>
+      </w:pPr>
+      <w:r>
+        <w:rPr>
+          <w:sz w:val="22"/>
+        </w:rPr>
+        <w:t>Foram comparados MobileNet, CLIP e SigLIP. Para o modelo selecionado, a avaliação documentada reuniu 148 imagens: 108 fotos de alimentos/pratos e 40 controles negativos. Houve 94 acertos do alimento/prato principal entre as 108 fotos de comida, aproximadamente 87%; na coleta adicional de 50 fotos de comida, houve 40 acertos, ou 80%. São resultados de amostra, sem garantia de acerto em fotos novas.</w:t>
+      </w:r>
+    </w:p>
+    <w:p>
+      <w:pPr>
+        <w:widowControl/>
+        <w:spacing w:after="160" w:line="276" w:lineRule="auto"/>
+      </w:pPr>
+      <w:r>
+        <w:rPr>
+          <w:sz w:val="22"/>
+        </w:rPr>
+        <w:t>Os erros incluíram plantas e folhas confundidas com comida. As correções adotadas foram recusa por classe negativa/score/margem, confirmação obrigatória e correção manual. Pratos compostos não recebem ingredientes ou nutrientes presumidos. Valores sem referência continuam ausentes. O diário permanece utilizável pelo catálogo quando a foto falha.</w:t>
+      </w:r>
+    </w:p>
+    <w:p>
+      <w:pPr>
+        <w:widowControl/>
+        <w:spacing w:after="160" w:line="276" w:lineRule="auto"/>
+      </w:pPr>
+      <w:r>
+        <w:rPr>
+          <w:sz w:val="22"/>
+        </w:rPr>
+        <w:t>Os scripts estão em testes/; as capturas, em documentacoes/evidencias/; os manifestos, fontes e resultados por imagem, em documentacoes/avaliacao-imagens/. Não foi documentada uma avaliação de usabilidade com comunidade externa. A validação técnica não comprova aceitação, impacto clínico ou mudança de hábitos.</w:t>
+      </w:r>
+    </w:p>
+    <w:p>
+      <w:pPr>
+        <w:spacing w:before="280" w:beforeAutospacing="1" w:after="100" w:afterAutospacing="1" w:line="240" w:lineRule="auto"/>
         <w:ind w:left="0" w:firstLine="0"/>
         <w:outlineLvl w:val="1"/>
         <w:rPr>
@@ -2150,6 +4312,7 @@
           <w:szCs w:val="32"/>
           <w14:ligatures w14:val="none"/>
         </w:rPr>
+        <w:keepNext/>
       </w:pPr>
       <w:r>
         <w:rPr>
@@ -2167,193 +4330,154 @@
     </w:p>
     <w:p>
       <w:pPr>
-        <w:spacing w:before="100" w:beforeAutospacing="1" w:after="100" w:afterAutospacing="1" w:line="240" w:lineRule="auto"/>
-        <w:ind w:left="0" w:firstLine="0"/>
-        <w:rPr>
-          <w:rFonts w:eastAsia="Times New Roman"/>
-          <w:color w:val="auto"/>
-          <w:kern w:val="0"/>
-          <w14:ligatures w14:val="none"/>
-        </w:rPr>
-      </w:pPr>
-      <w:r>
-        <w:rPr>
-          <w:rFonts w:eastAsia="Times New Roman"/>
-          <w:color w:val="auto"/>
-          <w:kern w:val="0"/>
-          <w14:ligatures w14:val="none"/>
-        </w:rPr>
-        <w:t xml:space="preserve">O sistema foi disponibilizado na Vercel. A landing page é acessada em https://nutrivibe-gamma.vercel.app e o aplicativo em https://nutrivibe-gamma.vercel.app/app . O backend serverless e o Neon atendem o cadastro de contatos. O modo browser-local executa o reconhecimento no aparelho após baixar os artefatos do site.</w:t>
-      </w:r>
-    </w:p>
-    <w:p>
-      <w:pPr>
-        <w:spacing w:before="100" w:beforeAutospacing="1" w:after="100" w:afterAutospacing="1" w:line="240" w:lineRule="auto"/>
-        <w:ind w:left="0" w:firstLine="0"/>
-        <w:rPr>
-          <w:rFonts w:eastAsia="Times New Roman"/>
-          <w:color w:val="auto"/>
-          <w:kern w:val="0"/>
-          <w14:ligatures w14:val="none"/>
-        </w:rPr>
-      </w:pPr>
-      <w:r>
-        <w:rPr>
-          <w:rFonts w:eastAsia="Times New Roman"/>
-          <w:color w:val="auto"/>
-          <w:kern w:val="0"/>
-          <w14:ligatures w14:val="none"/>
-        </w:rPr>
-        <w:t xml:space="preserve">Para executar localmente, utilizar Node.js 24 e npm. Na raiz do repositório: npm ci para instalar dependências, npm run build para preparar arquivos e modelo, npm test para verificar regras e npm start para iniciar o servidor. A porta padrão é 8080. Abrir http://localhost:8080/html/aplicativo/index.html para o aplicativo; não utilizar file://, pois módulos e recursos dependem do servidor.</w:t>
-      </w:r>
-    </w:p>
-    <w:p>
-      <w:pPr>
-        <w:spacing w:before="100" w:beforeAutospacing="1" w:after="100" w:afterAutospacing="1" w:line="240" w:lineRule="auto"/>
-        <w:ind w:left="0" w:firstLine="0"/>
-        <w:rPr>
-          <w:rFonts w:eastAsia="Times New Roman"/>
-          <w:color w:val="auto"/>
-          <w:kern w:val="0"/>
-          <w14:ligatures w14:val="none"/>
-        </w:rPr>
-      </w:pPr>
-      <w:r>
-        <w:rPr>
-          <w:rFonts w:eastAsia="Times New Roman"/>
-          <w:color w:val="auto"/>
-          <w:kern w:val="0"/>
-          <w14:ligatures w14:val="none"/>
-        </w:rPr>
-        <w:t xml:space="preserve">No servidor, NUTRIVIBE_VISION_PROVIDER=browser-local seleciona o reconhecimento gratuito. POSTGRES_URL ou DATABASE_URL configura PostgreSQL; sem essas variáveis, o ambiente local utiliza SQLite. Credenciais devem ser configuradas no ambiente e não fazem parte do código entregue. O navegador precisa de JavaScript, WebAssembly e acesso à rede para o carregamento inicial de aproximadamente 112 MB.</w:t>
-      </w:r>
-    </w:p>
-    <w:p>
-      <w:pPr>
-        <w:numPr>
-          <w:ilvl w:val="0"/>
-          <w:numId w:val="17"/>
-        </w:numPr>
-        <w:spacing w:before="100" w:beforeAutospacing="1" w:after="100" w:afterAutospacing="1" w:line="240" w:lineRule="auto"/>
-        <w:rPr>
-          <w:rFonts w:eastAsia="Times New Roman"/>
-          <w:color w:val="auto"/>
-          <w:kern w:val="0"/>
-          <w14:ligatures w14:val="none"/>
-        </w:rPr>
-      </w:pPr>
-      <w:r>
-        <w:rPr>
-          <w:rFonts w:eastAsia="Times New Roman"/>
-          <w:color w:val="auto"/>
-          <w:kern w:val="0"/>
-          <w14:ligatures w14:val="none"/>
-        </w:rPr>
-        <w:t xml:space="preserve">O build da Vercel usa public como pasta de saída e api/index.mjs como função. O repositório mantém configurações de rotas e cabeçalhos em vercel.json. A disponibilidade depende dos serviços e da conectividade; não foi estabelecido SLA. Em falha de reconhecimento, o catálogo e a correção manual continuam sendo o caminho de registro.</w:t>
-      </w:r>
-    </w:p>
-    <w:p>
-      <w:pPr>
-        <w:numPr>
-          <w:ilvl w:val="0"/>
-          <w:numId w:val="17"/>
-        </w:numPr>
-        <w:spacing w:before="100" w:beforeAutospacing="1" w:after="100" w:afterAutospacing="1" w:line="240" w:lineRule="auto"/>
-        <w:rPr>
-          <w:rFonts w:eastAsia="Times New Roman"/>
-          <w:color w:val="auto"/>
-          <w:kern w:val="0"/>
-          <w14:ligatures w14:val="none"/>
-        </w:rPr>
-      </w:pPr>
-    </w:p>
-    <w:p>
-      <w:pPr>
-        <w:numPr>
-          <w:ilvl w:val="0"/>
-          <w:numId w:val="17"/>
-        </w:numPr>
-        <w:spacing w:before="100" w:beforeAutospacing="1" w:after="100" w:afterAutospacing="1" w:line="240" w:lineRule="auto"/>
-        <w:rPr>
-          <w:rFonts w:eastAsia="Times New Roman"/>
-          <w:color w:val="auto"/>
-          <w:kern w:val="0"/>
-          <w14:ligatures w14:val="none"/>
-        </w:rPr>
-      </w:pPr>
-    </w:p>
-    <w:p>
-      <w:pPr>
-        <w:numPr>
-          <w:ilvl w:val="0"/>
-          <w:numId w:val="17"/>
-        </w:numPr>
-        <w:spacing w:before="100" w:beforeAutospacing="1" w:after="100" w:afterAutospacing="1" w:line="240" w:lineRule="auto"/>
-        <w:rPr>
-          <w:rFonts w:eastAsia="Times New Roman"/>
-          <w:color w:val="auto"/>
-          <w:kern w:val="0"/>
-          <w14:ligatures w14:val="none"/>
-        </w:rPr>
-      </w:pPr>
-    </w:p>
-    <w:p>
-      <w:pPr>
-        <w:numPr>
-          <w:ilvl w:val="0"/>
-          <w:numId w:val="17"/>
-        </w:numPr>
-        <w:spacing w:before="100" w:beforeAutospacing="1" w:after="100" w:afterAutospacing="1" w:line="240" w:lineRule="auto"/>
-        <w:rPr>
-          <w:rFonts w:eastAsia="Times New Roman"/>
-          <w:color w:val="auto"/>
-          <w:kern w:val="0"/>
-          <w14:ligatures w14:val="none"/>
-        </w:rPr>
-      </w:pPr>
-    </w:p>
-    <w:p>
-      <w:pPr>
-        <w:numPr>
-          <w:ilvl w:val="0"/>
-          <w:numId w:val="17"/>
-        </w:numPr>
-        <w:spacing w:before="100" w:beforeAutospacing="1" w:after="100" w:afterAutospacing="1" w:line="240" w:lineRule="auto"/>
-        <w:rPr>
-          <w:rFonts w:eastAsia="Times New Roman"/>
-          <w:color w:val="auto"/>
-          <w:kern w:val="0"/>
-          <w14:ligatures w14:val="none"/>
-        </w:rPr>
-      </w:pPr>
-    </w:p>
-    <w:p>
-      <w:pPr>
-        <w:spacing w:before="100" w:beforeAutospacing="1" w:after="100" w:afterAutospacing="1" w:line="240" w:lineRule="auto"/>
-        <w:ind w:left="0" w:firstLine="0"/>
-        <w:rPr>
-          <w:rFonts w:eastAsia="Times New Roman"/>
-          <w:color w:val="auto"/>
-          <w:kern w:val="0"/>
-          <w14:ligatures w14:val="none"/>
-        </w:rPr>
-      </w:pPr>
-    </w:p>
-    <w:p>
-      <w:pPr>
-        <w:spacing w:before="100" w:beforeAutospacing="1" w:after="100" w:afterAutospacing="1" w:line="240" w:lineRule="auto"/>
-        <w:ind w:left="0" w:firstLine="0"/>
-        <w:rPr>
-          <w:rFonts w:eastAsia="Times New Roman"/>
-          <w:color w:val="auto"/>
-          <w:kern w:val="0"/>
-          <w14:ligatures w14:val="none"/>
-        </w:rPr>
-      </w:pPr>
-    </w:p>
-    <w:p>
-      <w:pPr>
-        <w:spacing w:before="100" w:beforeAutospacing="1" w:after="100" w:afterAutospacing="1" w:line="240" w:lineRule="auto"/>
+        <w:keepNext/>
+        <w:spacing w:before="200"/>
+      </w:pPr>
+      <w:r>
+        <w:rPr>
+          <w:b/>
+          <w:sz w:val="22"/>
+        </w:rPr>
+        <w:t>Acesso à versão publicada</w:t>
+      </w:r>
+    </w:p>
+    <w:p>
+      <w:pPr>
+        <w:widowControl/>
+        <w:spacing w:after="160" w:line="276" w:lineRule="auto"/>
+      </w:pPr>
+      <w:r>
+        <w:rPr>
+          <w:sz w:val="22"/>
+        </w:rPr>
+        <w:t>Landing page: https://nutrivibe-gamma.vercel.app . Aplicativo: https://nutrivibe-gamma.vercel.app/app . A implantação foi realizada na Vercel, com serviços de contato persistidos em Neon. A disponibilidade depende da conectividade e dos serviços utilizados; não foi definido acordo de nível de serviço.</w:t>
+      </w:r>
+    </w:p>
+    <w:p>
+      <w:pPr>
+        <w:keepNext/>
+        <w:spacing w:before="200"/>
+      </w:pPr>
+      <w:r>
+        <w:rPr>
+          <w:b/>
+          <w:sz w:val="22"/>
+        </w:rPr>
+        <w:t>Execução local</w:t>
+      </w:r>
+    </w:p>
+    <w:p>
+      <w:pPr>
+        <w:widowControl/>
+        <w:spacing w:after="160" w:line="276" w:lineRule="auto"/>
+      </w:pPr>
+      <w:r>
+        <w:rPr>
+          <w:sz w:val="22"/>
+        </w:rPr>
+        <w:t>Pré-requisitos: Node.js 24, npm e navegador atualizado com JavaScript e WebAssembly. Na raiz do repositório, executar os comandos abaixo. O build prepara recursos públicos e verifica/prepara os artefatos do reconhecimento; em máquina nova, requer internet para instalação e download.</w:t>
+      </w:r>
+    </w:p>
+    <w:p>
+      <w:pPr>
+        <w:widowControl/>
+        <w:spacing w:after="160" w:line="276" w:lineRule="auto"/>
+      </w:pPr>
+      <w:r>
+        <w:rPr>
+          <w:sz w:val="22"/>
+        </w:rPr>
+        <w:t>npm ci — Instala as versões fixadas no package-lock.json.</w:t>
+      </w:r>
+    </w:p>
+    <w:p>
+      <w:pPr>
+        <w:widowControl/>
+        <w:spacing w:after="160" w:line="276" w:lineRule="auto"/>
+      </w:pPr>
+      <w:r>
+        <w:rPr>
+          <w:sz w:val="22"/>
+        </w:rPr>
+        <w:t>npm run build — Prepara public, o modelo e o bundle visual.</w:t>
+      </w:r>
+    </w:p>
+    <w:p>
+      <w:pPr>
+        <w:widowControl/>
+        <w:spacing w:after="160" w:line="276" w:lineRule="auto"/>
+      </w:pPr>
+      <w:r>
+        <w:rPr>
+          <w:sz w:val="22"/>
+        </w:rPr>
+        <w:t>npm test — Executa a suíte automatizada Node.js.</w:t>
+      </w:r>
+    </w:p>
+    <w:p>
+      <w:pPr>
+        <w:widowControl/>
+        <w:spacing w:after="160" w:line="276" w:lineRule="auto"/>
+      </w:pPr>
+      <w:r>
+        <w:rPr>
+          <w:sz w:val="22"/>
+        </w:rPr>
+        <w:t>npm start — Inicia o servidor local na porta padrão 8080.</w:t>
+      </w:r>
+    </w:p>
+    <w:p>
+      <w:pPr>
+        <w:widowControl/>
+        <w:spacing w:after="160" w:line="276" w:lineRule="auto"/>
+      </w:pPr>
+      <w:r>
+        <w:rPr>
+          <w:sz w:val="22"/>
+        </w:rPr>
+        <w:t>Abrir http://localhost:8080 para a apresentação e http://localhost:8080/html/aplicativo/index.html para o aplicativo. O uso por file:// não é adequado, pois módulos, fetch e caminhos de modelo dependem de um servidor HTTP.</w:t>
+      </w:r>
+    </w:p>
+    <w:p>
+      <w:pPr>
+        <w:keepNext/>
+        <w:spacing w:before="200"/>
+      </w:pPr>
+      <w:r>
+        <w:rPr>
+          <w:b/>
+          <w:sz w:val="22"/>
+        </w:rPr>
+        <w:t>Configuração e requisitos operacionais</w:t>
+      </w:r>
+    </w:p>
+    <w:p>
+      <w:pPr>
+        <w:widowControl/>
+        <w:spacing w:after="160" w:line="276" w:lineRule="auto"/>
+      </w:pPr>
+      <w:r>
+        <w:rPr>
+          <w:sz w:val="22"/>
+        </w:rPr>
+        <w:t>NUTRIVIBE_VISION_PROVIDER=browser-local seleciona o reconhecimento local. POSTGRES_URL ou DATABASE_URL define a conexão PostgreSQL. As variáveis são configuradas no ambiente do processo/provedor; não há carregamento automático de arquivo .env pelo código atual. Sem banco remoto, o servidor local usa SQLite; na nuvem, a ausência de persistência configurada não é substituída por arquivo temporário.</w:t>
+      </w:r>
+    </w:p>
+    <w:p>
+      <w:pPr>
+        <w:widowControl/>
+        <w:spacing w:after="160" w:line="276" w:lineRule="auto"/>
+      </w:pPr>
+      <w:r>
+        <w:rPr>
+          <w:sz w:val="22"/>
+        </w:rPr>
+        <w:t>Na Vercel, o build gera public e api/index.mjs exporta o handler serverless. vercel.json define redirecionamentos, rotas, cache dos modelos e cabeçalhos. O primeiro reconhecimento exige aproximadamente 112 MB; as fotos são processadas no aparelho nesse modo. O usuário deve manter backup do diário se pretende limpar o navegador ou trocar de dispositivo.</w:t>
+      </w:r>
+    </w:p>
+    <w:p>
+      <w:pPr>
+        <w:spacing w:before="280" w:beforeAutospacing="1" w:after="100" w:afterAutospacing="1" w:line="240" w:lineRule="auto"/>
         <w:ind w:left="0" w:firstLine="0"/>
         <w:jc w:val="left"/>
         <w:outlineLvl w:val="1"/>
@@ -2367,6 +4491,7 @@
           <w:szCs w:val="32"/>
           <w14:ligatures w14:val="none"/>
         </w:rPr>
+        <w:keepNext/>
       </w:pPr>
       <w:r>
         <w:rPr>
@@ -2384,223 +4509,492 @@
     </w:p>
     <w:p>
       <w:pPr>
-        <w:spacing w:before="100" w:beforeAutospacing="1" w:after="100" w:afterAutospacing="1" w:line="240" w:lineRule="auto"/>
-        <w:ind w:left="0" w:firstLine="0"/>
-        <w:rPr>
-          <w:rFonts w:eastAsia="Times New Roman"/>
-          <w:color w:val="auto"/>
-          <w:kern w:val="0"/>
-          <w14:ligatures w14:val="none"/>
-        </w:rPr>
-      </w:pPr>
-      <w:r>
-        <w:rPr>
-          <w:rFonts w:eastAsia="Times New Roman"/>
-          <w:color w:val="auto"/>
-          <w:kern w:val="0"/>
-          <w14:ligatures w14:val="none"/>
-        </w:rPr>
-        <w:t xml:space="preserve">As próximas evoluções incluem ampliar o catálogo e as referências nutricionais, melhorar o tratamento de pratos compostos, reduzir o custo do primeiro download e avaliar desempenho em celulares de diferentes capacidades. A base de imagens deve crescer com situações reais, fundos variados e controles negativos, sem usar somente exemplos fáceis.</w:t>
-      </w:r>
-    </w:p>
-    <w:p>
-      <w:pPr>
-        <w:spacing w:before="100" w:beforeAutospacing="1" w:after="100" w:afterAutospacing="1" w:line="240" w:lineRule="auto"/>
-        <w:ind w:left="0" w:firstLine="0"/>
-        <w:rPr>
-          <w:rFonts w:eastAsia="Times New Roman"/>
-          <w:color w:val="auto"/>
-          <w:kern w:val="0"/>
-          <w14:ligatures w14:val="none"/>
-        </w:rPr>
-      </w:pPr>
-      <w:r>
-        <w:rPr>
-          <w:rFonts w:eastAsia="Times New Roman"/>
-          <w:color w:val="auto"/>
-          <w:kern w:val="0"/>
-          <w14:ligatures w14:val="none"/>
-        </w:rPr>
-        <w:t xml:space="preserve">Conta e sincronização entre dispositivos exigirão autenticação, autorização, estratégia de retenção e proteção de dados. Uma eventual persistência remota do diário deve ser projetada explicitamente: o Neon atual guarda contatos, não refeições. Para tráfego maior, é recomendável substituir o limitador em memória por um mecanismo distribuído.</w:t>
-      </w:r>
-    </w:p>
-    <w:p>
-      <w:pPr>
-        <w:spacing w:before="100" w:beforeAutospacing="1" w:after="100" w:afterAutospacing="1" w:line="240" w:lineRule="auto"/>
-        <w:ind w:left="0" w:firstLine="0"/>
-        <w:rPr>
-          <w:rFonts w:eastAsia="Times New Roman"/>
-          <w:color w:val="auto"/>
-          <w:kern w:val="0"/>
-          <w14:ligatures w14:val="none"/>
-        </w:rPr>
-      </w:pPr>
-      <w:r>
-        <w:rPr>
-          <w:rFonts w:eastAsia="Times New Roman"/>
-          <w:color w:val="auto"/>
-          <w:kern w:val="0"/>
-          <w14:ligatures w14:val="none"/>
-        </w:rPr>
-        <w:t xml:space="preserve">A interface pode evoluir com testes de teclado, contraste, tecnologias assistivas e uso acompanhado por responsáveis. Gamificação completa e novos módulos educativos continuam como possibilidades futuras. Integrações remotas de visão devem ser comparadas por qualidade, custo e privacidade antes de substituir o modo local.</w:t>
-      </w:r>
-    </w:p>
-    <w:p>
-      <w:pPr>
-        <w:numPr>
-          <w:ilvl w:val="0"/>
-          <w:numId w:val="25"/>
-        </w:numPr>
-        <w:spacing w:before="100" w:beforeAutospacing="1" w:after="100" w:afterAutospacing="1" w:line="240" w:lineRule="auto"/>
-        <w:rPr>
-          <w:rFonts w:eastAsia="Times New Roman"/>
-          <w:color w:val="auto"/>
-          <w:kern w:val="0"/>
-          <w14:ligatures w14:val="none"/>
-        </w:rPr>
-      </w:pPr>
-      <w:r>
-        <w:rPr>
-          <w:rFonts w:eastAsia="Times New Roman"/>
-          <w:color w:val="auto"/>
-          <w:kern w:val="0"/>
-          <w14:ligatures w14:val="none"/>
-        </w:rPr>
-        <w:t xml:space="preserve">A avaliação com nutricionista e comunidade externa deve preceder alegações de impacto ou recomendações clínicas. As limitações atuais incluem ausência de identificação garantida de ingredientes/alergênicos/peso, catálogo delimitado, erros de classificação e falta de validação externa documentada.</w:t>
-      </w:r>
-    </w:p>
-    <w:p>
-      <w:pPr>
-        <w:numPr>
-          <w:ilvl w:val="0"/>
-          <w:numId w:val="25"/>
-        </w:numPr>
-        <w:spacing w:before="100" w:beforeAutospacing="1" w:after="100" w:afterAutospacing="1" w:line="240" w:lineRule="auto"/>
-        <w:rPr>
-          <w:rFonts w:eastAsia="Times New Roman"/>
-          <w:color w:val="auto"/>
-          <w:kern w:val="0"/>
-          <w14:ligatures w14:val="none"/>
-        </w:rPr>
-      </w:pPr>
-    </w:p>
-    <w:p>
-      <w:pPr>
-        <w:numPr>
-          <w:ilvl w:val="0"/>
-          <w:numId w:val="25"/>
-        </w:numPr>
-        <w:spacing w:before="100" w:beforeAutospacing="1" w:after="100" w:afterAutospacing="1" w:line="240" w:lineRule="auto"/>
-        <w:rPr>
-          <w:rFonts w:eastAsia="Times New Roman"/>
-          <w:color w:val="auto"/>
-          <w:kern w:val="0"/>
-          <w14:ligatures w14:val="none"/>
-        </w:rPr>
-      </w:pPr>
-    </w:p>
-    <w:p>
-      <w:pPr>
-        <w:numPr>
-          <w:ilvl w:val="0"/>
-          <w:numId w:val="25"/>
-        </w:numPr>
-        <w:spacing w:before="100" w:beforeAutospacing="1" w:after="100" w:afterAutospacing="1" w:line="240" w:lineRule="auto"/>
-        <w:rPr>
-          <w:rFonts w:eastAsia="Times New Roman"/>
-          <w:color w:val="auto"/>
-          <w:kern w:val="0"/>
-          <w14:ligatures w14:val="none"/>
-        </w:rPr>
-      </w:pPr>
-    </w:p>
-    <w:p>
-      <w:pPr>
-        <w:numPr>
-          <w:ilvl w:val="0"/>
-          <w:numId w:val="25"/>
-        </w:numPr>
-        <w:spacing w:before="100" w:beforeAutospacing="1" w:after="100" w:afterAutospacing="1" w:line="240" w:lineRule="auto"/>
-        <w:rPr>
-          <w:rFonts w:eastAsia="Times New Roman"/>
-          <w:color w:val="auto"/>
-          <w:kern w:val="0"/>
-          <w14:ligatures w14:val="none"/>
-        </w:rPr>
-      </w:pPr>
-    </w:p>
-    <w:p>
-      <w:pPr>
-        <w:numPr>
-          <w:ilvl w:val="0"/>
-          <w:numId w:val="25"/>
-        </w:numPr>
-        <w:spacing w:before="100" w:beforeAutospacing="1" w:after="100" w:afterAutospacing="1" w:line="240" w:lineRule="auto"/>
-        <w:rPr>
-          <w:rFonts w:eastAsia="Times New Roman"/>
-          <w:color w:val="auto"/>
-          <w:kern w:val="0"/>
-          <w14:ligatures w14:val="none"/>
-        </w:rPr>
-      </w:pPr>
-    </w:p>
-    <w:p>
-      <w:pPr>
-        <w:numPr>
-          <w:ilvl w:val="0"/>
-          <w:numId w:val="25"/>
-        </w:numPr>
-        <w:spacing w:before="100" w:beforeAutospacing="1" w:after="100" w:afterAutospacing="1" w:line="240" w:lineRule="auto"/>
-        <w:rPr>
-          <w:rFonts w:eastAsia="Times New Roman"/>
-          <w:color w:val="auto"/>
-          <w:kern w:val="0"/>
-          <w14:ligatures w14:val="none"/>
-        </w:rPr>
-      </w:pPr>
-    </w:p>
-    <w:p>
-      <w:pPr>
-        <w:numPr>
-          <w:ilvl w:val="0"/>
-          <w:numId w:val="25"/>
-        </w:numPr>
-        <w:spacing w:before="100" w:beforeAutospacing="1" w:after="100" w:afterAutospacing="1" w:line="240" w:lineRule="auto"/>
-        <w:rPr>
-          <w:rFonts w:eastAsia="Times New Roman"/>
-          <w:color w:val="auto"/>
-          <w:kern w:val="0"/>
-          <w14:ligatures w14:val="none"/>
-        </w:rPr>
-      </w:pPr>
-    </w:p>
-    <w:p>
-      <w:pPr>
-        <w:spacing w:before="100" w:beforeAutospacing="1" w:after="100" w:afterAutospacing="1" w:line="240" w:lineRule="auto"/>
-        <w:ind w:left="0" w:firstLine="0"/>
-        <w:rPr>
-          <w:rFonts w:eastAsia="Times New Roman"/>
-          <w:color w:val="auto"/>
-          <w:kern w:val="0"/>
-          <w14:ligatures w14:val="none"/>
-        </w:rPr>
-      </w:pPr>
-    </w:p>
-    <w:p>
-      <w:pPr>
-        <w:spacing w:before="100" w:beforeAutospacing="1" w:after="100" w:afterAutospacing="1" w:line="240" w:lineRule="auto"/>
-        <w:ind w:left="0" w:firstLine="0"/>
-        <w:rPr>
-          <w:rFonts w:eastAsia="Times New Roman"/>
-          <w:color w:val="auto"/>
-          <w:kern w:val="0"/>
-          <w14:ligatures w14:val="none"/>
-        </w:rPr>
-      </w:pPr>
-    </w:p>
-    <w:p>
-      <w:pPr>
-        <w:spacing w:before="100" w:beforeAutospacing="1" w:after="100" w:afterAutospacing="1" w:line="240" w:lineRule="auto"/>
+        <w:keepNext/>
+        <w:spacing w:before="200"/>
+      </w:pPr>
+      <w:r>
+        <w:rPr>
+          <w:b/>
+          <w:sz w:val="22"/>
+        </w:rPr>
+        <w:t>Limitações e prioridades de evolução</w:t>
+      </w:r>
+    </w:p>
+    <w:tbl>
+      <w:tblPr>
+        <w:tblW w:type="auto" w:w="0"/>
+        <w:tblLook w:firstColumn="1" w:firstRow="1" w:lastColumn="0" w:lastRow="0" w:noHBand="0" w:noVBand="1" w:val="04A0"/>
+        <w:tblBorders>
+          <w:top w:val="single" w:sz="4" w:color="A0A0A0"/>
+          <w:left w:val="single" w:sz="4" w:color="A0A0A0"/>
+          <w:bottom w:val="single" w:sz="4" w:color="A0A0A0"/>
+          <w:right w:val="single" w:sz="4" w:color="A0A0A0"/>
+          <w:insideH w:val="single" w:sz="4" w:color="A0A0A0"/>
+          <w:insideV w:val="single" w:sz="4" w:color="A0A0A0"/>
+        </w:tblBorders>
+      </w:tblPr>
+      <w:tblGrid>
+        <w:gridCol w:w="2929"/>
+        <w:gridCol w:w="2929"/>
+        <w:gridCol w:w="2929"/>
+      </w:tblGrid>
+      <w:tr>
+        <w:trPr>
+          <w:tblHeader/>
+          <w:cantSplit/>
+        </w:trPr>
+        <w:tc>
+          <w:tcPr>
+            <w:tcW w:type="dxa" w:w="2929"/>
+          </w:tcPr>
+          <w:p>
+            <w:pPr>
+              <w:spacing w:after="80"/>
+            </w:pPr>
+            <w:r>
+              <w:rPr>
+                <w:b/>
+                <w:sz w:val="20"/>
+              </w:rPr>
+              <w:t>Prioridade</w:t>
+            </w:r>
+          </w:p>
+        </w:tc>
+        <w:tc>
+          <w:tcPr>
+            <w:tcW w:type="dxa" w:w="2929"/>
+          </w:tcPr>
+          <w:p>
+            <w:pPr>
+              <w:spacing w:after="80"/>
+            </w:pPr>
+            <w:r>
+              <w:rPr>
+                <w:b/>
+                <w:sz w:val="20"/>
+              </w:rPr>
+              <w:t>Evolução</w:t>
+            </w:r>
+          </w:p>
+        </w:tc>
+        <w:tc>
+          <w:tcPr>
+            <w:tcW w:type="dxa" w:w="2929"/>
+          </w:tcPr>
+          <w:p>
+            <w:pPr>
+              <w:spacing w:after="80"/>
+            </w:pPr>
+            <w:r>
+              <w:rPr>
+                <w:b/>
+                <w:sz w:val="20"/>
+              </w:rPr>
+              <w:t>Motivo</w:t>
+            </w:r>
+          </w:p>
+        </w:tc>
+      </w:tr>
+      <w:tr>
+        <w:trPr>
+          <w:cantSplit/>
+        </w:trPr>
+        <w:tc>
+          <w:tcPr>
+            <w:tcW w:type="dxa" w:w="2929"/>
+          </w:tcPr>
+          <w:p>
+            <w:pPr>
+              <w:spacing w:after="80"/>
+            </w:pPr>
+            <w:r>
+              <w:rPr>
+                <w:sz w:val="20"/>
+              </w:rPr>
+              <w:t>Alta</w:t>
+            </w:r>
+          </w:p>
+        </w:tc>
+        <w:tc>
+          <w:tcPr>
+            <w:tcW w:type="dxa" w:w="2929"/>
+          </w:tcPr>
+          <w:p>
+            <w:pPr>
+              <w:spacing w:after="80"/>
+            </w:pPr>
+            <w:r>
+              <w:rPr>
+                <w:sz w:val="20"/>
+              </w:rPr>
+              <w:t>Avaliação com responsáveis, profissionais e docente.</w:t>
+            </w:r>
+          </w:p>
+        </w:tc>
+        <w:tc>
+          <w:tcPr>
+            <w:tcW w:type="dxa" w:w="2929"/>
+          </w:tcPr>
+          <w:p>
+            <w:pPr>
+              <w:spacing w:after="80"/>
+            </w:pPr>
+            <w:r>
+              <w:rPr>
+                <w:sz w:val="20"/>
+              </w:rPr>
+              <w:t>Validar necessidades, linguagem, utilidade e limites do produto.</w:t>
+            </w:r>
+          </w:p>
+        </w:tc>
+      </w:tr>
+      <w:tr>
+        <w:trPr>
+          <w:cantSplit/>
+        </w:trPr>
+        <w:tc>
+          <w:tcPr>
+            <w:tcW w:type="dxa" w:w="2929"/>
+          </w:tcPr>
+          <w:p>
+            <w:pPr>
+              <w:spacing w:after="80"/>
+            </w:pPr>
+            <w:r>
+              <w:rPr>
+                <w:sz w:val="20"/>
+              </w:rPr>
+              <w:t>Alta</w:t>
+            </w:r>
+          </w:p>
+        </w:tc>
+        <w:tc>
+          <w:tcPr>
+            <w:tcW w:type="dxa" w:w="2929"/>
+          </w:tcPr>
+          <w:p>
+            <w:pPr>
+              <w:spacing w:after="80"/>
+            </w:pPr>
+            <w:r>
+              <w:rPr>
+                <w:sz w:val="20"/>
+              </w:rPr>
+              <w:t>Fotos mais variadas e celulares reais.</w:t>
+            </w:r>
+          </w:p>
+        </w:tc>
+        <w:tc>
+          <w:tcPr>
+            <w:tcW w:type="dxa" w:w="2929"/>
+          </w:tcPr>
+          <w:p>
+            <w:pPr>
+              <w:spacing w:after="80"/>
+            </w:pPr>
+            <w:r>
+              <w:rPr>
+                <w:sz w:val="20"/>
+              </w:rPr>
+              <w:t>Ampliar cobertura e medir falsos positivos, latência e consumo de memória.</w:t>
+            </w:r>
+          </w:p>
+        </w:tc>
+      </w:tr>
+      <w:tr>
+        <w:trPr>
+          <w:cantSplit/>
+        </w:trPr>
+        <w:tc>
+          <w:tcPr>
+            <w:tcW w:type="dxa" w:w="2929"/>
+          </w:tcPr>
+          <w:p>
+            <w:pPr>
+              <w:spacing w:after="80"/>
+            </w:pPr>
+            <w:r>
+              <w:rPr>
+                <w:sz w:val="20"/>
+              </w:rPr>
+              <w:t>Alta</w:t>
+            </w:r>
+          </w:p>
+        </w:tc>
+        <w:tc>
+          <w:tcPr>
+            <w:tcW w:type="dxa" w:w="2929"/>
+          </w:tcPr>
+          <w:p>
+            <w:pPr>
+              <w:spacing w:after="80"/>
+            </w:pPr>
+            <w:r>
+              <w:rPr>
+                <w:sz w:val="20"/>
+              </w:rPr>
+              <w:t>Revisão de acessibilidade.</w:t>
+            </w:r>
+          </w:p>
+        </w:tc>
+        <w:tc>
+          <w:tcPr>
+            <w:tcW w:type="dxa" w:w="2929"/>
+          </w:tcPr>
+          <w:p>
+            <w:pPr>
+              <w:spacing w:after="80"/>
+            </w:pPr>
+            <w:r>
+              <w:rPr>
+                <w:sz w:val="20"/>
+              </w:rPr>
+              <w:t>Verificar teclado, contraste e tecnologias assistivas além das checagens atuais.</w:t>
+            </w:r>
+          </w:p>
+        </w:tc>
+      </w:tr>
+      <w:tr>
+        <w:trPr>
+          <w:cantSplit/>
+        </w:trPr>
+        <w:tc>
+          <w:tcPr>
+            <w:tcW w:type="dxa" w:w="2929"/>
+          </w:tcPr>
+          <w:p>
+            <w:pPr>
+              <w:spacing w:after="80"/>
+            </w:pPr>
+            <w:r>
+              <w:rPr>
+                <w:sz w:val="20"/>
+              </w:rPr>
+              <w:t>Média</w:t>
+            </w:r>
+          </w:p>
+        </w:tc>
+        <w:tc>
+          <w:tcPr>
+            <w:tcW w:type="dxa" w:w="2929"/>
+          </w:tcPr>
+          <w:p>
+            <w:pPr>
+              <w:spacing w:after="80"/>
+            </w:pPr>
+            <w:r>
+              <w:rPr>
+                <w:sz w:val="20"/>
+              </w:rPr>
+              <w:t>Redução do primeiro download.</w:t>
+            </w:r>
+          </w:p>
+        </w:tc>
+        <w:tc>
+          <w:tcPr>
+            <w:tcW w:type="dxa" w:w="2929"/>
+          </w:tcPr>
+          <w:p>
+            <w:pPr>
+              <w:spacing w:after="80"/>
+            </w:pPr>
+            <w:r>
+              <w:rPr>
+                <w:sz w:val="20"/>
+              </w:rPr>
+              <w:t>Melhorar uso em conexões lentas e aparelhos com menos recursos.</w:t>
+            </w:r>
+          </w:p>
+        </w:tc>
+      </w:tr>
+      <w:tr>
+        <w:trPr>
+          <w:cantSplit/>
+        </w:trPr>
+        <w:tc>
+          <w:tcPr>
+            <w:tcW w:type="dxa" w:w="2929"/>
+          </w:tcPr>
+          <w:p>
+            <w:pPr>
+              <w:spacing w:after="80"/>
+            </w:pPr>
+            <w:r>
+              <w:rPr>
+                <w:sz w:val="20"/>
+              </w:rPr>
+              <w:t>Média</w:t>
+            </w:r>
+          </w:p>
+        </w:tc>
+        <w:tc>
+          <w:tcPr>
+            <w:tcW w:type="dxa" w:w="2929"/>
+          </w:tcPr>
+          <w:p>
+            <w:pPr>
+              <w:spacing w:after="80"/>
+            </w:pPr>
+            <w:r>
+              <w:rPr>
+                <w:sz w:val="20"/>
+              </w:rPr>
+              <w:t>Ampliação de catálogo e preparações.</w:t>
+            </w:r>
+          </w:p>
+        </w:tc>
+        <w:tc>
+          <w:tcPr>
+            <w:tcW w:type="dxa" w:w="2929"/>
+          </w:tcPr>
+          <w:p>
+            <w:pPr>
+              <w:spacing w:after="80"/>
+            </w:pPr>
+            <w:r>
+              <w:rPr>
+                <w:sz w:val="20"/>
+              </w:rPr>
+              <w:t>Atender situações reais sem atribuir nutrientes sem referência.</w:t>
+            </w:r>
+          </w:p>
+        </w:tc>
+      </w:tr>
+      <w:tr>
+        <w:trPr>
+          <w:cantSplit/>
+        </w:trPr>
+        <w:tc>
+          <w:tcPr>
+            <w:tcW w:type="dxa" w:w="2929"/>
+          </w:tcPr>
+          <w:p>
+            <w:pPr>
+              <w:spacing w:after="80"/>
+            </w:pPr>
+            <w:r>
+              <w:rPr>
+                <w:sz w:val="20"/>
+              </w:rPr>
+              <w:t>Planejada</w:t>
+            </w:r>
+          </w:p>
+        </w:tc>
+        <w:tc>
+          <w:tcPr>
+            <w:tcW w:type="dxa" w:w="2929"/>
+          </w:tcPr>
+          <w:p>
+            <w:pPr>
+              <w:spacing w:after="80"/>
+            </w:pPr>
+            <w:r>
+              <w:rPr>
+                <w:sz w:val="20"/>
+              </w:rPr>
+              <w:t>Contas e sincronização.</w:t>
+            </w:r>
+          </w:p>
+        </w:tc>
+        <w:tc>
+          <w:tcPr>
+            <w:tcW w:type="dxa" w:w="2929"/>
+          </w:tcPr>
+          <w:p>
+            <w:pPr>
+              <w:spacing w:after="80"/>
+            </w:pPr>
+            <w:r>
+              <w:rPr>
+                <w:sz w:val="20"/>
+              </w:rPr>
+              <w:t>Exigir autenticação, autorização, retenção e desenho de privacidade antes de persistir o diário remotamente.</w:t>
+            </w:r>
+          </w:p>
+        </w:tc>
+      </w:tr>
+      <w:tr>
+        <w:trPr>
+          <w:cantSplit/>
+        </w:trPr>
+        <w:tc>
+          <w:tcPr>
+            <w:tcW w:type="dxa" w:w="2929"/>
+          </w:tcPr>
+          <w:p>
+            <w:pPr>
+              <w:spacing w:after="80"/>
+            </w:pPr>
+            <w:r>
+              <w:rPr>
+                <w:sz w:val="20"/>
+              </w:rPr>
+              <w:t>Planejada</w:t>
+            </w:r>
+          </w:p>
+        </w:tc>
+        <w:tc>
+          <w:tcPr>
+            <w:tcW w:type="dxa" w:w="2929"/>
+          </w:tcPr>
+          <w:p>
+            <w:pPr>
+              <w:spacing w:after="80"/>
+            </w:pPr>
+            <w:r>
+              <w:rPr>
+                <w:sz w:val="20"/>
+              </w:rPr>
+              <w:t>Gamificação e novos conteúdos.</w:t>
+            </w:r>
+          </w:p>
+        </w:tc>
+        <w:tc>
+          <w:tcPr>
+            <w:tcW w:type="dxa" w:w="2929"/>
+          </w:tcPr>
+          <w:p>
+            <w:pPr>
+              <w:spacing w:after="80"/>
+            </w:pPr>
+            <w:r>
+              <w:rPr>
+                <w:sz w:val="20"/>
+              </w:rPr>
+              <w:t>Introduzir recursos educativos após validação de adequação ao público.</w:t>
+            </w:r>
+          </w:p>
+        </w:tc>
+      </w:tr>
+    </w:tbl>
+    <w:p/>
+    <w:p>
+      <w:pPr>
+        <w:widowControl/>
+        <w:spacing w:after="160" w:line="276" w:lineRule="auto"/>
+      </w:pPr>
+      <w:r>
+        <w:rPr>
+          <w:sz w:val="22"/>
+        </w:rPr>
+        <w:t>O reconhecimento não deve ser usado para garantir ausência de alergênicos ou identificar peso. Uma futura mudança de provedor exige comparação por qualidade, custo e privacidade. O limitador da API atual usa memória do processo: em infraestrutura serverless com múltiplas instâncias, um controle distribuído será necessário para uma política global de limitação.</w:t>
+      </w:r>
+    </w:p>
+    <w:p>
+      <w:pPr>
+        <w:widowControl/>
+        <w:spacing w:after="160" w:line="276" w:lineRule="auto"/>
+      </w:pPr>
+      <w:r>
+        <w:rPr>
+          <w:sz w:val="22"/>
+        </w:rPr>
+        <w:t>As evoluções devem manter correção manual, validação de entradas e rastreabilidade das fontes. A expansão do escopo não deve eliminar os cuidados que tornaram os resultados verificáveis: referência explícita, distinção entre hipótese e confirmação e comunicação de dados ausentes.</w:t>
+      </w:r>
+    </w:p>
+    <w:p>
+      <w:pPr>
+        <w:spacing w:before="280" w:beforeAutospacing="1" w:after="100" w:afterAutospacing="1" w:line="240" w:lineRule="auto"/>
         <w:ind w:left="0" w:firstLine="0"/>
         <w:outlineLvl w:val="1"/>
         <w:rPr>
@@ -2613,6 +5007,7 @@
           <w:szCs w:val="32"/>
           <w14:ligatures w14:val="none"/>
         </w:rPr>
+        <w:keepNext/>
       </w:pPr>
       <w:r>
         <w:rPr>
@@ -2630,315 +5025,76 @@
     </w:p>
     <w:p>
       <w:pPr>
-        <w:spacing w:before="100" w:beforeAutospacing="1" w:after="100" w:afterAutospacing="1" w:line="240" w:lineRule="auto"/>
-        <w:ind w:left="0" w:firstLine="0"/>
-        <w:rPr>
-          <w:rFonts w:eastAsia="Times New Roman"/>
-          <w:color w:val="auto"/>
-          <w:kern w:val="0"/>
-          <w14:ligatures w14:val="none"/>
-        </w:rPr>
-      </w:pPr>
-      <w:r>
-        <w:rPr>
-          <w:rFonts w:eastAsia="Times New Roman"/>
-          <w:color w:val="auto"/>
-          <w:kern w:val="0"/>
-          <w14:ligatures w14:val="none"/>
-        </w:rPr>
-        <w:t xml:space="preserve">O NutriVibe transformou uma proposta de educação alimentar em uma solução Web composta por apresentação e aplicativo funcional. O projeto reúne registro, preferências, estimativa nutricional confirmada, sugestões e conteúdo educativo, com código organizado e publicação acessível pela internet.</w:t>
-      </w:r>
-    </w:p>
-    <w:p>
-      <w:pPr>
-        <w:spacing w:before="100" w:beforeAutospacing="1" w:after="100" w:afterAutospacing="1" w:line="240" w:lineRule="auto"/>
-        <w:ind w:left="0" w:firstLine="0"/>
-        <w:rPr>
-          <w:rFonts w:eastAsia="Times New Roman"/>
-          <w:color w:val="auto"/>
-          <w:kern w:val="0"/>
-          <w14:ligatures w14:val="none"/>
-        </w:rPr>
-      </w:pPr>
-      <w:r>
-        <w:rPr>
-          <w:rFonts w:eastAsia="Times New Roman"/>
-          <w:color w:val="auto"/>
-          <w:kern w:val="0"/>
-          <w14:ligatures w14:val="none"/>
-        </w:rPr>
-        <w:t xml:space="preserve">Os principais resultados técnicos são a separação dos dois sites, o fluxo completo de diário e resumo, o armazenamento local com backup, a integração de contatos ao Neon, a implantação na Vercel e a seleção de reconhecimento visual após comparação documentada. A validação automatizada e no navegador forneceu evidências de funcionamento e também revelou limites que orientaram correções.</w:t>
-      </w:r>
-    </w:p>
-    <w:p>
-      <w:pPr>
-        <w:spacing w:before="100" w:beforeAutospacing="1" w:after="100" w:afterAutospacing="1" w:line="240" w:lineRule="auto"/>
-        <w:ind w:left="0" w:firstLine="0"/>
-        <w:rPr>
-          <w:rFonts w:eastAsia="Times New Roman"/>
-          <w:color w:val="auto"/>
-          <w:kern w:val="0"/>
-          <w14:ligatures w14:val="none"/>
-        </w:rPr>
-      </w:pPr>
-      <w:r>
-        <w:rPr>
-          <w:rFonts w:eastAsia="Times New Roman"/>
-          <w:color w:val="auto"/>
-          <w:kern w:val="0"/>
-          <w14:ligatures w14:val="none"/>
-        </w:rPr>
-        <w:t xml:space="preserve">O valor pretendido é apoiar responsáveis na organização da rotina e na exploração de variedade alimentar com respeito às preferências. Não se conclui melhora clínica, mudança de hábitos ou impacto comunitário sem dados que sustentem essas afirmações. A continuidade depende de validação com usuários, profissionais e docente.</w:t>
-      </w:r>
-    </w:p>
-    <w:p>
-      <w:pPr>
-        <w:numPr>
-          <w:ilvl w:val="0"/>
-          <w:numId w:val="18"/>
-        </w:numPr>
-        <w:spacing w:before="100" w:beforeAutospacing="1" w:after="100" w:afterAutospacing="1" w:line="240" w:lineRule="auto"/>
-        <w:rPr>
-          <w:rFonts w:eastAsia="Times New Roman"/>
-          <w:color w:val="auto"/>
-          <w:kern w:val="0"/>
-          <w14:ligatures w14:val="none"/>
-        </w:rPr>
-      </w:pPr>
-      <w:r>
-        <w:rPr>
-          <w:rFonts w:eastAsia="Times New Roman"/>
-          <w:color w:val="auto"/>
-          <w:kern w:val="0"/>
-          <w14:ligatures w14:val="none"/>
-        </w:rPr>
-        <w:t xml:space="preserve">Para a formação do grupo, o trabalho articula HTML, CSS, JavaScript, backend, banco de dados, gestão de tarefas e interpretação crítica de resultados. A divisão entre implementação, identidade visual e pesquisa evidencia a importância de integrar contribuições e manter critérios verificáveis. O produto e a documentação permitem revisar escolhas técnicas e planejar a evolução de forma fundamentada.</w:t>
-      </w:r>
-    </w:p>
-    <w:p>
-      <w:pPr>
-        <w:numPr>
-          <w:ilvl w:val="0"/>
-          <w:numId w:val="18"/>
-        </w:numPr>
-        <w:spacing w:before="100" w:beforeAutospacing="1" w:after="100" w:afterAutospacing="1" w:line="240" w:lineRule="auto"/>
-        <w:rPr>
-          <w:rFonts w:eastAsia="Times New Roman"/>
-          <w:color w:val="auto"/>
-          <w:kern w:val="0"/>
-          <w14:ligatures w14:val="none"/>
-        </w:rPr>
-      </w:pPr>
-    </w:p>
-    <w:p>
-      <w:pPr>
-        <w:numPr>
-          <w:ilvl w:val="0"/>
-          <w:numId w:val="18"/>
-        </w:numPr>
-        <w:spacing w:before="100" w:beforeAutospacing="1" w:after="100" w:afterAutospacing="1" w:line="240" w:lineRule="auto"/>
-        <w:rPr>
-          <w:rFonts w:eastAsia="Times New Roman"/>
-          <w:color w:val="auto"/>
-          <w:kern w:val="0"/>
-          <w14:ligatures w14:val="none"/>
-        </w:rPr>
-      </w:pPr>
-    </w:p>
-    <w:p>
-      <w:pPr>
-        <w:numPr>
-          <w:ilvl w:val="0"/>
-          <w:numId w:val="18"/>
-        </w:numPr>
-        <w:spacing w:before="100" w:beforeAutospacing="1" w:after="100" w:afterAutospacing="1" w:line="240" w:lineRule="auto"/>
-        <w:rPr>
-          <w:rFonts w:eastAsia="Times New Roman"/>
-          <w:color w:val="auto"/>
-          <w:kern w:val="0"/>
-          <w14:ligatures w14:val="none"/>
-        </w:rPr>
-      </w:pPr>
-    </w:p>
-    <w:p>
-      <w:pPr>
-        <w:numPr>
-          <w:ilvl w:val="0"/>
-          <w:numId w:val="18"/>
-        </w:numPr>
-        <w:spacing w:before="100" w:beforeAutospacing="1" w:after="100" w:afterAutospacing="1" w:line="240" w:lineRule="auto"/>
-        <w:rPr>
-          <w:rFonts w:eastAsia="Times New Roman"/>
-          <w:color w:val="auto"/>
-          <w:kern w:val="0"/>
-          <w14:ligatures w14:val="none"/>
-        </w:rPr>
-      </w:pPr>
-    </w:p>
-    <w:p>
-      <w:pPr>
-        <w:numPr>
-          <w:ilvl w:val="0"/>
-          <w:numId w:val="18"/>
-        </w:numPr>
-        <w:spacing w:before="100" w:beforeAutospacing="1" w:after="100" w:afterAutospacing="1" w:line="240" w:lineRule="auto"/>
-        <w:rPr>
-          <w:rFonts w:eastAsia="Times New Roman"/>
-          <w:color w:val="auto"/>
-          <w:kern w:val="0"/>
-          <w14:ligatures w14:val="none"/>
-        </w:rPr>
-      </w:pPr>
-    </w:p>
-    <w:p>
-      <w:pPr>
-        <w:spacing w:before="100" w:beforeAutospacing="1" w:after="100" w:afterAutospacing="1" w:line="240" w:lineRule="auto"/>
-        <w:ind w:left="0" w:firstLine="0"/>
-        <w:rPr>
-          <w:rFonts w:eastAsia="Times New Roman"/>
-          <w:color w:val="auto"/>
-          <w:kern w:val="0"/>
-          <w14:ligatures w14:val="none"/>
-        </w:rPr>
-      </w:pPr>
-    </w:p>
-    <w:p>
-      <w:pPr>
-        <w:spacing w:before="100" w:beforeAutospacing="1" w:after="100" w:afterAutospacing="1" w:line="240" w:lineRule="auto"/>
-        <w:ind w:left="0" w:firstLine="0"/>
-        <w:jc w:val="left"/>
-        <w:rPr>
-          <w:rFonts w:eastAsia="Times New Roman"/>
-          <w:color w:val="auto"/>
-          <w:kern w:val="0"/>
-          <w14:ligatures w14:val="none"/>
-        </w:rPr>
-      </w:pPr>
-    </w:p>
-    <w:p>
-      <w:pPr>
-        <w:spacing w:before="100" w:beforeAutospacing="1" w:after="100" w:afterAutospacing="1" w:line="240" w:lineRule="auto"/>
-        <w:ind w:left="0" w:firstLine="0"/>
-        <w:rPr>
-          <w:rFonts w:eastAsia="Times New Roman"/>
-          <w:color w:val="auto"/>
-          <w:kern w:val="0"/>
-          <w14:ligatures w14:val="none"/>
-        </w:rPr>
-      </w:pPr>
-    </w:p>
-    <w:p>
-      <w:pPr>
-        <w:spacing w:before="100" w:beforeAutospacing="1" w:after="100" w:afterAutospacing="1" w:line="240" w:lineRule="auto"/>
-        <w:ind w:left="0" w:firstLine="0"/>
-        <w:rPr>
-          <w:rFonts w:eastAsia="Times New Roman"/>
-          <w:color w:val="auto"/>
-          <w:kern w:val="0"/>
-          <w14:ligatures w14:val="none"/>
-        </w:rPr>
-      </w:pPr>
-    </w:p>
-    <w:p>
-      <w:pPr>
-        <w:numPr>
-          <w:ilvl w:val="0"/>
-          <w:numId w:val="24"/>
-        </w:numPr>
-        <w:spacing w:before="100" w:beforeAutospacing="1" w:after="100" w:afterAutospacing="1" w:line="240" w:lineRule="auto"/>
-        <w:rPr>
-          <w:rFonts w:eastAsia="Times New Roman"/>
-          <w:color w:val="auto"/>
-          <w:kern w:val="0"/>
-          <w14:ligatures w14:val="none"/>
-        </w:rPr>
-      </w:pPr>
-    </w:p>
-    <w:p>
-      <w:pPr>
-        <w:numPr>
-          <w:ilvl w:val="0"/>
-          <w:numId w:val="24"/>
-        </w:numPr>
-        <w:spacing w:before="100" w:beforeAutospacing="1" w:after="100" w:afterAutospacing="1" w:line="240" w:lineRule="auto"/>
-        <w:rPr>
-          <w:rFonts w:eastAsia="Times New Roman"/>
-          <w:color w:val="auto"/>
-          <w:kern w:val="0"/>
-          <w14:ligatures w14:val="none"/>
-        </w:rPr>
-      </w:pPr>
-    </w:p>
-    <w:p>
-      <w:pPr>
-        <w:numPr>
-          <w:ilvl w:val="0"/>
-          <w:numId w:val="24"/>
-        </w:numPr>
-        <w:spacing w:before="100" w:beforeAutospacing="1" w:after="100" w:afterAutospacing="1" w:line="240" w:lineRule="auto"/>
-        <w:rPr>
-          <w:rFonts w:eastAsia="Times New Roman"/>
-          <w:color w:val="auto"/>
-          <w:kern w:val="0"/>
-          <w14:ligatures w14:val="none"/>
-        </w:rPr>
-      </w:pPr>
-    </w:p>
-    <w:p>
-      <w:pPr>
-        <w:numPr>
-          <w:ilvl w:val="0"/>
-          <w:numId w:val="24"/>
-        </w:numPr>
-        <w:spacing w:before="100" w:beforeAutospacing="1" w:after="100" w:afterAutospacing="1" w:line="240" w:lineRule="auto"/>
-        <w:rPr>
-          <w:rFonts w:eastAsia="Times New Roman"/>
-          <w:color w:val="auto"/>
-          <w:kern w:val="0"/>
-          <w14:ligatures w14:val="none"/>
-        </w:rPr>
-      </w:pPr>
-    </w:p>
-    <w:p>
-      <w:pPr>
-        <w:numPr>
-          <w:ilvl w:val="0"/>
-          <w:numId w:val="24"/>
-        </w:numPr>
-        <w:spacing w:before="100" w:beforeAutospacing="1" w:after="100" w:afterAutospacing="1" w:line="240" w:lineRule="auto"/>
-        <w:rPr>
-          <w:rFonts w:eastAsia="Times New Roman"/>
-          <w:color w:val="auto"/>
-          <w:kern w:val="0"/>
-          <w14:ligatures w14:val="none"/>
-        </w:rPr>
-      </w:pPr>
-    </w:p>
-    <w:p>
-      <w:pPr>
-        <w:spacing w:before="100" w:beforeAutospacing="1" w:after="100" w:afterAutospacing="1" w:line="240" w:lineRule="auto"/>
-        <w:ind w:left="0" w:firstLine="0"/>
-        <w:rPr>
-          <w:rFonts w:eastAsia="Times New Roman"/>
-          <w:color w:val="auto"/>
-          <w:kern w:val="0"/>
-          <w14:ligatures w14:val="none"/>
-        </w:rPr>
-      </w:pPr>
-    </w:p>
-    <w:p>
-      <w:pPr>
-        <w:spacing w:before="100" w:beforeAutospacing="1" w:after="100" w:afterAutospacing="1" w:line="240" w:lineRule="auto"/>
-        <w:ind w:left="0" w:firstLine="0"/>
-        <w:rPr>
-          <w:rFonts w:eastAsia="Times New Roman"/>
-          <w:color w:val="auto"/>
-          <w:kern w:val="0"/>
-          <w:sz w:val="32"/>
-          <w:szCs w:val="32"/>
-          <w14:ligatures w14:val="none"/>
-        </w:rPr>
-      </w:pPr>
+        <w:widowControl/>
+        <w:spacing w:after="160" w:line="276" w:lineRule="auto"/>
+      </w:pPr>
+      <w:r>
+        <w:rPr>
+          <w:sz w:val="22"/>
+        </w:rPr>
+        <w:t>O NutriVibe evoluiu de uma proposta de educação alimentar para uma solução Web navegável, com apresentação e aplicativo separados. O produto organiza preferências, registros, resumo e sugestões em um fluxo coerente e oferece foto como apoio à entrada de dados, sem transformar reconhecimento visual em garantia de composição nutricional.</w:t>
+      </w:r>
+    </w:p>
+    <w:p>
+      <w:pPr>
+        <w:widowControl/>
+        <w:spacing w:after="160" w:line="276" w:lineRule="auto"/>
+      </w:pPr>
+      <w:r>
+        <w:rPr>
+          <w:sz w:val="22"/>
+        </w:rPr>
+        <w:t>Os principais resultados técnicos são o fluxo completo de perfil e diário, o cálculo proporcional com referências TACO, o backup local, o cadastro consentido de contatos no Neon, a publicação na Vercel e a seleção de um modelo após comparação documentada. Testes automatizados e no navegador forneceram evidências de funcionamento e revelaram limites incorporados ao tratamento de erros e à confirmação manual.</w:t>
+      </w:r>
+    </w:p>
+    <w:p>
+      <w:pPr>
+        <w:widowControl/>
+        <w:spacing w:after="160" w:line="276" w:lineRule="auto"/>
+      </w:pPr>
+      <w:r>
+        <w:rPr>
+          <w:sz w:val="22"/>
+        </w:rPr>
+        <w:t>A contribuição pretendida é facilitar a organização da rotina e o acesso a orientações de apoio, com respeito às preferências. O projeto não apresenta como concluídas melhorias clínicas, mudanças de hábitos ou impactos comunitários sem avaliação. O próximo passo é aproximar a solução dos usuários e profissionais para testar a utilidade real e orientar sua continuidade.</w:t>
+      </w:r>
+    </w:p>
+    <w:p>
+      <w:pPr>
+        <w:widowControl/>
+        <w:spacing w:after="160" w:line="276" w:lineRule="auto"/>
+      </w:pPr>
+      <w:r>
+        <w:rPr>
+          <w:sz w:val="22"/>
+        </w:rPr>
+        <w:t>Para o grupo, a experiência articula programação, estruturação de páginas, identidade visual, gestão de tarefas, pesquisa e análise crítica de resultados. A separação de responsabilidades favorece a colaboração, mas a qualidade depende da integração entre essas frentes. O repositório e as evidências permitem revisar decisões e distinguir o que foi implementado do que ainda precisa ser validado.</w:t>
+      </w:r>
+    </w:p>
+    <w:p>
+      <w:pPr>
+        <w:keepNext/>
+        <w:spacing w:before="200"/>
+      </w:pPr>
+      <w:r>
+        <w:rPr>
+          <w:b/>
+          <w:sz w:val="22"/>
+        </w:rPr>
+        <w:t>Fontes e evidências do projeto</w:t>
+      </w:r>
+    </w:p>
+    <w:p>
+      <w:pPr>
+        <w:widowControl/>
+        <w:spacing w:after="160" w:line="276" w:lineRule="auto"/>
+      </w:pPr>
+      <w:r>
+        <w:rPr>
+          <w:sz w:val="22"/>
+        </w:rPr>
+        <w:t>Repositório: https://github.com/huezinho/projeto . Backlog fornecido: documentacoes/historico/backlog-jira.json. Documento anterior: documentacoes/segunda-entrega/trabalho.pdf. Detalhamento técnico: documentacoes/implementacao.md e documentacoes/nutricao.md. Avaliação visual: documentacoes/avaliacao-imagens/README.md. Capturas: documentacoes/evidencias/. Os caminhos são relativos à pasta NutriVibe do repositório.</w:t>
+      </w:r>
     </w:p>
     <w:sectPr>
       <w:headerReference w:type="default" r:id="rId8"/>

--- a/NutriVibe/documentacoes/relatorio-projeto/NutriVibe_Preenchido.docx
+++ b/NutriVibe/documentacoes/relatorio-projeto/NutriVibe_Preenchido.docx
@@ -42,39 +42,7 @@
           <w:sz w:val="32"/>
           <w:szCs w:val="32"/>
         </w:rPr>
-        <w:drawing>
-          <wp:inline distT="0" distB="0" distL="0" distR="0" wp14:anchorId="2C9913C9" wp14:editId="0798CC75">
-            <wp:extent cx="3302000" cy="3302000"/>
-            <wp:effectExtent l="0" t="0" r="0" b="0"/>
-            <wp:docPr id="52" name="Picture 52"/>
-            <wp:cNvGraphicFramePr/>
-            <a:graphic xmlns:a="http://schemas.openxmlformats.org/drawingml/2006/main">
-              <a:graphicData uri="http://schemas.openxmlformats.org/drawingml/2006/picture">
-                <pic:pic xmlns:pic="http://schemas.openxmlformats.org/drawingml/2006/picture">
-                  <pic:nvPicPr>
-                    <pic:cNvPr id="52" name="Picture 52"/>
-                    <pic:cNvPicPr/>
-                  </pic:nvPicPr>
-                  <pic:blipFill>
-                    <a:blip r:embed="rId7"/>
-                    <a:stretch>
-                      <a:fillRect/>
-                    </a:stretch>
-                  </pic:blipFill>
-                  <pic:spPr>
-                    <a:xfrm>
-                      <a:off x="0" y="0"/>
-                      <a:ext cx="3302000" cy="3302000"/>
-                    </a:xfrm>
-                    <a:prstGeom prst="rect">
-                      <a:avLst/>
-                    </a:prstGeom>
-                  </pic:spPr>
-                </pic:pic>
-              </a:graphicData>
-            </a:graphic>
-          </wp:inline>
-        </w:drawing>
+        <w:t>3ª entrega — consolidação do front-end</w:t>
       </w:r>
     </w:p>
     <w:p>
@@ -170,7 +138,7 @@
           <w:noProof/>
           <w:sz w:val="22"/>
         </w:rPr>
-        <w:t>Turma: a confirmar</w:t>
+        <w:t>Turma: 101</w:t>
       </w:r>
       <w:r>
         <w:rPr>
@@ -554,6 +522,43 @@
           <w:b/>
           <w:sz w:val="22"/>
         </w:rPr>
+        <w:t>Recorte desta entrega</w:t>
+      </w:r>
+    </w:p>
+    <w:p>
+      <w:pPr>
+        <w:widowControl/>
+        <w:spacing w:after="160" w:line="276" w:lineRule="auto"/>
+      </w:pPr>
+      <w:r>
+        <w:rPr>
+          <w:sz w:val="22"/>
+        </w:rPr>
+        <w:t>Este relatório corresponde à terceira de cinco entregas do NutriVibe. A segunda entrega é a referência acadêmica anterior, com ideação, requisitos e representação inicial da solução. Nesta terceira etapa, o objetivo é comprovar evolução para um front-end navegável e interativo. A existência de funcionalidades em execução não encerra o projeto: ainda estão previstos dois ciclos de desenvolvimento, revisão e documentação, correspondentes à quarta e à quinta entregas.</w:t>
+      </w:r>
+    </w:p>
+    <w:p>
+      <w:pPr>
+        <w:widowControl/>
+        <w:spacing w:after="160" w:line="276" w:lineRule="auto"/>
+      </w:pPr>
+      <w:r>
+        <w:rPr>
+          <w:sz w:val="22"/>
+        </w:rPr>
+        <w:t>A análise considera a proposta de agosto preservada em documentacoes/segunda-entrega/trabalho.pdf e as orientações da terceira entrega. O código atual é a evidência técnica do incremento apresentado nesta etapa, e não uma declaração de que todas as funcionalidades da proposta inicial estão concluídas. As seções de testes, implantação e considerações finais descrevem o estágio parcial do trabalho.</w:t>
+      </w:r>
+    </w:p>
+    <w:p>
+      <w:pPr>
+        <w:keepNext/>
+        <w:spacing w:before="200"/>
+      </w:pPr>
+      <w:r>
+        <w:rPr>
+          <w:b/>
+          <w:sz w:val="22"/>
+        </w:rPr>
         <w:t>Problema, público e contexto</w:t>
       </w:r>
     </w:p>
@@ -709,7 +714,19 @@
           <w:b/>
           <w:sz w:val="22"/>
         </w:rPr>
-        <w:t>Das telas iniciais à interface navegável</w:t>
+        <w:t>Das telas da segunda entrega ao incremento da terceira</w:t>
+      </w:r>
+    </w:p>
+    <w:p>
+      <w:pPr>
+        <w:widowControl/>
+        <w:spacing w:after="160" w:line="276" w:lineRule="auto"/>
+      </w:pPr>
+      <w:r>
+        <w:rPr>
+          <w:sz w:val="22"/>
+        </w:rPr>
+        <w:t>Na segunda entrega, o protótipo permitia apresentar a organização e a identidade pretendidas. Na terceira, as principais telas estão representadas em HTML e CSS com navegação e interações JavaScript. As imagens desta seção mostram o incremento funcional atual. O protótipo continuará sendo atualizado nas próximas entregas para refletir o cadastro de responsável/criança e os refinamentos que forem implementados.</w:t>
       </w:r>
     </w:p>
     <w:p>
@@ -1104,7 +1121,7 @@
         <w:drawing>
           <wp:inline xmlns:a="http://schemas.openxmlformats.org/drawingml/2006/main" xmlns:pic="http://schemas.openxmlformats.org/drawingml/2006/picture">
             <wp:extent cx="5212080" cy="3929420"/>
-            <wp:docPr id="53" name="Picture 53"/>
+            <wp:docPr id="1" name="Picture 1"/>
             <wp:cNvGraphicFramePr>
               <a:graphicFrameLocks noChangeAspect="1"/>
             </wp:cNvGraphicFramePr>
@@ -1231,7 +1248,7 @@
         <w:rPr>
           <w:sz w:val="22"/>
         </w:rPr>
-        <w:t>O planejamento utiliza o backlog exportado do Jira, com tarefas TRAB-26 a TRAB-57, preservado em documentacoes/historico/backlog-jira.json. As etapas S1, S2 e S3 organizam incrementos por etiquetas; não há confirmação de sprints nativas criadas na ferramenta. A ordem de implementação considera dependências: estrutura e identidade, preferências, diário, resumo, reconhecimento, integração e validação.</w:t>
+        <w:t>O planejamento da terceira entrega utiliza o backlog exportado do Jira, com tarefas TRAB-26 a TRAB-57, preservado em documentacoes/historico/backlog-jira.json. As etapas S1, S2 e S3 organizam incrementos por etiquetas; não há confirmação de sprints nativas criadas na ferramenta. A ordem de implementação considera dependências: estrutura e identidade, preferências, diário, resumo, reconhecimento, integração e validação.</w:t>
       </w:r>
     </w:p>
     <w:p>
@@ -1880,19 +1897,7 @@
           <w:b/>
           <w:sz w:val="22"/>
         </w:rPr>
-        <w:t>Scrum e Kanban</w:t>
-      </w:r>
-    </w:p>
-    <w:p>
-      <w:pPr>
-        <w:widowControl/>
-        <w:spacing w:after="160" w:line="276" w:lineRule="auto"/>
-      </w:pPr>
-      <w:r>
-        <w:rPr>
-          <w:sz w:val="22"/>
-        </w:rPr>
-        <w:t>O Scrum orienta a entrega em incrementos verificáveis, revisão do resultado e adaptação do próximo ciclo. O Kanban torna tarefas, responsáveis e bloqueios visíveis. O quadro abaixo sintetiza o acompanhamento proposto a partir das evidências do repositório; não é uma reprodução dos status atuais do Jira.</w:t>
+        <w:t>Planejamento das três etapas restantes a partir da segunda entrega</w:t>
       </w:r>
     </w:p>
     <w:tbl>
@@ -1932,7 +1937,7 @@
                 <w:b/>
                 <w:sz w:val="20"/>
               </w:rPr>
-              <w:t>A Fazer</w:t>
+              <w:t>Etapa</w:t>
             </w:r>
           </w:p>
         </w:tc>
@@ -1950,7 +1955,7 @@
                 <w:b/>
                 <w:sz w:val="20"/>
               </w:rPr>
-              <w:t>Em Andamento</w:t>
+              <w:t>Objetivo</w:t>
             </w:r>
           </w:p>
         </w:tc>
@@ -1968,7 +1973,7 @@
                 <w:b/>
                 <w:sz w:val="20"/>
               </w:rPr>
-              <w:t>Concluído tecnicamente</w:t>
+              <w:t>Evidência de encerramento do ciclo</w:t>
             </w:r>
           </w:p>
         </w:tc>
@@ -1983,45 +1988,157 @@
           </w:tcPr>
           <w:p>
             <w:pPr>
-              <w:spacing w:after="80"/>
-            </w:pPr>
-            <w:r>
-              <w:rPr>
-                <w:sz w:val="20"/>
-              </w:rPr>
-              <w:t>Validação com usuários e profissionais; ampliar fotos e aparelhos de teste.</w:t>
-            </w:r>
-          </w:p>
-        </w:tc>
-        <w:tc>
-          <w:tcPr>
-            <w:tcW w:type="dxa" w:w="2929"/>
-          </w:tcPr>
-          <w:p>
-            <w:pPr>
-              <w:spacing w:after="80"/>
-            </w:pPr>
-            <w:r>
-              <w:rPr>
-                <w:sz w:val="20"/>
-              </w:rPr>
-              <w:t>Revisão do relatório e conferência da apresentação acadêmica.</w:t>
-            </w:r>
-          </w:p>
-        </w:tc>
-        <w:tc>
-          <w:tcPr>
-            <w:tcW w:type="dxa" w:w="2929"/>
-          </w:tcPr>
-          <w:p>
-            <w:pPr>
-              <w:spacing w:after="80"/>
-            </w:pPr>
-            <w:r>
-              <w:rPr>
-                <w:sz w:val="20"/>
-              </w:rPr>
-              <w:t>Fluxo perfil/diário/resumo, reconhecimento com confirmação, contatos e publicação.</w:t>
+              <w:keepNext/>
+              <w:spacing w:after="80"/>
+            </w:pPr>
+            <w:r>
+              <w:rPr>
+                <w:sz w:val="20"/>
+              </w:rPr>
+              <w:t>3ª entrega — incremento deste relatório</w:t>
+            </w:r>
+          </w:p>
+        </w:tc>
+        <w:tc>
+          <w:tcPr>
+            <w:tcW w:type="dxa" w:w="2929"/>
+          </w:tcPr>
+          <w:p>
+            <w:pPr>
+              <w:keepNext/>
+              <w:spacing w:after="80"/>
+            </w:pPr>
+            <w:r>
+              <w:rPr>
+                <w:sz w:val="20"/>
+              </w:rPr>
+              <w:t>Consolidar o fluxo de preferências, diário e resumo, navegação, responsividade e JavaScript.</w:t>
+            </w:r>
+          </w:p>
+        </w:tc>
+        <w:tc>
+          <w:tcPr>
+            <w:tcW w:type="dxa" w:w="2929"/>
+          </w:tcPr>
+          <w:p>
+            <w:pPr>
+              <w:keepNext/>
+              <w:spacing w:after="80"/>
+            </w:pPr>
+            <w:r>
+              <w:rPr>
+                <w:sz w:val="20"/>
+              </w:rPr>
+              <w:t>Demonstração do percurso principal, código organizado, testes e registro explícito de pendências.</w:t>
+            </w:r>
+          </w:p>
+        </w:tc>
+      </w:tr>
+      <w:tr>
+        <w:trPr>
+          <w:cantSplit/>
+        </w:trPr>
+        <w:tc>
+          <w:tcPr>
+            <w:tcW w:type="dxa" w:w="2929"/>
+          </w:tcPr>
+          <w:p>
+            <w:pPr>
+              <w:keepNext/>
+              <w:spacing w:after="80"/>
+            </w:pPr>
+            <w:r>
+              <w:rPr>
+                <w:sz w:val="20"/>
+              </w:rPr>
+              <w:t>4ª entrega — próximo incremento proposto</w:t>
+            </w:r>
+          </w:p>
+        </w:tc>
+        <w:tc>
+          <w:tcPr>
+            <w:tcW w:type="dxa" w:w="2929"/>
+          </w:tcPr>
+          <w:p>
+            <w:pPr>
+              <w:keepNext/>
+              <w:spacing w:after="80"/>
+            </w:pPr>
+            <w:r>
+              <w:rPr>
+                <w:sz w:val="20"/>
+              </w:rPr>
+              <w:t>Aproximar o cadastro da estrutura responsável/criança, refinar regras e conteúdo educativo e avaliar cenários de uso.</w:t>
+            </w:r>
+          </w:p>
+        </w:tc>
+        <w:tc>
+          <w:tcPr>
+            <w:tcW w:type="dxa" w:w="2929"/>
+          </w:tcPr>
+          <w:p>
+            <w:pPr>
+              <w:keepNext/>
+              <w:spacing w:after="80"/>
+            </w:pPr>
+            <w:r>
+              <w:rPr>
+                <w:sz w:val="20"/>
+              </w:rPr>
+              <w:t>Telas e estado local revisados, migração de dados testada, casos de restrição e resumo documentados e feedback registrado quando obtido.</w:t>
+            </w:r>
+          </w:p>
+        </w:tc>
+      </w:tr>
+      <w:tr>
+        <w:trPr>
+          <w:cantSplit/>
+        </w:trPr>
+        <w:tc>
+          <w:tcPr>
+            <w:tcW w:type="dxa" w:w="2929"/>
+          </w:tcPr>
+          <w:p>
+            <w:pPr>
+              <w:spacing w:after="80"/>
+            </w:pPr>
+            <w:r>
+              <w:rPr>
+                <w:sz w:val="20"/>
+              </w:rPr>
+              <w:t>5ª entrega — consolidação proposta</w:t>
+            </w:r>
+          </w:p>
+        </w:tc>
+        <w:tc>
+          <w:tcPr>
+            <w:tcW w:type="dxa" w:w="2929"/>
+          </w:tcPr>
+          <w:p>
+            <w:pPr>
+              <w:spacing w:after="80"/>
+            </w:pPr>
+            <w:r>
+              <w:rPr>
+                <w:sz w:val="20"/>
+              </w:rPr>
+              <w:t>Corrigir problemas do ciclo anterior, executar regressão, concluir documentação e preparar demonstração final.</w:t>
+            </w:r>
+          </w:p>
+        </w:tc>
+        <w:tc>
+          <w:tcPr>
+            <w:tcW w:type="dxa" w:w="2929"/>
+          </w:tcPr>
+          <w:p>
+            <w:pPr>
+              <w:spacing w:after="80"/>
+            </w:pPr>
+            <w:r>
+              <w:rPr>
+                <w:sz w:val="20"/>
+              </w:rPr>
+              <w:t>Versão estável do escopo acordado, matriz de requisitos revisada, evidências finais e orientações de uso; gamificação apenas se couber no prazo.</w:t>
             </w:r>
           </w:p>
         </w:tc>
@@ -2037,35 +2154,7 @@
         <w:rPr>
           <w:sz w:val="22"/>
         </w:rPr>
-        <w:t>A conclusão de uma tarefa deve exigir código funcional e evidência de verificação. Separar desenvolvimento técnico, revisão documental e avaliação externa evita atribuir a uma funcionalidade pronta um impacto social ainda não medido. As próximas etapas priorizam validação do produto e revisão das limitações antes da expansão do escopo.</w:t>
-      </w:r>
-    </w:p>
-    <w:p>
-      <w:pPr>
-        <w:spacing w:before="280" w:beforeAutospacing="1" w:after="100" w:afterAutospacing="1" w:line="240" w:lineRule="auto"/>
-        <w:ind w:left="0" w:firstLine="0"/>
-        <w:rPr>
-          <w:rFonts w:eastAsia="Times New Roman"/>
-          <w:color w:val="auto"/>
-          <w:kern w:val="0"/>
-          <w:sz w:val="32"/>
-          <w:szCs w:val="32"/>
-          <w14:ligatures w14:val="none"/>
-        </w:rPr>
-        <w:keepNext/>
-      </w:pPr>
-      <w:r>
-        <w:rPr>
-          <w:rFonts w:eastAsia="Times New Roman"/>
-          <w:b/>
-          <w:bCs/>
-          <w:color w:val="auto"/>
-          <w:kern w:val="0"/>
-          <w:sz w:val="32"/>
-          <w:szCs w:val="32"/>
-          <w14:ligatures w14:val="none"/>
-        </w:rPr>
-        <w:t>4. Levantamento de Requisitos</w:t>
+        <w:t>A distribuição da quarta e quinta entregas é uma proposta de execução, sujeita às orientações futuras do professor. Não são atribuídas datas ou exigências ainda não informadas. O front-end da terceira entrega precisa demonstrar o MVP funcionando; as próximas etapas aprofundam os requisitos e a qualidade, sem adiar o fluxo principal já exigido.</w:t>
       </w:r>
     </w:p>
     <w:p>
@@ -2078,7 +2167,19 @@
           <w:b/>
           <w:sz w:val="22"/>
         </w:rPr>
-        <w:t>Requisitos funcionais</w:t>
+        <w:t>Scrum e Kanban</w:t>
+      </w:r>
+    </w:p>
+    <w:p>
+      <w:pPr>
+        <w:widowControl/>
+        <w:spacing w:after="160" w:line="276" w:lineRule="auto"/>
+      </w:pPr>
+      <w:r>
+        <w:rPr>
+          <w:sz w:val="22"/>
+        </w:rPr>
+        <w:t>O Scrum orienta a entrega em incrementos verificáveis, revisão do resultado e adaptação do próximo ciclo. O Kanban torna tarefas, responsáveis e bloqueios visíveis. O quadro abaixo sintetiza o acompanhamento proposto a partir das evidências do repositório; não é uma reprodução dos status atuais do Jira.</w:t>
       </w:r>
     </w:p>
     <w:tbl>
@@ -2110,6 +2211,7 @@
           </w:tcPr>
           <w:p>
             <w:pPr>
+              <w:keepNext/>
               <w:spacing w:after="80"/>
             </w:pPr>
             <w:r>
@@ -2117,16 +2219,17 @@
                 <w:b/>
                 <w:sz w:val="20"/>
               </w:rPr>
-              <w:t>ID</w:t>
-            </w:r>
-          </w:p>
-        </w:tc>
-        <w:tc>
-          <w:tcPr>
-            <w:tcW w:type="dxa" w:w="2929"/>
-          </w:tcPr>
-          <w:p>
-            <w:pPr>
+              <w:t>A Fazer</w:t>
+            </w:r>
+          </w:p>
+        </w:tc>
+        <w:tc>
+          <w:tcPr>
+            <w:tcW w:type="dxa" w:w="2929"/>
+          </w:tcPr>
+          <w:p>
+            <w:pPr>
+              <w:keepNext/>
               <w:spacing w:after="80"/>
             </w:pPr>
             <w:r>
@@ -2134,16 +2237,17 @@
                 <w:b/>
                 <w:sz w:val="20"/>
               </w:rPr>
-              <w:t>Requisito</w:t>
-            </w:r>
-          </w:p>
-        </w:tc>
-        <w:tc>
-          <w:tcPr>
-            <w:tcW w:type="dxa" w:w="2929"/>
-          </w:tcPr>
-          <w:p>
-            <w:pPr>
+              <w:t>Em Andamento</w:t>
+            </w:r>
+          </w:p>
+        </w:tc>
+        <w:tc>
+          <w:tcPr>
+            <w:tcW w:type="dxa" w:w="2929"/>
+          </w:tcPr>
+          <w:p>
+            <w:pPr>
+              <w:keepNext/>
               <w:spacing w:after="80"/>
             </w:pPr>
             <w:r>
@@ -2151,7 +2255,7 @@
                 <w:b/>
                 <w:sz w:val="20"/>
               </w:rPr>
-              <w:t>Condição verificável</w:t>
+              <w:t>Concluído tecnicamente</w:t>
             </w:r>
           </w:p>
         </w:tc>
@@ -2172,463 +2276,39 @@
               <w:rPr>
                 <w:sz w:val="20"/>
               </w:rPr>
-              <w:t>RF01</w:t>
-            </w:r>
-          </w:p>
-        </w:tc>
-        <w:tc>
-          <w:tcPr>
-            <w:tcW w:type="dxa" w:w="2929"/>
-          </w:tcPr>
-          <w:p>
-            <w:pPr>
-              <w:spacing w:after="80"/>
-            </w:pPr>
-            <w:r>
-              <w:rPr>
-                <w:sz w:val="20"/>
-              </w:rPr>
-              <w:t>Cadastrar perfil e preferências.</w:t>
-            </w:r>
-          </w:p>
-        </w:tc>
-        <w:tc>
-          <w:tcPr>
-            <w:tcW w:type="dxa" w:w="2929"/>
-          </w:tcPr>
-          <w:p>
-            <w:pPr>
-              <w:spacing w:after="80"/>
-            </w:pPr>
-            <w:r>
-              <w:rPr>
-                <w:sz w:val="20"/>
-              </w:rPr>
-              <w:t>Salvar e recuperar restrições, cores, texturas e alimentos evitados.</w:t>
-            </w:r>
-          </w:p>
-        </w:tc>
-      </w:tr>
-      <w:tr>
-        <w:trPr>
-          <w:cantSplit/>
-        </w:trPr>
-        <w:tc>
-          <w:tcPr>
-            <w:tcW w:type="dxa" w:w="2929"/>
-          </w:tcPr>
-          <w:p>
-            <w:pPr>
-              <w:spacing w:after="80"/>
-            </w:pPr>
-            <w:r>
-              <w:rPr>
-                <w:sz w:val="20"/>
-              </w:rPr>
-              <w:t>RF02</w:t>
-            </w:r>
-          </w:p>
-        </w:tc>
-        <w:tc>
-          <w:tcPr>
-            <w:tcW w:type="dxa" w:w="2929"/>
-          </w:tcPr>
-          <w:p>
-            <w:pPr>
-              <w:spacing w:after="80"/>
-            </w:pPr>
-            <w:r>
-              <w:rPr>
-                <w:sz w:val="20"/>
-              </w:rPr>
-              <w:t>Registrar e remover alimentos.</w:t>
-            </w:r>
-          </w:p>
-        </w:tc>
-        <w:tc>
-          <w:tcPr>
-            <w:tcW w:type="dxa" w:w="2929"/>
-          </w:tcPr>
-          <w:p>
-            <w:pPr>
-              <w:spacing w:after="80"/>
-            </w:pPr>
-            <w:r>
-              <w:rPr>
-                <w:sz w:val="20"/>
-              </w:rPr>
-              <w:t>Relacionar entrada a data/refeição e refletir a remoção no diário.</w:t>
-            </w:r>
-          </w:p>
-        </w:tc>
-      </w:tr>
-      <w:tr>
-        <w:trPr>
-          <w:cantSplit/>
-        </w:trPr>
-        <w:tc>
-          <w:tcPr>
-            <w:tcW w:type="dxa" w:w="2929"/>
-          </w:tcPr>
-          <w:p>
-            <w:pPr>
-              <w:spacing w:after="80"/>
-            </w:pPr>
-            <w:r>
-              <w:rPr>
-                <w:sz w:val="20"/>
-              </w:rPr>
-              <w:t>RF03</w:t>
-            </w:r>
-          </w:p>
-        </w:tc>
-        <w:tc>
-          <w:tcPr>
-            <w:tcW w:type="dxa" w:w="2929"/>
-          </w:tcPr>
-          <w:p>
-            <w:pPr>
-              <w:spacing w:after="80"/>
-            </w:pPr>
-            <w:r>
-              <w:rPr>
-                <w:sz w:val="20"/>
-              </w:rPr>
-              <w:t>Pesquisar e filtrar catálogo.</w:t>
-            </w:r>
-          </w:p>
-        </w:tc>
-        <w:tc>
-          <w:tcPr>
-            <w:tcW w:type="dxa" w:w="2929"/>
-          </w:tcPr>
-          <w:p>
-            <w:pPr>
-              <w:spacing w:after="80"/>
-            </w:pPr>
-            <w:r>
-              <w:rPr>
-                <w:sz w:val="20"/>
-              </w:rPr>
-              <w:t>Aceitar busca sem acentos e apresentar estado vazio quando necessário.</w:t>
-            </w:r>
-          </w:p>
-        </w:tc>
-      </w:tr>
-      <w:tr>
-        <w:trPr>
-          <w:cantSplit/>
-        </w:trPr>
-        <w:tc>
-          <w:tcPr>
-            <w:tcW w:type="dxa" w:w="2929"/>
-          </w:tcPr>
-          <w:p>
-            <w:pPr>
-              <w:spacing w:after="80"/>
-            </w:pPr>
-            <w:r>
-              <w:rPr>
-                <w:sz w:val="20"/>
-              </w:rPr>
-              <w:t>RF04</w:t>
-            </w:r>
-          </w:p>
-        </w:tc>
-        <w:tc>
-          <w:tcPr>
-            <w:tcW w:type="dxa" w:w="2929"/>
-          </w:tcPr>
-          <w:p>
-            <w:pPr>
-              <w:spacing w:after="80"/>
-            </w:pPr>
-            <w:r>
-              <w:rPr>
-                <w:sz w:val="20"/>
-              </w:rPr>
-              <w:t>Identificar alimento por foto.</w:t>
-            </w:r>
-          </w:p>
-        </w:tc>
-        <w:tc>
-          <w:tcPr>
-            <w:tcW w:type="dxa" w:w="2929"/>
-          </w:tcPr>
-          <w:p>
-            <w:pPr>
-              <w:spacing w:after="80"/>
-            </w:pPr>
-            <w:r>
-              <w:rPr>
-                <w:sz w:val="20"/>
-              </w:rPr>
-              <w:t>Permitir recusa, confirmação e correção manual.</w:t>
-            </w:r>
-          </w:p>
-        </w:tc>
-      </w:tr>
-      <w:tr>
-        <w:trPr>
-          <w:cantSplit/>
-        </w:trPr>
-        <w:tc>
-          <w:tcPr>
-            <w:tcW w:type="dxa" w:w="2929"/>
-          </w:tcPr>
-          <w:p>
-            <w:pPr>
-              <w:spacing w:after="80"/>
-            </w:pPr>
-            <w:r>
-              <w:rPr>
-                <w:sz w:val="20"/>
-              </w:rPr>
-              <w:t>RF05</w:t>
-            </w:r>
-          </w:p>
-        </w:tc>
-        <w:tc>
-          <w:tcPr>
-            <w:tcW w:type="dxa" w:w="2929"/>
-          </w:tcPr>
-          <w:p>
-            <w:pPr>
-              <w:spacing w:after="80"/>
-            </w:pPr>
-            <w:r>
-              <w:rPr>
-                <w:sz w:val="20"/>
-              </w:rPr>
-              <w:t>Calcular nutrientes.</w:t>
-            </w:r>
-          </w:p>
-        </w:tc>
-        <w:tc>
-          <w:tcPr>
-            <w:tcW w:type="dxa" w:w="2929"/>
-          </w:tcPr>
-          <w:p>
-            <w:pPr>
-              <w:spacing w:after="80"/>
-            </w:pPr>
-            <w:r>
-              <w:rPr>
-                <w:sz w:val="20"/>
-              </w:rPr>
-              <w:t>Exigir referência compatível e peso válido.</w:t>
-            </w:r>
-          </w:p>
-        </w:tc>
-      </w:tr>
-      <w:tr>
-        <w:trPr>
-          <w:cantSplit/>
-        </w:trPr>
-        <w:tc>
-          <w:tcPr>
-            <w:tcW w:type="dxa" w:w="2929"/>
-          </w:tcPr>
-          <w:p>
-            <w:pPr>
-              <w:spacing w:after="80"/>
-            </w:pPr>
-            <w:r>
-              <w:rPr>
-                <w:sz w:val="20"/>
-              </w:rPr>
-              <w:t>RF06</w:t>
-            </w:r>
-          </w:p>
-        </w:tc>
-        <w:tc>
-          <w:tcPr>
-            <w:tcW w:type="dxa" w:w="2929"/>
-          </w:tcPr>
-          <w:p>
-            <w:pPr>
-              <w:spacing w:after="80"/>
-            </w:pPr>
-            <w:r>
-              <w:rPr>
-                <w:sz w:val="20"/>
-              </w:rPr>
-              <w:t>Exibir resumo e sugestões.</w:t>
-            </w:r>
-          </w:p>
-        </w:tc>
-        <w:tc>
-          <w:tcPr>
-            <w:tcW w:type="dxa" w:w="2929"/>
-          </w:tcPr>
-          <w:p>
-            <w:pPr>
-              <w:spacing w:after="80"/>
-            </w:pPr>
-            <w:r>
-              <w:rPr>
-                <w:sz w:val="20"/>
-              </w:rPr>
-              <w:t>Usar o dia selecionado e excluir opções incompatíveis.</w:t>
-            </w:r>
-          </w:p>
-        </w:tc>
-      </w:tr>
-      <w:tr>
-        <w:trPr>
-          <w:cantSplit/>
-        </w:trPr>
-        <w:tc>
-          <w:tcPr>
-            <w:tcW w:type="dxa" w:w="2929"/>
-          </w:tcPr>
-          <w:p>
-            <w:pPr>
-              <w:spacing w:after="80"/>
-            </w:pPr>
-            <w:r>
-              <w:rPr>
-                <w:sz w:val="20"/>
-              </w:rPr>
-              <w:t>RF07</w:t>
-            </w:r>
-          </w:p>
-        </w:tc>
-        <w:tc>
-          <w:tcPr>
-            <w:tcW w:type="dxa" w:w="2929"/>
-          </w:tcPr>
-          <w:p>
-            <w:pPr>
-              <w:spacing w:after="80"/>
-            </w:pPr>
-            <w:r>
-              <w:rPr>
-                <w:sz w:val="20"/>
-              </w:rPr>
-              <w:t>Gerenciar backup local.</w:t>
-            </w:r>
-          </w:p>
-        </w:tc>
-        <w:tc>
-          <w:tcPr>
-            <w:tcW w:type="dxa" w:w="2929"/>
-          </w:tcPr>
-          <w:p>
-            <w:pPr>
-              <w:spacing w:after="80"/>
-            </w:pPr>
-            <w:r>
-              <w:rPr>
-                <w:sz w:val="20"/>
-              </w:rPr>
-              <w:t>Exportar JSON, validar importação e apagar dados mediante confirmação.</w:t>
-            </w:r>
-          </w:p>
-        </w:tc>
-      </w:tr>
-      <w:tr>
-        <w:trPr>
-          <w:cantSplit/>
-        </w:trPr>
-        <w:tc>
-          <w:tcPr>
-            <w:tcW w:type="dxa" w:w="2929"/>
-          </w:tcPr>
-          <w:p>
-            <w:pPr>
-              <w:spacing w:after="80"/>
-            </w:pPr>
-            <w:r>
-              <w:rPr>
-                <w:sz w:val="20"/>
-              </w:rPr>
-              <w:t>RF08</w:t>
-            </w:r>
-          </w:p>
-        </w:tc>
-        <w:tc>
-          <w:tcPr>
-            <w:tcW w:type="dxa" w:w="2929"/>
-          </w:tcPr>
-          <w:p>
-            <w:pPr>
-              <w:spacing w:after="80"/>
-            </w:pPr>
-            <w:r>
-              <w:rPr>
-                <w:sz w:val="20"/>
-              </w:rPr>
-              <w:t>Apresentar conteúdo educativo.</w:t>
-            </w:r>
-          </w:p>
-        </w:tc>
-        <w:tc>
-          <w:tcPr>
-            <w:tcW w:type="dxa" w:w="2929"/>
-          </w:tcPr>
-          <w:p>
-            <w:pPr>
-              <w:spacing w:after="80"/>
-            </w:pPr>
-            <w:r>
-              <w:rPr>
-                <w:sz w:val="20"/>
-              </w:rPr>
-              <w:t>Oferecer orientações e explicar os limites da aplicação.</w:t>
-            </w:r>
-          </w:p>
-        </w:tc>
-      </w:tr>
-      <w:tr>
-        <w:trPr>
-          <w:cantSplit/>
-        </w:trPr>
-        <w:tc>
-          <w:tcPr>
-            <w:tcW w:type="dxa" w:w="2929"/>
-          </w:tcPr>
-          <w:p>
-            <w:pPr>
-              <w:spacing w:after="80"/>
-            </w:pPr>
-            <w:r>
-              <w:rPr>
-                <w:sz w:val="20"/>
-              </w:rPr>
-              <w:t>RF09</w:t>
-            </w:r>
-          </w:p>
-        </w:tc>
-        <w:tc>
-          <w:tcPr>
-            <w:tcW w:type="dxa" w:w="2929"/>
-          </w:tcPr>
-          <w:p>
-            <w:pPr>
-              <w:spacing w:after="80"/>
-            </w:pPr>
-            <w:r>
-              <w:rPr>
-                <w:sz w:val="20"/>
-              </w:rPr>
-              <w:t>Receber contatos na landing page.</w:t>
-            </w:r>
-          </w:p>
-        </w:tc>
-        <w:tc>
-          <w:tcPr>
-            <w:tcW w:type="dxa" w:w="2929"/>
-          </w:tcPr>
-          <w:p>
-            <w:pPr>
-              <w:spacing w:after="80"/>
-            </w:pPr>
-            <w:r>
-              <w:rPr>
-                <w:sz w:val="20"/>
-              </w:rPr>
-              <w:t>Validar nome, e-mail e consentimento antes da persistência.</w:t>
+              <w:t>4ª: cadastro responsável/criança, refinamento de conteúdo e regras; 5ª: regressão e documentação final.</w:t>
+            </w:r>
+          </w:p>
+        </w:tc>
+        <w:tc>
+          <w:tcPr>
+            <w:tcW w:type="dxa" w:w="2929"/>
+          </w:tcPr>
+          <w:p>
+            <w:pPr>
+              <w:spacing w:after="80"/>
+            </w:pPr>
+            <w:r>
+              <w:rPr>
+                <w:sz w:val="20"/>
+              </w:rPr>
+              <w:t>Preparação e revisão da terceira entrega; planejamento dos próximos incrementos.</w:t>
+            </w:r>
+          </w:p>
+        </w:tc>
+        <w:tc>
+          <w:tcPr>
+            <w:tcW w:type="dxa" w:w="2929"/>
+          </w:tcPr>
+          <w:p>
+            <w:pPr>
+              <w:spacing w:after="80"/>
+            </w:pPr>
+            <w:r>
+              <w:rPr>
+                <w:sz w:val="20"/>
+              </w:rPr>
+              <w:t>Incremento técnico da 3ª: fluxo local perfil/diário/resumo, interações e verificações registradas. Não significa projeto finalizado.</w:t>
             </w:r>
           </w:p>
         </w:tc>
@@ -2637,325 +2317,6 @@
     <w:p/>
     <w:p>
       <w:pPr>
-        <w:keepNext/>
-        <w:spacing w:before="200"/>
-      </w:pPr>
-      <w:r>
-        <w:rPr>
-          <w:b/>
-          <w:sz w:val="22"/>
-        </w:rPr>
-        <w:t>Requisitos não funcionais</w:t>
-      </w:r>
-    </w:p>
-    <w:tbl>
-      <w:tblPr>
-        <w:tblW w:type="auto" w:w="0"/>
-        <w:tblLook w:firstColumn="1" w:firstRow="1" w:lastColumn="0" w:lastRow="0" w:noHBand="0" w:noVBand="1" w:val="04A0"/>
-        <w:tblBorders>
-          <w:top w:val="single" w:sz="4" w:color="A0A0A0"/>
-          <w:left w:val="single" w:sz="4" w:color="A0A0A0"/>
-          <w:bottom w:val="single" w:sz="4" w:color="A0A0A0"/>
-          <w:right w:val="single" w:sz="4" w:color="A0A0A0"/>
-          <w:insideH w:val="single" w:sz="4" w:color="A0A0A0"/>
-          <w:insideV w:val="single" w:sz="4" w:color="A0A0A0"/>
-        </w:tblBorders>
-      </w:tblPr>
-      <w:tblGrid>
-        <w:gridCol w:w="4393"/>
-        <w:gridCol w:w="4393"/>
-      </w:tblGrid>
-      <w:tr>
-        <w:trPr>
-          <w:tblHeader/>
-          <w:cantSplit/>
-        </w:trPr>
-        <w:tc>
-          <w:tcPr>
-            <w:tcW w:type="dxa" w:w="4393"/>
-          </w:tcPr>
-          <w:p>
-            <w:pPr>
-              <w:keepNext/>
-              <w:spacing w:after="80"/>
-            </w:pPr>
-            <w:r>
-              <w:rPr>
-                <w:b/>
-                <w:sz w:val="20"/>
-              </w:rPr>
-              <w:t>Área</w:t>
-            </w:r>
-          </w:p>
-        </w:tc>
-        <w:tc>
-          <w:tcPr>
-            <w:tcW w:type="dxa" w:w="4393"/>
-          </w:tcPr>
-          <w:p>
-            <w:pPr>
-              <w:keepNext/>
-              <w:spacing w:after="80"/>
-            </w:pPr>
-            <w:r>
-              <w:rPr>
-                <w:b/>
-                <w:sz w:val="20"/>
-              </w:rPr>
-              <w:t>Condição adotada</w:t>
-            </w:r>
-          </w:p>
-        </w:tc>
-      </w:tr>
-      <w:tr>
-        <w:trPr>
-          <w:cantSplit/>
-        </w:trPr>
-        <w:tc>
-          <w:tcPr>
-            <w:tcW w:type="dxa" w:w="4393"/>
-          </w:tcPr>
-          <w:p>
-            <w:pPr>
-              <w:keepNext/>
-              <w:spacing w:after="80"/>
-            </w:pPr>
-            <w:r>
-              <w:rPr>
-                <w:sz w:val="20"/>
-              </w:rPr>
-              <w:t>Usabilidade</w:t>
-            </w:r>
-          </w:p>
-        </w:tc>
-        <w:tc>
-          <w:tcPr>
-            <w:tcW w:type="dxa" w:w="4393"/>
-          </w:tcPr>
-          <w:p>
-            <w:pPr>
-              <w:keepNext/>
-              <w:spacing w:after="80"/>
-            </w:pPr>
-            <w:r>
-              <w:rPr>
-                <w:sz w:val="20"/>
-              </w:rPr>
-              <w:t>Rótulos, foco visível, mensagens de erro e navegação responsiva.</w:t>
-            </w:r>
-          </w:p>
-        </w:tc>
-      </w:tr>
-      <w:tr>
-        <w:trPr>
-          <w:cantSplit/>
-        </w:trPr>
-        <w:tc>
-          <w:tcPr>
-            <w:tcW w:type="dxa" w:w="4393"/>
-          </w:tcPr>
-          <w:p>
-            <w:pPr>
-              <w:keepNext/>
-              <w:spacing w:after="80"/>
-            </w:pPr>
-            <w:r>
-              <w:rPr>
-                <w:sz w:val="20"/>
-              </w:rPr>
-              <w:t>Segurança</w:t>
-            </w:r>
-          </w:p>
-        </w:tc>
-        <w:tc>
-          <w:tcPr>
-            <w:tcW w:type="dxa" w:w="4393"/>
-          </w:tcPr>
-          <w:p>
-            <w:pPr>
-              <w:keepNext/>
-              <w:spacing w:after="80"/>
-            </w:pPr>
-            <w:r>
-              <w:rPr>
-                <w:sz w:val="20"/>
-              </w:rPr>
-              <w:t>Segredos no servidor; validação de origem, corpo e entradas; SQL parametrizado.</w:t>
-            </w:r>
-          </w:p>
-        </w:tc>
-      </w:tr>
-      <w:tr>
-        <w:trPr>
-          <w:cantSplit/>
-        </w:trPr>
-        <w:tc>
-          <w:tcPr>
-            <w:tcW w:type="dxa" w:w="4393"/>
-          </w:tcPr>
-          <w:p>
-            <w:pPr>
-              <w:keepNext/>
-              <w:spacing w:after="80"/>
-            </w:pPr>
-            <w:r>
-              <w:rPr>
-                <w:sz w:val="20"/>
-              </w:rPr>
-              <w:t>Confiabilidade</w:t>
-            </w:r>
-          </w:p>
-        </w:tc>
-        <w:tc>
-          <w:tcPr>
-            <w:tcW w:type="dxa" w:w="4393"/>
-          </w:tcPr>
-          <w:p>
-            <w:pPr>
-              <w:keepNext/>
-              <w:spacing w:after="80"/>
-            </w:pPr>
-            <w:r>
-              <w:rPr>
-                <w:sz w:val="20"/>
-              </w:rPr>
-              <w:t>Tratamento de falhas de rede/armazenamento e recusa de identificação incerta.</w:t>
-            </w:r>
-          </w:p>
-        </w:tc>
-      </w:tr>
-      <w:tr>
-        <w:trPr>
-          <w:cantSplit/>
-        </w:trPr>
-        <w:tc>
-          <w:tcPr>
-            <w:tcW w:type="dxa" w:w="4393"/>
-          </w:tcPr>
-          <w:p>
-            <w:pPr>
-              <w:keepNext/>
-              <w:spacing w:after="80"/>
-            </w:pPr>
-            <w:r>
-              <w:rPr>
-                <w:sz w:val="20"/>
-              </w:rPr>
-              <w:t>Rastreabilidade</w:t>
-            </w:r>
-          </w:p>
-        </w:tc>
-        <w:tc>
-          <w:tcPr>
-            <w:tcW w:type="dxa" w:w="4393"/>
-          </w:tcPr>
-          <w:p>
-            <w:pPr>
-              <w:keepNext/>
-              <w:spacing w:after="80"/>
-            </w:pPr>
-            <w:r>
-              <w:rPr>
-                <w:sz w:val="20"/>
-              </w:rPr>
-              <w:t>Referências TACO, origem dos modelos e resultados de avaliação documentados.</w:t>
-            </w:r>
-          </w:p>
-        </w:tc>
-      </w:tr>
-      <w:tr>
-        <w:trPr>
-          <w:cantSplit/>
-        </w:trPr>
-        <w:tc>
-          <w:tcPr>
-            <w:tcW w:type="dxa" w:w="4393"/>
-          </w:tcPr>
-          <w:p>
-            <w:pPr>
-              <w:keepNext/>
-              <w:spacing w:after="80"/>
-            </w:pPr>
-            <w:r>
-              <w:rPr>
-                <w:sz w:val="20"/>
-              </w:rPr>
-              <w:t>Compatibilidade</w:t>
-            </w:r>
-          </w:p>
-        </w:tc>
-        <w:tc>
-          <w:tcPr>
-            <w:tcW w:type="dxa" w:w="4393"/>
-          </w:tcPr>
-          <w:p>
-            <w:pPr>
-              <w:keepNext/>
-              <w:spacing w:after="80"/>
-            </w:pPr>
-            <w:r>
-              <w:rPr>
-                <w:sz w:val="20"/>
-              </w:rPr>
-              <w:t>Navegador com JavaScript e WebAssembly; Node.js 24 para o servidor.</w:t>
-            </w:r>
-          </w:p>
-        </w:tc>
-      </w:tr>
-      <w:tr>
-        <w:trPr>
-          <w:cantSplit/>
-        </w:trPr>
-        <w:tc>
-          <w:tcPr>
-            <w:tcW w:type="dxa" w:w="4393"/>
-          </w:tcPr>
-          <w:p>
-            <w:pPr>
-              <w:spacing w:after="80"/>
-            </w:pPr>
-            <w:r>
-              <w:rPr>
-                <w:sz w:val="20"/>
-              </w:rPr>
-              <w:t>Privacidade</w:t>
-            </w:r>
-          </w:p>
-        </w:tc>
-        <w:tc>
-          <w:tcPr>
-            <w:tcW w:type="dxa" w:w="4393"/>
-          </w:tcPr>
-          <w:p>
-            <w:pPr>
-              <w:spacing w:after="80"/>
-            </w:pPr>
-            <w:r>
-              <w:rPr>
-                <w:sz w:val="20"/>
-              </w:rPr>
-              <w:t>Diário no navegador e separação entre dados alimentares e contatos remotos.</w:t>
-            </w:r>
-          </w:p>
-        </w:tc>
-      </w:tr>
-    </w:tbl>
-    <w:p/>
-    <w:p>
-      <w:pPr>
-        <w:keepNext/>
-        <w:spacing w:before="200"/>
-      </w:pPr>
-      <w:r>
-        <w:rPr>
-          <w:b/>
-          <w:sz w:val="22"/>
-        </w:rPr>
-        <w:t>Regras de negócio e restrições</w:t>
-      </w:r>
-    </w:p>
-    <w:p>
-      <w:pPr>
         <w:widowControl/>
         <w:spacing w:after="160" w:line="276" w:lineRule="auto"/>
       </w:pPr>
@@ -2963,25 +2324,24 @@
         <w:rPr>
           <w:sz w:val="22"/>
         </w:rPr>
-        <w:t>RN01: sugestões consideram somente a data selecionada e não relaxam restrições para completar a lista. RN02: alimentos confirmados e referências nutricionais precisam ser compatíveis. RN03: o peso deve ser numérico, positivo e não superior a 5000 g por registro calculado. RN04: nutriente ausente permanece não informado; ausência não equivale a zero. RN05: contato exige consentimento explícito.</w:t>
-      </w:r>
-    </w:p>
-    <w:p>
-      <w:pPr>
-        <w:widowControl/>
-        <w:spacing w:after="160" w:line="276" w:lineRule="auto"/>
-      </w:pPr>
-      <w:r>
-        <w:rPr>
-          <w:sz w:val="22"/>
-        </w:rPr>
-        <w:t>O catálogo é delimitado, a foto não confirma alergênicos ou ingredientes ocultos e a qualidade varia conforme cena e alimento. Não há autenticação ou sincronização remota do diário. O primeiro reconhecimento requer download volumoso. As recomendações apoiam variedade; não prescrevem quantidades nem diagnosticam deficiências. Esses limites integram os requisitos de transparência da solução.</w:t>
+        <w:t>A conclusão de uma tarefa deve exigir código funcional e evidência de verificação. Separar desenvolvimento técnico, revisão documental e avaliação externa evita atribuir a uma funcionalidade pronta um impacto social ainda não medido. A quarta entrega prioriza as lacunas da proposta inicial e a avaliação dos fluxos; a quinta consolida as correções e a apresentação final. Melhorias que não couberem nesses ciclos serão registradas como evolução posterior, sem comprometer o MVP.</w:t>
       </w:r>
     </w:p>
     <w:p>
       <w:pPr>
         <w:spacing w:before="280" w:beforeAutospacing="1" w:after="100" w:afterAutospacing="1" w:line="240" w:lineRule="auto"/>
         <w:ind w:left="0" w:firstLine="0"/>
+        <w:rPr>
+          <w:rFonts w:eastAsia="Times New Roman"/>
+          <w:color w:val="auto"/>
+          <w:kern w:val="0"/>
+          <w:sz w:val="32"/>
+          <w:szCs w:val="32"/>
+          <w14:ligatures w14:val="none"/>
+        </w:rPr>
+        <w:keepNext/>
+      </w:pPr>
+      <w:r>
         <w:rPr>
           <w:rFonts w:eastAsia="Times New Roman"/>
           <w:b/>
@@ -2992,20 +2352,7 @@
           <w:szCs w:val="32"/>
           <w14:ligatures w14:val="none"/>
         </w:rPr>
-        <w:keepNext/>
-      </w:pPr>
-      <w:r>
-        <w:rPr>
-          <w:rFonts w:eastAsia="Times New Roman"/>
-          <w:b/>
-          <w:bCs/>
-          <w:color w:val="auto"/>
-          <w:kern w:val="0"/>
-          <w:sz w:val="32"/>
-          <w:szCs w:val="32"/>
-          <w14:ligatures w14:val="none"/>
-        </w:rPr>
-        <w:t>5. Desenvolvimento do Projeto</w:t>
+        <w:t>4. Levantamento de Requisitos</w:t>
       </w:r>
     </w:p>
     <w:p>
@@ -3018,7 +2365,7 @@
           <w:b/>
           <w:sz w:val="22"/>
         </w:rPr>
-        <w:t>Arquitetura e organização</w:t>
+        <w:t>Rastreabilidade com os requisitos da proposta inicial</w:t>
       </w:r>
     </w:p>
     <w:p>
@@ -3030,762 +2377,7 @@
         <w:rPr>
           <w:sz w:val="22"/>
         </w:rPr>
-        <w:t>O frontend foi desenvolvido com HTML semântico, CSS e JavaScript modular. O backend Node.js atende serviços HTTP; a Vercel hospeda os arquivos públicos e a função serverless. A análise principal de fotos ocorre no navegador com SigLIP quantizado e ONNX Runtime Web. A integração com PostgreSQL/Neon é destinada aos contatos da landing page.</w:t>
-      </w:r>
-    </w:p>
-    <w:tbl>
-      <w:tblPr>
-        <w:tblW w:type="auto" w:w="0"/>
-        <w:tblLook w:firstColumn="1" w:firstRow="1" w:lastColumn="0" w:lastRow="0" w:noHBand="0" w:noVBand="1" w:val="04A0"/>
-        <w:tblBorders>
-          <w:top w:val="single" w:sz="4" w:color="A0A0A0"/>
-          <w:left w:val="single" w:sz="4" w:color="A0A0A0"/>
-          <w:bottom w:val="single" w:sz="4" w:color="A0A0A0"/>
-          <w:right w:val="single" w:sz="4" w:color="A0A0A0"/>
-          <w:insideH w:val="single" w:sz="4" w:color="A0A0A0"/>
-          <w:insideV w:val="single" w:sz="4" w:color="A0A0A0"/>
-        </w:tblBorders>
-      </w:tblPr>
-      <w:tblGrid>
-        <w:gridCol w:w="4393"/>
-        <w:gridCol w:w="4393"/>
-      </w:tblGrid>
-      <w:tr>
-        <w:trPr>
-          <w:tblHeader/>
-          <w:cantSplit/>
-        </w:trPr>
-        <w:tc>
-          <w:tcPr>
-            <w:tcW w:type="dxa" w:w="4393"/>
-          </w:tcPr>
-          <w:p>
-            <w:pPr>
-              <w:spacing w:after="80"/>
-            </w:pPr>
-            <w:r>
-              <w:rPr>
-                <w:b/>
-                <w:sz w:val="20"/>
-              </w:rPr>
-              <w:t>Pasta/arquivo</w:t>
-            </w:r>
-          </w:p>
-        </w:tc>
-        <w:tc>
-          <w:tcPr>
-            <w:tcW w:type="dxa" w:w="4393"/>
-          </w:tcPr>
-          <w:p>
-            <w:pPr>
-              <w:spacing w:after="80"/>
-            </w:pPr>
-            <w:r>
-              <w:rPr>
-                <w:b/>
-                <w:sz w:val="20"/>
-              </w:rPr>
-              <w:t>Responsabilidade</w:t>
-            </w:r>
-          </w:p>
-        </w:tc>
-      </w:tr>
-      <w:tr>
-        <w:trPr>
-          <w:cantSplit/>
-        </w:trPr>
-        <w:tc>
-          <w:tcPr>
-            <w:tcW w:type="dxa" w:w="4393"/>
-          </w:tcPr>
-          <w:p>
-            <w:pPr>
-              <w:spacing w:after="80"/>
-            </w:pPr>
-            <w:r>
-              <w:rPr>
-                <w:sz w:val="20"/>
-              </w:rPr>
-              <w:t>html e css</w:t>
-            </w:r>
-          </w:p>
-        </w:tc>
-        <w:tc>
-          <w:tcPr>
-            <w:tcW w:type="dxa" w:w="4393"/>
-          </w:tcPr>
-          <w:p>
-            <w:pPr>
-              <w:spacing w:after="80"/>
-            </w:pPr>
-            <w:r>
-              <w:rPr>
-                <w:sz w:val="20"/>
-              </w:rPr>
-              <w:t>Páginas e estilos separados para landing page e aplicativo.</w:t>
-            </w:r>
-          </w:p>
-        </w:tc>
-      </w:tr>
-      <w:tr>
-        <w:trPr>
-          <w:cantSplit/>
-        </w:trPr>
-        <w:tc>
-          <w:tcPr>
-            <w:tcW w:type="dxa" w:w="4393"/>
-          </w:tcPr>
-          <w:p>
-            <w:pPr>
-              <w:spacing w:after="80"/>
-            </w:pPr>
-            <w:r>
-              <w:rPr>
-                <w:sz w:val="20"/>
-              </w:rPr>
-              <w:t>javascript/aplicativo/app.js</w:t>
-            </w:r>
-          </w:p>
-        </w:tc>
-        <w:tc>
-          <w:tcPr>
-            <w:tcW w:type="dxa" w:w="4393"/>
-          </w:tcPr>
-          <w:p>
-            <w:pPr>
-              <w:spacing w:after="80"/>
-            </w:pPr>
-            <w:r>
-              <w:rPr>
-                <w:sz w:val="20"/>
-              </w:rPr>
-              <w:t>Eventos, renderização, estado e integração dos fluxos.</w:t>
-            </w:r>
-          </w:p>
-        </w:tc>
-      </w:tr>
-      <w:tr>
-        <w:trPr>
-          <w:cantSplit/>
-        </w:trPr>
-        <w:tc>
-          <w:tcPr>
-            <w:tcW w:type="dxa" w:w="4393"/>
-          </w:tcPr>
-          <w:p>
-            <w:pPr>
-              <w:spacing w:after="80"/>
-            </w:pPr>
-            <w:r>
-              <w:rPr>
-                <w:sz w:val="20"/>
-              </w:rPr>
-              <w:t>engine.js e store.js</w:t>
-            </w:r>
-          </w:p>
-        </w:tc>
-        <w:tc>
-          <w:tcPr>
-            <w:tcW w:type="dxa" w:w="4393"/>
-          </w:tcPr>
-          <w:p>
-            <w:pPr>
-              <w:spacing w:after="80"/>
-            </w:pPr>
-            <w:r>
-              <w:rPr>
-                <w:sz w:val="20"/>
-              </w:rPr>
-              <w:t>Regras de recomendação; validação e persistência local.</w:t>
-            </w:r>
-          </w:p>
-        </w:tc>
-      </w:tr>
-      <w:tr>
-        <w:trPr>
-          <w:cantSplit/>
-        </w:trPr>
-        <w:tc>
-          <w:tcPr>
-            <w:tcW w:type="dxa" w:w="4393"/>
-          </w:tcPr>
-          <w:p>
-            <w:pPr>
-              <w:spacing w:after="80"/>
-            </w:pPr>
-            <w:r>
-              <w:rPr>
-                <w:sz w:val="20"/>
-              </w:rPr>
-              <w:t>nutrition.js e dados/nutricao.js</w:t>
-            </w:r>
-          </w:p>
-        </w:tc>
-        <w:tc>
-          <w:tcPr>
-            <w:tcW w:type="dxa" w:w="4393"/>
-          </w:tcPr>
-          <w:p>
-            <w:pPr>
-              <w:spacing w:after="80"/>
-            </w:pPr>
-            <w:r>
-              <w:rPr>
-                <w:sz w:val="20"/>
-              </w:rPr>
-              <w:t>Cálculo proporcional e referências TACO.</w:t>
-            </w:r>
-          </w:p>
-        </w:tc>
-      </w:tr>
-      <w:tr>
-        <w:trPr>
-          <w:cantSplit/>
-        </w:trPr>
-        <w:tc>
-          <w:tcPr>
-            <w:tcW w:type="dxa" w:w="4393"/>
-          </w:tcPr>
-          <w:p>
-            <w:pPr>
-              <w:spacing w:after="80"/>
-            </w:pPr>
-            <w:r>
-              <w:rPr>
-                <w:sz w:val="20"/>
-              </w:rPr>
-              <w:t>vision-local-entry.js e vision-semantic-policy.js</w:t>
-            </w:r>
-          </w:p>
-        </w:tc>
-        <w:tc>
-          <w:tcPr>
-            <w:tcW w:type="dxa" w:w="4393"/>
-          </w:tcPr>
-          <w:p>
-            <w:pPr>
-              <w:spacing w:after="80"/>
-            </w:pPr>
-            <w:r>
-              <w:rPr>
-                <w:sz w:val="20"/>
-              </w:rPr>
-              <w:t>Execução visual local, ranking, limiares e recusa.</w:t>
-            </w:r>
-          </w:p>
-        </w:tc>
-      </w:tr>
-      <w:tr>
-        <w:trPr>
-          <w:cantSplit/>
-        </w:trPr>
-        <w:tc>
-          <w:tcPr>
-            <w:tcW w:type="dxa" w:w="4393"/>
-          </w:tcPr>
-          <w:p>
-            <w:pPr>
-              <w:spacing w:after="80"/>
-            </w:pPr>
-            <w:r>
-              <w:rPr>
-                <w:sz w:val="20"/>
-              </w:rPr>
-              <w:t>servidor e api/index.mjs</w:t>
-            </w:r>
-          </w:p>
-        </w:tc>
-        <w:tc>
-          <w:tcPr>
-            <w:tcW w:type="dxa" w:w="4393"/>
-          </w:tcPr>
-          <w:p>
-            <w:pPr>
-              <w:spacing w:after="80"/>
-            </w:pPr>
-            <w:r>
-              <w:rPr>
-                <w:sz w:val="20"/>
-              </w:rPr>
-              <w:t>Handler HTTP, contatos e adaptação serverless.</w:t>
-            </w:r>
-          </w:p>
-        </w:tc>
-      </w:tr>
-      <w:tr>
-        <w:trPr>
-          <w:cantSplit/>
-        </w:trPr>
-        <w:tc>
-          <w:tcPr>
-            <w:tcW w:type="dxa" w:w="4393"/>
-          </w:tcPr>
-          <w:p>
-            <w:pPr>
-              <w:spacing w:after="80"/>
-            </w:pPr>
-            <w:r>
-              <w:rPr>
-                <w:sz w:val="20"/>
-              </w:rPr>
-              <w:t>ferramentas, testes e documentacoes</w:t>
-            </w:r>
-          </w:p>
-        </w:tc>
-        <w:tc>
-          <w:tcPr>
-            <w:tcW w:type="dxa" w:w="4393"/>
-          </w:tcPr>
-          <w:p>
-            <w:pPr>
-              <w:spacing w:after="80"/>
-            </w:pPr>
-            <w:r>
-              <w:rPr>
-                <w:sz w:val="20"/>
-              </w:rPr>
-              <w:t>Preparação de artefatos, verificações e evidências.</w:t>
-            </w:r>
-          </w:p>
-        </w:tc>
-      </w:tr>
-    </w:tbl>
-    <w:p/>
-    <w:p>
-      <w:pPr>
-        <w:keepNext/>
-        <w:spacing w:before="200"/>
-      </w:pPr>
-      <w:r>
-        <w:rPr>
-          <w:b/>
-          <w:sz w:val="22"/>
-        </w:rPr>
-        <w:t>Funcionamento do JavaScript</w:t>
-      </w:r>
-    </w:p>
-    <w:p>
-      <w:pPr>
-        <w:widowControl/>
-        <w:spacing w:after="160" w:line="276" w:lineRule="auto"/>
-      </w:pPr>
-      <w:r>
-        <w:rPr>
-          <w:sz w:val="22"/>
-        </w:rPr>
-        <w:t>Trecho de javascript/aplicativo/engine.js, linhas 29–31:</w:t>
-      </w:r>
-    </w:p>
-    <w:p>
-      <w:r>
-        <w:rPr>
-          <w:rFonts w:ascii="Consolas" w:hAnsi="Consolas"/>
-          <w:sz w:val="18"/>
-        </w:rPr>
-        <w:t xml:space="preserve">  return records.filter((r) =&gt; r.date === date);</w:t>
-      </w:r>
-      <w:r>
-        <w:rPr>
-          <w:rFonts w:ascii="Consolas" w:hAnsi="Consolas"/>
-          <w:sz w:val="18"/>
-        </w:rPr>
-        <w:br/>
-        <w:t>}</w:t>
-      </w:r>
-      <w:r>
-        <w:rPr>
-          <w:rFonts w:ascii="Consolas" w:hAnsi="Consolas"/>
-          <w:sz w:val="18"/>
-        </w:rPr>
-        <w:br/>
-        <w:t>export function recommend(records, profile, date) {</w:t>
-      </w:r>
-    </w:p>
-    <w:p>
-      <w:pPr>
-        <w:widowControl/>
-        <w:spacing w:after="160" w:line="276" w:lineRule="auto"/>
-      </w:pPr>
-      <w:r>
-        <w:rPr>
-          <w:sz w:val="22"/>
-        </w:rPr>
-        <w:t>O filtro isola a data solicitada antes de produzir totais e sugestões. A recomendação elimina incompatibilidades e alimentos já consumidos; prioriza grupos ausentes e considera preferências. Os módulos separam regras da tela, permitindo testes sem depender de clique manual para cada cenário.</w:t>
-      </w:r>
-    </w:p>
-    <w:p>
-      <w:pPr>
-        <w:widowControl/>
-        <w:spacing w:after="160" w:line="276" w:lineRule="auto"/>
-      </w:pPr>
-      <w:r>
-        <w:rPr>
-          <w:sz w:val="22"/>
-        </w:rPr>
-        <w:t>Trecho de javascript/aplicativo/store.js, linhas 79–82:</w:t>
-      </w:r>
-    </w:p>
-    <w:p>
-      <w:r>
-        <w:rPr>
-          <w:rFonts w:ascii="Consolas" w:hAnsi="Consolas"/>
-          <w:sz w:val="18"/>
-        </w:rPr>
-        <w:t>}</w:t>
-      </w:r>
-      <w:r>
-        <w:rPr>
-          <w:rFonts w:ascii="Consolas" w:hAnsi="Consolas"/>
-          <w:sz w:val="18"/>
-        </w:rPr>
-        <w:br/>
-        <w:t>export function persist(state) {</w:t>
-      </w:r>
-      <w:r>
-        <w:rPr>
-          <w:rFonts w:ascii="Consolas" w:hAnsi="Consolas"/>
-          <w:sz w:val="18"/>
-        </w:rPr>
-        <w:br/>
-        <w:t xml:space="preserve">  localStorage.setItem(KEY, JSON.stringify(validState(state)));</w:t>
-      </w:r>
-      <w:r>
-        <w:rPr>
-          <w:rFonts w:ascii="Consolas" w:hAnsi="Consolas"/>
-          <w:sz w:val="18"/>
-        </w:rPr>
-        <w:br/>
-        <w:t>}</w:t>
-      </w:r>
-    </w:p>
-    <w:p>
-      <w:pPr>
-        <w:widowControl/>
-        <w:spacing w:after="160" w:line="276" w:lineRule="auto"/>
-      </w:pPr>
-      <w:r>
-        <w:rPr>
-          <w:sz w:val="22"/>
-        </w:rPr>
-        <w:t>O estado é validado, convertido em JSON e salvo na chave nutrivibe-v2 do localStorage. A importação exige estrutura válida e rejeita registros inconsistentes. A tela só sinaliza sucesso depois da persistência; em erro de leitura, o código evita sobrescrever dados que não conseguiu recuperar.</w:t>
-      </w:r>
-    </w:p>
-    <w:p>
-      <w:pPr>
-        <w:keepNext/>
-        <w:spacing w:before="200"/>
-      </w:pPr>
-      <w:r>
-        <w:rPr>
-          <w:b/>
-          <w:sz w:val="22"/>
-        </w:rPr>
-        <w:t>Reconhecimento e estimativa nutricional</w:t>
-      </w:r>
-    </w:p>
-    <w:p>
-      <w:pPr>
-        <w:widowControl/>
-        <w:spacing w:after="160" w:line="276" w:lineRule="auto"/>
-      </w:pPr>
-      <w:r>
-        <w:rPr>
-          <w:sz w:val="22"/>
-        </w:rPr>
-        <w:t>O modelo transforma a imagem em um vetor visual e compara sua similaridade com classes de alimentos, pratos e controles negativos. Limiares de score e margem podem levar à recusa e à entrada manual. O resultado é uma hipótese a confirmar, não uma probabilidade clínica. O cálculo nutricional é posterior: o usuário confirma referência TACO e gramas.</w:t>
-      </w:r>
-    </w:p>
-    <w:p>
-      <w:pPr>
-        <w:widowControl/>
-        <w:spacing w:after="160" w:line="276" w:lineRule="auto"/>
-      </w:pPr>
-      <w:r>
-        <w:rPr>
-          <w:sz w:val="22"/>
-        </w:rPr>
-        <w:t>A regra de cálculo é valor consumido = valor da referência × gramas informadas ÷ gramas-base. Por exemplo, 150 g representam 1,5 vez uma referência expressa por 100 g. O recorte utilizado contém 43 referências com preparo e proveniência. Dados ausentes permanecem nulos e o resumo informa cobertura parcial.</w:t>
-      </w:r>
-    </w:p>
-    <w:p>
-      <w:pPr>
-        <w:keepNext/>
-        <w:spacing w:before="200"/>
-      </w:pPr>
-      <w:r>
-        <w:rPr>
-          <w:b/>
-          <w:sz w:val="22"/>
-        </w:rPr>
-        <w:t>Backend, API e modelagem do banco</w:t>
-      </w:r>
-    </w:p>
-    <w:p>
-      <w:pPr>
-        <w:widowControl/>
-        <w:spacing w:after="160" w:line="276" w:lineRule="auto"/>
-      </w:pPr>
-      <w:r>
-        <w:rPr>
-          <w:sz w:val="22"/>
-        </w:rPr>
-        <w:t>GET /api/status informa disponibilidade dos serviços. POST /api/contacts valida e grava nome, e-mail e consentimento. POST /api/identify mantém o adaptador remoto opcional; a configuração atual browser-local executa a identificação no aparelho. OpenAI e Vercel AI Gateway são alternativas dependentes de credenciais/créditos, não o motor gratuito atual.</w:t>
-      </w:r>
-    </w:p>
-    <w:tbl>
-      <w:tblPr>
-        <w:tblW w:type="auto" w:w="0"/>
-        <w:tblLook w:firstColumn="1" w:firstRow="1" w:lastColumn="0" w:lastRow="0" w:noHBand="0" w:noVBand="1" w:val="04A0"/>
-        <w:tblBorders>
-          <w:top w:val="single" w:sz="4" w:color="A0A0A0"/>
-          <w:left w:val="single" w:sz="4" w:color="A0A0A0"/>
-          <w:bottom w:val="single" w:sz="4" w:color="A0A0A0"/>
-          <w:right w:val="single" w:sz="4" w:color="A0A0A0"/>
-          <w:insideH w:val="single" w:sz="4" w:color="A0A0A0"/>
-          <w:insideV w:val="single" w:sz="4" w:color="A0A0A0"/>
-        </w:tblBorders>
-      </w:tblPr>
-      <w:tblGrid>
-        <w:gridCol w:w="4393"/>
-        <w:gridCol w:w="4393"/>
-      </w:tblGrid>
-      <w:tr>
-        <w:trPr>
-          <w:tblHeader/>
-          <w:cantSplit/>
-        </w:trPr>
-        <w:tc>
-          <w:tcPr>
-            <w:tcW w:type="dxa" w:w="4393"/>
-          </w:tcPr>
-          <w:p>
-            <w:pPr>
-              <w:keepNext/>
-              <w:spacing w:after="80"/>
-            </w:pPr>
-            <w:r>
-              <w:rPr>
-                <w:b/>
-                <w:sz w:val="20"/>
-              </w:rPr>
-              <w:t>Campo de contacts</w:t>
-            </w:r>
-          </w:p>
-        </w:tc>
-        <w:tc>
-          <w:tcPr>
-            <w:tcW w:type="dxa" w:w="4393"/>
-          </w:tcPr>
-          <w:p>
-            <w:pPr>
-              <w:keepNext/>
-              <w:spacing w:after="80"/>
-            </w:pPr>
-            <w:r>
-              <w:rPr>
-                <w:b/>
-                <w:sz w:val="20"/>
-              </w:rPr>
-              <w:t>Tipo e regra</w:t>
-            </w:r>
-          </w:p>
-        </w:tc>
-      </w:tr>
-      <w:tr>
-        <w:trPr>
-          <w:cantSplit/>
-        </w:trPr>
-        <w:tc>
-          <w:tcPr>
-            <w:tcW w:type="dxa" w:w="4393"/>
-          </w:tcPr>
-          <w:p>
-            <w:pPr>
-              <w:keepNext/>
-              <w:spacing w:after="80"/>
-            </w:pPr>
-            <w:r>
-              <w:rPr>
-                <w:sz w:val="20"/>
-              </w:rPr>
-              <w:t>email</w:t>
-            </w:r>
-          </w:p>
-        </w:tc>
-        <w:tc>
-          <w:tcPr>
-            <w:tcW w:type="dxa" w:w="4393"/>
-          </w:tcPr>
-          <w:p>
-            <w:pPr>
-              <w:keepNext/>
-              <w:spacing w:after="80"/>
-            </w:pPr>
-            <w:r>
-              <w:rPr>
-                <w:sz w:val="20"/>
-              </w:rPr>
-              <w:t>TEXT, chave primária; identifica contato sem duplicar a mesma chave.</w:t>
-            </w:r>
-          </w:p>
-        </w:tc>
-      </w:tr>
-      <w:tr>
-        <w:trPr>
-          <w:cantSplit/>
-        </w:trPr>
-        <w:tc>
-          <w:tcPr>
-            <w:tcW w:type="dxa" w:w="4393"/>
-          </w:tcPr>
-          <w:p>
-            <w:pPr>
-              <w:keepNext/>
-              <w:spacing w:after="80"/>
-            </w:pPr>
-            <w:r>
-              <w:rPr>
-                <w:sz w:val="20"/>
-              </w:rPr>
-              <w:t>name</w:t>
-            </w:r>
-          </w:p>
-        </w:tc>
-        <w:tc>
-          <w:tcPr>
-            <w:tcW w:type="dxa" w:w="4393"/>
-          </w:tcPr>
-          <w:p>
-            <w:pPr>
-              <w:keepNext/>
-              <w:spacing w:after="80"/>
-            </w:pPr>
-            <w:r>
-              <w:rPr>
-                <w:sz w:val="20"/>
-              </w:rPr>
-              <w:t>TEXT NOT NULL; nome validado pelo servidor.</w:t>
-            </w:r>
-          </w:p>
-        </w:tc>
-      </w:tr>
-      <w:tr>
-        <w:trPr>
-          <w:cantSplit/>
-        </w:trPr>
-        <w:tc>
-          <w:tcPr>
-            <w:tcW w:type="dxa" w:w="4393"/>
-          </w:tcPr>
-          <w:p>
-            <w:pPr>
-              <w:spacing w:after="80"/>
-            </w:pPr>
-            <w:r>
-              <w:rPr>
-                <w:sz w:val="20"/>
-              </w:rPr>
-              <w:t>consent_at</w:t>
-            </w:r>
-          </w:p>
-        </w:tc>
-        <w:tc>
-          <w:tcPr>
-            <w:tcW w:type="dxa" w:w="4393"/>
-          </w:tcPr>
-          <w:p>
-            <w:pPr>
-              <w:spacing w:after="80"/>
-            </w:pPr>
-            <w:r>
-              <w:rPr>
-                <w:sz w:val="20"/>
-              </w:rPr>
-              <w:t>TEXT NOT NULL; data/hora ISO do consentimento registrada pelo servidor.</w:t>
-            </w:r>
-          </w:p>
-        </w:tc>
-      </w:tr>
-    </w:tbl>
-    <w:p/>
-    <w:p>
-      <w:pPr>
-        <w:widowControl/>
-        <w:spacing w:after="160" w:line="276" w:lineRule="auto"/>
-      </w:pPr>
-      <w:r>
-        <w:rPr>
-          <w:sz w:val="22"/>
-        </w:rPr>
-        <w:t>A gravação utiliza parâmetros SQL e atualiza o contato quando o e-mail já existe. Na nuvem, a conexão é obtida do ambiente e aponta para o banco separado nutrivibe-production. Sem PostgreSQL, o modo local utiliza SQLite. O diário e as preferências não são gravados nessa tabela: permanecem no navegador. Credenciais não integram arquivos públicos ou documentos de entrega.</w:t>
-      </w:r>
-    </w:p>
-    <w:p>
-      <w:pPr>
-        <w:widowControl/>
-        <w:spacing w:after="160" w:line="276" w:lineRule="auto"/>
-      </w:pPr>
-      <w:r>
-        <w:rPr>
-          <w:sz w:val="22"/>
-        </w:rPr>
-        <w:t>Foram concluídos os fluxos de perfil, catálogo, diário, resumo, backup, educação, contato e reconhecimento confirmado. As telas foram diferenciadas visualmente e publicadas. Contas, sincronização, gamificação completa e avaliação externa permanecem como evoluções, sem serem apresentadas como funcionalidades entregues.</w:t>
-      </w:r>
-    </w:p>
-    <w:p>
-      <w:pPr>
-        <w:spacing w:before="280" w:beforeAutospacing="1" w:after="100" w:afterAutospacing="1" w:line="240" w:lineRule="auto"/>
-        <w:ind w:left="0" w:firstLine="0"/>
-        <w:outlineLvl w:val="1"/>
-        <w:rPr>
-          <w:rFonts w:eastAsia="Times New Roman"/>
-          <w:b/>
-          <w:bCs/>
-          <w:color w:val="auto"/>
-          <w:kern w:val="0"/>
-          <w:sz w:val="32"/>
-          <w:szCs w:val="32"/>
-          <w14:ligatures w14:val="none"/>
-        </w:rPr>
-        <w:keepNext/>
-      </w:pPr>
-      <w:r>
-        <w:rPr>
-          <w:rFonts w:eastAsia="Times New Roman"/>
-          <w:b/>
-          <w:bCs/>
-          <w:color w:val="auto"/>
-          <w:kern w:val="0"/>
-          <w:sz w:val="32"/>
-          <w:szCs w:val="32"/>
-          <w14:ligatures w14:val="none"/>
-        </w:rPr>
-        <w:t>6. Testes</w:t>
-      </w:r>
-    </w:p>
-    <w:p>
-      <w:pPr>
-        <w:keepNext/>
-        <w:spacing w:before="200"/>
-      </w:pPr>
-      <w:r>
-        <w:rPr>
-          <w:b/>
-          <w:sz w:val="22"/>
-        </w:rPr>
-        <w:t>Estratégia de validação</w:t>
-      </w:r>
-    </w:p>
-    <w:p>
-      <w:pPr>
-        <w:widowControl/>
-        <w:spacing w:after="160" w:line="276" w:lineRule="auto"/>
-      </w:pPr>
-      <w:r>
-        <w:rPr>
-          <w:sz w:val="22"/>
-        </w:rPr>
-        <w:t>A validação combina testes automatizados das regras, integração do servidor, fluxo ponta a ponta e avaliação comparativa de reconhecimento. A finalidade é verificar comportamento esperado, identificar entradas inválidas e registrar limites. As evidências de execução pertencem às revisões técnicas já realizadas; não constituem pesquisa com usuários externos.</w:t>
+        <w:t>A proposta anterior define oito requisitos funcionais. A matriz abaixo preserva esses compromissos e diferencia implementação parcial de conclusão. Recursos adicionais, como foto, backup e contatos, não substituem as pendências dos requisitos originais.</w:t>
       </w:r>
     </w:p>
     <w:tbl>
@@ -3824,7 +2416,7 @@
                 <w:b/>
                 <w:sz w:val="20"/>
               </w:rPr>
-              <w:t>Tipo e caso</w:t>
+              <w:t>Requisito da proposta inicial</w:t>
             </w:r>
           </w:p>
         </w:tc>
@@ -3841,7 +2433,7 @@
                 <w:b/>
                 <w:sz w:val="20"/>
               </w:rPr>
-              <w:t>Finalidade</w:t>
+              <w:t>Situação nesta 3ª entrega</w:t>
             </w:r>
           </w:p>
         </w:tc>
@@ -3858,7 +2450,7 @@
                 <w:b/>
                 <w:sz w:val="20"/>
               </w:rPr>
-              <w:t>Resultado registrado</w:t>
+              <w:t>Continuidade prevista</w:t>
             </w:r>
           </w:p>
         </w:tc>
@@ -3879,39 +2471,39 @@
               <w:rPr>
                 <w:sz w:val="20"/>
               </w:rPr>
-              <w:t>Regras: lactose, cor verde e outros filtros.</w:t>
-            </w:r>
-          </w:p>
-        </w:tc>
-        <w:tc>
-          <w:tcPr>
-            <w:tcW w:type="dxa" w:w="2929"/>
-          </w:tcPr>
-          <w:p>
-            <w:pPr>
-              <w:spacing w:after="80"/>
-            </w:pPr>
-            <w:r>
-              <w:rPr>
-                <w:sz w:val="20"/>
-              </w:rPr>
-              <w:t>Impedir sugestões incompatíveis e não relaxar restrições.</w:t>
-            </w:r>
-          </w:p>
-        </w:tc>
-        <w:tc>
-          <w:tcPr>
-            <w:tcW w:type="dxa" w:w="2929"/>
-          </w:tcPr>
-          <w:p>
-            <w:pPr>
-              <w:spacing w:after="80"/>
-            </w:pPr>
-            <w:r>
-              <w:rPr>
-                <w:sz w:val="20"/>
-              </w:rPr>
-              <w:t>Cenários automatizados aprovados.</w:t>
+              <w:t>Cadastro do usuário e da criança</w:t>
+            </w:r>
+          </w:p>
+        </w:tc>
+        <w:tc>
+          <w:tcPr>
+            <w:tcW w:type="dxa" w:w="2929"/>
+          </w:tcPr>
+          <w:p>
+            <w:pPr>
+              <w:spacing w:after="80"/>
+            </w:pPr>
+            <w:r>
+              <w:rPr>
+                <w:sz w:val="20"/>
+              </w:rPr>
+              <w:t>Parcial: perfil local simplificado, sem cadastro separado dos dois papéis.</w:t>
+            </w:r>
+          </w:p>
+        </w:tc>
+        <w:tc>
+          <w:tcPr>
+            <w:tcW w:type="dxa" w:w="2929"/>
+          </w:tcPr>
+          <w:p>
+            <w:pPr>
+              <w:spacing w:after="80"/>
+            </w:pPr>
+            <w:r>
+              <w:rPr>
+                <w:sz w:val="20"/>
+              </w:rPr>
+              <w:t>4ª: representar responsável e criança no estado local e revisar validações; 5ª: regressão do fluxo.</w:t>
             </w:r>
           </w:p>
         </w:tc>
@@ -3932,39 +2524,39 @@
               <w:rPr>
                 <w:sz w:val="20"/>
               </w:rPr>
-              <w:t>Nutrição: referência, peso e ausências.</w:t>
-            </w:r>
-          </w:p>
-        </w:tc>
-        <w:tc>
-          <w:tcPr>
-            <w:tcW w:type="dxa" w:w="2929"/>
-          </w:tcPr>
-          <w:p>
-            <w:pPr>
-              <w:spacing w:after="80"/>
-            </w:pPr>
-            <w:r>
-              <w:rPr>
-                <w:sz w:val="20"/>
-              </w:rPr>
-              <w:t>Validar proporcionalidade e evitar zero para valor desconhecido.</w:t>
-            </w:r>
-          </w:p>
-        </w:tc>
-        <w:tc>
-          <w:tcPr>
-            <w:tcW w:type="dxa" w:w="2929"/>
-          </w:tcPr>
-          <w:p>
-            <w:pPr>
-              <w:spacing w:after="80"/>
-            </w:pPr>
-            <w:r>
-              <w:rPr>
-                <w:sz w:val="20"/>
-              </w:rPr>
-              <w:t>Cálculos e rejeições previstos aprovados.</w:t>
+              <w:t>Preferências e recusas alimentares</w:t>
+            </w:r>
+          </w:p>
+        </w:tc>
+        <w:tc>
+          <w:tcPr>
+            <w:tcW w:type="dxa" w:w="2929"/>
+          </w:tcPr>
+          <w:p>
+            <w:pPr>
+              <w:spacing w:after="80"/>
+            </w:pPr>
+            <w:r>
+              <w:rPr>
+                <w:sz w:val="20"/>
+              </w:rPr>
+              <w:t>Operacional no perfil atual: restrições, cores, texturas e alimentos evitados.</w:t>
+            </w:r>
+          </w:p>
+        </w:tc>
+        <w:tc>
+          <w:tcPr>
+            <w:tcW w:type="dxa" w:w="2929"/>
+          </w:tcPr>
+          <w:p>
+            <w:pPr>
+              <w:spacing w:after="80"/>
+            </w:pPr>
+            <w:r>
+              <w:rPr>
+                <w:sz w:val="20"/>
+              </w:rPr>
+              <w:t>4ª: associar à criança e refinar mensagens; 5ª: testar cenários e persistência.</w:t>
             </w:r>
           </w:p>
         </w:tc>
@@ -3985,39 +2577,39 @@
               <w:rPr>
                 <w:sz w:val="20"/>
               </w:rPr>
-              <w:t>Persistência e importação JSON.</w:t>
-            </w:r>
-          </w:p>
-        </w:tc>
-        <w:tc>
-          <w:tcPr>
-            <w:tcW w:type="dxa" w:w="2929"/>
-          </w:tcPr>
-          <w:p>
-            <w:pPr>
-              <w:spacing w:after="80"/>
-            </w:pPr>
-            <w:r>
-              <w:rPr>
-                <w:sz w:val="20"/>
-              </w:rPr>
-              <w:t>Preservar estado e rejeitar estrutura/registros inválidos.</w:t>
-            </w:r>
-          </w:p>
-        </w:tc>
-        <w:tc>
-          <w:tcPr>
-            <w:tcW w:type="dxa" w:w="2929"/>
-          </w:tcPr>
-          <w:p>
-            <w:pPr>
-              <w:spacing w:after="80"/>
-            </w:pPr>
-            <w:r>
-              <w:rPr>
-                <w:sz w:val="20"/>
-              </w:rPr>
-              <w:t>Validação e fluxos de backup aprovados.</w:t>
+              <w:t>Registro dos alimentos consumidos</w:t>
+            </w:r>
+          </w:p>
+        </w:tc>
+        <w:tc>
+          <w:tcPr>
+            <w:tcW w:type="dxa" w:w="2929"/>
+          </w:tcPr>
+          <w:p>
+            <w:pPr>
+              <w:spacing w:after="80"/>
+            </w:pPr>
+            <w:r>
+              <w:rPr>
+                <w:sz w:val="20"/>
+              </w:rPr>
+              <w:t>Fluxo básico operacional por data e refeição.</w:t>
+            </w:r>
+          </w:p>
+        </w:tc>
+        <w:tc>
+          <w:tcPr>
+            <w:tcW w:type="dxa" w:w="2929"/>
+          </w:tcPr>
+          <w:p>
+            <w:pPr>
+              <w:spacing w:after="80"/>
+            </w:pPr>
+            <w:r>
+              <w:rPr>
+                <w:sz w:val="20"/>
+              </w:rPr>
+              <w:t>4ª: revisar a experiência para o perfil infantil; 5ª: verificar integridade e consistência.</w:t>
             </w:r>
           </w:p>
         </w:tc>
@@ -4038,39 +2630,39 @@
               <w:rPr>
                 <w:sz w:val="20"/>
               </w:rPr>
-              <w:t>Integração: handler e banco.</w:t>
-            </w:r>
-          </w:p>
-        </w:tc>
-        <w:tc>
-          <w:tcPr>
-            <w:tcW w:type="dxa" w:w="2929"/>
-          </w:tcPr>
-          <w:p>
-            <w:pPr>
-              <w:spacing w:after="80"/>
-            </w:pPr>
-            <w:r>
-              <w:rPr>
-                <w:sz w:val="20"/>
-              </w:rPr>
-              <w:t>Conferir roteamento, SQL parametrizado e ausência de fallback efêmero em nuvem.</w:t>
-            </w:r>
-          </w:p>
-        </w:tc>
-        <w:tc>
-          <w:tcPr>
-            <w:tcW w:type="dxa" w:w="2929"/>
-          </w:tcPr>
-          <w:p>
-            <w:pPr>
-              <w:spacing w:after="80"/>
-            </w:pPr>
-            <w:r>
-              <w:rPr>
-                <w:sz w:val="20"/>
-              </w:rPr>
-              <w:t>Testes de integração aprovados.</w:t>
+              <w:t>Informações de alimentos e nutrientes</w:t>
+            </w:r>
+          </w:p>
+        </w:tc>
+        <w:tc>
+          <w:tcPr>
+            <w:tcW w:type="dxa" w:w="2929"/>
+          </w:tcPr>
+          <w:p>
+            <w:pPr>
+              <w:spacing w:after="80"/>
+            </w:pPr>
+            <w:r>
+              <w:rPr>
+                <w:sz w:val="20"/>
+              </w:rPr>
+              <w:t>Recorte operacional de catálogo e 43 referências TACO.</w:t>
+            </w:r>
+          </w:p>
+        </w:tc>
+        <w:tc>
+          <w:tcPr>
+            <w:tcW w:type="dxa" w:w="2929"/>
+          </w:tcPr>
+          <w:p>
+            <w:pPr>
+              <w:spacing w:after="80"/>
+            </w:pPr>
+            <w:r>
+              <w:rPr>
+                <w:sz w:val="20"/>
+              </w:rPr>
+              <w:t>4ª: revisar cobertura e apresentação; 5ª: conferir fontes e limitações do escopo entregue.</w:t>
             </w:r>
           </w:p>
         </w:tc>
@@ -4091,39 +2683,39 @@
               <w:rPr>
                 <w:sz w:val="20"/>
               </w:rPr>
-              <w:t>Chromium: registro e resumo.</w:t>
-            </w:r>
-          </w:p>
-        </w:tc>
-        <w:tc>
-          <w:tcPr>
-            <w:tcW w:type="dxa" w:w="2929"/>
-          </w:tcPr>
-          <w:p>
-            <w:pPr>
-              <w:spacing w:after="80"/>
-            </w:pPr>
-            <w:r>
-              <w:rPr>
-                <w:sz w:val="20"/>
-              </w:rPr>
-              <w:t>Confirmar dados após recarga, remoção, foto e cálculo.</w:t>
-            </w:r>
-          </w:p>
-        </w:tc>
-        <w:tc>
-          <w:tcPr>
-            <w:tcW w:type="dxa" w:w="2929"/>
-          </w:tcPr>
-          <w:p>
-            <w:pPr>
-              <w:spacing w:after="80"/>
-            </w:pPr>
-            <w:r>
-              <w:rPr>
-                <w:sz w:val="20"/>
-              </w:rPr>
-              <w:t>Fluxo ponta a ponta aprovado.</w:t>
+              <w:t>Análise dos alimentos registrados</w:t>
+            </w:r>
+          </w:p>
+        </w:tc>
+        <w:tc>
+          <w:tcPr>
+            <w:tcW w:type="dxa" w:w="2929"/>
+          </w:tcPr>
+          <w:p>
+            <w:pPr>
+              <w:spacing w:after="80"/>
+            </w:pPr>
+            <w:r>
+              <w:rPr>
+                <w:sz w:val="20"/>
+              </w:rPr>
+              <w:t>Parcial: resumo por grupos, nutrientes disponíveis e cobertura diária.</w:t>
+            </w:r>
+          </w:p>
+        </w:tc>
+        <w:tc>
+          <w:tcPr>
+            <w:tcW w:type="dxa" w:w="2929"/>
+          </w:tcPr>
+          <w:p>
+            <w:pPr>
+              <w:spacing w:after="80"/>
+            </w:pPr>
+            <w:r>
+              <w:rPr>
+                <w:sz w:val="20"/>
+              </w:rPr>
+              <w:t>4ª: aprimorar interpretação e estados parciais; 5ª: validar cálculos e clareza.</w:t>
             </w:r>
           </w:p>
         </w:tc>
@@ -4144,39 +2736,39 @@
               <w:rPr>
                 <w:sz w:val="20"/>
               </w:rPr>
-              <w:t>Interface: 360, 768 e 1280 pixels.</w:t>
-            </w:r>
-          </w:p>
-        </w:tc>
-        <w:tc>
-          <w:tcPr>
-            <w:tcW w:type="dxa" w:w="2929"/>
-          </w:tcPr>
-          <w:p>
-            <w:pPr>
-              <w:spacing w:after="80"/>
-            </w:pPr>
-            <w:r>
-              <w:rPr>
-                <w:sz w:val="20"/>
-              </w:rPr>
-              <w:t>Verificar navegação, links locais e transbordamento.</w:t>
-            </w:r>
-          </w:p>
-        </w:tc>
-        <w:tc>
-          <w:tcPr>
-            <w:tcW w:type="dxa" w:w="2929"/>
-          </w:tcPr>
-          <w:p>
-            <w:pPr>
-              <w:spacing w:after="80"/>
-            </w:pPr>
-            <w:r>
-              <w:rPr>
-                <w:sz w:val="20"/>
-              </w:rPr>
-              <w:t>Cinco telas verificadas sem transbordamento nos cenários.</w:t>
+              <w:t>Recomendações de complementação</w:t>
+            </w:r>
+          </w:p>
+        </w:tc>
+        <w:tc>
+          <w:tcPr>
+            <w:tcW w:type="dxa" w:w="2929"/>
+          </w:tcPr>
+          <w:p>
+            <w:pPr>
+              <w:spacing w:after="80"/>
+            </w:pPr>
+            <w:r>
+              <w:rPr>
+                <w:sz w:val="20"/>
+              </w:rPr>
+              <w:t>Parcial: regras de variedade por grupos e compatibilidade; sem prescrição personalizada.</w:t>
+            </w:r>
+          </w:p>
+        </w:tc>
+        <w:tc>
+          <w:tcPr>
+            <w:tcW w:type="dxa" w:w="2929"/>
+          </w:tcPr>
+          <w:p>
+            <w:pPr>
+              <w:spacing w:after="80"/>
+            </w:pPr>
+            <w:r>
+              <w:rPr>
+                <w:sz w:val="20"/>
+              </w:rPr>
+              <w:t>4ª: refinar regras e justificativas; 5ª: verificar casos-limite e limites educativos.</w:t>
             </w:r>
           </w:p>
         </w:tc>
@@ -4197,39 +2789,92 @@
               <w:rPr>
                 <w:sz w:val="20"/>
               </w:rPr>
-              <w:t>Reconhecimento: fotos e controles negativos.</w:t>
-            </w:r>
-          </w:p>
-        </w:tc>
-        <w:tc>
-          <w:tcPr>
-            <w:tcW w:type="dxa" w:w="2929"/>
-          </w:tcPr>
-          <w:p>
-            <w:pPr>
-              <w:spacing w:after="80"/>
-            </w:pPr>
-            <w:r>
-              <w:rPr>
-                <w:sz w:val="20"/>
-              </w:rPr>
-              <w:t>Medir erros, recusas e diferenças entre alternativas.</w:t>
-            </w:r>
-          </w:p>
-        </w:tc>
-        <w:tc>
-          <w:tcPr>
-            <w:tcW w:type="dxa" w:w="2929"/>
-          </w:tcPr>
-          <w:p>
-            <w:pPr>
-              <w:spacing w:after="80"/>
-            </w:pPr>
-            <w:r>
-              <w:rPr>
-                <w:sz w:val="20"/>
-              </w:rPr>
-              <w:t>SigLIP selecionado; limitações registradas.</w:t>
+              <w:t>Conteúdos de educação alimentar</w:t>
+            </w:r>
+          </w:p>
+        </w:tc>
+        <w:tc>
+          <w:tcPr>
+            <w:tcW w:type="dxa" w:w="2929"/>
+          </w:tcPr>
+          <w:p>
+            <w:pPr>
+              <w:spacing w:after="80"/>
+            </w:pPr>
+            <w:r>
+              <w:rPr>
+                <w:sz w:val="20"/>
+              </w:rPr>
+              <w:t>Parcial: conteúdo introdutório e perguntas frequentes.</w:t>
+            </w:r>
+          </w:p>
+        </w:tc>
+        <w:tc>
+          <w:tcPr>
+            <w:tcW w:type="dxa" w:w="2929"/>
+          </w:tcPr>
+          <w:p>
+            <w:pPr>
+              <w:spacing w:after="80"/>
+            </w:pPr>
+            <w:r>
+              <w:rPr>
+                <w:sz w:val="20"/>
+              </w:rPr>
+              <w:t>4ª: ampliar e organizar conteúdos adequados ao público; 5ª: revisão de fontes e navegação.</w:t>
+            </w:r>
+          </w:p>
+        </w:tc>
+      </w:tr>
+      <w:tr>
+        <w:trPr>
+          <w:cantSplit/>
+        </w:trPr>
+        <w:tc>
+          <w:tcPr>
+            <w:tcW w:type="dxa" w:w="2929"/>
+          </w:tcPr>
+          <w:p>
+            <w:pPr>
+              <w:spacing w:after="80"/>
+            </w:pPr>
+            <w:r>
+              <w:rPr>
+                <w:sz w:val="20"/>
+              </w:rPr>
+              <w:t>Pontos, recompensas, avatar e desafios</w:t>
+            </w:r>
+          </w:p>
+        </w:tc>
+        <w:tc>
+          <w:tcPr>
+            <w:tcW w:type="dxa" w:w="2929"/>
+          </w:tcPr>
+          <w:p>
+            <w:pPr>
+              <w:spacing w:after="80"/>
+            </w:pPr>
+            <w:r>
+              <w:rPr>
+                <w:sz w:val="20"/>
+              </w:rPr>
+              <w:t>Não implementado; a proposta inicial condiciona esse recurso ao prazo.</w:t>
+            </w:r>
+          </w:p>
+        </w:tc>
+        <w:tc>
+          <w:tcPr>
+            <w:tcW w:type="dxa" w:w="2929"/>
+          </w:tcPr>
+          <w:p>
+            <w:pPr>
+              <w:spacing w:after="80"/>
+            </w:pPr>
+            <w:r>
+              <w:rPr>
+                <w:sz w:val="20"/>
+              </w:rPr>
+              <w:t>4ª: avaliar viabilidade; 5ª: entregar um recorte simples somente se o núcleo estiver estável.</w:t>
             </w:r>
           </w:p>
         </w:tc>
@@ -4238,18 +2883,6 @@
     <w:p/>
     <w:p>
       <w:pPr>
-        <w:widowControl/>
-        <w:spacing w:after="160" w:line="276" w:lineRule="auto"/>
-      </w:pPr>
-      <w:r>
-        <w:rPr>
-          <w:sz w:val="22"/>
-        </w:rPr>
-        <w:t>A suíte Node.js registrou 25 testes aprovados. O fluxo Chromium também verificou contatos, preferências, busca, importação/exportação e menu móvel. Um caso concreto registra Banana com referência TACO e 100 g, recarrega a página e confere a presença no diário e o valor de 98,2 kcal no resumo. Outro caso busca por texto sem acento, verificando a recuperação de Maçã.</w:t>
-      </w:r>
-    </w:p>
-    <w:p>
-      <w:pPr>
         <w:keepNext/>
         <w:spacing w:before="200"/>
       </w:pPr>
@@ -4258,266 +2891,7 @@
           <w:b/>
           <w:sz w:val="22"/>
         </w:rPr>
-        <w:t>Avaliação de fotos e correções</w:t>
-      </w:r>
-    </w:p>
-    <w:p>
-      <w:pPr>
-        <w:widowControl/>
-        <w:spacing w:after="160" w:line="276" w:lineRule="auto"/>
-      </w:pPr>
-      <w:r>
-        <w:rPr>
-          <w:sz w:val="22"/>
-        </w:rPr>
-        <w:t>Foram comparados MobileNet, CLIP e SigLIP. Para o modelo selecionado, a avaliação documentada reuniu 148 imagens: 108 fotos de alimentos/pratos e 40 controles negativos. Houve 94 acertos do alimento/prato principal entre as 108 fotos de comida, aproximadamente 87%; na coleta adicional de 50 fotos de comida, houve 40 acertos, ou 80%. São resultados de amostra, sem garantia de acerto em fotos novas.</w:t>
-      </w:r>
-    </w:p>
-    <w:p>
-      <w:pPr>
-        <w:widowControl/>
-        <w:spacing w:after="160" w:line="276" w:lineRule="auto"/>
-      </w:pPr>
-      <w:r>
-        <w:rPr>
-          <w:sz w:val="22"/>
-        </w:rPr>
-        <w:t>Os erros incluíram plantas e folhas confundidas com comida. As correções adotadas foram recusa por classe negativa/score/margem, confirmação obrigatória e correção manual. Pratos compostos não recebem ingredientes ou nutrientes presumidos. Valores sem referência continuam ausentes. O diário permanece utilizável pelo catálogo quando a foto falha.</w:t>
-      </w:r>
-    </w:p>
-    <w:p>
-      <w:pPr>
-        <w:widowControl/>
-        <w:spacing w:after="160" w:line="276" w:lineRule="auto"/>
-      </w:pPr>
-      <w:r>
-        <w:rPr>
-          <w:sz w:val="22"/>
-        </w:rPr>
-        <w:t>Os scripts estão em testes/; as capturas, em documentacoes/evidencias/; os manifestos, fontes e resultados por imagem, em documentacoes/avaliacao-imagens/. Não foi documentada uma avaliação de usabilidade com comunidade externa. A validação técnica não comprova aceitação, impacto clínico ou mudança de hábitos.</w:t>
-      </w:r>
-    </w:p>
-    <w:p>
-      <w:pPr>
-        <w:spacing w:before="280" w:beforeAutospacing="1" w:after="100" w:afterAutospacing="1" w:line="240" w:lineRule="auto"/>
-        <w:ind w:left="0" w:firstLine="0"/>
-        <w:outlineLvl w:val="1"/>
-        <w:rPr>
-          <w:rFonts w:eastAsia="Times New Roman"/>
-          <w:b/>
-          <w:bCs/>
-          <w:color w:val="auto"/>
-          <w:kern w:val="0"/>
-          <w:sz w:val="32"/>
-          <w:szCs w:val="32"/>
-          <w14:ligatures w14:val="none"/>
-        </w:rPr>
-        <w:keepNext/>
-      </w:pPr>
-      <w:r>
-        <w:rPr>
-          <w:rFonts w:eastAsia="Times New Roman"/>
-          <w:b/>
-          <w:bCs/>
-          <w:color w:val="auto"/>
-          <w:kern w:val="0"/>
-          <w:sz w:val="32"/>
-          <w:szCs w:val="32"/>
-          <w14:ligatures w14:val="none"/>
-        </w:rPr>
-        <w:t>7. Implantação</w:t>
-      </w:r>
-    </w:p>
-    <w:p>
-      <w:pPr>
-        <w:keepNext/>
-        <w:spacing w:before="200"/>
-      </w:pPr>
-      <w:r>
-        <w:rPr>
-          <w:b/>
-          <w:sz w:val="22"/>
-        </w:rPr>
-        <w:t>Acesso à versão publicada</w:t>
-      </w:r>
-    </w:p>
-    <w:p>
-      <w:pPr>
-        <w:widowControl/>
-        <w:spacing w:after="160" w:line="276" w:lineRule="auto"/>
-      </w:pPr>
-      <w:r>
-        <w:rPr>
-          <w:sz w:val="22"/>
-        </w:rPr>
-        <w:t>Landing page: https://nutrivibe-gamma.vercel.app . Aplicativo: https://nutrivibe-gamma.vercel.app/app . A implantação foi realizada na Vercel, com serviços de contato persistidos em Neon. A disponibilidade depende da conectividade e dos serviços utilizados; não foi definido acordo de nível de serviço.</w:t>
-      </w:r>
-    </w:p>
-    <w:p>
-      <w:pPr>
-        <w:keepNext/>
-        <w:spacing w:before="200"/>
-      </w:pPr>
-      <w:r>
-        <w:rPr>
-          <w:b/>
-          <w:sz w:val="22"/>
-        </w:rPr>
-        <w:t>Execução local</w:t>
-      </w:r>
-    </w:p>
-    <w:p>
-      <w:pPr>
-        <w:widowControl/>
-        <w:spacing w:after="160" w:line="276" w:lineRule="auto"/>
-      </w:pPr>
-      <w:r>
-        <w:rPr>
-          <w:sz w:val="22"/>
-        </w:rPr>
-        <w:t>Pré-requisitos: Node.js 24, npm e navegador atualizado com JavaScript e WebAssembly. Na raiz do repositório, executar os comandos abaixo. O build prepara recursos públicos e verifica/prepara os artefatos do reconhecimento; em máquina nova, requer internet para instalação e download.</w:t>
-      </w:r>
-    </w:p>
-    <w:p>
-      <w:pPr>
-        <w:widowControl/>
-        <w:spacing w:after="160" w:line="276" w:lineRule="auto"/>
-      </w:pPr>
-      <w:r>
-        <w:rPr>
-          <w:sz w:val="22"/>
-        </w:rPr>
-        <w:t>npm ci — Instala as versões fixadas no package-lock.json.</w:t>
-      </w:r>
-    </w:p>
-    <w:p>
-      <w:pPr>
-        <w:widowControl/>
-        <w:spacing w:after="160" w:line="276" w:lineRule="auto"/>
-      </w:pPr>
-      <w:r>
-        <w:rPr>
-          <w:sz w:val="22"/>
-        </w:rPr>
-        <w:t>npm run build — Prepara public, o modelo e o bundle visual.</w:t>
-      </w:r>
-    </w:p>
-    <w:p>
-      <w:pPr>
-        <w:widowControl/>
-        <w:spacing w:after="160" w:line="276" w:lineRule="auto"/>
-      </w:pPr>
-      <w:r>
-        <w:rPr>
-          <w:sz w:val="22"/>
-        </w:rPr>
-        <w:t>npm test — Executa a suíte automatizada Node.js.</w:t>
-      </w:r>
-    </w:p>
-    <w:p>
-      <w:pPr>
-        <w:widowControl/>
-        <w:spacing w:after="160" w:line="276" w:lineRule="auto"/>
-      </w:pPr>
-      <w:r>
-        <w:rPr>
-          <w:sz w:val="22"/>
-        </w:rPr>
-        <w:t>npm start — Inicia o servidor local na porta padrão 8080.</w:t>
-      </w:r>
-    </w:p>
-    <w:p>
-      <w:pPr>
-        <w:widowControl/>
-        <w:spacing w:after="160" w:line="276" w:lineRule="auto"/>
-      </w:pPr>
-      <w:r>
-        <w:rPr>
-          <w:sz w:val="22"/>
-        </w:rPr>
-        <w:t>Abrir http://localhost:8080 para a apresentação e http://localhost:8080/html/aplicativo/index.html para o aplicativo. O uso por file:// não é adequado, pois módulos, fetch e caminhos de modelo dependem de um servidor HTTP.</w:t>
-      </w:r>
-    </w:p>
-    <w:p>
-      <w:pPr>
-        <w:keepNext/>
-        <w:spacing w:before="200"/>
-      </w:pPr>
-      <w:r>
-        <w:rPr>
-          <w:b/>
-          <w:sz w:val="22"/>
-        </w:rPr>
-        <w:t>Configuração e requisitos operacionais</w:t>
-      </w:r>
-    </w:p>
-    <w:p>
-      <w:pPr>
-        <w:widowControl/>
-        <w:spacing w:after="160" w:line="276" w:lineRule="auto"/>
-      </w:pPr>
-      <w:r>
-        <w:rPr>
-          <w:sz w:val="22"/>
-        </w:rPr>
-        <w:t>NUTRIVIBE_VISION_PROVIDER=browser-local seleciona o reconhecimento local. POSTGRES_URL ou DATABASE_URL define a conexão PostgreSQL. As variáveis são configuradas no ambiente do processo/provedor; não há carregamento automático de arquivo .env pelo código atual. Sem banco remoto, o servidor local usa SQLite; na nuvem, a ausência de persistência configurada não é substituída por arquivo temporário.</w:t>
-      </w:r>
-    </w:p>
-    <w:p>
-      <w:pPr>
-        <w:widowControl/>
-        <w:spacing w:after="160" w:line="276" w:lineRule="auto"/>
-      </w:pPr>
-      <w:r>
-        <w:rPr>
-          <w:sz w:val="22"/>
-        </w:rPr>
-        <w:t>Na Vercel, o build gera public e api/index.mjs exporta o handler serverless. vercel.json define redirecionamentos, rotas, cache dos modelos e cabeçalhos. O primeiro reconhecimento exige aproximadamente 112 MB; as fotos são processadas no aparelho nesse modo. O usuário deve manter backup do diário se pretende limpar o navegador ou trocar de dispositivo.</w:t>
-      </w:r>
-    </w:p>
-    <w:p>
-      <w:pPr>
-        <w:spacing w:before="280" w:beforeAutospacing="1" w:after="100" w:afterAutospacing="1" w:line="240" w:lineRule="auto"/>
-        <w:ind w:left="0" w:firstLine="0"/>
-        <w:jc w:val="left"/>
-        <w:outlineLvl w:val="1"/>
-        <w:rPr>
-          <w:rFonts w:eastAsia="Times New Roman"/>
-          <w:b/>
-          <w:bCs/>
-          <w:color w:val="auto"/>
-          <w:kern w:val="0"/>
-          <w:sz w:val="32"/>
-          <w:szCs w:val="32"/>
-          <w14:ligatures w14:val="none"/>
-        </w:rPr>
-        <w:keepNext/>
-      </w:pPr>
-      <w:r>
-        <w:rPr>
-          <w:rFonts w:eastAsia="Times New Roman"/>
-          <w:b/>
-          <w:bCs/>
-          <w:color w:val="auto"/>
-          <w:kern w:val="0"/>
-          <w:sz w:val="32"/>
-          <w:szCs w:val="32"/>
-          <w14:ligatures w14:val="none"/>
-        </w:rPr>
-        <w:t>8. Manutenção / Evoluções Futuras</w:t>
-      </w:r>
-    </w:p>
-    <w:p>
-      <w:pPr>
-        <w:keepNext/>
-        <w:spacing w:before="200"/>
-      </w:pPr>
-      <w:r>
-        <w:rPr>
-          <w:b/>
-          <w:sz w:val="22"/>
-        </w:rPr>
-        <w:t>Limitações e prioridades de evolução</w:t>
+        <w:t>Requisitos operacionais detalhados para o MVP</w:t>
       </w:r>
     </w:p>
     <w:tbl>
@@ -4556,7 +2930,7 @@
                 <w:b/>
                 <w:sz w:val="20"/>
               </w:rPr>
-              <w:t>Prioridade</w:t>
+              <w:t>ID</w:t>
             </w:r>
           </w:p>
         </w:tc>
@@ -4573,7 +2947,7 @@
                 <w:b/>
                 <w:sz w:val="20"/>
               </w:rPr>
-              <w:t>Evolução</w:t>
+              <w:t>Requisito</w:t>
             </w:r>
           </w:p>
         </w:tc>
@@ -4590,7 +2964,7 @@
                 <w:b/>
                 <w:sz w:val="20"/>
               </w:rPr>
-              <w:t>Motivo</w:t>
+              <w:t>Condição verificável</w:t>
             </w:r>
           </w:p>
         </w:tc>
@@ -4611,39 +2985,39 @@
               <w:rPr>
                 <w:sz w:val="20"/>
               </w:rPr>
-              <w:t>Alta</w:t>
-            </w:r>
-          </w:p>
-        </w:tc>
-        <w:tc>
-          <w:tcPr>
-            <w:tcW w:type="dxa" w:w="2929"/>
-          </w:tcPr>
-          <w:p>
-            <w:pPr>
-              <w:spacing w:after="80"/>
-            </w:pPr>
-            <w:r>
-              <w:rPr>
-                <w:sz w:val="20"/>
-              </w:rPr>
-              <w:t>Avaliação com responsáveis, profissionais e docente.</w:t>
-            </w:r>
-          </w:p>
-        </w:tc>
-        <w:tc>
-          <w:tcPr>
-            <w:tcW w:type="dxa" w:w="2929"/>
-          </w:tcPr>
-          <w:p>
-            <w:pPr>
-              <w:spacing w:after="80"/>
-            </w:pPr>
-            <w:r>
-              <w:rPr>
-                <w:sz w:val="20"/>
-              </w:rPr>
-              <w:t>Validar necessidades, linguagem, utilidade e limites do produto.</w:t>
+              <w:t>RF01</w:t>
+            </w:r>
+          </w:p>
+        </w:tc>
+        <w:tc>
+          <w:tcPr>
+            <w:tcW w:type="dxa" w:w="2929"/>
+          </w:tcPr>
+          <w:p>
+            <w:pPr>
+              <w:spacing w:after="80"/>
+            </w:pPr>
+            <w:r>
+              <w:rPr>
+                <w:sz w:val="20"/>
+              </w:rPr>
+              <w:t>Cadastrar perfil e preferências.</w:t>
+            </w:r>
+          </w:p>
+        </w:tc>
+        <w:tc>
+          <w:tcPr>
+            <w:tcW w:type="dxa" w:w="2929"/>
+          </w:tcPr>
+          <w:p>
+            <w:pPr>
+              <w:spacing w:after="80"/>
+            </w:pPr>
+            <w:r>
+              <w:rPr>
+                <w:sz w:val="20"/>
+              </w:rPr>
+              <w:t>Salvar e recuperar restrições, cores, texturas e alimentos evitados.</w:t>
             </w:r>
           </w:p>
         </w:tc>
@@ -4664,39 +3038,39 @@
               <w:rPr>
                 <w:sz w:val="20"/>
               </w:rPr>
-              <w:t>Alta</w:t>
-            </w:r>
-          </w:p>
-        </w:tc>
-        <w:tc>
-          <w:tcPr>
-            <w:tcW w:type="dxa" w:w="2929"/>
-          </w:tcPr>
-          <w:p>
-            <w:pPr>
-              <w:spacing w:after="80"/>
-            </w:pPr>
-            <w:r>
-              <w:rPr>
-                <w:sz w:val="20"/>
-              </w:rPr>
-              <w:t>Fotos mais variadas e celulares reais.</w:t>
-            </w:r>
-          </w:p>
-        </w:tc>
-        <w:tc>
-          <w:tcPr>
-            <w:tcW w:type="dxa" w:w="2929"/>
-          </w:tcPr>
-          <w:p>
-            <w:pPr>
-              <w:spacing w:after="80"/>
-            </w:pPr>
-            <w:r>
-              <w:rPr>
-                <w:sz w:val="20"/>
-              </w:rPr>
-              <w:t>Ampliar cobertura e medir falsos positivos, latência e consumo de memória.</w:t>
+              <w:t>RF02</w:t>
+            </w:r>
+          </w:p>
+        </w:tc>
+        <w:tc>
+          <w:tcPr>
+            <w:tcW w:type="dxa" w:w="2929"/>
+          </w:tcPr>
+          <w:p>
+            <w:pPr>
+              <w:spacing w:after="80"/>
+            </w:pPr>
+            <w:r>
+              <w:rPr>
+                <w:sz w:val="20"/>
+              </w:rPr>
+              <w:t>Registrar e remover alimentos.</w:t>
+            </w:r>
+          </w:p>
+        </w:tc>
+        <w:tc>
+          <w:tcPr>
+            <w:tcW w:type="dxa" w:w="2929"/>
+          </w:tcPr>
+          <w:p>
+            <w:pPr>
+              <w:spacing w:after="80"/>
+            </w:pPr>
+            <w:r>
+              <w:rPr>
+                <w:sz w:val="20"/>
+              </w:rPr>
+              <w:t>Relacionar entrada a data/refeição e refletir a remoção no diário.</w:t>
             </w:r>
           </w:p>
         </w:tc>
@@ -4717,39 +3091,39 @@
               <w:rPr>
                 <w:sz w:val="20"/>
               </w:rPr>
-              <w:t>Alta</w:t>
-            </w:r>
-          </w:p>
-        </w:tc>
-        <w:tc>
-          <w:tcPr>
-            <w:tcW w:type="dxa" w:w="2929"/>
-          </w:tcPr>
-          <w:p>
-            <w:pPr>
-              <w:spacing w:after="80"/>
-            </w:pPr>
-            <w:r>
-              <w:rPr>
-                <w:sz w:val="20"/>
-              </w:rPr>
-              <w:t>Revisão de acessibilidade.</w:t>
-            </w:r>
-          </w:p>
-        </w:tc>
-        <w:tc>
-          <w:tcPr>
-            <w:tcW w:type="dxa" w:w="2929"/>
-          </w:tcPr>
-          <w:p>
-            <w:pPr>
-              <w:spacing w:after="80"/>
-            </w:pPr>
-            <w:r>
-              <w:rPr>
-                <w:sz w:val="20"/>
-              </w:rPr>
-              <w:t>Verificar teclado, contraste e tecnologias assistivas além das checagens atuais.</w:t>
+              <w:t>RF03</w:t>
+            </w:r>
+          </w:p>
+        </w:tc>
+        <w:tc>
+          <w:tcPr>
+            <w:tcW w:type="dxa" w:w="2929"/>
+          </w:tcPr>
+          <w:p>
+            <w:pPr>
+              <w:spacing w:after="80"/>
+            </w:pPr>
+            <w:r>
+              <w:rPr>
+                <w:sz w:val="20"/>
+              </w:rPr>
+              <w:t>Pesquisar e filtrar catálogo.</w:t>
+            </w:r>
+          </w:p>
+        </w:tc>
+        <w:tc>
+          <w:tcPr>
+            <w:tcW w:type="dxa" w:w="2929"/>
+          </w:tcPr>
+          <w:p>
+            <w:pPr>
+              <w:spacing w:after="80"/>
+            </w:pPr>
+            <w:r>
+              <w:rPr>
+                <w:sz w:val="20"/>
+              </w:rPr>
+              <w:t>Aceitar busca sem acentos e apresentar estado vazio quando necessário.</w:t>
             </w:r>
           </w:p>
         </w:tc>
@@ -4770,39 +3144,39 @@
               <w:rPr>
                 <w:sz w:val="20"/>
               </w:rPr>
-              <w:t>Média</w:t>
-            </w:r>
-          </w:p>
-        </w:tc>
-        <w:tc>
-          <w:tcPr>
-            <w:tcW w:type="dxa" w:w="2929"/>
-          </w:tcPr>
-          <w:p>
-            <w:pPr>
-              <w:spacing w:after="80"/>
-            </w:pPr>
-            <w:r>
-              <w:rPr>
-                <w:sz w:val="20"/>
-              </w:rPr>
-              <w:t>Redução do primeiro download.</w:t>
-            </w:r>
-          </w:p>
-        </w:tc>
-        <w:tc>
-          <w:tcPr>
-            <w:tcW w:type="dxa" w:w="2929"/>
-          </w:tcPr>
-          <w:p>
-            <w:pPr>
-              <w:spacing w:after="80"/>
-            </w:pPr>
-            <w:r>
-              <w:rPr>
-                <w:sz w:val="20"/>
-              </w:rPr>
-              <w:t>Melhorar uso em conexões lentas e aparelhos com menos recursos.</w:t>
+              <w:t>RF04</w:t>
+            </w:r>
+          </w:p>
+        </w:tc>
+        <w:tc>
+          <w:tcPr>
+            <w:tcW w:type="dxa" w:w="2929"/>
+          </w:tcPr>
+          <w:p>
+            <w:pPr>
+              <w:spacing w:after="80"/>
+            </w:pPr>
+            <w:r>
+              <w:rPr>
+                <w:sz w:val="20"/>
+              </w:rPr>
+              <w:t>Identificar alimento por foto.</w:t>
+            </w:r>
+          </w:p>
+        </w:tc>
+        <w:tc>
+          <w:tcPr>
+            <w:tcW w:type="dxa" w:w="2929"/>
+          </w:tcPr>
+          <w:p>
+            <w:pPr>
+              <w:spacing w:after="80"/>
+            </w:pPr>
+            <w:r>
+              <w:rPr>
+                <w:sz w:val="20"/>
+              </w:rPr>
+              <w:t>Permitir recusa, confirmação e correção manual.</w:t>
             </w:r>
           </w:p>
         </w:tc>
@@ -4823,39 +3197,39 @@
               <w:rPr>
                 <w:sz w:val="20"/>
               </w:rPr>
-              <w:t>Média</w:t>
-            </w:r>
-          </w:p>
-        </w:tc>
-        <w:tc>
-          <w:tcPr>
-            <w:tcW w:type="dxa" w:w="2929"/>
-          </w:tcPr>
-          <w:p>
-            <w:pPr>
-              <w:spacing w:after="80"/>
-            </w:pPr>
-            <w:r>
-              <w:rPr>
-                <w:sz w:val="20"/>
-              </w:rPr>
-              <w:t>Ampliação de catálogo e preparações.</w:t>
-            </w:r>
-          </w:p>
-        </w:tc>
-        <w:tc>
-          <w:tcPr>
-            <w:tcW w:type="dxa" w:w="2929"/>
-          </w:tcPr>
-          <w:p>
-            <w:pPr>
-              <w:spacing w:after="80"/>
-            </w:pPr>
-            <w:r>
-              <w:rPr>
-                <w:sz w:val="20"/>
-              </w:rPr>
-              <w:t>Atender situações reais sem atribuir nutrientes sem referência.</w:t>
+              <w:t>RF05</w:t>
+            </w:r>
+          </w:p>
+        </w:tc>
+        <w:tc>
+          <w:tcPr>
+            <w:tcW w:type="dxa" w:w="2929"/>
+          </w:tcPr>
+          <w:p>
+            <w:pPr>
+              <w:spacing w:after="80"/>
+            </w:pPr>
+            <w:r>
+              <w:rPr>
+                <w:sz w:val="20"/>
+              </w:rPr>
+              <w:t>Calcular nutrientes.</w:t>
+            </w:r>
+          </w:p>
+        </w:tc>
+        <w:tc>
+          <w:tcPr>
+            <w:tcW w:type="dxa" w:w="2929"/>
+          </w:tcPr>
+          <w:p>
+            <w:pPr>
+              <w:spacing w:after="80"/>
+            </w:pPr>
+            <w:r>
+              <w:rPr>
+                <w:sz w:val="20"/>
+              </w:rPr>
+              <w:t>Exigir referência compatível e peso válido.</w:t>
             </w:r>
           </w:p>
         </w:tc>
@@ -4876,39 +3250,39 @@
               <w:rPr>
                 <w:sz w:val="20"/>
               </w:rPr>
-              <w:t>Planejada</w:t>
-            </w:r>
-          </w:p>
-        </w:tc>
-        <w:tc>
-          <w:tcPr>
-            <w:tcW w:type="dxa" w:w="2929"/>
-          </w:tcPr>
-          <w:p>
-            <w:pPr>
-              <w:spacing w:after="80"/>
-            </w:pPr>
-            <w:r>
-              <w:rPr>
-                <w:sz w:val="20"/>
-              </w:rPr>
-              <w:t>Contas e sincronização.</w:t>
-            </w:r>
-          </w:p>
-        </w:tc>
-        <w:tc>
-          <w:tcPr>
-            <w:tcW w:type="dxa" w:w="2929"/>
-          </w:tcPr>
-          <w:p>
-            <w:pPr>
-              <w:spacing w:after="80"/>
-            </w:pPr>
-            <w:r>
-              <w:rPr>
-                <w:sz w:val="20"/>
-              </w:rPr>
-              <w:t>Exigir autenticação, autorização, retenção e desenho de privacidade antes de persistir o diário remotamente.</w:t>
+              <w:t>RF06</w:t>
+            </w:r>
+          </w:p>
+        </w:tc>
+        <w:tc>
+          <w:tcPr>
+            <w:tcW w:type="dxa" w:w="2929"/>
+          </w:tcPr>
+          <w:p>
+            <w:pPr>
+              <w:spacing w:after="80"/>
+            </w:pPr>
+            <w:r>
+              <w:rPr>
+                <w:sz w:val="20"/>
+              </w:rPr>
+              <w:t>Exibir resumo e sugestões.</w:t>
+            </w:r>
+          </w:p>
+        </w:tc>
+        <w:tc>
+          <w:tcPr>
+            <w:tcW w:type="dxa" w:w="2929"/>
+          </w:tcPr>
+          <w:p>
+            <w:pPr>
+              <w:spacing w:after="80"/>
+            </w:pPr>
+            <w:r>
+              <w:rPr>
+                <w:sz w:val="20"/>
+              </w:rPr>
+              <w:t>Usar o dia selecionado e excluir opções incompatíveis.</w:t>
             </w:r>
           </w:p>
         </w:tc>
@@ -4929,39 +3303,145 @@
               <w:rPr>
                 <w:sz w:val="20"/>
               </w:rPr>
-              <w:t>Planejada</w:t>
-            </w:r>
-          </w:p>
-        </w:tc>
-        <w:tc>
-          <w:tcPr>
-            <w:tcW w:type="dxa" w:w="2929"/>
-          </w:tcPr>
-          <w:p>
-            <w:pPr>
-              <w:spacing w:after="80"/>
-            </w:pPr>
-            <w:r>
-              <w:rPr>
-                <w:sz w:val="20"/>
-              </w:rPr>
-              <w:t>Gamificação e novos conteúdos.</w:t>
-            </w:r>
-          </w:p>
-        </w:tc>
-        <w:tc>
-          <w:tcPr>
-            <w:tcW w:type="dxa" w:w="2929"/>
-          </w:tcPr>
-          <w:p>
-            <w:pPr>
-              <w:spacing w:after="80"/>
-            </w:pPr>
-            <w:r>
-              <w:rPr>
-                <w:sz w:val="20"/>
-              </w:rPr>
-              <w:t>Introduzir recursos educativos após validação de adequação ao público.</w:t>
+              <w:t>RF07</w:t>
+            </w:r>
+          </w:p>
+        </w:tc>
+        <w:tc>
+          <w:tcPr>
+            <w:tcW w:type="dxa" w:w="2929"/>
+          </w:tcPr>
+          <w:p>
+            <w:pPr>
+              <w:spacing w:after="80"/>
+            </w:pPr>
+            <w:r>
+              <w:rPr>
+                <w:sz w:val="20"/>
+              </w:rPr>
+              <w:t>Gerenciar backup local.</w:t>
+            </w:r>
+          </w:p>
+        </w:tc>
+        <w:tc>
+          <w:tcPr>
+            <w:tcW w:type="dxa" w:w="2929"/>
+          </w:tcPr>
+          <w:p>
+            <w:pPr>
+              <w:spacing w:after="80"/>
+            </w:pPr>
+            <w:r>
+              <w:rPr>
+                <w:sz w:val="20"/>
+              </w:rPr>
+              <w:t>Exportar JSON, validar importação e apagar dados mediante confirmação.</w:t>
+            </w:r>
+          </w:p>
+        </w:tc>
+      </w:tr>
+      <w:tr>
+        <w:trPr>
+          <w:cantSplit/>
+        </w:trPr>
+        <w:tc>
+          <w:tcPr>
+            <w:tcW w:type="dxa" w:w="2929"/>
+          </w:tcPr>
+          <w:p>
+            <w:pPr>
+              <w:spacing w:after="80"/>
+            </w:pPr>
+            <w:r>
+              <w:rPr>
+                <w:sz w:val="20"/>
+              </w:rPr>
+              <w:t>RF08</w:t>
+            </w:r>
+          </w:p>
+        </w:tc>
+        <w:tc>
+          <w:tcPr>
+            <w:tcW w:type="dxa" w:w="2929"/>
+          </w:tcPr>
+          <w:p>
+            <w:pPr>
+              <w:spacing w:after="80"/>
+            </w:pPr>
+            <w:r>
+              <w:rPr>
+                <w:sz w:val="20"/>
+              </w:rPr>
+              <w:t>Apresentar conteúdo educativo.</w:t>
+            </w:r>
+          </w:p>
+        </w:tc>
+        <w:tc>
+          <w:tcPr>
+            <w:tcW w:type="dxa" w:w="2929"/>
+          </w:tcPr>
+          <w:p>
+            <w:pPr>
+              <w:spacing w:after="80"/>
+            </w:pPr>
+            <w:r>
+              <w:rPr>
+                <w:sz w:val="20"/>
+              </w:rPr>
+              <w:t>Oferecer orientações e explicar os limites da aplicação.</w:t>
+            </w:r>
+          </w:p>
+        </w:tc>
+      </w:tr>
+      <w:tr>
+        <w:trPr>
+          <w:cantSplit/>
+        </w:trPr>
+        <w:tc>
+          <w:tcPr>
+            <w:tcW w:type="dxa" w:w="2929"/>
+          </w:tcPr>
+          <w:p>
+            <w:pPr>
+              <w:spacing w:after="80"/>
+            </w:pPr>
+            <w:r>
+              <w:rPr>
+                <w:sz w:val="20"/>
+              </w:rPr>
+              <w:t>RF09</w:t>
+            </w:r>
+          </w:p>
+        </w:tc>
+        <w:tc>
+          <w:tcPr>
+            <w:tcW w:type="dxa" w:w="2929"/>
+          </w:tcPr>
+          <w:p>
+            <w:pPr>
+              <w:spacing w:after="80"/>
+            </w:pPr>
+            <w:r>
+              <w:rPr>
+                <w:sz w:val="20"/>
+              </w:rPr>
+              <w:t>Receber contatos na landing page.</w:t>
+            </w:r>
+          </w:p>
+        </w:tc>
+        <w:tc>
+          <w:tcPr>
+            <w:tcW w:type="dxa" w:w="2929"/>
+          </w:tcPr>
+          <w:p>
+            <w:pPr>
+              <w:spacing w:after="80"/>
+            </w:pPr>
+            <w:r>
+              <w:rPr>
+                <w:sz w:val="20"/>
+              </w:rPr>
+              <w:t>Validar nome, e-mail e consentimento antes da persistência.</w:t>
             </w:r>
           </w:p>
         </w:tc>
@@ -4970,6 +3450,325 @@
     <w:p/>
     <w:p>
       <w:pPr>
+        <w:keepNext/>
+        <w:spacing w:before="200"/>
+      </w:pPr>
+      <w:r>
+        <w:rPr>
+          <w:b/>
+          <w:sz w:val="22"/>
+        </w:rPr>
+        <w:t>Requisitos não funcionais</w:t>
+      </w:r>
+    </w:p>
+    <w:tbl>
+      <w:tblPr>
+        <w:tblW w:type="auto" w:w="0"/>
+        <w:tblLook w:firstColumn="1" w:firstRow="1" w:lastColumn="0" w:lastRow="0" w:noHBand="0" w:noVBand="1" w:val="04A0"/>
+        <w:tblBorders>
+          <w:top w:val="single" w:sz="4" w:color="A0A0A0"/>
+          <w:left w:val="single" w:sz="4" w:color="A0A0A0"/>
+          <w:bottom w:val="single" w:sz="4" w:color="A0A0A0"/>
+          <w:right w:val="single" w:sz="4" w:color="A0A0A0"/>
+          <w:insideH w:val="single" w:sz="4" w:color="A0A0A0"/>
+          <w:insideV w:val="single" w:sz="4" w:color="A0A0A0"/>
+        </w:tblBorders>
+      </w:tblPr>
+      <w:tblGrid>
+        <w:gridCol w:w="4393"/>
+        <w:gridCol w:w="4393"/>
+      </w:tblGrid>
+      <w:tr>
+        <w:trPr>
+          <w:tblHeader/>
+          <w:cantSplit/>
+        </w:trPr>
+        <w:tc>
+          <w:tcPr>
+            <w:tcW w:type="dxa" w:w="4393"/>
+          </w:tcPr>
+          <w:p>
+            <w:pPr>
+              <w:keepNext/>
+              <w:spacing w:after="80"/>
+            </w:pPr>
+            <w:r>
+              <w:rPr>
+                <w:b/>
+                <w:sz w:val="20"/>
+              </w:rPr>
+              <w:t>Área</w:t>
+            </w:r>
+          </w:p>
+        </w:tc>
+        <w:tc>
+          <w:tcPr>
+            <w:tcW w:type="dxa" w:w="4393"/>
+          </w:tcPr>
+          <w:p>
+            <w:pPr>
+              <w:keepNext/>
+              <w:spacing w:after="80"/>
+            </w:pPr>
+            <w:r>
+              <w:rPr>
+                <w:b/>
+                <w:sz w:val="20"/>
+              </w:rPr>
+              <w:t>Condição adotada</w:t>
+            </w:r>
+          </w:p>
+        </w:tc>
+      </w:tr>
+      <w:tr>
+        <w:trPr>
+          <w:cantSplit/>
+        </w:trPr>
+        <w:tc>
+          <w:tcPr>
+            <w:tcW w:type="dxa" w:w="4393"/>
+          </w:tcPr>
+          <w:p>
+            <w:pPr>
+              <w:keepNext/>
+              <w:spacing w:after="80"/>
+            </w:pPr>
+            <w:r>
+              <w:rPr>
+                <w:sz w:val="20"/>
+              </w:rPr>
+              <w:t>Usabilidade</w:t>
+            </w:r>
+          </w:p>
+        </w:tc>
+        <w:tc>
+          <w:tcPr>
+            <w:tcW w:type="dxa" w:w="4393"/>
+          </w:tcPr>
+          <w:p>
+            <w:pPr>
+              <w:keepNext/>
+              <w:spacing w:after="80"/>
+            </w:pPr>
+            <w:r>
+              <w:rPr>
+                <w:sz w:val="20"/>
+              </w:rPr>
+              <w:t>Rótulos, foco visível, mensagens de erro e navegação responsiva.</w:t>
+            </w:r>
+          </w:p>
+        </w:tc>
+      </w:tr>
+      <w:tr>
+        <w:trPr>
+          <w:cantSplit/>
+        </w:trPr>
+        <w:tc>
+          <w:tcPr>
+            <w:tcW w:type="dxa" w:w="4393"/>
+          </w:tcPr>
+          <w:p>
+            <w:pPr>
+              <w:keepNext/>
+              <w:spacing w:after="80"/>
+            </w:pPr>
+            <w:r>
+              <w:rPr>
+                <w:sz w:val="20"/>
+              </w:rPr>
+              <w:t>Segurança</w:t>
+            </w:r>
+          </w:p>
+        </w:tc>
+        <w:tc>
+          <w:tcPr>
+            <w:tcW w:type="dxa" w:w="4393"/>
+          </w:tcPr>
+          <w:p>
+            <w:pPr>
+              <w:keepNext/>
+              <w:spacing w:after="80"/>
+            </w:pPr>
+            <w:r>
+              <w:rPr>
+                <w:sz w:val="20"/>
+              </w:rPr>
+              <w:t>Segredos no servidor; validação de origem, corpo e entradas; SQL parametrizado.</w:t>
+            </w:r>
+          </w:p>
+        </w:tc>
+      </w:tr>
+      <w:tr>
+        <w:trPr>
+          <w:cantSplit/>
+        </w:trPr>
+        <w:tc>
+          <w:tcPr>
+            <w:tcW w:type="dxa" w:w="4393"/>
+          </w:tcPr>
+          <w:p>
+            <w:pPr>
+              <w:keepNext/>
+              <w:spacing w:after="80"/>
+            </w:pPr>
+            <w:r>
+              <w:rPr>
+                <w:sz w:val="20"/>
+              </w:rPr>
+              <w:t>Confiabilidade</w:t>
+            </w:r>
+          </w:p>
+        </w:tc>
+        <w:tc>
+          <w:tcPr>
+            <w:tcW w:type="dxa" w:w="4393"/>
+          </w:tcPr>
+          <w:p>
+            <w:pPr>
+              <w:keepNext/>
+              <w:spacing w:after="80"/>
+            </w:pPr>
+            <w:r>
+              <w:rPr>
+                <w:sz w:val="20"/>
+              </w:rPr>
+              <w:t>Tratamento de falhas de rede/armazenamento e recusa de identificação incerta.</w:t>
+            </w:r>
+          </w:p>
+        </w:tc>
+      </w:tr>
+      <w:tr>
+        <w:trPr>
+          <w:cantSplit/>
+        </w:trPr>
+        <w:tc>
+          <w:tcPr>
+            <w:tcW w:type="dxa" w:w="4393"/>
+          </w:tcPr>
+          <w:p>
+            <w:pPr>
+              <w:keepNext/>
+              <w:spacing w:after="80"/>
+            </w:pPr>
+            <w:r>
+              <w:rPr>
+                <w:sz w:val="20"/>
+              </w:rPr>
+              <w:t>Rastreabilidade</w:t>
+            </w:r>
+          </w:p>
+        </w:tc>
+        <w:tc>
+          <w:tcPr>
+            <w:tcW w:type="dxa" w:w="4393"/>
+          </w:tcPr>
+          <w:p>
+            <w:pPr>
+              <w:keepNext/>
+              <w:spacing w:after="80"/>
+            </w:pPr>
+            <w:r>
+              <w:rPr>
+                <w:sz w:val="20"/>
+              </w:rPr>
+              <w:t>Referências TACO, origem dos modelos e resultados de avaliação documentados.</w:t>
+            </w:r>
+          </w:p>
+        </w:tc>
+      </w:tr>
+      <w:tr>
+        <w:trPr>
+          <w:cantSplit/>
+        </w:trPr>
+        <w:tc>
+          <w:tcPr>
+            <w:tcW w:type="dxa" w:w="4393"/>
+          </w:tcPr>
+          <w:p>
+            <w:pPr>
+              <w:keepNext/>
+              <w:spacing w:after="80"/>
+            </w:pPr>
+            <w:r>
+              <w:rPr>
+                <w:sz w:val="20"/>
+              </w:rPr>
+              <w:t>Compatibilidade</w:t>
+            </w:r>
+          </w:p>
+        </w:tc>
+        <w:tc>
+          <w:tcPr>
+            <w:tcW w:type="dxa" w:w="4393"/>
+          </w:tcPr>
+          <w:p>
+            <w:pPr>
+              <w:keepNext/>
+              <w:spacing w:after="80"/>
+            </w:pPr>
+            <w:r>
+              <w:rPr>
+                <w:sz w:val="20"/>
+              </w:rPr>
+              <w:t>Navegador com JavaScript e WebAssembly; Node.js 24 para o servidor.</w:t>
+            </w:r>
+          </w:p>
+        </w:tc>
+      </w:tr>
+      <w:tr>
+        <w:trPr>
+          <w:cantSplit/>
+        </w:trPr>
+        <w:tc>
+          <w:tcPr>
+            <w:tcW w:type="dxa" w:w="4393"/>
+          </w:tcPr>
+          <w:p>
+            <w:pPr>
+              <w:spacing w:after="80"/>
+            </w:pPr>
+            <w:r>
+              <w:rPr>
+                <w:sz w:val="20"/>
+              </w:rPr>
+              <w:t>Privacidade</w:t>
+            </w:r>
+          </w:p>
+        </w:tc>
+        <w:tc>
+          <w:tcPr>
+            <w:tcW w:type="dxa" w:w="4393"/>
+          </w:tcPr>
+          <w:p>
+            <w:pPr>
+              <w:spacing w:after="80"/>
+            </w:pPr>
+            <w:r>
+              <w:rPr>
+                <w:sz w:val="20"/>
+              </w:rPr>
+              <w:t>Diário no navegador e separação entre dados alimentares e contatos remotos.</w:t>
+            </w:r>
+          </w:p>
+        </w:tc>
+      </w:tr>
+    </w:tbl>
+    <w:p/>
+    <w:p>
+      <w:pPr>
+        <w:keepNext/>
+        <w:spacing w:before="200"/>
+      </w:pPr>
+      <w:r>
+        <w:rPr>
+          <w:b/>
+          <w:sz w:val="22"/>
+        </w:rPr>
+        <w:t>Regras de negócio e restrições</w:t>
+      </w:r>
+    </w:p>
+    <w:p>
+      <w:pPr>
         <w:widowControl/>
         <w:spacing w:after="160" w:line="276" w:lineRule="auto"/>
       </w:pPr>
@@ -4977,7 +3776,7 @@
         <w:rPr>
           <w:sz w:val="22"/>
         </w:rPr>
-        <w:t>O reconhecimento não deve ser usado para garantir ausência de alergênicos ou identificar peso. Uma futura mudança de provedor exige comparação por qualidade, custo e privacidade. O limitador da API atual usa memória do processo: em infraestrutura serverless com múltiplas instâncias, um controle distribuído será necessário para uma política global de limitação.</w:t>
+        <w:t>RN01: sugestões consideram somente a data selecionada e não relaxam restrições para completar a lista. RN02: alimentos confirmados e referências nutricionais precisam ser compatíveis. RN03: o peso deve ser numérico, positivo e não superior a 5000 g por registro calculado. RN04: nutriente ausente permanece não informado; ausência não equivale a zero. RN05: contato exige consentimento explícito.</w:t>
       </w:r>
     </w:p>
     <w:p>
@@ -4989,14 +3788,13 @@
         <w:rPr>
           <w:sz w:val="22"/>
         </w:rPr>
-        <w:t>As evoluções devem manter correção manual, validação de entradas e rastreabilidade das fontes. A expansão do escopo não deve eliminar os cuidados que tornaram os resultados verificáveis: referência explícita, distinção entre hipótese e confirmação e comunicação de dados ausentes.</w:t>
+        <w:t>O catálogo é delimitado, a foto não confirma alergênicos ou ingredientes ocultos e a qualidade varia conforme cena e alimento. Não há autenticação ou sincronização remota do diário. O primeiro reconhecimento requer download volumoso. As recomendações apoiam variedade; não prescrevem quantidades nem diagnosticam deficiências. Esses limites integram os requisitos de transparência da solução.</w:t>
       </w:r>
     </w:p>
     <w:p>
       <w:pPr>
         <w:spacing w:before="280" w:beforeAutospacing="1" w:after="100" w:afterAutospacing="1" w:line="240" w:lineRule="auto"/>
         <w:ind w:left="0" w:firstLine="0"/>
-        <w:outlineLvl w:val="1"/>
         <w:rPr>
           <w:rFonts w:eastAsia="Times New Roman"/>
           <w:b/>
@@ -5020,9 +3818,379 @@
           <w:szCs w:val="32"/>
           <w14:ligatures w14:val="none"/>
         </w:rPr>
-        <w:t>9. Considerações Finais</w:t>
-      </w:r>
-    </w:p>
+        <w:t>5. Desenvolvimento do Projeto</w:t>
+      </w:r>
+    </w:p>
+    <w:p>
+      <w:pPr>
+        <w:keepNext/>
+        <w:spacing w:before="200"/>
+      </w:pPr>
+      <w:r>
+        <w:rPr>
+          <w:b/>
+          <w:sz w:val="22"/>
+        </w:rPr>
+        <w:t>Evolução objetiva em relação à segunda entrega</w:t>
+      </w:r>
+    </w:p>
+    <w:tbl>
+      <w:tblPr>
+        <w:tblW w:type="auto" w:w="0"/>
+        <w:tblLook w:firstColumn="1" w:firstRow="1" w:lastColumn="0" w:lastRow="0" w:noHBand="0" w:noVBand="1" w:val="04A0"/>
+        <w:tblBorders>
+          <w:top w:val="single" w:sz="4" w:color="A0A0A0"/>
+          <w:left w:val="single" w:sz="4" w:color="A0A0A0"/>
+          <w:bottom w:val="single" w:sz="4" w:color="A0A0A0"/>
+          <w:right w:val="single" w:sz="4" w:color="A0A0A0"/>
+          <w:insideH w:val="single" w:sz="4" w:color="A0A0A0"/>
+          <w:insideV w:val="single" w:sz="4" w:color="A0A0A0"/>
+        </w:tblBorders>
+      </w:tblPr>
+      <w:tblGrid>
+        <w:gridCol w:w="2929"/>
+        <w:gridCol w:w="2929"/>
+        <w:gridCol w:w="2929"/>
+      </w:tblGrid>
+      <w:tr>
+        <w:trPr>
+          <w:tblHeader/>
+          <w:cantSplit/>
+        </w:trPr>
+        <w:tc>
+          <w:tcPr>
+            <w:tcW w:type="dxa" w:w="2929"/>
+          </w:tcPr>
+          <w:p>
+            <w:pPr>
+              <w:keepNext/>
+              <w:spacing w:after="80"/>
+            </w:pPr>
+            <w:r>
+              <w:rPr>
+                <w:b/>
+                <w:sz w:val="20"/>
+              </w:rPr>
+              <w:t>Na segunda entrega</w:t>
+            </w:r>
+          </w:p>
+        </w:tc>
+        <w:tc>
+          <w:tcPr>
+            <w:tcW w:type="dxa" w:w="2929"/>
+          </w:tcPr>
+          <w:p>
+            <w:pPr>
+              <w:keepNext/>
+              <w:spacing w:after="80"/>
+            </w:pPr>
+            <w:r>
+              <w:rPr>
+                <w:b/>
+                <w:sz w:val="20"/>
+              </w:rPr>
+              <w:t>Incremento apresentado na terceira</w:t>
+            </w:r>
+          </w:p>
+        </w:tc>
+        <w:tc>
+          <w:tcPr>
+            <w:tcW w:type="dxa" w:w="2929"/>
+          </w:tcPr>
+          <w:p>
+            <w:pPr>
+              <w:keepNext/>
+              <w:spacing w:after="80"/>
+            </w:pPr>
+            <w:r>
+              <w:rPr>
+                <w:b/>
+                <w:sz w:val="20"/>
+              </w:rPr>
+              <w:t>Pendência para os próximos ciclos</w:t>
+            </w:r>
+          </w:p>
+        </w:tc>
+      </w:tr>
+      <w:tr>
+        <w:trPr>
+          <w:cantSplit/>
+        </w:trPr>
+        <w:tc>
+          <w:tcPr>
+            <w:tcW w:type="dxa" w:w="2929"/>
+          </w:tcPr>
+          <w:p>
+            <w:pPr>
+              <w:keepNext/>
+              <w:spacing w:after="80"/>
+            </w:pPr>
+            <w:r>
+              <w:rPr>
+                <w:sz w:val="20"/>
+              </w:rPr>
+              <w:t>Ideação e requisitos do aplicativo.</w:t>
+            </w:r>
+          </w:p>
+        </w:tc>
+        <w:tc>
+          <w:tcPr>
+            <w:tcW w:type="dxa" w:w="2929"/>
+          </w:tcPr>
+          <w:p>
+            <w:pPr>
+              <w:keepNext/>
+              <w:spacing w:after="80"/>
+            </w:pPr>
+            <w:r>
+              <w:rPr>
+                <w:sz w:val="20"/>
+              </w:rPr>
+              <w:t>Regras executáveis de perfil, filtros, diário e recomendações no navegador.</w:t>
+            </w:r>
+          </w:p>
+        </w:tc>
+        <w:tc>
+          <w:tcPr>
+            <w:tcW w:type="dxa" w:w="2929"/>
+          </w:tcPr>
+          <w:p>
+            <w:pPr>
+              <w:keepNext/>
+              <w:spacing w:after="80"/>
+            </w:pPr>
+            <w:r>
+              <w:rPr>
+                <w:sz w:val="20"/>
+              </w:rPr>
+              <w:t>Aproximar o cadastro dos papéis de responsável/criança e refinar critérios.</w:t>
+            </w:r>
+          </w:p>
+        </w:tc>
+      </w:tr>
+      <w:tr>
+        <w:trPr>
+          <w:cantSplit/>
+        </w:trPr>
+        <w:tc>
+          <w:tcPr>
+            <w:tcW w:type="dxa" w:w="2929"/>
+          </w:tcPr>
+          <w:p>
+            <w:pPr>
+              <w:keepNext/>
+              <w:spacing w:after="80"/>
+            </w:pPr>
+            <w:r>
+              <w:rPr>
+                <w:sz w:val="20"/>
+              </w:rPr>
+              <w:t>Protótipo e referências de identidade.</w:t>
+            </w:r>
+          </w:p>
+        </w:tc>
+        <w:tc>
+          <w:tcPr>
+            <w:tcW w:type="dxa" w:w="2929"/>
+          </w:tcPr>
+          <w:p>
+            <w:pPr>
+              <w:keepNext/>
+              <w:spacing w:after="80"/>
+            </w:pPr>
+            <w:r>
+              <w:rPr>
+                <w:sz w:val="20"/>
+              </w:rPr>
+              <w:t>Cinco telas navegáveis, layout responsivo e painel separado da landing page.</w:t>
+            </w:r>
+          </w:p>
+        </w:tc>
+        <w:tc>
+          <w:tcPr>
+            <w:tcW w:type="dxa" w:w="2929"/>
+          </w:tcPr>
+          <w:p>
+            <w:pPr>
+              <w:keepNext/>
+              <w:spacing w:after="80"/>
+            </w:pPr>
+            <w:r>
+              <w:rPr>
+                <w:sz w:val="20"/>
+              </w:rPr>
+              <w:t>Aprimorar fluxos, acessibilidade e experiência com base em avaliação.</w:t>
+            </w:r>
+          </w:p>
+        </w:tc>
+      </w:tr>
+      <w:tr>
+        <w:trPr>
+          <w:cantSplit/>
+        </w:trPr>
+        <w:tc>
+          <w:tcPr>
+            <w:tcW w:type="dxa" w:w="2929"/>
+          </w:tcPr>
+          <w:p>
+            <w:pPr>
+              <w:keepNext/>
+              <w:spacing w:after="80"/>
+            </w:pPr>
+            <w:r>
+              <w:rPr>
+                <w:sz w:val="20"/>
+              </w:rPr>
+              <w:t>Previsão de registro e análise alimentar.</w:t>
+            </w:r>
+          </w:p>
+        </w:tc>
+        <w:tc>
+          <w:tcPr>
+            <w:tcW w:type="dxa" w:w="2929"/>
+          </w:tcPr>
+          <w:p>
+            <w:pPr>
+              <w:keepNext/>
+              <w:spacing w:after="80"/>
+            </w:pPr>
+            <w:r>
+              <w:rPr>
+                <w:sz w:val="20"/>
+              </w:rPr>
+              <w:t>Registro persistido localmente, resumo por data, TACO e peso confirmado.</w:t>
+            </w:r>
+          </w:p>
+        </w:tc>
+        <w:tc>
+          <w:tcPr>
+            <w:tcW w:type="dxa" w:w="2929"/>
+          </w:tcPr>
+          <w:p>
+            <w:pPr>
+              <w:keepNext/>
+              <w:spacing w:after="80"/>
+            </w:pPr>
+            <w:r>
+              <w:rPr>
+                <w:sz w:val="20"/>
+              </w:rPr>
+              <w:t>Revisar cobertura, apresentação e casos-limite da análise.</w:t>
+            </w:r>
+          </w:p>
+        </w:tc>
+      </w:tr>
+      <w:tr>
+        <w:trPr>
+          <w:cantSplit/>
+        </w:trPr>
+        <w:tc>
+          <w:tcPr>
+            <w:tcW w:type="dxa" w:w="2929"/>
+          </w:tcPr>
+          <w:p>
+            <w:pPr>
+              <w:keepNext/>
+              <w:spacing w:after="80"/>
+            </w:pPr>
+            <w:r>
+              <w:rPr>
+                <w:sz w:val="20"/>
+              </w:rPr>
+              <w:t>Previsão de construção gradual e testes.</w:t>
+            </w:r>
+          </w:p>
+        </w:tc>
+        <w:tc>
+          <w:tcPr>
+            <w:tcW w:type="dxa" w:w="2929"/>
+          </w:tcPr>
+          <w:p>
+            <w:pPr>
+              <w:keepNext/>
+              <w:spacing w:after="80"/>
+            </w:pPr>
+            <w:r>
+              <w:rPr>
+                <w:sz w:val="20"/>
+              </w:rPr>
+              <w:t>25 testes automatizados e percurso Chromium documentados.</w:t>
+            </w:r>
+          </w:p>
+        </w:tc>
+        <w:tc>
+          <w:tcPr>
+            <w:tcW w:type="dxa" w:w="2929"/>
+          </w:tcPr>
+          <w:p>
+            <w:pPr>
+              <w:keepNext/>
+              <w:spacing w:after="80"/>
+            </w:pPr>
+            <w:r>
+              <w:rPr>
+                <w:sz w:val="20"/>
+              </w:rPr>
+              <w:t>Ampliar cenários, registrar feedback e repetir regressão nas entregas 4 e 5.</w:t>
+            </w:r>
+          </w:p>
+        </w:tc>
+      </w:tr>
+      <w:tr>
+        <w:trPr>
+          <w:cantSplit/>
+        </w:trPr>
+        <w:tc>
+          <w:tcPr>
+            <w:tcW w:type="dxa" w:w="2929"/>
+          </w:tcPr>
+          <w:p>
+            <w:pPr>
+              <w:spacing w:after="80"/>
+            </w:pPr>
+            <w:r>
+              <w:rPr>
+                <w:sz w:val="20"/>
+              </w:rPr>
+              <w:t>Gamificação prevista se houver prazo.</w:t>
+            </w:r>
+          </w:p>
+        </w:tc>
+        <w:tc>
+          <w:tcPr>
+            <w:tcW w:type="dxa" w:w="2929"/>
+          </w:tcPr>
+          <w:p>
+            <w:pPr>
+              <w:spacing w:after="80"/>
+            </w:pPr>
+            <w:r>
+              <w:rPr>
+                <w:sz w:val="20"/>
+              </w:rPr>
+              <w:t>Recurso ainda não desenvolvido no aplicativo.</w:t>
+            </w:r>
+          </w:p>
+        </w:tc>
+        <w:tc>
+          <w:tcPr>
+            <w:tcW w:type="dxa" w:w="2929"/>
+          </w:tcPr>
+          <w:p>
+            <w:pPr>
+              <w:spacing w:after="80"/>
+            </w:pPr>
+            <w:r>
+              <w:rPr>
+                <w:sz w:val="20"/>
+              </w:rPr>
+              <w:t>Avaliar um recorte simples após consolidar os requisitos centrais.</w:t>
+            </w:r>
+          </w:p>
+        </w:tc>
+      </w:tr>
+    </w:tbl>
+    <w:p/>
     <w:p>
       <w:pPr>
         <w:widowControl/>
@@ -5032,7 +4200,20 @@
         <w:rPr>
           <w:sz w:val="22"/>
         </w:rPr>
-        <w:t>O NutriVibe evoluiu de uma proposta de educação alimentar para uma solução Web navegável, com apresentação e aplicativo separados. O produto organiza preferências, registros, resumo e sugestões em um fluxo coerente e oferece foto como apoio à entrada de dados, sem transformar reconhecimento visual em garantia de composição nutricional.</w:t>
+        <w:t>A foto, o backup e a publicação foram incrementos técnicos adicionais. Sua presença nesta versão não significa que o cadastro infantil completo, o refinamento das recomendações e os recursos educativos já atingiram a abrangência da proposta original. A continuidade será medida por requisitos e evidências, não apenas pelo número de telas.</w:t>
+      </w:r>
+    </w:p>
+    <w:p>
+      <w:pPr>
+        <w:keepNext/>
+        <w:spacing w:before="200"/>
+      </w:pPr>
+      <w:r>
+        <w:rPr>
+          <w:b/>
+          <w:sz w:val="22"/>
+        </w:rPr>
+        <w:t>Arquitetura e organização</w:t>
       </w:r>
     </w:p>
     <w:p>
@@ -5044,7 +4225,338 @@
         <w:rPr>
           <w:sz w:val="22"/>
         </w:rPr>
-        <w:t>Os principais resultados técnicos são o fluxo completo de perfil e diário, o cálculo proporcional com referências TACO, o backup local, o cadastro consentido de contatos no Neon, a publicação na Vercel e a seleção de um modelo após comparação documentada. Testes automatizados e no navegador forneceram evidências de funcionamento e revelaram limites incorporados ao tratamento de erros e à confirmação manual.</w:t>
+        <w:t>O frontend foi desenvolvido com HTML semântico, CSS e JavaScript modular. O backend Node.js atende serviços HTTP; a Vercel hospeda os arquivos públicos e a função serverless. A análise principal de fotos ocorre no navegador com SigLIP quantizado e ONNX Runtime Web. A integração com PostgreSQL/Neon é destinada aos contatos da landing page.</w:t>
+      </w:r>
+    </w:p>
+    <w:tbl>
+      <w:tblPr>
+        <w:tblW w:type="auto" w:w="0"/>
+        <w:tblLook w:firstColumn="1" w:firstRow="1" w:lastColumn="0" w:lastRow="0" w:noHBand="0" w:noVBand="1" w:val="04A0"/>
+        <w:tblBorders>
+          <w:top w:val="single" w:sz="4" w:color="A0A0A0"/>
+          <w:left w:val="single" w:sz="4" w:color="A0A0A0"/>
+          <w:bottom w:val="single" w:sz="4" w:color="A0A0A0"/>
+          <w:right w:val="single" w:sz="4" w:color="A0A0A0"/>
+          <w:insideH w:val="single" w:sz="4" w:color="A0A0A0"/>
+          <w:insideV w:val="single" w:sz="4" w:color="A0A0A0"/>
+        </w:tblBorders>
+      </w:tblPr>
+      <w:tblGrid>
+        <w:gridCol w:w="4393"/>
+        <w:gridCol w:w="4393"/>
+      </w:tblGrid>
+      <w:tr>
+        <w:trPr>
+          <w:tblHeader/>
+          <w:cantSplit/>
+        </w:trPr>
+        <w:tc>
+          <w:tcPr>
+            <w:tcW w:type="dxa" w:w="4393"/>
+          </w:tcPr>
+          <w:p>
+            <w:pPr>
+              <w:spacing w:after="80"/>
+            </w:pPr>
+            <w:r>
+              <w:rPr>
+                <w:b/>
+                <w:sz w:val="20"/>
+              </w:rPr>
+              <w:t>Pasta/arquivo</w:t>
+            </w:r>
+          </w:p>
+        </w:tc>
+        <w:tc>
+          <w:tcPr>
+            <w:tcW w:type="dxa" w:w="4393"/>
+          </w:tcPr>
+          <w:p>
+            <w:pPr>
+              <w:spacing w:after="80"/>
+            </w:pPr>
+            <w:r>
+              <w:rPr>
+                <w:b/>
+                <w:sz w:val="20"/>
+              </w:rPr>
+              <w:t>Responsabilidade</w:t>
+            </w:r>
+          </w:p>
+        </w:tc>
+      </w:tr>
+      <w:tr>
+        <w:trPr>
+          <w:cantSplit/>
+        </w:trPr>
+        <w:tc>
+          <w:tcPr>
+            <w:tcW w:type="dxa" w:w="4393"/>
+          </w:tcPr>
+          <w:p>
+            <w:pPr>
+              <w:spacing w:after="80"/>
+            </w:pPr>
+            <w:r>
+              <w:rPr>
+                <w:sz w:val="20"/>
+              </w:rPr>
+              <w:t>html e css</w:t>
+            </w:r>
+          </w:p>
+        </w:tc>
+        <w:tc>
+          <w:tcPr>
+            <w:tcW w:type="dxa" w:w="4393"/>
+          </w:tcPr>
+          <w:p>
+            <w:pPr>
+              <w:spacing w:after="80"/>
+            </w:pPr>
+            <w:r>
+              <w:rPr>
+                <w:sz w:val="20"/>
+              </w:rPr>
+              <w:t>Páginas e estilos separados para landing page e aplicativo.</w:t>
+            </w:r>
+          </w:p>
+        </w:tc>
+      </w:tr>
+      <w:tr>
+        <w:trPr>
+          <w:cantSplit/>
+        </w:trPr>
+        <w:tc>
+          <w:tcPr>
+            <w:tcW w:type="dxa" w:w="4393"/>
+          </w:tcPr>
+          <w:p>
+            <w:pPr>
+              <w:spacing w:after="80"/>
+            </w:pPr>
+            <w:r>
+              <w:rPr>
+                <w:sz w:val="20"/>
+              </w:rPr>
+              <w:t>javascript/aplicativo/app.js</w:t>
+            </w:r>
+          </w:p>
+        </w:tc>
+        <w:tc>
+          <w:tcPr>
+            <w:tcW w:type="dxa" w:w="4393"/>
+          </w:tcPr>
+          <w:p>
+            <w:pPr>
+              <w:spacing w:after="80"/>
+            </w:pPr>
+            <w:r>
+              <w:rPr>
+                <w:sz w:val="20"/>
+              </w:rPr>
+              <w:t>Eventos, renderização, estado e integração dos fluxos.</w:t>
+            </w:r>
+          </w:p>
+        </w:tc>
+      </w:tr>
+      <w:tr>
+        <w:trPr>
+          <w:cantSplit/>
+        </w:trPr>
+        <w:tc>
+          <w:tcPr>
+            <w:tcW w:type="dxa" w:w="4393"/>
+          </w:tcPr>
+          <w:p>
+            <w:pPr>
+              <w:spacing w:after="80"/>
+            </w:pPr>
+            <w:r>
+              <w:rPr>
+                <w:sz w:val="20"/>
+              </w:rPr>
+              <w:t>engine.js e store.js</w:t>
+            </w:r>
+          </w:p>
+        </w:tc>
+        <w:tc>
+          <w:tcPr>
+            <w:tcW w:type="dxa" w:w="4393"/>
+          </w:tcPr>
+          <w:p>
+            <w:pPr>
+              <w:spacing w:after="80"/>
+            </w:pPr>
+            <w:r>
+              <w:rPr>
+                <w:sz w:val="20"/>
+              </w:rPr>
+              <w:t>Regras de recomendação; validação e persistência local.</w:t>
+            </w:r>
+          </w:p>
+        </w:tc>
+      </w:tr>
+      <w:tr>
+        <w:trPr>
+          <w:cantSplit/>
+        </w:trPr>
+        <w:tc>
+          <w:tcPr>
+            <w:tcW w:type="dxa" w:w="4393"/>
+          </w:tcPr>
+          <w:p>
+            <w:pPr>
+              <w:spacing w:after="80"/>
+            </w:pPr>
+            <w:r>
+              <w:rPr>
+                <w:sz w:val="20"/>
+              </w:rPr>
+              <w:t>nutrition.js e dados/nutricao.js</w:t>
+            </w:r>
+          </w:p>
+        </w:tc>
+        <w:tc>
+          <w:tcPr>
+            <w:tcW w:type="dxa" w:w="4393"/>
+          </w:tcPr>
+          <w:p>
+            <w:pPr>
+              <w:spacing w:after="80"/>
+            </w:pPr>
+            <w:r>
+              <w:rPr>
+                <w:sz w:val="20"/>
+              </w:rPr>
+              <w:t>Cálculo proporcional e referências TACO.</w:t>
+            </w:r>
+          </w:p>
+        </w:tc>
+      </w:tr>
+      <w:tr>
+        <w:trPr>
+          <w:cantSplit/>
+        </w:trPr>
+        <w:tc>
+          <w:tcPr>
+            <w:tcW w:type="dxa" w:w="4393"/>
+          </w:tcPr>
+          <w:p>
+            <w:pPr>
+              <w:spacing w:after="80"/>
+            </w:pPr>
+            <w:r>
+              <w:rPr>
+                <w:sz w:val="20"/>
+              </w:rPr>
+              <w:t>vision-local-entry.js e vision-semantic-policy.js</w:t>
+            </w:r>
+          </w:p>
+        </w:tc>
+        <w:tc>
+          <w:tcPr>
+            <w:tcW w:type="dxa" w:w="4393"/>
+          </w:tcPr>
+          <w:p>
+            <w:pPr>
+              <w:spacing w:after="80"/>
+            </w:pPr>
+            <w:r>
+              <w:rPr>
+                <w:sz w:val="20"/>
+              </w:rPr>
+              <w:t>Execução visual local, ranking, limiares e recusa.</w:t>
+            </w:r>
+          </w:p>
+        </w:tc>
+      </w:tr>
+      <w:tr>
+        <w:trPr>
+          <w:cantSplit/>
+        </w:trPr>
+        <w:tc>
+          <w:tcPr>
+            <w:tcW w:type="dxa" w:w="4393"/>
+          </w:tcPr>
+          <w:p>
+            <w:pPr>
+              <w:spacing w:after="80"/>
+            </w:pPr>
+            <w:r>
+              <w:rPr>
+                <w:sz w:val="20"/>
+              </w:rPr>
+              <w:t>servidor e api/index.mjs</w:t>
+            </w:r>
+          </w:p>
+        </w:tc>
+        <w:tc>
+          <w:tcPr>
+            <w:tcW w:type="dxa" w:w="4393"/>
+          </w:tcPr>
+          <w:p>
+            <w:pPr>
+              <w:spacing w:after="80"/>
+            </w:pPr>
+            <w:r>
+              <w:rPr>
+                <w:sz w:val="20"/>
+              </w:rPr>
+              <w:t>Handler HTTP, contatos e adaptação serverless.</w:t>
+            </w:r>
+          </w:p>
+        </w:tc>
+      </w:tr>
+      <w:tr>
+        <w:trPr>
+          <w:cantSplit/>
+        </w:trPr>
+        <w:tc>
+          <w:tcPr>
+            <w:tcW w:type="dxa" w:w="4393"/>
+          </w:tcPr>
+          <w:p>
+            <w:pPr>
+              <w:spacing w:after="80"/>
+            </w:pPr>
+            <w:r>
+              <w:rPr>
+                <w:sz w:val="20"/>
+              </w:rPr>
+              <w:t>ferramentas, testes e documentacoes</w:t>
+            </w:r>
+          </w:p>
+        </w:tc>
+        <w:tc>
+          <w:tcPr>
+            <w:tcW w:type="dxa" w:w="4393"/>
+          </w:tcPr>
+          <w:p>
+            <w:pPr>
+              <w:spacing w:after="80"/>
+            </w:pPr>
+            <w:r>
+              <w:rPr>
+                <w:sz w:val="20"/>
+              </w:rPr>
+              <w:t>Preparação de artefatos, verificações e evidências.</w:t>
+            </w:r>
+          </w:p>
+        </w:tc>
+      </w:tr>
+    </w:tbl>
+    <w:p/>
+    <w:p>
+      <w:pPr>
+        <w:keepNext/>
+        <w:spacing w:before="200"/>
+      </w:pPr>
+      <w:r>
+        <w:rPr>
+          <w:b/>
+          <w:sz w:val="22"/>
+        </w:rPr>
+        <w:t>Funcionamento do JavaScript</w:t>
       </w:r>
     </w:p>
     <w:p>
@@ -5056,7 +4568,32 @@
         <w:rPr>
           <w:sz w:val="22"/>
         </w:rPr>
-        <w:t>A contribuição pretendida é facilitar a organização da rotina e o acesso a orientações de apoio, com respeito às preferências. O projeto não apresenta como concluídas melhorias clínicas, mudanças de hábitos ou impactos comunitários sem avaliação. O próximo passo é aproximar a solução dos usuários e profissionais para testar a utilidade real e orientar sua continuidade.</w:t>
+        <w:t>Trecho de javascript/aplicativo/engine.js, linhas 29–31:</w:t>
+      </w:r>
+    </w:p>
+    <w:p>
+      <w:r>
+        <w:rPr>
+          <w:rFonts w:ascii="Consolas" w:hAnsi="Consolas"/>
+          <w:sz w:val="18"/>
+        </w:rPr>
+        <w:t xml:space="preserve">  return records.filter((r) =&gt; r.date === date);</w:t>
+      </w:r>
+      <w:r>
+        <w:rPr>
+          <w:rFonts w:ascii="Consolas" w:hAnsi="Consolas"/>
+          <w:sz w:val="18"/>
+        </w:rPr>
+        <w:br/>
+        <w:t>}</w:t>
+      </w:r>
+      <w:r>
+        <w:rPr>
+          <w:rFonts w:ascii="Consolas" w:hAnsi="Consolas"/>
+          <w:sz w:val="18"/>
+        </w:rPr>
+        <w:br/>
+        <w:t>export function recommend(records, profile, date) {</w:t>
       </w:r>
     </w:p>
     <w:p>
@@ -5068,7 +4605,1561 @@
         <w:rPr>
           <w:sz w:val="22"/>
         </w:rPr>
-        <w:t>Para o grupo, a experiência articula programação, estruturação de páginas, identidade visual, gestão de tarefas, pesquisa e análise crítica de resultados. A separação de responsabilidades favorece a colaboração, mas a qualidade depende da integração entre essas frentes. O repositório e as evidências permitem revisar decisões e distinguir o que foi implementado do que ainda precisa ser validado.</w:t>
+        <w:t>O filtro isola a data solicitada antes de produzir totais e sugestões. A recomendação elimina incompatibilidades e alimentos já consumidos; prioriza grupos ausentes e considera preferências. Os módulos separam regras da tela, permitindo testes sem depender de clique manual para cada cenário.</w:t>
+      </w:r>
+    </w:p>
+    <w:p>
+      <w:pPr>
+        <w:widowControl/>
+        <w:spacing w:after="160" w:line="276" w:lineRule="auto"/>
+      </w:pPr>
+      <w:r>
+        <w:rPr>
+          <w:sz w:val="22"/>
+        </w:rPr>
+        <w:t>Trecho de javascript/aplicativo/store.js, linhas 79–82:</w:t>
+      </w:r>
+    </w:p>
+    <w:p>
+      <w:r>
+        <w:rPr>
+          <w:rFonts w:ascii="Consolas" w:hAnsi="Consolas"/>
+          <w:sz w:val="18"/>
+        </w:rPr>
+        <w:t>}</w:t>
+      </w:r>
+      <w:r>
+        <w:rPr>
+          <w:rFonts w:ascii="Consolas" w:hAnsi="Consolas"/>
+          <w:sz w:val="18"/>
+        </w:rPr>
+        <w:br/>
+        <w:t>export function persist(state) {</w:t>
+      </w:r>
+      <w:r>
+        <w:rPr>
+          <w:rFonts w:ascii="Consolas" w:hAnsi="Consolas"/>
+          <w:sz w:val="18"/>
+        </w:rPr>
+        <w:br/>
+        <w:t xml:space="preserve">  localStorage.setItem(KEY, JSON.stringify(validState(state)));</w:t>
+      </w:r>
+      <w:r>
+        <w:rPr>
+          <w:rFonts w:ascii="Consolas" w:hAnsi="Consolas"/>
+          <w:sz w:val="18"/>
+        </w:rPr>
+        <w:br/>
+        <w:t>}</w:t>
+      </w:r>
+    </w:p>
+    <w:p>
+      <w:pPr>
+        <w:widowControl/>
+        <w:spacing w:after="160" w:line="276" w:lineRule="auto"/>
+      </w:pPr>
+      <w:r>
+        <w:rPr>
+          <w:sz w:val="22"/>
+        </w:rPr>
+        <w:t>O estado é validado, convertido em JSON e salvo na chave nutrivibe-v2 do localStorage. A importação exige estrutura válida e rejeita registros inconsistentes. A tela só sinaliza sucesso depois da persistência; em erro de leitura, o código evita sobrescrever dados que não conseguiu recuperar.</w:t>
+      </w:r>
+    </w:p>
+    <w:p>
+      <w:pPr>
+        <w:keepNext/>
+        <w:spacing w:before="200"/>
+      </w:pPr>
+      <w:r>
+        <w:rPr>
+          <w:b/>
+          <w:sz w:val="22"/>
+        </w:rPr>
+        <w:t>Reconhecimento e estimativa nutricional</w:t>
+      </w:r>
+    </w:p>
+    <w:p>
+      <w:pPr>
+        <w:widowControl/>
+        <w:spacing w:after="160" w:line="276" w:lineRule="auto"/>
+      </w:pPr>
+      <w:r>
+        <w:rPr>
+          <w:sz w:val="22"/>
+        </w:rPr>
+        <w:t>O modelo transforma a imagem em um vetor visual e compara sua similaridade com classes de alimentos, pratos e controles negativos. Limiares de score e margem podem levar à recusa e à entrada manual. O resultado é uma hipótese a confirmar, não uma probabilidade clínica. O cálculo nutricional é posterior: o usuário confirma referência TACO e gramas.</w:t>
+      </w:r>
+    </w:p>
+    <w:p>
+      <w:pPr>
+        <w:widowControl/>
+        <w:spacing w:after="160" w:line="276" w:lineRule="auto"/>
+      </w:pPr>
+      <w:r>
+        <w:rPr>
+          <w:sz w:val="22"/>
+        </w:rPr>
+        <w:t>A regra de cálculo é valor consumido = valor da referência × gramas informadas ÷ gramas-base. Por exemplo, 150 g representam 1,5 vez uma referência expressa por 100 g. O recorte utilizado contém 43 referências com preparo e proveniência. Dados ausentes permanecem nulos e o resumo informa cobertura parcial.</w:t>
+      </w:r>
+    </w:p>
+    <w:p>
+      <w:pPr>
+        <w:keepNext/>
+        <w:spacing w:before="200"/>
+      </w:pPr>
+      <w:r>
+        <w:rPr>
+          <w:b/>
+          <w:sz w:val="22"/>
+        </w:rPr>
+        <w:t>Backend, API e modelagem do banco</w:t>
+      </w:r>
+    </w:p>
+    <w:p>
+      <w:pPr>
+        <w:widowControl/>
+        <w:spacing w:after="160" w:line="276" w:lineRule="auto"/>
+      </w:pPr>
+      <w:r>
+        <w:rPr>
+          <w:sz w:val="22"/>
+        </w:rPr>
+        <w:t>GET /api/status informa disponibilidade dos serviços. POST /api/contacts valida e grava nome, e-mail e consentimento. POST /api/identify mantém o adaptador remoto opcional; a configuração atual browser-local executa a identificação no aparelho. OpenAI e Vercel AI Gateway são alternativas dependentes de credenciais/créditos, não o motor gratuito atual.</w:t>
+      </w:r>
+    </w:p>
+    <w:tbl>
+      <w:tblPr>
+        <w:tblW w:type="auto" w:w="0"/>
+        <w:tblLook w:firstColumn="1" w:firstRow="1" w:lastColumn="0" w:lastRow="0" w:noHBand="0" w:noVBand="1" w:val="04A0"/>
+        <w:tblBorders>
+          <w:top w:val="single" w:sz="4" w:color="A0A0A0"/>
+          <w:left w:val="single" w:sz="4" w:color="A0A0A0"/>
+          <w:bottom w:val="single" w:sz="4" w:color="A0A0A0"/>
+          <w:right w:val="single" w:sz="4" w:color="A0A0A0"/>
+          <w:insideH w:val="single" w:sz="4" w:color="A0A0A0"/>
+          <w:insideV w:val="single" w:sz="4" w:color="A0A0A0"/>
+        </w:tblBorders>
+      </w:tblPr>
+      <w:tblGrid>
+        <w:gridCol w:w="4393"/>
+        <w:gridCol w:w="4393"/>
+      </w:tblGrid>
+      <w:tr>
+        <w:trPr>
+          <w:tblHeader/>
+          <w:cantSplit/>
+        </w:trPr>
+        <w:tc>
+          <w:tcPr>
+            <w:tcW w:type="dxa" w:w="4393"/>
+          </w:tcPr>
+          <w:p>
+            <w:pPr>
+              <w:keepNext/>
+              <w:spacing w:after="80"/>
+            </w:pPr>
+            <w:r>
+              <w:rPr>
+                <w:b/>
+                <w:sz w:val="20"/>
+              </w:rPr>
+              <w:t>Campo de contacts</w:t>
+            </w:r>
+          </w:p>
+        </w:tc>
+        <w:tc>
+          <w:tcPr>
+            <w:tcW w:type="dxa" w:w="4393"/>
+          </w:tcPr>
+          <w:p>
+            <w:pPr>
+              <w:keepNext/>
+              <w:spacing w:after="80"/>
+            </w:pPr>
+            <w:r>
+              <w:rPr>
+                <w:b/>
+                <w:sz w:val="20"/>
+              </w:rPr>
+              <w:t>Tipo e regra</w:t>
+            </w:r>
+          </w:p>
+        </w:tc>
+      </w:tr>
+      <w:tr>
+        <w:trPr>
+          <w:cantSplit/>
+        </w:trPr>
+        <w:tc>
+          <w:tcPr>
+            <w:tcW w:type="dxa" w:w="4393"/>
+          </w:tcPr>
+          <w:p>
+            <w:pPr>
+              <w:keepNext/>
+              <w:spacing w:after="80"/>
+            </w:pPr>
+            <w:r>
+              <w:rPr>
+                <w:sz w:val="20"/>
+              </w:rPr>
+              <w:t>email</w:t>
+            </w:r>
+          </w:p>
+        </w:tc>
+        <w:tc>
+          <w:tcPr>
+            <w:tcW w:type="dxa" w:w="4393"/>
+          </w:tcPr>
+          <w:p>
+            <w:pPr>
+              <w:keepNext/>
+              <w:spacing w:after="80"/>
+            </w:pPr>
+            <w:r>
+              <w:rPr>
+                <w:sz w:val="20"/>
+              </w:rPr>
+              <w:t>TEXT, chave primária; identifica contato sem duplicar a mesma chave.</w:t>
+            </w:r>
+          </w:p>
+        </w:tc>
+      </w:tr>
+      <w:tr>
+        <w:trPr>
+          <w:cantSplit/>
+        </w:trPr>
+        <w:tc>
+          <w:tcPr>
+            <w:tcW w:type="dxa" w:w="4393"/>
+          </w:tcPr>
+          <w:p>
+            <w:pPr>
+              <w:keepNext/>
+              <w:spacing w:after="80"/>
+            </w:pPr>
+            <w:r>
+              <w:rPr>
+                <w:sz w:val="20"/>
+              </w:rPr>
+              <w:t>name</w:t>
+            </w:r>
+          </w:p>
+        </w:tc>
+        <w:tc>
+          <w:tcPr>
+            <w:tcW w:type="dxa" w:w="4393"/>
+          </w:tcPr>
+          <w:p>
+            <w:pPr>
+              <w:keepNext/>
+              <w:spacing w:after="80"/>
+            </w:pPr>
+            <w:r>
+              <w:rPr>
+                <w:sz w:val="20"/>
+              </w:rPr>
+              <w:t>TEXT NOT NULL; nome validado pelo servidor.</w:t>
+            </w:r>
+          </w:p>
+        </w:tc>
+      </w:tr>
+      <w:tr>
+        <w:trPr>
+          <w:cantSplit/>
+        </w:trPr>
+        <w:tc>
+          <w:tcPr>
+            <w:tcW w:type="dxa" w:w="4393"/>
+          </w:tcPr>
+          <w:p>
+            <w:pPr>
+              <w:spacing w:after="80"/>
+            </w:pPr>
+            <w:r>
+              <w:rPr>
+                <w:sz w:val="20"/>
+              </w:rPr>
+              <w:t>consent_at</w:t>
+            </w:r>
+          </w:p>
+        </w:tc>
+        <w:tc>
+          <w:tcPr>
+            <w:tcW w:type="dxa" w:w="4393"/>
+          </w:tcPr>
+          <w:p>
+            <w:pPr>
+              <w:spacing w:after="80"/>
+            </w:pPr>
+            <w:r>
+              <w:rPr>
+                <w:sz w:val="20"/>
+              </w:rPr>
+              <w:t>TEXT NOT NULL; data/hora ISO do consentimento registrada pelo servidor.</w:t>
+            </w:r>
+          </w:p>
+        </w:tc>
+      </w:tr>
+    </w:tbl>
+    <w:p/>
+    <w:p>
+      <w:pPr>
+        <w:widowControl/>
+        <w:spacing w:after="160" w:line="276" w:lineRule="auto"/>
+      </w:pPr>
+      <w:r>
+        <w:rPr>
+          <w:sz w:val="22"/>
+        </w:rPr>
+        <w:t>A gravação utiliza parâmetros SQL e atualiza o contato quando o e-mail já existe. Na nuvem, a conexão é obtida do ambiente e aponta para o banco separado nutrivibe-production. Sem PostgreSQL, o modo local utiliza SQLite. O diário e as preferências não são gravados nessa tabela: permanecem no navegador. Credenciais não integram arquivos públicos ou documentos de entrega.</w:t>
+      </w:r>
+    </w:p>
+    <w:p>
+      <w:pPr>
+        <w:widowControl/>
+        <w:spacing w:after="160" w:line="276" w:lineRule="auto"/>
+      </w:pPr>
+      <w:r>
+        <w:rPr>
+          <w:sz w:val="22"/>
+        </w:rPr>
+        <w:t>O incremento da terceira entrega dispõe de fluxos básicos executáveis de perfil, catálogo, diário, resumo, backup, conteúdo introdutório, contato e reconhecimento confirmado. Isso caracteriza uma versão de desenvolvimento do MVP, não o encerramento desses módulos. Cadastro de responsável/criança, aprofundamento educativo e refinamento das recomendações permanecem no planejamento das próximas duas entregas. Contas remotas e sincronização são possibilidades posteriores, não exigências assumidas para o semestre.</w:t>
+      </w:r>
+    </w:p>
+    <w:p>
+      <w:pPr>
+        <w:spacing w:before="280" w:beforeAutospacing="1" w:after="100" w:afterAutospacing="1" w:line="240" w:lineRule="auto"/>
+        <w:ind w:left="0" w:firstLine="0"/>
+        <w:outlineLvl w:val="1"/>
+        <w:rPr>
+          <w:rFonts w:eastAsia="Times New Roman"/>
+          <w:b/>
+          <w:bCs/>
+          <w:color w:val="auto"/>
+          <w:kern w:val="0"/>
+          <w:sz w:val="32"/>
+          <w:szCs w:val="32"/>
+          <w14:ligatures w14:val="none"/>
+        </w:rPr>
+        <w:keepNext/>
+      </w:pPr>
+      <w:r>
+        <w:rPr>
+          <w:rFonts w:eastAsia="Times New Roman"/>
+          <w:b/>
+          <w:bCs/>
+          <w:color w:val="auto"/>
+          <w:kern w:val="0"/>
+          <w:sz w:val="32"/>
+          <w:szCs w:val="32"/>
+          <w14:ligatures w14:val="none"/>
+        </w:rPr>
+        <w:t>6. Testes</w:t>
+      </w:r>
+    </w:p>
+    <w:p>
+      <w:pPr>
+        <w:keepNext/>
+        <w:spacing w:before="200"/>
+      </w:pPr>
+      <w:r>
+        <w:rPr>
+          <w:b/>
+          <w:sz w:val="22"/>
+        </w:rPr>
+        <w:t>Validação do incremento da terceira entrega</w:t>
+      </w:r>
+    </w:p>
+    <w:p>
+      <w:pPr>
+        <w:widowControl/>
+        <w:spacing w:after="160" w:line="276" w:lineRule="auto"/>
+      </w:pPr>
+      <w:r>
+        <w:rPr>
+          <w:sz w:val="22"/>
+        </w:rPr>
+        <w:t>Os resultados abaixo representam verificações do código disponível nesta etapa. Eles comprovam cenários específicos de funcionamento e não equivalem à homologação final do aplicativo. Alterações das entregas seguintes exigirão novas execuções e atualização das evidências; um teste aprovado hoje não garante o comportamento de funcionalidades ainda não implementadas.</w:t>
+      </w:r>
+    </w:p>
+    <w:p>
+      <w:pPr>
+        <w:widowControl/>
+        <w:spacing w:after="160" w:line="276" w:lineRule="auto"/>
+      </w:pPr>
+      <w:r>
+        <w:rPr>
+          <w:sz w:val="22"/>
+        </w:rPr>
+        <w:t>A validação combina testes automatizados das regras, integração do servidor, fluxo ponta a ponta e avaliação comparativa de reconhecimento. A finalidade é verificar comportamento esperado, identificar entradas inválidas e registrar limites. As evidências de execução pertencem às revisões técnicas já realizadas; não constituem pesquisa com usuários externos.</w:t>
+      </w:r>
+    </w:p>
+    <w:tbl>
+      <w:tblPr>
+        <w:tblW w:type="auto" w:w="0"/>
+        <w:tblLook w:firstColumn="1" w:firstRow="1" w:lastColumn="0" w:lastRow="0" w:noHBand="0" w:noVBand="1" w:val="04A0"/>
+        <w:tblBorders>
+          <w:top w:val="single" w:sz="4" w:color="A0A0A0"/>
+          <w:left w:val="single" w:sz="4" w:color="A0A0A0"/>
+          <w:bottom w:val="single" w:sz="4" w:color="A0A0A0"/>
+          <w:right w:val="single" w:sz="4" w:color="A0A0A0"/>
+          <w:insideH w:val="single" w:sz="4" w:color="A0A0A0"/>
+          <w:insideV w:val="single" w:sz="4" w:color="A0A0A0"/>
+        </w:tblBorders>
+      </w:tblPr>
+      <w:tblGrid>
+        <w:gridCol w:w="2929"/>
+        <w:gridCol w:w="2929"/>
+        <w:gridCol w:w="2929"/>
+      </w:tblGrid>
+      <w:tr>
+        <w:trPr>
+          <w:tblHeader/>
+          <w:cantSplit/>
+        </w:trPr>
+        <w:tc>
+          <w:tcPr>
+            <w:tcW w:type="dxa" w:w="2929"/>
+          </w:tcPr>
+          <w:p>
+            <w:pPr>
+              <w:spacing w:after="80"/>
+            </w:pPr>
+            <w:r>
+              <w:rPr>
+                <w:b/>
+                <w:sz w:val="20"/>
+              </w:rPr>
+              <w:t>Tipo e caso</w:t>
+            </w:r>
+          </w:p>
+        </w:tc>
+        <w:tc>
+          <w:tcPr>
+            <w:tcW w:type="dxa" w:w="2929"/>
+          </w:tcPr>
+          <w:p>
+            <w:pPr>
+              <w:spacing w:after="80"/>
+            </w:pPr>
+            <w:r>
+              <w:rPr>
+                <w:b/>
+                <w:sz w:val="20"/>
+              </w:rPr>
+              <w:t>Finalidade</w:t>
+            </w:r>
+          </w:p>
+        </w:tc>
+        <w:tc>
+          <w:tcPr>
+            <w:tcW w:type="dxa" w:w="2929"/>
+          </w:tcPr>
+          <w:p>
+            <w:pPr>
+              <w:spacing w:after="80"/>
+            </w:pPr>
+            <w:r>
+              <w:rPr>
+                <w:b/>
+                <w:sz w:val="20"/>
+              </w:rPr>
+              <w:t>Resultado registrado</w:t>
+            </w:r>
+          </w:p>
+        </w:tc>
+      </w:tr>
+      <w:tr>
+        <w:trPr>
+          <w:cantSplit/>
+        </w:trPr>
+        <w:tc>
+          <w:tcPr>
+            <w:tcW w:type="dxa" w:w="2929"/>
+          </w:tcPr>
+          <w:p>
+            <w:pPr>
+              <w:spacing w:after="80"/>
+            </w:pPr>
+            <w:r>
+              <w:rPr>
+                <w:sz w:val="20"/>
+              </w:rPr>
+              <w:t>Regras: lactose, cor verde e outros filtros.</w:t>
+            </w:r>
+          </w:p>
+        </w:tc>
+        <w:tc>
+          <w:tcPr>
+            <w:tcW w:type="dxa" w:w="2929"/>
+          </w:tcPr>
+          <w:p>
+            <w:pPr>
+              <w:spacing w:after="80"/>
+            </w:pPr>
+            <w:r>
+              <w:rPr>
+                <w:sz w:val="20"/>
+              </w:rPr>
+              <w:t>Impedir sugestões incompatíveis e não relaxar restrições.</w:t>
+            </w:r>
+          </w:p>
+        </w:tc>
+        <w:tc>
+          <w:tcPr>
+            <w:tcW w:type="dxa" w:w="2929"/>
+          </w:tcPr>
+          <w:p>
+            <w:pPr>
+              <w:spacing w:after="80"/>
+            </w:pPr>
+            <w:r>
+              <w:rPr>
+                <w:sz w:val="20"/>
+              </w:rPr>
+              <w:t>Cenários automatizados aprovados.</w:t>
+            </w:r>
+          </w:p>
+        </w:tc>
+      </w:tr>
+      <w:tr>
+        <w:trPr>
+          <w:cantSplit/>
+        </w:trPr>
+        <w:tc>
+          <w:tcPr>
+            <w:tcW w:type="dxa" w:w="2929"/>
+          </w:tcPr>
+          <w:p>
+            <w:pPr>
+              <w:spacing w:after="80"/>
+            </w:pPr>
+            <w:r>
+              <w:rPr>
+                <w:sz w:val="20"/>
+              </w:rPr>
+              <w:t>Nutrição: referência, peso e ausências.</w:t>
+            </w:r>
+          </w:p>
+        </w:tc>
+        <w:tc>
+          <w:tcPr>
+            <w:tcW w:type="dxa" w:w="2929"/>
+          </w:tcPr>
+          <w:p>
+            <w:pPr>
+              <w:spacing w:after="80"/>
+            </w:pPr>
+            <w:r>
+              <w:rPr>
+                <w:sz w:val="20"/>
+              </w:rPr>
+              <w:t>Validar proporcionalidade e evitar zero para valor desconhecido.</w:t>
+            </w:r>
+          </w:p>
+        </w:tc>
+        <w:tc>
+          <w:tcPr>
+            <w:tcW w:type="dxa" w:w="2929"/>
+          </w:tcPr>
+          <w:p>
+            <w:pPr>
+              <w:spacing w:after="80"/>
+            </w:pPr>
+            <w:r>
+              <w:rPr>
+                <w:sz w:val="20"/>
+              </w:rPr>
+              <w:t>Cálculos e rejeições previstos aprovados.</w:t>
+            </w:r>
+          </w:p>
+        </w:tc>
+      </w:tr>
+      <w:tr>
+        <w:trPr>
+          <w:cantSplit/>
+        </w:trPr>
+        <w:tc>
+          <w:tcPr>
+            <w:tcW w:type="dxa" w:w="2929"/>
+          </w:tcPr>
+          <w:p>
+            <w:pPr>
+              <w:spacing w:after="80"/>
+            </w:pPr>
+            <w:r>
+              <w:rPr>
+                <w:sz w:val="20"/>
+              </w:rPr>
+              <w:t>Persistência e importação JSON.</w:t>
+            </w:r>
+          </w:p>
+        </w:tc>
+        <w:tc>
+          <w:tcPr>
+            <w:tcW w:type="dxa" w:w="2929"/>
+          </w:tcPr>
+          <w:p>
+            <w:pPr>
+              <w:spacing w:after="80"/>
+            </w:pPr>
+            <w:r>
+              <w:rPr>
+                <w:sz w:val="20"/>
+              </w:rPr>
+              <w:t>Preservar estado e rejeitar estrutura/registros inválidos.</w:t>
+            </w:r>
+          </w:p>
+        </w:tc>
+        <w:tc>
+          <w:tcPr>
+            <w:tcW w:type="dxa" w:w="2929"/>
+          </w:tcPr>
+          <w:p>
+            <w:pPr>
+              <w:spacing w:after="80"/>
+            </w:pPr>
+            <w:r>
+              <w:rPr>
+                <w:sz w:val="20"/>
+              </w:rPr>
+              <w:t>Validação e fluxos de backup aprovados.</w:t>
+            </w:r>
+          </w:p>
+        </w:tc>
+      </w:tr>
+      <w:tr>
+        <w:trPr>
+          <w:cantSplit/>
+        </w:trPr>
+        <w:tc>
+          <w:tcPr>
+            <w:tcW w:type="dxa" w:w="2929"/>
+          </w:tcPr>
+          <w:p>
+            <w:pPr>
+              <w:spacing w:after="80"/>
+            </w:pPr>
+            <w:r>
+              <w:rPr>
+                <w:sz w:val="20"/>
+              </w:rPr>
+              <w:t>Integração: handler e banco.</w:t>
+            </w:r>
+          </w:p>
+        </w:tc>
+        <w:tc>
+          <w:tcPr>
+            <w:tcW w:type="dxa" w:w="2929"/>
+          </w:tcPr>
+          <w:p>
+            <w:pPr>
+              <w:spacing w:after="80"/>
+            </w:pPr>
+            <w:r>
+              <w:rPr>
+                <w:sz w:val="20"/>
+              </w:rPr>
+              <w:t>Conferir roteamento, SQL parametrizado e ausência de fallback efêmero em nuvem.</w:t>
+            </w:r>
+          </w:p>
+        </w:tc>
+        <w:tc>
+          <w:tcPr>
+            <w:tcW w:type="dxa" w:w="2929"/>
+          </w:tcPr>
+          <w:p>
+            <w:pPr>
+              <w:spacing w:after="80"/>
+            </w:pPr>
+            <w:r>
+              <w:rPr>
+                <w:sz w:val="20"/>
+              </w:rPr>
+              <w:t>Testes de integração aprovados.</w:t>
+            </w:r>
+          </w:p>
+        </w:tc>
+      </w:tr>
+      <w:tr>
+        <w:trPr>
+          <w:cantSplit/>
+        </w:trPr>
+        <w:tc>
+          <w:tcPr>
+            <w:tcW w:type="dxa" w:w="2929"/>
+          </w:tcPr>
+          <w:p>
+            <w:pPr>
+              <w:spacing w:after="80"/>
+            </w:pPr>
+            <w:r>
+              <w:rPr>
+                <w:sz w:val="20"/>
+              </w:rPr>
+              <w:t>Chromium: registro e resumo.</w:t>
+            </w:r>
+          </w:p>
+        </w:tc>
+        <w:tc>
+          <w:tcPr>
+            <w:tcW w:type="dxa" w:w="2929"/>
+          </w:tcPr>
+          <w:p>
+            <w:pPr>
+              <w:spacing w:after="80"/>
+            </w:pPr>
+            <w:r>
+              <w:rPr>
+                <w:sz w:val="20"/>
+              </w:rPr>
+              <w:t>Confirmar dados após recarga, remoção, foto e cálculo.</w:t>
+            </w:r>
+          </w:p>
+        </w:tc>
+        <w:tc>
+          <w:tcPr>
+            <w:tcW w:type="dxa" w:w="2929"/>
+          </w:tcPr>
+          <w:p>
+            <w:pPr>
+              <w:spacing w:after="80"/>
+            </w:pPr>
+            <w:r>
+              <w:rPr>
+                <w:sz w:val="20"/>
+              </w:rPr>
+              <w:t>Fluxo ponta a ponta aprovado.</w:t>
+            </w:r>
+          </w:p>
+        </w:tc>
+      </w:tr>
+      <w:tr>
+        <w:trPr>
+          <w:cantSplit/>
+        </w:trPr>
+        <w:tc>
+          <w:tcPr>
+            <w:tcW w:type="dxa" w:w="2929"/>
+          </w:tcPr>
+          <w:p>
+            <w:pPr>
+              <w:spacing w:after="80"/>
+            </w:pPr>
+            <w:r>
+              <w:rPr>
+                <w:sz w:val="20"/>
+              </w:rPr>
+              <w:t>Interface: 360, 768 e 1280 pixels.</w:t>
+            </w:r>
+          </w:p>
+        </w:tc>
+        <w:tc>
+          <w:tcPr>
+            <w:tcW w:type="dxa" w:w="2929"/>
+          </w:tcPr>
+          <w:p>
+            <w:pPr>
+              <w:spacing w:after="80"/>
+            </w:pPr>
+            <w:r>
+              <w:rPr>
+                <w:sz w:val="20"/>
+              </w:rPr>
+              <w:t>Verificar navegação, links locais e transbordamento.</w:t>
+            </w:r>
+          </w:p>
+        </w:tc>
+        <w:tc>
+          <w:tcPr>
+            <w:tcW w:type="dxa" w:w="2929"/>
+          </w:tcPr>
+          <w:p>
+            <w:pPr>
+              <w:spacing w:after="80"/>
+            </w:pPr>
+            <w:r>
+              <w:rPr>
+                <w:sz w:val="20"/>
+              </w:rPr>
+              <w:t>Cinco telas verificadas sem transbordamento nos cenários.</w:t>
+            </w:r>
+          </w:p>
+        </w:tc>
+      </w:tr>
+      <w:tr>
+        <w:trPr>
+          <w:cantSplit/>
+        </w:trPr>
+        <w:tc>
+          <w:tcPr>
+            <w:tcW w:type="dxa" w:w="2929"/>
+          </w:tcPr>
+          <w:p>
+            <w:pPr>
+              <w:spacing w:after="80"/>
+            </w:pPr>
+            <w:r>
+              <w:rPr>
+                <w:sz w:val="20"/>
+              </w:rPr>
+              <w:t>Reconhecimento: fotos e controles negativos.</w:t>
+            </w:r>
+          </w:p>
+        </w:tc>
+        <w:tc>
+          <w:tcPr>
+            <w:tcW w:type="dxa" w:w="2929"/>
+          </w:tcPr>
+          <w:p>
+            <w:pPr>
+              <w:spacing w:after="80"/>
+            </w:pPr>
+            <w:r>
+              <w:rPr>
+                <w:sz w:val="20"/>
+              </w:rPr>
+              <w:t>Medir erros, recusas e diferenças entre alternativas.</w:t>
+            </w:r>
+          </w:p>
+        </w:tc>
+        <w:tc>
+          <w:tcPr>
+            <w:tcW w:type="dxa" w:w="2929"/>
+          </w:tcPr>
+          <w:p>
+            <w:pPr>
+              <w:spacing w:after="80"/>
+            </w:pPr>
+            <w:r>
+              <w:rPr>
+                <w:sz w:val="20"/>
+              </w:rPr>
+              <w:t>SigLIP selecionado; limitações registradas.</w:t>
+            </w:r>
+          </w:p>
+        </w:tc>
+      </w:tr>
+    </w:tbl>
+    <w:p/>
+    <w:p>
+      <w:pPr>
+        <w:widowControl/>
+        <w:spacing w:after="160" w:line="276" w:lineRule="auto"/>
+      </w:pPr>
+      <w:r>
+        <w:rPr>
+          <w:sz w:val="22"/>
+        </w:rPr>
+        <w:t>A suíte Node.js registrou 25 testes aprovados. O fluxo Chromium também verificou contatos, preferências, busca, importação/exportação e menu móvel. Um caso concreto registra Banana com referência TACO e 100 g, recarrega a página e confere a presença no diário e o valor de 98,2 kcal no resumo. Outro caso busca por texto sem acento, verificando a recuperação de Maçã.</w:t>
+      </w:r>
+    </w:p>
+    <w:p>
+      <w:pPr>
+        <w:keepNext/>
+        <w:spacing w:before="200"/>
+      </w:pPr>
+      <w:r>
+        <w:rPr>
+          <w:b/>
+          <w:sz w:val="22"/>
+        </w:rPr>
+        <w:t>Avaliação de fotos e correções</w:t>
+      </w:r>
+    </w:p>
+    <w:p>
+      <w:pPr>
+        <w:widowControl/>
+        <w:spacing w:after="160" w:line="276" w:lineRule="auto"/>
+      </w:pPr>
+      <w:r>
+        <w:rPr>
+          <w:sz w:val="22"/>
+        </w:rPr>
+        <w:t>Foram comparados MobileNet, CLIP e SigLIP. Para o modelo selecionado, a avaliação documentada reuniu 148 imagens: 108 fotos de alimentos/pratos e 40 controles negativos. Houve 94 acertos do alimento/prato principal entre as 108 fotos de comida, aproximadamente 87%; na coleta adicional de 50 fotos de comida, houve 40 acertos, ou 80%. São resultados de amostra, sem garantia de acerto em fotos novas.</w:t>
+      </w:r>
+    </w:p>
+    <w:p>
+      <w:pPr>
+        <w:widowControl/>
+        <w:spacing w:after="160" w:line="276" w:lineRule="auto"/>
+      </w:pPr>
+      <w:r>
+        <w:rPr>
+          <w:sz w:val="22"/>
+        </w:rPr>
+        <w:t>Os erros incluíram plantas e folhas confundidas com comida. As correções adotadas foram recusa por classe negativa/score/margem, confirmação obrigatória e correção manual. Pratos compostos não recebem ingredientes ou nutrientes presumidos. Valores sem referência continuam ausentes. O diário permanece utilizável pelo catálogo quando a foto falha.</w:t>
+      </w:r>
+    </w:p>
+    <w:p>
+      <w:pPr>
+        <w:widowControl/>
+        <w:spacing w:after="160" w:line="276" w:lineRule="auto"/>
+      </w:pPr>
+      <w:r>
+        <w:rPr>
+          <w:sz w:val="22"/>
+        </w:rPr>
+        <w:t>Os scripts estão em testes/; as capturas, em documentacoes/evidencias/; os manifestos, fontes e resultados por imagem, em documentacoes/avaliacao-imagens/. Não foi documentada uma avaliação de usabilidade com comunidade externa. A validação técnica não comprova aceitação, impacto clínico ou mudança de hábitos.</w:t>
+      </w:r>
+    </w:p>
+    <w:p>
+      <w:pPr>
+        <w:spacing w:before="280" w:beforeAutospacing="1" w:after="100" w:afterAutospacing="1" w:line="240" w:lineRule="auto"/>
+        <w:ind w:left="0" w:firstLine="0"/>
+        <w:outlineLvl w:val="1"/>
+        <w:rPr>
+          <w:rFonts w:eastAsia="Times New Roman"/>
+          <w:b/>
+          <w:bCs/>
+          <w:color w:val="auto"/>
+          <w:kern w:val="0"/>
+          <w:sz w:val="32"/>
+          <w:szCs w:val="32"/>
+          <w14:ligatures w14:val="none"/>
+        </w:rPr>
+        <w:keepNext/>
+      </w:pPr>
+      <w:r>
+        <w:rPr>
+          <w:rFonts w:eastAsia="Times New Roman"/>
+          <w:b/>
+          <w:bCs/>
+          <w:color w:val="auto"/>
+          <w:kern w:val="0"/>
+          <w:sz w:val="32"/>
+          <w:szCs w:val="32"/>
+          <w14:ligatures w14:val="none"/>
+        </w:rPr>
+        <w:t>7. Implantação</w:t>
+      </w:r>
+    </w:p>
+    <w:p>
+      <w:pPr>
+        <w:keepNext/>
+        <w:spacing w:before="200"/>
+      </w:pPr>
+      <w:r>
+        <w:rPr>
+          <w:b/>
+          <w:sz w:val="22"/>
+        </w:rPr>
+        <w:t>Ambiente de demonstração da terceira entrega</w:t>
+      </w:r>
+    </w:p>
+    <w:p>
+      <w:pPr>
+        <w:widowControl/>
+        <w:spacing w:after="160" w:line="276" w:lineRule="auto"/>
+      </w:pPr>
+      <w:r>
+        <w:rPr>
+          <w:sz w:val="22"/>
+        </w:rPr>
+        <w:t>A publicação atual serve para demonstrar o incremento em desenvolvimento e permitir testes ao longo do semestre. Não caracteriza aceite final, conclusão das cinco entregas ou implantação definitiva. Nas entregas quarta e quinta, a mesma estrutura poderá receber novas versões, acompanhadas da atualização de evidências e instruções.</w:t>
+      </w:r>
+    </w:p>
+    <w:p>
+      <w:pPr>
+        <w:widowControl/>
+        <w:spacing w:after="160" w:line="276" w:lineRule="auto"/>
+      </w:pPr>
+      <w:r>
+        <w:rPr>
+          <w:sz w:val="22"/>
+        </w:rPr>
+        <w:t>Landing page: https://nutrivibe-gamma.vercel.app . Aplicativo: https://nutrivibe-gamma.vercel.app/app . A implantação foi realizada na Vercel, com serviços de contato persistidos em Neon. A disponibilidade depende da conectividade e dos serviços utilizados; não foi definido acordo de nível de serviço.</w:t>
+      </w:r>
+    </w:p>
+    <w:p>
+      <w:pPr>
+        <w:keepNext/>
+        <w:spacing w:before="200"/>
+      </w:pPr>
+      <w:r>
+        <w:rPr>
+          <w:b/>
+          <w:sz w:val="22"/>
+        </w:rPr>
+        <w:t>Execução local</w:t>
+      </w:r>
+    </w:p>
+    <w:p>
+      <w:pPr>
+        <w:widowControl/>
+        <w:spacing w:after="160" w:line="276" w:lineRule="auto"/>
+      </w:pPr>
+      <w:r>
+        <w:rPr>
+          <w:sz w:val="22"/>
+        </w:rPr>
+        <w:t>Pré-requisitos: Node.js 24, npm e navegador atualizado com JavaScript e WebAssembly. Na raiz do repositório, executar os comandos abaixo. O build prepara recursos públicos e verifica/prepara os artefatos do reconhecimento; em máquina nova, requer internet para instalação e download.</w:t>
+      </w:r>
+    </w:p>
+    <w:p>
+      <w:pPr>
+        <w:widowControl/>
+        <w:spacing w:after="160" w:line="276" w:lineRule="auto"/>
+      </w:pPr>
+      <w:r>
+        <w:rPr>
+          <w:sz w:val="22"/>
+        </w:rPr>
+        <w:t>npm ci — Instala as versões fixadas no package-lock.json.</w:t>
+      </w:r>
+    </w:p>
+    <w:p>
+      <w:pPr>
+        <w:widowControl/>
+        <w:spacing w:after="160" w:line="276" w:lineRule="auto"/>
+      </w:pPr>
+      <w:r>
+        <w:rPr>
+          <w:sz w:val="22"/>
+        </w:rPr>
+        <w:t>npm run build — Prepara public, o modelo e o bundle visual.</w:t>
+      </w:r>
+    </w:p>
+    <w:p>
+      <w:pPr>
+        <w:widowControl/>
+        <w:spacing w:after="160" w:line="276" w:lineRule="auto"/>
+      </w:pPr>
+      <w:r>
+        <w:rPr>
+          <w:sz w:val="22"/>
+        </w:rPr>
+        <w:t>npm test — Executa a suíte automatizada Node.js.</w:t>
+      </w:r>
+    </w:p>
+    <w:p>
+      <w:pPr>
+        <w:widowControl/>
+        <w:spacing w:after="160" w:line="276" w:lineRule="auto"/>
+      </w:pPr>
+      <w:r>
+        <w:rPr>
+          <w:sz w:val="22"/>
+        </w:rPr>
+        <w:t>npm start — Inicia o servidor local na porta padrão 8080.</w:t>
+      </w:r>
+    </w:p>
+    <w:p>
+      <w:pPr>
+        <w:widowControl/>
+        <w:spacing w:after="160" w:line="276" w:lineRule="auto"/>
+      </w:pPr>
+      <w:r>
+        <w:rPr>
+          <w:sz w:val="22"/>
+        </w:rPr>
+        <w:t>Abrir http://localhost:8080 para a apresentação e http://localhost:8080/html/aplicativo/index.html para o aplicativo. O uso por file:// não é adequado, pois módulos, fetch e caminhos de modelo dependem de um servidor HTTP.</w:t>
+      </w:r>
+    </w:p>
+    <w:p>
+      <w:pPr>
+        <w:keepNext/>
+        <w:spacing w:before="200"/>
+      </w:pPr>
+      <w:r>
+        <w:rPr>
+          <w:b/>
+          <w:sz w:val="22"/>
+        </w:rPr>
+        <w:t>Configuração e requisitos operacionais</w:t>
+      </w:r>
+    </w:p>
+    <w:p>
+      <w:pPr>
+        <w:widowControl/>
+        <w:spacing w:after="160" w:line="276" w:lineRule="auto"/>
+      </w:pPr>
+      <w:r>
+        <w:rPr>
+          <w:sz w:val="22"/>
+        </w:rPr>
+        <w:t>NUTRIVIBE_VISION_PROVIDER=browser-local seleciona o reconhecimento local. POSTGRES_URL ou DATABASE_URL define a conexão PostgreSQL. As variáveis são configuradas no ambiente do processo/provedor; não há carregamento automático de arquivo .env pelo código atual. Sem banco remoto, o servidor local usa SQLite; na nuvem, a ausência de persistência configurada não é substituída por arquivo temporário.</w:t>
+      </w:r>
+    </w:p>
+    <w:p>
+      <w:pPr>
+        <w:widowControl/>
+        <w:spacing w:after="160" w:line="276" w:lineRule="auto"/>
+      </w:pPr>
+      <w:r>
+        <w:rPr>
+          <w:sz w:val="22"/>
+        </w:rPr>
+        <w:t>Na Vercel, o build gera public e api/index.mjs exporta o handler serverless. vercel.json define redirecionamentos, rotas, cache dos modelos e cabeçalhos. O primeiro reconhecimento exige aproximadamente 112 MB; as fotos são processadas no aparelho nesse modo. O usuário deve manter backup do diário se pretende limpar o navegador ou trocar de dispositivo.</w:t>
+      </w:r>
+    </w:p>
+    <w:p>
+      <w:pPr>
+        <w:spacing w:before="280" w:beforeAutospacing="1" w:after="100" w:afterAutospacing="1" w:line="240" w:lineRule="auto"/>
+        <w:ind w:left="0" w:firstLine="0"/>
+        <w:jc w:val="left"/>
+        <w:outlineLvl w:val="1"/>
+        <w:rPr>
+          <w:rFonts w:eastAsia="Times New Roman"/>
+          <w:b/>
+          <w:bCs/>
+          <w:color w:val="auto"/>
+          <w:kern w:val="0"/>
+          <w:sz w:val="32"/>
+          <w:szCs w:val="32"/>
+          <w14:ligatures w14:val="none"/>
+        </w:rPr>
+        <w:keepNext/>
+      </w:pPr>
+      <w:r>
+        <w:rPr>
+          <w:rFonts w:eastAsia="Times New Roman"/>
+          <w:b/>
+          <w:bCs/>
+          <w:color w:val="auto"/>
+          <w:kern w:val="0"/>
+          <w:sz w:val="32"/>
+          <w:szCs w:val="32"/>
+          <w14:ligatures w14:val="none"/>
+        </w:rPr>
+        <w:t>8. Manutenção / Evoluções Futuras</w:t>
+      </w:r>
+    </w:p>
+    <w:p>
+      <w:pPr>
+        <w:keepNext/>
+        <w:spacing w:before="200"/>
+      </w:pPr>
+      <w:r>
+        <w:rPr>
+          <w:b/>
+          <w:sz w:val="22"/>
+        </w:rPr>
+        <w:t>Quarta entrega: aprofundamento dos requisitos originais</w:t>
+      </w:r>
+    </w:p>
+    <w:p>
+      <w:pPr>
+        <w:widowControl/>
+        <w:spacing w:after="160" w:line="276" w:lineRule="auto"/>
+      </w:pPr>
+      <w:r>
+        <w:rPr>
+          <w:sz w:val="22"/>
+        </w:rPr>
+        <w:t>O próximo incremento proposto concentra-se em três frentes. A primeira é estruturar o cadastro local de responsável e criança, com validações e adaptação das preferências já existentes, preservando ou migrando registros anteriores. A segunda é refinar a apresentação da análise e das recomendações, explicando cobertura nutricional parcial, grupos registrados e razões de exclusão. A terceira é ampliar conteúdos educativos com linguagem adequada e fontes identificadas.</w:t>
+      </w:r>
+    </w:p>
+    <w:p>
+      <w:pPr>
+        <w:widowControl/>
+        <w:spacing w:after="160" w:line="276" w:lineRule="auto"/>
+      </w:pPr>
+      <w:r>
+        <w:rPr>
+          <w:sz w:val="22"/>
+        </w:rPr>
+        <w:t>Os critérios de verificação são: o cadastro dos dois papéis é compreensível; preferências e diário referem-se à criança correta; dados antigos não são perdidos; sugestões respeitam restrições; resultados sem cobertura não aparecem como totais completos; conteúdo e navegação funcionam em telas pequenas. A avaliação com usuários/profissionais será buscada e documentada se realizada, sem antecipar seus resultados.</w:t>
+      </w:r>
+    </w:p>
+    <w:p>
+      <w:pPr>
+        <w:keepNext/>
+        <w:spacing w:before="200"/>
+      </w:pPr>
+      <w:r>
+        <w:rPr>
+          <w:b/>
+          <w:sz w:val="22"/>
+        </w:rPr>
+        <w:t>Quinta entrega: consolidação do produto acadêmico</w:t>
+      </w:r>
+    </w:p>
+    <w:p>
+      <w:pPr>
+        <w:widowControl/>
+        <w:spacing w:after="160" w:line="276" w:lineRule="auto"/>
+      </w:pPr>
+      <w:r>
+        <w:rPr>
+          <w:sz w:val="22"/>
+        </w:rPr>
+        <w:t>O último ciclo proposto é destinado a corrigir problemas observados na quarta entrega, repetir testes de regras e de navegação, revisar responsividade e acessibilidade e atualizar o relatório com a situação final de cada requisito. A demonstração deverá percorrer o fluxo completo de cadastro, preferências, registro e análise, incluindo erros e correção manual. A documentação final deve identificar funcionalidades entregues e pendências remanescentes, sem ocultar limitações.</w:t>
+      </w:r>
+    </w:p>
+    <w:p>
+      <w:pPr>
+        <w:widowControl/>
+        <w:spacing w:after="160" w:line="276" w:lineRule="auto"/>
+      </w:pPr>
+      <w:r>
+        <w:rPr>
+          <w:sz w:val="22"/>
+        </w:rPr>
+        <w:t>A gamificação continua opcional, conforme a proposta inicial. Se houver prazo após estabilizar o núcleo, será avaliado um recorte simples de avatar, desafios e pontuação local, com regras claras e caráter educativo. Não se assume a entrega integral de todos esses recursos. Eles não devem incentivar consumo forçado ou prometer melhora clínica; se não forem viáveis, essa decisão será registrada.</w:t>
+      </w:r>
+    </w:p>
+    <w:tbl>
+      <w:tblPr>
+        <w:tblW w:type="auto" w:w="0"/>
+        <w:tblLook w:firstColumn="1" w:firstRow="1" w:lastColumn="0" w:lastRow="0" w:noHBand="0" w:noVBand="1" w:val="04A0"/>
+        <w:tblBorders>
+          <w:top w:val="single" w:sz="4" w:color="A0A0A0"/>
+          <w:left w:val="single" w:sz="4" w:color="A0A0A0"/>
+          <w:bottom w:val="single" w:sz="4" w:color="A0A0A0"/>
+          <w:right w:val="single" w:sz="4" w:color="A0A0A0"/>
+          <w:insideH w:val="single" w:sz="4" w:color="A0A0A0"/>
+          <w:insideV w:val="single" w:sz="4" w:color="A0A0A0"/>
+        </w:tblBorders>
+      </w:tblPr>
+      <w:tblGrid>
+        <w:gridCol w:w="2929"/>
+        <w:gridCol w:w="2929"/>
+        <w:gridCol w:w="2929"/>
+      </w:tblGrid>
+      <w:tr>
+        <w:trPr>
+          <w:tblHeader/>
+          <w:cantSplit/>
+        </w:trPr>
+        <w:tc>
+          <w:tcPr>
+            <w:tcW w:type="dxa" w:w="2929"/>
+          </w:tcPr>
+          <w:p>
+            <w:pPr>
+              <w:keepNext/>
+              <w:spacing w:after="80"/>
+            </w:pPr>
+            <w:r>
+              <w:rPr>
+                <w:b/>
+                <w:sz w:val="20"/>
+              </w:rPr>
+              <w:t>Horizonte</w:t>
+            </w:r>
+          </w:p>
+        </w:tc>
+        <w:tc>
+          <w:tcPr>
+            <w:tcW w:type="dxa" w:w="2929"/>
+          </w:tcPr>
+          <w:p>
+            <w:pPr>
+              <w:keepNext/>
+              <w:spacing w:after="80"/>
+            </w:pPr>
+            <w:r>
+              <w:rPr>
+                <w:b/>
+                <w:sz w:val="20"/>
+              </w:rPr>
+              <w:t>Escopo proposto</w:t>
+            </w:r>
+          </w:p>
+        </w:tc>
+        <w:tc>
+          <w:tcPr>
+            <w:tcW w:type="dxa" w:w="2929"/>
+          </w:tcPr>
+          <w:p>
+            <w:pPr>
+              <w:keepNext/>
+              <w:spacing w:after="80"/>
+            </w:pPr>
+            <w:r>
+              <w:rPr>
+                <w:b/>
+                <w:sz w:val="20"/>
+              </w:rPr>
+              <w:t>Evidência esperada</w:t>
+            </w:r>
+          </w:p>
+        </w:tc>
+      </w:tr>
+      <w:tr>
+        <w:trPr>
+          <w:cantSplit/>
+        </w:trPr>
+        <w:tc>
+          <w:tcPr>
+            <w:tcW w:type="dxa" w:w="2929"/>
+          </w:tcPr>
+          <w:p>
+            <w:pPr>
+              <w:keepNext/>
+              <w:spacing w:after="80"/>
+            </w:pPr>
+            <w:r>
+              <w:rPr>
+                <w:sz w:val="20"/>
+              </w:rPr>
+              <w:t>4ª entrega</w:t>
+            </w:r>
+          </w:p>
+        </w:tc>
+        <w:tc>
+          <w:tcPr>
+            <w:tcW w:type="dxa" w:w="2929"/>
+          </w:tcPr>
+          <w:p>
+            <w:pPr>
+              <w:keepNext/>
+              <w:spacing w:after="80"/>
+            </w:pPr>
+            <w:r>
+              <w:rPr>
+                <w:sz w:val="20"/>
+              </w:rPr>
+              <w:t>Cadastro responsável/criança; revisão de recomendações e conteúdo; avaliação dos fluxos.</w:t>
+            </w:r>
+          </w:p>
+        </w:tc>
+        <w:tc>
+          <w:tcPr>
+            <w:tcW w:type="dxa" w:w="2929"/>
+          </w:tcPr>
+          <w:p>
+            <w:pPr>
+              <w:keepNext/>
+              <w:spacing w:after="80"/>
+            </w:pPr>
+            <w:r>
+              <w:rPr>
+                <w:sz w:val="20"/>
+              </w:rPr>
+              <w:t>Incremento executável, casos de teste, compatibilidade dos dados e registro de problemas/feedback.</w:t>
+            </w:r>
+          </w:p>
+        </w:tc>
+      </w:tr>
+      <w:tr>
+        <w:trPr>
+          <w:cantSplit/>
+        </w:trPr>
+        <w:tc>
+          <w:tcPr>
+            <w:tcW w:type="dxa" w:w="2929"/>
+          </w:tcPr>
+          <w:p>
+            <w:pPr>
+              <w:keepNext/>
+              <w:spacing w:after="80"/>
+            </w:pPr>
+            <w:r>
+              <w:rPr>
+                <w:sz w:val="20"/>
+              </w:rPr>
+              <w:t>5ª entrega</w:t>
+            </w:r>
+          </w:p>
+        </w:tc>
+        <w:tc>
+          <w:tcPr>
+            <w:tcW w:type="dxa" w:w="2929"/>
+          </w:tcPr>
+          <w:p>
+            <w:pPr>
+              <w:keepNext/>
+              <w:spacing w:after="80"/>
+            </w:pPr>
+            <w:r>
+              <w:rPr>
+                <w:sz w:val="20"/>
+              </w:rPr>
+              <w:t>Correções, regressão, documentação e demonstração; gamificação somente se viável.</w:t>
+            </w:r>
+          </w:p>
+        </w:tc>
+        <w:tc>
+          <w:tcPr>
+            <w:tcW w:type="dxa" w:w="2929"/>
+          </w:tcPr>
+          <w:p>
+            <w:pPr>
+              <w:keepNext/>
+              <w:spacing w:after="80"/>
+            </w:pPr>
+            <w:r>
+              <w:rPr>
+                <w:sz w:val="20"/>
+              </w:rPr>
+              <w:t>Matriz final de requisitos, capturas atualizadas, testes e instruções reproduzíveis.</w:t>
+            </w:r>
+          </w:p>
+        </w:tc>
+      </w:tr>
+      <w:tr>
+        <w:trPr>
+          <w:cantSplit/>
+        </w:trPr>
+        <w:tc>
+          <w:tcPr>
+            <w:tcW w:type="dxa" w:w="2929"/>
+          </w:tcPr>
+          <w:p>
+            <w:pPr>
+              <w:spacing w:after="80"/>
+            </w:pPr>
+            <w:r>
+              <w:rPr>
+                <w:sz w:val="20"/>
+              </w:rPr>
+              <w:t>Após o semestre, se houver continuidade</w:t>
+            </w:r>
+          </w:p>
+        </w:tc>
+        <w:tc>
+          <w:tcPr>
+            <w:tcW w:type="dxa" w:w="2929"/>
+          </w:tcPr>
+          <w:p>
+            <w:pPr>
+              <w:spacing w:after="80"/>
+            </w:pPr>
+            <w:r>
+              <w:rPr>
+                <w:sz w:val="20"/>
+              </w:rPr>
+              <w:t>Contas remotas, sincronização, maior catálogo e otimização profunda do reconhecimento.</w:t>
+            </w:r>
+          </w:p>
+        </w:tc>
+        <w:tc>
+          <w:tcPr>
+            <w:tcW w:type="dxa" w:w="2929"/>
+          </w:tcPr>
+          <w:p>
+            <w:pPr>
+              <w:spacing w:after="80"/>
+            </w:pPr>
+            <w:r>
+              <w:rPr>
+                <w:sz w:val="20"/>
+              </w:rPr>
+              <w:t>Novo escopo e avaliação de privacidade, custo e manutenção; sem compromisso de entrega nesta etapa.</w:t>
+            </w:r>
+          </w:p>
+        </w:tc>
+      </w:tr>
+    </w:tbl>
+    <w:p/>
+    <w:p>
+      <w:pPr>
+        <w:keepNext/>
+        <w:spacing w:before="200"/>
+      </w:pPr>
+      <w:r>
+        <w:rPr>
+          <w:b/>
+          <w:sz w:val="22"/>
+        </w:rPr>
+        <w:t>Manutenção ao longo dos próximos ciclos</w:t>
+      </w:r>
+    </w:p>
+    <w:p>
+      <w:pPr>
+        <w:widowControl/>
+        <w:spacing w:after="160" w:line="276" w:lineRule="auto"/>
+      </w:pPr>
+      <w:r>
+        <w:rPr>
+          <w:sz w:val="22"/>
+        </w:rPr>
+        <w:t>O reconhecimento continuará sujeito a erros; a identificação manual deverá permanecer disponível. Mudanças de catálogo, modelo ou limiares precisam de avaliação com controles negativos e fotos variadas. O esquema de armazenamento deve ser versionado se o cadastro for ampliado, com testes de migração e backup. No servidor, a evolução de tráfego exigirá avaliar um limitador distribuído, pois o mecanismo atual opera em memória por instância.</w:t>
+      </w:r>
+    </w:p>
+    <w:p>
+      <w:pPr>
+        <w:widowControl/>
+        <w:spacing w:after="160" w:line="276" w:lineRule="auto"/>
+      </w:pPr>
+      <w:r>
+        <w:rPr>
+          <w:sz w:val="22"/>
+        </w:rPr>
+        <w:t>As orientações futuras do professor podem alterar prioridades. Este planejamento mantém o foco acadêmico em HTML, CSS e JavaScript; as integrações adicionais não deverão impedir a demonstração e a avaliação do front-end. A referência de progresso continuará sendo a proposta inicial, confrontada com evidências a cada entrega.</w:t>
+      </w:r>
+    </w:p>
+    <w:p>
+      <w:pPr>
+        <w:spacing w:before="100" w:beforeAutospacing="1" w:after="100" w:afterAutospacing="1" w:line="240" w:lineRule="auto"/>
+        <w:ind w:left="0" w:firstLine="0"/>
+        <w:outlineLvl w:val="1"/>
+        <w:rPr>
+          <w:rFonts w:eastAsia="Times New Roman"/>
+          <w:b/>
+          <w:bCs/>
+          <w:color w:val="auto"/>
+          <w:kern w:val="0"/>
+          <w:sz w:val="32"/>
+          <w:szCs w:val="32"/>
+          <w14:ligatures w14:val="none"/>
+        </w:rPr>
+        <w:pageBreakBefore/>
+        <w:keepNext/>
+      </w:pPr>
+      <w:r>
+        <w:rPr>
+          <w:rFonts w:eastAsia="Times New Roman"/>
+          <w:b/>
+          <w:bCs/>
+          <w:color w:val="auto"/>
+          <w:kern w:val="0"/>
+          <w:sz w:val="32"/>
+          <w:szCs w:val="32"/>
+          <w14:ligatures w14:val="none"/>
+        </w:rPr>
+        <w:t>9. Considerações Finais</w:t>
+      </w:r>
+    </w:p>
+    <w:p>
+      <w:pPr>
+        <w:widowControl/>
+        <w:spacing w:after="160" w:line="276" w:lineRule="auto"/>
+      </w:pPr>
+      <w:r>
+        <w:rPr>
+          <w:sz w:val="22"/>
+        </w:rPr>
+        <w:t>Nesta terceira entrega, o NutriVibe avança da proposta e organização apresentadas na segunda etapa para um incremento navegável e interativo. O front-end dispõe de fluxo de preferências, diário e resumo, com recursos de busca, filtros, persistência local e tratamento de entradas. A publicação e as integrações existentes são apoios técnicos à demonstração, sem configurar conclusão do projeto.</w:t>
+      </w:r>
+    </w:p>
+    <w:p>
+      <w:pPr>
+        <w:widowControl/>
+        <w:spacing w:after="160" w:line="276" w:lineRule="auto"/>
+      </w:pPr>
+      <w:r>
+        <w:rPr>
+          <w:sz w:val="22"/>
+        </w:rPr>
+        <w:t>As evidências atuais incluem telas responsivas, testes de regras, percurso no navegador e avaliação documentada do reconhecimento visual. Esses resultados demonstram evolução técnica em cenários delimitados. O cadastro completo de responsável/criança, o aprofundamento dos conteúdos e o refinamento das recomendações ainda devem ser trabalhados, testados e documentados nas duas entregas restantes.</w:t>
+      </w:r>
+    </w:p>
+    <w:p>
+      <w:pPr>
+        <w:widowControl/>
+        <w:spacing w:after="160" w:line="276" w:lineRule="auto"/>
+      </w:pPr>
+      <w:r>
+        <w:rPr>
+          <w:sz w:val="22"/>
+        </w:rPr>
+        <w:t>A quarta entrega será orientada ao aprofundamento dos requisitos originais e à revisão dos fluxos; a quinta, à correção dos problemas, regressão e consolidação da documentação e demonstração. A gamificação permanece condicionada à viabilidade, como previsto na proposta inicial. O planejamento será ajustado às orientações docentes, sem apresentar como realizadas tarefas ou avaliações ainda futuras.</w:t>
+      </w:r>
+    </w:p>
+    <w:p>
+      <w:pPr>
+        <w:widowControl/>
+        <w:spacing w:after="160" w:line="276" w:lineRule="auto"/>
+      </w:pPr>
+      <w:r>
+        <w:rPr>
+          <w:sz w:val="22"/>
+        </w:rPr>
+        <w:t>O resultado desta etapa é, portanto, um MVP em consolidação. A contribuição pretendida segue sendo apoiar responsáveis na organização da alimentação e na exploração de variedade com respeito às preferências. O projeto não declara impacto clínico ou comunitário comprovado. A formação do grupo se fortalece pela integração entre programação, interface, pesquisa e gestão, e pela comparação entre o que foi proposto, o que funciona e o que ainda precisa evoluir.</w:t>
       </w:r>
     </w:p>
     <w:p>

--- a/NutriVibe/documentacoes/relatorio-projeto/NutriVibe_Preenchido.docx
+++ b/NutriVibe/documentacoes/relatorio-projeto/NutriVibe_Preenchido.docx
@@ -515,7 +515,7 @@
     <w:p>
       <w:pPr>
         <w:keepNext/>
-        <w:spacing w:before="200"/>
+        <w:spacing w:before="120"/>
       </w:pPr>
       <w:r>
         <w:rPr>
@@ -546,13 +546,13 @@
         <w:rPr>
           <w:sz w:val="22"/>
         </w:rPr>
-        <w:t>A análise considera a proposta de agosto preservada em documentacoes/segunda-entrega/trabalho.pdf e as orientações da terceira entrega. O código atual é a evidência técnica do incremento apresentado nesta etapa, e não uma declaração de que todas as funcionalidades da proposta inicial estão concluídas. As seções de testes, implantação e considerações finais descrevem o estágio parcial do trabalho.</w:t>
+        <w:t>A proposta de agosto define cadastro do usuário e da criança, preferências e recusas alimentares, registro dos alimentos, informações nutricionais, análise dos registros, recomendações, conteúdos educativos e gamificação condicionada ao prazo. A terceira entrega exige telas funcionais, navegação, responsividade, interações JavaScript e evidências de execução. O código atual é a evidência técnica do incremento apresentado nesta etapa, e não uma declaração de que todas as funcionalidades da proposta inicial estão concluídas. As seções de testes, implantação e considerações finais descrevem o estágio parcial do trabalho.</w:t>
       </w:r>
     </w:p>
     <w:p>
       <w:pPr>
         <w:keepNext/>
-        <w:spacing w:before="200"/>
+        <w:spacing w:before="120"/>
       </w:pPr>
       <w:r>
         <w:rPr>
@@ -589,7 +589,7 @@
     <w:p>
       <w:pPr>
         <w:keepNext/>
-        <w:spacing w:before="200"/>
+        <w:spacing w:before="120"/>
       </w:pPr>
       <w:r>
         <w:rPr>
@@ -626,7 +626,7 @@
     <w:p>
       <w:pPr>
         <w:keepNext/>
-        <w:spacing w:before="200"/>
+        <w:spacing w:before="120"/>
       </w:pPr>
       <w:r>
         <w:rPr>
@@ -651,7 +651,7 @@
     <w:p>
       <w:pPr>
         <w:keepNext/>
-        <w:spacing w:before="200"/>
+        <w:spacing w:before="120"/>
       </w:pPr>
       <w:r>
         <w:rPr>
@@ -707,7 +707,7 @@
     <w:p>
       <w:pPr>
         <w:keepNext/>
-        <w:spacing w:before="200"/>
+        <w:spacing w:before="120"/>
       </w:pPr>
       <w:r>
         <w:rPr>
@@ -741,363 +741,126 @@
         <w:t>A representação visual evoluiu para páginas implementadas. A landing page concentra apresentação do problema, solução, funcionalidades e formulário. O aplicativo adota uma organização própria de ferramenta: navegação lateral no computador, painel do dia e controles de registro. As cores verde e amarelo identificam a marca; fundos sólidos e hierarquia tipográfica mantêm legibilidade. A logo é utilizada com transparência e margens reduzidas.</w:t>
       </w:r>
     </w:p>
-    <w:tbl>
-      <w:tblPr>
-        <w:tblW w:type="auto" w:w="0"/>
-        <w:tblLook w:firstColumn="1" w:firstRow="1" w:lastColumn="0" w:lastRow="0" w:noHBand="0" w:noVBand="1" w:val="04A0"/>
-        <w:tblBorders>
-          <w:top w:val="single" w:sz="4" w:color="A0A0A0"/>
-          <w:left w:val="single" w:sz="4" w:color="A0A0A0"/>
-          <w:bottom w:val="single" w:sz="4" w:color="A0A0A0"/>
-          <w:right w:val="single" w:sz="4" w:color="A0A0A0"/>
-          <w:insideH w:val="single" w:sz="4" w:color="A0A0A0"/>
-          <w:insideV w:val="single" w:sz="4" w:color="A0A0A0"/>
-        </w:tblBorders>
-      </w:tblPr>
-      <w:tblGrid>
-        <w:gridCol w:w="2929"/>
-        <w:gridCol w:w="2929"/>
-        <w:gridCol w:w="2929"/>
-      </w:tblGrid>
-      <w:tr>
-        <w:trPr>
-          <w:tblHeader/>
-          <w:cantSplit/>
-        </w:trPr>
-        <w:tc>
-          <w:tcPr>
-            <w:tcW w:type="dxa" w:w="2929"/>
-          </w:tcPr>
-          <w:p>
-            <w:pPr>
-              <w:keepNext/>
-              <w:spacing w:after="80"/>
-            </w:pPr>
-            <w:r>
-              <w:rPr>
-                <w:b/>
-                <w:sz w:val="20"/>
-              </w:rPr>
-              <w:t>Tela</w:t>
-            </w:r>
-          </w:p>
-        </w:tc>
-        <w:tc>
-          <w:tcPr>
-            <w:tcW w:type="dxa" w:w="2929"/>
-          </w:tcPr>
-          <w:p>
-            <w:pPr>
-              <w:keepNext/>
-              <w:spacing w:after="80"/>
-            </w:pPr>
-            <w:r>
-              <w:rPr>
-                <w:b/>
-                <w:sz w:val="20"/>
-              </w:rPr>
-              <w:t>Interação principal</w:t>
-            </w:r>
-          </w:p>
-        </w:tc>
-        <w:tc>
-          <w:tcPr>
-            <w:tcW w:type="dxa" w:w="2929"/>
-          </w:tcPr>
-          <w:p>
-            <w:pPr>
-              <w:keepNext/>
-              <w:spacing w:after="80"/>
-            </w:pPr>
-            <w:r>
-              <w:rPr>
-                <w:b/>
-                <w:sz w:val="20"/>
-              </w:rPr>
-              <w:t>Resultado esperado</w:t>
-            </w:r>
-          </w:p>
-        </w:tc>
-      </w:tr>
-      <w:tr>
-        <w:trPr>
-          <w:cantSplit/>
-        </w:trPr>
-        <w:tc>
-          <w:tcPr>
-            <w:tcW w:type="dxa" w:w="2929"/>
-          </w:tcPr>
-          <w:p>
-            <w:pPr>
-              <w:keepNext/>
-              <w:spacing w:after="80"/>
-            </w:pPr>
-            <w:r>
-              <w:rPr>
-                <w:sz w:val="20"/>
-              </w:rPr>
-              <w:t>Visão geral</w:t>
-            </w:r>
-          </w:p>
-        </w:tc>
-        <w:tc>
-          <w:tcPr>
-            <w:tcW w:type="dxa" w:w="2929"/>
-          </w:tcPr>
-          <w:p>
-            <w:pPr>
-              <w:keepNext/>
-              <w:spacing w:after="80"/>
-            </w:pPr>
-            <w:r>
-              <w:rPr>
-                <w:sz w:val="20"/>
-              </w:rPr>
-              <w:t>Consultar indicadores e registros de hoje; abrir o diário.</w:t>
-            </w:r>
-          </w:p>
-        </w:tc>
-        <w:tc>
-          <w:tcPr>
-            <w:tcW w:type="dxa" w:w="2929"/>
-          </w:tcPr>
-          <w:p>
-            <w:pPr>
-              <w:keepNext/>
-              <w:spacing w:after="80"/>
-            </w:pPr>
-            <w:r>
-              <w:rPr>
-                <w:sz w:val="20"/>
-              </w:rPr>
-              <w:t>Entender o estado atual sem percorrer todas as páginas.</w:t>
-            </w:r>
-          </w:p>
-        </w:tc>
-      </w:tr>
-      <w:tr>
-        <w:trPr>
-          <w:cantSplit/>
-        </w:trPr>
-        <w:tc>
-          <w:tcPr>
-            <w:tcW w:type="dxa" w:w="2929"/>
-          </w:tcPr>
-          <w:p>
-            <w:pPr>
-              <w:keepNext/>
-              <w:spacing w:after="80"/>
-            </w:pPr>
-            <w:r>
-              <w:rPr>
-                <w:sz w:val="20"/>
-              </w:rPr>
-              <w:t>Preferências</w:t>
-            </w:r>
-          </w:p>
-        </w:tc>
-        <w:tc>
-          <w:tcPr>
-            <w:tcW w:type="dxa" w:w="2929"/>
-          </w:tcPr>
-          <w:p>
-            <w:pPr>
-              <w:keepNext/>
-              <w:spacing w:after="80"/>
-            </w:pPr>
-            <w:r>
-              <w:rPr>
-                <w:sz w:val="20"/>
-              </w:rPr>
-              <w:t>Informar nome, restrições, cores, texturas e alimentos evitados.</w:t>
-            </w:r>
-          </w:p>
-        </w:tc>
-        <w:tc>
-          <w:tcPr>
-            <w:tcW w:type="dxa" w:w="2929"/>
-          </w:tcPr>
-          <w:p>
-            <w:pPr>
-              <w:keepNext/>
-              <w:spacing w:after="80"/>
-            </w:pPr>
-            <w:r>
-              <w:rPr>
-                <w:sz w:val="20"/>
-              </w:rPr>
-              <w:t>Orientar filtros e sugestões de acordo com o perfil.</w:t>
-            </w:r>
-          </w:p>
-        </w:tc>
-      </w:tr>
-      <w:tr>
-        <w:trPr>
-          <w:cantSplit/>
-        </w:trPr>
-        <w:tc>
-          <w:tcPr>
-            <w:tcW w:type="dxa" w:w="2929"/>
-          </w:tcPr>
-          <w:p>
-            <w:pPr>
-              <w:keepNext/>
-              <w:spacing w:after="80"/>
-            </w:pPr>
-            <w:r>
-              <w:rPr>
-                <w:sz w:val="20"/>
-              </w:rPr>
-              <w:t>Diário alimentar</w:t>
-            </w:r>
-          </w:p>
-        </w:tc>
-        <w:tc>
-          <w:tcPr>
-            <w:tcW w:type="dxa" w:w="2929"/>
-          </w:tcPr>
-          <w:p>
-            <w:pPr>
-              <w:keepNext/>
-              <w:spacing w:after="80"/>
-            </w:pPr>
-            <w:r>
-              <w:rPr>
-                <w:sz w:val="20"/>
-              </w:rPr>
-              <w:t>Selecionar dia/refeição; buscar alimento ou usar foto; confirmar peso.</w:t>
-            </w:r>
-          </w:p>
-        </w:tc>
-        <w:tc>
-          <w:tcPr>
-            <w:tcW w:type="dxa" w:w="2929"/>
-          </w:tcPr>
-          <w:p>
-            <w:pPr>
-              <w:keepNext/>
-              <w:spacing w:after="80"/>
-            </w:pPr>
-            <w:r>
-              <w:rPr>
-                <w:sz w:val="20"/>
-              </w:rPr>
-              <w:t>Registrar uma entrada coerente e editável por remoção.</w:t>
-            </w:r>
-          </w:p>
-        </w:tc>
-      </w:tr>
-      <w:tr>
-        <w:trPr>
-          <w:cantSplit/>
-        </w:trPr>
-        <w:tc>
-          <w:tcPr>
-            <w:tcW w:type="dxa" w:w="2929"/>
-          </w:tcPr>
-          <w:p>
-            <w:pPr>
-              <w:keepNext/>
-              <w:spacing w:after="80"/>
-            </w:pPr>
-            <w:r>
-              <w:rPr>
-                <w:sz w:val="20"/>
-              </w:rPr>
-              <w:t>Meu dia</w:t>
-            </w:r>
-          </w:p>
-        </w:tc>
-        <w:tc>
-          <w:tcPr>
-            <w:tcW w:type="dxa" w:w="2929"/>
-          </w:tcPr>
-          <w:p>
-            <w:pPr>
-              <w:keepNext/>
-              <w:spacing w:after="80"/>
-            </w:pPr>
-            <w:r>
-              <w:rPr>
-                <w:sz w:val="20"/>
-              </w:rPr>
-              <w:t>Escolher data e consultar grupos, nutrientes e sugestões.</w:t>
-            </w:r>
-          </w:p>
-        </w:tc>
-        <w:tc>
-          <w:tcPr>
-            <w:tcW w:type="dxa" w:w="2929"/>
-          </w:tcPr>
-          <w:p>
-            <w:pPr>
-              <w:keepNext/>
-              <w:spacing w:after="80"/>
-            </w:pPr>
-            <w:r>
-              <w:rPr>
-                <w:sz w:val="20"/>
-              </w:rPr>
-              <w:t>Acompanhar apenas o dia selecionado e reconhecer dados ausentes.</w:t>
-            </w:r>
-          </w:p>
-        </w:tc>
-      </w:tr>
-      <w:tr>
-        <w:trPr>
-          <w:cantSplit/>
-        </w:trPr>
-        <w:tc>
-          <w:tcPr>
-            <w:tcW w:type="dxa" w:w="2929"/>
-          </w:tcPr>
-          <w:p>
-            <w:pPr>
-              <w:spacing w:after="80"/>
-            </w:pPr>
-            <w:r>
-              <w:rPr>
-                <w:sz w:val="20"/>
-              </w:rPr>
-              <w:t>Aprender</w:t>
-            </w:r>
-          </w:p>
-        </w:tc>
-        <w:tc>
-          <w:tcPr>
-            <w:tcW w:type="dxa" w:w="2929"/>
-          </w:tcPr>
-          <w:p>
-            <w:pPr>
-              <w:spacing w:after="80"/>
-            </w:pPr>
-            <w:r>
-              <w:rPr>
-                <w:sz w:val="20"/>
-              </w:rPr>
-              <w:t>Consultar conteúdos e perguntas frequentes.</w:t>
-            </w:r>
-          </w:p>
-        </w:tc>
-        <w:tc>
-          <w:tcPr>
-            <w:tcW w:type="dxa" w:w="2929"/>
-          </w:tcPr>
-          <w:p>
-            <w:pPr>
-              <w:spacing w:after="80"/>
-            </w:pPr>
-            <w:r>
-              <w:rPr>
-                <w:sz w:val="20"/>
-              </w:rPr>
-              <w:t>Compreender cuidados e limites de uso.</w:t>
-            </w:r>
-          </w:p>
-        </w:tc>
-      </w:tr>
-    </w:tbl>
-    <w:p/>
+    <w:p>
+      <w:pPr>
+        <w:spacing w:after="120"/>
+      </w:pPr>
+      <w:r>
+        <w:rPr>
+          <w:b/>
+          <w:sz w:val="22"/>
+        </w:rPr>
+        <w:t xml:space="preserve">Visão geral. </w:t>
+      </w:r>
+      <w:r>
+        <w:rPr>
+          <w:sz w:val="22"/>
+        </w:rPr>
+        <w:t xml:space="preserve">Interação principal: Consultar indicadores e registros de hoje; abrir o diário. </w:t>
+      </w:r>
+      <w:r>
+        <w:rPr>
+          <w:sz w:val="22"/>
+        </w:rPr>
+        <w:t>Resultado esperado: Entender o estado atual sem percorrer todas as páginas.</w:t>
+      </w:r>
+    </w:p>
+    <w:p>
+      <w:pPr>
+        <w:spacing w:after="120"/>
+      </w:pPr>
+      <w:r>
+        <w:rPr>
+          <w:b/>
+          <w:sz w:val="22"/>
+        </w:rPr>
+        <w:t xml:space="preserve">Preferências. </w:t>
+      </w:r>
+      <w:r>
+        <w:rPr>
+          <w:sz w:val="22"/>
+        </w:rPr>
+        <w:t xml:space="preserve">Interação principal: Informar nome, restrições, cores, texturas e alimentos evitados. </w:t>
+      </w:r>
+      <w:r>
+        <w:rPr>
+          <w:sz w:val="22"/>
+        </w:rPr>
+        <w:t>Resultado esperado: Orientar filtros e sugestões de acordo com o perfil.</w:t>
+      </w:r>
+    </w:p>
+    <w:p>
+      <w:pPr>
+        <w:spacing w:after="120"/>
+      </w:pPr>
+      <w:r>
+        <w:rPr>
+          <w:b/>
+          <w:sz w:val="22"/>
+        </w:rPr>
+        <w:t xml:space="preserve">Diário alimentar. </w:t>
+      </w:r>
+      <w:r>
+        <w:rPr>
+          <w:sz w:val="22"/>
+        </w:rPr>
+        <w:t xml:space="preserve">Interação principal: Selecionar dia/refeição; buscar alimento ou usar foto; confirmar peso. </w:t>
+      </w:r>
+      <w:r>
+        <w:rPr>
+          <w:sz w:val="22"/>
+        </w:rPr>
+        <w:t>Resultado esperado: Registrar uma entrada coerente e editável por remoção.</w:t>
+      </w:r>
+    </w:p>
+    <w:p>
+      <w:pPr>
+        <w:spacing w:after="120"/>
+      </w:pPr>
+      <w:r>
+        <w:rPr>
+          <w:b/>
+          <w:sz w:val="22"/>
+        </w:rPr>
+        <w:t xml:space="preserve">Meu dia. </w:t>
+      </w:r>
+      <w:r>
+        <w:rPr>
+          <w:sz w:val="22"/>
+        </w:rPr>
+        <w:t xml:space="preserve">Interação principal: Escolher data e consultar grupos, nutrientes e sugestões. </w:t>
+      </w:r>
+      <w:r>
+        <w:rPr>
+          <w:sz w:val="22"/>
+        </w:rPr>
+        <w:t>Resultado esperado: Acompanhar apenas o dia selecionado e reconhecer dados ausentes.</w:t>
+      </w:r>
+    </w:p>
+    <w:p>
+      <w:pPr>
+        <w:spacing w:after="120"/>
+      </w:pPr>
+      <w:r>
+        <w:rPr>
+          <w:b/>
+          <w:sz w:val="22"/>
+        </w:rPr>
+        <w:t xml:space="preserve">Aprender. </w:t>
+      </w:r>
+      <w:r>
+        <w:rPr>
+          <w:sz w:val="22"/>
+        </w:rPr>
+        <w:t xml:space="preserve">Interação principal: Consultar conteúdos e perguntas frequentes. </w:t>
+      </w:r>
+      <w:r>
+        <w:rPr>
+          <w:sz w:val="22"/>
+        </w:rPr>
+        <w:t>Resultado esperado: Compreender cuidados e limites de uso.</w:t>
+      </w:r>
+    </w:p>
     <w:p>
       <w:pPr>
         <w:widowControl/>
@@ -1173,7 +936,7 @@
         <w:rPr>
           <w:sz w:val="22"/>
         </w:rPr>
-        <w:t>As versões móveis também estão documentadas nas capturas visao-geral-360.png e recomendacoes-360.png, na pasta de evidências do projeto. As imagens completas permitem conferir a disposição vertical sem reduzir o conteúdo a uma reprodução ilegível neste relatório.</w:t>
+        <w:t>Na versão móvel, o menu é acionado por botão; ao abrir, apresenta as páginas principais e pode ser fechado pela tecla Escape. Os indicadores são reorganizados em cartões e os controles continuam disponíveis na largura de 360 pixels.</w:t>
       </w:r>
     </w:p>
     <w:p>
@@ -1229,7 +992,7 @@
     <w:p>
       <w:pPr>
         <w:keepNext/>
-        <w:spacing w:before="200"/>
+        <w:spacing w:before="120"/>
       </w:pPr>
       <w:r>
         <w:rPr>
@@ -1248,7 +1011,502 @@
         <w:rPr>
           <w:sz w:val="22"/>
         </w:rPr>
-        <w:t>O planejamento da terceira entrega utiliza o backlog exportado do Jira, com tarefas TRAB-26 a TRAB-57, preservado em documentacoes/historico/backlog-jira.json. As etapas S1, S2 e S3 organizam incrementos por etiquetas; não há confirmação de sprints nativas criadas na ferramenta. A ordem de implementação considera dependências: estrutura e identidade, preferências, diário, resumo, reconhecimento, integração e validação.</w:t>
+        <w:t>O backlog da terceira entrega contém 32 tarefas, de TRAB-26 a TRAB-57, organizadas em três etapas: S1 — Estrutura e navegação; S2 — JavaScript e fluxo funcional; S3 — Consolidação e apresentação. A relação a seguir reproduz os títulos das tarefas e suas prioridades no material fornecido, permitindo compreender o planejamento sem consultar o Jira.</w:t>
+      </w:r>
+    </w:p>
+    <w:p>
+      <w:pPr>
+        <w:keepNext/>
+        <w:spacing w:before="120"/>
+      </w:pPr>
+      <w:r>
+        <w:rPr>
+          <w:b/>
+          <w:sz w:val="22"/>
+        </w:rPr>
+        <w:t>S1 — Estrutura e navegação</w:t>
+      </w:r>
+    </w:p>
+    <w:p>
+      <w:pPr>
+        <w:widowControl/>
+        <w:spacing w:after="160" w:line="276" w:lineRule="auto"/>
+      </w:pPr>
+      <w:r>
+        <w:rPr>
+          <w:sz w:val="22"/>
+        </w:rPr>
+        <w:t>Meta: Verificar HTML semântico, organização de pastas, identidade visual, telas principais e fluxo navegável.</w:t>
+      </w:r>
+    </w:p>
+    <w:p>
+      <w:pPr>
+        <w:widowControl/>
+        <w:spacing w:after="160" w:line="276" w:lineRule="auto"/>
+      </w:pPr>
+      <w:r>
+        <w:rPr>
+          <w:sz w:val="22"/>
+        </w:rPr>
+        <w:t>TRAB-26 — Organizar estrutura HTML, CSS e JavaScript do MVP. Prioridade: máxima.</w:t>
+      </w:r>
+    </w:p>
+    <w:p>
+      <w:pPr>
+        <w:widowControl/>
+        <w:spacing w:after="160" w:line="276" w:lineRule="auto"/>
+      </w:pPr>
+      <w:r>
+        <w:rPr>
+          <w:sz w:val="22"/>
+        </w:rPr>
+        <w:t>TRAB-27 — Implementar HTML semântico das telas principais. Prioridade: alta.</w:t>
+      </w:r>
+    </w:p>
+    <w:p>
+      <w:pPr>
+        <w:widowControl/>
+        <w:spacing w:after="160" w:line="276" w:lineRule="auto"/>
+      </w:pPr>
+      <w:r>
+        <w:rPr>
+          <w:sz w:val="22"/>
+        </w:rPr>
+        <w:t>TRAB-28 — Padronizar identidade visual e componentes CSS. Prioridade: alta.</w:t>
+      </w:r>
+    </w:p>
+    <w:p>
+      <w:pPr>
+        <w:widowControl/>
+        <w:spacing w:after="160" w:line="276" w:lineRule="auto"/>
+      </w:pPr>
+      <w:r>
+        <w:rPr>
+          <w:sz w:val="22"/>
+        </w:rPr>
+        <w:t>TRAB-29 — Implementar navegação e fluxo entre páginas. Prioridade: alta.</w:t>
+      </w:r>
+    </w:p>
+    <w:p>
+      <w:pPr>
+        <w:widowControl/>
+        <w:spacing w:after="160" w:line="276" w:lineRule="auto"/>
+      </w:pPr>
+      <w:r>
+        <w:rPr>
+          <w:sz w:val="22"/>
+        </w:rPr>
+        <w:t>TRAB-30 — Implementar telas de perfil e preferências. Prioridade: alta.</w:t>
+      </w:r>
+    </w:p>
+    <w:p>
+      <w:pPr>
+        <w:widowControl/>
+        <w:spacing w:after="160" w:line="276" w:lineRule="auto"/>
+      </w:pPr>
+      <w:r>
+        <w:rPr>
+          <w:sz w:val="22"/>
+        </w:rPr>
+        <w:t>TRAB-31 — Implementar menu móvel e estados de navegação. Prioridade: alta.</w:t>
+      </w:r>
+    </w:p>
+    <w:p>
+      <w:pPr>
+        <w:widowControl/>
+        <w:spacing w:after="160" w:line="276" w:lineRule="auto"/>
+      </w:pPr>
+      <w:r>
+        <w:rPr>
+          <w:sz w:val="22"/>
+        </w:rPr>
+        <w:t>TRAB-32 — Conferir telas implementadas com protótipo da 2ª entrega. Prioridade: alta.</w:t>
+      </w:r>
+    </w:p>
+    <w:p>
+      <w:pPr>
+        <w:widowControl/>
+        <w:spacing w:after="160" w:line="276" w:lineRule="auto"/>
+      </w:pPr>
+      <w:r>
+        <w:rPr>
+          <w:sz w:val="22"/>
+        </w:rPr>
+        <w:t>TRAB-33 — Definir escopo MVP e critérios de pronto. Prioridade: alta.</w:t>
+      </w:r>
+    </w:p>
+    <w:p>
+      <w:pPr>
+        <w:widowControl/>
+        <w:spacing w:after="160" w:line="276" w:lineRule="auto"/>
+      </w:pPr>
+      <w:r>
+        <w:rPr>
+          <w:sz w:val="22"/>
+        </w:rPr>
+        <w:t>TRAB-55 — Planejamento e revisão da sprint — Estrutura e navegação. Prioridade: alta.</w:t>
+      </w:r>
+    </w:p>
+    <w:p>
+      <w:pPr>
+        <w:keepNext/>
+        <w:spacing w:before="120"/>
+      </w:pPr>
+      <w:r>
+        <w:rPr>
+          <w:b/>
+          <w:sz w:val="22"/>
+        </w:rPr>
+        <w:t>S2 — JavaScript e fluxo funcional</w:t>
+      </w:r>
+    </w:p>
+    <w:p>
+      <w:pPr>
+        <w:widowControl/>
+        <w:spacing w:after="160" w:line="276" w:lineRule="auto"/>
+      </w:pPr>
+      <w:r>
+        <w:rPr>
+          <w:sz w:val="22"/>
+        </w:rPr>
+        <w:t>Meta: Verificar validações, DOM, registro, filtros, persistência simulada, resumos e sugestões educativas.</w:t>
+      </w:r>
+    </w:p>
+    <w:p>
+      <w:pPr>
+        <w:widowControl/>
+        <w:spacing w:after="160" w:line="276" w:lineRule="auto"/>
+      </w:pPr>
+      <w:r>
+        <w:rPr>
+          <w:sz w:val="22"/>
+        </w:rPr>
+        <w:t>TRAB-34 — Validar formulários com JavaScript. Prioridade: alta.</w:t>
+      </w:r>
+    </w:p>
+    <w:p>
+      <w:pPr>
+        <w:widowControl/>
+        <w:spacing w:after="160" w:line="276" w:lineRule="auto"/>
+      </w:pPr>
+      <w:r>
+        <w:rPr>
+          <w:sz w:val="22"/>
+        </w:rPr>
+        <w:t>TRAB-35 — Criar catálogo local de alimentos simulados. Prioridade: alta.</w:t>
+      </w:r>
+    </w:p>
+    <w:p>
+      <w:pPr>
+        <w:widowControl/>
+        <w:spacing w:after="160" w:line="276" w:lineRule="auto"/>
+      </w:pPr>
+      <w:r>
+        <w:rPr>
+          <w:sz w:val="22"/>
+        </w:rPr>
+        <w:t>TRAB-36 — Implementar registro e remoção de alimentos. Prioridade: alta.</w:t>
+      </w:r>
+    </w:p>
+    <w:p>
+      <w:pPr>
+        <w:widowControl/>
+        <w:spacing w:after="160" w:line="276" w:lineRule="auto"/>
+      </w:pPr>
+      <w:r>
+        <w:rPr>
+          <w:sz w:val="22"/>
+        </w:rPr>
+        <w:t>TRAB-37 — Implementar pesquisa e filtros de alimentos. Prioridade: alta.</w:t>
+      </w:r>
+    </w:p>
+    <w:p>
+      <w:pPr>
+        <w:widowControl/>
+        <w:spacing w:after="160" w:line="276" w:lineRule="auto"/>
+      </w:pPr>
+      <w:r>
+        <w:rPr>
+          <w:sz w:val="22"/>
+        </w:rPr>
+        <w:t>TRAB-38 — Armazenar registros fictícios localmente. Prioridade: alta.</w:t>
+      </w:r>
+    </w:p>
+    <w:p>
+      <w:pPr>
+        <w:widowControl/>
+        <w:spacing w:after="160" w:line="276" w:lineRule="auto"/>
+      </w:pPr>
+      <w:r>
+        <w:rPr>
+          <w:sz w:val="22"/>
+        </w:rPr>
+        <w:t>TRAB-39 — Criar resumo visual dinâmico da alimentação. Prioridade: alta.</w:t>
+      </w:r>
+    </w:p>
+    <w:p>
+      <w:pPr>
+        <w:widowControl/>
+        <w:spacing w:after="160" w:line="276" w:lineRule="auto"/>
+      </w:pPr>
+      <w:r>
+        <w:rPr>
+          <w:sz w:val="22"/>
+        </w:rPr>
+        <w:t>TRAB-40 — Implementar sugestões educativas demonstrativas. Prioridade: alta.</w:t>
+      </w:r>
+    </w:p>
+    <w:p>
+      <w:pPr>
+        <w:widowControl/>
+        <w:spacing w:after="160" w:line="276" w:lineRule="auto"/>
+      </w:pPr>
+      <w:r>
+        <w:rPr>
+          <w:sz w:val="22"/>
+        </w:rPr>
+        <w:t>TRAB-41 — Implementar mensagens e estados vazios. Prioridade: alta.</w:t>
+      </w:r>
+    </w:p>
+    <w:p>
+      <w:pPr>
+        <w:widowControl/>
+        <w:spacing w:after="160" w:line="276" w:lineRule="auto"/>
+      </w:pPr>
+      <w:r>
+        <w:rPr>
+          <w:sz w:val="22"/>
+        </w:rPr>
+        <w:t>TRAB-42 — Integrar fluxo completo do MVP. Prioridade: alta.</w:t>
+      </w:r>
+    </w:p>
+    <w:p>
+      <w:pPr>
+        <w:widowControl/>
+        <w:spacing w:after="160" w:line="276" w:lineRule="auto"/>
+      </w:pPr>
+      <w:r>
+        <w:rPr>
+          <w:sz w:val="22"/>
+        </w:rPr>
+        <w:t>TRAB-43 — Criar conteúdo educativo navegável. Prioridade: alta.</w:t>
+      </w:r>
+    </w:p>
+    <w:p>
+      <w:pPr>
+        <w:widowControl/>
+        <w:spacing w:after="160" w:line="276" w:lineRule="auto"/>
+      </w:pPr>
+      <w:r>
+        <w:rPr>
+          <w:sz w:val="22"/>
+        </w:rPr>
+        <w:t>TRAB-56 — Planejamento e revisão da sprint — JavaScript e fluxo funcional. Prioridade: alta.</w:t>
+      </w:r>
+    </w:p>
+    <w:p>
+      <w:pPr>
+        <w:keepNext/>
+        <w:spacing w:before="120"/>
+      </w:pPr>
+      <w:r>
+        <w:rPr>
+          <w:b/>
+          <w:sz w:val="22"/>
+        </w:rPr>
+        <w:t>S3 — Consolidação e apresentação</w:t>
+      </w:r>
+    </w:p>
+    <w:p>
+      <w:pPr>
+        <w:widowControl/>
+        <w:spacing w:after="160" w:line="276" w:lineRule="auto"/>
+      </w:pPr>
+      <w:r>
+        <w:rPr>
+          <w:sz w:val="22"/>
+        </w:rPr>
+        <w:t>Meta: Verificar responsividade, testes, relatório com evidências, PDF e execução oral ao professor.</w:t>
+      </w:r>
+    </w:p>
+    <w:p>
+      <w:pPr>
+        <w:widowControl/>
+        <w:spacing w:after="160" w:line="276" w:lineRule="auto"/>
+      </w:pPr>
+      <w:r>
+        <w:rPr>
+          <w:sz w:val="22"/>
+        </w:rPr>
+        <w:t>TRAB-44 — Adaptar telas a celular tablet e desktop. Prioridade: alta.</w:t>
+      </w:r>
+    </w:p>
+    <w:p>
+      <w:pPr>
+        <w:widowControl/>
+        <w:spacing w:after="160" w:line="276" w:lineRule="auto"/>
+      </w:pPr>
+      <w:r>
+        <w:rPr>
+          <w:sz w:val="22"/>
+        </w:rPr>
+        <w:t>TRAB-45 — Revisar acessibilidade e usabilidade. Prioridade: alta.</w:t>
+      </w:r>
+    </w:p>
+    <w:p>
+      <w:pPr>
+        <w:widowControl/>
+        <w:spacing w:after="160" w:line="276" w:lineRule="auto"/>
+      </w:pPr>
+      <w:r>
+        <w:rPr>
+          <w:sz w:val="22"/>
+        </w:rPr>
+        <w:t>TRAB-46 — Executar testes funcionais e corrigir bugs. Prioridade: alta.</w:t>
+      </w:r>
+    </w:p>
+    <w:p>
+      <w:pPr>
+        <w:widowControl/>
+        <w:spacing w:after="160" w:line="276" w:lineRule="auto"/>
+      </w:pPr>
+      <w:r>
+        <w:rPr>
+          <w:sz w:val="22"/>
+        </w:rPr>
+        <w:t>TRAB-47 — Revisar organização e legibilidade do código. Prioridade: alta.</w:t>
+      </w:r>
+    </w:p>
+    <w:p>
+      <w:pPr>
+        <w:widowControl/>
+        <w:spacing w:after="160" w:line="276" w:lineRule="auto"/>
+      </w:pPr>
+      <w:r>
+        <w:rPr>
+          <w:sz w:val="22"/>
+        </w:rPr>
+        <w:t>TRAB-48 — Testar funcionamento em navegadores e resoluções. Prioridade: alta.</w:t>
+      </w:r>
+    </w:p>
+    <w:p>
+      <w:pPr>
+        <w:widowControl/>
+        <w:spacing w:after="160" w:line="276" w:lineRule="auto"/>
+      </w:pPr>
+      <w:r>
+        <w:rPr>
+          <w:sz w:val="22"/>
+        </w:rPr>
+        <w:t>TRAB-49 — Documentar evolução técnica desde a segunda entrega. Prioridade: alta.</w:t>
+      </w:r>
+    </w:p>
+    <w:p>
+      <w:pPr>
+        <w:widowControl/>
+        <w:spacing w:after="160" w:line="276" w:lineRule="auto"/>
+      </w:pPr>
+      <w:r>
+        <w:rPr>
+          <w:sz w:val="22"/>
+        </w:rPr>
+        <w:t>TRAB-50 — Documentar desafios soluções e pendências. Prioridade: alta.</w:t>
+      </w:r>
+    </w:p>
+    <w:p>
+      <w:pPr>
+        <w:widowControl/>
+        <w:spacing w:after="160" w:line="276" w:lineRule="auto"/>
+      </w:pPr>
+      <w:r>
+        <w:rPr>
+          <w:sz w:val="22"/>
+        </w:rPr>
+        <w:t>TRAB-51 — Capturar evidências reais da aplicação funcionando. Prioridade: alta.</w:t>
+      </w:r>
+    </w:p>
+    <w:p>
+      <w:pPr>
+        <w:widowControl/>
+        <w:spacing w:after="160" w:line="276" w:lineRule="auto"/>
+      </w:pPr>
+      <w:r>
+        <w:rPr>
+          <w:sz w:val="22"/>
+        </w:rPr>
+        <w:t>TRAB-52 — Montar PDF no modelo oficial da disciplina. Prioridade: alta.</w:t>
+      </w:r>
+    </w:p>
+    <w:p>
+      <w:pPr>
+        <w:widowControl/>
+        <w:spacing w:after="160" w:line="276" w:lineRule="auto"/>
+      </w:pPr>
+      <w:r>
+        <w:rPr>
+          <w:sz w:val="22"/>
+        </w:rPr>
+        <w:t>TRAB-53 — Preparar roteiro e ensaio da apresentação oral. Prioridade: alta.</w:t>
+      </w:r>
+    </w:p>
+    <w:p>
+      <w:pPr>
+        <w:widowControl/>
+        <w:spacing w:after="160" w:line="276" w:lineRule="auto"/>
+      </w:pPr>
+      <w:r>
+        <w:rPr>
+          <w:sz w:val="22"/>
+        </w:rPr>
+        <w:t>TRAB-54 — Conferir checklist completo da terceira entrega. Prioridade: alta.</w:t>
+      </w:r>
+    </w:p>
+    <w:p>
+      <w:pPr>
+        <w:widowControl/>
+        <w:spacing w:after="160" w:line="276" w:lineRule="auto"/>
+      </w:pPr>
+      <w:r>
+        <w:rPr>
+          <w:sz w:val="22"/>
+        </w:rPr>
+        <w:t>TRAB-57 — Planejamento e revisão da sprint — Consolidação e apresentação. Prioridade: alta.</w:t>
+      </w:r>
+    </w:p>
+    <w:p>
+      <w:pPr>
+        <w:widowControl/>
+        <w:spacing w:after="160" w:line="276" w:lineRule="auto"/>
+      </w:pPr>
+      <w:r>
+        <w:rPr>
+          <w:sz w:val="22"/>
+        </w:rPr>
+        <w:t>Os critérios comuns registrados para as funcionalidades são: comportamento demonstrável na aplicação em execução; interação funcional quando aplicável; navegação e estados de erro validados; layout legível em celular e desktop; evidência anexada ou vinculada. A definição de pronto é código integrado, sem erros bloqueantes no console, revisado, testado e com evidência real.</w:t>
+      </w:r>
+    </w:p>
+    <w:p>
+      <w:pPr>
+        <w:widowControl/>
+        <w:spacing w:after="160" w:line="276" w:lineRule="auto"/>
+      </w:pPr>
+      <w:r>
+        <w:rPr>
+          <w:sz w:val="22"/>
+        </w:rPr>
+        <w:t>As tarefas de documentação exigem material completo, revisado, consistente com a aplicação real, identificado e pronto para demonstração. Pendências e dificuldades devem ser relatadas sem inventar funcionalidades realizadas. As tarefas de planejamento preveem revisão das etiquetas, responsáveis, capacidade e impedimentos, demonstração do incremento e registro de melhorias. O fechamento exige revisão e evidências.</w:t>
+      </w:r>
+    </w:p>
+    <w:p>
+      <w:pPr>
+        <w:widowControl/>
+        <w:spacing w:after="160" w:line="276" w:lineRule="auto"/>
+      </w:pPr>
+      <w:r>
+        <w:rPr>
+          <w:sz w:val="22"/>
+        </w:rPr>
+        <w:t>No registro fornecido, as tarefas aparecem como A fazer; responsáveis e datas não foram definidos e as etapas são planejamento por etiquetas, sem sprints nativas confirmadas. Esses dados descrevem aquele registro e não afirmam que o código atual esteja sem implementação. A organização recomendada do quadro é A fazer, Em andamento, Revisão/Testes e Feito; o mínimo acadêmico pode ser representado por A Fazer, Em Andamento e Concluído.</w:t>
       </w:r>
     </w:p>
     <w:p>
@@ -1263,367 +1521,130 @@
         <w:t>O escopo acadêmico inicial do backlog previa frontend em HTML, CSS e JavaScript, sem backend e banco obrigatórios. Posteriormente, a solicitação do projeto foi ampliada para publicação, contatos persistentes e análise de fotos. Assim, Node.js e Neon são ampliações da solução entregue, e não requisitos atribuídos retroativamente ao backlog original. O enquadramento dessa ampliação na entrega acadêmica deve ser alinhado com o docente.</w:t>
       </w:r>
     </w:p>
-    <w:tbl>
-      <w:tblPr>
-        <w:tblW w:type="auto" w:w="0"/>
-        <w:tblLook w:firstColumn="1" w:firstRow="1" w:lastColumn="0" w:lastRow="0" w:noHBand="0" w:noVBand="1" w:val="04A0"/>
-        <w:tblBorders>
-          <w:top w:val="single" w:sz="4" w:color="A0A0A0"/>
-          <w:left w:val="single" w:sz="4" w:color="A0A0A0"/>
-          <w:bottom w:val="single" w:sz="4" w:color="A0A0A0"/>
-          <w:right w:val="single" w:sz="4" w:color="A0A0A0"/>
-          <w:insideH w:val="single" w:sz="4" w:color="A0A0A0"/>
-          <w:insideV w:val="single" w:sz="4" w:color="A0A0A0"/>
-        </w:tblBorders>
-      </w:tblPr>
-      <w:tblGrid>
-        <w:gridCol w:w="2929"/>
-        <w:gridCol w:w="2929"/>
-        <w:gridCol w:w="2929"/>
-      </w:tblGrid>
-      <w:tr>
-        <w:trPr>
-          <w:tblHeader/>
-          <w:cantSplit/>
-        </w:trPr>
-        <w:tc>
-          <w:tcPr>
-            <w:tcW w:type="dxa" w:w="2929"/>
-          </w:tcPr>
-          <w:p>
-            <w:pPr>
-              <w:keepNext/>
-              <w:spacing w:after="80"/>
-            </w:pPr>
-            <w:r>
-              <w:rPr>
-                <w:b/>
-                <w:sz w:val="20"/>
-              </w:rPr>
-              <w:t>Prioridade</w:t>
-            </w:r>
-          </w:p>
-        </w:tc>
-        <w:tc>
-          <w:tcPr>
-            <w:tcW w:type="dxa" w:w="2929"/>
-          </w:tcPr>
-          <w:p>
-            <w:pPr>
-              <w:keepNext/>
-              <w:spacing w:after="80"/>
-            </w:pPr>
-            <w:r>
-              <w:rPr>
-                <w:b/>
-                <w:sz w:val="20"/>
-              </w:rPr>
-              <w:t>Entrega</w:t>
-            </w:r>
-          </w:p>
-        </w:tc>
-        <w:tc>
-          <w:tcPr>
-            <w:tcW w:type="dxa" w:w="2929"/>
-          </w:tcPr>
-          <w:p>
-            <w:pPr>
-              <w:keepNext/>
-              <w:spacing w:after="80"/>
-            </w:pPr>
-            <w:r>
-              <w:rPr>
-                <w:b/>
-                <w:sz w:val="20"/>
-              </w:rPr>
-              <w:t>Critério de conclusão</w:t>
-            </w:r>
-          </w:p>
-        </w:tc>
-      </w:tr>
-      <w:tr>
-        <w:trPr>
-          <w:cantSplit/>
-        </w:trPr>
-        <w:tc>
-          <w:tcPr>
-            <w:tcW w:type="dxa" w:w="2929"/>
-          </w:tcPr>
-          <w:p>
-            <w:pPr>
-              <w:keepNext/>
-              <w:spacing w:after="80"/>
-            </w:pPr>
-            <w:r>
-              <w:rPr>
-                <w:sz w:val="20"/>
-              </w:rPr>
-              <w:t>Essencial</w:t>
-            </w:r>
-          </w:p>
-        </w:tc>
-        <w:tc>
-          <w:tcPr>
-            <w:tcW w:type="dxa" w:w="2929"/>
-          </w:tcPr>
-          <w:p>
-            <w:pPr>
-              <w:keepNext/>
-              <w:spacing w:after="80"/>
-            </w:pPr>
-            <w:r>
-              <w:rPr>
-                <w:sz w:val="20"/>
-              </w:rPr>
-              <w:t>Perfil, restrições e persistência.</w:t>
-            </w:r>
-          </w:p>
-        </w:tc>
-        <w:tc>
-          <w:tcPr>
-            <w:tcW w:type="dxa" w:w="2929"/>
-          </w:tcPr>
-          <w:p>
-            <w:pPr>
-              <w:keepNext/>
-              <w:spacing w:after="80"/>
-            </w:pPr>
-            <w:r>
-              <w:rPr>
-                <w:sz w:val="20"/>
-              </w:rPr>
-              <w:t>Preferências salvas e recarregadas; importação inválida rejeitada.</w:t>
-            </w:r>
-          </w:p>
-        </w:tc>
-      </w:tr>
-      <w:tr>
-        <w:trPr>
-          <w:cantSplit/>
-        </w:trPr>
-        <w:tc>
-          <w:tcPr>
-            <w:tcW w:type="dxa" w:w="2929"/>
-          </w:tcPr>
-          <w:p>
-            <w:pPr>
-              <w:keepNext/>
-              <w:spacing w:after="80"/>
-            </w:pPr>
-            <w:r>
-              <w:rPr>
-                <w:sz w:val="20"/>
-              </w:rPr>
-              <w:t>Essencial</w:t>
-            </w:r>
-          </w:p>
-        </w:tc>
-        <w:tc>
-          <w:tcPr>
-            <w:tcW w:type="dxa" w:w="2929"/>
-          </w:tcPr>
-          <w:p>
-            <w:pPr>
-              <w:keepNext/>
-              <w:spacing w:after="80"/>
-            </w:pPr>
-            <w:r>
-              <w:rPr>
-                <w:sz w:val="20"/>
-              </w:rPr>
-              <w:t>Registro por data/refeição e remoção.</w:t>
-            </w:r>
-          </w:p>
-        </w:tc>
-        <w:tc>
-          <w:tcPr>
-            <w:tcW w:type="dxa" w:w="2929"/>
-          </w:tcPr>
-          <w:p>
-            <w:pPr>
-              <w:keepNext/>
-              <w:spacing w:after="80"/>
-            </w:pPr>
-            <w:r>
-              <w:rPr>
-                <w:sz w:val="20"/>
-              </w:rPr>
-              <w:t>Entrada aparece no dia correto e pode ser removida.</w:t>
-            </w:r>
-          </w:p>
-        </w:tc>
-      </w:tr>
-      <w:tr>
-        <w:trPr>
-          <w:cantSplit/>
-        </w:trPr>
-        <w:tc>
-          <w:tcPr>
-            <w:tcW w:type="dxa" w:w="2929"/>
-          </w:tcPr>
-          <w:p>
-            <w:pPr>
-              <w:keepNext/>
-              <w:spacing w:after="80"/>
-            </w:pPr>
-            <w:r>
-              <w:rPr>
-                <w:sz w:val="20"/>
-              </w:rPr>
-              <w:t>Essencial</w:t>
-            </w:r>
-          </w:p>
-        </w:tc>
-        <w:tc>
-          <w:tcPr>
-            <w:tcW w:type="dxa" w:w="2929"/>
-          </w:tcPr>
-          <w:p>
-            <w:pPr>
-              <w:keepNext/>
-              <w:spacing w:after="80"/>
-            </w:pPr>
-            <w:r>
-              <w:rPr>
-                <w:sz w:val="20"/>
-              </w:rPr>
-              <w:t>Resumo e recomendações.</w:t>
-            </w:r>
-          </w:p>
-        </w:tc>
-        <w:tc>
-          <w:tcPr>
-            <w:tcW w:type="dxa" w:w="2929"/>
-          </w:tcPr>
-          <w:p>
-            <w:pPr>
-              <w:keepNext/>
-              <w:spacing w:after="80"/>
-            </w:pPr>
-            <w:r>
-              <w:rPr>
-                <w:sz w:val="20"/>
-              </w:rPr>
-              <w:t>Grupos e registros do dia corretos; conflitos excluídos.</w:t>
-            </w:r>
-          </w:p>
-        </w:tc>
-      </w:tr>
-      <w:tr>
-        <w:trPr>
-          <w:cantSplit/>
-        </w:trPr>
-        <w:tc>
-          <w:tcPr>
-            <w:tcW w:type="dxa" w:w="2929"/>
-          </w:tcPr>
-          <w:p>
-            <w:pPr>
-              <w:keepNext/>
-              <w:spacing w:after="80"/>
-            </w:pPr>
-            <w:r>
-              <w:rPr>
-                <w:sz w:val="20"/>
-              </w:rPr>
-              <w:t>Complementar implementada</w:t>
-            </w:r>
-          </w:p>
-        </w:tc>
-        <w:tc>
-          <w:tcPr>
-            <w:tcW w:type="dxa" w:w="2929"/>
-          </w:tcPr>
-          <w:p>
-            <w:pPr>
-              <w:keepNext/>
-              <w:spacing w:after="80"/>
-            </w:pPr>
-            <w:r>
-              <w:rPr>
-                <w:sz w:val="20"/>
-              </w:rPr>
-              <w:t>Foto e nutrição confirmada.</w:t>
-            </w:r>
-          </w:p>
-        </w:tc>
-        <w:tc>
-          <w:tcPr>
-            <w:tcW w:type="dxa" w:w="2929"/>
-          </w:tcPr>
-          <w:p>
-            <w:pPr>
-              <w:keepNext/>
-              <w:spacing w:after="80"/>
-            </w:pPr>
-            <w:r>
-              <w:rPr>
-                <w:sz w:val="20"/>
-              </w:rPr>
-              <w:t>Recusa/correção possíveis; peso e referência validados.</w:t>
-            </w:r>
-          </w:p>
-        </w:tc>
-      </w:tr>
-      <w:tr>
-        <w:trPr>
-          <w:cantSplit/>
-        </w:trPr>
-        <w:tc>
-          <w:tcPr>
-            <w:tcW w:type="dxa" w:w="2929"/>
-          </w:tcPr>
-          <w:p>
-            <w:pPr>
-              <w:spacing w:after="80"/>
-            </w:pPr>
-            <w:r>
-              <w:rPr>
-                <w:sz w:val="20"/>
-              </w:rPr>
-              <w:t>Complementar implementada</w:t>
-            </w:r>
-          </w:p>
-        </w:tc>
-        <w:tc>
-          <w:tcPr>
-            <w:tcW w:type="dxa" w:w="2929"/>
-          </w:tcPr>
-          <w:p>
-            <w:pPr>
-              <w:spacing w:after="80"/>
-            </w:pPr>
-            <w:r>
-              <w:rPr>
-                <w:sz w:val="20"/>
-              </w:rPr>
-              <w:t>Landing page, contatos e publicação.</w:t>
-            </w:r>
-          </w:p>
-        </w:tc>
-        <w:tc>
-          <w:tcPr>
-            <w:tcW w:type="dxa" w:w="2929"/>
-          </w:tcPr>
-          <w:p>
-            <w:pPr>
-              <w:spacing w:after="80"/>
-            </w:pPr>
-            <w:r>
-              <w:rPr>
-                <w:sz w:val="20"/>
-              </w:rPr>
-              <w:t>Consentimento validado e gravação persistente pelo servidor.</w:t>
-            </w:r>
-          </w:p>
-        </w:tc>
-      </w:tr>
-    </w:tbl>
-    <w:p/>
+    <w:p>
+      <w:pPr>
+        <w:spacing w:after="120"/>
+      </w:pPr>
+      <w:r>
+        <w:rPr>
+          <w:b/>
+          <w:sz w:val="22"/>
+        </w:rPr>
+        <w:t xml:space="preserve">Essencial. </w:t>
+      </w:r>
+      <w:r>
+        <w:rPr>
+          <w:sz w:val="22"/>
+        </w:rPr>
+        <w:t xml:space="preserve">Entrega: Perfil, restrições e persistência. </w:t>
+      </w:r>
+      <w:r>
+        <w:rPr>
+          <w:sz w:val="22"/>
+        </w:rPr>
+        <w:t>Critério de conclusão: Preferências salvas e recarregadas; importação inválida rejeitada.</w:t>
+      </w:r>
+    </w:p>
+    <w:p>
+      <w:pPr>
+        <w:spacing w:after="120"/>
+      </w:pPr>
+      <w:r>
+        <w:rPr>
+          <w:b/>
+          <w:sz w:val="22"/>
+        </w:rPr>
+        <w:t xml:space="preserve">Essencial. </w:t>
+      </w:r>
+      <w:r>
+        <w:rPr>
+          <w:sz w:val="22"/>
+        </w:rPr>
+        <w:t xml:space="preserve">Entrega: Registro por data/refeição e remoção. </w:t>
+      </w:r>
+      <w:r>
+        <w:rPr>
+          <w:sz w:val="22"/>
+        </w:rPr>
+        <w:t>Critério de conclusão: Entrada aparece no dia correto e pode ser removida.</w:t>
+      </w:r>
+    </w:p>
+    <w:p>
+      <w:pPr>
+        <w:spacing w:after="120"/>
+      </w:pPr>
+      <w:r>
+        <w:rPr>
+          <w:b/>
+          <w:sz w:val="22"/>
+        </w:rPr>
+        <w:t xml:space="preserve">Essencial. </w:t>
+      </w:r>
+      <w:r>
+        <w:rPr>
+          <w:sz w:val="22"/>
+        </w:rPr>
+        <w:t xml:space="preserve">Entrega: Resumo e recomendações. </w:t>
+      </w:r>
+      <w:r>
+        <w:rPr>
+          <w:sz w:val="22"/>
+        </w:rPr>
+        <w:t>Critério de conclusão: Grupos e registros do dia corretos; conflitos excluídos.</w:t>
+      </w:r>
+    </w:p>
+    <w:p>
+      <w:pPr>
+        <w:spacing w:after="120"/>
+      </w:pPr>
+      <w:r>
+        <w:rPr>
+          <w:b/>
+          <w:sz w:val="22"/>
+        </w:rPr>
+        <w:t xml:space="preserve">Complementar implementada. </w:t>
+      </w:r>
+      <w:r>
+        <w:rPr>
+          <w:sz w:val="22"/>
+        </w:rPr>
+        <w:t xml:space="preserve">Entrega: Foto e nutrição confirmada. </w:t>
+      </w:r>
+      <w:r>
+        <w:rPr>
+          <w:sz w:val="22"/>
+        </w:rPr>
+        <w:t>Critério de conclusão: Recusa/correção possíveis; peso e referência validados.</w:t>
+      </w:r>
+    </w:p>
+    <w:p>
+      <w:pPr>
+        <w:spacing w:after="120"/>
+      </w:pPr>
+      <w:r>
+        <w:rPr>
+          <w:b/>
+          <w:sz w:val="22"/>
+        </w:rPr>
+        <w:t xml:space="preserve">Complementar implementada. </w:t>
+      </w:r>
+      <w:r>
+        <w:rPr>
+          <w:sz w:val="22"/>
+        </w:rPr>
+        <w:t xml:space="preserve">Entrega: Landing page, contatos e publicação. </w:t>
+      </w:r>
+      <w:r>
+        <w:rPr>
+          <w:sz w:val="22"/>
+        </w:rPr>
+        <w:t>Critério de conclusão: Consentimento validado e gravação persistente pelo servidor.</w:t>
+      </w:r>
+    </w:p>
     <w:p>
       <w:pPr>
         <w:keepNext/>
-        <w:spacing w:before="200"/>
+        <w:spacing w:before="120"/>
       </w:pPr>
       <w:r>
         <w:rPr>
@@ -1633,264 +1654,100 @@
         <w:t>Responsabilidades</w:t>
       </w:r>
     </w:p>
-    <w:tbl>
-      <w:tblPr>
-        <w:tblW w:type="auto" w:w="0"/>
-        <w:tblLook w:firstColumn="1" w:firstRow="1" w:lastColumn="0" w:lastRow="0" w:noHBand="0" w:noVBand="1" w:val="04A0"/>
-        <w:tblBorders>
-          <w:top w:val="single" w:sz="4" w:color="A0A0A0"/>
-          <w:left w:val="single" w:sz="4" w:color="A0A0A0"/>
-          <w:bottom w:val="single" w:sz="4" w:color="A0A0A0"/>
-          <w:right w:val="single" w:sz="4" w:color="A0A0A0"/>
-          <w:insideH w:val="single" w:sz="4" w:color="A0A0A0"/>
-          <w:insideV w:val="single" w:sz="4" w:color="A0A0A0"/>
-        </w:tblBorders>
-      </w:tblPr>
-      <w:tblGrid>
-        <w:gridCol w:w="4393"/>
-        <w:gridCol w:w="4393"/>
-      </w:tblGrid>
-      <w:tr>
-        <w:trPr>
-          <w:tblHeader/>
-          <w:cantSplit/>
-        </w:trPr>
-        <w:tc>
-          <w:tcPr>
-            <w:tcW w:type="dxa" w:w="4393"/>
-          </w:tcPr>
-          <w:p>
-            <w:pPr>
-              <w:keepNext/>
-              <w:spacing w:after="80"/>
-            </w:pPr>
-            <w:r>
-              <w:rPr>
-                <w:b/>
-                <w:sz w:val="20"/>
-              </w:rPr>
-              <w:t>Integrante</w:t>
-            </w:r>
-          </w:p>
-        </w:tc>
-        <w:tc>
-          <w:tcPr>
-            <w:tcW w:type="dxa" w:w="4393"/>
-          </w:tcPr>
-          <w:p>
-            <w:pPr>
-              <w:keepNext/>
-              <w:spacing w:after="80"/>
-            </w:pPr>
-            <w:r>
-              <w:rPr>
-                <w:b/>
-                <w:sz w:val="20"/>
-              </w:rPr>
-              <w:t>Frente de trabalho</w:t>
-            </w:r>
-          </w:p>
-        </w:tc>
-      </w:tr>
-      <w:tr>
-        <w:trPr>
-          <w:cantSplit/>
-        </w:trPr>
-        <w:tc>
-          <w:tcPr>
-            <w:tcW w:type="dxa" w:w="4393"/>
-          </w:tcPr>
-          <w:p>
-            <w:pPr>
-              <w:keepNext/>
-              <w:spacing w:after="80"/>
-            </w:pPr>
-            <w:r>
-              <w:rPr>
-                <w:sz w:val="20"/>
-              </w:rPr>
-              <w:t>Paulo Capreti</w:t>
-            </w:r>
-          </w:p>
-        </w:tc>
-        <w:tc>
-          <w:tcPr>
-            <w:tcW w:type="dxa" w:w="4393"/>
-          </w:tcPr>
-          <w:p>
-            <w:pPr>
-              <w:keepNext/>
-              <w:spacing w:after="80"/>
-            </w:pPr>
-            <w:r>
-              <w:rPr>
-                <w:sz w:val="20"/>
-              </w:rPr>
-              <w:t>JavaScript e interações do aplicativo.</w:t>
-            </w:r>
-          </w:p>
-        </w:tc>
-      </w:tr>
-      <w:tr>
-        <w:trPr>
-          <w:cantSplit/>
-        </w:trPr>
-        <w:tc>
-          <w:tcPr>
-            <w:tcW w:type="dxa" w:w="4393"/>
-          </w:tcPr>
-          <w:p>
-            <w:pPr>
-              <w:keepNext/>
-              <w:spacing w:after="80"/>
-            </w:pPr>
-            <w:r>
-              <w:rPr>
-                <w:sz w:val="20"/>
-              </w:rPr>
-              <w:t>Davi Pioli</w:t>
-            </w:r>
-          </w:p>
-        </w:tc>
-        <w:tc>
-          <w:tcPr>
-            <w:tcW w:type="dxa" w:w="4393"/>
-          </w:tcPr>
-          <w:p>
-            <w:pPr>
-              <w:keepNext/>
-              <w:spacing w:after="80"/>
-            </w:pPr>
-            <w:r>
-              <w:rPr>
-                <w:sz w:val="20"/>
-              </w:rPr>
-              <w:t>HTML e acompanhamento do Kanban.</w:t>
-            </w:r>
-          </w:p>
-        </w:tc>
-      </w:tr>
-      <w:tr>
-        <w:trPr>
-          <w:cantSplit/>
-        </w:trPr>
-        <w:tc>
-          <w:tcPr>
-            <w:tcW w:type="dxa" w:w="4393"/>
-          </w:tcPr>
-          <w:p>
-            <w:pPr>
-              <w:keepNext/>
-              <w:spacing w:after="80"/>
-            </w:pPr>
-            <w:r>
-              <w:rPr>
-                <w:sz w:val="20"/>
-              </w:rPr>
-              <w:t>Victor Almeida</w:t>
-            </w:r>
-          </w:p>
-        </w:tc>
-        <w:tc>
-          <w:tcPr>
-            <w:tcW w:type="dxa" w:w="4393"/>
-          </w:tcPr>
-          <w:p>
-            <w:pPr>
-              <w:keepNext/>
-              <w:spacing w:after="80"/>
-            </w:pPr>
-            <w:r>
-              <w:rPr>
-                <w:sz w:val="20"/>
-              </w:rPr>
-              <w:t>CSS, responsividade e identidade visual.</w:t>
-            </w:r>
-          </w:p>
-        </w:tc>
-      </w:tr>
-      <w:tr>
-        <w:trPr>
-          <w:cantSplit/>
-        </w:trPr>
-        <w:tc>
-          <w:tcPr>
-            <w:tcW w:type="dxa" w:w="4393"/>
-          </w:tcPr>
-          <w:p>
-            <w:pPr>
-              <w:keepNext/>
-              <w:spacing w:after="80"/>
-            </w:pPr>
-            <w:r>
-              <w:rPr>
-                <w:sz w:val="20"/>
-              </w:rPr>
-              <w:t>Marcelo Dalbone</w:t>
-            </w:r>
-          </w:p>
-        </w:tc>
-        <w:tc>
-          <w:tcPr>
-            <w:tcW w:type="dxa" w:w="4393"/>
-          </w:tcPr>
-          <w:p>
-            <w:pPr>
-              <w:keepNext/>
-              <w:spacing w:after="80"/>
-            </w:pPr>
-            <w:r>
-              <w:rPr>
-                <w:sz w:val="20"/>
-              </w:rPr>
-              <w:t>Pesquisas e apoio à contextualização e aos requisitos.</w:t>
-            </w:r>
-          </w:p>
-        </w:tc>
-      </w:tr>
-      <w:tr>
-        <w:trPr>
-          <w:cantSplit/>
-        </w:trPr>
-        <w:tc>
-          <w:tcPr>
-            <w:tcW w:type="dxa" w:w="4393"/>
-          </w:tcPr>
-          <w:p>
-            <w:pPr>
-              <w:spacing w:after="80"/>
-            </w:pPr>
-            <w:r>
-              <w:rPr>
-                <w:sz w:val="20"/>
-              </w:rPr>
-              <w:t>Akiane Merbach</w:t>
-            </w:r>
-          </w:p>
-        </w:tc>
-        <w:tc>
-          <w:tcPr>
-            <w:tcW w:type="dxa" w:w="4393"/>
-          </w:tcPr>
-          <w:p>
-            <w:pPr>
-              <w:spacing w:after="80"/>
-            </w:pPr>
-            <w:r>
-              <w:rPr>
-                <w:sz w:val="20"/>
-              </w:rPr>
-              <w:t>Pesquisas e apoio às referências alimentares e limitações técnicas.</w:t>
-            </w:r>
-          </w:p>
-        </w:tc>
-      </w:tr>
-    </w:tbl>
-    <w:p/>
+    <w:p>
+      <w:pPr>
+        <w:spacing w:after="120"/>
+      </w:pPr>
+      <w:r>
+        <w:rPr>
+          <w:b/>
+          <w:sz w:val="22"/>
+        </w:rPr>
+        <w:t xml:space="preserve">Paulo Capreti. </w:t>
+      </w:r>
+      <w:r>
+        <w:rPr>
+          <w:sz w:val="22"/>
+        </w:rPr>
+        <w:t>Frente de trabalho: JavaScript e interações do aplicativo.</w:t>
+      </w:r>
+    </w:p>
+    <w:p>
+      <w:pPr>
+        <w:spacing w:after="120"/>
+      </w:pPr>
+      <w:r>
+        <w:rPr>
+          <w:b/>
+          <w:sz w:val="22"/>
+        </w:rPr>
+        <w:t xml:space="preserve">Davi Pioli. </w:t>
+      </w:r>
+      <w:r>
+        <w:rPr>
+          <w:sz w:val="22"/>
+        </w:rPr>
+        <w:t>Frente de trabalho: HTML e acompanhamento do Kanban.</w:t>
+      </w:r>
+    </w:p>
+    <w:p>
+      <w:pPr>
+        <w:spacing w:after="120"/>
+      </w:pPr>
+      <w:r>
+        <w:rPr>
+          <w:b/>
+          <w:sz w:val="22"/>
+        </w:rPr>
+        <w:t xml:space="preserve">Victor Almeida. </w:t>
+      </w:r>
+      <w:r>
+        <w:rPr>
+          <w:sz w:val="22"/>
+        </w:rPr>
+        <w:t>Frente de trabalho: CSS, responsividade e identidade visual.</w:t>
+      </w:r>
+    </w:p>
+    <w:p>
+      <w:pPr>
+        <w:spacing w:after="120"/>
+      </w:pPr>
+      <w:r>
+        <w:rPr>
+          <w:b/>
+          <w:sz w:val="22"/>
+        </w:rPr>
+        <w:t xml:space="preserve">Marcelo Dalbone. </w:t>
+      </w:r>
+      <w:r>
+        <w:rPr>
+          <w:sz w:val="22"/>
+        </w:rPr>
+        <w:t>Frente de trabalho: Pesquisas e apoio à contextualização e aos requisitos.</w:t>
+      </w:r>
+    </w:p>
+    <w:p>
+      <w:pPr>
+        <w:spacing w:after="120"/>
+      </w:pPr>
+      <w:r>
+        <w:rPr>
+          <w:b/>
+          <w:sz w:val="22"/>
+        </w:rPr>
+        <w:t xml:space="preserve">Akiane Merbach. </w:t>
+      </w:r>
+      <w:r>
+        <w:rPr>
+          <w:sz w:val="22"/>
+        </w:rPr>
+        <w:t>Frente de trabalho: Pesquisas e apoio às referências alimentares e limitações técnicas.</w:t>
+      </w:r>
+    </w:p>
     <w:p>
       <w:pPr>
         <w:keepNext/>
-        <w:spacing w:before="200"/>
+        <w:spacing w:before="120"/>
       </w:pPr>
       <w:r>
         <w:rPr>
@@ -1900,251 +1757,78 @@
         <w:t>Planejamento das três etapas restantes a partir da segunda entrega</w:t>
       </w:r>
     </w:p>
-    <w:tbl>
-      <w:tblPr>
-        <w:tblW w:type="auto" w:w="0"/>
-        <w:tblLook w:firstColumn="1" w:firstRow="1" w:lastColumn="0" w:lastRow="0" w:noHBand="0" w:noVBand="1" w:val="04A0"/>
-        <w:tblBorders>
-          <w:top w:val="single" w:sz="4" w:color="A0A0A0"/>
-          <w:left w:val="single" w:sz="4" w:color="A0A0A0"/>
-          <w:bottom w:val="single" w:sz="4" w:color="A0A0A0"/>
-          <w:right w:val="single" w:sz="4" w:color="A0A0A0"/>
-          <w:insideH w:val="single" w:sz="4" w:color="A0A0A0"/>
-          <w:insideV w:val="single" w:sz="4" w:color="A0A0A0"/>
-        </w:tblBorders>
-      </w:tblPr>
-      <w:tblGrid>
-        <w:gridCol w:w="2929"/>
-        <w:gridCol w:w="2929"/>
-        <w:gridCol w:w="2929"/>
-      </w:tblGrid>
-      <w:tr>
-        <w:trPr>
-          <w:tblHeader/>
-          <w:cantSplit/>
-        </w:trPr>
-        <w:tc>
-          <w:tcPr>
-            <w:tcW w:type="dxa" w:w="2929"/>
-          </w:tcPr>
-          <w:p>
-            <w:pPr>
-              <w:keepNext/>
-              <w:spacing w:after="80"/>
-            </w:pPr>
-            <w:r>
-              <w:rPr>
-                <w:b/>
-                <w:sz w:val="20"/>
-              </w:rPr>
-              <w:t>Etapa</w:t>
-            </w:r>
-          </w:p>
-        </w:tc>
-        <w:tc>
-          <w:tcPr>
-            <w:tcW w:type="dxa" w:w="2929"/>
-          </w:tcPr>
-          <w:p>
-            <w:pPr>
-              <w:keepNext/>
-              <w:spacing w:after="80"/>
-            </w:pPr>
-            <w:r>
-              <w:rPr>
-                <w:b/>
-                <w:sz w:val="20"/>
-              </w:rPr>
-              <w:t>Objetivo</w:t>
-            </w:r>
-          </w:p>
-        </w:tc>
-        <w:tc>
-          <w:tcPr>
-            <w:tcW w:type="dxa" w:w="2929"/>
-          </w:tcPr>
-          <w:p>
-            <w:pPr>
-              <w:keepNext/>
-              <w:spacing w:after="80"/>
-            </w:pPr>
-            <w:r>
-              <w:rPr>
-                <w:b/>
-                <w:sz w:val="20"/>
-              </w:rPr>
-              <w:t>Evidência de encerramento do ciclo</w:t>
-            </w:r>
-          </w:p>
-        </w:tc>
-      </w:tr>
-      <w:tr>
-        <w:trPr>
-          <w:cantSplit/>
-        </w:trPr>
-        <w:tc>
-          <w:tcPr>
-            <w:tcW w:type="dxa" w:w="2929"/>
-          </w:tcPr>
-          <w:p>
-            <w:pPr>
-              <w:keepNext/>
-              <w:spacing w:after="80"/>
-            </w:pPr>
-            <w:r>
-              <w:rPr>
-                <w:sz w:val="20"/>
-              </w:rPr>
-              <w:t>3ª entrega — incremento deste relatório</w:t>
-            </w:r>
-          </w:p>
-        </w:tc>
-        <w:tc>
-          <w:tcPr>
-            <w:tcW w:type="dxa" w:w="2929"/>
-          </w:tcPr>
-          <w:p>
-            <w:pPr>
-              <w:keepNext/>
-              <w:spacing w:after="80"/>
-            </w:pPr>
-            <w:r>
-              <w:rPr>
-                <w:sz w:val="20"/>
-              </w:rPr>
-              <w:t>Consolidar o fluxo de preferências, diário e resumo, navegação, responsividade e JavaScript.</w:t>
-            </w:r>
-          </w:p>
-        </w:tc>
-        <w:tc>
-          <w:tcPr>
-            <w:tcW w:type="dxa" w:w="2929"/>
-          </w:tcPr>
-          <w:p>
-            <w:pPr>
-              <w:keepNext/>
-              <w:spacing w:after="80"/>
-            </w:pPr>
-            <w:r>
-              <w:rPr>
-                <w:sz w:val="20"/>
-              </w:rPr>
-              <w:t>Demonstração do percurso principal, código organizado, testes e registro explícito de pendências.</w:t>
-            </w:r>
-          </w:p>
-        </w:tc>
-      </w:tr>
-      <w:tr>
-        <w:trPr>
-          <w:cantSplit/>
-        </w:trPr>
-        <w:tc>
-          <w:tcPr>
-            <w:tcW w:type="dxa" w:w="2929"/>
-          </w:tcPr>
-          <w:p>
-            <w:pPr>
-              <w:keepNext/>
-              <w:spacing w:after="80"/>
-            </w:pPr>
-            <w:r>
-              <w:rPr>
-                <w:sz w:val="20"/>
-              </w:rPr>
-              <w:t>4ª entrega — próximo incremento proposto</w:t>
-            </w:r>
-          </w:p>
-        </w:tc>
-        <w:tc>
-          <w:tcPr>
-            <w:tcW w:type="dxa" w:w="2929"/>
-          </w:tcPr>
-          <w:p>
-            <w:pPr>
-              <w:keepNext/>
-              <w:spacing w:after="80"/>
-            </w:pPr>
-            <w:r>
-              <w:rPr>
-                <w:sz w:val="20"/>
-              </w:rPr>
-              <w:t>Aproximar o cadastro da estrutura responsável/criança, refinar regras e conteúdo educativo e avaliar cenários de uso.</w:t>
-            </w:r>
-          </w:p>
-        </w:tc>
-        <w:tc>
-          <w:tcPr>
-            <w:tcW w:type="dxa" w:w="2929"/>
-          </w:tcPr>
-          <w:p>
-            <w:pPr>
-              <w:keepNext/>
-              <w:spacing w:after="80"/>
-            </w:pPr>
-            <w:r>
-              <w:rPr>
-                <w:sz w:val="20"/>
-              </w:rPr>
-              <w:t>Telas e estado local revisados, migração de dados testada, casos de restrição e resumo documentados e feedback registrado quando obtido.</w:t>
-            </w:r>
-          </w:p>
-        </w:tc>
-      </w:tr>
-      <w:tr>
-        <w:trPr>
-          <w:cantSplit/>
-        </w:trPr>
-        <w:tc>
-          <w:tcPr>
-            <w:tcW w:type="dxa" w:w="2929"/>
-          </w:tcPr>
-          <w:p>
-            <w:pPr>
-              <w:spacing w:after="80"/>
-            </w:pPr>
-            <w:r>
-              <w:rPr>
-                <w:sz w:val="20"/>
-              </w:rPr>
-              <w:t>5ª entrega — consolidação proposta</w:t>
-            </w:r>
-          </w:p>
-        </w:tc>
-        <w:tc>
-          <w:tcPr>
-            <w:tcW w:type="dxa" w:w="2929"/>
-          </w:tcPr>
-          <w:p>
-            <w:pPr>
-              <w:spacing w:after="80"/>
-            </w:pPr>
-            <w:r>
-              <w:rPr>
-                <w:sz w:val="20"/>
-              </w:rPr>
-              <w:t>Corrigir problemas do ciclo anterior, executar regressão, concluir documentação e preparar demonstração final.</w:t>
-            </w:r>
-          </w:p>
-        </w:tc>
-        <w:tc>
-          <w:tcPr>
-            <w:tcW w:type="dxa" w:w="2929"/>
-          </w:tcPr>
-          <w:p>
-            <w:pPr>
-              <w:spacing w:after="80"/>
-            </w:pPr>
-            <w:r>
-              <w:rPr>
-                <w:sz w:val="20"/>
-              </w:rPr>
-              <w:t>Versão estável do escopo acordado, matriz de requisitos revisada, evidências finais e orientações de uso; gamificação apenas se couber no prazo.</w:t>
-            </w:r>
-          </w:p>
-        </w:tc>
-      </w:tr>
-    </w:tbl>
-    <w:p/>
+    <w:p>
+      <w:pPr>
+        <w:spacing w:after="120"/>
+      </w:pPr>
+      <w:r>
+        <w:rPr>
+          <w:b/>
+          <w:sz w:val="22"/>
+        </w:rPr>
+        <w:t xml:space="preserve">3ª entrega — incremento deste relatório. </w:t>
+      </w:r>
+      <w:r>
+        <w:rPr>
+          <w:sz w:val="22"/>
+        </w:rPr>
+        <w:t xml:space="preserve">Objetivo: Consolidar o fluxo de preferências, diário e resumo, navegação, responsividade e JavaScript. </w:t>
+      </w:r>
+      <w:r>
+        <w:rPr>
+          <w:sz w:val="22"/>
+        </w:rPr>
+        <w:t>Evidência de encerramento do ciclo: Demonstração do percurso principal, código organizado, testes e registro explícito de pendências.</w:t>
+      </w:r>
+    </w:p>
+    <w:p>
+      <w:pPr>
+        <w:spacing w:after="120"/>
+      </w:pPr>
+      <w:r>
+        <w:rPr>
+          <w:b/>
+          <w:sz w:val="22"/>
+        </w:rPr>
+        <w:t xml:space="preserve">4ª entrega — próximo incremento proposto. </w:t>
+      </w:r>
+      <w:r>
+        <w:rPr>
+          <w:sz w:val="22"/>
+        </w:rPr>
+        <w:t xml:space="preserve">Objetivo: Aproximar o cadastro da estrutura responsável/criança, refinar regras e conteúdo educativo e avaliar cenários de uso. </w:t>
+      </w:r>
+      <w:r>
+        <w:rPr>
+          <w:sz w:val="22"/>
+        </w:rPr>
+        <w:t>Evidência de encerramento do ciclo: Telas e estado local revisados, migração de dados testada, casos de restrição e resumo documentados e feedback registrado quando obtido.</w:t>
+      </w:r>
+    </w:p>
+    <w:p>
+      <w:pPr>
+        <w:spacing w:after="120"/>
+      </w:pPr>
+      <w:r>
+        <w:rPr>
+          <w:b/>
+          <w:sz w:val="22"/>
+        </w:rPr>
+        <w:t xml:space="preserve">5ª entrega — consolidação proposta. </w:t>
+      </w:r>
+      <w:r>
+        <w:rPr>
+          <w:sz w:val="22"/>
+        </w:rPr>
+        <w:t xml:space="preserve">Objetivo: Corrigir problemas do ciclo anterior, executar regressão, concluir documentação e preparar demonstração final. </w:t>
+      </w:r>
+      <w:r>
+        <w:rPr>
+          <w:sz w:val="22"/>
+        </w:rPr>
+        <w:t>Evidência de encerramento do ciclo: Versão estável do escopo acordado, matriz de requisitos revisada, evidências finais e orientações de uso; gamificação apenas se couber no prazo.</w:t>
+      </w:r>
+    </w:p>
     <w:p>
       <w:pPr>
         <w:widowControl/>
@@ -2160,7 +1844,7 @@
     <w:p>
       <w:pPr>
         <w:keepNext/>
-        <w:spacing w:before="200"/>
+        <w:spacing w:before="120"/>
       </w:pPr>
       <w:r>
         <w:rPr>
@@ -2182,139 +1866,30 @@
         <w:t>O Scrum orienta a entrega em incrementos verificáveis, revisão do resultado e adaptação do próximo ciclo. O Kanban torna tarefas, responsáveis e bloqueios visíveis. O quadro abaixo sintetiza o acompanhamento proposto a partir das evidências do repositório; não é uma reprodução dos status atuais do Jira.</w:t>
       </w:r>
     </w:p>
-    <w:tbl>
-      <w:tblPr>
-        <w:tblW w:type="auto" w:w="0"/>
-        <w:tblLook w:firstColumn="1" w:firstRow="1" w:lastColumn="0" w:lastRow="0" w:noHBand="0" w:noVBand="1" w:val="04A0"/>
-        <w:tblBorders>
-          <w:top w:val="single" w:sz="4" w:color="A0A0A0"/>
-          <w:left w:val="single" w:sz="4" w:color="A0A0A0"/>
-          <w:bottom w:val="single" w:sz="4" w:color="A0A0A0"/>
-          <w:right w:val="single" w:sz="4" w:color="A0A0A0"/>
-          <w:insideH w:val="single" w:sz="4" w:color="A0A0A0"/>
-          <w:insideV w:val="single" w:sz="4" w:color="A0A0A0"/>
-        </w:tblBorders>
-      </w:tblPr>
-      <w:tblGrid>
-        <w:gridCol w:w="2929"/>
-        <w:gridCol w:w="2929"/>
-        <w:gridCol w:w="2929"/>
-      </w:tblGrid>
-      <w:tr>
-        <w:trPr>
-          <w:tblHeader/>
-          <w:cantSplit/>
-        </w:trPr>
-        <w:tc>
-          <w:tcPr>
-            <w:tcW w:type="dxa" w:w="2929"/>
-          </w:tcPr>
-          <w:p>
-            <w:pPr>
-              <w:keepNext/>
-              <w:spacing w:after="80"/>
-            </w:pPr>
-            <w:r>
-              <w:rPr>
-                <w:b/>
-                <w:sz w:val="20"/>
-              </w:rPr>
-              <w:t>A Fazer</w:t>
-            </w:r>
-          </w:p>
-        </w:tc>
-        <w:tc>
-          <w:tcPr>
-            <w:tcW w:type="dxa" w:w="2929"/>
-          </w:tcPr>
-          <w:p>
-            <w:pPr>
-              <w:keepNext/>
-              <w:spacing w:after="80"/>
-            </w:pPr>
-            <w:r>
-              <w:rPr>
-                <w:b/>
-                <w:sz w:val="20"/>
-              </w:rPr>
-              <w:t>Em Andamento</w:t>
-            </w:r>
-          </w:p>
-        </w:tc>
-        <w:tc>
-          <w:tcPr>
-            <w:tcW w:type="dxa" w:w="2929"/>
-          </w:tcPr>
-          <w:p>
-            <w:pPr>
-              <w:keepNext/>
-              <w:spacing w:after="80"/>
-            </w:pPr>
-            <w:r>
-              <w:rPr>
-                <w:b/>
-                <w:sz w:val="20"/>
-              </w:rPr>
-              <w:t>Concluído tecnicamente</w:t>
-            </w:r>
-          </w:p>
-        </w:tc>
-      </w:tr>
-      <w:tr>
-        <w:trPr>
-          <w:cantSplit/>
-        </w:trPr>
-        <w:tc>
-          <w:tcPr>
-            <w:tcW w:type="dxa" w:w="2929"/>
-          </w:tcPr>
-          <w:p>
-            <w:pPr>
-              <w:spacing w:after="80"/>
-            </w:pPr>
-            <w:r>
-              <w:rPr>
-                <w:sz w:val="20"/>
-              </w:rPr>
-              <w:t>4ª: cadastro responsável/criança, refinamento de conteúdo e regras; 5ª: regressão e documentação final.</w:t>
-            </w:r>
-          </w:p>
-        </w:tc>
-        <w:tc>
-          <w:tcPr>
-            <w:tcW w:type="dxa" w:w="2929"/>
-          </w:tcPr>
-          <w:p>
-            <w:pPr>
-              <w:spacing w:after="80"/>
-            </w:pPr>
-            <w:r>
-              <w:rPr>
-                <w:sz w:val="20"/>
-              </w:rPr>
-              <w:t>Preparação e revisão da terceira entrega; planejamento dos próximos incrementos.</w:t>
-            </w:r>
-          </w:p>
-        </w:tc>
-        <w:tc>
-          <w:tcPr>
-            <w:tcW w:type="dxa" w:w="2929"/>
-          </w:tcPr>
-          <w:p>
-            <w:pPr>
-              <w:spacing w:after="80"/>
-            </w:pPr>
-            <w:r>
-              <w:rPr>
-                <w:sz w:val="20"/>
-              </w:rPr>
-              <w:t>Incremento técnico da 3ª: fluxo local perfil/diário/resumo, interações e verificações registradas. Não significa projeto finalizado.</w:t>
-            </w:r>
-          </w:p>
-        </w:tc>
-      </w:tr>
-    </w:tbl>
-    <w:p/>
+    <w:p>
+      <w:pPr>
+        <w:spacing w:after="120"/>
+      </w:pPr>
+      <w:r>
+        <w:rPr>
+          <w:b/>
+          <w:sz w:val="22"/>
+        </w:rPr>
+        <w:t xml:space="preserve">4ª: cadastro responsável/criança, refinamento de conteúdo e regras; 5ª: regressão e documentação final.. </w:t>
+      </w:r>
+      <w:r>
+        <w:rPr>
+          <w:sz w:val="22"/>
+        </w:rPr>
+        <w:t xml:space="preserve">Em Andamento: Preparação e revisão da terceira entrega; planejamento dos próximos incrementos. </w:t>
+      </w:r>
+      <w:r>
+        <w:rPr>
+          <w:sz w:val="22"/>
+        </w:rPr>
+        <w:t>Concluído tecnicamente: Incremento técnico da 3ª: fluxo local perfil/diário/resumo, interações e verificações registradas. Não significa projeto finalizado.</w:t>
+      </w:r>
+    </w:p>
     <w:p>
       <w:pPr>
         <w:widowControl/>
@@ -2358,7 +1933,7 @@
     <w:p>
       <w:pPr>
         <w:keepNext/>
-        <w:spacing w:before="200"/>
+        <w:spacing w:before="120"/>
       </w:pPr>
       <w:r>
         <w:rPr>
@@ -2380,511 +1955,202 @@
         <w:t>A proposta anterior define oito requisitos funcionais. A matriz abaixo preserva esses compromissos e diferencia implementação parcial de conclusão. Recursos adicionais, como foto, backup e contatos, não substituem as pendências dos requisitos originais.</w:t>
       </w:r>
     </w:p>
-    <w:tbl>
-      <w:tblPr>
-        <w:tblW w:type="auto" w:w="0"/>
-        <w:tblLook w:firstColumn="1" w:firstRow="1" w:lastColumn="0" w:lastRow="0" w:noHBand="0" w:noVBand="1" w:val="04A0"/>
-        <w:tblBorders>
-          <w:top w:val="single" w:sz="4" w:color="A0A0A0"/>
-          <w:left w:val="single" w:sz="4" w:color="A0A0A0"/>
-          <w:bottom w:val="single" w:sz="4" w:color="A0A0A0"/>
-          <w:right w:val="single" w:sz="4" w:color="A0A0A0"/>
-          <w:insideH w:val="single" w:sz="4" w:color="A0A0A0"/>
-          <w:insideV w:val="single" w:sz="4" w:color="A0A0A0"/>
-        </w:tblBorders>
-      </w:tblPr>
-      <w:tblGrid>
-        <w:gridCol w:w="2929"/>
-        <w:gridCol w:w="2929"/>
-        <w:gridCol w:w="2929"/>
-      </w:tblGrid>
-      <w:tr>
-        <w:trPr>
-          <w:tblHeader/>
-          <w:cantSplit/>
-        </w:trPr>
-        <w:tc>
-          <w:tcPr>
-            <w:tcW w:type="dxa" w:w="2929"/>
-          </w:tcPr>
-          <w:p>
-            <w:pPr>
-              <w:spacing w:after="80"/>
-            </w:pPr>
-            <w:r>
-              <w:rPr>
-                <w:b/>
-                <w:sz w:val="20"/>
-              </w:rPr>
-              <w:t>Requisito da proposta inicial</w:t>
-            </w:r>
-          </w:p>
-        </w:tc>
-        <w:tc>
-          <w:tcPr>
-            <w:tcW w:type="dxa" w:w="2929"/>
-          </w:tcPr>
-          <w:p>
-            <w:pPr>
-              <w:spacing w:after="80"/>
-            </w:pPr>
-            <w:r>
-              <w:rPr>
-                <w:b/>
-                <w:sz w:val="20"/>
-              </w:rPr>
-              <w:t>Situação nesta 3ª entrega</w:t>
-            </w:r>
-          </w:p>
-        </w:tc>
-        <w:tc>
-          <w:tcPr>
-            <w:tcW w:type="dxa" w:w="2929"/>
-          </w:tcPr>
-          <w:p>
-            <w:pPr>
-              <w:spacing w:after="80"/>
-            </w:pPr>
-            <w:r>
-              <w:rPr>
-                <w:b/>
-                <w:sz w:val="20"/>
-              </w:rPr>
-              <w:t>Continuidade prevista</w:t>
-            </w:r>
-          </w:p>
-        </w:tc>
-      </w:tr>
-      <w:tr>
-        <w:trPr>
-          <w:cantSplit/>
-        </w:trPr>
-        <w:tc>
-          <w:tcPr>
-            <w:tcW w:type="dxa" w:w="2929"/>
-          </w:tcPr>
-          <w:p>
-            <w:pPr>
-              <w:spacing w:after="80"/>
-            </w:pPr>
-            <w:r>
-              <w:rPr>
-                <w:sz w:val="20"/>
-              </w:rPr>
-              <w:t>Cadastro do usuário e da criança</w:t>
-            </w:r>
-          </w:p>
-        </w:tc>
-        <w:tc>
-          <w:tcPr>
-            <w:tcW w:type="dxa" w:w="2929"/>
-          </w:tcPr>
-          <w:p>
-            <w:pPr>
-              <w:spacing w:after="80"/>
-            </w:pPr>
-            <w:r>
-              <w:rPr>
-                <w:sz w:val="20"/>
-              </w:rPr>
-              <w:t>Parcial: perfil local simplificado, sem cadastro separado dos dois papéis.</w:t>
-            </w:r>
-          </w:p>
-        </w:tc>
-        <w:tc>
-          <w:tcPr>
-            <w:tcW w:type="dxa" w:w="2929"/>
-          </w:tcPr>
-          <w:p>
-            <w:pPr>
-              <w:spacing w:after="80"/>
-            </w:pPr>
-            <w:r>
-              <w:rPr>
-                <w:sz w:val="20"/>
-              </w:rPr>
-              <w:t>4ª: representar responsável e criança no estado local e revisar validações; 5ª: regressão do fluxo.</w:t>
-            </w:r>
-          </w:p>
-        </w:tc>
-      </w:tr>
-      <w:tr>
-        <w:trPr>
-          <w:cantSplit/>
-        </w:trPr>
-        <w:tc>
-          <w:tcPr>
-            <w:tcW w:type="dxa" w:w="2929"/>
-          </w:tcPr>
-          <w:p>
-            <w:pPr>
-              <w:spacing w:after="80"/>
-            </w:pPr>
-            <w:r>
-              <w:rPr>
-                <w:sz w:val="20"/>
-              </w:rPr>
-              <w:t>Preferências e recusas alimentares</w:t>
-            </w:r>
-          </w:p>
-        </w:tc>
-        <w:tc>
-          <w:tcPr>
-            <w:tcW w:type="dxa" w:w="2929"/>
-          </w:tcPr>
-          <w:p>
-            <w:pPr>
-              <w:spacing w:after="80"/>
-            </w:pPr>
-            <w:r>
-              <w:rPr>
-                <w:sz w:val="20"/>
-              </w:rPr>
-              <w:t>Operacional no perfil atual: restrições, cores, texturas e alimentos evitados.</w:t>
-            </w:r>
-          </w:p>
-        </w:tc>
-        <w:tc>
-          <w:tcPr>
-            <w:tcW w:type="dxa" w:w="2929"/>
-          </w:tcPr>
-          <w:p>
-            <w:pPr>
-              <w:spacing w:after="80"/>
-            </w:pPr>
-            <w:r>
-              <w:rPr>
-                <w:sz w:val="20"/>
-              </w:rPr>
-              <w:t>4ª: associar à criança e refinar mensagens; 5ª: testar cenários e persistência.</w:t>
-            </w:r>
-          </w:p>
-        </w:tc>
-      </w:tr>
-      <w:tr>
-        <w:trPr>
-          <w:cantSplit/>
-        </w:trPr>
-        <w:tc>
-          <w:tcPr>
-            <w:tcW w:type="dxa" w:w="2929"/>
-          </w:tcPr>
-          <w:p>
-            <w:pPr>
-              <w:spacing w:after="80"/>
-            </w:pPr>
-            <w:r>
-              <w:rPr>
-                <w:sz w:val="20"/>
-              </w:rPr>
-              <w:t>Registro dos alimentos consumidos</w:t>
-            </w:r>
-          </w:p>
-        </w:tc>
-        <w:tc>
-          <w:tcPr>
-            <w:tcW w:type="dxa" w:w="2929"/>
-          </w:tcPr>
-          <w:p>
-            <w:pPr>
-              <w:spacing w:after="80"/>
-            </w:pPr>
-            <w:r>
-              <w:rPr>
-                <w:sz w:val="20"/>
-              </w:rPr>
-              <w:t>Fluxo básico operacional por data e refeição.</w:t>
-            </w:r>
-          </w:p>
-        </w:tc>
-        <w:tc>
-          <w:tcPr>
-            <w:tcW w:type="dxa" w:w="2929"/>
-          </w:tcPr>
-          <w:p>
-            <w:pPr>
-              <w:spacing w:after="80"/>
-            </w:pPr>
-            <w:r>
-              <w:rPr>
-                <w:sz w:val="20"/>
-              </w:rPr>
-              <w:t>4ª: revisar a experiência para o perfil infantil; 5ª: verificar integridade e consistência.</w:t>
-            </w:r>
-          </w:p>
-        </w:tc>
-      </w:tr>
-      <w:tr>
-        <w:trPr>
-          <w:cantSplit/>
-        </w:trPr>
-        <w:tc>
-          <w:tcPr>
-            <w:tcW w:type="dxa" w:w="2929"/>
-          </w:tcPr>
-          <w:p>
-            <w:pPr>
-              <w:spacing w:after="80"/>
-            </w:pPr>
-            <w:r>
-              <w:rPr>
-                <w:sz w:val="20"/>
-              </w:rPr>
-              <w:t>Informações de alimentos e nutrientes</w:t>
-            </w:r>
-          </w:p>
-        </w:tc>
-        <w:tc>
-          <w:tcPr>
-            <w:tcW w:type="dxa" w:w="2929"/>
-          </w:tcPr>
-          <w:p>
-            <w:pPr>
-              <w:spacing w:after="80"/>
-            </w:pPr>
-            <w:r>
-              <w:rPr>
-                <w:sz w:val="20"/>
-              </w:rPr>
-              <w:t>Recorte operacional de catálogo e 43 referências TACO.</w:t>
-            </w:r>
-          </w:p>
-        </w:tc>
-        <w:tc>
-          <w:tcPr>
-            <w:tcW w:type="dxa" w:w="2929"/>
-          </w:tcPr>
-          <w:p>
-            <w:pPr>
-              <w:spacing w:after="80"/>
-            </w:pPr>
-            <w:r>
-              <w:rPr>
-                <w:sz w:val="20"/>
-              </w:rPr>
-              <w:t>4ª: revisar cobertura e apresentação; 5ª: conferir fontes e limitações do escopo entregue.</w:t>
-            </w:r>
-          </w:p>
-        </w:tc>
-      </w:tr>
-      <w:tr>
-        <w:trPr>
-          <w:cantSplit/>
-        </w:trPr>
-        <w:tc>
-          <w:tcPr>
-            <w:tcW w:type="dxa" w:w="2929"/>
-          </w:tcPr>
-          <w:p>
-            <w:pPr>
-              <w:spacing w:after="80"/>
-            </w:pPr>
-            <w:r>
-              <w:rPr>
-                <w:sz w:val="20"/>
-              </w:rPr>
-              <w:t>Análise dos alimentos registrados</w:t>
-            </w:r>
-          </w:p>
-        </w:tc>
-        <w:tc>
-          <w:tcPr>
-            <w:tcW w:type="dxa" w:w="2929"/>
-          </w:tcPr>
-          <w:p>
-            <w:pPr>
-              <w:spacing w:after="80"/>
-            </w:pPr>
-            <w:r>
-              <w:rPr>
-                <w:sz w:val="20"/>
-              </w:rPr>
-              <w:t>Parcial: resumo por grupos, nutrientes disponíveis e cobertura diária.</w:t>
-            </w:r>
-          </w:p>
-        </w:tc>
-        <w:tc>
-          <w:tcPr>
-            <w:tcW w:type="dxa" w:w="2929"/>
-          </w:tcPr>
-          <w:p>
-            <w:pPr>
-              <w:spacing w:after="80"/>
-            </w:pPr>
-            <w:r>
-              <w:rPr>
-                <w:sz w:val="20"/>
-              </w:rPr>
-              <w:t>4ª: aprimorar interpretação e estados parciais; 5ª: validar cálculos e clareza.</w:t>
-            </w:r>
-          </w:p>
-        </w:tc>
-      </w:tr>
-      <w:tr>
-        <w:trPr>
-          <w:cantSplit/>
-        </w:trPr>
-        <w:tc>
-          <w:tcPr>
-            <w:tcW w:type="dxa" w:w="2929"/>
-          </w:tcPr>
-          <w:p>
-            <w:pPr>
-              <w:spacing w:after="80"/>
-            </w:pPr>
-            <w:r>
-              <w:rPr>
-                <w:sz w:val="20"/>
-              </w:rPr>
-              <w:t>Recomendações de complementação</w:t>
-            </w:r>
-          </w:p>
-        </w:tc>
-        <w:tc>
-          <w:tcPr>
-            <w:tcW w:type="dxa" w:w="2929"/>
-          </w:tcPr>
-          <w:p>
-            <w:pPr>
-              <w:spacing w:after="80"/>
-            </w:pPr>
-            <w:r>
-              <w:rPr>
-                <w:sz w:val="20"/>
-              </w:rPr>
-              <w:t>Parcial: regras de variedade por grupos e compatibilidade; sem prescrição personalizada.</w:t>
-            </w:r>
-          </w:p>
-        </w:tc>
-        <w:tc>
-          <w:tcPr>
-            <w:tcW w:type="dxa" w:w="2929"/>
-          </w:tcPr>
-          <w:p>
-            <w:pPr>
-              <w:spacing w:after="80"/>
-            </w:pPr>
-            <w:r>
-              <w:rPr>
-                <w:sz w:val="20"/>
-              </w:rPr>
-              <w:t>4ª: refinar regras e justificativas; 5ª: verificar casos-limite e limites educativos.</w:t>
-            </w:r>
-          </w:p>
-        </w:tc>
-      </w:tr>
-      <w:tr>
-        <w:trPr>
-          <w:cantSplit/>
-        </w:trPr>
-        <w:tc>
-          <w:tcPr>
-            <w:tcW w:type="dxa" w:w="2929"/>
-          </w:tcPr>
-          <w:p>
-            <w:pPr>
-              <w:spacing w:after="80"/>
-            </w:pPr>
-            <w:r>
-              <w:rPr>
-                <w:sz w:val="20"/>
-              </w:rPr>
-              <w:t>Conteúdos de educação alimentar</w:t>
-            </w:r>
-          </w:p>
-        </w:tc>
-        <w:tc>
-          <w:tcPr>
-            <w:tcW w:type="dxa" w:w="2929"/>
-          </w:tcPr>
-          <w:p>
-            <w:pPr>
-              <w:spacing w:after="80"/>
-            </w:pPr>
-            <w:r>
-              <w:rPr>
-                <w:sz w:val="20"/>
-              </w:rPr>
-              <w:t>Parcial: conteúdo introdutório e perguntas frequentes.</w:t>
-            </w:r>
-          </w:p>
-        </w:tc>
-        <w:tc>
-          <w:tcPr>
-            <w:tcW w:type="dxa" w:w="2929"/>
-          </w:tcPr>
-          <w:p>
-            <w:pPr>
-              <w:spacing w:after="80"/>
-            </w:pPr>
-            <w:r>
-              <w:rPr>
-                <w:sz w:val="20"/>
-              </w:rPr>
-              <w:t>4ª: ampliar e organizar conteúdos adequados ao público; 5ª: revisão de fontes e navegação.</w:t>
-            </w:r>
-          </w:p>
-        </w:tc>
-      </w:tr>
-      <w:tr>
-        <w:trPr>
-          <w:cantSplit/>
-        </w:trPr>
-        <w:tc>
-          <w:tcPr>
-            <w:tcW w:type="dxa" w:w="2929"/>
-          </w:tcPr>
-          <w:p>
-            <w:pPr>
-              <w:spacing w:after="80"/>
-            </w:pPr>
-            <w:r>
-              <w:rPr>
-                <w:sz w:val="20"/>
-              </w:rPr>
-              <w:t>Pontos, recompensas, avatar e desafios</w:t>
-            </w:r>
-          </w:p>
-        </w:tc>
-        <w:tc>
-          <w:tcPr>
-            <w:tcW w:type="dxa" w:w="2929"/>
-          </w:tcPr>
-          <w:p>
-            <w:pPr>
-              <w:spacing w:after="80"/>
-            </w:pPr>
-            <w:r>
-              <w:rPr>
-                <w:sz w:val="20"/>
-              </w:rPr>
-              <w:t>Não implementado; a proposta inicial condiciona esse recurso ao prazo.</w:t>
-            </w:r>
-          </w:p>
-        </w:tc>
-        <w:tc>
-          <w:tcPr>
-            <w:tcW w:type="dxa" w:w="2929"/>
-          </w:tcPr>
-          <w:p>
-            <w:pPr>
-              <w:spacing w:after="80"/>
-            </w:pPr>
-            <w:r>
-              <w:rPr>
-                <w:sz w:val="20"/>
-              </w:rPr>
-              <w:t>4ª: avaliar viabilidade; 5ª: entregar um recorte simples somente se o núcleo estiver estável.</w:t>
-            </w:r>
-          </w:p>
-        </w:tc>
-      </w:tr>
-    </w:tbl>
-    <w:p/>
+    <w:p>
+      <w:pPr>
+        <w:spacing w:after="120"/>
+      </w:pPr>
+      <w:r>
+        <w:rPr>
+          <w:b/>
+          <w:sz w:val="22"/>
+        </w:rPr>
+        <w:t xml:space="preserve">Cadastro do usuário e da criança. </w:t>
+      </w:r>
+      <w:r>
+        <w:rPr>
+          <w:sz w:val="22"/>
+        </w:rPr>
+        <w:t xml:space="preserve">Situação nesta 3ª entrega: Parcial: perfil local simplificado, sem cadastro separado dos dois papéis. </w:t>
+      </w:r>
+      <w:r>
+        <w:rPr>
+          <w:sz w:val="22"/>
+        </w:rPr>
+        <w:t>Continuidade prevista: 4ª: representar responsável e criança no estado local e revisar validações; 5ª: regressão do fluxo.</w:t>
+      </w:r>
+    </w:p>
+    <w:p>
+      <w:pPr>
+        <w:spacing w:after="120"/>
+      </w:pPr>
+      <w:r>
+        <w:rPr>
+          <w:b/>
+          <w:sz w:val="22"/>
+        </w:rPr>
+        <w:t xml:space="preserve">Preferências e recusas alimentares. </w:t>
+      </w:r>
+      <w:r>
+        <w:rPr>
+          <w:sz w:val="22"/>
+        </w:rPr>
+        <w:t xml:space="preserve">Situação nesta 3ª entrega: Operacional no perfil atual: restrições, cores, texturas e alimentos evitados. </w:t>
+      </w:r>
+      <w:r>
+        <w:rPr>
+          <w:sz w:val="22"/>
+        </w:rPr>
+        <w:t>Continuidade prevista: 4ª: associar à criança e refinar mensagens; 5ª: testar cenários e persistência.</w:t>
+      </w:r>
+    </w:p>
+    <w:p>
+      <w:pPr>
+        <w:spacing w:after="120"/>
+      </w:pPr>
+      <w:r>
+        <w:rPr>
+          <w:b/>
+          <w:sz w:val="22"/>
+        </w:rPr>
+        <w:t xml:space="preserve">Registro dos alimentos consumidos. </w:t>
+      </w:r>
+      <w:r>
+        <w:rPr>
+          <w:sz w:val="22"/>
+        </w:rPr>
+        <w:t xml:space="preserve">Situação nesta 3ª entrega: Fluxo básico operacional por data e refeição. </w:t>
+      </w:r>
+      <w:r>
+        <w:rPr>
+          <w:sz w:val="22"/>
+        </w:rPr>
+        <w:t>Continuidade prevista: 4ª: revisar a experiência para o perfil infantil; 5ª: verificar integridade e consistência.</w:t>
+      </w:r>
+    </w:p>
+    <w:p>
+      <w:pPr>
+        <w:spacing w:after="120"/>
+      </w:pPr>
+      <w:r>
+        <w:rPr>
+          <w:b/>
+          <w:sz w:val="22"/>
+        </w:rPr>
+        <w:t xml:space="preserve">Informações de alimentos e nutrientes. </w:t>
+      </w:r>
+      <w:r>
+        <w:rPr>
+          <w:sz w:val="22"/>
+        </w:rPr>
+        <w:t xml:space="preserve">Situação nesta 3ª entrega: Recorte operacional de catálogo e 43 referências TACO. </w:t>
+      </w:r>
+      <w:r>
+        <w:rPr>
+          <w:sz w:val="22"/>
+        </w:rPr>
+        <w:t>Continuidade prevista: 4ª: revisar cobertura e apresentação; 5ª: conferir fontes e limitações do escopo entregue.</w:t>
+      </w:r>
+    </w:p>
+    <w:p>
+      <w:pPr>
+        <w:spacing w:after="120"/>
+      </w:pPr>
+      <w:r>
+        <w:rPr>
+          <w:b/>
+          <w:sz w:val="22"/>
+        </w:rPr>
+        <w:t xml:space="preserve">Análise dos alimentos registrados. </w:t>
+      </w:r>
+      <w:r>
+        <w:rPr>
+          <w:sz w:val="22"/>
+        </w:rPr>
+        <w:t xml:space="preserve">Situação nesta 3ª entrega: Parcial: resumo por grupos, nutrientes disponíveis e cobertura diária. </w:t>
+      </w:r>
+      <w:r>
+        <w:rPr>
+          <w:sz w:val="22"/>
+        </w:rPr>
+        <w:t>Continuidade prevista: 4ª: aprimorar interpretação e estados parciais; 5ª: validar cálculos e clareza.</w:t>
+      </w:r>
+    </w:p>
+    <w:p>
+      <w:pPr>
+        <w:spacing w:after="120"/>
+      </w:pPr>
+      <w:r>
+        <w:rPr>
+          <w:b/>
+          <w:sz w:val="22"/>
+        </w:rPr>
+        <w:t xml:space="preserve">Recomendações de complementação. </w:t>
+      </w:r>
+      <w:r>
+        <w:rPr>
+          <w:sz w:val="22"/>
+        </w:rPr>
+        <w:t xml:space="preserve">Situação nesta 3ª entrega: Parcial: regras de variedade por grupos e compatibilidade; sem prescrição personalizada. </w:t>
+      </w:r>
+      <w:r>
+        <w:rPr>
+          <w:sz w:val="22"/>
+        </w:rPr>
+        <w:t>Continuidade prevista: 4ª: refinar regras e justificativas; 5ª: verificar casos-limite e limites educativos.</w:t>
+      </w:r>
+    </w:p>
+    <w:p>
+      <w:pPr>
+        <w:spacing w:after="120"/>
+      </w:pPr>
+      <w:r>
+        <w:rPr>
+          <w:b/>
+          <w:sz w:val="22"/>
+        </w:rPr>
+        <w:t xml:space="preserve">Conteúdos de educação alimentar. </w:t>
+      </w:r>
+      <w:r>
+        <w:rPr>
+          <w:sz w:val="22"/>
+        </w:rPr>
+        <w:t xml:space="preserve">Situação nesta 3ª entrega: Parcial: conteúdo introdutório e perguntas frequentes. </w:t>
+      </w:r>
+      <w:r>
+        <w:rPr>
+          <w:sz w:val="22"/>
+        </w:rPr>
+        <w:t>Continuidade prevista: 4ª: ampliar e organizar conteúdos adequados ao público; 5ª: revisão de fontes e navegação.</w:t>
+      </w:r>
+    </w:p>
+    <w:p>
+      <w:pPr>
+        <w:spacing w:after="120"/>
+      </w:pPr>
+      <w:r>
+        <w:rPr>
+          <w:b/>
+          <w:sz w:val="22"/>
+        </w:rPr>
+        <w:t xml:space="preserve">Pontos, recompensas, avatar e desafios. </w:t>
+      </w:r>
+      <w:r>
+        <w:rPr>
+          <w:sz w:val="22"/>
+        </w:rPr>
+        <w:t xml:space="preserve">Situação nesta 3ª entrega: Não implementado; a proposta inicial condiciona esse recurso ao prazo. </w:t>
+      </w:r>
+      <w:r>
+        <w:rPr>
+          <w:sz w:val="22"/>
+        </w:rPr>
+        <w:t>Continuidade prevista: 4ª: avaliar viabilidade; 5ª: entregar um recorte simples somente se o núcleo estiver estável.</w:t>
+      </w:r>
+    </w:p>
     <w:p>
       <w:pPr>
         <w:keepNext/>
-        <w:spacing w:before="200"/>
+        <w:spacing w:before="120"/>
       </w:pPr>
       <w:r>
         <w:rPr>
@@ -2894,564 +2160,226 @@
         <w:t>Requisitos operacionais detalhados para o MVP</w:t>
       </w:r>
     </w:p>
-    <w:tbl>
-      <w:tblPr>
-        <w:tblW w:type="auto" w:w="0"/>
-        <w:tblLook w:firstColumn="1" w:firstRow="1" w:lastColumn="0" w:lastRow="0" w:noHBand="0" w:noVBand="1" w:val="04A0"/>
-        <w:tblBorders>
-          <w:top w:val="single" w:sz="4" w:color="A0A0A0"/>
-          <w:left w:val="single" w:sz="4" w:color="A0A0A0"/>
-          <w:bottom w:val="single" w:sz="4" w:color="A0A0A0"/>
-          <w:right w:val="single" w:sz="4" w:color="A0A0A0"/>
-          <w:insideH w:val="single" w:sz="4" w:color="A0A0A0"/>
-          <w:insideV w:val="single" w:sz="4" w:color="A0A0A0"/>
-        </w:tblBorders>
-      </w:tblPr>
-      <w:tblGrid>
-        <w:gridCol w:w="2929"/>
-        <w:gridCol w:w="2929"/>
-        <w:gridCol w:w="2929"/>
-      </w:tblGrid>
-      <w:tr>
-        <w:trPr>
-          <w:tblHeader/>
-          <w:cantSplit/>
-        </w:trPr>
-        <w:tc>
-          <w:tcPr>
-            <w:tcW w:type="dxa" w:w="2929"/>
-          </w:tcPr>
-          <w:p>
-            <w:pPr>
-              <w:spacing w:after="80"/>
-            </w:pPr>
-            <w:r>
-              <w:rPr>
-                <w:b/>
-                <w:sz w:val="20"/>
-              </w:rPr>
-              <w:t>ID</w:t>
-            </w:r>
-          </w:p>
-        </w:tc>
-        <w:tc>
-          <w:tcPr>
-            <w:tcW w:type="dxa" w:w="2929"/>
-          </w:tcPr>
-          <w:p>
-            <w:pPr>
-              <w:spacing w:after="80"/>
-            </w:pPr>
-            <w:r>
-              <w:rPr>
-                <w:b/>
-                <w:sz w:val="20"/>
-              </w:rPr>
-              <w:t>Requisito</w:t>
-            </w:r>
-          </w:p>
-        </w:tc>
-        <w:tc>
-          <w:tcPr>
-            <w:tcW w:type="dxa" w:w="2929"/>
-          </w:tcPr>
-          <w:p>
-            <w:pPr>
-              <w:spacing w:after="80"/>
-            </w:pPr>
-            <w:r>
-              <w:rPr>
-                <w:b/>
-                <w:sz w:val="20"/>
-              </w:rPr>
-              <w:t>Condição verificável</w:t>
-            </w:r>
-          </w:p>
-        </w:tc>
-      </w:tr>
-      <w:tr>
-        <w:trPr>
-          <w:cantSplit/>
-        </w:trPr>
-        <w:tc>
-          <w:tcPr>
-            <w:tcW w:type="dxa" w:w="2929"/>
-          </w:tcPr>
-          <w:p>
-            <w:pPr>
-              <w:spacing w:after="80"/>
-            </w:pPr>
-            <w:r>
-              <w:rPr>
-                <w:sz w:val="20"/>
-              </w:rPr>
-              <w:t>RF01</w:t>
-            </w:r>
-          </w:p>
-        </w:tc>
-        <w:tc>
-          <w:tcPr>
-            <w:tcW w:type="dxa" w:w="2929"/>
-          </w:tcPr>
-          <w:p>
-            <w:pPr>
-              <w:spacing w:after="80"/>
-            </w:pPr>
-            <w:r>
-              <w:rPr>
-                <w:sz w:val="20"/>
-              </w:rPr>
-              <w:t>Cadastrar perfil e preferências.</w:t>
-            </w:r>
-          </w:p>
-        </w:tc>
-        <w:tc>
-          <w:tcPr>
-            <w:tcW w:type="dxa" w:w="2929"/>
-          </w:tcPr>
-          <w:p>
-            <w:pPr>
-              <w:spacing w:after="80"/>
-            </w:pPr>
-            <w:r>
-              <w:rPr>
-                <w:sz w:val="20"/>
-              </w:rPr>
-              <w:t>Salvar e recuperar restrições, cores, texturas e alimentos evitados.</w:t>
-            </w:r>
-          </w:p>
-        </w:tc>
-      </w:tr>
-      <w:tr>
-        <w:trPr>
-          <w:cantSplit/>
-        </w:trPr>
-        <w:tc>
-          <w:tcPr>
-            <w:tcW w:type="dxa" w:w="2929"/>
-          </w:tcPr>
-          <w:p>
-            <w:pPr>
-              <w:spacing w:after="80"/>
-            </w:pPr>
-            <w:r>
-              <w:rPr>
-                <w:sz w:val="20"/>
-              </w:rPr>
-              <w:t>RF02</w:t>
-            </w:r>
-          </w:p>
-        </w:tc>
-        <w:tc>
-          <w:tcPr>
-            <w:tcW w:type="dxa" w:w="2929"/>
-          </w:tcPr>
-          <w:p>
-            <w:pPr>
-              <w:spacing w:after="80"/>
-            </w:pPr>
-            <w:r>
-              <w:rPr>
-                <w:sz w:val="20"/>
-              </w:rPr>
-              <w:t>Registrar e remover alimentos.</w:t>
-            </w:r>
-          </w:p>
-        </w:tc>
-        <w:tc>
-          <w:tcPr>
-            <w:tcW w:type="dxa" w:w="2929"/>
-          </w:tcPr>
-          <w:p>
-            <w:pPr>
-              <w:spacing w:after="80"/>
-            </w:pPr>
-            <w:r>
-              <w:rPr>
-                <w:sz w:val="20"/>
-              </w:rPr>
-              <w:t>Relacionar entrada a data/refeição e refletir a remoção no diário.</w:t>
-            </w:r>
-          </w:p>
-        </w:tc>
-      </w:tr>
-      <w:tr>
-        <w:trPr>
-          <w:cantSplit/>
-        </w:trPr>
-        <w:tc>
-          <w:tcPr>
-            <w:tcW w:type="dxa" w:w="2929"/>
-          </w:tcPr>
-          <w:p>
-            <w:pPr>
-              <w:spacing w:after="80"/>
-            </w:pPr>
-            <w:r>
-              <w:rPr>
-                <w:sz w:val="20"/>
-              </w:rPr>
-              <w:t>RF03</w:t>
-            </w:r>
-          </w:p>
-        </w:tc>
-        <w:tc>
-          <w:tcPr>
-            <w:tcW w:type="dxa" w:w="2929"/>
-          </w:tcPr>
-          <w:p>
-            <w:pPr>
-              <w:spacing w:after="80"/>
-            </w:pPr>
-            <w:r>
-              <w:rPr>
-                <w:sz w:val="20"/>
-              </w:rPr>
-              <w:t>Pesquisar e filtrar catálogo.</w:t>
-            </w:r>
-          </w:p>
-        </w:tc>
-        <w:tc>
-          <w:tcPr>
-            <w:tcW w:type="dxa" w:w="2929"/>
-          </w:tcPr>
-          <w:p>
-            <w:pPr>
-              <w:spacing w:after="80"/>
-            </w:pPr>
-            <w:r>
-              <w:rPr>
-                <w:sz w:val="20"/>
-              </w:rPr>
-              <w:t>Aceitar busca sem acentos e apresentar estado vazio quando necessário.</w:t>
-            </w:r>
-          </w:p>
-        </w:tc>
-      </w:tr>
-      <w:tr>
-        <w:trPr>
-          <w:cantSplit/>
-        </w:trPr>
-        <w:tc>
-          <w:tcPr>
-            <w:tcW w:type="dxa" w:w="2929"/>
-          </w:tcPr>
-          <w:p>
-            <w:pPr>
-              <w:spacing w:after="80"/>
-            </w:pPr>
-            <w:r>
-              <w:rPr>
-                <w:sz w:val="20"/>
-              </w:rPr>
-              <w:t>RF04</w:t>
-            </w:r>
-          </w:p>
-        </w:tc>
-        <w:tc>
-          <w:tcPr>
-            <w:tcW w:type="dxa" w:w="2929"/>
-          </w:tcPr>
-          <w:p>
-            <w:pPr>
-              <w:spacing w:after="80"/>
-            </w:pPr>
-            <w:r>
-              <w:rPr>
-                <w:sz w:val="20"/>
-              </w:rPr>
-              <w:t>Identificar alimento por foto.</w:t>
-            </w:r>
-          </w:p>
-        </w:tc>
-        <w:tc>
-          <w:tcPr>
-            <w:tcW w:type="dxa" w:w="2929"/>
-          </w:tcPr>
-          <w:p>
-            <w:pPr>
-              <w:spacing w:after="80"/>
-            </w:pPr>
-            <w:r>
-              <w:rPr>
-                <w:sz w:val="20"/>
-              </w:rPr>
-              <w:t>Permitir recusa, confirmação e correção manual.</w:t>
-            </w:r>
-          </w:p>
-        </w:tc>
-      </w:tr>
-      <w:tr>
-        <w:trPr>
-          <w:cantSplit/>
-        </w:trPr>
-        <w:tc>
-          <w:tcPr>
-            <w:tcW w:type="dxa" w:w="2929"/>
-          </w:tcPr>
-          <w:p>
-            <w:pPr>
-              <w:spacing w:after="80"/>
-            </w:pPr>
-            <w:r>
-              <w:rPr>
-                <w:sz w:val="20"/>
-              </w:rPr>
-              <w:t>RF05</w:t>
-            </w:r>
-          </w:p>
-        </w:tc>
-        <w:tc>
-          <w:tcPr>
-            <w:tcW w:type="dxa" w:w="2929"/>
-          </w:tcPr>
-          <w:p>
-            <w:pPr>
-              <w:spacing w:after="80"/>
-            </w:pPr>
-            <w:r>
-              <w:rPr>
-                <w:sz w:val="20"/>
-              </w:rPr>
-              <w:t>Calcular nutrientes.</w:t>
-            </w:r>
-          </w:p>
-        </w:tc>
-        <w:tc>
-          <w:tcPr>
-            <w:tcW w:type="dxa" w:w="2929"/>
-          </w:tcPr>
-          <w:p>
-            <w:pPr>
-              <w:spacing w:after="80"/>
-            </w:pPr>
-            <w:r>
-              <w:rPr>
-                <w:sz w:val="20"/>
-              </w:rPr>
-              <w:t>Exigir referência compatível e peso válido.</w:t>
-            </w:r>
-          </w:p>
-        </w:tc>
-      </w:tr>
-      <w:tr>
-        <w:trPr>
-          <w:cantSplit/>
-        </w:trPr>
-        <w:tc>
-          <w:tcPr>
-            <w:tcW w:type="dxa" w:w="2929"/>
-          </w:tcPr>
-          <w:p>
-            <w:pPr>
-              <w:spacing w:after="80"/>
-            </w:pPr>
-            <w:r>
-              <w:rPr>
-                <w:sz w:val="20"/>
-              </w:rPr>
-              <w:t>RF06</w:t>
-            </w:r>
-          </w:p>
-        </w:tc>
-        <w:tc>
-          <w:tcPr>
-            <w:tcW w:type="dxa" w:w="2929"/>
-          </w:tcPr>
-          <w:p>
-            <w:pPr>
-              <w:spacing w:after="80"/>
-            </w:pPr>
-            <w:r>
-              <w:rPr>
-                <w:sz w:val="20"/>
-              </w:rPr>
-              <w:t>Exibir resumo e sugestões.</w:t>
-            </w:r>
-          </w:p>
-        </w:tc>
-        <w:tc>
-          <w:tcPr>
-            <w:tcW w:type="dxa" w:w="2929"/>
-          </w:tcPr>
-          <w:p>
-            <w:pPr>
-              <w:spacing w:after="80"/>
-            </w:pPr>
-            <w:r>
-              <w:rPr>
-                <w:sz w:val="20"/>
-              </w:rPr>
-              <w:t>Usar o dia selecionado e excluir opções incompatíveis.</w:t>
-            </w:r>
-          </w:p>
-        </w:tc>
-      </w:tr>
-      <w:tr>
-        <w:trPr>
-          <w:cantSplit/>
-        </w:trPr>
-        <w:tc>
-          <w:tcPr>
-            <w:tcW w:type="dxa" w:w="2929"/>
-          </w:tcPr>
-          <w:p>
-            <w:pPr>
-              <w:spacing w:after="80"/>
-            </w:pPr>
-            <w:r>
-              <w:rPr>
-                <w:sz w:val="20"/>
-              </w:rPr>
-              <w:t>RF07</w:t>
-            </w:r>
-          </w:p>
-        </w:tc>
-        <w:tc>
-          <w:tcPr>
-            <w:tcW w:type="dxa" w:w="2929"/>
-          </w:tcPr>
-          <w:p>
-            <w:pPr>
-              <w:spacing w:after="80"/>
-            </w:pPr>
-            <w:r>
-              <w:rPr>
-                <w:sz w:val="20"/>
-              </w:rPr>
-              <w:t>Gerenciar backup local.</w:t>
-            </w:r>
-          </w:p>
-        </w:tc>
-        <w:tc>
-          <w:tcPr>
-            <w:tcW w:type="dxa" w:w="2929"/>
-          </w:tcPr>
-          <w:p>
-            <w:pPr>
-              <w:spacing w:after="80"/>
-            </w:pPr>
-            <w:r>
-              <w:rPr>
-                <w:sz w:val="20"/>
-              </w:rPr>
-              <w:t>Exportar JSON, validar importação e apagar dados mediante confirmação.</w:t>
-            </w:r>
-          </w:p>
-        </w:tc>
-      </w:tr>
-      <w:tr>
-        <w:trPr>
-          <w:cantSplit/>
-        </w:trPr>
-        <w:tc>
-          <w:tcPr>
-            <w:tcW w:type="dxa" w:w="2929"/>
-          </w:tcPr>
-          <w:p>
-            <w:pPr>
-              <w:spacing w:after="80"/>
-            </w:pPr>
-            <w:r>
-              <w:rPr>
-                <w:sz w:val="20"/>
-              </w:rPr>
-              <w:t>RF08</w:t>
-            </w:r>
-          </w:p>
-        </w:tc>
-        <w:tc>
-          <w:tcPr>
-            <w:tcW w:type="dxa" w:w="2929"/>
-          </w:tcPr>
-          <w:p>
-            <w:pPr>
-              <w:spacing w:after="80"/>
-            </w:pPr>
-            <w:r>
-              <w:rPr>
-                <w:sz w:val="20"/>
-              </w:rPr>
-              <w:t>Apresentar conteúdo educativo.</w:t>
-            </w:r>
-          </w:p>
-        </w:tc>
-        <w:tc>
-          <w:tcPr>
-            <w:tcW w:type="dxa" w:w="2929"/>
-          </w:tcPr>
-          <w:p>
-            <w:pPr>
-              <w:spacing w:after="80"/>
-            </w:pPr>
-            <w:r>
-              <w:rPr>
-                <w:sz w:val="20"/>
-              </w:rPr>
-              <w:t>Oferecer orientações e explicar os limites da aplicação.</w:t>
-            </w:r>
-          </w:p>
-        </w:tc>
-      </w:tr>
-      <w:tr>
-        <w:trPr>
-          <w:cantSplit/>
-        </w:trPr>
-        <w:tc>
-          <w:tcPr>
-            <w:tcW w:type="dxa" w:w="2929"/>
-          </w:tcPr>
-          <w:p>
-            <w:pPr>
-              <w:spacing w:after="80"/>
-            </w:pPr>
-            <w:r>
-              <w:rPr>
-                <w:sz w:val="20"/>
-              </w:rPr>
-              <w:t>RF09</w:t>
-            </w:r>
-          </w:p>
-        </w:tc>
-        <w:tc>
-          <w:tcPr>
-            <w:tcW w:type="dxa" w:w="2929"/>
-          </w:tcPr>
-          <w:p>
-            <w:pPr>
-              <w:spacing w:after="80"/>
-            </w:pPr>
-            <w:r>
-              <w:rPr>
-                <w:sz w:val="20"/>
-              </w:rPr>
-              <w:t>Receber contatos na landing page.</w:t>
-            </w:r>
-          </w:p>
-        </w:tc>
-        <w:tc>
-          <w:tcPr>
-            <w:tcW w:type="dxa" w:w="2929"/>
-          </w:tcPr>
-          <w:p>
-            <w:pPr>
-              <w:spacing w:after="80"/>
-            </w:pPr>
-            <w:r>
-              <w:rPr>
-                <w:sz w:val="20"/>
-              </w:rPr>
-              <w:t>Validar nome, e-mail e consentimento antes da persistência.</w:t>
-            </w:r>
-          </w:p>
-        </w:tc>
-      </w:tr>
-    </w:tbl>
-    <w:p/>
+    <w:p>
+      <w:pPr>
+        <w:spacing w:after="120"/>
+      </w:pPr>
+      <w:r>
+        <w:rPr>
+          <w:b/>
+          <w:sz w:val="22"/>
+        </w:rPr>
+        <w:t xml:space="preserve">RF01. </w:t>
+      </w:r>
+      <w:r>
+        <w:rPr>
+          <w:sz w:val="22"/>
+        </w:rPr>
+        <w:t xml:space="preserve">Requisito: Cadastrar perfil e preferências. </w:t>
+      </w:r>
+      <w:r>
+        <w:rPr>
+          <w:sz w:val="22"/>
+        </w:rPr>
+        <w:t>Condição verificável: Salvar e recuperar restrições, cores, texturas e alimentos evitados.</w:t>
+      </w:r>
+    </w:p>
+    <w:p>
+      <w:pPr>
+        <w:spacing w:after="120"/>
+      </w:pPr>
+      <w:r>
+        <w:rPr>
+          <w:b/>
+          <w:sz w:val="22"/>
+        </w:rPr>
+        <w:t xml:space="preserve">RF02. </w:t>
+      </w:r>
+      <w:r>
+        <w:rPr>
+          <w:sz w:val="22"/>
+        </w:rPr>
+        <w:t xml:space="preserve">Requisito: Registrar e remover alimentos. </w:t>
+      </w:r>
+      <w:r>
+        <w:rPr>
+          <w:sz w:val="22"/>
+        </w:rPr>
+        <w:t>Condição verificável: Relacionar entrada a data/refeição e refletir a remoção no diário.</w:t>
+      </w:r>
+    </w:p>
+    <w:p>
+      <w:pPr>
+        <w:spacing w:after="120"/>
+      </w:pPr>
+      <w:r>
+        <w:rPr>
+          <w:b/>
+          <w:sz w:val="22"/>
+        </w:rPr>
+        <w:t xml:space="preserve">RF03. </w:t>
+      </w:r>
+      <w:r>
+        <w:rPr>
+          <w:sz w:val="22"/>
+        </w:rPr>
+        <w:t xml:space="preserve">Requisito: Pesquisar e filtrar catálogo. </w:t>
+      </w:r>
+      <w:r>
+        <w:rPr>
+          <w:sz w:val="22"/>
+        </w:rPr>
+        <w:t>Condição verificável: Aceitar busca sem acentos e apresentar estado vazio quando necessário.</w:t>
+      </w:r>
+    </w:p>
+    <w:p>
+      <w:pPr>
+        <w:spacing w:after="120"/>
+      </w:pPr>
+      <w:r>
+        <w:rPr>
+          <w:b/>
+          <w:sz w:val="22"/>
+        </w:rPr>
+        <w:t xml:space="preserve">RF04. </w:t>
+      </w:r>
+      <w:r>
+        <w:rPr>
+          <w:sz w:val="22"/>
+        </w:rPr>
+        <w:t xml:space="preserve">Requisito: Identificar alimento por foto. </w:t>
+      </w:r>
+      <w:r>
+        <w:rPr>
+          <w:sz w:val="22"/>
+        </w:rPr>
+        <w:t>Condição verificável: Permitir recusa, confirmação e correção manual.</w:t>
+      </w:r>
+    </w:p>
+    <w:p>
+      <w:pPr>
+        <w:spacing w:after="120"/>
+      </w:pPr>
+      <w:r>
+        <w:rPr>
+          <w:b/>
+          <w:sz w:val="22"/>
+        </w:rPr>
+        <w:t xml:space="preserve">RF05. </w:t>
+      </w:r>
+      <w:r>
+        <w:rPr>
+          <w:sz w:val="22"/>
+        </w:rPr>
+        <w:t xml:space="preserve">Requisito: Calcular nutrientes. </w:t>
+      </w:r>
+      <w:r>
+        <w:rPr>
+          <w:sz w:val="22"/>
+        </w:rPr>
+        <w:t>Condição verificável: Exigir referência compatível e peso válido.</w:t>
+      </w:r>
+    </w:p>
+    <w:p>
+      <w:pPr>
+        <w:spacing w:after="120"/>
+      </w:pPr>
+      <w:r>
+        <w:rPr>
+          <w:b/>
+          <w:sz w:val="22"/>
+        </w:rPr>
+        <w:t xml:space="preserve">RF06. </w:t>
+      </w:r>
+      <w:r>
+        <w:rPr>
+          <w:sz w:val="22"/>
+        </w:rPr>
+        <w:t xml:space="preserve">Requisito: Exibir resumo e sugestões. </w:t>
+      </w:r>
+      <w:r>
+        <w:rPr>
+          <w:sz w:val="22"/>
+        </w:rPr>
+        <w:t>Condição verificável: Usar o dia selecionado e excluir opções incompatíveis.</w:t>
+      </w:r>
+    </w:p>
+    <w:p>
+      <w:pPr>
+        <w:spacing w:after="120"/>
+      </w:pPr>
+      <w:r>
+        <w:rPr>
+          <w:b/>
+          <w:sz w:val="22"/>
+        </w:rPr>
+        <w:t xml:space="preserve">RF07. </w:t>
+      </w:r>
+      <w:r>
+        <w:rPr>
+          <w:sz w:val="22"/>
+        </w:rPr>
+        <w:t xml:space="preserve">Requisito: Gerenciar backup local. </w:t>
+      </w:r>
+      <w:r>
+        <w:rPr>
+          <w:sz w:val="22"/>
+        </w:rPr>
+        <w:t>Condição verificável: Exportar JSON, validar importação e apagar dados mediante confirmação.</w:t>
+      </w:r>
+    </w:p>
+    <w:p>
+      <w:pPr>
+        <w:spacing w:after="120"/>
+      </w:pPr>
+      <w:r>
+        <w:rPr>
+          <w:b/>
+          <w:sz w:val="22"/>
+        </w:rPr>
+        <w:t xml:space="preserve">RF08. </w:t>
+      </w:r>
+      <w:r>
+        <w:rPr>
+          <w:sz w:val="22"/>
+        </w:rPr>
+        <w:t xml:space="preserve">Requisito: Apresentar conteúdo educativo. </w:t>
+      </w:r>
+      <w:r>
+        <w:rPr>
+          <w:sz w:val="22"/>
+        </w:rPr>
+        <w:t>Condição verificável: Oferecer orientações e explicar os limites da aplicação.</w:t>
+      </w:r>
+    </w:p>
+    <w:p>
+      <w:pPr>
+        <w:spacing w:after="120"/>
+      </w:pPr>
+      <w:r>
+        <w:rPr>
+          <w:b/>
+          <w:sz w:val="22"/>
+        </w:rPr>
+        <w:t xml:space="preserve">RF09. </w:t>
+      </w:r>
+      <w:r>
+        <w:rPr>
+          <w:sz w:val="22"/>
+        </w:rPr>
+        <w:t xml:space="preserve">Requisito: Receber contatos na landing page. </w:t>
+      </w:r>
+      <w:r>
+        <w:rPr>
+          <w:sz w:val="22"/>
+        </w:rPr>
+        <w:t>Condição verificável: Validar nome, e-mail e consentimento antes da persistência.</w:t>
+      </w:r>
+    </w:p>
     <w:p>
       <w:pPr>
         <w:keepNext/>
-        <w:spacing w:before="200"/>
+        <w:spacing w:before="120"/>
       </w:pPr>
       <w:r>
         <w:rPr>
@@ -3461,303 +2389,118 @@
         <w:t>Requisitos não funcionais</w:t>
       </w:r>
     </w:p>
-    <w:tbl>
-      <w:tblPr>
-        <w:tblW w:type="auto" w:w="0"/>
-        <w:tblLook w:firstColumn="1" w:firstRow="1" w:lastColumn="0" w:lastRow="0" w:noHBand="0" w:noVBand="1" w:val="04A0"/>
-        <w:tblBorders>
-          <w:top w:val="single" w:sz="4" w:color="A0A0A0"/>
-          <w:left w:val="single" w:sz="4" w:color="A0A0A0"/>
-          <w:bottom w:val="single" w:sz="4" w:color="A0A0A0"/>
-          <w:right w:val="single" w:sz="4" w:color="A0A0A0"/>
-          <w:insideH w:val="single" w:sz="4" w:color="A0A0A0"/>
-          <w:insideV w:val="single" w:sz="4" w:color="A0A0A0"/>
-        </w:tblBorders>
-      </w:tblPr>
-      <w:tblGrid>
-        <w:gridCol w:w="4393"/>
-        <w:gridCol w:w="4393"/>
-      </w:tblGrid>
-      <w:tr>
-        <w:trPr>
-          <w:tblHeader/>
-          <w:cantSplit/>
-        </w:trPr>
-        <w:tc>
-          <w:tcPr>
-            <w:tcW w:type="dxa" w:w="4393"/>
-          </w:tcPr>
-          <w:p>
-            <w:pPr>
-              <w:keepNext/>
-              <w:spacing w:after="80"/>
-            </w:pPr>
-            <w:r>
-              <w:rPr>
-                <w:b/>
-                <w:sz w:val="20"/>
-              </w:rPr>
-              <w:t>Área</w:t>
-            </w:r>
-          </w:p>
-        </w:tc>
-        <w:tc>
-          <w:tcPr>
-            <w:tcW w:type="dxa" w:w="4393"/>
-          </w:tcPr>
-          <w:p>
-            <w:pPr>
-              <w:keepNext/>
-              <w:spacing w:after="80"/>
-            </w:pPr>
-            <w:r>
-              <w:rPr>
-                <w:b/>
-                <w:sz w:val="20"/>
-              </w:rPr>
-              <w:t>Condição adotada</w:t>
-            </w:r>
-          </w:p>
-        </w:tc>
-      </w:tr>
-      <w:tr>
-        <w:trPr>
-          <w:cantSplit/>
-        </w:trPr>
-        <w:tc>
-          <w:tcPr>
-            <w:tcW w:type="dxa" w:w="4393"/>
-          </w:tcPr>
-          <w:p>
-            <w:pPr>
-              <w:keepNext/>
-              <w:spacing w:after="80"/>
-            </w:pPr>
-            <w:r>
-              <w:rPr>
-                <w:sz w:val="20"/>
-              </w:rPr>
-              <w:t>Usabilidade</w:t>
-            </w:r>
-          </w:p>
-        </w:tc>
-        <w:tc>
-          <w:tcPr>
-            <w:tcW w:type="dxa" w:w="4393"/>
-          </w:tcPr>
-          <w:p>
-            <w:pPr>
-              <w:keepNext/>
-              <w:spacing w:after="80"/>
-            </w:pPr>
-            <w:r>
-              <w:rPr>
-                <w:sz w:val="20"/>
-              </w:rPr>
-              <w:t>Rótulos, foco visível, mensagens de erro e navegação responsiva.</w:t>
-            </w:r>
-          </w:p>
-        </w:tc>
-      </w:tr>
-      <w:tr>
-        <w:trPr>
-          <w:cantSplit/>
-        </w:trPr>
-        <w:tc>
-          <w:tcPr>
-            <w:tcW w:type="dxa" w:w="4393"/>
-          </w:tcPr>
-          <w:p>
-            <w:pPr>
-              <w:keepNext/>
-              <w:spacing w:after="80"/>
-            </w:pPr>
-            <w:r>
-              <w:rPr>
-                <w:sz w:val="20"/>
-              </w:rPr>
-              <w:t>Segurança</w:t>
-            </w:r>
-          </w:p>
-        </w:tc>
-        <w:tc>
-          <w:tcPr>
-            <w:tcW w:type="dxa" w:w="4393"/>
-          </w:tcPr>
-          <w:p>
-            <w:pPr>
-              <w:keepNext/>
-              <w:spacing w:after="80"/>
-            </w:pPr>
-            <w:r>
-              <w:rPr>
-                <w:sz w:val="20"/>
-              </w:rPr>
-              <w:t>Segredos no servidor; validação de origem, corpo e entradas; SQL parametrizado.</w:t>
-            </w:r>
-          </w:p>
-        </w:tc>
-      </w:tr>
-      <w:tr>
-        <w:trPr>
-          <w:cantSplit/>
-        </w:trPr>
-        <w:tc>
-          <w:tcPr>
-            <w:tcW w:type="dxa" w:w="4393"/>
-          </w:tcPr>
-          <w:p>
-            <w:pPr>
-              <w:keepNext/>
-              <w:spacing w:after="80"/>
-            </w:pPr>
-            <w:r>
-              <w:rPr>
-                <w:sz w:val="20"/>
-              </w:rPr>
-              <w:t>Confiabilidade</w:t>
-            </w:r>
-          </w:p>
-        </w:tc>
-        <w:tc>
-          <w:tcPr>
-            <w:tcW w:type="dxa" w:w="4393"/>
-          </w:tcPr>
-          <w:p>
-            <w:pPr>
-              <w:keepNext/>
-              <w:spacing w:after="80"/>
-            </w:pPr>
-            <w:r>
-              <w:rPr>
-                <w:sz w:val="20"/>
-              </w:rPr>
-              <w:t>Tratamento de falhas de rede/armazenamento e recusa de identificação incerta.</w:t>
-            </w:r>
-          </w:p>
-        </w:tc>
-      </w:tr>
-      <w:tr>
-        <w:trPr>
-          <w:cantSplit/>
-        </w:trPr>
-        <w:tc>
-          <w:tcPr>
-            <w:tcW w:type="dxa" w:w="4393"/>
-          </w:tcPr>
-          <w:p>
-            <w:pPr>
-              <w:keepNext/>
-              <w:spacing w:after="80"/>
-            </w:pPr>
-            <w:r>
-              <w:rPr>
-                <w:sz w:val="20"/>
-              </w:rPr>
-              <w:t>Rastreabilidade</w:t>
-            </w:r>
-          </w:p>
-        </w:tc>
-        <w:tc>
-          <w:tcPr>
-            <w:tcW w:type="dxa" w:w="4393"/>
-          </w:tcPr>
-          <w:p>
-            <w:pPr>
-              <w:keepNext/>
-              <w:spacing w:after="80"/>
-            </w:pPr>
-            <w:r>
-              <w:rPr>
-                <w:sz w:val="20"/>
-              </w:rPr>
-              <w:t>Referências TACO, origem dos modelos e resultados de avaliação documentados.</w:t>
-            </w:r>
-          </w:p>
-        </w:tc>
-      </w:tr>
-      <w:tr>
-        <w:trPr>
-          <w:cantSplit/>
-        </w:trPr>
-        <w:tc>
-          <w:tcPr>
-            <w:tcW w:type="dxa" w:w="4393"/>
-          </w:tcPr>
-          <w:p>
-            <w:pPr>
-              <w:keepNext/>
-              <w:spacing w:after="80"/>
-            </w:pPr>
-            <w:r>
-              <w:rPr>
-                <w:sz w:val="20"/>
-              </w:rPr>
-              <w:t>Compatibilidade</w:t>
-            </w:r>
-          </w:p>
-        </w:tc>
-        <w:tc>
-          <w:tcPr>
-            <w:tcW w:type="dxa" w:w="4393"/>
-          </w:tcPr>
-          <w:p>
-            <w:pPr>
-              <w:keepNext/>
-              <w:spacing w:after="80"/>
-            </w:pPr>
-            <w:r>
-              <w:rPr>
-                <w:sz w:val="20"/>
-              </w:rPr>
-              <w:t>Navegador com JavaScript e WebAssembly; Node.js 24 para o servidor.</w:t>
-            </w:r>
-          </w:p>
-        </w:tc>
-      </w:tr>
-      <w:tr>
-        <w:trPr>
-          <w:cantSplit/>
-        </w:trPr>
-        <w:tc>
-          <w:tcPr>
-            <w:tcW w:type="dxa" w:w="4393"/>
-          </w:tcPr>
-          <w:p>
-            <w:pPr>
-              <w:spacing w:after="80"/>
-            </w:pPr>
-            <w:r>
-              <w:rPr>
-                <w:sz w:val="20"/>
-              </w:rPr>
-              <w:t>Privacidade</w:t>
-            </w:r>
-          </w:p>
-        </w:tc>
-        <w:tc>
-          <w:tcPr>
-            <w:tcW w:type="dxa" w:w="4393"/>
-          </w:tcPr>
-          <w:p>
-            <w:pPr>
-              <w:spacing w:after="80"/>
-            </w:pPr>
-            <w:r>
-              <w:rPr>
-                <w:sz w:val="20"/>
-              </w:rPr>
-              <w:t>Diário no navegador e separação entre dados alimentares e contatos remotos.</w:t>
-            </w:r>
-          </w:p>
-        </w:tc>
-      </w:tr>
-    </w:tbl>
-    <w:p/>
+    <w:p>
+      <w:pPr>
+        <w:spacing w:after="120"/>
+      </w:pPr>
+      <w:r>
+        <w:rPr>
+          <w:b/>
+          <w:sz w:val="22"/>
+        </w:rPr>
+        <w:t xml:space="preserve">Usabilidade. </w:t>
+      </w:r>
+      <w:r>
+        <w:rPr>
+          <w:sz w:val="22"/>
+        </w:rPr>
+        <w:t>Condição adotada: Rótulos, foco visível, mensagens de erro e navegação responsiva.</w:t>
+      </w:r>
+    </w:p>
+    <w:p>
+      <w:pPr>
+        <w:spacing w:after="120"/>
+      </w:pPr>
+      <w:r>
+        <w:rPr>
+          <w:b/>
+          <w:sz w:val="22"/>
+        </w:rPr>
+        <w:t xml:space="preserve">Segurança. </w:t>
+      </w:r>
+      <w:r>
+        <w:rPr>
+          <w:sz w:val="22"/>
+        </w:rPr>
+        <w:t>Condição adotada: Segredos no servidor; validação de origem, corpo e entradas; SQL parametrizado.</w:t>
+      </w:r>
+    </w:p>
+    <w:p>
+      <w:pPr>
+        <w:spacing w:after="120"/>
+      </w:pPr>
+      <w:r>
+        <w:rPr>
+          <w:b/>
+          <w:sz w:val="22"/>
+        </w:rPr>
+        <w:t xml:space="preserve">Confiabilidade. </w:t>
+      </w:r>
+      <w:r>
+        <w:rPr>
+          <w:sz w:val="22"/>
+        </w:rPr>
+        <w:t>Condição adotada: Tratamento de falhas de rede/armazenamento e recusa de identificação incerta.</w:t>
+      </w:r>
+    </w:p>
+    <w:p>
+      <w:pPr>
+        <w:spacing w:after="120"/>
+      </w:pPr>
+      <w:r>
+        <w:rPr>
+          <w:b/>
+          <w:sz w:val="22"/>
+        </w:rPr>
+        <w:t xml:space="preserve">Rastreabilidade. </w:t>
+      </w:r>
+      <w:r>
+        <w:rPr>
+          <w:sz w:val="22"/>
+        </w:rPr>
+        <w:t>Condição adotada: Referências TACO, origem dos modelos e resultados de avaliação documentados.</w:t>
+      </w:r>
+    </w:p>
+    <w:p>
+      <w:pPr>
+        <w:spacing w:after="120"/>
+      </w:pPr>
+      <w:r>
+        <w:rPr>
+          <w:b/>
+          <w:sz w:val="22"/>
+        </w:rPr>
+        <w:t xml:space="preserve">Compatibilidade. </w:t>
+      </w:r>
+      <w:r>
+        <w:rPr>
+          <w:sz w:val="22"/>
+        </w:rPr>
+        <w:t>Condição adotada: Navegador com JavaScript e WebAssembly; Node.js 24 para o servidor.</w:t>
+      </w:r>
+    </w:p>
+    <w:p>
+      <w:pPr>
+        <w:spacing w:after="120"/>
+      </w:pPr>
+      <w:r>
+        <w:rPr>
+          <w:b/>
+          <w:sz w:val="22"/>
+        </w:rPr>
+        <w:t xml:space="preserve">Privacidade. </w:t>
+      </w:r>
+      <w:r>
+        <w:rPr>
+          <w:sz w:val="22"/>
+        </w:rPr>
+        <w:t>Condição adotada: Diário no navegador e separação entre dados alimentares e contatos remotos.</w:t>
+      </w:r>
+    </w:p>
     <w:p>
       <w:pPr>
         <w:keepNext/>
-        <w:spacing w:before="200"/>
+        <w:spacing w:before="120"/>
       </w:pPr>
       <w:r>
         <w:rPr>
@@ -3824,7 +2567,7 @@
     <w:p>
       <w:pPr>
         <w:keepNext/>
-        <w:spacing w:before="200"/>
+        <w:spacing w:before="120"/>
       </w:pPr>
       <w:r>
         <w:rPr>
@@ -3834,363 +2577,126 @@
         <w:t>Evolução objetiva em relação à segunda entrega</w:t>
       </w:r>
     </w:p>
-    <w:tbl>
-      <w:tblPr>
-        <w:tblW w:type="auto" w:w="0"/>
-        <w:tblLook w:firstColumn="1" w:firstRow="1" w:lastColumn="0" w:lastRow="0" w:noHBand="0" w:noVBand="1" w:val="04A0"/>
-        <w:tblBorders>
-          <w:top w:val="single" w:sz="4" w:color="A0A0A0"/>
-          <w:left w:val="single" w:sz="4" w:color="A0A0A0"/>
-          <w:bottom w:val="single" w:sz="4" w:color="A0A0A0"/>
-          <w:right w:val="single" w:sz="4" w:color="A0A0A0"/>
-          <w:insideH w:val="single" w:sz="4" w:color="A0A0A0"/>
-          <w:insideV w:val="single" w:sz="4" w:color="A0A0A0"/>
-        </w:tblBorders>
-      </w:tblPr>
-      <w:tblGrid>
-        <w:gridCol w:w="2929"/>
-        <w:gridCol w:w="2929"/>
-        <w:gridCol w:w="2929"/>
-      </w:tblGrid>
-      <w:tr>
-        <w:trPr>
-          <w:tblHeader/>
-          <w:cantSplit/>
-        </w:trPr>
-        <w:tc>
-          <w:tcPr>
-            <w:tcW w:type="dxa" w:w="2929"/>
-          </w:tcPr>
-          <w:p>
-            <w:pPr>
-              <w:keepNext/>
-              <w:spacing w:after="80"/>
-            </w:pPr>
-            <w:r>
-              <w:rPr>
-                <w:b/>
-                <w:sz w:val="20"/>
-              </w:rPr>
-              <w:t>Na segunda entrega</w:t>
-            </w:r>
-          </w:p>
-        </w:tc>
-        <w:tc>
-          <w:tcPr>
-            <w:tcW w:type="dxa" w:w="2929"/>
-          </w:tcPr>
-          <w:p>
-            <w:pPr>
-              <w:keepNext/>
-              <w:spacing w:after="80"/>
-            </w:pPr>
-            <w:r>
-              <w:rPr>
-                <w:b/>
-                <w:sz w:val="20"/>
-              </w:rPr>
-              <w:t>Incremento apresentado na terceira</w:t>
-            </w:r>
-          </w:p>
-        </w:tc>
-        <w:tc>
-          <w:tcPr>
-            <w:tcW w:type="dxa" w:w="2929"/>
-          </w:tcPr>
-          <w:p>
-            <w:pPr>
-              <w:keepNext/>
-              <w:spacing w:after="80"/>
-            </w:pPr>
-            <w:r>
-              <w:rPr>
-                <w:b/>
-                <w:sz w:val="20"/>
-              </w:rPr>
-              <w:t>Pendência para os próximos ciclos</w:t>
-            </w:r>
-          </w:p>
-        </w:tc>
-      </w:tr>
-      <w:tr>
-        <w:trPr>
-          <w:cantSplit/>
-        </w:trPr>
-        <w:tc>
-          <w:tcPr>
-            <w:tcW w:type="dxa" w:w="2929"/>
-          </w:tcPr>
-          <w:p>
-            <w:pPr>
-              <w:keepNext/>
-              <w:spacing w:after="80"/>
-            </w:pPr>
-            <w:r>
-              <w:rPr>
-                <w:sz w:val="20"/>
-              </w:rPr>
-              <w:t>Ideação e requisitos do aplicativo.</w:t>
-            </w:r>
-          </w:p>
-        </w:tc>
-        <w:tc>
-          <w:tcPr>
-            <w:tcW w:type="dxa" w:w="2929"/>
-          </w:tcPr>
-          <w:p>
-            <w:pPr>
-              <w:keepNext/>
-              <w:spacing w:after="80"/>
-            </w:pPr>
-            <w:r>
-              <w:rPr>
-                <w:sz w:val="20"/>
-              </w:rPr>
-              <w:t>Regras executáveis de perfil, filtros, diário e recomendações no navegador.</w:t>
-            </w:r>
-          </w:p>
-        </w:tc>
-        <w:tc>
-          <w:tcPr>
-            <w:tcW w:type="dxa" w:w="2929"/>
-          </w:tcPr>
-          <w:p>
-            <w:pPr>
-              <w:keepNext/>
-              <w:spacing w:after="80"/>
-            </w:pPr>
-            <w:r>
-              <w:rPr>
-                <w:sz w:val="20"/>
-              </w:rPr>
-              <w:t>Aproximar o cadastro dos papéis de responsável/criança e refinar critérios.</w:t>
-            </w:r>
-          </w:p>
-        </w:tc>
-      </w:tr>
-      <w:tr>
-        <w:trPr>
-          <w:cantSplit/>
-        </w:trPr>
-        <w:tc>
-          <w:tcPr>
-            <w:tcW w:type="dxa" w:w="2929"/>
-          </w:tcPr>
-          <w:p>
-            <w:pPr>
-              <w:keepNext/>
-              <w:spacing w:after="80"/>
-            </w:pPr>
-            <w:r>
-              <w:rPr>
-                <w:sz w:val="20"/>
-              </w:rPr>
-              <w:t>Protótipo e referências de identidade.</w:t>
-            </w:r>
-          </w:p>
-        </w:tc>
-        <w:tc>
-          <w:tcPr>
-            <w:tcW w:type="dxa" w:w="2929"/>
-          </w:tcPr>
-          <w:p>
-            <w:pPr>
-              <w:keepNext/>
-              <w:spacing w:after="80"/>
-            </w:pPr>
-            <w:r>
-              <w:rPr>
-                <w:sz w:val="20"/>
-              </w:rPr>
-              <w:t>Cinco telas navegáveis, layout responsivo e painel separado da landing page.</w:t>
-            </w:r>
-          </w:p>
-        </w:tc>
-        <w:tc>
-          <w:tcPr>
-            <w:tcW w:type="dxa" w:w="2929"/>
-          </w:tcPr>
-          <w:p>
-            <w:pPr>
-              <w:keepNext/>
-              <w:spacing w:after="80"/>
-            </w:pPr>
-            <w:r>
-              <w:rPr>
-                <w:sz w:val="20"/>
-              </w:rPr>
-              <w:t>Aprimorar fluxos, acessibilidade e experiência com base em avaliação.</w:t>
-            </w:r>
-          </w:p>
-        </w:tc>
-      </w:tr>
-      <w:tr>
-        <w:trPr>
-          <w:cantSplit/>
-        </w:trPr>
-        <w:tc>
-          <w:tcPr>
-            <w:tcW w:type="dxa" w:w="2929"/>
-          </w:tcPr>
-          <w:p>
-            <w:pPr>
-              <w:keepNext/>
-              <w:spacing w:after="80"/>
-            </w:pPr>
-            <w:r>
-              <w:rPr>
-                <w:sz w:val="20"/>
-              </w:rPr>
-              <w:t>Previsão de registro e análise alimentar.</w:t>
-            </w:r>
-          </w:p>
-        </w:tc>
-        <w:tc>
-          <w:tcPr>
-            <w:tcW w:type="dxa" w:w="2929"/>
-          </w:tcPr>
-          <w:p>
-            <w:pPr>
-              <w:keepNext/>
-              <w:spacing w:after="80"/>
-            </w:pPr>
-            <w:r>
-              <w:rPr>
-                <w:sz w:val="20"/>
-              </w:rPr>
-              <w:t>Registro persistido localmente, resumo por data, TACO e peso confirmado.</w:t>
-            </w:r>
-          </w:p>
-        </w:tc>
-        <w:tc>
-          <w:tcPr>
-            <w:tcW w:type="dxa" w:w="2929"/>
-          </w:tcPr>
-          <w:p>
-            <w:pPr>
-              <w:keepNext/>
-              <w:spacing w:after="80"/>
-            </w:pPr>
-            <w:r>
-              <w:rPr>
-                <w:sz w:val="20"/>
-              </w:rPr>
-              <w:t>Revisar cobertura, apresentação e casos-limite da análise.</w:t>
-            </w:r>
-          </w:p>
-        </w:tc>
-      </w:tr>
-      <w:tr>
-        <w:trPr>
-          <w:cantSplit/>
-        </w:trPr>
-        <w:tc>
-          <w:tcPr>
-            <w:tcW w:type="dxa" w:w="2929"/>
-          </w:tcPr>
-          <w:p>
-            <w:pPr>
-              <w:keepNext/>
-              <w:spacing w:after="80"/>
-            </w:pPr>
-            <w:r>
-              <w:rPr>
-                <w:sz w:val="20"/>
-              </w:rPr>
-              <w:t>Previsão de construção gradual e testes.</w:t>
-            </w:r>
-          </w:p>
-        </w:tc>
-        <w:tc>
-          <w:tcPr>
-            <w:tcW w:type="dxa" w:w="2929"/>
-          </w:tcPr>
-          <w:p>
-            <w:pPr>
-              <w:keepNext/>
-              <w:spacing w:after="80"/>
-            </w:pPr>
-            <w:r>
-              <w:rPr>
-                <w:sz w:val="20"/>
-              </w:rPr>
-              <w:t>25 testes automatizados e percurso Chromium documentados.</w:t>
-            </w:r>
-          </w:p>
-        </w:tc>
-        <w:tc>
-          <w:tcPr>
-            <w:tcW w:type="dxa" w:w="2929"/>
-          </w:tcPr>
-          <w:p>
-            <w:pPr>
-              <w:keepNext/>
-              <w:spacing w:after="80"/>
-            </w:pPr>
-            <w:r>
-              <w:rPr>
-                <w:sz w:val="20"/>
-              </w:rPr>
-              <w:t>Ampliar cenários, registrar feedback e repetir regressão nas entregas 4 e 5.</w:t>
-            </w:r>
-          </w:p>
-        </w:tc>
-      </w:tr>
-      <w:tr>
-        <w:trPr>
-          <w:cantSplit/>
-        </w:trPr>
-        <w:tc>
-          <w:tcPr>
-            <w:tcW w:type="dxa" w:w="2929"/>
-          </w:tcPr>
-          <w:p>
-            <w:pPr>
-              <w:spacing w:after="80"/>
-            </w:pPr>
-            <w:r>
-              <w:rPr>
-                <w:sz w:val="20"/>
-              </w:rPr>
-              <w:t>Gamificação prevista se houver prazo.</w:t>
-            </w:r>
-          </w:p>
-        </w:tc>
-        <w:tc>
-          <w:tcPr>
-            <w:tcW w:type="dxa" w:w="2929"/>
-          </w:tcPr>
-          <w:p>
-            <w:pPr>
-              <w:spacing w:after="80"/>
-            </w:pPr>
-            <w:r>
-              <w:rPr>
-                <w:sz w:val="20"/>
-              </w:rPr>
-              <w:t>Recurso ainda não desenvolvido no aplicativo.</w:t>
-            </w:r>
-          </w:p>
-        </w:tc>
-        <w:tc>
-          <w:tcPr>
-            <w:tcW w:type="dxa" w:w="2929"/>
-          </w:tcPr>
-          <w:p>
-            <w:pPr>
-              <w:spacing w:after="80"/>
-            </w:pPr>
-            <w:r>
-              <w:rPr>
-                <w:sz w:val="20"/>
-              </w:rPr>
-              <w:t>Avaliar um recorte simples após consolidar os requisitos centrais.</w:t>
-            </w:r>
-          </w:p>
-        </w:tc>
-      </w:tr>
-    </w:tbl>
-    <w:p/>
+    <w:p>
+      <w:pPr>
+        <w:spacing w:after="120"/>
+      </w:pPr>
+      <w:r>
+        <w:rPr>
+          <w:b/>
+          <w:sz w:val="22"/>
+        </w:rPr>
+        <w:t xml:space="preserve">Ideação e requisitos do aplicativo.. </w:t>
+      </w:r>
+      <w:r>
+        <w:rPr>
+          <w:sz w:val="22"/>
+        </w:rPr>
+        <w:t xml:space="preserve">Incremento apresentado na terceira: Regras executáveis de perfil, filtros, diário e recomendações no navegador. </w:t>
+      </w:r>
+      <w:r>
+        <w:rPr>
+          <w:sz w:val="22"/>
+        </w:rPr>
+        <w:t>Pendência para os próximos ciclos: Aproximar o cadastro dos papéis de responsável/criança e refinar critérios.</w:t>
+      </w:r>
+    </w:p>
+    <w:p>
+      <w:pPr>
+        <w:spacing w:after="120"/>
+      </w:pPr>
+      <w:r>
+        <w:rPr>
+          <w:b/>
+          <w:sz w:val="22"/>
+        </w:rPr>
+        <w:t xml:space="preserve">Protótipo e referências de identidade.. </w:t>
+      </w:r>
+      <w:r>
+        <w:rPr>
+          <w:sz w:val="22"/>
+        </w:rPr>
+        <w:t xml:space="preserve">Incremento apresentado na terceira: Cinco telas navegáveis, layout responsivo e painel separado da landing page. </w:t>
+      </w:r>
+      <w:r>
+        <w:rPr>
+          <w:sz w:val="22"/>
+        </w:rPr>
+        <w:t>Pendência para os próximos ciclos: Aprimorar fluxos, acessibilidade e experiência com base em avaliação.</w:t>
+      </w:r>
+    </w:p>
+    <w:p>
+      <w:pPr>
+        <w:spacing w:after="120"/>
+      </w:pPr>
+      <w:r>
+        <w:rPr>
+          <w:b/>
+          <w:sz w:val="22"/>
+        </w:rPr>
+        <w:t xml:space="preserve">Previsão de registro e análise alimentar.. </w:t>
+      </w:r>
+      <w:r>
+        <w:rPr>
+          <w:sz w:val="22"/>
+        </w:rPr>
+        <w:t xml:space="preserve">Incremento apresentado na terceira: Registro persistido localmente, resumo por data, TACO e peso confirmado. </w:t>
+      </w:r>
+      <w:r>
+        <w:rPr>
+          <w:sz w:val="22"/>
+        </w:rPr>
+        <w:t>Pendência para os próximos ciclos: Revisar cobertura, apresentação e casos-limite da análise.</w:t>
+      </w:r>
+    </w:p>
+    <w:p>
+      <w:pPr>
+        <w:spacing w:after="120"/>
+      </w:pPr>
+      <w:r>
+        <w:rPr>
+          <w:b/>
+          <w:sz w:val="22"/>
+        </w:rPr>
+        <w:t xml:space="preserve">Previsão de construção gradual e testes.. </w:t>
+      </w:r>
+      <w:r>
+        <w:rPr>
+          <w:sz w:val="22"/>
+        </w:rPr>
+        <w:t xml:space="preserve">Incremento apresentado na terceira: 25 testes automatizados e percurso Chromium documentados. </w:t>
+      </w:r>
+      <w:r>
+        <w:rPr>
+          <w:sz w:val="22"/>
+        </w:rPr>
+        <w:t>Pendência para os próximos ciclos: Ampliar cenários, registrar feedback e repetir regressão nas entregas 4 e 5.</w:t>
+      </w:r>
+    </w:p>
+    <w:p>
+      <w:pPr>
+        <w:spacing w:after="120"/>
+      </w:pPr>
+      <w:r>
+        <w:rPr>
+          <w:b/>
+          <w:sz w:val="22"/>
+        </w:rPr>
+        <w:t xml:space="preserve">Gamificação prevista se houver prazo.. </w:t>
+      </w:r>
+      <w:r>
+        <w:rPr>
+          <w:sz w:val="22"/>
+        </w:rPr>
+        <w:t xml:space="preserve">Incremento apresentado na terceira: Recurso ainda não desenvolvido no aplicativo. </w:t>
+      </w:r>
+      <w:r>
+        <w:rPr>
+          <w:sz w:val="22"/>
+        </w:rPr>
+        <w:t>Pendência para os próximos ciclos: Avaliar um recorte simples após consolidar os requisitos centrais.</w:t>
+      </w:r>
+    </w:p>
     <w:p>
       <w:pPr>
         <w:widowControl/>
@@ -4206,7 +2712,7 @@
     <w:p>
       <w:pPr>
         <w:keepNext/>
-        <w:spacing w:before="200"/>
+        <w:spacing w:before="120"/>
       </w:pPr>
       <w:r>
         <w:rPr>
@@ -4228,328 +2734,136 @@
         <w:t>O frontend foi desenvolvido com HTML semântico, CSS e JavaScript modular. O backend Node.js atende serviços HTTP; a Vercel hospeda os arquivos públicos e a função serverless. A análise principal de fotos ocorre no navegador com SigLIP quantizado e ONNX Runtime Web. A integração com PostgreSQL/Neon é destinada aos contatos da landing page.</w:t>
       </w:r>
     </w:p>
-    <w:tbl>
-      <w:tblPr>
-        <w:tblW w:type="auto" w:w="0"/>
-        <w:tblLook w:firstColumn="1" w:firstRow="1" w:lastColumn="0" w:lastRow="0" w:noHBand="0" w:noVBand="1" w:val="04A0"/>
-        <w:tblBorders>
-          <w:top w:val="single" w:sz="4" w:color="A0A0A0"/>
-          <w:left w:val="single" w:sz="4" w:color="A0A0A0"/>
-          <w:bottom w:val="single" w:sz="4" w:color="A0A0A0"/>
-          <w:right w:val="single" w:sz="4" w:color="A0A0A0"/>
-          <w:insideH w:val="single" w:sz="4" w:color="A0A0A0"/>
-          <w:insideV w:val="single" w:sz="4" w:color="A0A0A0"/>
-        </w:tblBorders>
-      </w:tblPr>
-      <w:tblGrid>
-        <w:gridCol w:w="4393"/>
-        <w:gridCol w:w="4393"/>
-      </w:tblGrid>
-      <w:tr>
-        <w:trPr>
-          <w:tblHeader/>
-          <w:cantSplit/>
-        </w:trPr>
-        <w:tc>
-          <w:tcPr>
-            <w:tcW w:type="dxa" w:w="4393"/>
-          </w:tcPr>
-          <w:p>
-            <w:pPr>
-              <w:spacing w:after="80"/>
-            </w:pPr>
-            <w:r>
-              <w:rPr>
-                <w:b/>
-                <w:sz w:val="20"/>
-              </w:rPr>
-              <w:t>Pasta/arquivo</w:t>
-            </w:r>
-          </w:p>
-        </w:tc>
-        <w:tc>
-          <w:tcPr>
-            <w:tcW w:type="dxa" w:w="4393"/>
-          </w:tcPr>
-          <w:p>
-            <w:pPr>
-              <w:spacing w:after="80"/>
-            </w:pPr>
-            <w:r>
-              <w:rPr>
-                <w:b/>
-                <w:sz w:val="20"/>
-              </w:rPr>
-              <w:t>Responsabilidade</w:t>
-            </w:r>
-          </w:p>
-        </w:tc>
-      </w:tr>
-      <w:tr>
-        <w:trPr>
-          <w:cantSplit/>
-        </w:trPr>
-        <w:tc>
-          <w:tcPr>
-            <w:tcW w:type="dxa" w:w="4393"/>
-          </w:tcPr>
-          <w:p>
-            <w:pPr>
-              <w:spacing w:after="80"/>
-            </w:pPr>
-            <w:r>
-              <w:rPr>
-                <w:sz w:val="20"/>
-              </w:rPr>
-              <w:t>html e css</w:t>
-            </w:r>
-          </w:p>
-        </w:tc>
-        <w:tc>
-          <w:tcPr>
-            <w:tcW w:type="dxa" w:w="4393"/>
-          </w:tcPr>
-          <w:p>
-            <w:pPr>
-              <w:spacing w:after="80"/>
-            </w:pPr>
-            <w:r>
-              <w:rPr>
-                <w:sz w:val="20"/>
-              </w:rPr>
-              <w:t>Páginas e estilos separados para landing page e aplicativo.</w:t>
-            </w:r>
-          </w:p>
-        </w:tc>
-      </w:tr>
-      <w:tr>
-        <w:trPr>
-          <w:cantSplit/>
-        </w:trPr>
-        <w:tc>
-          <w:tcPr>
-            <w:tcW w:type="dxa" w:w="4393"/>
-          </w:tcPr>
-          <w:p>
-            <w:pPr>
-              <w:spacing w:after="80"/>
-            </w:pPr>
-            <w:r>
-              <w:rPr>
-                <w:sz w:val="20"/>
-              </w:rPr>
-              <w:t>javascript/aplicativo/app.js</w:t>
-            </w:r>
-          </w:p>
-        </w:tc>
-        <w:tc>
-          <w:tcPr>
-            <w:tcW w:type="dxa" w:w="4393"/>
-          </w:tcPr>
-          <w:p>
-            <w:pPr>
-              <w:spacing w:after="80"/>
-            </w:pPr>
-            <w:r>
-              <w:rPr>
-                <w:sz w:val="20"/>
-              </w:rPr>
-              <w:t>Eventos, renderização, estado e integração dos fluxos.</w:t>
-            </w:r>
-          </w:p>
-        </w:tc>
-      </w:tr>
-      <w:tr>
-        <w:trPr>
-          <w:cantSplit/>
-        </w:trPr>
-        <w:tc>
-          <w:tcPr>
-            <w:tcW w:type="dxa" w:w="4393"/>
-          </w:tcPr>
-          <w:p>
-            <w:pPr>
-              <w:spacing w:after="80"/>
-            </w:pPr>
-            <w:r>
-              <w:rPr>
-                <w:sz w:val="20"/>
-              </w:rPr>
-              <w:t>engine.js e store.js</w:t>
-            </w:r>
-          </w:p>
-        </w:tc>
-        <w:tc>
-          <w:tcPr>
-            <w:tcW w:type="dxa" w:w="4393"/>
-          </w:tcPr>
-          <w:p>
-            <w:pPr>
-              <w:spacing w:after="80"/>
-            </w:pPr>
-            <w:r>
-              <w:rPr>
-                <w:sz w:val="20"/>
-              </w:rPr>
-              <w:t>Regras de recomendação; validação e persistência local.</w:t>
-            </w:r>
-          </w:p>
-        </w:tc>
-      </w:tr>
-      <w:tr>
-        <w:trPr>
-          <w:cantSplit/>
-        </w:trPr>
-        <w:tc>
-          <w:tcPr>
-            <w:tcW w:type="dxa" w:w="4393"/>
-          </w:tcPr>
-          <w:p>
-            <w:pPr>
-              <w:spacing w:after="80"/>
-            </w:pPr>
-            <w:r>
-              <w:rPr>
-                <w:sz w:val="20"/>
-              </w:rPr>
-              <w:t>nutrition.js e dados/nutricao.js</w:t>
-            </w:r>
-          </w:p>
-        </w:tc>
-        <w:tc>
-          <w:tcPr>
-            <w:tcW w:type="dxa" w:w="4393"/>
-          </w:tcPr>
-          <w:p>
-            <w:pPr>
-              <w:spacing w:after="80"/>
-            </w:pPr>
-            <w:r>
-              <w:rPr>
-                <w:sz w:val="20"/>
-              </w:rPr>
-              <w:t>Cálculo proporcional e referências TACO.</w:t>
-            </w:r>
-          </w:p>
-        </w:tc>
-      </w:tr>
-      <w:tr>
-        <w:trPr>
-          <w:cantSplit/>
-        </w:trPr>
-        <w:tc>
-          <w:tcPr>
-            <w:tcW w:type="dxa" w:w="4393"/>
-          </w:tcPr>
-          <w:p>
-            <w:pPr>
-              <w:spacing w:after="80"/>
-            </w:pPr>
-            <w:r>
-              <w:rPr>
-                <w:sz w:val="20"/>
-              </w:rPr>
-              <w:t>vision-local-entry.js e vision-semantic-policy.js</w:t>
-            </w:r>
-          </w:p>
-        </w:tc>
-        <w:tc>
-          <w:tcPr>
-            <w:tcW w:type="dxa" w:w="4393"/>
-          </w:tcPr>
-          <w:p>
-            <w:pPr>
-              <w:spacing w:after="80"/>
-            </w:pPr>
-            <w:r>
-              <w:rPr>
-                <w:sz w:val="20"/>
-              </w:rPr>
-              <w:t>Execução visual local, ranking, limiares e recusa.</w:t>
-            </w:r>
-          </w:p>
-        </w:tc>
-      </w:tr>
-      <w:tr>
-        <w:trPr>
-          <w:cantSplit/>
-        </w:trPr>
-        <w:tc>
-          <w:tcPr>
-            <w:tcW w:type="dxa" w:w="4393"/>
-          </w:tcPr>
-          <w:p>
-            <w:pPr>
-              <w:spacing w:after="80"/>
-            </w:pPr>
-            <w:r>
-              <w:rPr>
-                <w:sz w:val="20"/>
-              </w:rPr>
-              <w:t>servidor e api/index.mjs</w:t>
-            </w:r>
-          </w:p>
-        </w:tc>
-        <w:tc>
-          <w:tcPr>
-            <w:tcW w:type="dxa" w:w="4393"/>
-          </w:tcPr>
-          <w:p>
-            <w:pPr>
-              <w:spacing w:after="80"/>
-            </w:pPr>
-            <w:r>
-              <w:rPr>
-                <w:sz w:val="20"/>
-              </w:rPr>
-              <w:t>Handler HTTP, contatos e adaptação serverless.</w:t>
-            </w:r>
-          </w:p>
-        </w:tc>
-      </w:tr>
-      <w:tr>
-        <w:trPr>
-          <w:cantSplit/>
-        </w:trPr>
-        <w:tc>
-          <w:tcPr>
-            <w:tcW w:type="dxa" w:w="4393"/>
-          </w:tcPr>
-          <w:p>
-            <w:pPr>
-              <w:spacing w:after="80"/>
-            </w:pPr>
-            <w:r>
-              <w:rPr>
-                <w:sz w:val="20"/>
-              </w:rPr>
-              <w:t>ferramentas, testes e documentacoes</w:t>
-            </w:r>
-          </w:p>
-        </w:tc>
-        <w:tc>
-          <w:tcPr>
-            <w:tcW w:type="dxa" w:w="4393"/>
-          </w:tcPr>
-          <w:p>
-            <w:pPr>
-              <w:spacing w:after="80"/>
-            </w:pPr>
-            <w:r>
-              <w:rPr>
-                <w:sz w:val="20"/>
-              </w:rPr>
-              <w:t>Preparação de artefatos, verificações e evidências.</w:t>
-            </w:r>
-          </w:p>
-        </w:tc>
-      </w:tr>
-    </w:tbl>
-    <w:p/>
+    <w:p>
+      <w:pPr>
+        <w:spacing w:after="120"/>
+      </w:pPr>
+      <w:r>
+        <w:rPr>
+          <w:b/>
+          <w:sz w:val="22"/>
+        </w:rPr>
+        <w:t xml:space="preserve">html e css. </w:t>
+      </w:r>
+      <w:r>
+        <w:rPr>
+          <w:sz w:val="22"/>
+        </w:rPr>
+        <w:t>Responsabilidade: Páginas e estilos separados para landing page e aplicativo.</w:t>
+      </w:r>
+    </w:p>
+    <w:p>
+      <w:pPr>
+        <w:spacing w:after="120"/>
+      </w:pPr>
+      <w:r>
+        <w:rPr>
+          <w:b/>
+          <w:sz w:val="22"/>
+        </w:rPr>
+        <w:t xml:space="preserve">javascript/aplicativo/app.js. </w:t>
+      </w:r>
+      <w:r>
+        <w:rPr>
+          <w:sz w:val="22"/>
+        </w:rPr>
+        <w:t>Responsabilidade: Eventos, renderização, estado e integração dos fluxos.</w:t>
+      </w:r>
+    </w:p>
+    <w:p>
+      <w:pPr>
+        <w:spacing w:after="120"/>
+      </w:pPr>
+      <w:r>
+        <w:rPr>
+          <w:b/>
+          <w:sz w:val="22"/>
+        </w:rPr>
+        <w:t xml:space="preserve">engine.js e store.js. </w:t>
+      </w:r>
+      <w:r>
+        <w:rPr>
+          <w:sz w:val="22"/>
+        </w:rPr>
+        <w:t>Responsabilidade: Regras de recomendação; validação e persistência local.</w:t>
+      </w:r>
+    </w:p>
+    <w:p>
+      <w:pPr>
+        <w:spacing w:after="120"/>
+      </w:pPr>
+      <w:r>
+        <w:rPr>
+          <w:b/>
+          <w:sz w:val="22"/>
+        </w:rPr>
+        <w:t xml:space="preserve">nutrition.js e dados/nutricao.js. </w:t>
+      </w:r>
+      <w:r>
+        <w:rPr>
+          <w:sz w:val="22"/>
+        </w:rPr>
+        <w:t>Responsabilidade: Cálculo proporcional e referências TACO.</w:t>
+      </w:r>
+    </w:p>
+    <w:p>
+      <w:pPr>
+        <w:spacing w:after="120"/>
+      </w:pPr>
+      <w:r>
+        <w:rPr>
+          <w:b/>
+          <w:sz w:val="22"/>
+        </w:rPr>
+        <w:t xml:space="preserve">vision-local-entry.js e vision-semantic-policy.js. </w:t>
+      </w:r>
+      <w:r>
+        <w:rPr>
+          <w:sz w:val="22"/>
+        </w:rPr>
+        <w:t>Responsabilidade: Execução visual local, ranking, limiares e recusa.</w:t>
+      </w:r>
+    </w:p>
+    <w:p>
+      <w:pPr>
+        <w:spacing w:after="120"/>
+      </w:pPr>
+      <w:r>
+        <w:rPr>
+          <w:b/>
+          <w:sz w:val="22"/>
+        </w:rPr>
+        <w:t xml:space="preserve">servidor e api/index.mjs. </w:t>
+      </w:r>
+      <w:r>
+        <w:rPr>
+          <w:sz w:val="22"/>
+        </w:rPr>
+        <w:t>Responsabilidade: Handler HTTP, contatos e adaptação serverless.</w:t>
+      </w:r>
+    </w:p>
+    <w:p>
+      <w:pPr>
+        <w:spacing w:after="120"/>
+      </w:pPr>
+      <w:r>
+        <w:rPr>
+          <w:b/>
+          <w:sz w:val="22"/>
+        </w:rPr>
+        <w:t xml:space="preserve">ferramentas, testes e documentacoes. </w:t>
+      </w:r>
+      <w:r>
+        <w:rPr>
+          <w:sz w:val="22"/>
+        </w:rPr>
+        <w:t>Responsabilidade: Preparação de artefatos, verificações e evidências.</w:t>
+      </w:r>
+    </w:p>
     <w:p>
       <w:pPr>
         <w:keepNext/>
-        <w:spacing w:before="200"/>
+        <w:spacing w:before="120"/>
       </w:pPr>
       <w:r>
         <w:rPr>
@@ -4668,7 +2982,7 @@
     <w:p>
       <w:pPr>
         <w:keepNext/>
-        <w:spacing w:before="200"/>
+        <w:spacing w:before="120"/>
       </w:pPr>
       <w:r>
         <w:rPr>
@@ -4705,7 +3019,7 @@
     <w:p>
       <w:pPr>
         <w:keepNext/>
-        <w:spacing w:before="200"/>
+        <w:spacing w:before="120"/>
       </w:pPr>
       <w:r>
         <w:rPr>
@@ -4727,182 +3041,60 @@
         <w:t>GET /api/status informa disponibilidade dos serviços. POST /api/contacts valida e grava nome, e-mail e consentimento. POST /api/identify mantém o adaptador remoto opcional; a configuração atual browser-local executa a identificação no aparelho. OpenAI e Vercel AI Gateway são alternativas dependentes de credenciais/créditos, não o motor gratuito atual.</w:t>
       </w:r>
     </w:p>
-    <w:tbl>
-      <w:tblPr>
-        <w:tblW w:type="auto" w:w="0"/>
-        <w:tblLook w:firstColumn="1" w:firstRow="1" w:lastColumn="0" w:lastRow="0" w:noHBand="0" w:noVBand="1" w:val="04A0"/>
-        <w:tblBorders>
-          <w:top w:val="single" w:sz="4" w:color="A0A0A0"/>
-          <w:left w:val="single" w:sz="4" w:color="A0A0A0"/>
-          <w:bottom w:val="single" w:sz="4" w:color="A0A0A0"/>
-          <w:right w:val="single" w:sz="4" w:color="A0A0A0"/>
-          <w:insideH w:val="single" w:sz="4" w:color="A0A0A0"/>
-          <w:insideV w:val="single" w:sz="4" w:color="A0A0A0"/>
-        </w:tblBorders>
-      </w:tblPr>
-      <w:tblGrid>
-        <w:gridCol w:w="4393"/>
-        <w:gridCol w:w="4393"/>
-      </w:tblGrid>
-      <w:tr>
-        <w:trPr>
-          <w:tblHeader/>
-          <w:cantSplit/>
-        </w:trPr>
-        <w:tc>
-          <w:tcPr>
-            <w:tcW w:type="dxa" w:w="4393"/>
-          </w:tcPr>
-          <w:p>
-            <w:pPr>
-              <w:keepNext/>
-              <w:spacing w:after="80"/>
-            </w:pPr>
-            <w:r>
-              <w:rPr>
-                <w:b/>
-                <w:sz w:val="20"/>
-              </w:rPr>
-              <w:t>Campo de contacts</w:t>
-            </w:r>
-          </w:p>
-        </w:tc>
-        <w:tc>
-          <w:tcPr>
-            <w:tcW w:type="dxa" w:w="4393"/>
-          </w:tcPr>
-          <w:p>
-            <w:pPr>
-              <w:keepNext/>
-              <w:spacing w:after="80"/>
-            </w:pPr>
-            <w:r>
-              <w:rPr>
-                <w:b/>
-                <w:sz w:val="20"/>
-              </w:rPr>
-              <w:t>Tipo e regra</w:t>
-            </w:r>
-          </w:p>
-        </w:tc>
-      </w:tr>
-      <w:tr>
-        <w:trPr>
-          <w:cantSplit/>
-        </w:trPr>
-        <w:tc>
-          <w:tcPr>
-            <w:tcW w:type="dxa" w:w="4393"/>
-          </w:tcPr>
-          <w:p>
-            <w:pPr>
-              <w:keepNext/>
-              <w:spacing w:after="80"/>
-            </w:pPr>
-            <w:r>
-              <w:rPr>
-                <w:sz w:val="20"/>
-              </w:rPr>
-              <w:t>email</w:t>
-            </w:r>
-          </w:p>
-        </w:tc>
-        <w:tc>
-          <w:tcPr>
-            <w:tcW w:type="dxa" w:w="4393"/>
-          </w:tcPr>
-          <w:p>
-            <w:pPr>
-              <w:keepNext/>
-              <w:spacing w:after="80"/>
-            </w:pPr>
-            <w:r>
-              <w:rPr>
-                <w:sz w:val="20"/>
-              </w:rPr>
-              <w:t>TEXT, chave primária; identifica contato sem duplicar a mesma chave.</w:t>
-            </w:r>
-          </w:p>
-        </w:tc>
-      </w:tr>
-      <w:tr>
-        <w:trPr>
-          <w:cantSplit/>
-        </w:trPr>
-        <w:tc>
-          <w:tcPr>
-            <w:tcW w:type="dxa" w:w="4393"/>
-          </w:tcPr>
-          <w:p>
-            <w:pPr>
-              <w:keepNext/>
-              <w:spacing w:after="80"/>
-            </w:pPr>
-            <w:r>
-              <w:rPr>
-                <w:sz w:val="20"/>
-              </w:rPr>
-              <w:t>name</w:t>
-            </w:r>
-          </w:p>
-        </w:tc>
-        <w:tc>
-          <w:tcPr>
-            <w:tcW w:type="dxa" w:w="4393"/>
-          </w:tcPr>
-          <w:p>
-            <w:pPr>
-              <w:keepNext/>
-              <w:spacing w:after="80"/>
-            </w:pPr>
-            <w:r>
-              <w:rPr>
-                <w:sz w:val="20"/>
-              </w:rPr>
-              <w:t>TEXT NOT NULL; nome validado pelo servidor.</w:t>
-            </w:r>
-          </w:p>
-        </w:tc>
-      </w:tr>
-      <w:tr>
-        <w:trPr>
-          <w:cantSplit/>
-        </w:trPr>
-        <w:tc>
-          <w:tcPr>
-            <w:tcW w:type="dxa" w:w="4393"/>
-          </w:tcPr>
-          <w:p>
-            <w:pPr>
-              <w:spacing w:after="80"/>
-            </w:pPr>
-            <w:r>
-              <w:rPr>
-                <w:sz w:val="20"/>
-              </w:rPr>
-              <w:t>consent_at</w:t>
-            </w:r>
-          </w:p>
-        </w:tc>
-        <w:tc>
-          <w:tcPr>
-            <w:tcW w:type="dxa" w:w="4393"/>
-          </w:tcPr>
-          <w:p>
-            <w:pPr>
-              <w:spacing w:after="80"/>
-            </w:pPr>
-            <w:r>
-              <w:rPr>
-                <w:sz w:val="20"/>
-              </w:rPr>
-              <w:t>TEXT NOT NULL; data/hora ISO do consentimento registrada pelo servidor.</w:t>
-            </w:r>
-          </w:p>
-        </w:tc>
-      </w:tr>
-    </w:tbl>
-    <w:p/>
+    <w:p>
+      <w:pPr>
+        <w:spacing w:after="120"/>
+      </w:pPr>
+      <w:r>
+        <w:rPr>
+          <w:b/>
+          <w:sz w:val="22"/>
+        </w:rPr>
+        <w:t xml:space="preserve">email. </w:t>
+      </w:r>
+      <w:r>
+        <w:rPr>
+          <w:sz w:val="22"/>
+        </w:rPr>
+        <w:t>Tipo e regra: TEXT, chave primária; identifica contato sem duplicar a mesma chave.</w:t>
+      </w:r>
+    </w:p>
+    <w:p>
+      <w:pPr>
+        <w:spacing w:after="120"/>
+      </w:pPr>
+      <w:r>
+        <w:rPr>
+          <w:b/>
+          <w:sz w:val="22"/>
+        </w:rPr>
+        <w:t xml:space="preserve">name. </w:t>
+      </w:r>
+      <w:r>
+        <w:rPr>
+          <w:sz w:val="22"/>
+        </w:rPr>
+        <w:t>Tipo e regra: TEXT NOT NULL; nome validado pelo servidor.</w:t>
+      </w:r>
+    </w:p>
+    <w:p>
+      <w:pPr>
+        <w:spacing w:after="120"/>
+      </w:pPr>
+      <w:r>
+        <w:rPr>
+          <w:b/>
+          <w:sz w:val="22"/>
+        </w:rPr>
+        <w:t xml:space="preserve">consent_at. </w:t>
+      </w:r>
+      <w:r>
+        <w:rPr>
+          <w:sz w:val="22"/>
+        </w:rPr>
+        <w:t>Tipo e regra: TEXT NOT NULL; data/hora ISO do consentimento registrada pelo servidor.</w:t>
+      </w:r>
+    </w:p>
     <w:p>
       <w:pPr>
         <w:widowControl/>
@@ -4961,7 +3153,7 @@
     <w:p>
       <w:pPr>
         <w:keepNext/>
-        <w:spacing w:before="200"/>
+        <w:spacing w:before="120"/>
       </w:pPr>
       <w:r>
         <w:rPr>
@@ -4995,454 +3187,174 @@
         <w:t>A validação combina testes automatizados das regras, integração do servidor, fluxo ponta a ponta e avaliação comparativa de reconhecimento. A finalidade é verificar comportamento esperado, identificar entradas inválidas e registrar limites. As evidências de execução pertencem às revisões técnicas já realizadas; não constituem pesquisa com usuários externos.</w:t>
       </w:r>
     </w:p>
-    <w:tbl>
-      <w:tblPr>
-        <w:tblW w:type="auto" w:w="0"/>
-        <w:tblLook w:firstColumn="1" w:firstRow="1" w:lastColumn="0" w:lastRow="0" w:noHBand="0" w:noVBand="1" w:val="04A0"/>
-        <w:tblBorders>
-          <w:top w:val="single" w:sz="4" w:color="A0A0A0"/>
-          <w:left w:val="single" w:sz="4" w:color="A0A0A0"/>
-          <w:bottom w:val="single" w:sz="4" w:color="A0A0A0"/>
-          <w:right w:val="single" w:sz="4" w:color="A0A0A0"/>
-          <w:insideH w:val="single" w:sz="4" w:color="A0A0A0"/>
-          <w:insideV w:val="single" w:sz="4" w:color="A0A0A0"/>
-        </w:tblBorders>
-      </w:tblPr>
-      <w:tblGrid>
-        <w:gridCol w:w="2929"/>
-        <w:gridCol w:w="2929"/>
-        <w:gridCol w:w="2929"/>
-      </w:tblGrid>
-      <w:tr>
-        <w:trPr>
-          <w:tblHeader/>
-          <w:cantSplit/>
-        </w:trPr>
-        <w:tc>
-          <w:tcPr>
-            <w:tcW w:type="dxa" w:w="2929"/>
-          </w:tcPr>
-          <w:p>
-            <w:pPr>
-              <w:spacing w:after="80"/>
-            </w:pPr>
-            <w:r>
-              <w:rPr>
-                <w:b/>
-                <w:sz w:val="20"/>
-              </w:rPr>
-              <w:t>Tipo e caso</w:t>
-            </w:r>
-          </w:p>
-        </w:tc>
-        <w:tc>
-          <w:tcPr>
-            <w:tcW w:type="dxa" w:w="2929"/>
-          </w:tcPr>
-          <w:p>
-            <w:pPr>
-              <w:spacing w:after="80"/>
-            </w:pPr>
-            <w:r>
-              <w:rPr>
-                <w:b/>
-                <w:sz w:val="20"/>
-              </w:rPr>
-              <w:t>Finalidade</w:t>
-            </w:r>
-          </w:p>
-        </w:tc>
-        <w:tc>
-          <w:tcPr>
-            <w:tcW w:type="dxa" w:w="2929"/>
-          </w:tcPr>
-          <w:p>
-            <w:pPr>
-              <w:spacing w:after="80"/>
-            </w:pPr>
-            <w:r>
-              <w:rPr>
-                <w:b/>
-                <w:sz w:val="20"/>
-              </w:rPr>
-              <w:t>Resultado registrado</w:t>
-            </w:r>
-          </w:p>
-        </w:tc>
-      </w:tr>
-      <w:tr>
-        <w:trPr>
-          <w:cantSplit/>
-        </w:trPr>
-        <w:tc>
-          <w:tcPr>
-            <w:tcW w:type="dxa" w:w="2929"/>
-          </w:tcPr>
-          <w:p>
-            <w:pPr>
-              <w:spacing w:after="80"/>
-            </w:pPr>
-            <w:r>
-              <w:rPr>
-                <w:sz w:val="20"/>
-              </w:rPr>
-              <w:t>Regras: lactose, cor verde e outros filtros.</w:t>
-            </w:r>
-          </w:p>
-        </w:tc>
-        <w:tc>
-          <w:tcPr>
-            <w:tcW w:type="dxa" w:w="2929"/>
-          </w:tcPr>
-          <w:p>
-            <w:pPr>
-              <w:spacing w:after="80"/>
-            </w:pPr>
-            <w:r>
-              <w:rPr>
-                <w:sz w:val="20"/>
-              </w:rPr>
-              <w:t>Impedir sugestões incompatíveis e não relaxar restrições.</w:t>
-            </w:r>
-          </w:p>
-        </w:tc>
-        <w:tc>
-          <w:tcPr>
-            <w:tcW w:type="dxa" w:w="2929"/>
-          </w:tcPr>
-          <w:p>
-            <w:pPr>
-              <w:spacing w:after="80"/>
-            </w:pPr>
-            <w:r>
-              <w:rPr>
-                <w:sz w:val="20"/>
-              </w:rPr>
-              <w:t>Cenários automatizados aprovados.</w:t>
-            </w:r>
-          </w:p>
-        </w:tc>
-      </w:tr>
-      <w:tr>
-        <w:trPr>
-          <w:cantSplit/>
-        </w:trPr>
-        <w:tc>
-          <w:tcPr>
-            <w:tcW w:type="dxa" w:w="2929"/>
-          </w:tcPr>
-          <w:p>
-            <w:pPr>
-              <w:spacing w:after="80"/>
-            </w:pPr>
-            <w:r>
-              <w:rPr>
-                <w:sz w:val="20"/>
-              </w:rPr>
-              <w:t>Nutrição: referência, peso e ausências.</w:t>
-            </w:r>
-          </w:p>
-        </w:tc>
-        <w:tc>
-          <w:tcPr>
-            <w:tcW w:type="dxa" w:w="2929"/>
-          </w:tcPr>
-          <w:p>
-            <w:pPr>
-              <w:spacing w:after="80"/>
-            </w:pPr>
-            <w:r>
-              <w:rPr>
-                <w:sz w:val="20"/>
-              </w:rPr>
-              <w:t>Validar proporcionalidade e evitar zero para valor desconhecido.</w:t>
-            </w:r>
-          </w:p>
-        </w:tc>
-        <w:tc>
-          <w:tcPr>
-            <w:tcW w:type="dxa" w:w="2929"/>
-          </w:tcPr>
-          <w:p>
-            <w:pPr>
-              <w:spacing w:after="80"/>
-            </w:pPr>
-            <w:r>
-              <w:rPr>
-                <w:sz w:val="20"/>
-              </w:rPr>
-              <w:t>Cálculos e rejeições previstos aprovados.</w:t>
-            </w:r>
-          </w:p>
-        </w:tc>
-      </w:tr>
-      <w:tr>
-        <w:trPr>
-          <w:cantSplit/>
-        </w:trPr>
-        <w:tc>
-          <w:tcPr>
-            <w:tcW w:type="dxa" w:w="2929"/>
-          </w:tcPr>
-          <w:p>
-            <w:pPr>
-              <w:spacing w:after="80"/>
-            </w:pPr>
-            <w:r>
-              <w:rPr>
-                <w:sz w:val="20"/>
-              </w:rPr>
-              <w:t>Persistência e importação JSON.</w:t>
-            </w:r>
-          </w:p>
-        </w:tc>
-        <w:tc>
-          <w:tcPr>
-            <w:tcW w:type="dxa" w:w="2929"/>
-          </w:tcPr>
-          <w:p>
-            <w:pPr>
-              <w:spacing w:after="80"/>
-            </w:pPr>
-            <w:r>
-              <w:rPr>
-                <w:sz w:val="20"/>
-              </w:rPr>
-              <w:t>Preservar estado e rejeitar estrutura/registros inválidos.</w:t>
-            </w:r>
-          </w:p>
-        </w:tc>
-        <w:tc>
-          <w:tcPr>
-            <w:tcW w:type="dxa" w:w="2929"/>
-          </w:tcPr>
-          <w:p>
-            <w:pPr>
-              <w:spacing w:after="80"/>
-            </w:pPr>
-            <w:r>
-              <w:rPr>
-                <w:sz w:val="20"/>
-              </w:rPr>
-              <w:t>Validação e fluxos de backup aprovados.</w:t>
-            </w:r>
-          </w:p>
-        </w:tc>
-      </w:tr>
-      <w:tr>
-        <w:trPr>
-          <w:cantSplit/>
-        </w:trPr>
-        <w:tc>
-          <w:tcPr>
-            <w:tcW w:type="dxa" w:w="2929"/>
-          </w:tcPr>
-          <w:p>
-            <w:pPr>
-              <w:spacing w:after="80"/>
-            </w:pPr>
-            <w:r>
-              <w:rPr>
-                <w:sz w:val="20"/>
-              </w:rPr>
-              <w:t>Integração: handler e banco.</w:t>
-            </w:r>
-          </w:p>
-        </w:tc>
-        <w:tc>
-          <w:tcPr>
-            <w:tcW w:type="dxa" w:w="2929"/>
-          </w:tcPr>
-          <w:p>
-            <w:pPr>
-              <w:spacing w:after="80"/>
-            </w:pPr>
-            <w:r>
-              <w:rPr>
-                <w:sz w:val="20"/>
-              </w:rPr>
-              <w:t>Conferir roteamento, SQL parametrizado e ausência de fallback efêmero em nuvem.</w:t>
-            </w:r>
-          </w:p>
-        </w:tc>
-        <w:tc>
-          <w:tcPr>
-            <w:tcW w:type="dxa" w:w="2929"/>
-          </w:tcPr>
-          <w:p>
-            <w:pPr>
-              <w:spacing w:after="80"/>
-            </w:pPr>
-            <w:r>
-              <w:rPr>
-                <w:sz w:val="20"/>
-              </w:rPr>
-              <w:t>Testes de integração aprovados.</w:t>
-            </w:r>
-          </w:p>
-        </w:tc>
-      </w:tr>
-      <w:tr>
-        <w:trPr>
-          <w:cantSplit/>
-        </w:trPr>
-        <w:tc>
-          <w:tcPr>
-            <w:tcW w:type="dxa" w:w="2929"/>
-          </w:tcPr>
-          <w:p>
-            <w:pPr>
-              <w:spacing w:after="80"/>
-            </w:pPr>
-            <w:r>
-              <w:rPr>
-                <w:sz w:val="20"/>
-              </w:rPr>
-              <w:t>Chromium: registro e resumo.</w:t>
-            </w:r>
-          </w:p>
-        </w:tc>
-        <w:tc>
-          <w:tcPr>
-            <w:tcW w:type="dxa" w:w="2929"/>
-          </w:tcPr>
-          <w:p>
-            <w:pPr>
-              <w:spacing w:after="80"/>
-            </w:pPr>
-            <w:r>
-              <w:rPr>
-                <w:sz w:val="20"/>
-              </w:rPr>
-              <w:t>Confirmar dados após recarga, remoção, foto e cálculo.</w:t>
-            </w:r>
-          </w:p>
-        </w:tc>
-        <w:tc>
-          <w:tcPr>
-            <w:tcW w:type="dxa" w:w="2929"/>
-          </w:tcPr>
-          <w:p>
-            <w:pPr>
-              <w:spacing w:after="80"/>
-            </w:pPr>
-            <w:r>
-              <w:rPr>
-                <w:sz w:val="20"/>
-              </w:rPr>
-              <w:t>Fluxo ponta a ponta aprovado.</w:t>
-            </w:r>
-          </w:p>
-        </w:tc>
-      </w:tr>
-      <w:tr>
-        <w:trPr>
-          <w:cantSplit/>
-        </w:trPr>
-        <w:tc>
-          <w:tcPr>
-            <w:tcW w:type="dxa" w:w="2929"/>
-          </w:tcPr>
-          <w:p>
-            <w:pPr>
-              <w:spacing w:after="80"/>
-            </w:pPr>
-            <w:r>
-              <w:rPr>
-                <w:sz w:val="20"/>
-              </w:rPr>
-              <w:t>Interface: 360, 768 e 1280 pixels.</w:t>
-            </w:r>
-          </w:p>
-        </w:tc>
-        <w:tc>
-          <w:tcPr>
-            <w:tcW w:type="dxa" w:w="2929"/>
-          </w:tcPr>
-          <w:p>
-            <w:pPr>
-              <w:spacing w:after="80"/>
-            </w:pPr>
-            <w:r>
-              <w:rPr>
-                <w:sz w:val="20"/>
-              </w:rPr>
-              <w:t>Verificar navegação, links locais e transbordamento.</w:t>
-            </w:r>
-          </w:p>
-        </w:tc>
-        <w:tc>
-          <w:tcPr>
-            <w:tcW w:type="dxa" w:w="2929"/>
-          </w:tcPr>
-          <w:p>
-            <w:pPr>
-              <w:spacing w:after="80"/>
-            </w:pPr>
-            <w:r>
-              <w:rPr>
-                <w:sz w:val="20"/>
-              </w:rPr>
-              <w:t>Cinco telas verificadas sem transbordamento nos cenários.</w:t>
-            </w:r>
-          </w:p>
-        </w:tc>
-      </w:tr>
-      <w:tr>
-        <w:trPr>
-          <w:cantSplit/>
-        </w:trPr>
-        <w:tc>
-          <w:tcPr>
-            <w:tcW w:type="dxa" w:w="2929"/>
-          </w:tcPr>
-          <w:p>
-            <w:pPr>
-              <w:spacing w:after="80"/>
-            </w:pPr>
-            <w:r>
-              <w:rPr>
-                <w:sz w:val="20"/>
-              </w:rPr>
-              <w:t>Reconhecimento: fotos e controles negativos.</w:t>
-            </w:r>
-          </w:p>
-        </w:tc>
-        <w:tc>
-          <w:tcPr>
-            <w:tcW w:type="dxa" w:w="2929"/>
-          </w:tcPr>
-          <w:p>
-            <w:pPr>
-              <w:spacing w:after="80"/>
-            </w:pPr>
-            <w:r>
-              <w:rPr>
-                <w:sz w:val="20"/>
-              </w:rPr>
-              <w:t>Medir erros, recusas e diferenças entre alternativas.</w:t>
-            </w:r>
-          </w:p>
-        </w:tc>
-        <w:tc>
-          <w:tcPr>
-            <w:tcW w:type="dxa" w:w="2929"/>
-          </w:tcPr>
-          <w:p>
-            <w:pPr>
-              <w:spacing w:after="80"/>
-            </w:pPr>
-            <w:r>
-              <w:rPr>
-                <w:sz w:val="20"/>
-              </w:rPr>
-              <w:t>SigLIP selecionado; limitações registradas.</w:t>
-            </w:r>
-          </w:p>
-        </w:tc>
-      </w:tr>
-    </w:tbl>
-    <w:p/>
+    <w:p>
+      <w:pPr>
+        <w:spacing w:after="120"/>
+      </w:pPr>
+      <w:r>
+        <w:rPr>
+          <w:b/>
+          <w:sz w:val="22"/>
+        </w:rPr>
+        <w:t xml:space="preserve">Regras: lactose, cor verde e outros filtros.. </w:t>
+      </w:r>
+      <w:r>
+        <w:rPr>
+          <w:sz w:val="22"/>
+        </w:rPr>
+        <w:t xml:space="preserve">Finalidade: Impedir sugestões incompatíveis e não relaxar restrições. </w:t>
+      </w:r>
+      <w:r>
+        <w:rPr>
+          <w:sz w:val="22"/>
+        </w:rPr>
+        <w:t>Resultado registrado: Cenários automatizados aprovados.</w:t>
+      </w:r>
+    </w:p>
+    <w:p>
+      <w:pPr>
+        <w:spacing w:after="120"/>
+      </w:pPr>
+      <w:r>
+        <w:rPr>
+          <w:b/>
+          <w:sz w:val="22"/>
+        </w:rPr>
+        <w:t xml:space="preserve">Nutrição: referência, peso e ausências.. </w:t>
+      </w:r>
+      <w:r>
+        <w:rPr>
+          <w:sz w:val="22"/>
+        </w:rPr>
+        <w:t xml:space="preserve">Finalidade: Validar proporcionalidade e evitar zero para valor desconhecido. </w:t>
+      </w:r>
+      <w:r>
+        <w:rPr>
+          <w:sz w:val="22"/>
+        </w:rPr>
+        <w:t>Resultado registrado: Cálculos e rejeições previstos aprovados.</w:t>
+      </w:r>
+    </w:p>
+    <w:p>
+      <w:pPr>
+        <w:spacing w:after="120"/>
+      </w:pPr>
+      <w:r>
+        <w:rPr>
+          <w:b/>
+          <w:sz w:val="22"/>
+        </w:rPr>
+        <w:t xml:space="preserve">Persistência e importação JSON.. </w:t>
+      </w:r>
+      <w:r>
+        <w:rPr>
+          <w:sz w:val="22"/>
+        </w:rPr>
+        <w:t xml:space="preserve">Finalidade: Preservar estado e rejeitar estrutura/registros inválidos. </w:t>
+      </w:r>
+      <w:r>
+        <w:rPr>
+          <w:sz w:val="22"/>
+        </w:rPr>
+        <w:t>Resultado registrado: Validação e fluxos de backup aprovados.</w:t>
+      </w:r>
+    </w:p>
+    <w:p>
+      <w:pPr>
+        <w:spacing w:after="120"/>
+      </w:pPr>
+      <w:r>
+        <w:rPr>
+          <w:b/>
+          <w:sz w:val="22"/>
+        </w:rPr>
+        <w:t xml:space="preserve">Integração: handler e banco.. </w:t>
+      </w:r>
+      <w:r>
+        <w:rPr>
+          <w:sz w:val="22"/>
+        </w:rPr>
+        <w:t xml:space="preserve">Finalidade: Conferir roteamento, SQL parametrizado e ausência de fallback efêmero em nuvem. </w:t>
+      </w:r>
+      <w:r>
+        <w:rPr>
+          <w:sz w:val="22"/>
+        </w:rPr>
+        <w:t>Resultado registrado: Testes de integração aprovados.</w:t>
+      </w:r>
+    </w:p>
+    <w:p>
+      <w:pPr>
+        <w:spacing w:after="120"/>
+      </w:pPr>
+      <w:r>
+        <w:rPr>
+          <w:b/>
+          <w:sz w:val="22"/>
+        </w:rPr>
+        <w:t xml:space="preserve">Chromium: registro e resumo.. </w:t>
+      </w:r>
+      <w:r>
+        <w:rPr>
+          <w:sz w:val="22"/>
+        </w:rPr>
+        <w:t xml:space="preserve">Finalidade: Confirmar dados após recarga, remoção, foto e cálculo. </w:t>
+      </w:r>
+      <w:r>
+        <w:rPr>
+          <w:sz w:val="22"/>
+        </w:rPr>
+        <w:t>Resultado registrado: Fluxo ponta a ponta aprovado.</w:t>
+      </w:r>
+    </w:p>
+    <w:p>
+      <w:pPr>
+        <w:spacing w:after="120"/>
+      </w:pPr>
+      <w:r>
+        <w:rPr>
+          <w:b/>
+          <w:sz w:val="22"/>
+        </w:rPr>
+        <w:t xml:space="preserve">Interface: 360, 768 e 1280 pixels.. </w:t>
+      </w:r>
+      <w:r>
+        <w:rPr>
+          <w:sz w:val="22"/>
+        </w:rPr>
+        <w:t xml:space="preserve">Finalidade: Verificar navegação, links locais e transbordamento. </w:t>
+      </w:r>
+      <w:r>
+        <w:rPr>
+          <w:sz w:val="22"/>
+        </w:rPr>
+        <w:t>Resultado registrado: Cinco telas verificadas sem transbordamento nos cenários.</w:t>
+      </w:r>
+    </w:p>
+    <w:p>
+      <w:pPr>
+        <w:spacing w:after="120"/>
+      </w:pPr>
+      <w:r>
+        <w:rPr>
+          <w:b/>
+          <w:sz w:val="22"/>
+        </w:rPr>
+        <w:t xml:space="preserve">Reconhecimento: fotos e controles negativos.. </w:t>
+      </w:r>
+      <w:r>
+        <w:rPr>
+          <w:sz w:val="22"/>
+        </w:rPr>
+        <w:t xml:space="preserve">Finalidade: Medir erros, recusas e diferenças entre alternativas. </w:t>
+      </w:r>
+      <w:r>
+        <w:rPr>
+          <w:sz w:val="22"/>
+        </w:rPr>
+        <w:t>Resultado registrado: SigLIP selecionado; limitações registradas.</w:t>
+      </w:r>
+    </w:p>
     <w:p>
       <w:pPr>
         <w:widowControl/>
@@ -5458,7 +3370,7 @@
     <w:p>
       <w:pPr>
         <w:keepNext/>
-        <w:spacing w:before="200"/>
+        <w:spacing w:before="120"/>
       </w:pPr>
       <w:r>
         <w:rPr>
@@ -5501,7 +3413,7 @@
         <w:rPr>
           <w:sz w:val="22"/>
         </w:rPr>
-        <w:t>Os scripts estão em testes/; as capturas, em documentacoes/evidencias/; os manifestos, fontes e resultados por imagem, em documentacoes/avaliacao-imagens/. Não foi documentada uma avaliação de usabilidade com comunidade externa. A validação técnica não comprova aceitação, impacto clínico ou mudança de hábitos.</w:t>
+        <w:t>As verificações utilizaram cenários de cadastro, filtro por lactose e cor verde, busca sem acentos, registro por dia, peso confirmado, remoção e importação de backup. As capturas mostram a execução nesses cenários. Não foi documentada uma avaliação de usabilidade com comunidade externa. A validação técnica não comprova aceitação, impacto clínico ou mudança de hábitos.</w:t>
       </w:r>
     </w:p>
     <w:p>
@@ -5538,7 +3450,7 @@
     <w:p>
       <w:pPr>
         <w:keepNext/>
-        <w:spacing w:before="200"/>
+        <w:spacing w:before="120"/>
       </w:pPr>
       <w:r>
         <w:rPr>
@@ -5575,7 +3487,7 @@
     <w:p>
       <w:pPr>
         <w:keepNext/>
-        <w:spacing w:before="200"/>
+        <w:spacing w:before="120"/>
       </w:pPr>
       <w:r>
         <w:rPr>
@@ -5660,7 +3572,7 @@
     <w:p>
       <w:pPr>
         <w:keepNext/>
-        <w:spacing w:before="200"/>
+        <w:spacing w:before="120"/>
       </w:pPr>
       <w:r>
         <w:rPr>
@@ -5729,7 +3641,7 @@
     <w:p>
       <w:pPr>
         <w:keepNext/>
-        <w:spacing w:before="200"/>
+        <w:spacing w:before="120"/>
       </w:pPr>
       <w:r>
         <w:rPr>
@@ -5766,7 +3678,7 @@
     <w:p>
       <w:pPr>
         <w:keepNext/>
-        <w:spacing w:before="200"/>
+        <w:spacing w:before="120"/>
       </w:pPr>
       <w:r>
         <w:rPr>
@@ -5800,255 +3712,82 @@
         <w:t>A gamificação continua opcional, conforme a proposta inicial. Se houver prazo após estabilizar o núcleo, será avaliado um recorte simples de avatar, desafios e pontuação local, com regras claras e caráter educativo. Não se assume a entrega integral de todos esses recursos. Eles não devem incentivar consumo forçado ou prometer melhora clínica; se não forem viáveis, essa decisão será registrada.</w:t>
       </w:r>
     </w:p>
-    <w:tbl>
-      <w:tblPr>
-        <w:tblW w:type="auto" w:w="0"/>
-        <w:tblLook w:firstColumn="1" w:firstRow="1" w:lastColumn="0" w:lastRow="0" w:noHBand="0" w:noVBand="1" w:val="04A0"/>
-        <w:tblBorders>
-          <w:top w:val="single" w:sz="4" w:color="A0A0A0"/>
-          <w:left w:val="single" w:sz="4" w:color="A0A0A0"/>
-          <w:bottom w:val="single" w:sz="4" w:color="A0A0A0"/>
-          <w:right w:val="single" w:sz="4" w:color="A0A0A0"/>
-          <w:insideH w:val="single" w:sz="4" w:color="A0A0A0"/>
-          <w:insideV w:val="single" w:sz="4" w:color="A0A0A0"/>
-        </w:tblBorders>
-      </w:tblPr>
-      <w:tblGrid>
-        <w:gridCol w:w="2929"/>
-        <w:gridCol w:w="2929"/>
-        <w:gridCol w:w="2929"/>
-      </w:tblGrid>
-      <w:tr>
-        <w:trPr>
-          <w:tblHeader/>
-          <w:cantSplit/>
-        </w:trPr>
-        <w:tc>
-          <w:tcPr>
-            <w:tcW w:type="dxa" w:w="2929"/>
-          </w:tcPr>
-          <w:p>
-            <w:pPr>
-              <w:keepNext/>
-              <w:spacing w:after="80"/>
-            </w:pPr>
-            <w:r>
-              <w:rPr>
-                <w:b/>
-                <w:sz w:val="20"/>
-              </w:rPr>
-              <w:t>Horizonte</w:t>
-            </w:r>
-          </w:p>
-        </w:tc>
-        <w:tc>
-          <w:tcPr>
-            <w:tcW w:type="dxa" w:w="2929"/>
-          </w:tcPr>
-          <w:p>
-            <w:pPr>
-              <w:keepNext/>
-              <w:spacing w:after="80"/>
-            </w:pPr>
-            <w:r>
-              <w:rPr>
-                <w:b/>
-                <w:sz w:val="20"/>
-              </w:rPr>
-              <w:t>Escopo proposto</w:t>
-            </w:r>
-          </w:p>
-        </w:tc>
-        <w:tc>
-          <w:tcPr>
-            <w:tcW w:type="dxa" w:w="2929"/>
-          </w:tcPr>
-          <w:p>
-            <w:pPr>
-              <w:keepNext/>
-              <w:spacing w:after="80"/>
-            </w:pPr>
-            <w:r>
-              <w:rPr>
-                <w:b/>
-                <w:sz w:val="20"/>
-              </w:rPr>
-              <w:t>Evidência esperada</w:t>
-            </w:r>
-          </w:p>
-        </w:tc>
-      </w:tr>
-      <w:tr>
-        <w:trPr>
-          <w:cantSplit/>
-        </w:trPr>
-        <w:tc>
-          <w:tcPr>
-            <w:tcW w:type="dxa" w:w="2929"/>
-          </w:tcPr>
-          <w:p>
-            <w:pPr>
-              <w:keepNext/>
-              <w:spacing w:after="80"/>
-            </w:pPr>
-            <w:r>
-              <w:rPr>
-                <w:sz w:val="20"/>
-              </w:rPr>
-              <w:t>4ª entrega</w:t>
-            </w:r>
-          </w:p>
-        </w:tc>
-        <w:tc>
-          <w:tcPr>
-            <w:tcW w:type="dxa" w:w="2929"/>
-          </w:tcPr>
-          <w:p>
-            <w:pPr>
-              <w:keepNext/>
-              <w:spacing w:after="80"/>
-            </w:pPr>
-            <w:r>
-              <w:rPr>
-                <w:sz w:val="20"/>
-              </w:rPr>
-              <w:t>Cadastro responsável/criança; revisão de recomendações e conteúdo; avaliação dos fluxos.</w:t>
-            </w:r>
-          </w:p>
-        </w:tc>
-        <w:tc>
-          <w:tcPr>
-            <w:tcW w:type="dxa" w:w="2929"/>
-          </w:tcPr>
-          <w:p>
-            <w:pPr>
-              <w:keepNext/>
-              <w:spacing w:after="80"/>
-            </w:pPr>
-            <w:r>
-              <w:rPr>
-                <w:sz w:val="20"/>
-              </w:rPr>
-              <w:t>Incremento executável, casos de teste, compatibilidade dos dados e registro de problemas/feedback.</w:t>
-            </w:r>
-          </w:p>
-        </w:tc>
-      </w:tr>
-      <w:tr>
-        <w:trPr>
-          <w:cantSplit/>
-        </w:trPr>
-        <w:tc>
-          <w:tcPr>
-            <w:tcW w:type="dxa" w:w="2929"/>
-          </w:tcPr>
-          <w:p>
-            <w:pPr>
-              <w:keepNext/>
-              <w:spacing w:after="80"/>
-            </w:pPr>
-            <w:r>
-              <w:rPr>
-                <w:sz w:val="20"/>
-              </w:rPr>
-              <w:t>5ª entrega</w:t>
-            </w:r>
-          </w:p>
-        </w:tc>
-        <w:tc>
-          <w:tcPr>
-            <w:tcW w:type="dxa" w:w="2929"/>
-          </w:tcPr>
-          <w:p>
-            <w:pPr>
-              <w:keepNext/>
-              <w:spacing w:after="80"/>
-            </w:pPr>
-            <w:r>
-              <w:rPr>
-                <w:sz w:val="20"/>
-              </w:rPr>
-              <w:t>Correções, regressão, documentação e demonstração; gamificação somente se viável.</w:t>
-            </w:r>
-          </w:p>
-        </w:tc>
-        <w:tc>
-          <w:tcPr>
-            <w:tcW w:type="dxa" w:w="2929"/>
-          </w:tcPr>
-          <w:p>
-            <w:pPr>
-              <w:keepNext/>
-              <w:spacing w:after="80"/>
-            </w:pPr>
-            <w:r>
-              <w:rPr>
-                <w:sz w:val="20"/>
-              </w:rPr>
-              <w:t>Matriz final de requisitos, capturas atualizadas, testes e instruções reproduzíveis.</w:t>
-            </w:r>
-          </w:p>
-        </w:tc>
-      </w:tr>
-      <w:tr>
-        <w:trPr>
-          <w:cantSplit/>
-        </w:trPr>
-        <w:tc>
-          <w:tcPr>
-            <w:tcW w:type="dxa" w:w="2929"/>
-          </w:tcPr>
-          <w:p>
-            <w:pPr>
-              <w:spacing w:after="80"/>
-            </w:pPr>
-            <w:r>
-              <w:rPr>
-                <w:sz w:val="20"/>
-              </w:rPr>
-              <w:t>Após o semestre, se houver continuidade</w:t>
-            </w:r>
-          </w:p>
-        </w:tc>
-        <w:tc>
-          <w:tcPr>
-            <w:tcW w:type="dxa" w:w="2929"/>
-          </w:tcPr>
-          <w:p>
-            <w:pPr>
-              <w:spacing w:after="80"/>
-            </w:pPr>
-            <w:r>
-              <w:rPr>
-                <w:sz w:val="20"/>
-              </w:rPr>
-              <w:t>Contas remotas, sincronização, maior catálogo e otimização profunda do reconhecimento.</w:t>
-            </w:r>
-          </w:p>
-        </w:tc>
-        <w:tc>
-          <w:tcPr>
-            <w:tcW w:type="dxa" w:w="2929"/>
-          </w:tcPr>
-          <w:p>
-            <w:pPr>
-              <w:spacing w:after="80"/>
-            </w:pPr>
-            <w:r>
-              <w:rPr>
-                <w:sz w:val="20"/>
-              </w:rPr>
-              <w:t>Novo escopo e avaliação de privacidade, custo e manutenção; sem compromisso de entrega nesta etapa.</w:t>
-            </w:r>
-          </w:p>
-        </w:tc>
-      </w:tr>
-    </w:tbl>
-    <w:p/>
+    <w:p>
+      <w:pPr>
+        <w:spacing w:after="120"/>
+      </w:pPr>
+      <w:r>
+        <w:rPr>
+          <w:b/>
+          <w:sz w:val="22"/>
+        </w:rPr>
+        <w:t xml:space="preserve">4ª entrega. </w:t>
+      </w:r>
+      <w:r>
+        <w:rPr>
+          <w:sz w:val="22"/>
+        </w:rPr>
+        <w:t xml:space="preserve">Escopo proposto: Cadastro responsável/criança; revisão de recomendações e conteúdo; avaliação dos fluxos. </w:t>
+      </w:r>
+      <w:r>
+        <w:rPr>
+          <w:sz w:val="22"/>
+        </w:rPr>
+        <w:t>Evidência esperada: Incremento executável, casos de teste, compatibilidade dos dados e registro de problemas/feedback.</w:t>
+      </w:r>
+    </w:p>
+    <w:p>
+      <w:pPr>
+        <w:spacing w:after="120"/>
+      </w:pPr>
+      <w:r>
+        <w:rPr>
+          <w:b/>
+          <w:sz w:val="22"/>
+        </w:rPr>
+        <w:t xml:space="preserve">5ª entrega. </w:t>
+      </w:r>
+      <w:r>
+        <w:rPr>
+          <w:sz w:val="22"/>
+        </w:rPr>
+        <w:t xml:space="preserve">Escopo proposto: Correções, regressão, documentação e demonstração; gamificação somente se viável. </w:t>
+      </w:r>
+      <w:r>
+        <w:rPr>
+          <w:sz w:val="22"/>
+        </w:rPr>
+        <w:t>Evidência esperada: Matriz final de requisitos, capturas atualizadas, testes e instruções reproduzíveis.</w:t>
+      </w:r>
+    </w:p>
+    <w:p>
+      <w:pPr>
+        <w:spacing w:after="120"/>
+      </w:pPr>
+      <w:r>
+        <w:rPr>
+          <w:b/>
+          <w:sz w:val="22"/>
+        </w:rPr>
+        <w:t xml:space="preserve">Após o semestre, se houver continuidade. </w:t>
+      </w:r>
+      <w:r>
+        <w:rPr>
+          <w:sz w:val="22"/>
+        </w:rPr>
+        <w:t xml:space="preserve">Escopo proposto: Contas remotas, sincronização, maior catálogo e otimização profunda do reconhecimento. </w:t>
+      </w:r>
+      <w:r>
+        <w:rPr>
+          <w:sz w:val="22"/>
+        </w:rPr>
+        <w:t>Evidência esperada: Novo escopo e avaliação de privacidade, custo e manutenção; sem compromisso de entrega nesta etapa.</w:t>
+      </w:r>
+    </w:p>
     <w:p>
       <w:pPr>
         <w:keepNext/>
-        <w:spacing w:before="200"/>
+        <w:spacing w:before="120"/>
       </w:pPr>
       <w:r>
         <w:rPr>
@@ -6160,31 +3899,6 @@
           <w:sz w:val="22"/>
         </w:rPr>
         <w:t>O resultado desta etapa é, portanto, um MVP em consolidação. A contribuição pretendida segue sendo apoiar responsáveis na organização da alimentação e na exploração de variedade com respeito às preferências. O projeto não declara impacto clínico ou comunitário comprovado. A formação do grupo se fortalece pela integração entre programação, interface, pesquisa e gestão, e pela comparação entre o que foi proposto, o que funciona e o que ainda precisa evoluir.</w:t>
-      </w:r>
-    </w:p>
-    <w:p>
-      <w:pPr>
-        <w:keepNext/>
-        <w:spacing w:before="200"/>
-      </w:pPr>
-      <w:r>
-        <w:rPr>
-          <w:b/>
-          <w:sz w:val="22"/>
-        </w:rPr>
-        <w:t>Fontes e evidências do projeto</w:t>
-      </w:r>
-    </w:p>
-    <w:p>
-      <w:pPr>
-        <w:widowControl/>
-        <w:spacing w:after="160" w:line="276" w:lineRule="auto"/>
-      </w:pPr>
-      <w:r>
-        <w:rPr>
-          <w:sz w:val="22"/>
-        </w:rPr>
-        <w:t>Repositório: https://github.com/huezinho/projeto . Backlog fornecido: documentacoes/historico/backlog-jira.json. Documento anterior: documentacoes/segunda-entrega/trabalho.pdf. Detalhamento técnico: documentacoes/implementacao.md e documentacoes/nutricao.md. Avaliação visual: documentacoes/avaliacao-imagens/README.md. Capturas: documentacoes/evidencias/. Os caminhos são relativos à pasta NutriVibe do repositório.</w:t>
       </w:r>
     </w:p>
     <w:sectPr>

--- a/NutriVibe/documentacoes/relatorio-projeto/NutriVibe_Preenchido.docx
+++ b/NutriVibe/documentacoes/relatorio-projeto/NutriVibe_Preenchido.docx
@@ -42,7 +42,39 @@
           <w:sz w:val="32"/>
           <w:szCs w:val="32"/>
         </w:rPr>
-        <w:t>3ª entrega — consolidação do front-end</w:t>
+        <w:drawing>
+          <wp:inline distT="0" distB="0" distL="0" distR="0" wp14:anchorId="2C9913C9" wp14:editId="0798CC75">
+            <wp:extent cx="3302000" cy="3302000"/>
+            <wp:effectExtent l="0" t="0" r="0" b="0"/>
+            <wp:docPr id="52" name="Picture 52"/>
+            <wp:cNvGraphicFramePr/>
+            <a:graphic xmlns:a="http://schemas.openxmlformats.org/drawingml/2006/main">
+              <a:graphicData uri="http://schemas.openxmlformats.org/drawingml/2006/picture">
+                <pic:pic xmlns:pic="http://schemas.openxmlformats.org/drawingml/2006/picture">
+                  <pic:nvPicPr>
+                    <pic:cNvPr id="52" name="Picture 52"/>
+                    <pic:cNvPicPr/>
+                  </pic:nvPicPr>
+                  <pic:blipFill>
+                    <a:blip r:embed="rId7"/>
+                    <a:stretch>
+                      <a:fillRect/>
+                    </a:stretch>
+                  </pic:blipFill>
+                  <pic:spPr>
+                    <a:xfrm>
+                      <a:off x="0" y="0"/>
+                      <a:ext cx="3302000" cy="3302000"/>
+                    </a:xfrm>
+                    <a:prstGeom prst="rect">
+                      <a:avLst/>
+                    </a:prstGeom>
+                  </pic:spPr>
+                </pic:pic>
+              </a:graphicData>
+            </a:graphic>
+          </wp:inline>
+        </w:drawing>
       </w:r>
     </w:p>
     <w:p>
@@ -522,7 +554,7 @@
           <w:b/>
           <w:sz w:val="22"/>
         </w:rPr>
-        <w:t>Recorte desta entrega</w:t>
+        <w:t>Problema e público-alvo</w:t>
       </w:r>
     </w:p>
     <w:p>
@@ -534,7 +566,7 @@
         <w:rPr>
           <w:sz w:val="22"/>
         </w:rPr>
-        <w:t>Este relatório corresponde à terceira de cinco entregas do NutriVibe. A segunda entrega é a referência acadêmica anterior, com ideação, requisitos e representação inicial da solução. Nesta terceira etapa, o objetivo é comprovar evolução para um front-end navegável e interativo. A existência de funcionalidades em execução não encerra o projeto: ainda estão previstos dois ciclos de desenvolvimento, revisão e documentação, correspondentes à quarta e à quinta entregas.</w:t>
+        <w:t>A seletividade alimentar pode limitar a variedade da alimentação infantil e dificultar a rotina dos responsáveis. Preferências por cores, texturas e preparações influenciam a aceitação dos alimentos, enquanto o acompanhamento do que foi consumido exige organização. O NutriVibe aborda esse contexto por meio de uma ferramenta de educação alimentar e registro de refeições, voltada a responsáveis e crianças.</w:t>
       </w:r>
     </w:p>
     <w:p>
@@ -546,7 +578,7 @@
         <w:rPr>
           <w:sz w:val="22"/>
         </w:rPr>
-        <w:t>A proposta de agosto define cadastro do usuário e da criança, preferências e recusas alimentares, registro dos alimentos, informações nutricionais, análise dos registros, recomendações, conteúdos educativos e gamificação condicionada ao prazo. A terceira entrega exige telas funcionais, navegação, responsividade, interações JavaScript e evidências de execução. O código atual é a evidência técnica do incremento apresentado nesta etapa, e não uma declaração de que todas as funcionalidades da proposta inicial estão concluídas. As seções de testes, implantação e considerações finais descrevem o estágio parcial do trabalho.</w:t>
+        <w:t>A proposta reúne informações sobre alimentos, preferências e consumo diário para apoiar a exploração de alternativas compatíveis com o perfil. A atuação é educativa: não realiza diagnóstico, tratamento ou prescrição de dieta. A presença de uma restrição no cadastro não permite garantir a ausência de ingredientes ocultos ou traços de alergênicos em uma preparação.</w:t>
       </w:r>
     </w:p>
     <w:p>
@@ -559,7 +591,7 @@
           <w:b/>
           <w:sz w:val="22"/>
         </w:rPr>
-        <w:t>Problema, público e contexto</w:t>
+        <w:t>Solução proposta e relevância</w:t>
       </w:r>
     </w:p>
     <w:p>
@@ -571,7 +603,7 @@
         <w:rPr>
           <w:sz w:val="22"/>
         </w:rPr>
-        <w:t>O NutriVibe foi concebido para apoiar a organização da alimentação e a exploração de variedade alimentar, respeitando restrições e seletividade. Na rotina familiar, responsáveis podem encontrar dificuldade para registrar o que foi consumido, reconhecer padrões e apresentar novas possibilidades sem desconsiderar cores, texturas ou alimentos recusados. O projeto reúne essas informações em uma interface acessível pelo navegador.</w:t>
+        <w:t>A solução é composta por uma landing page de apresentação e um aplicativo Web. A landing page explica o problema e as funcionalidades e permite cadastrar contatos mediante consentimento. O aplicativo reúne perfil, preferências, diário alimentar, resumo do dia, sugestões e conteúdo educativo. O registro pode começar pela seleção no catálogo ou por uma foto, sempre com confirmação ou correção pelo usuário.</w:t>
       </w:r>
     </w:p>
     <w:p>
@@ -583,7 +615,7 @@
         <w:rPr>
           <w:sz w:val="22"/>
         </w:rPr>
-        <w:t>O público-alvo previsto são responsáveis e crianças, especialmente famílias que enfrentam seletividade alimentar. O setor impactado é o de educação e promoção da saúde no cotidiano. A identificação desse público orienta o produto; não representa uma população já atendida ou uma pesquisa de campo concluída. O projeto não realiza diagnóstico, tratamento ou prescrição de dieta.</w:t>
+        <w:t>O projeto relaciona-se ao ODS 3 — Saúde e Bem-Estar — pelo acesso a informações educativas e apoio à organização da rotina. Relaciona-se também ao ODS 12 — Consumo e Produção Responsáveis — por conteúdos de planejamento e redução de desperdício. Os benefícios pretendidos são maior clareza sobre os registros e estímulo à variedade alimentar, sem prometer mudança clínica ou comportamental.</w:t>
       </w:r>
     </w:p>
     <w:p>
@@ -596,7 +628,7 @@
           <w:b/>
           <w:sz w:val="22"/>
         </w:rPr>
-        <w:t>Solução e valor entregue</w:t>
+        <w:t>Viabilidade e valor para o usuário</w:t>
       </w:r>
     </w:p>
     <w:p>
@@ -608,7 +640,7 @@
         <w:rPr>
           <w:sz w:val="22"/>
         </w:rPr>
-        <w:t>A solução é composta por uma landing page e um aplicativo Web separado. A primeira apresenta a proposta e recebe contatos com consentimento. O aplicativo permite cadastrar preferências, registrar alimentos por refeição e data, consultar o resumo diário e explorar sugestões compatíveis com o perfil. A foto é uma alternativa de entrada: o usuário confirma ou corrige o alimento, escolhe a referência nutricional e informa o peso antes do cálculo.</w:t>
+        <w:t>HTML, CSS e JavaScript permitem oferecer uma aplicação responsiva no navegador. O catálogo delimitado, a separação dos módulos e o armazenamento local viabilizam o fluxo principal sem exigir conta remota. O servidor atende serviços adicionais, como contatos. Essa organização permite desenvolver e testar as partes de maneira independente e ampliar a solução com manutenção controlada.</w:t>
       </w:r>
     </w:p>
     <w:p>
@@ -620,57 +652,7 @@
         <w:rPr>
           <w:sz w:val="22"/>
         </w:rPr>
-        <w:t>O valor entregue é reduzir a dispersão das informações e tornar o acompanhamento diário compreensível. A recomendação procura ampliar a variedade de grupos alimentares registrados, sem afirmar que a ausência de um grupo demonstra deficiência nutricional. A estimativa de nutrientes apresenta referências e limitações, em vez de deduzir ingredientes ou gramas pela aparência de uma foto.</w:t>
-      </w:r>
-    </w:p>
-    <w:p>
-      <w:pPr>
-        <w:keepNext/>
-        <w:spacing w:before="120"/>
-      </w:pPr>
-      <w:r>
-        <w:rPr>
-          <w:b/>
-          <w:sz w:val="22"/>
-        </w:rPr>
-        <w:t>Relação com os Objetivos de Desenvolvimento Sustentável</w:t>
-      </w:r>
-    </w:p>
-    <w:p>
-      <w:pPr>
-        <w:widowControl/>
-        <w:spacing w:after="160" w:line="276" w:lineRule="auto"/>
-      </w:pPr>
-      <w:r>
-        <w:rPr>
-          <w:sz w:val="22"/>
-        </w:rPr>
-        <w:t>O ODS 3 — Saúde e Bem-Estar — relaciona-se ao apoio educativo e à organização de informações alimentares. O ODS 12 — Consumo e Produção Responsáveis — aparece nos conteúdos sobre planejamento e redução de desperdício. Esses vínculos expressam a finalidade da proposta; benefícios clínicos, mudanças de hábito e redução efetiva de desperdício ainda dependem de avaliação com usuários.</w:t>
-      </w:r>
-    </w:p>
-    <w:p>
-      <w:pPr>
-        <w:keepNext/>
-        <w:spacing w:before="120"/>
-      </w:pPr>
-      <w:r>
-        <w:rPr>
-          <w:b/>
-          <w:sz w:val="22"/>
-        </w:rPr>
-        <w:t>Viabilidade no semestre</w:t>
-      </w:r>
-    </w:p>
-    <w:p>
-      <w:pPr>
-        <w:widowControl/>
-        <w:spacing w:after="160" w:line="276" w:lineRule="auto"/>
-      </w:pPr>
-      <w:r>
-        <w:rPr>
-          <w:sz w:val="22"/>
-        </w:rPr>
-        <w:t>Conforme informado pela equipe, o projeto começou em agosto de 2026, com implementação do aplicativo concentrada em outubro. A viabilidade foi favorecida pelo uso de HTML, CSS e JavaScript, catálogo delimitado, módulos reutilizáveis e entregas incrementais. O resultado atual inclui publicação na Vercel e persistência de contatos no Neon, mantendo os registros alimentares no navegador.</w:t>
+        <w:t>O valor central está em reunir o que foi consumido, as preferências e as informações alimentares em um percurso compreensível. A sugestão explica suas razões e respeita os filtros cadastrados. A estimativa nutricional utiliza referência e peso confirmados, distinguindo dados conhecidos de informações ausentes.</w:t>
       </w:r>
     </w:p>
     <w:p>
@@ -714,7 +696,7 @@
           <w:b/>
           <w:sz w:val="22"/>
         </w:rPr>
-        <w:t>Das telas da segunda entrega ao incremento da terceira</w:t>
+        <w:t>Identidade visual e organização das telas</w:t>
       </w:r>
     </w:p>
     <w:p>
@@ -726,7 +708,7 @@
         <w:rPr>
           <w:sz w:val="22"/>
         </w:rPr>
-        <w:t>Na segunda entrega, o protótipo permitia apresentar a organização e a identidade pretendidas. Na terceira, as principais telas estão representadas em HTML e CSS com navegação e interações JavaScript. As imagens desta seção mostram o incremento funcional atual. O protótipo continuará sendo atualizado nas próximas entregas para refletir o cadastro de responsável/criança e os refinamentos que forem implementados.</w:t>
+        <w:t>A identidade utiliza a marca NutriVibe em verde e amarelo, fundos sólidos, contraste e espaçamento entre controles. A landing page apresenta a solução em seções; o aplicativo organiza as ações como uma área de trabalho. No computador, a navegação é lateral; no celular, um botão abre o menu. As páginas utilizam rótulos, foco visível e mensagens de retorno.</w:t>
       </w:r>
     </w:p>
     <w:p>
@@ -738,139 +720,7 @@
         <w:rPr>
           <w:sz w:val="22"/>
         </w:rPr>
-        <w:t>A representação visual evoluiu para páginas implementadas. A landing page concentra apresentação do problema, solução, funcionalidades e formulário. O aplicativo adota uma organização própria de ferramenta: navegação lateral no computador, painel do dia e controles de registro. As cores verde e amarelo identificam a marca; fundos sólidos e hierarquia tipográfica mantêm legibilidade. A logo é utilizada com transparência e margens reduzidas.</w:t>
-      </w:r>
-    </w:p>
-    <w:p>
-      <w:pPr>
-        <w:spacing w:after="120"/>
-      </w:pPr>
-      <w:r>
-        <w:rPr>
-          <w:b/>
-          <w:sz w:val="22"/>
-        </w:rPr>
-        <w:t xml:space="preserve">Visão geral. </w:t>
-      </w:r>
-      <w:r>
-        <w:rPr>
-          <w:sz w:val="22"/>
-        </w:rPr>
-        <w:t xml:space="preserve">Interação principal: Consultar indicadores e registros de hoje; abrir o diário. </w:t>
-      </w:r>
-      <w:r>
-        <w:rPr>
-          <w:sz w:val="22"/>
-        </w:rPr>
-        <w:t>Resultado esperado: Entender o estado atual sem percorrer todas as páginas.</w:t>
-      </w:r>
-    </w:p>
-    <w:p>
-      <w:pPr>
-        <w:spacing w:after="120"/>
-      </w:pPr>
-      <w:r>
-        <w:rPr>
-          <w:b/>
-          <w:sz w:val="22"/>
-        </w:rPr>
-        <w:t xml:space="preserve">Preferências. </w:t>
-      </w:r>
-      <w:r>
-        <w:rPr>
-          <w:sz w:val="22"/>
-        </w:rPr>
-        <w:t xml:space="preserve">Interação principal: Informar nome, restrições, cores, texturas e alimentos evitados. </w:t>
-      </w:r>
-      <w:r>
-        <w:rPr>
-          <w:sz w:val="22"/>
-        </w:rPr>
-        <w:t>Resultado esperado: Orientar filtros e sugestões de acordo com o perfil.</w:t>
-      </w:r>
-    </w:p>
-    <w:p>
-      <w:pPr>
-        <w:spacing w:after="120"/>
-      </w:pPr>
-      <w:r>
-        <w:rPr>
-          <w:b/>
-          <w:sz w:val="22"/>
-        </w:rPr>
-        <w:t xml:space="preserve">Diário alimentar. </w:t>
-      </w:r>
-      <w:r>
-        <w:rPr>
-          <w:sz w:val="22"/>
-        </w:rPr>
-        <w:t xml:space="preserve">Interação principal: Selecionar dia/refeição; buscar alimento ou usar foto; confirmar peso. </w:t>
-      </w:r>
-      <w:r>
-        <w:rPr>
-          <w:sz w:val="22"/>
-        </w:rPr>
-        <w:t>Resultado esperado: Registrar uma entrada coerente e editável por remoção.</w:t>
-      </w:r>
-    </w:p>
-    <w:p>
-      <w:pPr>
-        <w:spacing w:after="120"/>
-      </w:pPr>
-      <w:r>
-        <w:rPr>
-          <w:b/>
-          <w:sz w:val="22"/>
-        </w:rPr>
-        <w:t xml:space="preserve">Meu dia. </w:t>
-      </w:r>
-      <w:r>
-        <w:rPr>
-          <w:sz w:val="22"/>
-        </w:rPr>
-        <w:t xml:space="preserve">Interação principal: Escolher data e consultar grupos, nutrientes e sugestões. </w:t>
-      </w:r>
-      <w:r>
-        <w:rPr>
-          <w:sz w:val="22"/>
-        </w:rPr>
-        <w:t>Resultado esperado: Acompanhar apenas o dia selecionado e reconhecer dados ausentes.</w:t>
-      </w:r>
-    </w:p>
-    <w:p>
-      <w:pPr>
-        <w:spacing w:after="120"/>
-      </w:pPr>
-      <w:r>
-        <w:rPr>
-          <w:b/>
-          <w:sz w:val="22"/>
-        </w:rPr>
-        <w:t xml:space="preserve">Aprender. </w:t>
-      </w:r>
-      <w:r>
-        <w:rPr>
-          <w:sz w:val="22"/>
-        </w:rPr>
-        <w:t xml:space="preserve">Interação principal: Consultar conteúdos e perguntas frequentes. </w:t>
-      </w:r>
-      <w:r>
-        <w:rPr>
-          <w:sz w:val="22"/>
-        </w:rPr>
-        <w:t>Resultado esperado: Compreender cuidados e limites de uso.</w:t>
-      </w:r>
-    </w:p>
-    <w:p>
-      <w:pPr>
-        <w:widowControl/>
-        <w:spacing w:after="160" w:line="276" w:lineRule="auto"/>
-      </w:pPr>
-      <w:r>
-        <w:rPr>
-          <w:sz w:val="22"/>
-        </w:rPr>
-        <w:t>Fluxo principal: Preferências → Diário alimentar → seleção ou identificação → confirmação de referência e peso → registro → Meu dia. Quando o reconhecimento não oferece resultado aceitável, o usuário informa o alimento pelo catálogo ou por nome. Um prato composto não é convertido automaticamente em ingredientes ou valores nutricionais presumidos.</w:t>
+        <w:t>As capturas apresentam a interface em execução. O perfil Ana, de 12 anos, a restrição à lactose e a exclusão da cor verde são dados de um cenário de teste. O alimento registrado nesse cenário é Banana com referência TACO e peso de 100 g. Esses dados servem para demonstrar as interações e não correspondem a acompanhamento nutricional de uma pessoa real.</w:t>
       </w:r>
     </w:p>
     <w:p>
@@ -883,8 +733,8 @@
         </w:rPr>
         <w:drawing>
           <wp:inline xmlns:a="http://schemas.openxmlformats.org/drawingml/2006/main" xmlns:pic="http://schemas.openxmlformats.org/drawingml/2006/picture">
-            <wp:extent cx="5212080" cy="3929420"/>
-            <wp:docPr id="1" name="Picture 1"/>
+            <wp:extent cx="5212080" cy="3461147"/>
+            <wp:docPr id="53" name="Picture 53"/>
             <wp:cNvGraphicFramePr>
               <a:graphicFrameLocks noChangeAspect="1"/>
             </wp:cNvGraphicFramePr>
@@ -892,7 +742,7 @@
               <a:graphicData uri="http://schemas.openxmlformats.org/drawingml/2006/picture">
                 <pic:pic>
                   <pic:nvPicPr>
-                    <pic:cNvPr id="0" name="visao-geral-1280.png"/>
+                    <pic:cNvPr id="0" name="landingpage.png"/>
                     <pic:cNvPicPr/>
                   </pic:nvPicPr>
                   <pic:blipFill>
@@ -904,7 +754,7 @@
                   <pic:spPr>
                     <a:xfrm>
                       <a:off x="0" y="0"/>
-                      <a:ext cx="5212080" cy="3929420"/>
+                      <a:ext cx="5212080" cy="3461147"/>
                     </a:xfrm>
                     <a:prstGeom prst="rect"/>
                   </pic:spPr>
@@ -924,7 +774,290 @@
           <w:i/>
           <w:sz w:val="18"/>
         </w:rPr>
-        <w:t>Figura 1 — Visão geral do aplicativo em 1280 pixels. Captura do fluxo técnico de teste; os dados apresentados pertencem ao cenário de validação.</w:t>
+        <w:t>Figura 1 — Landing page: apresentação da proposta, navegação por seções e acesso ao aplicativo.</w:t>
+      </w:r>
+    </w:p>
+    <w:p>
+      <w:pPr>
+        <w:keepNext/>
+      </w:pPr>
+      <w:r>
+        <w:rPr>
+          <w:sz w:val="22"/>
+        </w:rPr>
+        <w:drawing>
+          <wp:inline xmlns:a="http://schemas.openxmlformats.org/drawingml/2006/main" xmlns:pic="http://schemas.openxmlformats.org/drawingml/2006/picture">
+            <wp:extent cx="5212080" cy="3461147"/>
+            <wp:docPr id="54" name="Picture 54"/>
+            <wp:cNvGraphicFramePr>
+              <a:graphicFrameLocks noChangeAspect="1"/>
+            </wp:cNvGraphicFramePr>
+            <a:graphic>
+              <a:graphicData uri="http://schemas.openxmlformats.org/drawingml/2006/picture">
+                <pic:pic>
+                  <pic:nvPicPr>
+                    <pic:cNvPr id="0" name="painel.png"/>
+                    <pic:cNvPicPr/>
+                  </pic:nvPicPr>
+                  <pic:blipFill>
+                    <a:blip r:embed="rId12"/>
+                    <a:stretch>
+                      <a:fillRect/>
+                    </a:stretch>
+                  </pic:blipFill>
+                  <pic:spPr>
+                    <a:xfrm>
+                      <a:off x="0" y="0"/>
+                      <a:ext cx="5212080" cy="3461147"/>
+                    </a:xfrm>
+                    <a:prstGeom prst="rect"/>
+                  </pic:spPr>
+                </pic:pic>
+              </a:graphicData>
+            </a:graphic>
+          </wp:inline>
+        </w:drawing>
+      </w:r>
+    </w:p>
+    <w:p>
+      <w:pPr>
+        <w:spacing w:after="200"/>
+      </w:pPr>
+      <w:r>
+        <w:rPr>
+          <w:i/>
+          <w:sz w:val="18"/>
+        </w:rPr>
+        <w:t>Figura 2 — Tela inicial do aplicativo: indicadores, registros do dia e atalhos para as funções principais.</w:t>
+      </w:r>
+    </w:p>
+    <w:p>
+      <w:pPr>
+        <w:keepNext/>
+      </w:pPr>
+      <w:r>
+        <w:rPr>
+          <w:sz w:val="22"/>
+        </w:rPr>
+        <w:drawing>
+          <wp:inline xmlns:a="http://schemas.openxmlformats.org/drawingml/2006/main" xmlns:pic="http://schemas.openxmlformats.org/drawingml/2006/picture">
+            <wp:extent cx="5212080" cy="3461147"/>
+            <wp:docPr id="55" name="Picture 55"/>
+            <wp:cNvGraphicFramePr>
+              <a:graphicFrameLocks noChangeAspect="1"/>
+            </wp:cNvGraphicFramePr>
+            <a:graphic>
+              <a:graphicData uri="http://schemas.openxmlformats.org/drawingml/2006/picture">
+                <pic:pic>
+                  <pic:nvPicPr>
+                    <pic:cNvPr id="0" name="preferencias.png"/>
+                    <pic:cNvPicPr/>
+                  </pic:nvPicPr>
+                  <pic:blipFill>
+                    <a:blip r:embed="rId13"/>
+                    <a:stretch>
+                      <a:fillRect/>
+                    </a:stretch>
+                  </pic:blipFill>
+                  <pic:spPr>
+                    <a:xfrm>
+                      <a:off x="0" y="0"/>
+                      <a:ext cx="5212080" cy="3461147"/>
+                    </a:xfrm>
+                    <a:prstGeom prst="rect"/>
+                  </pic:spPr>
+                </pic:pic>
+              </a:graphicData>
+            </a:graphic>
+          </wp:inline>
+        </w:drawing>
+      </w:r>
+    </w:p>
+    <w:p>
+      <w:pPr>
+        <w:spacing w:after="200"/>
+      </w:pPr>
+      <w:r>
+        <w:rPr>
+          <w:i/>
+          <w:sz w:val="18"/>
+        </w:rPr>
+        <w:t>Figura 3 — Perfil e preferências: formulário de identificação e opções que orientam filtros e sugestões.</w:t>
+      </w:r>
+    </w:p>
+    <w:p>
+      <w:pPr>
+        <w:keepNext/>
+      </w:pPr>
+      <w:r>
+        <w:rPr>
+          <w:sz w:val="22"/>
+        </w:rPr>
+        <w:drawing>
+          <wp:inline xmlns:a="http://schemas.openxmlformats.org/drawingml/2006/main" xmlns:pic="http://schemas.openxmlformats.org/drawingml/2006/picture">
+            <wp:extent cx="5212080" cy="3461147"/>
+            <wp:docPr id="56" name="Picture 56"/>
+            <wp:cNvGraphicFramePr>
+              <a:graphicFrameLocks noChangeAspect="1"/>
+            </wp:cNvGraphicFramePr>
+            <a:graphic>
+              <a:graphicData uri="http://schemas.openxmlformats.org/drawingml/2006/picture">
+                <pic:pic>
+                  <pic:nvPicPr>
+                    <pic:cNvPr id="0" name="diario.png"/>
+                    <pic:cNvPicPr/>
+                  </pic:nvPicPr>
+                  <pic:blipFill>
+                    <a:blip r:embed="rId14"/>
+                    <a:stretch>
+                      <a:fillRect/>
+                    </a:stretch>
+                  </pic:blipFill>
+                  <pic:spPr>
+                    <a:xfrm>
+                      <a:off x="0" y="0"/>
+                      <a:ext cx="5212080" cy="3461147"/>
+                    </a:xfrm>
+                    <a:prstGeom prst="rect"/>
+                  </pic:spPr>
+                </pic:pic>
+              </a:graphicData>
+            </a:graphic>
+          </wp:inline>
+        </w:drawing>
+      </w:r>
+    </w:p>
+    <w:p>
+      <w:pPr>
+        <w:spacing w:after="200"/>
+      </w:pPr>
+      <w:r>
+        <w:rPr>
+          <w:i/>
+          <w:sz w:val="18"/>
+        </w:rPr>
+        <w:t>Figura 4 — Diário alimentar: escolha de data e refeição e entrada do registro por foto ou catálogo.</w:t>
+      </w:r>
+    </w:p>
+    <w:p>
+      <w:pPr>
+        <w:keepNext/>
+      </w:pPr>
+      <w:r>
+        <w:rPr>
+          <w:sz w:val="22"/>
+        </w:rPr>
+        <w:drawing>
+          <wp:inline xmlns:a="http://schemas.openxmlformats.org/drawingml/2006/main" xmlns:pic="http://schemas.openxmlformats.org/drawingml/2006/picture">
+            <wp:extent cx="5212080" cy="3461147"/>
+            <wp:docPr id="57" name="Picture 57"/>
+            <wp:cNvGraphicFramePr>
+              <a:graphicFrameLocks noChangeAspect="1"/>
+            </wp:cNvGraphicFramePr>
+            <a:graphic>
+              <a:graphicData uri="http://schemas.openxmlformats.org/drawingml/2006/picture">
+                <pic:pic>
+                  <pic:nvPicPr>
+                    <pic:cNvPr id="0" name="resumo.png"/>
+                    <pic:cNvPicPr/>
+                  </pic:nvPicPr>
+                  <pic:blipFill>
+                    <a:blip r:embed="rId15"/>
+                    <a:stretch>
+                      <a:fillRect/>
+                    </a:stretch>
+                  </pic:blipFill>
+                  <pic:spPr>
+                    <a:xfrm>
+                      <a:off x="0" y="0"/>
+                      <a:ext cx="5212080" cy="3461147"/>
+                    </a:xfrm>
+                    <a:prstGeom prst="rect"/>
+                  </pic:spPr>
+                </pic:pic>
+              </a:graphicData>
+            </a:graphic>
+          </wp:inline>
+        </w:drawing>
+      </w:r>
+    </w:p>
+    <w:p>
+      <w:pPr>
+        <w:spacing w:after="200"/>
+      </w:pPr>
+      <w:r>
+        <w:rPr>
+          <w:i/>
+          <w:sz w:val="18"/>
+        </w:rPr>
+        <w:t>Figura 5 — Resumo diário: registros, cobertura e valores nutricionais disponíveis.</w:t>
+      </w:r>
+    </w:p>
+    <w:p>
+      <w:pPr>
+        <w:keepNext/>
+      </w:pPr>
+      <w:r>
+        <w:rPr>
+          <w:sz w:val="22"/>
+        </w:rPr>
+        <w:drawing>
+          <wp:inline xmlns:a="http://schemas.openxmlformats.org/drawingml/2006/main" xmlns:pic="http://schemas.openxmlformats.org/drawingml/2006/picture">
+            <wp:extent cx="5212080" cy="3461147"/>
+            <wp:docPr id="58" name="Picture 58"/>
+            <wp:cNvGraphicFramePr>
+              <a:graphicFrameLocks noChangeAspect="1"/>
+            </wp:cNvGraphicFramePr>
+            <a:graphic>
+              <a:graphicData uri="http://schemas.openxmlformats.org/drawingml/2006/picture">
+                <pic:pic>
+                  <pic:nvPicPr>
+                    <pic:cNvPr id="0" name="educacao.png"/>
+                    <pic:cNvPicPr/>
+                  </pic:nvPicPr>
+                  <pic:blipFill>
+                    <a:blip r:embed="rId16"/>
+                    <a:stretch>
+                      <a:fillRect/>
+                    </a:stretch>
+                  </pic:blipFill>
+                  <pic:spPr>
+                    <a:xfrm>
+                      <a:off x="0" y="0"/>
+                      <a:ext cx="5212080" cy="3461147"/>
+                    </a:xfrm>
+                    <a:prstGeom prst="rect"/>
+                  </pic:spPr>
+                </pic:pic>
+              </a:graphicData>
+            </a:graphic>
+          </wp:inline>
+        </w:drawing>
+      </w:r>
+    </w:p>
+    <w:p>
+      <w:pPr>
+        <w:spacing w:after="200"/>
+      </w:pPr>
+      <w:r>
+        <w:rPr>
+          <w:i/>
+          <w:sz w:val="18"/>
+        </w:rPr>
+        <w:t>Figura 6 — Educação alimentar: conteúdos de apoio e perguntas frequentes.</w:t>
+      </w:r>
+    </w:p>
+    <w:p>
+      <w:pPr>
+        <w:keepNext/>
+        <w:spacing w:before="120"/>
+      </w:pPr>
+      <w:r>
+        <w:rPr>
+          <w:b/>
+          <w:sz w:val="22"/>
+        </w:rPr>
+        <w:t>Fluxo de navegação e uso em celular</w:t>
       </w:r>
     </w:p>
     <w:p>
@@ -936,9 +1069,109 @@
         <w:rPr>
           <w:sz w:val="22"/>
         </w:rPr>
-        <w:t>Na versão móvel, o menu é acionado por botão; ao abrir, apresenta as páginas principais e pode ser fechado pela tecla Escape. Os indicadores são reorganizados em cartões e os controles continuam disponíveis na largura de 360 pixels.</w:t>
-      </w:r>
-    </w:p>
+        <w:t>O percurso principal é perfil e preferências, seguido de diário, seleção ou identificação do alimento, confirmação da referência e do peso e consulta ao resumo. Quando a foto não produz candidato aceitável, o catálogo e o registro manual permitem continuar. O usuário pode alterar o dia consultado, remover uma entrada e fazer backup dos dados.</w:t>
+      </w:r>
+    </w:p>
+    <w:tbl>
+      <w:tblPr>
+        <w:tblW w:type="auto" w:w="0"/>
+        <w:tblLook w:firstColumn="1" w:firstRow="1" w:lastColumn="0" w:lastRow="0" w:noHBand="0" w:noVBand="1" w:val="04A0"/>
+      </w:tblPr>
+      <w:tblGrid>
+        <w:gridCol w:w="4393"/>
+        <w:gridCol w:w="4393"/>
+      </w:tblGrid>
+      <w:tr>
+        <w:tc>
+          <w:tcPr>
+            <w:tcW w:type="dxa" w:w="4393"/>
+          </w:tcPr>
+          <w:p>
+            <w:pPr>
+              <w:keepNext/>
+            </w:pPr>
+            <w:r>
+              <w:drawing>
+                <wp:inline xmlns:a="http://schemas.openxmlformats.org/drawingml/2006/main" xmlns:pic="http://schemas.openxmlformats.org/drawingml/2006/picture">
+                  <wp:extent cx="2148840" cy="4650310"/>
+                  <wp:docPr id="59" name="Picture 59"/>
+                  <wp:cNvGraphicFramePr>
+                    <a:graphicFrameLocks noChangeAspect="1"/>
+                  </wp:cNvGraphicFramePr>
+                  <a:graphic>
+                    <a:graphicData uri="http://schemas.openxmlformats.org/drawingml/2006/picture">
+                      <pic:pic>
+                        <pic:nvPicPr>
+                          <pic:cNvPr id="0" name="painel-mobile.png"/>
+                          <pic:cNvPicPr/>
+                        </pic:nvPicPr>
+                        <pic:blipFill>
+                          <a:blip r:embed="rId17"/>
+                          <a:stretch>
+                            <a:fillRect/>
+                          </a:stretch>
+                        </pic:blipFill>
+                        <pic:spPr>
+                          <a:xfrm>
+                            <a:off x="0" y="0"/>
+                            <a:ext cx="2148840" cy="4650310"/>
+                          </a:xfrm>
+                          <a:prstGeom prst="rect"/>
+                        </pic:spPr>
+                      </pic:pic>
+                    </a:graphicData>
+                  </a:graphic>
+                </wp:inline>
+              </w:drawing>
+            </w:r>
+          </w:p>
+        </w:tc>
+        <w:tc>
+          <w:tcPr>
+            <w:tcW w:type="dxa" w:w="4393"/>
+          </w:tcPr>
+          <w:p>
+            <w:pPr>
+              <w:keepNext/>
+            </w:pPr>
+            <w:r>
+              <w:drawing>
+                <wp:inline xmlns:a="http://schemas.openxmlformats.org/drawingml/2006/main" xmlns:pic="http://schemas.openxmlformats.org/drawingml/2006/picture">
+                  <wp:extent cx="2148840" cy="4650310"/>
+                  <wp:docPr id="60" name="Picture 60"/>
+                  <wp:cNvGraphicFramePr>
+                    <a:graphicFrameLocks noChangeAspect="1"/>
+                  </wp:cNvGraphicFramePr>
+                  <a:graphic>
+                    <a:graphicData uri="http://schemas.openxmlformats.org/drawingml/2006/picture">
+                      <pic:pic>
+                        <pic:nvPicPr>
+                          <pic:cNvPr id="0" name="menu-mobile.png"/>
+                          <pic:cNvPicPr/>
+                        </pic:nvPicPr>
+                        <pic:blipFill>
+                          <a:blip r:embed="rId18"/>
+                          <a:stretch>
+                            <a:fillRect/>
+                          </a:stretch>
+                        </pic:blipFill>
+                        <pic:spPr>
+                          <a:xfrm>
+                            <a:off x="0" y="0"/>
+                            <a:ext cx="2148840" cy="4650310"/>
+                          </a:xfrm>
+                          <a:prstGeom prst="rect"/>
+                        </pic:spPr>
+                      </pic:pic>
+                    </a:graphicData>
+                  </a:graphic>
+                </wp:inline>
+              </w:drawing>
+            </w:r>
+          </w:p>
+        </w:tc>
+      </w:tr>
+    </w:tbl>
     <w:p>
       <w:pPr>
         <w:widowControl/>
@@ -948,7 +1181,7 @@
         <w:rPr>
           <w:sz w:val="22"/>
         </w:rPr>
-        <w:t>A solução foi projetada para Web responsiva. No celular, o menu concentra a navegação e os cartões se reorganizam; no computador, a navegação lateral separa o espaço de trabalho da página de apresentação. As capturas são evidências da interface implementada, não substituem testes de usabilidade com público externo.</w:t>
+        <w:t>Figura 7 — Interface em celular, com painel reorganizado e menu aberto. O botão informa seu estado e a tecla Escape permite fechar a navegação.</w:t>
       </w:r>
     </w:p>
     <w:p>
@@ -999,7 +1232,7 @@
           <w:b/>
           <w:sz w:val="22"/>
         </w:rPr>
-        <w:t>Backlog e priorização</w:t>
+        <w:t>Backlog e organização do trabalho</w:t>
       </w:r>
     </w:p>
     <w:p>
@@ -1011,7 +1244,7 @@
         <w:rPr>
           <w:sz w:val="22"/>
         </w:rPr>
-        <w:t>O backlog da terceira entrega contém 32 tarefas, de TRAB-26 a TRAB-57, organizadas em três etapas: S1 — Estrutura e navegação; S2 — JavaScript e fluxo funcional; S3 — Consolidação e apresentação. A relação a seguir reproduz os títulos das tarefas e suas prioridades no material fornecido, permitindo compreender o planejamento sem consultar o Jira.</w:t>
+        <w:t>O backlog organiza 32 tarefas, identificadas como TRAB-26 a TRAB-57, em três grupos: S1 — Estrutura e navegação; S2 — JavaScript e fluxo funcional; S3 — Consolidação e apresentação. As identificações e os títulos abaixo reproduzem o planejamento fornecido no Jira.</w:t>
       </w:r>
     </w:p>
     <w:p>
@@ -1036,7 +1269,574 @@
         <w:rPr>
           <w:sz w:val="22"/>
         </w:rPr>
-        <w:t>Meta: Verificar HTML semântico, organização de pastas, identidade visual, telas principais e fluxo navegável.</w:t>
+        <w:t>Objetivo: Verificar HTML semântico, organização de pastas, identidade visual, telas principais e fluxo navegável.</w:t>
+      </w:r>
+    </w:p>
+    <w:tbl>
+      <w:tblPr>
+        <w:tblW w:type="auto" w:w="0"/>
+        <w:tblLook w:firstColumn="1" w:firstRow="1" w:lastColumn="0" w:lastRow="0" w:noHBand="0" w:noVBand="1" w:val="04A0"/>
+        <w:tblBorders>
+          <w:top w:val="single" w:sz="4" w:color="999999"/>
+          <w:left w:val="single" w:sz="4" w:color="999999"/>
+          <w:bottom w:val="single" w:sz="4" w:color="999999"/>
+          <w:right w:val="single" w:sz="4" w:color="999999"/>
+          <w:insideH w:val="single" w:sz="4" w:color="999999"/>
+          <w:insideV w:val="single" w:sz="4" w:color="999999"/>
+        </w:tblBorders>
+      </w:tblPr>
+      <w:tblGrid>
+        <w:gridCol w:w="2929"/>
+        <w:gridCol w:w="2929"/>
+        <w:gridCol w:w="2929"/>
+      </w:tblGrid>
+      <w:tr>
+        <w:trPr>
+          <w:tblHeader/>
+          <w:cantSplit/>
+        </w:trPr>
+        <w:tc>
+          <w:tcPr>
+            <w:tcW w:type="dxa" w:w="2929"/>
+          </w:tcPr>
+          <w:p>
+            <w:pPr>
+              <w:spacing w:after="80" w:line="252" w:lineRule="auto"/>
+            </w:pPr>
+            <w:r>
+              <w:rPr>
+                <w:b/>
+                <w:sz w:val="20"/>
+              </w:rPr>
+              <w:t>Código</w:t>
+            </w:r>
+          </w:p>
+        </w:tc>
+        <w:tc>
+          <w:tcPr>
+            <w:tcW w:type="dxa" w:w="2929"/>
+          </w:tcPr>
+          <w:p>
+            <w:pPr>
+              <w:spacing w:after="80" w:line="252" w:lineRule="auto"/>
+            </w:pPr>
+            <w:r>
+              <w:rPr>
+                <w:b/>
+                <w:sz w:val="20"/>
+              </w:rPr>
+              <w:t>Tarefa</w:t>
+            </w:r>
+          </w:p>
+        </w:tc>
+        <w:tc>
+          <w:tcPr>
+            <w:tcW w:type="dxa" w:w="2929"/>
+          </w:tcPr>
+          <w:p>
+            <w:pPr>
+              <w:spacing w:after="80" w:line="252" w:lineRule="auto"/>
+            </w:pPr>
+            <w:r>
+              <w:rPr>
+                <w:b/>
+                <w:sz w:val="20"/>
+              </w:rPr>
+              <w:t>Prioridade</w:t>
+            </w:r>
+          </w:p>
+        </w:tc>
+      </w:tr>
+      <w:tr>
+        <w:trPr>
+          <w:cantSplit/>
+        </w:trPr>
+        <w:tc>
+          <w:tcPr>
+            <w:tcW w:type="dxa" w:w="2929"/>
+          </w:tcPr>
+          <w:p>
+            <w:pPr>
+              <w:spacing w:after="80" w:line="252" w:lineRule="auto"/>
+            </w:pPr>
+            <w:r>
+              <w:rPr>
+                <w:sz w:val="20"/>
+              </w:rPr>
+              <w:t>TRAB-26</w:t>
+            </w:r>
+          </w:p>
+        </w:tc>
+        <w:tc>
+          <w:tcPr>
+            <w:tcW w:type="dxa" w:w="2929"/>
+          </w:tcPr>
+          <w:p>
+            <w:pPr>
+              <w:spacing w:after="80" w:line="252" w:lineRule="auto"/>
+            </w:pPr>
+            <w:r>
+              <w:rPr>
+                <w:sz w:val="20"/>
+              </w:rPr>
+              <w:t>Organizar estrutura HTML, CSS e JavaScript do MVP</w:t>
+            </w:r>
+          </w:p>
+        </w:tc>
+        <w:tc>
+          <w:tcPr>
+            <w:tcW w:type="dxa" w:w="2929"/>
+          </w:tcPr>
+          <w:p>
+            <w:pPr>
+              <w:spacing w:after="80" w:line="252" w:lineRule="auto"/>
+            </w:pPr>
+            <w:r>
+              <w:rPr>
+                <w:sz w:val="20"/>
+              </w:rPr>
+              <w:t>Máxima</w:t>
+            </w:r>
+          </w:p>
+        </w:tc>
+      </w:tr>
+      <w:tr>
+        <w:trPr>
+          <w:cantSplit/>
+        </w:trPr>
+        <w:tc>
+          <w:tcPr>
+            <w:tcW w:type="dxa" w:w="2929"/>
+          </w:tcPr>
+          <w:p>
+            <w:pPr>
+              <w:spacing w:after="80" w:line="252" w:lineRule="auto"/>
+            </w:pPr>
+            <w:r>
+              <w:rPr>
+                <w:sz w:val="20"/>
+              </w:rPr>
+              <w:t>TRAB-27</w:t>
+            </w:r>
+          </w:p>
+        </w:tc>
+        <w:tc>
+          <w:tcPr>
+            <w:tcW w:type="dxa" w:w="2929"/>
+          </w:tcPr>
+          <w:p>
+            <w:pPr>
+              <w:spacing w:after="80" w:line="252" w:lineRule="auto"/>
+            </w:pPr>
+            <w:r>
+              <w:rPr>
+                <w:sz w:val="20"/>
+              </w:rPr>
+              <w:t>Implementar HTML semântico das telas principais</w:t>
+            </w:r>
+          </w:p>
+        </w:tc>
+        <w:tc>
+          <w:tcPr>
+            <w:tcW w:type="dxa" w:w="2929"/>
+          </w:tcPr>
+          <w:p>
+            <w:pPr>
+              <w:spacing w:after="80" w:line="252" w:lineRule="auto"/>
+            </w:pPr>
+            <w:r>
+              <w:rPr>
+                <w:sz w:val="20"/>
+              </w:rPr>
+              <w:t>Alta</w:t>
+            </w:r>
+          </w:p>
+        </w:tc>
+      </w:tr>
+      <w:tr>
+        <w:trPr>
+          <w:cantSplit/>
+        </w:trPr>
+        <w:tc>
+          <w:tcPr>
+            <w:tcW w:type="dxa" w:w="2929"/>
+          </w:tcPr>
+          <w:p>
+            <w:pPr>
+              <w:spacing w:after="80" w:line="252" w:lineRule="auto"/>
+            </w:pPr>
+            <w:r>
+              <w:rPr>
+                <w:sz w:val="20"/>
+              </w:rPr>
+              <w:t>TRAB-28</w:t>
+            </w:r>
+          </w:p>
+        </w:tc>
+        <w:tc>
+          <w:tcPr>
+            <w:tcW w:type="dxa" w:w="2929"/>
+          </w:tcPr>
+          <w:p>
+            <w:pPr>
+              <w:spacing w:after="80" w:line="252" w:lineRule="auto"/>
+            </w:pPr>
+            <w:r>
+              <w:rPr>
+                <w:sz w:val="20"/>
+              </w:rPr>
+              <w:t>Padronizar identidade visual e componentes CSS</w:t>
+            </w:r>
+          </w:p>
+        </w:tc>
+        <w:tc>
+          <w:tcPr>
+            <w:tcW w:type="dxa" w:w="2929"/>
+          </w:tcPr>
+          <w:p>
+            <w:pPr>
+              <w:spacing w:after="80" w:line="252" w:lineRule="auto"/>
+            </w:pPr>
+            <w:r>
+              <w:rPr>
+                <w:sz w:val="20"/>
+              </w:rPr>
+              <w:t>Alta</w:t>
+            </w:r>
+          </w:p>
+        </w:tc>
+      </w:tr>
+      <w:tr>
+        <w:trPr>
+          <w:cantSplit/>
+        </w:trPr>
+        <w:tc>
+          <w:tcPr>
+            <w:tcW w:type="dxa" w:w="2929"/>
+          </w:tcPr>
+          <w:p>
+            <w:pPr>
+              <w:spacing w:after="80" w:line="252" w:lineRule="auto"/>
+            </w:pPr>
+            <w:r>
+              <w:rPr>
+                <w:sz w:val="20"/>
+              </w:rPr>
+              <w:t>TRAB-29</w:t>
+            </w:r>
+          </w:p>
+        </w:tc>
+        <w:tc>
+          <w:tcPr>
+            <w:tcW w:type="dxa" w:w="2929"/>
+          </w:tcPr>
+          <w:p>
+            <w:pPr>
+              <w:spacing w:after="80" w:line="252" w:lineRule="auto"/>
+            </w:pPr>
+            <w:r>
+              <w:rPr>
+                <w:sz w:val="20"/>
+              </w:rPr>
+              <w:t>Implementar navegação e fluxo entre páginas</w:t>
+            </w:r>
+          </w:p>
+        </w:tc>
+        <w:tc>
+          <w:tcPr>
+            <w:tcW w:type="dxa" w:w="2929"/>
+          </w:tcPr>
+          <w:p>
+            <w:pPr>
+              <w:spacing w:after="80" w:line="252" w:lineRule="auto"/>
+            </w:pPr>
+            <w:r>
+              <w:rPr>
+                <w:sz w:val="20"/>
+              </w:rPr>
+              <w:t>Alta</w:t>
+            </w:r>
+          </w:p>
+        </w:tc>
+      </w:tr>
+      <w:tr>
+        <w:trPr>
+          <w:cantSplit/>
+        </w:trPr>
+        <w:tc>
+          <w:tcPr>
+            <w:tcW w:type="dxa" w:w="2929"/>
+          </w:tcPr>
+          <w:p>
+            <w:pPr>
+              <w:spacing w:after="80" w:line="252" w:lineRule="auto"/>
+            </w:pPr>
+            <w:r>
+              <w:rPr>
+                <w:sz w:val="20"/>
+              </w:rPr>
+              <w:t>TRAB-30</w:t>
+            </w:r>
+          </w:p>
+        </w:tc>
+        <w:tc>
+          <w:tcPr>
+            <w:tcW w:type="dxa" w:w="2929"/>
+          </w:tcPr>
+          <w:p>
+            <w:pPr>
+              <w:spacing w:after="80" w:line="252" w:lineRule="auto"/>
+            </w:pPr>
+            <w:r>
+              <w:rPr>
+                <w:sz w:val="20"/>
+              </w:rPr>
+              <w:t>Implementar telas de perfil e preferências</w:t>
+            </w:r>
+          </w:p>
+        </w:tc>
+        <w:tc>
+          <w:tcPr>
+            <w:tcW w:type="dxa" w:w="2929"/>
+          </w:tcPr>
+          <w:p>
+            <w:pPr>
+              <w:spacing w:after="80" w:line="252" w:lineRule="auto"/>
+            </w:pPr>
+            <w:r>
+              <w:rPr>
+                <w:sz w:val="20"/>
+              </w:rPr>
+              <w:t>Alta</w:t>
+            </w:r>
+          </w:p>
+        </w:tc>
+      </w:tr>
+      <w:tr>
+        <w:trPr>
+          <w:cantSplit/>
+        </w:trPr>
+        <w:tc>
+          <w:tcPr>
+            <w:tcW w:type="dxa" w:w="2929"/>
+          </w:tcPr>
+          <w:p>
+            <w:pPr>
+              <w:spacing w:after="80" w:line="252" w:lineRule="auto"/>
+            </w:pPr>
+            <w:r>
+              <w:rPr>
+                <w:sz w:val="20"/>
+              </w:rPr>
+              <w:t>TRAB-31</w:t>
+            </w:r>
+          </w:p>
+        </w:tc>
+        <w:tc>
+          <w:tcPr>
+            <w:tcW w:type="dxa" w:w="2929"/>
+          </w:tcPr>
+          <w:p>
+            <w:pPr>
+              <w:spacing w:after="80" w:line="252" w:lineRule="auto"/>
+            </w:pPr>
+            <w:r>
+              <w:rPr>
+                <w:sz w:val="20"/>
+              </w:rPr>
+              <w:t>Implementar menu móvel e estados de navegação</w:t>
+            </w:r>
+          </w:p>
+        </w:tc>
+        <w:tc>
+          <w:tcPr>
+            <w:tcW w:type="dxa" w:w="2929"/>
+          </w:tcPr>
+          <w:p>
+            <w:pPr>
+              <w:spacing w:after="80" w:line="252" w:lineRule="auto"/>
+            </w:pPr>
+            <w:r>
+              <w:rPr>
+                <w:sz w:val="20"/>
+              </w:rPr>
+              <w:t>Alta</w:t>
+            </w:r>
+          </w:p>
+        </w:tc>
+      </w:tr>
+      <w:tr>
+        <w:trPr>
+          <w:cantSplit/>
+        </w:trPr>
+        <w:tc>
+          <w:tcPr>
+            <w:tcW w:type="dxa" w:w="2929"/>
+          </w:tcPr>
+          <w:p>
+            <w:pPr>
+              <w:spacing w:after="80" w:line="252" w:lineRule="auto"/>
+            </w:pPr>
+            <w:r>
+              <w:rPr>
+                <w:sz w:val="20"/>
+              </w:rPr>
+              <w:t>TRAB-32</w:t>
+            </w:r>
+          </w:p>
+        </w:tc>
+        <w:tc>
+          <w:tcPr>
+            <w:tcW w:type="dxa" w:w="2929"/>
+          </w:tcPr>
+          <w:p>
+            <w:pPr>
+              <w:spacing w:after="80" w:line="252" w:lineRule="auto"/>
+            </w:pPr>
+            <w:r>
+              <w:rPr>
+                <w:sz w:val="20"/>
+              </w:rPr>
+              <w:t>Conferir telas implementadas com protótipo da 2ª entrega</w:t>
+            </w:r>
+          </w:p>
+        </w:tc>
+        <w:tc>
+          <w:tcPr>
+            <w:tcW w:type="dxa" w:w="2929"/>
+          </w:tcPr>
+          <w:p>
+            <w:pPr>
+              <w:spacing w:after="80" w:line="252" w:lineRule="auto"/>
+            </w:pPr>
+            <w:r>
+              <w:rPr>
+                <w:sz w:val="20"/>
+              </w:rPr>
+              <w:t>Alta</w:t>
+            </w:r>
+          </w:p>
+        </w:tc>
+      </w:tr>
+      <w:tr>
+        <w:trPr>
+          <w:cantSplit/>
+        </w:trPr>
+        <w:tc>
+          <w:tcPr>
+            <w:tcW w:type="dxa" w:w="2929"/>
+          </w:tcPr>
+          <w:p>
+            <w:pPr>
+              <w:spacing w:after="80" w:line="252" w:lineRule="auto"/>
+            </w:pPr>
+            <w:r>
+              <w:rPr>
+                <w:sz w:val="20"/>
+              </w:rPr>
+              <w:t>TRAB-33</w:t>
+            </w:r>
+          </w:p>
+        </w:tc>
+        <w:tc>
+          <w:tcPr>
+            <w:tcW w:type="dxa" w:w="2929"/>
+          </w:tcPr>
+          <w:p>
+            <w:pPr>
+              <w:spacing w:after="80" w:line="252" w:lineRule="auto"/>
+            </w:pPr>
+            <w:r>
+              <w:rPr>
+                <w:sz w:val="20"/>
+              </w:rPr>
+              <w:t>Definir escopo MVP e critérios de pronto</w:t>
+            </w:r>
+          </w:p>
+        </w:tc>
+        <w:tc>
+          <w:tcPr>
+            <w:tcW w:type="dxa" w:w="2929"/>
+          </w:tcPr>
+          <w:p>
+            <w:pPr>
+              <w:spacing w:after="80" w:line="252" w:lineRule="auto"/>
+            </w:pPr>
+            <w:r>
+              <w:rPr>
+                <w:sz w:val="20"/>
+              </w:rPr>
+              <w:t>Alta</w:t>
+            </w:r>
+          </w:p>
+        </w:tc>
+      </w:tr>
+      <w:tr>
+        <w:trPr>
+          <w:cantSplit/>
+        </w:trPr>
+        <w:tc>
+          <w:tcPr>
+            <w:tcW w:type="dxa" w:w="2929"/>
+          </w:tcPr>
+          <w:p>
+            <w:pPr>
+              <w:spacing w:after="80" w:line="252" w:lineRule="auto"/>
+            </w:pPr>
+            <w:r>
+              <w:rPr>
+                <w:sz w:val="20"/>
+              </w:rPr>
+              <w:t>TRAB-55</w:t>
+            </w:r>
+          </w:p>
+        </w:tc>
+        <w:tc>
+          <w:tcPr>
+            <w:tcW w:type="dxa" w:w="2929"/>
+          </w:tcPr>
+          <w:p>
+            <w:pPr>
+              <w:spacing w:after="80" w:line="252" w:lineRule="auto"/>
+            </w:pPr>
+            <w:r>
+              <w:rPr>
+                <w:sz w:val="20"/>
+              </w:rPr>
+              <w:t>Planejamento e revisão da sprint — Estrutura e navegação</w:t>
+            </w:r>
+          </w:p>
+        </w:tc>
+        <w:tc>
+          <w:tcPr>
+            <w:tcW w:type="dxa" w:w="2929"/>
+          </w:tcPr>
+          <w:p>
+            <w:pPr>
+              <w:spacing w:after="80" w:line="252" w:lineRule="auto"/>
+            </w:pPr>
+            <w:r>
+              <w:rPr>
+                <w:sz w:val="20"/>
+              </w:rPr>
+              <w:t>Alta</w:t>
+            </w:r>
+          </w:p>
+        </w:tc>
+      </w:tr>
+    </w:tbl>
+    <w:p/>
+    <w:p>
+      <w:pPr>
+        <w:keepNext/>
+        <w:spacing w:before="120"/>
+      </w:pPr>
+      <w:r>
+        <w:rPr>
+          <w:b/>
+          <w:sz w:val="22"/>
+        </w:rPr>
+        <w:t>S2 — JavaScript e fluxo funcional</w:t>
       </w:r>
     </w:p>
     <w:p>
@@ -1048,7 +1848,680 @@
         <w:rPr>
           <w:sz w:val="22"/>
         </w:rPr>
-        <w:t>TRAB-26 — Organizar estrutura HTML, CSS e JavaScript do MVP. Prioridade: máxima.</w:t>
+        <w:t>Objetivo: Verificar validações, DOM, registro, filtros, persistência simulada, resumos e sugestões educativas.</w:t>
+      </w:r>
+    </w:p>
+    <w:tbl>
+      <w:tblPr>
+        <w:tblW w:type="auto" w:w="0"/>
+        <w:tblLook w:firstColumn="1" w:firstRow="1" w:lastColumn="0" w:lastRow="0" w:noHBand="0" w:noVBand="1" w:val="04A0"/>
+        <w:tblBorders>
+          <w:top w:val="single" w:sz="4" w:color="999999"/>
+          <w:left w:val="single" w:sz="4" w:color="999999"/>
+          <w:bottom w:val="single" w:sz="4" w:color="999999"/>
+          <w:right w:val="single" w:sz="4" w:color="999999"/>
+          <w:insideH w:val="single" w:sz="4" w:color="999999"/>
+          <w:insideV w:val="single" w:sz="4" w:color="999999"/>
+        </w:tblBorders>
+      </w:tblPr>
+      <w:tblGrid>
+        <w:gridCol w:w="2929"/>
+        <w:gridCol w:w="2929"/>
+        <w:gridCol w:w="2929"/>
+      </w:tblGrid>
+      <w:tr>
+        <w:trPr>
+          <w:tblHeader/>
+          <w:cantSplit/>
+        </w:trPr>
+        <w:tc>
+          <w:tcPr>
+            <w:tcW w:type="dxa" w:w="2929"/>
+          </w:tcPr>
+          <w:p>
+            <w:pPr>
+              <w:spacing w:after="80" w:line="252" w:lineRule="auto"/>
+            </w:pPr>
+            <w:r>
+              <w:rPr>
+                <w:b/>
+                <w:sz w:val="20"/>
+              </w:rPr>
+              <w:t>Código</w:t>
+            </w:r>
+          </w:p>
+        </w:tc>
+        <w:tc>
+          <w:tcPr>
+            <w:tcW w:type="dxa" w:w="2929"/>
+          </w:tcPr>
+          <w:p>
+            <w:pPr>
+              <w:spacing w:after="80" w:line="252" w:lineRule="auto"/>
+            </w:pPr>
+            <w:r>
+              <w:rPr>
+                <w:b/>
+                <w:sz w:val="20"/>
+              </w:rPr>
+              <w:t>Tarefa</w:t>
+            </w:r>
+          </w:p>
+        </w:tc>
+        <w:tc>
+          <w:tcPr>
+            <w:tcW w:type="dxa" w:w="2929"/>
+          </w:tcPr>
+          <w:p>
+            <w:pPr>
+              <w:spacing w:after="80" w:line="252" w:lineRule="auto"/>
+            </w:pPr>
+            <w:r>
+              <w:rPr>
+                <w:b/>
+                <w:sz w:val="20"/>
+              </w:rPr>
+              <w:t>Prioridade</w:t>
+            </w:r>
+          </w:p>
+        </w:tc>
+      </w:tr>
+      <w:tr>
+        <w:trPr>
+          <w:cantSplit/>
+        </w:trPr>
+        <w:tc>
+          <w:tcPr>
+            <w:tcW w:type="dxa" w:w="2929"/>
+          </w:tcPr>
+          <w:p>
+            <w:pPr>
+              <w:spacing w:after="80" w:line="252" w:lineRule="auto"/>
+            </w:pPr>
+            <w:r>
+              <w:rPr>
+                <w:sz w:val="20"/>
+              </w:rPr>
+              <w:t>TRAB-34</w:t>
+            </w:r>
+          </w:p>
+        </w:tc>
+        <w:tc>
+          <w:tcPr>
+            <w:tcW w:type="dxa" w:w="2929"/>
+          </w:tcPr>
+          <w:p>
+            <w:pPr>
+              <w:spacing w:after="80" w:line="252" w:lineRule="auto"/>
+            </w:pPr>
+            <w:r>
+              <w:rPr>
+                <w:sz w:val="20"/>
+              </w:rPr>
+              <w:t>Validar formulários com JavaScript</w:t>
+            </w:r>
+          </w:p>
+        </w:tc>
+        <w:tc>
+          <w:tcPr>
+            <w:tcW w:type="dxa" w:w="2929"/>
+          </w:tcPr>
+          <w:p>
+            <w:pPr>
+              <w:spacing w:after="80" w:line="252" w:lineRule="auto"/>
+            </w:pPr>
+            <w:r>
+              <w:rPr>
+                <w:sz w:val="20"/>
+              </w:rPr>
+              <w:t>Alta</w:t>
+            </w:r>
+          </w:p>
+        </w:tc>
+      </w:tr>
+      <w:tr>
+        <w:trPr>
+          <w:cantSplit/>
+        </w:trPr>
+        <w:tc>
+          <w:tcPr>
+            <w:tcW w:type="dxa" w:w="2929"/>
+          </w:tcPr>
+          <w:p>
+            <w:pPr>
+              <w:spacing w:after="80" w:line="252" w:lineRule="auto"/>
+            </w:pPr>
+            <w:r>
+              <w:rPr>
+                <w:sz w:val="20"/>
+              </w:rPr>
+              <w:t>TRAB-35</w:t>
+            </w:r>
+          </w:p>
+        </w:tc>
+        <w:tc>
+          <w:tcPr>
+            <w:tcW w:type="dxa" w:w="2929"/>
+          </w:tcPr>
+          <w:p>
+            <w:pPr>
+              <w:spacing w:after="80" w:line="252" w:lineRule="auto"/>
+            </w:pPr>
+            <w:r>
+              <w:rPr>
+                <w:sz w:val="20"/>
+              </w:rPr>
+              <w:t>Criar catálogo local de alimentos simulados</w:t>
+            </w:r>
+          </w:p>
+        </w:tc>
+        <w:tc>
+          <w:tcPr>
+            <w:tcW w:type="dxa" w:w="2929"/>
+          </w:tcPr>
+          <w:p>
+            <w:pPr>
+              <w:spacing w:after="80" w:line="252" w:lineRule="auto"/>
+            </w:pPr>
+            <w:r>
+              <w:rPr>
+                <w:sz w:val="20"/>
+              </w:rPr>
+              <w:t>Alta</w:t>
+            </w:r>
+          </w:p>
+        </w:tc>
+      </w:tr>
+      <w:tr>
+        <w:trPr>
+          <w:cantSplit/>
+        </w:trPr>
+        <w:tc>
+          <w:tcPr>
+            <w:tcW w:type="dxa" w:w="2929"/>
+          </w:tcPr>
+          <w:p>
+            <w:pPr>
+              <w:spacing w:after="80" w:line="252" w:lineRule="auto"/>
+            </w:pPr>
+            <w:r>
+              <w:rPr>
+                <w:sz w:val="20"/>
+              </w:rPr>
+              <w:t>TRAB-36</w:t>
+            </w:r>
+          </w:p>
+        </w:tc>
+        <w:tc>
+          <w:tcPr>
+            <w:tcW w:type="dxa" w:w="2929"/>
+          </w:tcPr>
+          <w:p>
+            <w:pPr>
+              <w:spacing w:after="80" w:line="252" w:lineRule="auto"/>
+            </w:pPr>
+            <w:r>
+              <w:rPr>
+                <w:sz w:val="20"/>
+              </w:rPr>
+              <w:t>Implementar registro e remoção de alimentos</w:t>
+            </w:r>
+          </w:p>
+        </w:tc>
+        <w:tc>
+          <w:tcPr>
+            <w:tcW w:type="dxa" w:w="2929"/>
+          </w:tcPr>
+          <w:p>
+            <w:pPr>
+              <w:spacing w:after="80" w:line="252" w:lineRule="auto"/>
+            </w:pPr>
+            <w:r>
+              <w:rPr>
+                <w:sz w:val="20"/>
+              </w:rPr>
+              <w:t>Alta</w:t>
+            </w:r>
+          </w:p>
+        </w:tc>
+      </w:tr>
+      <w:tr>
+        <w:trPr>
+          <w:cantSplit/>
+        </w:trPr>
+        <w:tc>
+          <w:tcPr>
+            <w:tcW w:type="dxa" w:w="2929"/>
+          </w:tcPr>
+          <w:p>
+            <w:pPr>
+              <w:spacing w:after="80" w:line="252" w:lineRule="auto"/>
+            </w:pPr>
+            <w:r>
+              <w:rPr>
+                <w:sz w:val="20"/>
+              </w:rPr>
+              <w:t>TRAB-37</w:t>
+            </w:r>
+          </w:p>
+        </w:tc>
+        <w:tc>
+          <w:tcPr>
+            <w:tcW w:type="dxa" w:w="2929"/>
+          </w:tcPr>
+          <w:p>
+            <w:pPr>
+              <w:spacing w:after="80" w:line="252" w:lineRule="auto"/>
+            </w:pPr>
+            <w:r>
+              <w:rPr>
+                <w:sz w:val="20"/>
+              </w:rPr>
+              <w:t>Implementar pesquisa e filtros de alimentos</w:t>
+            </w:r>
+          </w:p>
+        </w:tc>
+        <w:tc>
+          <w:tcPr>
+            <w:tcW w:type="dxa" w:w="2929"/>
+          </w:tcPr>
+          <w:p>
+            <w:pPr>
+              <w:spacing w:after="80" w:line="252" w:lineRule="auto"/>
+            </w:pPr>
+            <w:r>
+              <w:rPr>
+                <w:sz w:val="20"/>
+              </w:rPr>
+              <w:t>Alta</w:t>
+            </w:r>
+          </w:p>
+        </w:tc>
+      </w:tr>
+      <w:tr>
+        <w:trPr>
+          <w:cantSplit/>
+        </w:trPr>
+        <w:tc>
+          <w:tcPr>
+            <w:tcW w:type="dxa" w:w="2929"/>
+          </w:tcPr>
+          <w:p>
+            <w:pPr>
+              <w:spacing w:after="80" w:line="252" w:lineRule="auto"/>
+            </w:pPr>
+            <w:r>
+              <w:rPr>
+                <w:sz w:val="20"/>
+              </w:rPr>
+              <w:t>TRAB-38</w:t>
+            </w:r>
+          </w:p>
+        </w:tc>
+        <w:tc>
+          <w:tcPr>
+            <w:tcW w:type="dxa" w:w="2929"/>
+          </w:tcPr>
+          <w:p>
+            <w:pPr>
+              <w:spacing w:after="80" w:line="252" w:lineRule="auto"/>
+            </w:pPr>
+            <w:r>
+              <w:rPr>
+                <w:sz w:val="20"/>
+              </w:rPr>
+              <w:t>Armazenar registros fictícios localmente</w:t>
+            </w:r>
+          </w:p>
+        </w:tc>
+        <w:tc>
+          <w:tcPr>
+            <w:tcW w:type="dxa" w:w="2929"/>
+          </w:tcPr>
+          <w:p>
+            <w:pPr>
+              <w:spacing w:after="80" w:line="252" w:lineRule="auto"/>
+            </w:pPr>
+            <w:r>
+              <w:rPr>
+                <w:sz w:val="20"/>
+              </w:rPr>
+              <w:t>Alta</w:t>
+            </w:r>
+          </w:p>
+        </w:tc>
+      </w:tr>
+      <w:tr>
+        <w:trPr>
+          <w:cantSplit/>
+        </w:trPr>
+        <w:tc>
+          <w:tcPr>
+            <w:tcW w:type="dxa" w:w="2929"/>
+          </w:tcPr>
+          <w:p>
+            <w:pPr>
+              <w:spacing w:after="80" w:line="252" w:lineRule="auto"/>
+            </w:pPr>
+            <w:r>
+              <w:rPr>
+                <w:sz w:val="20"/>
+              </w:rPr>
+              <w:t>TRAB-39</w:t>
+            </w:r>
+          </w:p>
+        </w:tc>
+        <w:tc>
+          <w:tcPr>
+            <w:tcW w:type="dxa" w:w="2929"/>
+          </w:tcPr>
+          <w:p>
+            <w:pPr>
+              <w:spacing w:after="80" w:line="252" w:lineRule="auto"/>
+            </w:pPr>
+            <w:r>
+              <w:rPr>
+                <w:sz w:val="20"/>
+              </w:rPr>
+              <w:t>Criar resumo visual dinâmico da alimentação</w:t>
+            </w:r>
+          </w:p>
+        </w:tc>
+        <w:tc>
+          <w:tcPr>
+            <w:tcW w:type="dxa" w:w="2929"/>
+          </w:tcPr>
+          <w:p>
+            <w:pPr>
+              <w:spacing w:after="80" w:line="252" w:lineRule="auto"/>
+            </w:pPr>
+            <w:r>
+              <w:rPr>
+                <w:sz w:val="20"/>
+              </w:rPr>
+              <w:t>Alta</w:t>
+            </w:r>
+          </w:p>
+        </w:tc>
+      </w:tr>
+      <w:tr>
+        <w:trPr>
+          <w:cantSplit/>
+        </w:trPr>
+        <w:tc>
+          <w:tcPr>
+            <w:tcW w:type="dxa" w:w="2929"/>
+          </w:tcPr>
+          <w:p>
+            <w:pPr>
+              <w:spacing w:after="80" w:line="252" w:lineRule="auto"/>
+            </w:pPr>
+            <w:r>
+              <w:rPr>
+                <w:sz w:val="20"/>
+              </w:rPr>
+              <w:t>TRAB-40</w:t>
+            </w:r>
+          </w:p>
+        </w:tc>
+        <w:tc>
+          <w:tcPr>
+            <w:tcW w:type="dxa" w:w="2929"/>
+          </w:tcPr>
+          <w:p>
+            <w:pPr>
+              <w:spacing w:after="80" w:line="252" w:lineRule="auto"/>
+            </w:pPr>
+            <w:r>
+              <w:rPr>
+                <w:sz w:val="20"/>
+              </w:rPr>
+              <w:t>Implementar sugestões educativas demonstrativas</w:t>
+            </w:r>
+          </w:p>
+        </w:tc>
+        <w:tc>
+          <w:tcPr>
+            <w:tcW w:type="dxa" w:w="2929"/>
+          </w:tcPr>
+          <w:p>
+            <w:pPr>
+              <w:spacing w:after="80" w:line="252" w:lineRule="auto"/>
+            </w:pPr>
+            <w:r>
+              <w:rPr>
+                <w:sz w:val="20"/>
+              </w:rPr>
+              <w:t>Alta</w:t>
+            </w:r>
+          </w:p>
+        </w:tc>
+      </w:tr>
+      <w:tr>
+        <w:trPr>
+          <w:cantSplit/>
+        </w:trPr>
+        <w:tc>
+          <w:tcPr>
+            <w:tcW w:type="dxa" w:w="2929"/>
+          </w:tcPr>
+          <w:p>
+            <w:pPr>
+              <w:spacing w:after="80" w:line="252" w:lineRule="auto"/>
+            </w:pPr>
+            <w:r>
+              <w:rPr>
+                <w:sz w:val="20"/>
+              </w:rPr>
+              <w:t>TRAB-41</w:t>
+            </w:r>
+          </w:p>
+        </w:tc>
+        <w:tc>
+          <w:tcPr>
+            <w:tcW w:type="dxa" w:w="2929"/>
+          </w:tcPr>
+          <w:p>
+            <w:pPr>
+              <w:spacing w:after="80" w:line="252" w:lineRule="auto"/>
+            </w:pPr>
+            <w:r>
+              <w:rPr>
+                <w:sz w:val="20"/>
+              </w:rPr>
+              <w:t>Implementar mensagens e estados vazios</w:t>
+            </w:r>
+          </w:p>
+        </w:tc>
+        <w:tc>
+          <w:tcPr>
+            <w:tcW w:type="dxa" w:w="2929"/>
+          </w:tcPr>
+          <w:p>
+            <w:pPr>
+              <w:spacing w:after="80" w:line="252" w:lineRule="auto"/>
+            </w:pPr>
+            <w:r>
+              <w:rPr>
+                <w:sz w:val="20"/>
+              </w:rPr>
+              <w:t>Alta</w:t>
+            </w:r>
+          </w:p>
+        </w:tc>
+      </w:tr>
+      <w:tr>
+        <w:trPr>
+          <w:cantSplit/>
+        </w:trPr>
+        <w:tc>
+          <w:tcPr>
+            <w:tcW w:type="dxa" w:w="2929"/>
+          </w:tcPr>
+          <w:p>
+            <w:pPr>
+              <w:spacing w:after="80" w:line="252" w:lineRule="auto"/>
+            </w:pPr>
+            <w:r>
+              <w:rPr>
+                <w:sz w:val="20"/>
+              </w:rPr>
+              <w:t>TRAB-42</w:t>
+            </w:r>
+          </w:p>
+        </w:tc>
+        <w:tc>
+          <w:tcPr>
+            <w:tcW w:type="dxa" w:w="2929"/>
+          </w:tcPr>
+          <w:p>
+            <w:pPr>
+              <w:spacing w:after="80" w:line="252" w:lineRule="auto"/>
+            </w:pPr>
+            <w:r>
+              <w:rPr>
+                <w:sz w:val="20"/>
+              </w:rPr>
+              <w:t>Integrar fluxo completo do MVP</w:t>
+            </w:r>
+          </w:p>
+        </w:tc>
+        <w:tc>
+          <w:tcPr>
+            <w:tcW w:type="dxa" w:w="2929"/>
+          </w:tcPr>
+          <w:p>
+            <w:pPr>
+              <w:spacing w:after="80" w:line="252" w:lineRule="auto"/>
+            </w:pPr>
+            <w:r>
+              <w:rPr>
+                <w:sz w:val="20"/>
+              </w:rPr>
+              <w:t>Alta</w:t>
+            </w:r>
+          </w:p>
+        </w:tc>
+      </w:tr>
+      <w:tr>
+        <w:trPr>
+          <w:cantSplit/>
+        </w:trPr>
+        <w:tc>
+          <w:tcPr>
+            <w:tcW w:type="dxa" w:w="2929"/>
+          </w:tcPr>
+          <w:p>
+            <w:pPr>
+              <w:spacing w:after="80" w:line="252" w:lineRule="auto"/>
+            </w:pPr>
+            <w:r>
+              <w:rPr>
+                <w:sz w:val="20"/>
+              </w:rPr>
+              <w:t>TRAB-43</w:t>
+            </w:r>
+          </w:p>
+        </w:tc>
+        <w:tc>
+          <w:tcPr>
+            <w:tcW w:type="dxa" w:w="2929"/>
+          </w:tcPr>
+          <w:p>
+            <w:pPr>
+              <w:spacing w:after="80" w:line="252" w:lineRule="auto"/>
+            </w:pPr>
+            <w:r>
+              <w:rPr>
+                <w:sz w:val="20"/>
+              </w:rPr>
+              <w:t>Criar conteúdo educativo navegável</w:t>
+            </w:r>
+          </w:p>
+        </w:tc>
+        <w:tc>
+          <w:tcPr>
+            <w:tcW w:type="dxa" w:w="2929"/>
+          </w:tcPr>
+          <w:p>
+            <w:pPr>
+              <w:spacing w:after="80" w:line="252" w:lineRule="auto"/>
+            </w:pPr>
+            <w:r>
+              <w:rPr>
+                <w:sz w:val="20"/>
+              </w:rPr>
+              <w:t>Alta</w:t>
+            </w:r>
+          </w:p>
+        </w:tc>
+      </w:tr>
+      <w:tr>
+        <w:trPr>
+          <w:cantSplit/>
+        </w:trPr>
+        <w:tc>
+          <w:tcPr>
+            <w:tcW w:type="dxa" w:w="2929"/>
+          </w:tcPr>
+          <w:p>
+            <w:pPr>
+              <w:spacing w:after="80" w:line="252" w:lineRule="auto"/>
+            </w:pPr>
+            <w:r>
+              <w:rPr>
+                <w:sz w:val="20"/>
+              </w:rPr>
+              <w:t>TRAB-56</w:t>
+            </w:r>
+          </w:p>
+        </w:tc>
+        <w:tc>
+          <w:tcPr>
+            <w:tcW w:type="dxa" w:w="2929"/>
+          </w:tcPr>
+          <w:p>
+            <w:pPr>
+              <w:spacing w:after="80" w:line="252" w:lineRule="auto"/>
+            </w:pPr>
+            <w:r>
+              <w:rPr>
+                <w:sz w:val="20"/>
+              </w:rPr>
+              <w:t>Planejamento e revisão da sprint — JavaScript e fluxo funcional</w:t>
+            </w:r>
+          </w:p>
+        </w:tc>
+        <w:tc>
+          <w:tcPr>
+            <w:tcW w:type="dxa" w:w="2929"/>
+          </w:tcPr>
+          <w:p>
+            <w:pPr>
+              <w:spacing w:after="80" w:line="252" w:lineRule="auto"/>
+            </w:pPr>
+            <w:r>
+              <w:rPr>
+                <w:sz w:val="20"/>
+              </w:rPr>
+              <w:t>Alta</w:t>
+            </w:r>
+          </w:p>
+        </w:tc>
+      </w:tr>
+    </w:tbl>
+    <w:p/>
+    <w:p>
+      <w:pPr>
+        <w:keepNext/>
+        <w:spacing w:before="120"/>
+      </w:pPr>
+      <w:r>
+        <w:rPr>
+          <w:b/>
+          <w:sz w:val="22"/>
+        </w:rPr>
+        <w:t>S3 — Consolidação e apresentação</w:t>
       </w:r>
     </w:p>
     <w:p>
@@ -1060,9 +2533,722 @@
         <w:rPr>
           <w:sz w:val="22"/>
         </w:rPr>
-        <w:t>TRAB-27 — Implementar HTML semântico das telas principais. Prioridade: alta.</w:t>
-      </w:r>
-    </w:p>
+        <w:t>Objetivo: Verificar responsividade, testes, relatório com evidências, PDF e execução oral ao professor.</w:t>
+      </w:r>
+    </w:p>
+    <w:tbl>
+      <w:tblPr>
+        <w:tblW w:type="auto" w:w="0"/>
+        <w:tblLook w:firstColumn="1" w:firstRow="1" w:lastColumn="0" w:lastRow="0" w:noHBand="0" w:noVBand="1" w:val="04A0"/>
+        <w:tblBorders>
+          <w:top w:val="single" w:sz="4" w:color="999999"/>
+          <w:left w:val="single" w:sz="4" w:color="999999"/>
+          <w:bottom w:val="single" w:sz="4" w:color="999999"/>
+          <w:right w:val="single" w:sz="4" w:color="999999"/>
+          <w:insideH w:val="single" w:sz="4" w:color="999999"/>
+          <w:insideV w:val="single" w:sz="4" w:color="999999"/>
+        </w:tblBorders>
+      </w:tblPr>
+      <w:tblGrid>
+        <w:gridCol w:w="2929"/>
+        <w:gridCol w:w="2929"/>
+        <w:gridCol w:w="2929"/>
+      </w:tblGrid>
+      <w:tr>
+        <w:trPr>
+          <w:tblHeader/>
+          <w:cantSplit/>
+        </w:trPr>
+        <w:tc>
+          <w:tcPr>
+            <w:tcW w:type="dxa" w:w="2929"/>
+          </w:tcPr>
+          <w:p>
+            <w:pPr>
+              <w:spacing w:after="80" w:line="252" w:lineRule="auto"/>
+            </w:pPr>
+            <w:r>
+              <w:rPr>
+                <w:b/>
+                <w:sz w:val="20"/>
+              </w:rPr>
+              <w:t>Código</w:t>
+            </w:r>
+          </w:p>
+        </w:tc>
+        <w:tc>
+          <w:tcPr>
+            <w:tcW w:type="dxa" w:w="2929"/>
+          </w:tcPr>
+          <w:p>
+            <w:pPr>
+              <w:spacing w:after="80" w:line="252" w:lineRule="auto"/>
+            </w:pPr>
+            <w:r>
+              <w:rPr>
+                <w:b/>
+                <w:sz w:val="20"/>
+              </w:rPr>
+              <w:t>Tarefa</w:t>
+            </w:r>
+          </w:p>
+        </w:tc>
+        <w:tc>
+          <w:tcPr>
+            <w:tcW w:type="dxa" w:w="2929"/>
+          </w:tcPr>
+          <w:p>
+            <w:pPr>
+              <w:spacing w:after="80" w:line="252" w:lineRule="auto"/>
+            </w:pPr>
+            <w:r>
+              <w:rPr>
+                <w:b/>
+                <w:sz w:val="20"/>
+              </w:rPr>
+              <w:t>Prioridade</w:t>
+            </w:r>
+          </w:p>
+        </w:tc>
+      </w:tr>
+      <w:tr>
+        <w:trPr>
+          <w:cantSplit/>
+        </w:trPr>
+        <w:tc>
+          <w:tcPr>
+            <w:tcW w:type="dxa" w:w="2929"/>
+          </w:tcPr>
+          <w:p>
+            <w:pPr>
+              <w:spacing w:after="80" w:line="252" w:lineRule="auto"/>
+            </w:pPr>
+            <w:r>
+              <w:rPr>
+                <w:sz w:val="20"/>
+              </w:rPr>
+              <w:t>TRAB-44</w:t>
+            </w:r>
+          </w:p>
+        </w:tc>
+        <w:tc>
+          <w:tcPr>
+            <w:tcW w:type="dxa" w:w="2929"/>
+          </w:tcPr>
+          <w:p>
+            <w:pPr>
+              <w:spacing w:after="80" w:line="252" w:lineRule="auto"/>
+            </w:pPr>
+            <w:r>
+              <w:rPr>
+                <w:sz w:val="20"/>
+              </w:rPr>
+              <w:t>Adaptar telas a celular tablet e desktop</w:t>
+            </w:r>
+          </w:p>
+        </w:tc>
+        <w:tc>
+          <w:tcPr>
+            <w:tcW w:type="dxa" w:w="2929"/>
+          </w:tcPr>
+          <w:p>
+            <w:pPr>
+              <w:spacing w:after="80" w:line="252" w:lineRule="auto"/>
+            </w:pPr>
+            <w:r>
+              <w:rPr>
+                <w:sz w:val="20"/>
+              </w:rPr>
+              <w:t>Alta</w:t>
+            </w:r>
+          </w:p>
+        </w:tc>
+      </w:tr>
+      <w:tr>
+        <w:trPr>
+          <w:cantSplit/>
+        </w:trPr>
+        <w:tc>
+          <w:tcPr>
+            <w:tcW w:type="dxa" w:w="2929"/>
+          </w:tcPr>
+          <w:p>
+            <w:pPr>
+              <w:spacing w:after="80" w:line="252" w:lineRule="auto"/>
+            </w:pPr>
+            <w:r>
+              <w:rPr>
+                <w:sz w:val="20"/>
+              </w:rPr>
+              <w:t>TRAB-45</w:t>
+            </w:r>
+          </w:p>
+        </w:tc>
+        <w:tc>
+          <w:tcPr>
+            <w:tcW w:type="dxa" w:w="2929"/>
+          </w:tcPr>
+          <w:p>
+            <w:pPr>
+              <w:spacing w:after="80" w:line="252" w:lineRule="auto"/>
+            </w:pPr>
+            <w:r>
+              <w:rPr>
+                <w:sz w:val="20"/>
+              </w:rPr>
+              <w:t>Revisar acessibilidade e usabilidade</w:t>
+            </w:r>
+          </w:p>
+        </w:tc>
+        <w:tc>
+          <w:tcPr>
+            <w:tcW w:type="dxa" w:w="2929"/>
+          </w:tcPr>
+          <w:p>
+            <w:pPr>
+              <w:spacing w:after="80" w:line="252" w:lineRule="auto"/>
+            </w:pPr>
+            <w:r>
+              <w:rPr>
+                <w:sz w:val="20"/>
+              </w:rPr>
+              <w:t>Alta</w:t>
+            </w:r>
+          </w:p>
+        </w:tc>
+      </w:tr>
+      <w:tr>
+        <w:trPr>
+          <w:cantSplit/>
+        </w:trPr>
+        <w:tc>
+          <w:tcPr>
+            <w:tcW w:type="dxa" w:w="2929"/>
+          </w:tcPr>
+          <w:p>
+            <w:pPr>
+              <w:spacing w:after="80" w:line="252" w:lineRule="auto"/>
+            </w:pPr>
+            <w:r>
+              <w:rPr>
+                <w:sz w:val="20"/>
+              </w:rPr>
+              <w:t>TRAB-46</w:t>
+            </w:r>
+          </w:p>
+        </w:tc>
+        <w:tc>
+          <w:tcPr>
+            <w:tcW w:type="dxa" w:w="2929"/>
+          </w:tcPr>
+          <w:p>
+            <w:pPr>
+              <w:spacing w:after="80" w:line="252" w:lineRule="auto"/>
+            </w:pPr>
+            <w:r>
+              <w:rPr>
+                <w:sz w:val="20"/>
+              </w:rPr>
+              <w:t>Executar testes funcionais e corrigir bugs</w:t>
+            </w:r>
+          </w:p>
+        </w:tc>
+        <w:tc>
+          <w:tcPr>
+            <w:tcW w:type="dxa" w:w="2929"/>
+          </w:tcPr>
+          <w:p>
+            <w:pPr>
+              <w:spacing w:after="80" w:line="252" w:lineRule="auto"/>
+            </w:pPr>
+            <w:r>
+              <w:rPr>
+                <w:sz w:val="20"/>
+              </w:rPr>
+              <w:t>Alta</w:t>
+            </w:r>
+          </w:p>
+        </w:tc>
+      </w:tr>
+      <w:tr>
+        <w:trPr>
+          <w:cantSplit/>
+        </w:trPr>
+        <w:tc>
+          <w:tcPr>
+            <w:tcW w:type="dxa" w:w="2929"/>
+          </w:tcPr>
+          <w:p>
+            <w:pPr>
+              <w:spacing w:after="80" w:line="252" w:lineRule="auto"/>
+            </w:pPr>
+            <w:r>
+              <w:rPr>
+                <w:sz w:val="20"/>
+              </w:rPr>
+              <w:t>TRAB-47</w:t>
+            </w:r>
+          </w:p>
+        </w:tc>
+        <w:tc>
+          <w:tcPr>
+            <w:tcW w:type="dxa" w:w="2929"/>
+          </w:tcPr>
+          <w:p>
+            <w:pPr>
+              <w:spacing w:after="80" w:line="252" w:lineRule="auto"/>
+            </w:pPr>
+            <w:r>
+              <w:rPr>
+                <w:sz w:val="20"/>
+              </w:rPr>
+              <w:t>Revisar organização e legibilidade do código</w:t>
+            </w:r>
+          </w:p>
+        </w:tc>
+        <w:tc>
+          <w:tcPr>
+            <w:tcW w:type="dxa" w:w="2929"/>
+          </w:tcPr>
+          <w:p>
+            <w:pPr>
+              <w:spacing w:after="80" w:line="252" w:lineRule="auto"/>
+            </w:pPr>
+            <w:r>
+              <w:rPr>
+                <w:sz w:val="20"/>
+              </w:rPr>
+              <w:t>Alta</w:t>
+            </w:r>
+          </w:p>
+        </w:tc>
+      </w:tr>
+      <w:tr>
+        <w:trPr>
+          <w:cantSplit/>
+        </w:trPr>
+        <w:tc>
+          <w:tcPr>
+            <w:tcW w:type="dxa" w:w="2929"/>
+          </w:tcPr>
+          <w:p>
+            <w:pPr>
+              <w:spacing w:after="80" w:line="252" w:lineRule="auto"/>
+            </w:pPr>
+            <w:r>
+              <w:rPr>
+                <w:sz w:val="20"/>
+              </w:rPr>
+              <w:t>TRAB-48</w:t>
+            </w:r>
+          </w:p>
+        </w:tc>
+        <w:tc>
+          <w:tcPr>
+            <w:tcW w:type="dxa" w:w="2929"/>
+          </w:tcPr>
+          <w:p>
+            <w:pPr>
+              <w:spacing w:after="80" w:line="252" w:lineRule="auto"/>
+            </w:pPr>
+            <w:r>
+              <w:rPr>
+                <w:sz w:val="20"/>
+              </w:rPr>
+              <w:t>Testar funcionamento em navegadores e resoluções</w:t>
+            </w:r>
+          </w:p>
+        </w:tc>
+        <w:tc>
+          <w:tcPr>
+            <w:tcW w:type="dxa" w:w="2929"/>
+          </w:tcPr>
+          <w:p>
+            <w:pPr>
+              <w:spacing w:after="80" w:line="252" w:lineRule="auto"/>
+            </w:pPr>
+            <w:r>
+              <w:rPr>
+                <w:sz w:val="20"/>
+              </w:rPr>
+              <w:t>Alta</w:t>
+            </w:r>
+          </w:p>
+        </w:tc>
+      </w:tr>
+      <w:tr>
+        <w:trPr>
+          <w:cantSplit/>
+        </w:trPr>
+        <w:tc>
+          <w:tcPr>
+            <w:tcW w:type="dxa" w:w="2929"/>
+          </w:tcPr>
+          <w:p>
+            <w:pPr>
+              <w:spacing w:after="80" w:line="252" w:lineRule="auto"/>
+            </w:pPr>
+            <w:r>
+              <w:rPr>
+                <w:sz w:val="20"/>
+              </w:rPr>
+              <w:t>TRAB-49</w:t>
+            </w:r>
+          </w:p>
+        </w:tc>
+        <w:tc>
+          <w:tcPr>
+            <w:tcW w:type="dxa" w:w="2929"/>
+          </w:tcPr>
+          <w:p>
+            <w:pPr>
+              <w:spacing w:after="80" w:line="252" w:lineRule="auto"/>
+            </w:pPr>
+            <w:r>
+              <w:rPr>
+                <w:sz w:val="20"/>
+              </w:rPr>
+              <w:t>Documentar evolução técnica desde a segunda entrega</w:t>
+            </w:r>
+          </w:p>
+        </w:tc>
+        <w:tc>
+          <w:tcPr>
+            <w:tcW w:type="dxa" w:w="2929"/>
+          </w:tcPr>
+          <w:p>
+            <w:pPr>
+              <w:spacing w:after="80" w:line="252" w:lineRule="auto"/>
+            </w:pPr>
+            <w:r>
+              <w:rPr>
+                <w:sz w:val="20"/>
+              </w:rPr>
+              <w:t>Alta</w:t>
+            </w:r>
+          </w:p>
+        </w:tc>
+      </w:tr>
+      <w:tr>
+        <w:trPr>
+          <w:cantSplit/>
+        </w:trPr>
+        <w:tc>
+          <w:tcPr>
+            <w:tcW w:type="dxa" w:w="2929"/>
+          </w:tcPr>
+          <w:p>
+            <w:pPr>
+              <w:spacing w:after="80" w:line="252" w:lineRule="auto"/>
+            </w:pPr>
+            <w:r>
+              <w:rPr>
+                <w:sz w:val="20"/>
+              </w:rPr>
+              <w:t>TRAB-50</w:t>
+            </w:r>
+          </w:p>
+        </w:tc>
+        <w:tc>
+          <w:tcPr>
+            <w:tcW w:type="dxa" w:w="2929"/>
+          </w:tcPr>
+          <w:p>
+            <w:pPr>
+              <w:spacing w:after="80" w:line="252" w:lineRule="auto"/>
+            </w:pPr>
+            <w:r>
+              <w:rPr>
+                <w:sz w:val="20"/>
+              </w:rPr>
+              <w:t>Documentar desafios soluções e pendências</w:t>
+            </w:r>
+          </w:p>
+        </w:tc>
+        <w:tc>
+          <w:tcPr>
+            <w:tcW w:type="dxa" w:w="2929"/>
+          </w:tcPr>
+          <w:p>
+            <w:pPr>
+              <w:spacing w:after="80" w:line="252" w:lineRule="auto"/>
+            </w:pPr>
+            <w:r>
+              <w:rPr>
+                <w:sz w:val="20"/>
+              </w:rPr>
+              <w:t>Alta</w:t>
+            </w:r>
+          </w:p>
+        </w:tc>
+      </w:tr>
+      <w:tr>
+        <w:trPr>
+          <w:cantSplit/>
+        </w:trPr>
+        <w:tc>
+          <w:tcPr>
+            <w:tcW w:type="dxa" w:w="2929"/>
+          </w:tcPr>
+          <w:p>
+            <w:pPr>
+              <w:spacing w:after="80" w:line="252" w:lineRule="auto"/>
+            </w:pPr>
+            <w:r>
+              <w:rPr>
+                <w:sz w:val="20"/>
+              </w:rPr>
+              <w:t>TRAB-51</w:t>
+            </w:r>
+          </w:p>
+        </w:tc>
+        <w:tc>
+          <w:tcPr>
+            <w:tcW w:type="dxa" w:w="2929"/>
+          </w:tcPr>
+          <w:p>
+            <w:pPr>
+              <w:spacing w:after="80" w:line="252" w:lineRule="auto"/>
+            </w:pPr>
+            <w:r>
+              <w:rPr>
+                <w:sz w:val="20"/>
+              </w:rPr>
+              <w:t>Capturar evidências reais da aplicação funcionando</w:t>
+            </w:r>
+          </w:p>
+        </w:tc>
+        <w:tc>
+          <w:tcPr>
+            <w:tcW w:type="dxa" w:w="2929"/>
+          </w:tcPr>
+          <w:p>
+            <w:pPr>
+              <w:spacing w:after="80" w:line="252" w:lineRule="auto"/>
+            </w:pPr>
+            <w:r>
+              <w:rPr>
+                <w:sz w:val="20"/>
+              </w:rPr>
+              <w:t>Alta</w:t>
+            </w:r>
+          </w:p>
+        </w:tc>
+      </w:tr>
+      <w:tr>
+        <w:trPr>
+          <w:cantSplit/>
+        </w:trPr>
+        <w:tc>
+          <w:tcPr>
+            <w:tcW w:type="dxa" w:w="2929"/>
+          </w:tcPr>
+          <w:p>
+            <w:pPr>
+              <w:spacing w:after="80" w:line="252" w:lineRule="auto"/>
+            </w:pPr>
+            <w:r>
+              <w:rPr>
+                <w:sz w:val="20"/>
+              </w:rPr>
+              <w:t>TRAB-52</w:t>
+            </w:r>
+          </w:p>
+        </w:tc>
+        <w:tc>
+          <w:tcPr>
+            <w:tcW w:type="dxa" w:w="2929"/>
+          </w:tcPr>
+          <w:p>
+            <w:pPr>
+              <w:spacing w:after="80" w:line="252" w:lineRule="auto"/>
+            </w:pPr>
+            <w:r>
+              <w:rPr>
+                <w:sz w:val="20"/>
+              </w:rPr>
+              <w:t>Montar PDF no modelo oficial da disciplina</w:t>
+            </w:r>
+          </w:p>
+        </w:tc>
+        <w:tc>
+          <w:tcPr>
+            <w:tcW w:type="dxa" w:w="2929"/>
+          </w:tcPr>
+          <w:p>
+            <w:pPr>
+              <w:spacing w:after="80" w:line="252" w:lineRule="auto"/>
+            </w:pPr>
+            <w:r>
+              <w:rPr>
+                <w:sz w:val="20"/>
+              </w:rPr>
+              <w:t>Alta</w:t>
+            </w:r>
+          </w:p>
+        </w:tc>
+      </w:tr>
+      <w:tr>
+        <w:trPr>
+          <w:cantSplit/>
+        </w:trPr>
+        <w:tc>
+          <w:tcPr>
+            <w:tcW w:type="dxa" w:w="2929"/>
+          </w:tcPr>
+          <w:p>
+            <w:pPr>
+              <w:spacing w:after="80" w:line="252" w:lineRule="auto"/>
+            </w:pPr>
+            <w:r>
+              <w:rPr>
+                <w:sz w:val="20"/>
+              </w:rPr>
+              <w:t>TRAB-53</w:t>
+            </w:r>
+          </w:p>
+        </w:tc>
+        <w:tc>
+          <w:tcPr>
+            <w:tcW w:type="dxa" w:w="2929"/>
+          </w:tcPr>
+          <w:p>
+            <w:pPr>
+              <w:spacing w:after="80" w:line="252" w:lineRule="auto"/>
+            </w:pPr>
+            <w:r>
+              <w:rPr>
+                <w:sz w:val="20"/>
+              </w:rPr>
+              <w:t>Preparar roteiro e ensaio da apresentação oral</w:t>
+            </w:r>
+          </w:p>
+        </w:tc>
+        <w:tc>
+          <w:tcPr>
+            <w:tcW w:type="dxa" w:w="2929"/>
+          </w:tcPr>
+          <w:p>
+            <w:pPr>
+              <w:spacing w:after="80" w:line="252" w:lineRule="auto"/>
+            </w:pPr>
+            <w:r>
+              <w:rPr>
+                <w:sz w:val="20"/>
+              </w:rPr>
+              <w:t>Alta</w:t>
+            </w:r>
+          </w:p>
+        </w:tc>
+      </w:tr>
+      <w:tr>
+        <w:trPr>
+          <w:cantSplit/>
+        </w:trPr>
+        <w:tc>
+          <w:tcPr>
+            <w:tcW w:type="dxa" w:w="2929"/>
+          </w:tcPr>
+          <w:p>
+            <w:pPr>
+              <w:spacing w:after="80" w:line="252" w:lineRule="auto"/>
+            </w:pPr>
+            <w:r>
+              <w:rPr>
+                <w:sz w:val="20"/>
+              </w:rPr>
+              <w:t>TRAB-54</w:t>
+            </w:r>
+          </w:p>
+        </w:tc>
+        <w:tc>
+          <w:tcPr>
+            <w:tcW w:type="dxa" w:w="2929"/>
+          </w:tcPr>
+          <w:p>
+            <w:pPr>
+              <w:spacing w:after="80" w:line="252" w:lineRule="auto"/>
+            </w:pPr>
+            <w:r>
+              <w:rPr>
+                <w:sz w:val="20"/>
+              </w:rPr>
+              <w:t>Conferir checklist completo da terceira entrega</w:t>
+            </w:r>
+          </w:p>
+        </w:tc>
+        <w:tc>
+          <w:tcPr>
+            <w:tcW w:type="dxa" w:w="2929"/>
+          </w:tcPr>
+          <w:p>
+            <w:pPr>
+              <w:spacing w:after="80" w:line="252" w:lineRule="auto"/>
+            </w:pPr>
+            <w:r>
+              <w:rPr>
+                <w:sz w:val="20"/>
+              </w:rPr>
+              <w:t>Alta</w:t>
+            </w:r>
+          </w:p>
+        </w:tc>
+      </w:tr>
+      <w:tr>
+        <w:trPr>
+          <w:cantSplit/>
+        </w:trPr>
+        <w:tc>
+          <w:tcPr>
+            <w:tcW w:type="dxa" w:w="2929"/>
+          </w:tcPr>
+          <w:p>
+            <w:pPr>
+              <w:spacing w:after="80" w:line="252" w:lineRule="auto"/>
+            </w:pPr>
+            <w:r>
+              <w:rPr>
+                <w:sz w:val="20"/>
+              </w:rPr>
+              <w:t>TRAB-57</w:t>
+            </w:r>
+          </w:p>
+        </w:tc>
+        <w:tc>
+          <w:tcPr>
+            <w:tcW w:type="dxa" w:w="2929"/>
+          </w:tcPr>
+          <w:p>
+            <w:pPr>
+              <w:spacing w:after="80" w:line="252" w:lineRule="auto"/>
+            </w:pPr>
+            <w:r>
+              <w:rPr>
+                <w:sz w:val="20"/>
+              </w:rPr>
+              <w:t>Planejamento e revisão da sprint — Consolidação e apresentação</w:t>
+            </w:r>
+          </w:p>
+        </w:tc>
+        <w:tc>
+          <w:tcPr>
+            <w:tcW w:type="dxa" w:w="2929"/>
+          </w:tcPr>
+          <w:p>
+            <w:pPr>
+              <w:spacing w:after="80" w:line="252" w:lineRule="auto"/>
+            </w:pPr>
+            <w:r>
+              <w:rPr>
+                <w:sz w:val="20"/>
+              </w:rPr>
+              <w:t>Alta</w:t>
+            </w:r>
+          </w:p>
+        </w:tc>
+      </w:tr>
+    </w:tbl>
+    <w:p/>
     <w:p>
       <w:pPr>
         <w:widowControl/>
@@ -1072,7 +3258,7 @@
         <w:rPr>
           <w:sz w:val="22"/>
         </w:rPr>
-        <w:t>TRAB-28 — Padronizar identidade visual e componentes CSS. Prioridade: alta.</w:t>
+        <w:t>Os critérios comuns de aceite são comportamento demonstrável, interação funcional quando aplicável, navegação e estados de erro validados, legibilidade em celular e desktop e evidência de execução. A definição de pronto exige código integrado, ausência de erros bloqueantes, revisão e teste. As tarefas de documentação incluem capturas reais, identificação do material, PDF e preparação da demonstração oral.</w:t>
       </w:r>
     </w:p>
     <w:p>
@@ -1084,7 +3270,20 @@
         <w:rPr>
           <w:sz w:val="22"/>
         </w:rPr>
-        <w:t>TRAB-29 — Implementar navegação e fluxo entre páginas. Prioridade: alta.</w:t>
+        <w:t>O registro fornecido apresenta as tarefas com status A fazer, sem responsáveis ou datas individuais definidos na ferramenta. Esses campos pertencem ao planejamento registrado e não descrevem, por si, o funcionamento do código. S1, S2 e S3 são agrupamentos por etiquetas, sem confirmação de sprints nativas. A prioridade recai sobre o fluxo de perfil, diário e resumo e suas dependências.</w:t>
+      </w:r>
+    </w:p>
+    <w:p>
+      <w:pPr>
+        <w:keepNext/>
+        <w:spacing w:before="120"/>
+      </w:pPr>
+      <w:r>
+        <w:rPr>
+          <w:b/>
+          <w:sz w:val="22"/>
+        </w:rPr>
+        <w:t>Scrum, Kanban e responsabilidades</w:t>
       </w:r>
     </w:p>
     <w:p>
@@ -1096,9 +3295,263 @@
         <w:rPr>
           <w:sz w:val="22"/>
         </w:rPr>
-        <w:t>TRAB-30 — Implementar telas de perfil e preferências. Prioridade: alta.</w:t>
-      </w:r>
-    </w:p>
+        <w:t>O Scrum organiza incrementos com objetivo, revisão e adaptação do trabalho. O Kanban utiliza A Fazer, Em Andamento e Concluído, com Revisão/Testes como etapa intermediária recomendada. Uma tarefa passa por implementação, verificação e registro de evidência antes de ser considerada pronta. Não há afirmação de que as colunas do quadro remoto tenham sido reconfiguradas.</w:t>
+      </w:r>
+    </w:p>
+    <w:tbl>
+      <w:tblPr>
+        <w:tblW w:type="auto" w:w="0"/>
+        <w:tblLook w:firstColumn="1" w:firstRow="1" w:lastColumn="0" w:lastRow="0" w:noHBand="0" w:noVBand="1" w:val="04A0"/>
+        <w:tblBorders>
+          <w:top w:val="single" w:sz="4" w:color="999999"/>
+          <w:left w:val="single" w:sz="4" w:color="999999"/>
+          <w:bottom w:val="single" w:sz="4" w:color="999999"/>
+          <w:right w:val="single" w:sz="4" w:color="999999"/>
+          <w:insideH w:val="single" w:sz="4" w:color="999999"/>
+          <w:insideV w:val="single" w:sz="4" w:color="999999"/>
+        </w:tblBorders>
+      </w:tblPr>
+      <w:tblGrid>
+        <w:gridCol w:w="4393"/>
+        <w:gridCol w:w="4393"/>
+      </w:tblGrid>
+      <w:tr>
+        <w:trPr>
+          <w:tblHeader/>
+          <w:cantSplit/>
+        </w:trPr>
+        <w:tc>
+          <w:tcPr>
+            <w:tcW w:type="dxa" w:w="4393"/>
+          </w:tcPr>
+          <w:p>
+            <w:pPr>
+              <w:keepNext/>
+              <w:spacing w:after="80" w:line="252" w:lineRule="auto"/>
+            </w:pPr>
+            <w:r>
+              <w:rPr>
+                <w:b/>
+                <w:sz w:val="20"/>
+              </w:rPr>
+              <w:t>Integrante</w:t>
+            </w:r>
+          </w:p>
+        </w:tc>
+        <w:tc>
+          <w:tcPr>
+            <w:tcW w:type="dxa" w:w="4393"/>
+          </w:tcPr>
+          <w:p>
+            <w:pPr>
+              <w:keepNext/>
+              <w:spacing w:after="80" w:line="252" w:lineRule="auto"/>
+            </w:pPr>
+            <w:r>
+              <w:rPr>
+                <w:b/>
+                <w:sz w:val="20"/>
+              </w:rPr>
+              <w:t>Responsabilidade</w:t>
+            </w:r>
+          </w:p>
+        </w:tc>
+      </w:tr>
+      <w:tr>
+        <w:trPr>
+          <w:cantSplit/>
+        </w:trPr>
+        <w:tc>
+          <w:tcPr>
+            <w:tcW w:type="dxa" w:w="4393"/>
+          </w:tcPr>
+          <w:p>
+            <w:pPr>
+              <w:keepNext/>
+              <w:spacing w:after="80" w:line="252" w:lineRule="auto"/>
+            </w:pPr>
+            <w:r>
+              <w:rPr>
+                <w:sz w:val="20"/>
+              </w:rPr>
+              <w:t>Paulo Capreti</w:t>
+            </w:r>
+          </w:p>
+        </w:tc>
+        <w:tc>
+          <w:tcPr>
+            <w:tcW w:type="dxa" w:w="4393"/>
+          </w:tcPr>
+          <w:p>
+            <w:pPr>
+              <w:keepNext/>
+              <w:spacing w:after="80" w:line="252" w:lineRule="auto"/>
+            </w:pPr>
+            <w:r>
+              <w:rPr>
+                <w:sz w:val="20"/>
+              </w:rPr>
+              <w:t>JavaScript, interações e integração dos fluxos.</w:t>
+            </w:r>
+          </w:p>
+        </w:tc>
+      </w:tr>
+      <w:tr>
+        <w:trPr>
+          <w:cantSplit/>
+        </w:trPr>
+        <w:tc>
+          <w:tcPr>
+            <w:tcW w:type="dxa" w:w="4393"/>
+          </w:tcPr>
+          <w:p>
+            <w:pPr>
+              <w:keepNext/>
+              <w:spacing w:after="80" w:line="252" w:lineRule="auto"/>
+            </w:pPr>
+            <w:r>
+              <w:rPr>
+                <w:sz w:val="20"/>
+              </w:rPr>
+              <w:t>Davi Pioli</w:t>
+            </w:r>
+          </w:p>
+        </w:tc>
+        <w:tc>
+          <w:tcPr>
+            <w:tcW w:type="dxa" w:w="4393"/>
+          </w:tcPr>
+          <w:p>
+            <w:pPr>
+              <w:keepNext/>
+              <w:spacing w:after="80" w:line="252" w:lineRule="auto"/>
+            </w:pPr>
+            <w:r>
+              <w:rPr>
+                <w:sz w:val="20"/>
+              </w:rPr>
+              <w:t>HTML e acompanhamento do Kanban.</w:t>
+            </w:r>
+          </w:p>
+        </w:tc>
+      </w:tr>
+      <w:tr>
+        <w:trPr>
+          <w:cantSplit/>
+        </w:trPr>
+        <w:tc>
+          <w:tcPr>
+            <w:tcW w:type="dxa" w:w="4393"/>
+          </w:tcPr>
+          <w:p>
+            <w:pPr>
+              <w:keepNext/>
+              <w:spacing w:after="80" w:line="252" w:lineRule="auto"/>
+            </w:pPr>
+            <w:r>
+              <w:rPr>
+                <w:sz w:val="20"/>
+              </w:rPr>
+              <w:t>Victor Almeida</w:t>
+            </w:r>
+          </w:p>
+        </w:tc>
+        <w:tc>
+          <w:tcPr>
+            <w:tcW w:type="dxa" w:w="4393"/>
+          </w:tcPr>
+          <w:p>
+            <w:pPr>
+              <w:keepNext/>
+              <w:spacing w:after="80" w:line="252" w:lineRule="auto"/>
+            </w:pPr>
+            <w:r>
+              <w:rPr>
+                <w:sz w:val="20"/>
+              </w:rPr>
+              <w:t>CSS, responsividade e identidade visual.</w:t>
+            </w:r>
+          </w:p>
+        </w:tc>
+      </w:tr>
+      <w:tr>
+        <w:trPr>
+          <w:cantSplit/>
+        </w:trPr>
+        <w:tc>
+          <w:tcPr>
+            <w:tcW w:type="dxa" w:w="4393"/>
+          </w:tcPr>
+          <w:p>
+            <w:pPr>
+              <w:keepNext/>
+              <w:spacing w:after="80" w:line="252" w:lineRule="auto"/>
+            </w:pPr>
+            <w:r>
+              <w:rPr>
+                <w:sz w:val="20"/>
+              </w:rPr>
+              <w:t>Marcelo Dalbone</w:t>
+            </w:r>
+          </w:p>
+        </w:tc>
+        <w:tc>
+          <w:tcPr>
+            <w:tcW w:type="dxa" w:w="4393"/>
+          </w:tcPr>
+          <w:p>
+            <w:pPr>
+              <w:keepNext/>
+              <w:spacing w:after="80" w:line="252" w:lineRule="auto"/>
+            </w:pPr>
+            <w:r>
+              <w:rPr>
+                <w:sz w:val="20"/>
+              </w:rPr>
+              <w:t>Pesquisas, contextualização do problema e apoio aos requisitos.</w:t>
+            </w:r>
+          </w:p>
+        </w:tc>
+      </w:tr>
+      <w:tr>
+        <w:trPr>
+          <w:cantSplit/>
+        </w:trPr>
+        <w:tc>
+          <w:tcPr>
+            <w:tcW w:type="dxa" w:w="4393"/>
+          </w:tcPr>
+          <w:p>
+            <w:pPr>
+              <w:spacing w:after="80" w:line="252" w:lineRule="auto"/>
+            </w:pPr>
+            <w:r>
+              <w:rPr>
+                <w:sz w:val="20"/>
+              </w:rPr>
+              <w:t>Akiane Merbach</w:t>
+            </w:r>
+          </w:p>
+        </w:tc>
+        <w:tc>
+          <w:tcPr>
+            <w:tcW w:type="dxa" w:w="4393"/>
+          </w:tcPr>
+          <w:p>
+            <w:pPr>
+              <w:spacing w:after="80" w:line="252" w:lineRule="auto"/>
+            </w:pPr>
+            <w:r>
+              <w:rPr>
+                <w:sz w:val="20"/>
+              </w:rPr>
+              <w:t>Pesquisas, referências alimentares e limitações das soluções.</w:t>
+            </w:r>
+          </w:p>
+        </w:tc>
+      </w:tr>
+    </w:tbl>
+    <w:p/>
     <w:p>
       <w:pPr>
         <w:widowControl/>
@@ -1108,798 +3561,7 @@
         <w:rPr>
           <w:sz w:val="22"/>
         </w:rPr>
-        <w:t>TRAB-31 — Implementar menu móvel e estados de navegação. Prioridade: alta.</w:t>
-      </w:r>
-    </w:p>
-    <w:p>
-      <w:pPr>
-        <w:widowControl/>
-        <w:spacing w:after="160" w:line="276" w:lineRule="auto"/>
-      </w:pPr>
-      <w:r>
-        <w:rPr>
-          <w:sz w:val="22"/>
-        </w:rPr>
-        <w:t>TRAB-32 — Conferir telas implementadas com protótipo da 2ª entrega. Prioridade: alta.</w:t>
-      </w:r>
-    </w:p>
-    <w:p>
-      <w:pPr>
-        <w:widowControl/>
-        <w:spacing w:after="160" w:line="276" w:lineRule="auto"/>
-      </w:pPr>
-      <w:r>
-        <w:rPr>
-          <w:sz w:val="22"/>
-        </w:rPr>
-        <w:t>TRAB-33 — Definir escopo MVP e critérios de pronto. Prioridade: alta.</w:t>
-      </w:r>
-    </w:p>
-    <w:p>
-      <w:pPr>
-        <w:widowControl/>
-        <w:spacing w:after="160" w:line="276" w:lineRule="auto"/>
-      </w:pPr>
-      <w:r>
-        <w:rPr>
-          <w:sz w:val="22"/>
-        </w:rPr>
-        <w:t>TRAB-55 — Planejamento e revisão da sprint — Estrutura e navegação. Prioridade: alta.</w:t>
-      </w:r>
-    </w:p>
-    <w:p>
-      <w:pPr>
-        <w:keepNext/>
-        <w:spacing w:before="120"/>
-      </w:pPr>
-      <w:r>
-        <w:rPr>
-          <w:b/>
-          <w:sz w:val="22"/>
-        </w:rPr>
-        <w:t>S2 — JavaScript e fluxo funcional</w:t>
-      </w:r>
-    </w:p>
-    <w:p>
-      <w:pPr>
-        <w:widowControl/>
-        <w:spacing w:after="160" w:line="276" w:lineRule="auto"/>
-      </w:pPr>
-      <w:r>
-        <w:rPr>
-          <w:sz w:val="22"/>
-        </w:rPr>
-        <w:t>Meta: Verificar validações, DOM, registro, filtros, persistência simulada, resumos e sugestões educativas.</w:t>
-      </w:r>
-    </w:p>
-    <w:p>
-      <w:pPr>
-        <w:widowControl/>
-        <w:spacing w:after="160" w:line="276" w:lineRule="auto"/>
-      </w:pPr>
-      <w:r>
-        <w:rPr>
-          <w:sz w:val="22"/>
-        </w:rPr>
-        <w:t>TRAB-34 — Validar formulários com JavaScript. Prioridade: alta.</w:t>
-      </w:r>
-    </w:p>
-    <w:p>
-      <w:pPr>
-        <w:widowControl/>
-        <w:spacing w:after="160" w:line="276" w:lineRule="auto"/>
-      </w:pPr>
-      <w:r>
-        <w:rPr>
-          <w:sz w:val="22"/>
-        </w:rPr>
-        <w:t>TRAB-35 — Criar catálogo local de alimentos simulados. Prioridade: alta.</w:t>
-      </w:r>
-    </w:p>
-    <w:p>
-      <w:pPr>
-        <w:widowControl/>
-        <w:spacing w:after="160" w:line="276" w:lineRule="auto"/>
-      </w:pPr>
-      <w:r>
-        <w:rPr>
-          <w:sz w:val="22"/>
-        </w:rPr>
-        <w:t>TRAB-36 — Implementar registro e remoção de alimentos. Prioridade: alta.</w:t>
-      </w:r>
-    </w:p>
-    <w:p>
-      <w:pPr>
-        <w:widowControl/>
-        <w:spacing w:after="160" w:line="276" w:lineRule="auto"/>
-      </w:pPr>
-      <w:r>
-        <w:rPr>
-          <w:sz w:val="22"/>
-        </w:rPr>
-        <w:t>TRAB-37 — Implementar pesquisa e filtros de alimentos. Prioridade: alta.</w:t>
-      </w:r>
-    </w:p>
-    <w:p>
-      <w:pPr>
-        <w:widowControl/>
-        <w:spacing w:after="160" w:line="276" w:lineRule="auto"/>
-      </w:pPr>
-      <w:r>
-        <w:rPr>
-          <w:sz w:val="22"/>
-        </w:rPr>
-        <w:t>TRAB-38 — Armazenar registros fictícios localmente. Prioridade: alta.</w:t>
-      </w:r>
-    </w:p>
-    <w:p>
-      <w:pPr>
-        <w:widowControl/>
-        <w:spacing w:after="160" w:line="276" w:lineRule="auto"/>
-      </w:pPr>
-      <w:r>
-        <w:rPr>
-          <w:sz w:val="22"/>
-        </w:rPr>
-        <w:t>TRAB-39 — Criar resumo visual dinâmico da alimentação. Prioridade: alta.</w:t>
-      </w:r>
-    </w:p>
-    <w:p>
-      <w:pPr>
-        <w:widowControl/>
-        <w:spacing w:after="160" w:line="276" w:lineRule="auto"/>
-      </w:pPr>
-      <w:r>
-        <w:rPr>
-          <w:sz w:val="22"/>
-        </w:rPr>
-        <w:t>TRAB-40 — Implementar sugestões educativas demonstrativas. Prioridade: alta.</w:t>
-      </w:r>
-    </w:p>
-    <w:p>
-      <w:pPr>
-        <w:widowControl/>
-        <w:spacing w:after="160" w:line="276" w:lineRule="auto"/>
-      </w:pPr>
-      <w:r>
-        <w:rPr>
-          <w:sz w:val="22"/>
-        </w:rPr>
-        <w:t>TRAB-41 — Implementar mensagens e estados vazios. Prioridade: alta.</w:t>
-      </w:r>
-    </w:p>
-    <w:p>
-      <w:pPr>
-        <w:widowControl/>
-        <w:spacing w:after="160" w:line="276" w:lineRule="auto"/>
-      </w:pPr>
-      <w:r>
-        <w:rPr>
-          <w:sz w:val="22"/>
-        </w:rPr>
-        <w:t>TRAB-42 — Integrar fluxo completo do MVP. Prioridade: alta.</w:t>
-      </w:r>
-    </w:p>
-    <w:p>
-      <w:pPr>
-        <w:widowControl/>
-        <w:spacing w:after="160" w:line="276" w:lineRule="auto"/>
-      </w:pPr>
-      <w:r>
-        <w:rPr>
-          <w:sz w:val="22"/>
-        </w:rPr>
-        <w:t>TRAB-43 — Criar conteúdo educativo navegável. Prioridade: alta.</w:t>
-      </w:r>
-    </w:p>
-    <w:p>
-      <w:pPr>
-        <w:widowControl/>
-        <w:spacing w:after="160" w:line="276" w:lineRule="auto"/>
-      </w:pPr>
-      <w:r>
-        <w:rPr>
-          <w:sz w:val="22"/>
-        </w:rPr>
-        <w:t>TRAB-56 — Planejamento e revisão da sprint — JavaScript e fluxo funcional. Prioridade: alta.</w:t>
-      </w:r>
-    </w:p>
-    <w:p>
-      <w:pPr>
-        <w:keepNext/>
-        <w:spacing w:before="120"/>
-      </w:pPr>
-      <w:r>
-        <w:rPr>
-          <w:b/>
-          <w:sz w:val="22"/>
-        </w:rPr>
-        <w:t>S3 — Consolidação e apresentação</w:t>
-      </w:r>
-    </w:p>
-    <w:p>
-      <w:pPr>
-        <w:widowControl/>
-        <w:spacing w:after="160" w:line="276" w:lineRule="auto"/>
-      </w:pPr>
-      <w:r>
-        <w:rPr>
-          <w:sz w:val="22"/>
-        </w:rPr>
-        <w:t>Meta: Verificar responsividade, testes, relatório com evidências, PDF e execução oral ao professor.</w:t>
-      </w:r>
-    </w:p>
-    <w:p>
-      <w:pPr>
-        <w:widowControl/>
-        <w:spacing w:after="160" w:line="276" w:lineRule="auto"/>
-      </w:pPr>
-      <w:r>
-        <w:rPr>
-          <w:sz w:val="22"/>
-        </w:rPr>
-        <w:t>TRAB-44 — Adaptar telas a celular tablet e desktop. Prioridade: alta.</w:t>
-      </w:r>
-    </w:p>
-    <w:p>
-      <w:pPr>
-        <w:widowControl/>
-        <w:spacing w:after="160" w:line="276" w:lineRule="auto"/>
-      </w:pPr>
-      <w:r>
-        <w:rPr>
-          <w:sz w:val="22"/>
-        </w:rPr>
-        <w:t>TRAB-45 — Revisar acessibilidade e usabilidade. Prioridade: alta.</w:t>
-      </w:r>
-    </w:p>
-    <w:p>
-      <w:pPr>
-        <w:widowControl/>
-        <w:spacing w:after="160" w:line="276" w:lineRule="auto"/>
-      </w:pPr>
-      <w:r>
-        <w:rPr>
-          <w:sz w:val="22"/>
-        </w:rPr>
-        <w:t>TRAB-46 — Executar testes funcionais e corrigir bugs. Prioridade: alta.</w:t>
-      </w:r>
-    </w:p>
-    <w:p>
-      <w:pPr>
-        <w:widowControl/>
-        <w:spacing w:after="160" w:line="276" w:lineRule="auto"/>
-      </w:pPr>
-      <w:r>
-        <w:rPr>
-          <w:sz w:val="22"/>
-        </w:rPr>
-        <w:t>TRAB-47 — Revisar organização e legibilidade do código. Prioridade: alta.</w:t>
-      </w:r>
-    </w:p>
-    <w:p>
-      <w:pPr>
-        <w:widowControl/>
-        <w:spacing w:after="160" w:line="276" w:lineRule="auto"/>
-      </w:pPr>
-      <w:r>
-        <w:rPr>
-          <w:sz w:val="22"/>
-        </w:rPr>
-        <w:t>TRAB-48 — Testar funcionamento em navegadores e resoluções. Prioridade: alta.</w:t>
-      </w:r>
-    </w:p>
-    <w:p>
-      <w:pPr>
-        <w:widowControl/>
-        <w:spacing w:after="160" w:line="276" w:lineRule="auto"/>
-      </w:pPr>
-      <w:r>
-        <w:rPr>
-          <w:sz w:val="22"/>
-        </w:rPr>
-        <w:t>TRAB-49 — Documentar evolução técnica desde a segunda entrega. Prioridade: alta.</w:t>
-      </w:r>
-    </w:p>
-    <w:p>
-      <w:pPr>
-        <w:widowControl/>
-        <w:spacing w:after="160" w:line="276" w:lineRule="auto"/>
-      </w:pPr>
-      <w:r>
-        <w:rPr>
-          <w:sz w:val="22"/>
-        </w:rPr>
-        <w:t>TRAB-50 — Documentar desafios soluções e pendências. Prioridade: alta.</w:t>
-      </w:r>
-    </w:p>
-    <w:p>
-      <w:pPr>
-        <w:widowControl/>
-        <w:spacing w:after="160" w:line="276" w:lineRule="auto"/>
-      </w:pPr>
-      <w:r>
-        <w:rPr>
-          <w:sz w:val="22"/>
-        </w:rPr>
-        <w:t>TRAB-51 — Capturar evidências reais da aplicação funcionando. Prioridade: alta.</w:t>
-      </w:r>
-    </w:p>
-    <w:p>
-      <w:pPr>
-        <w:widowControl/>
-        <w:spacing w:after="160" w:line="276" w:lineRule="auto"/>
-      </w:pPr>
-      <w:r>
-        <w:rPr>
-          <w:sz w:val="22"/>
-        </w:rPr>
-        <w:t>TRAB-52 — Montar PDF no modelo oficial da disciplina. Prioridade: alta.</w:t>
-      </w:r>
-    </w:p>
-    <w:p>
-      <w:pPr>
-        <w:widowControl/>
-        <w:spacing w:after="160" w:line="276" w:lineRule="auto"/>
-      </w:pPr>
-      <w:r>
-        <w:rPr>
-          <w:sz w:val="22"/>
-        </w:rPr>
-        <w:t>TRAB-53 — Preparar roteiro e ensaio da apresentação oral. Prioridade: alta.</w:t>
-      </w:r>
-    </w:p>
-    <w:p>
-      <w:pPr>
-        <w:widowControl/>
-        <w:spacing w:after="160" w:line="276" w:lineRule="auto"/>
-      </w:pPr>
-      <w:r>
-        <w:rPr>
-          <w:sz w:val="22"/>
-        </w:rPr>
-        <w:t>TRAB-54 — Conferir checklist completo da terceira entrega. Prioridade: alta.</w:t>
-      </w:r>
-    </w:p>
-    <w:p>
-      <w:pPr>
-        <w:widowControl/>
-        <w:spacing w:after="160" w:line="276" w:lineRule="auto"/>
-      </w:pPr>
-      <w:r>
-        <w:rPr>
-          <w:sz w:val="22"/>
-        </w:rPr>
-        <w:t>TRAB-57 — Planejamento e revisão da sprint — Consolidação e apresentação. Prioridade: alta.</w:t>
-      </w:r>
-    </w:p>
-    <w:p>
-      <w:pPr>
-        <w:widowControl/>
-        <w:spacing w:after="160" w:line="276" w:lineRule="auto"/>
-      </w:pPr>
-      <w:r>
-        <w:rPr>
-          <w:sz w:val="22"/>
-        </w:rPr>
-        <w:t>Os critérios comuns registrados para as funcionalidades são: comportamento demonstrável na aplicação em execução; interação funcional quando aplicável; navegação e estados de erro validados; layout legível em celular e desktop; evidência anexada ou vinculada. A definição de pronto é código integrado, sem erros bloqueantes no console, revisado, testado e com evidência real.</w:t>
-      </w:r>
-    </w:p>
-    <w:p>
-      <w:pPr>
-        <w:widowControl/>
-        <w:spacing w:after="160" w:line="276" w:lineRule="auto"/>
-      </w:pPr>
-      <w:r>
-        <w:rPr>
-          <w:sz w:val="22"/>
-        </w:rPr>
-        <w:t>As tarefas de documentação exigem material completo, revisado, consistente com a aplicação real, identificado e pronto para demonstração. Pendências e dificuldades devem ser relatadas sem inventar funcionalidades realizadas. As tarefas de planejamento preveem revisão das etiquetas, responsáveis, capacidade e impedimentos, demonstração do incremento e registro de melhorias. O fechamento exige revisão e evidências.</w:t>
-      </w:r>
-    </w:p>
-    <w:p>
-      <w:pPr>
-        <w:widowControl/>
-        <w:spacing w:after="160" w:line="276" w:lineRule="auto"/>
-      </w:pPr>
-      <w:r>
-        <w:rPr>
-          <w:sz w:val="22"/>
-        </w:rPr>
-        <w:t>No registro fornecido, as tarefas aparecem como A fazer; responsáveis e datas não foram definidos e as etapas são planejamento por etiquetas, sem sprints nativas confirmadas. Esses dados descrevem aquele registro e não afirmam que o código atual esteja sem implementação. A organização recomendada do quadro é A fazer, Em andamento, Revisão/Testes e Feito; o mínimo acadêmico pode ser representado por A Fazer, Em Andamento e Concluído.</w:t>
-      </w:r>
-    </w:p>
-    <w:p>
-      <w:pPr>
-        <w:widowControl/>
-        <w:spacing w:after="160" w:line="276" w:lineRule="auto"/>
-      </w:pPr>
-      <w:r>
-        <w:rPr>
-          <w:sz w:val="22"/>
-        </w:rPr>
-        <w:t>O escopo acadêmico inicial do backlog previa frontend em HTML, CSS e JavaScript, sem backend e banco obrigatórios. Posteriormente, a solicitação do projeto foi ampliada para publicação, contatos persistentes e análise de fotos. Assim, Node.js e Neon são ampliações da solução entregue, e não requisitos atribuídos retroativamente ao backlog original. O enquadramento dessa ampliação na entrega acadêmica deve ser alinhado com o docente.</w:t>
-      </w:r>
-    </w:p>
-    <w:p>
-      <w:pPr>
-        <w:spacing w:after="120"/>
-      </w:pPr>
-      <w:r>
-        <w:rPr>
-          <w:b/>
-          <w:sz w:val="22"/>
-        </w:rPr>
-        <w:t xml:space="preserve">Essencial. </w:t>
-      </w:r>
-      <w:r>
-        <w:rPr>
-          <w:sz w:val="22"/>
-        </w:rPr>
-        <w:t xml:space="preserve">Entrega: Perfil, restrições e persistência. </w:t>
-      </w:r>
-      <w:r>
-        <w:rPr>
-          <w:sz w:val="22"/>
-        </w:rPr>
-        <w:t>Critério de conclusão: Preferências salvas e recarregadas; importação inválida rejeitada.</w:t>
-      </w:r>
-    </w:p>
-    <w:p>
-      <w:pPr>
-        <w:spacing w:after="120"/>
-      </w:pPr>
-      <w:r>
-        <w:rPr>
-          <w:b/>
-          <w:sz w:val="22"/>
-        </w:rPr>
-        <w:t xml:space="preserve">Essencial. </w:t>
-      </w:r>
-      <w:r>
-        <w:rPr>
-          <w:sz w:val="22"/>
-        </w:rPr>
-        <w:t xml:space="preserve">Entrega: Registro por data/refeição e remoção. </w:t>
-      </w:r>
-      <w:r>
-        <w:rPr>
-          <w:sz w:val="22"/>
-        </w:rPr>
-        <w:t>Critério de conclusão: Entrada aparece no dia correto e pode ser removida.</w:t>
-      </w:r>
-    </w:p>
-    <w:p>
-      <w:pPr>
-        <w:spacing w:after="120"/>
-      </w:pPr>
-      <w:r>
-        <w:rPr>
-          <w:b/>
-          <w:sz w:val="22"/>
-        </w:rPr>
-        <w:t xml:space="preserve">Essencial. </w:t>
-      </w:r>
-      <w:r>
-        <w:rPr>
-          <w:sz w:val="22"/>
-        </w:rPr>
-        <w:t xml:space="preserve">Entrega: Resumo e recomendações. </w:t>
-      </w:r>
-      <w:r>
-        <w:rPr>
-          <w:sz w:val="22"/>
-        </w:rPr>
-        <w:t>Critério de conclusão: Grupos e registros do dia corretos; conflitos excluídos.</w:t>
-      </w:r>
-    </w:p>
-    <w:p>
-      <w:pPr>
-        <w:spacing w:after="120"/>
-      </w:pPr>
-      <w:r>
-        <w:rPr>
-          <w:b/>
-          <w:sz w:val="22"/>
-        </w:rPr>
-        <w:t xml:space="preserve">Complementar implementada. </w:t>
-      </w:r>
-      <w:r>
-        <w:rPr>
-          <w:sz w:val="22"/>
-        </w:rPr>
-        <w:t xml:space="preserve">Entrega: Foto e nutrição confirmada. </w:t>
-      </w:r>
-      <w:r>
-        <w:rPr>
-          <w:sz w:val="22"/>
-        </w:rPr>
-        <w:t>Critério de conclusão: Recusa/correção possíveis; peso e referência validados.</w:t>
-      </w:r>
-    </w:p>
-    <w:p>
-      <w:pPr>
-        <w:spacing w:after="120"/>
-      </w:pPr>
-      <w:r>
-        <w:rPr>
-          <w:b/>
-          <w:sz w:val="22"/>
-        </w:rPr>
-        <w:t xml:space="preserve">Complementar implementada. </w:t>
-      </w:r>
-      <w:r>
-        <w:rPr>
-          <w:sz w:val="22"/>
-        </w:rPr>
-        <w:t xml:space="preserve">Entrega: Landing page, contatos e publicação. </w:t>
-      </w:r>
-      <w:r>
-        <w:rPr>
-          <w:sz w:val="22"/>
-        </w:rPr>
-        <w:t>Critério de conclusão: Consentimento validado e gravação persistente pelo servidor.</w:t>
-      </w:r>
-    </w:p>
-    <w:p>
-      <w:pPr>
-        <w:keepNext/>
-        <w:spacing w:before="120"/>
-      </w:pPr>
-      <w:r>
-        <w:rPr>
-          <w:b/>
-          <w:sz w:val="22"/>
-        </w:rPr>
-        <w:t>Responsabilidades</w:t>
-      </w:r>
-    </w:p>
-    <w:p>
-      <w:pPr>
-        <w:spacing w:after="120"/>
-      </w:pPr>
-      <w:r>
-        <w:rPr>
-          <w:b/>
-          <w:sz w:val="22"/>
-        </w:rPr>
-        <w:t xml:space="preserve">Paulo Capreti. </w:t>
-      </w:r>
-      <w:r>
-        <w:rPr>
-          <w:sz w:val="22"/>
-        </w:rPr>
-        <w:t>Frente de trabalho: JavaScript e interações do aplicativo.</w:t>
-      </w:r>
-    </w:p>
-    <w:p>
-      <w:pPr>
-        <w:spacing w:after="120"/>
-      </w:pPr>
-      <w:r>
-        <w:rPr>
-          <w:b/>
-          <w:sz w:val="22"/>
-        </w:rPr>
-        <w:t xml:space="preserve">Davi Pioli. </w:t>
-      </w:r>
-      <w:r>
-        <w:rPr>
-          <w:sz w:val="22"/>
-        </w:rPr>
-        <w:t>Frente de trabalho: HTML e acompanhamento do Kanban.</w:t>
-      </w:r>
-    </w:p>
-    <w:p>
-      <w:pPr>
-        <w:spacing w:after="120"/>
-      </w:pPr>
-      <w:r>
-        <w:rPr>
-          <w:b/>
-          <w:sz w:val="22"/>
-        </w:rPr>
-        <w:t xml:space="preserve">Victor Almeida. </w:t>
-      </w:r>
-      <w:r>
-        <w:rPr>
-          <w:sz w:val="22"/>
-        </w:rPr>
-        <w:t>Frente de trabalho: CSS, responsividade e identidade visual.</w:t>
-      </w:r>
-    </w:p>
-    <w:p>
-      <w:pPr>
-        <w:spacing w:after="120"/>
-      </w:pPr>
-      <w:r>
-        <w:rPr>
-          <w:b/>
-          <w:sz w:val="22"/>
-        </w:rPr>
-        <w:t xml:space="preserve">Marcelo Dalbone. </w:t>
-      </w:r>
-      <w:r>
-        <w:rPr>
-          <w:sz w:val="22"/>
-        </w:rPr>
-        <w:t>Frente de trabalho: Pesquisas e apoio à contextualização e aos requisitos.</w:t>
-      </w:r>
-    </w:p>
-    <w:p>
-      <w:pPr>
-        <w:spacing w:after="120"/>
-      </w:pPr>
-      <w:r>
-        <w:rPr>
-          <w:b/>
-          <w:sz w:val="22"/>
-        </w:rPr>
-        <w:t xml:space="preserve">Akiane Merbach. </w:t>
-      </w:r>
-      <w:r>
-        <w:rPr>
-          <w:sz w:val="22"/>
-        </w:rPr>
-        <w:t>Frente de trabalho: Pesquisas e apoio às referências alimentares e limitações técnicas.</w:t>
-      </w:r>
-    </w:p>
-    <w:p>
-      <w:pPr>
-        <w:keepNext/>
-        <w:spacing w:before="120"/>
-      </w:pPr>
-      <w:r>
-        <w:rPr>
-          <w:b/>
-          <w:sz w:val="22"/>
-        </w:rPr>
-        <w:t>Planejamento das três etapas restantes a partir da segunda entrega</w:t>
-      </w:r>
-    </w:p>
-    <w:p>
-      <w:pPr>
-        <w:spacing w:after="120"/>
-      </w:pPr>
-      <w:r>
-        <w:rPr>
-          <w:b/>
-          <w:sz w:val="22"/>
-        </w:rPr>
-        <w:t xml:space="preserve">3ª entrega — incremento deste relatório. </w:t>
-      </w:r>
-      <w:r>
-        <w:rPr>
-          <w:sz w:val="22"/>
-        </w:rPr>
-        <w:t xml:space="preserve">Objetivo: Consolidar o fluxo de preferências, diário e resumo, navegação, responsividade e JavaScript. </w:t>
-      </w:r>
-      <w:r>
-        <w:rPr>
-          <w:sz w:val="22"/>
-        </w:rPr>
-        <w:t>Evidência de encerramento do ciclo: Demonstração do percurso principal, código organizado, testes e registro explícito de pendências.</w:t>
-      </w:r>
-    </w:p>
-    <w:p>
-      <w:pPr>
-        <w:spacing w:after="120"/>
-      </w:pPr>
-      <w:r>
-        <w:rPr>
-          <w:b/>
-          <w:sz w:val="22"/>
-        </w:rPr>
-        <w:t xml:space="preserve">4ª entrega — próximo incremento proposto. </w:t>
-      </w:r>
-      <w:r>
-        <w:rPr>
-          <w:sz w:val="22"/>
-        </w:rPr>
-        <w:t xml:space="preserve">Objetivo: Aproximar o cadastro da estrutura responsável/criança, refinar regras e conteúdo educativo e avaliar cenários de uso. </w:t>
-      </w:r>
-      <w:r>
-        <w:rPr>
-          <w:sz w:val="22"/>
-        </w:rPr>
-        <w:t>Evidência de encerramento do ciclo: Telas e estado local revisados, migração de dados testada, casos de restrição e resumo documentados e feedback registrado quando obtido.</w:t>
-      </w:r>
-    </w:p>
-    <w:p>
-      <w:pPr>
-        <w:spacing w:after="120"/>
-      </w:pPr>
-      <w:r>
-        <w:rPr>
-          <w:b/>
-          <w:sz w:val="22"/>
-        </w:rPr>
-        <w:t xml:space="preserve">5ª entrega — consolidação proposta. </w:t>
-      </w:r>
-      <w:r>
-        <w:rPr>
-          <w:sz w:val="22"/>
-        </w:rPr>
-        <w:t xml:space="preserve">Objetivo: Corrigir problemas do ciclo anterior, executar regressão, concluir documentação e preparar demonstração final. </w:t>
-      </w:r>
-      <w:r>
-        <w:rPr>
-          <w:sz w:val="22"/>
-        </w:rPr>
-        <w:t>Evidência de encerramento do ciclo: Versão estável do escopo acordado, matriz de requisitos revisada, evidências finais e orientações de uso; gamificação apenas se couber no prazo.</w:t>
-      </w:r>
-    </w:p>
-    <w:p>
-      <w:pPr>
-        <w:widowControl/>
-        <w:spacing w:after="160" w:line="276" w:lineRule="auto"/>
-      </w:pPr>
-      <w:r>
-        <w:rPr>
-          <w:sz w:val="22"/>
-        </w:rPr>
-        <w:t>A distribuição da quarta e quinta entregas é uma proposta de execução, sujeita às orientações futuras do professor. Não são atribuídas datas ou exigências ainda não informadas. O front-end da terceira entrega precisa demonstrar o MVP funcionando; as próximas etapas aprofundam os requisitos e a qualidade, sem adiar o fluxo principal já exigido.</w:t>
-      </w:r>
-    </w:p>
-    <w:p>
-      <w:pPr>
-        <w:keepNext/>
-        <w:spacing w:before="120"/>
-      </w:pPr>
-      <w:r>
-        <w:rPr>
-          <w:b/>
-          <w:sz w:val="22"/>
-        </w:rPr>
-        <w:t>Scrum e Kanban</w:t>
-      </w:r>
-    </w:p>
-    <w:p>
-      <w:pPr>
-        <w:widowControl/>
-        <w:spacing w:after="160" w:line="276" w:lineRule="auto"/>
-      </w:pPr>
-      <w:r>
-        <w:rPr>
-          <w:sz w:val="22"/>
-        </w:rPr>
-        <w:t>O Scrum orienta a entrega em incrementos verificáveis, revisão do resultado e adaptação do próximo ciclo. O Kanban torna tarefas, responsáveis e bloqueios visíveis. O quadro abaixo sintetiza o acompanhamento proposto a partir das evidências do repositório; não é uma reprodução dos status atuais do Jira.</w:t>
-      </w:r>
-    </w:p>
-    <w:p>
-      <w:pPr>
-        <w:spacing w:after="120"/>
-      </w:pPr>
-      <w:r>
-        <w:rPr>
-          <w:b/>
-          <w:sz w:val="22"/>
-        </w:rPr>
-        <w:t xml:space="preserve">4ª: cadastro responsável/criança, refinamento de conteúdo e regras; 5ª: regressão e documentação final.. </w:t>
-      </w:r>
-      <w:r>
-        <w:rPr>
-          <w:sz w:val="22"/>
-        </w:rPr>
-        <w:t xml:space="preserve">Em Andamento: Preparação e revisão da terceira entrega; planejamento dos próximos incrementos. </w:t>
-      </w:r>
-      <w:r>
-        <w:rPr>
-          <w:sz w:val="22"/>
-        </w:rPr>
-        <w:t>Concluído tecnicamente: Incremento técnico da 3ª: fluxo local perfil/diário/resumo, interações e verificações registradas. Não significa projeto finalizado.</w:t>
-      </w:r>
-    </w:p>
-    <w:p>
-      <w:pPr>
-        <w:widowControl/>
-        <w:spacing w:after="160" w:line="276" w:lineRule="auto"/>
-      </w:pPr>
-      <w:r>
-        <w:rPr>
-          <w:sz w:val="22"/>
-        </w:rPr>
-        <w:t>A conclusão de uma tarefa deve exigir código funcional e evidência de verificação. Separar desenvolvimento técnico, revisão documental e avaliação externa evita atribuir a uma funcionalidade pronta um impacto social ainda não medido. A quarta entrega prioriza as lacunas da proposta inicial e a avaliação dos fluxos; a quinta consolida as correções e a apresentação final. Melhorias que não couberem nesses ciclos serão registradas como evolução posterior, sem comprometer o MVP.</w:t>
+        <w:t>O planejamento inicial concentra o escopo acadêmico em HTML, CSS e JavaScript. O backend, o banco de contatos e a análise visual são recursos adicionais da implementação. A divisão de trabalho preserva o fluxo principal como prioridade e permite revisar as contribuições em conjunto, sem substituir critérios de aceite por uma simples contagem de tarefas.</w:t>
       </w:r>
     </w:p>
     <w:p>
@@ -1940,9 +3602,510 @@
           <w:b/>
           <w:sz w:val="22"/>
         </w:rPr>
-        <w:t>Rastreabilidade com os requisitos da proposta inicial</w:t>
-      </w:r>
-    </w:p>
+        <w:t>Requisitos funcionais</w:t>
+      </w:r>
+    </w:p>
+    <w:tbl>
+      <w:tblPr>
+        <w:tblW w:type="auto" w:w="0"/>
+        <w:tblLook w:firstColumn="1" w:firstRow="1" w:lastColumn="0" w:lastRow="0" w:noHBand="0" w:noVBand="1" w:val="04A0"/>
+        <w:tblBorders>
+          <w:top w:val="single" w:sz="4" w:color="999999"/>
+          <w:left w:val="single" w:sz="4" w:color="999999"/>
+          <w:bottom w:val="single" w:sz="4" w:color="999999"/>
+          <w:right w:val="single" w:sz="4" w:color="999999"/>
+          <w:insideH w:val="single" w:sz="4" w:color="999999"/>
+          <w:insideV w:val="single" w:sz="4" w:color="999999"/>
+        </w:tblBorders>
+      </w:tblPr>
+      <w:tblGrid>
+        <w:gridCol w:w="2929"/>
+        <w:gridCol w:w="2929"/>
+        <w:gridCol w:w="2929"/>
+      </w:tblGrid>
+      <w:tr>
+        <w:trPr>
+          <w:tblHeader/>
+          <w:cantSplit/>
+        </w:trPr>
+        <w:tc>
+          <w:tcPr>
+            <w:tcW w:type="dxa" w:w="2929"/>
+          </w:tcPr>
+          <w:p>
+            <w:pPr>
+              <w:spacing w:after="80" w:line="252" w:lineRule="auto"/>
+            </w:pPr>
+            <w:r>
+              <w:rPr>
+                <w:b/>
+                <w:sz w:val="20"/>
+              </w:rPr>
+              <w:t>ID</w:t>
+            </w:r>
+          </w:p>
+        </w:tc>
+        <w:tc>
+          <w:tcPr>
+            <w:tcW w:type="dxa" w:w="2929"/>
+          </w:tcPr>
+          <w:p>
+            <w:pPr>
+              <w:spacing w:after="80" w:line="252" w:lineRule="auto"/>
+            </w:pPr>
+            <w:r>
+              <w:rPr>
+                <w:b/>
+                <w:sz w:val="20"/>
+              </w:rPr>
+              <w:t>Requisito</w:t>
+            </w:r>
+          </w:p>
+        </w:tc>
+        <w:tc>
+          <w:tcPr>
+            <w:tcW w:type="dxa" w:w="2929"/>
+          </w:tcPr>
+          <w:p>
+            <w:pPr>
+              <w:spacing w:after="80" w:line="252" w:lineRule="auto"/>
+            </w:pPr>
+            <w:r>
+              <w:rPr>
+                <w:b/>
+                <w:sz w:val="20"/>
+              </w:rPr>
+              <w:t>Implementação e condição de uso</w:t>
+            </w:r>
+          </w:p>
+        </w:tc>
+      </w:tr>
+      <w:tr>
+        <w:trPr>
+          <w:cantSplit/>
+        </w:trPr>
+        <w:tc>
+          <w:tcPr>
+            <w:tcW w:type="dxa" w:w="2929"/>
+          </w:tcPr>
+          <w:p>
+            <w:pPr>
+              <w:spacing w:after="80" w:line="252" w:lineRule="auto"/>
+            </w:pPr>
+            <w:r>
+              <w:rPr>
+                <w:sz w:val="20"/>
+              </w:rPr>
+              <w:t>RF01</w:t>
+            </w:r>
+          </w:p>
+        </w:tc>
+        <w:tc>
+          <w:tcPr>
+            <w:tcW w:type="dxa" w:w="2929"/>
+          </w:tcPr>
+          <w:p>
+            <w:pPr>
+              <w:spacing w:after="80" w:line="252" w:lineRule="auto"/>
+            </w:pPr>
+            <w:r>
+              <w:rPr>
+                <w:sz w:val="20"/>
+              </w:rPr>
+              <w:t>Cadastrar usuário e criança.</w:t>
+            </w:r>
+          </w:p>
+        </w:tc>
+        <w:tc>
+          <w:tcPr>
+            <w:tcW w:type="dxa" w:w="2929"/>
+          </w:tcPr>
+          <w:p>
+            <w:pPr>
+              <w:spacing w:after="80" w:line="252" w:lineRule="auto"/>
+            </w:pPr>
+            <w:r>
+              <w:rPr>
+                <w:sz w:val="20"/>
+              </w:rPr>
+              <w:t>Perfil local com nome e idade; não há cadastro remoto ou dois papéis separados.</w:t>
+            </w:r>
+          </w:p>
+        </w:tc>
+      </w:tr>
+      <w:tr>
+        <w:trPr>
+          <w:cantSplit/>
+        </w:trPr>
+        <w:tc>
+          <w:tcPr>
+            <w:tcW w:type="dxa" w:w="2929"/>
+          </w:tcPr>
+          <w:p>
+            <w:pPr>
+              <w:spacing w:after="80" w:line="252" w:lineRule="auto"/>
+            </w:pPr>
+            <w:r>
+              <w:rPr>
+                <w:sz w:val="20"/>
+              </w:rPr>
+              <w:t>RF02</w:t>
+            </w:r>
+          </w:p>
+        </w:tc>
+        <w:tc>
+          <w:tcPr>
+            <w:tcW w:type="dxa" w:w="2929"/>
+          </w:tcPr>
+          <w:p>
+            <w:pPr>
+              <w:spacing w:after="80" w:line="252" w:lineRule="auto"/>
+            </w:pPr>
+            <w:r>
+              <w:rPr>
+                <w:sz w:val="20"/>
+              </w:rPr>
+              <w:t>Cadastrar preferências e recusas alimentares.</w:t>
+            </w:r>
+          </w:p>
+        </w:tc>
+        <w:tc>
+          <w:tcPr>
+            <w:tcW w:type="dxa" w:w="2929"/>
+          </w:tcPr>
+          <w:p>
+            <w:pPr>
+              <w:spacing w:after="80" w:line="252" w:lineRule="auto"/>
+            </w:pPr>
+            <w:r>
+              <w:rPr>
+                <w:sz w:val="20"/>
+              </w:rPr>
+              <w:t>Restrições, cores, texturas e nomes evitados orientam os filtros.</w:t>
+            </w:r>
+          </w:p>
+        </w:tc>
+      </w:tr>
+      <w:tr>
+        <w:trPr>
+          <w:cantSplit/>
+        </w:trPr>
+        <w:tc>
+          <w:tcPr>
+            <w:tcW w:type="dxa" w:w="2929"/>
+          </w:tcPr>
+          <w:p>
+            <w:pPr>
+              <w:spacing w:after="80" w:line="252" w:lineRule="auto"/>
+            </w:pPr>
+            <w:r>
+              <w:rPr>
+                <w:sz w:val="20"/>
+              </w:rPr>
+              <w:t>RF03</w:t>
+            </w:r>
+          </w:p>
+        </w:tc>
+        <w:tc>
+          <w:tcPr>
+            <w:tcW w:type="dxa" w:w="2929"/>
+          </w:tcPr>
+          <w:p>
+            <w:pPr>
+              <w:spacing w:after="80" w:line="252" w:lineRule="auto"/>
+            </w:pPr>
+            <w:r>
+              <w:rPr>
+                <w:sz w:val="20"/>
+              </w:rPr>
+              <w:t>Registrar alimentos consumidos.</w:t>
+            </w:r>
+          </w:p>
+        </w:tc>
+        <w:tc>
+          <w:tcPr>
+            <w:tcW w:type="dxa" w:w="2929"/>
+          </w:tcPr>
+          <w:p>
+            <w:pPr>
+              <w:spacing w:after="80" w:line="252" w:lineRule="auto"/>
+            </w:pPr>
+            <w:r>
+              <w:rPr>
+                <w:sz w:val="20"/>
+              </w:rPr>
+              <w:t>Entradas por data e refeição, seleção no catálogo, nome manual e remoção.</w:t>
+            </w:r>
+          </w:p>
+        </w:tc>
+      </w:tr>
+      <w:tr>
+        <w:trPr>
+          <w:cantSplit/>
+        </w:trPr>
+        <w:tc>
+          <w:tcPr>
+            <w:tcW w:type="dxa" w:w="2929"/>
+          </w:tcPr>
+          <w:p>
+            <w:pPr>
+              <w:spacing w:after="80" w:line="252" w:lineRule="auto"/>
+            </w:pPr>
+            <w:r>
+              <w:rPr>
+                <w:sz w:val="20"/>
+              </w:rPr>
+              <w:t>RF04</w:t>
+            </w:r>
+          </w:p>
+        </w:tc>
+        <w:tc>
+          <w:tcPr>
+            <w:tcW w:type="dxa" w:w="2929"/>
+          </w:tcPr>
+          <w:p>
+            <w:pPr>
+              <w:spacing w:after="80" w:line="252" w:lineRule="auto"/>
+            </w:pPr>
+            <w:r>
+              <w:rPr>
+                <w:sz w:val="20"/>
+              </w:rPr>
+              <w:t>Armazenar informações de alimentos e nutrientes.</w:t>
+            </w:r>
+          </w:p>
+        </w:tc>
+        <w:tc>
+          <w:tcPr>
+            <w:tcW w:type="dxa" w:w="2929"/>
+          </w:tcPr>
+          <w:p>
+            <w:pPr>
+              <w:spacing w:after="80" w:line="252" w:lineRule="auto"/>
+            </w:pPr>
+            <w:r>
+              <w:rPr>
+                <w:sz w:val="20"/>
+              </w:rPr>
+              <w:t>Catálogo e recorte de 43 referências TACO com preparo e fonte.</w:t>
+            </w:r>
+          </w:p>
+        </w:tc>
+      </w:tr>
+      <w:tr>
+        <w:trPr>
+          <w:cantSplit/>
+        </w:trPr>
+        <w:tc>
+          <w:tcPr>
+            <w:tcW w:type="dxa" w:w="2929"/>
+          </w:tcPr>
+          <w:p>
+            <w:pPr>
+              <w:spacing w:after="80" w:line="252" w:lineRule="auto"/>
+            </w:pPr>
+            <w:r>
+              <w:rPr>
+                <w:sz w:val="20"/>
+              </w:rPr>
+              <w:t>RF05</w:t>
+            </w:r>
+          </w:p>
+        </w:tc>
+        <w:tc>
+          <w:tcPr>
+            <w:tcW w:type="dxa" w:w="2929"/>
+          </w:tcPr>
+          <w:p>
+            <w:pPr>
+              <w:spacing w:after="80" w:line="252" w:lineRule="auto"/>
+            </w:pPr>
+            <w:r>
+              <w:rPr>
+                <w:sz w:val="20"/>
+              </w:rPr>
+              <w:t>Analisar alimentos registrados.</w:t>
+            </w:r>
+          </w:p>
+        </w:tc>
+        <w:tc>
+          <w:tcPr>
+            <w:tcW w:type="dxa" w:w="2929"/>
+          </w:tcPr>
+          <w:p>
+            <w:pPr>
+              <w:spacing w:after="80" w:line="252" w:lineRule="auto"/>
+            </w:pPr>
+            <w:r>
+              <w:rPr>
+                <w:sz w:val="20"/>
+              </w:rPr>
+              <w:t>Resumo de grupos e nutrientes do dia, com indicação de cobertura parcial.</w:t>
+            </w:r>
+          </w:p>
+        </w:tc>
+      </w:tr>
+      <w:tr>
+        <w:trPr>
+          <w:cantSplit/>
+        </w:trPr>
+        <w:tc>
+          <w:tcPr>
+            <w:tcW w:type="dxa" w:w="2929"/>
+          </w:tcPr>
+          <w:p>
+            <w:pPr>
+              <w:spacing w:after="80" w:line="252" w:lineRule="auto"/>
+            </w:pPr>
+            <w:r>
+              <w:rPr>
+                <w:sz w:val="20"/>
+              </w:rPr>
+              <w:t>RF06</w:t>
+            </w:r>
+          </w:p>
+        </w:tc>
+        <w:tc>
+          <w:tcPr>
+            <w:tcW w:type="dxa" w:w="2929"/>
+          </w:tcPr>
+          <w:p>
+            <w:pPr>
+              <w:spacing w:after="80" w:line="252" w:lineRule="auto"/>
+            </w:pPr>
+            <w:r>
+              <w:rPr>
+                <w:sz w:val="20"/>
+              </w:rPr>
+              <w:t>Recomendar complementações.</w:t>
+            </w:r>
+          </w:p>
+        </w:tc>
+        <w:tc>
+          <w:tcPr>
+            <w:tcW w:type="dxa" w:w="2929"/>
+          </w:tcPr>
+          <w:p>
+            <w:pPr>
+              <w:spacing w:after="80" w:line="252" w:lineRule="auto"/>
+            </w:pPr>
+            <w:r>
+              <w:rPr>
+                <w:sz w:val="20"/>
+              </w:rPr>
+              <w:t>Priorização de grupos ausentes e exclusão de opções incompatíveis, sem prescrição.</w:t>
+            </w:r>
+          </w:p>
+        </w:tc>
+      </w:tr>
+      <w:tr>
+        <w:trPr>
+          <w:cantSplit/>
+        </w:trPr>
+        <w:tc>
+          <w:tcPr>
+            <w:tcW w:type="dxa" w:w="2929"/>
+          </w:tcPr>
+          <w:p>
+            <w:pPr>
+              <w:spacing w:after="80" w:line="252" w:lineRule="auto"/>
+            </w:pPr>
+            <w:r>
+              <w:rPr>
+                <w:sz w:val="20"/>
+              </w:rPr>
+              <w:t>RF07</w:t>
+            </w:r>
+          </w:p>
+        </w:tc>
+        <w:tc>
+          <w:tcPr>
+            <w:tcW w:type="dxa" w:w="2929"/>
+          </w:tcPr>
+          <w:p>
+            <w:pPr>
+              <w:spacing w:after="80" w:line="252" w:lineRule="auto"/>
+            </w:pPr>
+            <w:r>
+              <w:rPr>
+                <w:sz w:val="20"/>
+              </w:rPr>
+              <w:t>Disponibilizar educação alimentar.</w:t>
+            </w:r>
+          </w:p>
+        </w:tc>
+        <w:tc>
+          <w:tcPr>
+            <w:tcW w:type="dxa" w:w="2929"/>
+          </w:tcPr>
+          <w:p>
+            <w:pPr>
+              <w:spacing w:after="80" w:line="252" w:lineRule="auto"/>
+            </w:pPr>
+            <w:r>
+              <w:rPr>
+                <w:sz w:val="20"/>
+              </w:rPr>
+              <w:t>Conteúdos de apoio e perguntas frequentes.</w:t>
+            </w:r>
+          </w:p>
+        </w:tc>
+      </w:tr>
+      <w:tr>
+        <w:trPr>
+          <w:cantSplit/>
+        </w:trPr>
+        <w:tc>
+          <w:tcPr>
+            <w:tcW w:type="dxa" w:w="2929"/>
+          </w:tcPr>
+          <w:p>
+            <w:pPr>
+              <w:spacing w:after="80" w:line="252" w:lineRule="auto"/>
+            </w:pPr>
+            <w:r>
+              <w:rPr>
+                <w:sz w:val="20"/>
+              </w:rPr>
+              <w:t>RF08</w:t>
+            </w:r>
+          </w:p>
+        </w:tc>
+        <w:tc>
+          <w:tcPr>
+            <w:tcW w:type="dxa" w:w="2929"/>
+          </w:tcPr>
+          <w:p>
+            <w:pPr>
+              <w:spacing w:after="80" w:line="252" w:lineRule="auto"/>
+            </w:pPr>
+            <w:r>
+              <w:rPr>
+                <w:sz w:val="20"/>
+              </w:rPr>
+              <w:t>Utilizar gamificação.</w:t>
+            </w:r>
+          </w:p>
+        </w:tc>
+        <w:tc>
+          <w:tcPr>
+            <w:tcW w:type="dxa" w:w="2929"/>
+          </w:tcPr>
+          <w:p>
+            <w:pPr>
+              <w:spacing w:after="80" w:line="252" w:lineRule="auto"/>
+            </w:pPr>
+            <w:r>
+              <w:rPr>
+                <w:sz w:val="20"/>
+              </w:rPr>
+              <w:t>Avatar, pontos, recompensas e desafios são recursos previstos, condicionados à viabilidade.</w:t>
+            </w:r>
+          </w:p>
+        </w:tc>
+      </w:tr>
+    </w:tbl>
+    <w:p/>
     <w:p>
       <w:pPr>
         <w:widowControl/>
@@ -1952,561 +4115,313 @@
         <w:rPr>
           <w:sz w:val="22"/>
         </w:rPr>
-        <w:t>A proposta anterior define oito requisitos funcionais. A matriz abaixo preserva esses compromissos e diferencia implementação parcial de conclusão. Recursos adicionais, como foto, backup e contatos, não substituem as pendências dos requisitos originais.</w:t>
-      </w:r>
-    </w:p>
-    <w:p>
-      <w:pPr>
-        <w:spacing w:after="120"/>
+        <w:t>Recursos adicionais incluem importação e exportação do diário em JSON, exclusão de dados locais, reconhecimento de foto com confirmação e cadastro consentido de contatos. O reconhecimento visual não substitui a seleção da referência e a informação do peso para calcular nutrientes.</w:t>
+      </w:r>
+    </w:p>
+    <w:p>
+      <w:pPr>
+        <w:keepNext/>
+        <w:spacing w:before="120"/>
       </w:pPr>
       <w:r>
         <w:rPr>
           <w:b/>
           <w:sz w:val="22"/>
         </w:rPr>
-        <w:t xml:space="preserve">Cadastro do usuário e da criança. </w:t>
-      </w:r>
-      <w:r>
-        <w:rPr>
-          <w:sz w:val="22"/>
-        </w:rPr>
-        <w:t xml:space="preserve">Situação nesta 3ª entrega: Parcial: perfil local simplificado, sem cadastro separado dos dois papéis. </w:t>
-      </w:r>
-      <w:r>
-        <w:rPr>
-          <w:sz w:val="22"/>
-        </w:rPr>
-        <w:t>Continuidade prevista: 4ª: representar responsável e criança no estado local e revisar validações; 5ª: regressão do fluxo.</w:t>
-      </w:r>
-    </w:p>
-    <w:p>
-      <w:pPr>
-        <w:spacing w:after="120"/>
+        <w:t>Requisitos não funcionais</w:t>
+      </w:r>
+    </w:p>
+    <w:tbl>
+      <w:tblPr>
+        <w:tblW w:type="auto" w:w="0"/>
+        <w:tblLook w:firstColumn="1" w:firstRow="1" w:lastColumn="0" w:lastRow="0" w:noHBand="0" w:noVBand="1" w:val="04A0"/>
+        <w:tblBorders>
+          <w:top w:val="single" w:sz="4" w:color="999999"/>
+          <w:left w:val="single" w:sz="4" w:color="999999"/>
+          <w:bottom w:val="single" w:sz="4" w:color="999999"/>
+          <w:right w:val="single" w:sz="4" w:color="999999"/>
+          <w:insideH w:val="single" w:sz="4" w:color="999999"/>
+          <w:insideV w:val="single" w:sz="4" w:color="999999"/>
+        </w:tblBorders>
+      </w:tblPr>
+      <w:tblGrid>
+        <w:gridCol w:w="4393"/>
+        <w:gridCol w:w="4393"/>
+      </w:tblGrid>
+      <w:tr>
+        <w:trPr>
+          <w:tblHeader/>
+          <w:cantSplit/>
+        </w:trPr>
+        <w:tc>
+          <w:tcPr>
+            <w:tcW w:type="dxa" w:w="4393"/>
+          </w:tcPr>
+          <w:p>
+            <w:pPr>
+              <w:spacing w:after="80" w:line="252" w:lineRule="auto"/>
+            </w:pPr>
+            <w:r>
+              <w:rPr>
+                <w:b/>
+                <w:sz w:val="20"/>
+              </w:rPr>
+              <w:t>Área</w:t>
+            </w:r>
+          </w:p>
+        </w:tc>
+        <w:tc>
+          <w:tcPr>
+            <w:tcW w:type="dxa" w:w="4393"/>
+          </w:tcPr>
+          <w:p>
+            <w:pPr>
+              <w:spacing w:after="80" w:line="252" w:lineRule="auto"/>
+            </w:pPr>
+            <w:r>
+              <w:rPr>
+                <w:b/>
+                <w:sz w:val="20"/>
+              </w:rPr>
+              <w:t>Condição</w:t>
+            </w:r>
+          </w:p>
+        </w:tc>
+      </w:tr>
+      <w:tr>
+        <w:trPr>
+          <w:cantSplit/>
+        </w:trPr>
+        <w:tc>
+          <w:tcPr>
+            <w:tcW w:type="dxa" w:w="4393"/>
+          </w:tcPr>
+          <w:p>
+            <w:pPr>
+              <w:spacing w:after="80" w:line="252" w:lineRule="auto"/>
+            </w:pPr>
+            <w:r>
+              <w:rPr>
+                <w:sz w:val="20"/>
+              </w:rPr>
+              <w:t>Usabilidade</w:t>
+            </w:r>
+          </w:p>
+        </w:tc>
+        <w:tc>
+          <w:tcPr>
+            <w:tcW w:type="dxa" w:w="4393"/>
+          </w:tcPr>
+          <w:p>
+            <w:pPr>
+              <w:spacing w:after="80" w:line="252" w:lineRule="auto"/>
+            </w:pPr>
+            <w:r>
+              <w:rPr>
+                <w:sz w:val="20"/>
+              </w:rPr>
+              <w:t>Navegação rotulada, mensagens de retorno, foco visível e adaptação a diferentes larguras.</w:t>
+            </w:r>
+          </w:p>
+        </w:tc>
+      </w:tr>
+      <w:tr>
+        <w:trPr>
+          <w:cantSplit/>
+        </w:trPr>
+        <w:tc>
+          <w:tcPr>
+            <w:tcW w:type="dxa" w:w="4393"/>
+          </w:tcPr>
+          <w:p>
+            <w:pPr>
+              <w:spacing w:after="80" w:line="252" w:lineRule="auto"/>
+            </w:pPr>
+            <w:r>
+              <w:rPr>
+                <w:sz w:val="20"/>
+              </w:rPr>
+              <w:t>Desempenho</w:t>
+            </w:r>
+          </w:p>
+        </w:tc>
+        <w:tc>
+          <w:tcPr>
+            <w:tcW w:type="dxa" w:w="4393"/>
+          </w:tcPr>
+          <w:p>
+            <w:pPr>
+              <w:spacing w:after="80" w:line="252" w:lineRule="auto"/>
+            </w:pPr>
+            <w:r>
+              <w:rPr>
+                <w:sz w:val="20"/>
+              </w:rPr>
+              <w:t>Resposta local para busca e filtros; comunicação do download e processamento visual.</w:t>
+            </w:r>
+          </w:p>
+        </w:tc>
+      </w:tr>
+      <w:tr>
+        <w:trPr>
+          <w:cantSplit/>
+        </w:trPr>
+        <w:tc>
+          <w:tcPr>
+            <w:tcW w:type="dxa" w:w="4393"/>
+          </w:tcPr>
+          <w:p>
+            <w:pPr>
+              <w:spacing w:after="80" w:line="252" w:lineRule="auto"/>
+            </w:pPr>
+            <w:r>
+              <w:rPr>
+                <w:sz w:val="20"/>
+              </w:rPr>
+              <w:t>Manutenibilidade</w:t>
+            </w:r>
+          </w:p>
+        </w:tc>
+        <w:tc>
+          <w:tcPr>
+            <w:tcW w:type="dxa" w:w="4393"/>
+          </w:tcPr>
+          <w:p>
+            <w:pPr>
+              <w:spacing w:after="80" w:line="252" w:lineRule="auto"/>
+            </w:pPr>
+            <w:r>
+              <w:rPr>
+                <w:sz w:val="20"/>
+              </w:rPr>
+              <w:t>Separação entre HTML, CSS, módulos JavaScript, dados e serviços.</w:t>
+            </w:r>
+          </w:p>
+        </w:tc>
+      </w:tr>
+      <w:tr>
+        <w:trPr>
+          <w:cantSplit/>
+        </w:trPr>
+        <w:tc>
+          <w:tcPr>
+            <w:tcW w:type="dxa" w:w="4393"/>
+          </w:tcPr>
+          <w:p>
+            <w:pPr>
+              <w:spacing w:after="80" w:line="252" w:lineRule="auto"/>
+            </w:pPr>
+            <w:r>
+              <w:rPr>
+                <w:sz w:val="20"/>
+              </w:rPr>
+              <w:t>Segurança</w:t>
+            </w:r>
+          </w:p>
+        </w:tc>
+        <w:tc>
+          <w:tcPr>
+            <w:tcW w:type="dxa" w:w="4393"/>
+          </w:tcPr>
+          <w:p>
+            <w:pPr>
+              <w:spacing w:after="80" w:line="252" w:lineRule="auto"/>
+            </w:pPr>
+            <w:r>
+              <w:rPr>
+                <w:sz w:val="20"/>
+              </w:rPr>
+              <w:t>Validação de entradas e origem, limites de requisição e consultas SQL parametrizadas.</w:t>
+            </w:r>
+          </w:p>
+        </w:tc>
+      </w:tr>
+      <w:tr>
+        <w:trPr>
+          <w:cantSplit/>
+        </w:trPr>
+        <w:tc>
+          <w:tcPr>
+            <w:tcW w:type="dxa" w:w="4393"/>
+          </w:tcPr>
+          <w:p>
+            <w:pPr>
+              <w:spacing w:after="80" w:line="252" w:lineRule="auto"/>
+            </w:pPr>
+            <w:r>
+              <w:rPr>
+                <w:sz w:val="20"/>
+              </w:rPr>
+              <w:t>Privacidade</w:t>
+            </w:r>
+          </w:p>
+        </w:tc>
+        <w:tc>
+          <w:tcPr>
+            <w:tcW w:type="dxa" w:w="4393"/>
+          </w:tcPr>
+          <w:p>
+            <w:pPr>
+              <w:spacing w:after="80" w:line="252" w:lineRule="auto"/>
+            </w:pPr>
+            <w:r>
+              <w:rPr>
+                <w:sz w:val="20"/>
+              </w:rPr>
+              <w:t>Diário no navegador; conexão de banco e credenciais restritas ao servidor.</w:t>
+            </w:r>
+          </w:p>
+        </w:tc>
+      </w:tr>
+      <w:tr>
+        <w:trPr>
+          <w:cantSplit/>
+        </w:trPr>
+        <w:tc>
+          <w:tcPr>
+            <w:tcW w:type="dxa" w:w="4393"/>
+          </w:tcPr>
+          <w:p>
+            <w:pPr>
+              <w:spacing w:after="80" w:line="252" w:lineRule="auto"/>
+            </w:pPr>
+            <w:r>
+              <w:rPr>
+                <w:sz w:val="20"/>
+              </w:rPr>
+              <w:t>Rastreabilidade</w:t>
+            </w:r>
+          </w:p>
+        </w:tc>
+        <w:tc>
+          <w:tcPr>
+            <w:tcW w:type="dxa" w:w="4393"/>
+          </w:tcPr>
+          <w:p>
+            <w:pPr>
+              <w:spacing w:after="80" w:line="252" w:lineRule="auto"/>
+            </w:pPr>
+            <w:r>
+              <w:rPr>
+                <w:sz w:val="20"/>
+              </w:rPr>
+              <w:t>Referências alimentares, preparo, pesos e resultados de avaliação identificados.</w:t>
+            </w:r>
+          </w:p>
+        </w:tc>
+      </w:tr>
+    </w:tbl>
+    <w:p/>
+    <w:p>
+      <w:pPr>
+        <w:keepNext/>
+        <w:spacing w:before="120"/>
       </w:pPr>
       <w:r>
         <w:rPr>
           <w:b/>
           <w:sz w:val="22"/>
         </w:rPr>
-        <w:t xml:space="preserve">Preferências e recusas alimentares. </w:t>
-      </w:r>
-      <w:r>
-        <w:rPr>
-          <w:sz w:val="22"/>
-        </w:rPr>
-        <w:t xml:space="preserve">Situação nesta 3ª entrega: Operacional no perfil atual: restrições, cores, texturas e alimentos evitados. </w:t>
-      </w:r>
-      <w:r>
-        <w:rPr>
-          <w:sz w:val="22"/>
-        </w:rPr>
-        <w:t>Continuidade prevista: 4ª: associar à criança e refinar mensagens; 5ª: testar cenários e persistência.</w:t>
-      </w:r>
-    </w:p>
-    <w:p>
-      <w:pPr>
-        <w:spacing w:after="120"/>
-      </w:pPr>
-      <w:r>
-        <w:rPr>
-          <w:b/>
-          <w:sz w:val="22"/>
-        </w:rPr>
-        <w:t xml:space="preserve">Registro dos alimentos consumidos. </w:t>
-      </w:r>
-      <w:r>
-        <w:rPr>
-          <w:sz w:val="22"/>
-        </w:rPr>
-        <w:t xml:space="preserve">Situação nesta 3ª entrega: Fluxo básico operacional por data e refeição. </w:t>
-      </w:r>
-      <w:r>
-        <w:rPr>
-          <w:sz w:val="22"/>
-        </w:rPr>
-        <w:t>Continuidade prevista: 4ª: revisar a experiência para o perfil infantil; 5ª: verificar integridade e consistência.</w:t>
-      </w:r>
-    </w:p>
-    <w:p>
-      <w:pPr>
-        <w:spacing w:after="120"/>
-      </w:pPr>
-      <w:r>
-        <w:rPr>
-          <w:b/>
-          <w:sz w:val="22"/>
-        </w:rPr>
-        <w:t xml:space="preserve">Informações de alimentos e nutrientes. </w:t>
-      </w:r>
-      <w:r>
-        <w:rPr>
-          <w:sz w:val="22"/>
-        </w:rPr>
-        <w:t xml:space="preserve">Situação nesta 3ª entrega: Recorte operacional de catálogo e 43 referências TACO. </w:t>
-      </w:r>
-      <w:r>
-        <w:rPr>
-          <w:sz w:val="22"/>
-        </w:rPr>
-        <w:t>Continuidade prevista: 4ª: revisar cobertura e apresentação; 5ª: conferir fontes e limitações do escopo entregue.</w:t>
-      </w:r>
-    </w:p>
-    <w:p>
-      <w:pPr>
-        <w:spacing w:after="120"/>
-      </w:pPr>
-      <w:r>
-        <w:rPr>
-          <w:b/>
-          <w:sz w:val="22"/>
-        </w:rPr>
-        <w:t xml:space="preserve">Análise dos alimentos registrados. </w:t>
-      </w:r>
-      <w:r>
-        <w:rPr>
-          <w:sz w:val="22"/>
-        </w:rPr>
-        <w:t xml:space="preserve">Situação nesta 3ª entrega: Parcial: resumo por grupos, nutrientes disponíveis e cobertura diária. </w:t>
-      </w:r>
-      <w:r>
-        <w:rPr>
-          <w:sz w:val="22"/>
-        </w:rPr>
-        <w:t>Continuidade prevista: 4ª: aprimorar interpretação e estados parciais; 5ª: validar cálculos e clareza.</w:t>
-      </w:r>
-    </w:p>
-    <w:p>
-      <w:pPr>
-        <w:spacing w:after="120"/>
-      </w:pPr>
-      <w:r>
-        <w:rPr>
-          <w:b/>
-          <w:sz w:val="22"/>
-        </w:rPr>
-        <w:t xml:space="preserve">Recomendações de complementação. </w:t>
-      </w:r>
-      <w:r>
-        <w:rPr>
-          <w:sz w:val="22"/>
-        </w:rPr>
-        <w:t xml:space="preserve">Situação nesta 3ª entrega: Parcial: regras de variedade por grupos e compatibilidade; sem prescrição personalizada. </w:t>
-      </w:r>
-      <w:r>
-        <w:rPr>
-          <w:sz w:val="22"/>
-        </w:rPr>
-        <w:t>Continuidade prevista: 4ª: refinar regras e justificativas; 5ª: verificar casos-limite e limites educativos.</w:t>
-      </w:r>
-    </w:p>
-    <w:p>
-      <w:pPr>
-        <w:spacing w:after="120"/>
-      </w:pPr>
-      <w:r>
-        <w:rPr>
-          <w:b/>
-          <w:sz w:val="22"/>
-        </w:rPr>
-        <w:t xml:space="preserve">Conteúdos de educação alimentar. </w:t>
-      </w:r>
-      <w:r>
-        <w:rPr>
-          <w:sz w:val="22"/>
-        </w:rPr>
-        <w:t xml:space="preserve">Situação nesta 3ª entrega: Parcial: conteúdo introdutório e perguntas frequentes. </w:t>
-      </w:r>
-      <w:r>
-        <w:rPr>
-          <w:sz w:val="22"/>
-        </w:rPr>
-        <w:t>Continuidade prevista: 4ª: ampliar e organizar conteúdos adequados ao público; 5ª: revisão de fontes e navegação.</w:t>
-      </w:r>
-    </w:p>
-    <w:p>
-      <w:pPr>
-        <w:spacing w:after="120"/>
-      </w:pPr>
-      <w:r>
-        <w:rPr>
-          <w:b/>
-          <w:sz w:val="22"/>
-        </w:rPr>
-        <w:t xml:space="preserve">Pontos, recompensas, avatar e desafios. </w:t>
-      </w:r>
-      <w:r>
-        <w:rPr>
-          <w:sz w:val="22"/>
-        </w:rPr>
-        <w:t xml:space="preserve">Situação nesta 3ª entrega: Não implementado; a proposta inicial condiciona esse recurso ao prazo. </w:t>
-      </w:r>
-      <w:r>
-        <w:rPr>
-          <w:sz w:val="22"/>
-        </w:rPr>
-        <w:t>Continuidade prevista: 4ª: avaliar viabilidade; 5ª: entregar um recorte simples somente se o núcleo estiver estável.</w:t>
-      </w:r>
-    </w:p>
-    <w:p>
-      <w:pPr>
-        <w:keepNext/>
-        <w:spacing w:before="120"/>
-      </w:pPr>
-      <w:r>
-        <w:rPr>
-          <w:b/>
-          <w:sz w:val="22"/>
-        </w:rPr>
-        <w:t>Requisitos operacionais detalhados para o MVP</w:t>
-      </w:r>
-    </w:p>
-    <w:p>
-      <w:pPr>
-        <w:spacing w:after="120"/>
-      </w:pPr>
-      <w:r>
-        <w:rPr>
-          <w:b/>
-          <w:sz w:val="22"/>
-        </w:rPr>
-        <w:t xml:space="preserve">RF01. </w:t>
-      </w:r>
-      <w:r>
-        <w:rPr>
-          <w:sz w:val="22"/>
-        </w:rPr>
-        <w:t xml:space="preserve">Requisito: Cadastrar perfil e preferências. </w:t>
-      </w:r>
-      <w:r>
-        <w:rPr>
-          <w:sz w:val="22"/>
-        </w:rPr>
-        <w:t>Condição verificável: Salvar e recuperar restrições, cores, texturas e alimentos evitados.</w:t>
-      </w:r>
-    </w:p>
-    <w:p>
-      <w:pPr>
-        <w:spacing w:after="120"/>
-      </w:pPr>
-      <w:r>
-        <w:rPr>
-          <w:b/>
-          <w:sz w:val="22"/>
-        </w:rPr>
-        <w:t xml:space="preserve">RF02. </w:t>
-      </w:r>
-      <w:r>
-        <w:rPr>
-          <w:sz w:val="22"/>
-        </w:rPr>
-        <w:t xml:space="preserve">Requisito: Registrar e remover alimentos. </w:t>
-      </w:r>
-      <w:r>
-        <w:rPr>
-          <w:sz w:val="22"/>
-        </w:rPr>
-        <w:t>Condição verificável: Relacionar entrada a data/refeição e refletir a remoção no diário.</w:t>
-      </w:r>
-    </w:p>
-    <w:p>
-      <w:pPr>
-        <w:spacing w:after="120"/>
-      </w:pPr>
-      <w:r>
-        <w:rPr>
-          <w:b/>
-          <w:sz w:val="22"/>
-        </w:rPr>
-        <w:t xml:space="preserve">RF03. </w:t>
-      </w:r>
-      <w:r>
-        <w:rPr>
-          <w:sz w:val="22"/>
-        </w:rPr>
-        <w:t xml:space="preserve">Requisito: Pesquisar e filtrar catálogo. </w:t>
-      </w:r>
-      <w:r>
-        <w:rPr>
-          <w:sz w:val="22"/>
-        </w:rPr>
-        <w:t>Condição verificável: Aceitar busca sem acentos e apresentar estado vazio quando necessário.</w:t>
-      </w:r>
-    </w:p>
-    <w:p>
-      <w:pPr>
-        <w:spacing w:after="120"/>
-      </w:pPr>
-      <w:r>
-        <w:rPr>
-          <w:b/>
-          <w:sz w:val="22"/>
-        </w:rPr>
-        <w:t xml:space="preserve">RF04. </w:t>
-      </w:r>
-      <w:r>
-        <w:rPr>
-          <w:sz w:val="22"/>
-        </w:rPr>
-        <w:t xml:space="preserve">Requisito: Identificar alimento por foto. </w:t>
-      </w:r>
-      <w:r>
-        <w:rPr>
-          <w:sz w:val="22"/>
-        </w:rPr>
-        <w:t>Condição verificável: Permitir recusa, confirmação e correção manual.</w:t>
-      </w:r>
-    </w:p>
-    <w:p>
-      <w:pPr>
-        <w:spacing w:after="120"/>
-      </w:pPr>
-      <w:r>
-        <w:rPr>
-          <w:b/>
-          <w:sz w:val="22"/>
-        </w:rPr>
-        <w:t xml:space="preserve">RF05. </w:t>
-      </w:r>
-      <w:r>
-        <w:rPr>
-          <w:sz w:val="22"/>
-        </w:rPr>
-        <w:t xml:space="preserve">Requisito: Calcular nutrientes. </w:t>
-      </w:r>
-      <w:r>
-        <w:rPr>
-          <w:sz w:val="22"/>
-        </w:rPr>
-        <w:t>Condição verificável: Exigir referência compatível e peso válido.</w:t>
-      </w:r>
-    </w:p>
-    <w:p>
-      <w:pPr>
-        <w:spacing w:after="120"/>
-      </w:pPr>
-      <w:r>
-        <w:rPr>
-          <w:b/>
-          <w:sz w:val="22"/>
-        </w:rPr>
-        <w:t xml:space="preserve">RF06. </w:t>
-      </w:r>
-      <w:r>
-        <w:rPr>
-          <w:sz w:val="22"/>
-        </w:rPr>
-        <w:t xml:space="preserve">Requisito: Exibir resumo e sugestões. </w:t>
-      </w:r>
-      <w:r>
-        <w:rPr>
-          <w:sz w:val="22"/>
-        </w:rPr>
-        <w:t>Condição verificável: Usar o dia selecionado e excluir opções incompatíveis.</w:t>
-      </w:r>
-    </w:p>
-    <w:p>
-      <w:pPr>
-        <w:spacing w:after="120"/>
-      </w:pPr>
-      <w:r>
-        <w:rPr>
-          <w:b/>
-          <w:sz w:val="22"/>
-        </w:rPr>
-        <w:t xml:space="preserve">RF07. </w:t>
-      </w:r>
-      <w:r>
-        <w:rPr>
-          <w:sz w:val="22"/>
-        </w:rPr>
-        <w:t xml:space="preserve">Requisito: Gerenciar backup local. </w:t>
-      </w:r>
-      <w:r>
-        <w:rPr>
-          <w:sz w:val="22"/>
-        </w:rPr>
-        <w:t>Condição verificável: Exportar JSON, validar importação e apagar dados mediante confirmação.</w:t>
-      </w:r>
-    </w:p>
-    <w:p>
-      <w:pPr>
-        <w:spacing w:after="120"/>
-      </w:pPr>
-      <w:r>
-        <w:rPr>
-          <w:b/>
-          <w:sz w:val="22"/>
-        </w:rPr>
-        <w:t xml:space="preserve">RF08. </w:t>
-      </w:r>
-      <w:r>
-        <w:rPr>
-          <w:sz w:val="22"/>
-        </w:rPr>
-        <w:t xml:space="preserve">Requisito: Apresentar conteúdo educativo. </w:t>
-      </w:r>
-      <w:r>
-        <w:rPr>
-          <w:sz w:val="22"/>
-        </w:rPr>
-        <w:t>Condição verificável: Oferecer orientações e explicar os limites da aplicação.</w:t>
-      </w:r>
-    </w:p>
-    <w:p>
-      <w:pPr>
-        <w:spacing w:after="120"/>
-      </w:pPr>
-      <w:r>
-        <w:rPr>
-          <w:b/>
-          <w:sz w:val="22"/>
-        </w:rPr>
-        <w:t xml:space="preserve">RF09. </w:t>
-      </w:r>
-      <w:r>
-        <w:rPr>
-          <w:sz w:val="22"/>
-        </w:rPr>
-        <w:t xml:space="preserve">Requisito: Receber contatos na landing page. </w:t>
-      </w:r>
-      <w:r>
-        <w:rPr>
-          <w:sz w:val="22"/>
-        </w:rPr>
-        <w:t>Condição verificável: Validar nome, e-mail e consentimento antes da persistência.</w:t>
-      </w:r>
-    </w:p>
-    <w:p>
-      <w:pPr>
-        <w:keepNext/>
-        <w:spacing w:before="120"/>
-      </w:pPr>
-      <w:r>
-        <w:rPr>
-          <w:b/>
-          <w:sz w:val="22"/>
-        </w:rPr>
-        <w:t>Requisitos não funcionais</w:t>
-      </w:r>
-    </w:p>
-    <w:p>
-      <w:pPr>
-        <w:spacing w:after="120"/>
-      </w:pPr>
-      <w:r>
-        <w:rPr>
-          <w:b/>
-          <w:sz w:val="22"/>
-        </w:rPr>
-        <w:t xml:space="preserve">Usabilidade. </w:t>
-      </w:r>
-      <w:r>
-        <w:rPr>
-          <w:sz w:val="22"/>
-        </w:rPr>
-        <w:t>Condição adotada: Rótulos, foco visível, mensagens de erro e navegação responsiva.</w:t>
-      </w:r>
-    </w:p>
-    <w:p>
-      <w:pPr>
-        <w:spacing w:after="120"/>
-      </w:pPr>
-      <w:r>
-        <w:rPr>
-          <w:b/>
-          <w:sz w:val="22"/>
-        </w:rPr>
-        <w:t xml:space="preserve">Segurança. </w:t>
-      </w:r>
-      <w:r>
-        <w:rPr>
-          <w:sz w:val="22"/>
-        </w:rPr>
-        <w:t>Condição adotada: Segredos no servidor; validação de origem, corpo e entradas; SQL parametrizado.</w:t>
-      </w:r>
-    </w:p>
-    <w:p>
-      <w:pPr>
-        <w:spacing w:after="120"/>
-      </w:pPr>
-      <w:r>
-        <w:rPr>
-          <w:b/>
-          <w:sz w:val="22"/>
-        </w:rPr>
-        <w:t xml:space="preserve">Confiabilidade. </w:t>
-      </w:r>
-      <w:r>
-        <w:rPr>
-          <w:sz w:val="22"/>
-        </w:rPr>
-        <w:t>Condição adotada: Tratamento de falhas de rede/armazenamento e recusa de identificação incerta.</w:t>
-      </w:r>
-    </w:p>
-    <w:p>
-      <w:pPr>
-        <w:spacing w:after="120"/>
-      </w:pPr>
-      <w:r>
-        <w:rPr>
-          <w:b/>
-          <w:sz w:val="22"/>
-        </w:rPr>
-        <w:t xml:space="preserve">Rastreabilidade. </w:t>
-      </w:r>
-      <w:r>
-        <w:rPr>
-          <w:sz w:val="22"/>
-        </w:rPr>
-        <w:t>Condição adotada: Referências TACO, origem dos modelos e resultados de avaliação documentados.</w:t>
-      </w:r>
-    </w:p>
-    <w:p>
-      <w:pPr>
-        <w:spacing w:after="120"/>
-      </w:pPr>
-      <w:r>
-        <w:rPr>
-          <w:b/>
-          <w:sz w:val="22"/>
-        </w:rPr>
-        <w:t xml:space="preserve">Compatibilidade. </w:t>
-      </w:r>
-      <w:r>
-        <w:rPr>
-          <w:sz w:val="22"/>
-        </w:rPr>
-        <w:t>Condição adotada: Navegador com JavaScript e WebAssembly; Node.js 24 para o servidor.</w:t>
-      </w:r>
-    </w:p>
-    <w:p>
-      <w:pPr>
-        <w:spacing w:after="120"/>
-      </w:pPr>
-      <w:r>
-        <w:rPr>
-          <w:b/>
-          <w:sz w:val="22"/>
-        </w:rPr>
-        <w:t xml:space="preserve">Privacidade. </w:t>
-      </w:r>
-      <w:r>
-        <w:rPr>
-          <w:sz w:val="22"/>
-        </w:rPr>
-        <w:t>Condição adotada: Diário no navegador e separação entre dados alimentares e contatos remotos.</w:t>
-      </w:r>
-    </w:p>
-    <w:p>
-      <w:pPr>
-        <w:keepNext/>
-        <w:spacing w:before="120"/>
-      </w:pPr>
-      <w:r>
-        <w:rPr>
-          <w:b/>
-          <w:sz w:val="22"/>
-        </w:rPr>
         <w:t>Regras de negócio e restrições</w:t>
       </w:r>
     </w:p>
@@ -2519,7 +4434,7 @@
         <w:rPr>
           <w:sz w:val="22"/>
         </w:rPr>
-        <w:t>RN01: sugestões consideram somente a data selecionada e não relaxam restrições para completar a lista. RN02: alimentos confirmados e referências nutricionais precisam ser compatíveis. RN03: o peso deve ser numérico, positivo e não superior a 5000 g por registro calculado. RN04: nutriente ausente permanece não informado; ausência não equivale a zero. RN05: contato exige consentimento explícito.</w:t>
+        <w:t>As recomendações consideram apenas a data selecionada, eliminam conflitos de perfil e priorizam grupos ainda não registrados. Os filtros não são relaxados para completar a lista. A estimativa nutricional exige referência do alimento escolhido e peso numérico maior que zero e não superior a 5000 g. Nutrientes ausentes continuam não informados; não são contabilizados como zero.</w:t>
       </w:r>
     </w:p>
     <w:p>
@@ -2531,7 +4446,7 @@
         <w:rPr>
           <w:sz w:val="22"/>
         </w:rPr>
-        <w:t>O catálogo é delimitado, a foto não confirma alergênicos ou ingredientes ocultos e a qualidade varia conforme cena e alimento. Não há autenticação ou sincronização remota do diário. O primeiro reconhecimento requer download volumoso. As recomendações apoiam variedade; não prescrevem quantidades nem diagnosticam deficiências. Esses limites integram os requisitos de transparência da solução.</w:t>
+        <w:t>Uma foto não confirma peso, ingredientes ocultos ou ausência de alergênicos. Preparações compostas podem ser registradas sem composição nutricional presumida. O contato da landing page exige consentimento. A proposta não diagnostica deficiências, não trata doenças e não substitui orientação de profissional de Nutrição.</w:t>
       </w:r>
     </w:p>
     <w:p>
@@ -2574,127 +4489,527 @@
           <w:b/>
           <w:sz w:val="22"/>
         </w:rPr>
-        <w:t>Evolução objetiva em relação à segunda entrega</w:t>
-      </w:r>
-    </w:p>
-    <w:p>
-      <w:pPr>
-        <w:spacing w:after="120"/>
+        <w:t>Tecnologias e estrutura</w:t>
+      </w:r>
+    </w:p>
+    <w:p>
+      <w:pPr>
+        <w:widowControl/>
+        <w:spacing w:after="160" w:line="276" w:lineRule="auto"/>
+      </w:pPr>
+      <w:r>
+        <w:rPr>
+          <w:sz w:val="22"/>
+        </w:rPr>
+        <w:t>O frontend utiliza HTML semântico, CSS com Grid e Flexbox e módulos JavaScript. A landing page e o aplicativo possuem estilos próprios. O backend utiliza Node.js 24; a função serverless adapta o servidor à Vercel. O banco PostgreSQL/Neon persiste contatos, enquanto o diário utiliza localStorage no navegador.</w:t>
+      </w:r>
+    </w:p>
+    <w:tbl>
+      <w:tblPr>
+        <w:tblW w:type="auto" w:w="0"/>
+        <w:tblLook w:firstColumn="1" w:firstRow="1" w:lastColumn="0" w:lastRow="0" w:noHBand="0" w:noVBand="1" w:val="04A0"/>
+        <w:tblBorders>
+          <w:top w:val="single" w:sz="4" w:color="999999"/>
+          <w:left w:val="single" w:sz="4" w:color="999999"/>
+          <w:bottom w:val="single" w:sz="4" w:color="999999"/>
+          <w:right w:val="single" w:sz="4" w:color="999999"/>
+          <w:insideH w:val="single" w:sz="4" w:color="999999"/>
+          <w:insideV w:val="single" w:sz="4" w:color="999999"/>
+        </w:tblBorders>
+      </w:tblPr>
+      <w:tblGrid>
+        <w:gridCol w:w="4393"/>
+        <w:gridCol w:w="4393"/>
+      </w:tblGrid>
+      <w:tr>
+        <w:trPr>
+          <w:tblHeader/>
+          <w:cantSplit/>
+        </w:trPr>
+        <w:tc>
+          <w:tcPr>
+            <w:tcW w:type="dxa" w:w="4393"/>
+          </w:tcPr>
+          <w:p>
+            <w:pPr>
+              <w:spacing w:after="80" w:line="252" w:lineRule="auto"/>
+            </w:pPr>
+            <w:r>
+              <w:rPr>
+                <w:b/>
+                <w:sz w:val="20"/>
+              </w:rPr>
+              <w:t>Parte</w:t>
+            </w:r>
+          </w:p>
+        </w:tc>
+        <w:tc>
+          <w:tcPr>
+            <w:tcW w:type="dxa" w:w="4393"/>
+          </w:tcPr>
+          <w:p>
+            <w:pPr>
+              <w:spacing w:after="80" w:line="252" w:lineRule="auto"/>
+            </w:pPr>
+            <w:r>
+              <w:rPr>
+                <w:b/>
+                <w:sz w:val="20"/>
+              </w:rPr>
+              <w:t>Responsabilidade</w:t>
+            </w:r>
+          </w:p>
+        </w:tc>
+      </w:tr>
+      <w:tr>
+        <w:trPr>
+          <w:cantSplit/>
+        </w:trPr>
+        <w:tc>
+          <w:tcPr>
+            <w:tcW w:type="dxa" w:w="4393"/>
+          </w:tcPr>
+          <w:p>
+            <w:pPr>
+              <w:spacing w:after="80" w:line="252" w:lineRule="auto"/>
+            </w:pPr>
+            <w:r>
+              <w:rPr>
+                <w:sz w:val="20"/>
+              </w:rPr>
+              <w:t>html, css e javascript</w:t>
+            </w:r>
+          </w:p>
+        </w:tc>
+        <w:tc>
+          <w:tcPr>
+            <w:tcW w:type="dxa" w:w="4393"/>
+          </w:tcPr>
+          <w:p>
+            <w:pPr>
+              <w:spacing w:after="80" w:line="252" w:lineRule="auto"/>
+            </w:pPr>
+            <w:r>
+              <w:rPr>
+                <w:sz w:val="20"/>
+              </w:rPr>
+              <w:t>Páginas, apresentação e interações, separadas entre os dois sites.</w:t>
+            </w:r>
+          </w:p>
+        </w:tc>
+      </w:tr>
+      <w:tr>
+        <w:trPr>
+          <w:cantSplit/>
+        </w:trPr>
+        <w:tc>
+          <w:tcPr>
+            <w:tcW w:type="dxa" w:w="4393"/>
+          </w:tcPr>
+          <w:p>
+            <w:pPr>
+              <w:spacing w:after="80" w:line="252" w:lineRule="auto"/>
+            </w:pPr>
+            <w:r>
+              <w:rPr>
+                <w:sz w:val="20"/>
+              </w:rPr>
+              <w:t>dados</w:t>
+            </w:r>
+          </w:p>
+        </w:tc>
+        <w:tc>
+          <w:tcPr>
+            <w:tcW w:type="dxa" w:w="4393"/>
+          </w:tcPr>
+          <w:p>
+            <w:pPr>
+              <w:spacing w:after="80" w:line="252" w:lineRule="auto"/>
+            </w:pPr>
+            <w:r>
+              <w:rPr>
+                <w:sz w:val="20"/>
+              </w:rPr>
+              <w:t>Catálogo, referências TACO e configuração do reconhecimento.</w:t>
+            </w:r>
+          </w:p>
+        </w:tc>
+      </w:tr>
+      <w:tr>
+        <w:trPr>
+          <w:cantSplit/>
+        </w:trPr>
+        <w:tc>
+          <w:tcPr>
+            <w:tcW w:type="dxa" w:w="4393"/>
+          </w:tcPr>
+          <w:p>
+            <w:pPr>
+              <w:spacing w:after="80" w:line="252" w:lineRule="auto"/>
+            </w:pPr>
+            <w:r>
+              <w:rPr>
+                <w:sz w:val="20"/>
+              </w:rPr>
+              <w:t>servidor</w:t>
+            </w:r>
+          </w:p>
+        </w:tc>
+        <w:tc>
+          <w:tcPr>
+            <w:tcW w:type="dxa" w:w="4393"/>
+          </w:tcPr>
+          <w:p>
+            <w:pPr>
+              <w:spacing w:after="80" w:line="252" w:lineRule="auto"/>
+            </w:pPr>
+            <w:r>
+              <w:rPr>
+                <w:sz w:val="20"/>
+              </w:rPr>
+              <w:t>Tratamento HTTP, contatos e adaptador de reconhecimento remoto.</w:t>
+            </w:r>
+          </w:p>
+        </w:tc>
+      </w:tr>
+      <w:tr>
+        <w:trPr>
+          <w:cantSplit/>
+        </w:trPr>
+        <w:tc>
+          <w:tcPr>
+            <w:tcW w:type="dxa" w:w="4393"/>
+          </w:tcPr>
+          <w:p>
+            <w:pPr>
+              <w:spacing w:after="80" w:line="252" w:lineRule="auto"/>
+            </w:pPr>
+            <w:r>
+              <w:rPr>
+                <w:sz w:val="20"/>
+              </w:rPr>
+              <w:t>api/index.mjs</w:t>
+            </w:r>
+          </w:p>
+        </w:tc>
+        <w:tc>
+          <w:tcPr>
+            <w:tcW w:type="dxa" w:w="4393"/>
+          </w:tcPr>
+          <w:p>
+            <w:pPr>
+              <w:spacing w:after="80" w:line="252" w:lineRule="auto"/>
+            </w:pPr>
+            <w:r>
+              <w:rPr>
+                <w:sz w:val="20"/>
+              </w:rPr>
+              <w:t>Entrada serverless para o handler na Vercel.</w:t>
+            </w:r>
+          </w:p>
+        </w:tc>
+      </w:tr>
+      <w:tr>
+        <w:trPr>
+          <w:cantSplit/>
+        </w:trPr>
+        <w:tc>
+          <w:tcPr>
+            <w:tcW w:type="dxa" w:w="4393"/>
+          </w:tcPr>
+          <w:p>
+            <w:pPr>
+              <w:spacing w:after="80" w:line="252" w:lineRule="auto"/>
+            </w:pPr>
+            <w:r>
+              <w:rPr>
+                <w:sz w:val="20"/>
+              </w:rPr>
+              <w:t>ferramentas</w:t>
+            </w:r>
+          </w:p>
+        </w:tc>
+        <w:tc>
+          <w:tcPr>
+            <w:tcW w:type="dxa" w:w="4393"/>
+          </w:tcPr>
+          <w:p>
+            <w:pPr>
+              <w:spacing w:after="80" w:line="252" w:lineRule="auto"/>
+            </w:pPr>
+            <w:r>
+              <w:rPr>
+                <w:sz w:val="20"/>
+              </w:rPr>
+              <w:t>Build, preparação de modelos e avaliação técnica.</w:t>
+            </w:r>
+          </w:p>
+        </w:tc>
+      </w:tr>
+      <w:tr>
+        <w:trPr>
+          <w:cantSplit/>
+        </w:trPr>
+        <w:tc>
+          <w:tcPr>
+            <w:tcW w:type="dxa" w:w="4393"/>
+          </w:tcPr>
+          <w:p>
+            <w:pPr>
+              <w:spacing w:after="80" w:line="252" w:lineRule="auto"/>
+            </w:pPr>
+            <w:r>
+              <w:rPr>
+                <w:sz w:val="20"/>
+              </w:rPr>
+              <w:t>testes e documentacoes</w:t>
+            </w:r>
+          </w:p>
+        </w:tc>
+        <w:tc>
+          <w:tcPr>
+            <w:tcW w:type="dxa" w:w="4393"/>
+          </w:tcPr>
+          <w:p>
+            <w:pPr>
+              <w:spacing w:after="80" w:line="252" w:lineRule="auto"/>
+            </w:pPr>
+            <w:r>
+              <w:rPr>
+                <w:sz w:val="20"/>
+              </w:rPr>
+              <w:t>Verificações automatizadas, capturas e registros de implementação.</w:t>
+            </w:r>
+          </w:p>
+        </w:tc>
+      </w:tr>
+    </w:tbl>
+    <w:p/>
+    <w:p>
+      <w:pPr>
+        <w:keepNext/>
+        <w:spacing w:before="120"/>
       </w:pPr>
       <w:r>
         <w:rPr>
           <w:b/>
           <w:sz w:val="22"/>
         </w:rPr>
-        <w:t xml:space="preserve">Ideação e requisitos do aplicativo.. </w:t>
-      </w:r>
+        <w:t>Interações JavaScript e armazenamento</w:t>
+      </w:r>
+    </w:p>
+    <w:p>
+      <w:pPr>
+        <w:widowControl/>
+        <w:spacing w:after="160" w:line="276" w:lineRule="auto"/>
+      </w:pPr>
       <w:r>
         <w:rPr>
           <w:sz w:val="22"/>
         </w:rPr>
-        <w:t xml:space="preserve">Incremento apresentado na terceira: Regras executáveis de perfil, filtros, diário e recomendações no navegador. </w:t>
-      </w:r>
+        <w:t>app.js conecta eventos e elementos da interface aos módulos. engine.js normaliza buscas, verifica restrições e seleciona sugestões. store.js valida o estado e persiste profile e records na chave nutrivibe-v2. nutrition.js calcula valores proporcionais ao peso e agrega os registros por dia. Os nomes digitados são apresentados como texto por textContent, sem interpretação como marcação HTML.</w:t>
+      </w:r>
+    </w:p>
+    <w:p>
+      <w:pPr>
+        <w:widowControl/>
+        <w:spacing w:after="160" w:line="276" w:lineRule="auto"/>
+      </w:pPr>
       <w:r>
         <w:rPr>
           <w:sz w:val="22"/>
         </w:rPr>
-        <w:t>Pendência para os próximos ciclos: Aproximar o cadastro dos papéis de responsável/criança e refinar critérios.</w:t>
-      </w:r>
-    </w:p>
-    <w:p>
-      <w:pPr>
-        <w:spacing w:after="120"/>
+        <w:t>Trecho de javascript/aplicativo/engine.js, linhas 29–31:</w:t>
+      </w:r>
+    </w:p>
+    <w:p>
+      <w:r>
+        <w:rPr>
+          <w:rFonts w:ascii="Consolas" w:hAnsi="Consolas"/>
+          <w:sz w:val="18"/>
+        </w:rPr>
+        <w:t xml:space="preserve">  return records.filter((r) =&gt; r.date === date);</w:t>
+      </w:r>
+      <w:r>
+        <w:rPr>
+          <w:rFonts w:ascii="Consolas" w:hAnsi="Consolas"/>
+          <w:sz w:val="18"/>
+        </w:rPr>
+        <w:br/>
+        <w:t>}</w:t>
+      </w:r>
+      <w:r>
+        <w:rPr>
+          <w:rFonts w:ascii="Consolas" w:hAnsi="Consolas"/>
+          <w:sz w:val="18"/>
+        </w:rPr>
+        <w:br/>
+        <w:t>export function recommend(records, profile, date) {</w:t>
+      </w:r>
+    </w:p>
+    <w:p>
+      <w:pPr>
+        <w:widowControl/>
+        <w:spacing w:after="160" w:line="276" w:lineRule="auto"/>
+      </w:pPr>
+      <w:r>
+        <w:rPr>
+          <w:sz w:val="22"/>
+        </w:rPr>
+        <w:t>O filtro retorna somente os registros da data solicitada. Essa seleção evita que refeições de outro dia alterem o resumo consultado. As recomendações identificam grupos já consumidos, excluem conflitos e atribuem prioridade aos grupos ausentes.</w:t>
+      </w:r>
+    </w:p>
+    <w:p>
+      <w:pPr>
+        <w:widowControl/>
+        <w:spacing w:after="160" w:line="276" w:lineRule="auto"/>
+      </w:pPr>
+      <w:r>
+        <w:rPr>
+          <w:sz w:val="22"/>
+        </w:rPr>
+        <w:t>Trecho de javascript/aplicativo/store.js, linhas 80–82:</w:t>
+      </w:r>
+    </w:p>
+    <w:p>
+      <w:r>
+        <w:rPr>
+          <w:rFonts w:ascii="Consolas" w:hAnsi="Consolas"/>
+          <w:sz w:val="18"/>
+        </w:rPr>
+        <w:t>export function persist(state) {</w:t>
+      </w:r>
+      <w:r>
+        <w:rPr>
+          <w:rFonts w:ascii="Consolas" w:hAnsi="Consolas"/>
+          <w:sz w:val="18"/>
+        </w:rPr>
+        <w:br/>
+        <w:t xml:space="preserve">  localStorage.setItem(KEY, JSON.stringify(validState(state)));</w:t>
+      </w:r>
+      <w:r>
+        <w:rPr>
+          <w:rFonts w:ascii="Consolas" w:hAnsi="Consolas"/>
+          <w:sz w:val="18"/>
+        </w:rPr>
+        <w:br/>
+        <w:t>}</w:t>
+      </w:r>
+    </w:p>
+    <w:p>
+      <w:pPr>
+        <w:widowControl/>
+        <w:spacing w:after="160" w:line="276" w:lineRule="auto"/>
+      </w:pPr>
+      <w:r>
+        <w:rPr>
+          <w:sz w:val="22"/>
+        </w:rPr>
+        <w:t>Antes de salvar, validState confere estrutura e consistência. JSON.stringify converte o objeto validado em texto para o armazenamento. A importação rejeita dados inválidos; a exportação gera uma cópia para download. Não há sincronização automática do diário entre dispositivos.</w:t>
+      </w:r>
+    </w:p>
+    <w:p>
+      <w:pPr>
+        <w:keepNext/>
+        <w:spacing w:before="120"/>
       </w:pPr>
       <w:r>
         <w:rPr>
           <w:b/>
           <w:sz w:val="22"/>
         </w:rPr>
-        <w:t xml:space="preserve">Protótipo e referências de identidade.. </w:t>
-      </w:r>
+        <w:t>Foto e confirmação nutricional</w:t>
+      </w:r>
+    </w:p>
+    <w:p>
+      <w:pPr>
+        <w:widowControl/>
+        <w:spacing w:after="160" w:line="276" w:lineRule="auto"/>
+      </w:pPr>
       <w:r>
         <w:rPr>
           <w:sz w:val="22"/>
         </w:rPr>
-        <w:t xml:space="preserve">Incremento apresentado na terceira: Cinco telas navegáveis, layout responsivo e painel separado da landing page. </w:t>
-      </w:r>
+        <w:t>A análise local utiliza SigLIP quantizado com ONNX Runtime Web. A imagem é reduzida a 224 × 224 pixels, convertida em tensor e comparada com vetores de classes. Classe negativa, similaridade baixa ou margem insuficiente levam à recusa e à correção manual. A foto permanece no aparelho nesse modo; o primeiro uso baixa aproximadamente 112 MB de modelo e runtime.</w:t>
+      </w:r>
+    </w:p>
+    <w:p>
+      <w:pPr>
+        <w:widowControl/>
+        <w:spacing w:after="160" w:line="276" w:lineRule="auto"/>
+      </w:pPr>
       <w:r>
         <w:rPr>
           <w:sz w:val="22"/>
         </w:rPr>
-        <w:t>Pendência para os próximos ciclos: Aprimorar fluxos, acessibilidade e experiência com base em avaliação.</w:t>
-      </w:r>
-    </w:p>
-    <w:p>
-      <w:pPr>
-        <w:spacing w:after="120"/>
+        <w:t>A identificação fornece uma hipótese de alimento ou prato. O cálculo é separado: valor consumido = valor da referência × peso informado ÷ peso-base. Uma referência por 100 g é multiplicada por 1,5 quando o usuário informa 150 g. Dados não disponíveis na fonte permanecem ausentes e o resumo indica quantos registros contribuíram para o subtotal.</w:t>
+      </w:r>
+    </w:p>
+    <w:p>
+      <w:pPr>
+        <w:keepNext/>
+      </w:pPr>
+      <w:r>
+        <w:rPr>
+          <w:sz w:val="22"/>
+        </w:rPr>
+        <w:drawing>
+          <wp:inline xmlns:a="http://schemas.openxmlformats.org/drawingml/2006/main" xmlns:pic="http://schemas.openxmlformats.org/drawingml/2006/picture">
+            <wp:extent cx="5212080" cy="3461147"/>
+            <wp:docPr id="61" name="Picture 61"/>
+            <wp:cNvGraphicFramePr>
+              <a:graphicFrameLocks noChangeAspect="1"/>
+            </wp:cNvGraphicFramePr>
+            <a:graphic>
+              <a:graphicData uri="http://schemas.openxmlformats.org/drawingml/2006/picture">
+                <pic:pic>
+                  <pic:nvPicPr>
+                    <pic:cNvPr id="0" name="confirmacao-nutricional.png"/>
+                    <pic:cNvPicPr/>
+                  </pic:nvPicPr>
+                  <pic:blipFill>
+                    <a:blip r:embed="rId19"/>
+                    <a:stretch>
+                      <a:fillRect/>
+                    </a:stretch>
+                  </pic:blipFill>
+                  <pic:spPr>
+                    <a:xfrm>
+                      <a:off x="0" y="0"/>
+                      <a:ext cx="5212080" cy="3461147"/>
+                    </a:xfrm>
+                    <a:prstGeom prst="rect"/>
+                  </pic:spPr>
+                </pic:pic>
+              </a:graphicData>
+            </a:graphic>
+          </wp:inline>
+        </w:drawing>
+      </w:r>
+    </w:p>
+    <w:p>
+      <w:pPr>
+        <w:spacing w:after="200"/>
+      </w:pPr>
+      <w:r>
+        <w:rPr>
+          <w:i/>
+          <w:sz w:val="18"/>
+        </w:rPr>
+        <w:t>Figura 8 — Confirmação de alimento, referência TACO e peso. O usuário fornece 100 g de Banana e consulta a prévia antes de registrar.</w:t>
+      </w:r>
+    </w:p>
+    <w:p>
+      <w:pPr>
+        <w:keepNext/>
+        <w:spacing w:before="120"/>
       </w:pPr>
       <w:r>
         <w:rPr>
           <w:b/>
           <w:sz w:val="22"/>
         </w:rPr>
-        <w:t xml:space="preserve">Previsão de registro e análise alimentar.. </w:t>
-      </w:r>
-      <w:r>
-        <w:rPr>
-          <w:sz w:val="22"/>
-        </w:rPr>
-        <w:t xml:space="preserve">Incremento apresentado na terceira: Registro persistido localmente, resumo por data, TACO e peso confirmado. </w:t>
-      </w:r>
-      <w:r>
-        <w:rPr>
-          <w:sz w:val="22"/>
-        </w:rPr>
-        <w:t>Pendência para os próximos ciclos: Revisar cobertura, apresentação e casos-limite da análise.</w:t>
-      </w:r>
-    </w:p>
-    <w:p>
-      <w:pPr>
-        <w:spacing w:after="120"/>
-      </w:pPr>
-      <w:r>
-        <w:rPr>
-          <w:b/>
-          <w:sz w:val="22"/>
-        </w:rPr>
-        <w:t xml:space="preserve">Previsão de construção gradual e testes.. </w:t>
-      </w:r>
-      <w:r>
-        <w:rPr>
-          <w:sz w:val="22"/>
-        </w:rPr>
-        <w:t xml:space="preserve">Incremento apresentado na terceira: 25 testes automatizados e percurso Chromium documentados. </w:t>
-      </w:r>
-      <w:r>
-        <w:rPr>
-          <w:sz w:val="22"/>
-        </w:rPr>
-        <w:t>Pendência para os próximos ciclos: Ampliar cenários, registrar feedback e repetir regressão nas entregas 4 e 5.</w:t>
-      </w:r>
-    </w:p>
-    <w:p>
-      <w:pPr>
-        <w:spacing w:after="120"/>
-      </w:pPr>
-      <w:r>
-        <w:rPr>
-          <w:b/>
-          <w:sz w:val="22"/>
-        </w:rPr>
-        <w:t xml:space="preserve">Gamificação prevista se houver prazo.. </w:t>
-      </w:r>
-      <w:r>
-        <w:rPr>
-          <w:sz w:val="22"/>
-        </w:rPr>
-        <w:t xml:space="preserve">Incremento apresentado na terceira: Recurso ainda não desenvolvido no aplicativo. </w:t>
-      </w:r>
-      <w:r>
-        <w:rPr>
-          <w:sz w:val="22"/>
-        </w:rPr>
-        <w:t>Pendência para os próximos ciclos: Avaliar um recorte simples após consolidar os requisitos centrais.</w:t>
+        <w:t>Backend, API e banco de dados</w:t>
       </w:r>
     </w:p>
     <w:p>
@@ -2706,22 +5021,185 @@
         <w:rPr>
           <w:sz w:val="22"/>
         </w:rPr>
-        <w:t>A foto, o backup e a publicação foram incrementos técnicos adicionais. Sua presença nesta versão não significa que o cadastro infantil completo, o refinamento das recomendações e os recursos educativos já atingiram a abrangência da proposta original. A continuidade será medida por requisitos e evidências, não apenas pelo número de telas.</w:t>
-      </w:r>
-    </w:p>
-    <w:p>
-      <w:pPr>
-        <w:keepNext/>
-        <w:spacing w:before="120"/>
-      </w:pPr>
-      <w:r>
-        <w:rPr>
-          <w:b/>
-          <w:sz w:val="22"/>
-        </w:rPr>
-        <w:t>Arquitetura e organização</w:t>
-      </w:r>
-    </w:p>
+        <w:t>GET /api/status informa disponibilidade dos serviços. POST /api/contacts valida e grava nome, e-mail e consentimento. POST /api/identify mantém integração opcional com um provedor remoto. O modo de reconhecimento utilizado pelo aplicativo é browser-local; OpenAI e Vercel AI Gateway são alternativas dependentes de configuração e crédito, não requisitos para o processamento local.</w:t>
+      </w:r>
+    </w:p>
+    <w:tbl>
+      <w:tblPr>
+        <w:tblW w:type="auto" w:w="0"/>
+        <w:tblLook w:firstColumn="1" w:firstRow="1" w:lastColumn="0" w:lastRow="0" w:noHBand="0" w:noVBand="1" w:val="04A0"/>
+        <w:tblBorders>
+          <w:top w:val="single" w:sz="4" w:color="999999"/>
+          <w:left w:val="single" w:sz="4" w:color="999999"/>
+          <w:bottom w:val="single" w:sz="4" w:color="999999"/>
+          <w:right w:val="single" w:sz="4" w:color="999999"/>
+          <w:insideH w:val="single" w:sz="4" w:color="999999"/>
+          <w:insideV w:val="single" w:sz="4" w:color="999999"/>
+        </w:tblBorders>
+      </w:tblPr>
+      <w:tblGrid>
+        <w:gridCol w:w="4393"/>
+        <w:gridCol w:w="4393"/>
+      </w:tblGrid>
+      <w:tr>
+        <w:trPr>
+          <w:tblHeader/>
+          <w:cantSplit/>
+        </w:trPr>
+        <w:tc>
+          <w:tcPr>
+            <w:tcW w:type="dxa" w:w="4393"/>
+          </w:tcPr>
+          <w:p>
+            <w:pPr>
+              <w:keepNext/>
+              <w:spacing w:after="80" w:line="252" w:lineRule="auto"/>
+            </w:pPr>
+            <w:r>
+              <w:rPr>
+                <w:b/>
+                <w:sz w:val="20"/>
+              </w:rPr>
+              <w:t>Campo de contacts</w:t>
+            </w:r>
+          </w:p>
+        </w:tc>
+        <w:tc>
+          <w:tcPr>
+            <w:tcW w:type="dxa" w:w="4393"/>
+          </w:tcPr>
+          <w:p>
+            <w:pPr>
+              <w:keepNext/>
+              <w:spacing w:after="80" w:line="252" w:lineRule="auto"/>
+            </w:pPr>
+            <w:r>
+              <w:rPr>
+                <w:b/>
+                <w:sz w:val="20"/>
+              </w:rPr>
+              <w:t>Tipo e regra</w:t>
+            </w:r>
+          </w:p>
+        </w:tc>
+      </w:tr>
+      <w:tr>
+        <w:trPr>
+          <w:cantSplit/>
+        </w:trPr>
+        <w:tc>
+          <w:tcPr>
+            <w:tcW w:type="dxa" w:w="4393"/>
+          </w:tcPr>
+          <w:p>
+            <w:pPr>
+              <w:keepNext/>
+              <w:spacing w:after="80" w:line="252" w:lineRule="auto"/>
+            </w:pPr>
+            <w:r>
+              <w:rPr>
+                <w:sz w:val="20"/>
+              </w:rPr>
+              <w:t>email</w:t>
+            </w:r>
+          </w:p>
+        </w:tc>
+        <w:tc>
+          <w:tcPr>
+            <w:tcW w:type="dxa" w:w="4393"/>
+          </w:tcPr>
+          <w:p>
+            <w:pPr>
+              <w:keepNext/>
+              <w:spacing w:after="80" w:line="252" w:lineRule="auto"/>
+            </w:pPr>
+            <w:r>
+              <w:rPr>
+                <w:sz w:val="20"/>
+              </w:rPr>
+              <w:t>TEXT, chave primária; identifica o contato.</w:t>
+            </w:r>
+          </w:p>
+        </w:tc>
+      </w:tr>
+      <w:tr>
+        <w:trPr>
+          <w:cantSplit/>
+        </w:trPr>
+        <w:tc>
+          <w:tcPr>
+            <w:tcW w:type="dxa" w:w="4393"/>
+          </w:tcPr>
+          <w:p>
+            <w:pPr>
+              <w:keepNext/>
+              <w:spacing w:after="80" w:line="252" w:lineRule="auto"/>
+            </w:pPr>
+            <w:r>
+              <w:rPr>
+                <w:sz w:val="20"/>
+              </w:rPr>
+              <w:t>name</w:t>
+            </w:r>
+          </w:p>
+        </w:tc>
+        <w:tc>
+          <w:tcPr>
+            <w:tcW w:type="dxa" w:w="4393"/>
+          </w:tcPr>
+          <w:p>
+            <w:pPr>
+              <w:keepNext/>
+              <w:spacing w:after="80" w:line="252" w:lineRule="auto"/>
+            </w:pPr>
+            <w:r>
+              <w:rPr>
+                <w:sz w:val="20"/>
+              </w:rPr>
+              <w:t>TEXT NOT NULL; nome validado pelo servidor.</w:t>
+            </w:r>
+          </w:p>
+        </w:tc>
+      </w:tr>
+      <w:tr>
+        <w:trPr>
+          <w:cantSplit/>
+        </w:trPr>
+        <w:tc>
+          <w:tcPr>
+            <w:tcW w:type="dxa" w:w="4393"/>
+          </w:tcPr>
+          <w:p>
+            <w:pPr>
+              <w:spacing w:after="80" w:line="252" w:lineRule="auto"/>
+            </w:pPr>
+            <w:r>
+              <w:rPr>
+                <w:sz w:val="20"/>
+              </w:rPr>
+              <w:t>consent_at</w:t>
+            </w:r>
+          </w:p>
+        </w:tc>
+        <w:tc>
+          <w:tcPr>
+            <w:tcW w:type="dxa" w:w="4393"/>
+          </w:tcPr>
+          <w:p>
+            <w:pPr>
+              <w:spacing w:after="80" w:line="252" w:lineRule="auto"/>
+            </w:pPr>
+            <w:r>
+              <w:rPr>
+                <w:sz w:val="20"/>
+              </w:rPr>
+              <w:t>TEXT NOT NULL; data e hora ISO do consentimento.</w:t>
+            </w:r>
+          </w:p>
+        </w:tc>
+      </w:tr>
+    </w:tbl>
+    <w:p/>
     <w:p>
       <w:pPr>
         <w:widowControl/>
@@ -2731,392 +5209,7 @@
         <w:rPr>
           <w:sz w:val="22"/>
         </w:rPr>
-        <w:t>O frontend foi desenvolvido com HTML semântico, CSS e JavaScript modular. O backend Node.js atende serviços HTTP; a Vercel hospeda os arquivos públicos e a função serverless. A análise principal de fotos ocorre no navegador com SigLIP quantizado e ONNX Runtime Web. A integração com PostgreSQL/Neon é destinada aos contatos da landing page.</w:t>
-      </w:r>
-    </w:p>
-    <w:p>
-      <w:pPr>
-        <w:spacing w:after="120"/>
-      </w:pPr>
-      <w:r>
-        <w:rPr>
-          <w:b/>
-          <w:sz w:val="22"/>
-        </w:rPr>
-        <w:t xml:space="preserve">html e css. </w:t>
-      </w:r>
-      <w:r>
-        <w:rPr>
-          <w:sz w:val="22"/>
-        </w:rPr>
-        <w:t>Responsabilidade: Páginas e estilos separados para landing page e aplicativo.</w:t>
-      </w:r>
-    </w:p>
-    <w:p>
-      <w:pPr>
-        <w:spacing w:after="120"/>
-      </w:pPr>
-      <w:r>
-        <w:rPr>
-          <w:b/>
-          <w:sz w:val="22"/>
-        </w:rPr>
-        <w:t xml:space="preserve">javascript/aplicativo/app.js. </w:t>
-      </w:r>
-      <w:r>
-        <w:rPr>
-          <w:sz w:val="22"/>
-        </w:rPr>
-        <w:t>Responsabilidade: Eventos, renderização, estado e integração dos fluxos.</w:t>
-      </w:r>
-    </w:p>
-    <w:p>
-      <w:pPr>
-        <w:spacing w:after="120"/>
-      </w:pPr>
-      <w:r>
-        <w:rPr>
-          <w:b/>
-          <w:sz w:val="22"/>
-        </w:rPr>
-        <w:t xml:space="preserve">engine.js e store.js. </w:t>
-      </w:r>
-      <w:r>
-        <w:rPr>
-          <w:sz w:val="22"/>
-        </w:rPr>
-        <w:t>Responsabilidade: Regras de recomendação; validação e persistência local.</w:t>
-      </w:r>
-    </w:p>
-    <w:p>
-      <w:pPr>
-        <w:spacing w:after="120"/>
-      </w:pPr>
-      <w:r>
-        <w:rPr>
-          <w:b/>
-          <w:sz w:val="22"/>
-        </w:rPr>
-        <w:t xml:space="preserve">nutrition.js e dados/nutricao.js. </w:t>
-      </w:r>
-      <w:r>
-        <w:rPr>
-          <w:sz w:val="22"/>
-        </w:rPr>
-        <w:t>Responsabilidade: Cálculo proporcional e referências TACO.</w:t>
-      </w:r>
-    </w:p>
-    <w:p>
-      <w:pPr>
-        <w:spacing w:after="120"/>
-      </w:pPr>
-      <w:r>
-        <w:rPr>
-          <w:b/>
-          <w:sz w:val="22"/>
-        </w:rPr>
-        <w:t xml:space="preserve">vision-local-entry.js e vision-semantic-policy.js. </w:t>
-      </w:r>
-      <w:r>
-        <w:rPr>
-          <w:sz w:val="22"/>
-        </w:rPr>
-        <w:t>Responsabilidade: Execução visual local, ranking, limiares e recusa.</w:t>
-      </w:r>
-    </w:p>
-    <w:p>
-      <w:pPr>
-        <w:spacing w:after="120"/>
-      </w:pPr>
-      <w:r>
-        <w:rPr>
-          <w:b/>
-          <w:sz w:val="22"/>
-        </w:rPr>
-        <w:t xml:space="preserve">servidor e api/index.mjs. </w:t>
-      </w:r>
-      <w:r>
-        <w:rPr>
-          <w:sz w:val="22"/>
-        </w:rPr>
-        <w:t>Responsabilidade: Handler HTTP, contatos e adaptação serverless.</w:t>
-      </w:r>
-    </w:p>
-    <w:p>
-      <w:pPr>
-        <w:spacing w:after="120"/>
-      </w:pPr>
-      <w:r>
-        <w:rPr>
-          <w:b/>
-          <w:sz w:val="22"/>
-        </w:rPr>
-        <w:t xml:space="preserve">ferramentas, testes e documentacoes. </w:t>
-      </w:r>
-      <w:r>
-        <w:rPr>
-          <w:sz w:val="22"/>
-        </w:rPr>
-        <w:t>Responsabilidade: Preparação de artefatos, verificações e evidências.</w:t>
-      </w:r>
-    </w:p>
-    <w:p>
-      <w:pPr>
-        <w:keepNext/>
-        <w:spacing w:before="120"/>
-      </w:pPr>
-      <w:r>
-        <w:rPr>
-          <w:b/>
-          <w:sz w:val="22"/>
-        </w:rPr>
-        <w:t>Funcionamento do JavaScript</w:t>
-      </w:r>
-    </w:p>
-    <w:p>
-      <w:pPr>
-        <w:widowControl/>
-        <w:spacing w:after="160" w:line="276" w:lineRule="auto"/>
-      </w:pPr>
-      <w:r>
-        <w:rPr>
-          <w:sz w:val="22"/>
-        </w:rPr>
-        <w:t>Trecho de javascript/aplicativo/engine.js, linhas 29–31:</w:t>
-      </w:r>
-    </w:p>
-    <w:p>
-      <w:r>
-        <w:rPr>
-          <w:rFonts w:ascii="Consolas" w:hAnsi="Consolas"/>
-          <w:sz w:val="18"/>
-        </w:rPr>
-        <w:t xml:space="preserve">  return records.filter((r) =&gt; r.date === date);</w:t>
-      </w:r>
-      <w:r>
-        <w:rPr>
-          <w:rFonts w:ascii="Consolas" w:hAnsi="Consolas"/>
-          <w:sz w:val="18"/>
-        </w:rPr>
-        <w:br/>
-        <w:t>}</w:t>
-      </w:r>
-      <w:r>
-        <w:rPr>
-          <w:rFonts w:ascii="Consolas" w:hAnsi="Consolas"/>
-          <w:sz w:val="18"/>
-        </w:rPr>
-        <w:br/>
-        <w:t>export function recommend(records, profile, date) {</w:t>
-      </w:r>
-    </w:p>
-    <w:p>
-      <w:pPr>
-        <w:widowControl/>
-        <w:spacing w:after="160" w:line="276" w:lineRule="auto"/>
-      </w:pPr>
-      <w:r>
-        <w:rPr>
-          <w:sz w:val="22"/>
-        </w:rPr>
-        <w:t>O filtro isola a data solicitada antes de produzir totais e sugestões. A recomendação elimina incompatibilidades e alimentos já consumidos; prioriza grupos ausentes e considera preferências. Os módulos separam regras da tela, permitindo testes sem depender de clique manual para cada cenário.</w:t>
-      </w:r>
-    </w:p>
-    <w:p>
-      <w:pPr>
-        <w:widowControl/>
-        <w:spacing w:after="160" w:line="276" w:lineRule="auto"/>
-      </w:pPr>
-      <w:r>
-        <w:rPr>
-          <w:sz w:val="22"/>
-        </w:rPr>
-        <w:t>Trecho de javascript/aplicativo/store.js, linhas 79–82:</w:t>
-      </w:r>
-    </w:p>
-    <w:p>
-      <w:r>
-        <w:rPr>
-          <w:rFonts w:ascii="Consolas" w:hAnsi="Consolas"/>
-          <w:sz w:val="18"/>
-        </w:rPr>
-        <w:t>}</w:t>
-      </w:r>
-      <w:r>
-        <w:rPr>
-          <w:rFonts w:ascii="Consolas" w:hAnsi="Consolas"/>
-          <w:sz w:val="18"/>
-        </w:rPr>
-        <w:br/>
-        <w:t>export function persist(state) {</w:t>
-      </w:r>
-      <w:r>
-        <w:rPr>
-          <w:rFonts w:ascii="Consolas" w:hAnsi="Consolas"/>
-          <w:sz w:val="18"/>
-        </w:rPr>
-        <w:br/>
-        <w:t xml:space="preserve">  localStorage.setItem(KEY, JSON.stringify(validState(state)));</w:t>
-      </w:r>
-      <w:r>
-        <w:rPr>
-          <w:rFonts w:ascii="Consolas" w:hAnsi="Consolas"/>
-          <w:sz w:val="18"/>
-        </w:rPr>
-        <w:br/>
-        <w:t>}</w:t>
-      </w:r>
-    </w:p>
-    <w:p>
-      <w:pPr>
-        <w:widowControl/>
-        <w:spacing w:after="160" w:line="276" w:lineRule="auto"/>
-      </w:pPr>
-      <w:r>
-        <w:rPr>
-          <w:sz w:val="22"/>
-        </w:rPr>
-        <w:t>O estado é validado, convertido em JSON e salvo na chave nutrivibe-v2 do localStorage. A importação exige estrutura válida e rejeita registros inconsistentes. A tela só sinaliza sucesso depois da persistência; em erro de leitura, o código evita sobrescrever dados que não conseguiu recuperar.</w:t>
-      </w:r>
-    </w:p>
-    <w:p>
-      <w:pPr>
-        <w:keepNext/>
-        <w:spacing w:before="120"/>
-      </w:pPr>
-      <w:r>
-        <w:rPr>
-          <w:b/>
-          <w:sz w:val="22"/>
-        </w:rPr>
-        <w:t>Reconhecimento e estimativa nutricional</w:t>
-      </w:r>
-    </w:p>
-    <w:p>
-      <w:pPr>
-        <w:widowControl/>
-        <w:spacing w:after="160" w:line="276" w:lineRule="auto"/>
-      </w:pPr>
-      <w:r>
-        <w:rPr>
-          <w:sz w:val="22"/>
-        </w:rPr>
-        <w:t>O modelo transforma a imagem em um vetor visual e compara sua similaridade com classes de alimentos, pratos e controles negativos. Limiares de score e margem podem levar à recusa e à entrada manual. O resultado é uma hipótese a confirmar, não uma probabilidade clínica. O cálculo nutricional é posterior: o usuário confirma referência TACO e gramas.</w:t>
-      </w:r>
-    </w:p>
-    <w:p>
-      <w:pPr>
-        <w:widowControl/>
-        <w:spacing w:after="160" w:line="276" w:lineRule="auto"/>
-      </w:pPr>
-      <w:r>
-        <w:rPr>
-          <w:sz w:val="22"/>
-        </w:rPr>
-        <w:t>A regra de cálculo é valor consumido = valor da referência × gramas informadas ÷ gramas-base. Por exemplo, 150 g representam 1,5 vez uma referência expressa por 100 g. O recorte utilizado contém 43 referências com preparo e proveniência. Dados ausentes permanecem nulos e o resumo informa cobertura parcial.</w:t>
-      </w:r>
-    </w:p>
-    <w:p>
-      <w:pPr>
-        <w:keepNext/>
-        <w:spacing w:before="120"/>
-      </w:pPr>
-      <w:r>
-        <w:rPr>
-          <w:b/>
-          <w:sz w:val="22"/>
-        </w:rPr>
-        <w:t>Backend, API e modelagem do banco</w:t>
-      </w:r>
-    </w:p>
-    <w:p>
-      <w:pPr>
-        <w:widowControl/>
-        <w:spacing w:after="160" w:line="276" w:lineRule="auto"/>
-      </w:pPr>
-      <w:r>
-        <w:rPr>
-          <w:sz w:val="22"/>
-        </w:rPr>
-        <w:t>GET /api/status informa disponibilidade dos serviços. POST /api/contacts valida e grava nome, e-mail e consentimento. POST /api/identify mantém o adaptador remoto opcional; a configuração atual browser-local executa a identificação no aparelho. OpenAI e Vercel AI Gateway são alternativas dependentes de credenciais/créditos, não o motor gratuito atual.</w:t>
-      </w:r>
-    </w:p>
-    <w:p>
-      <w:pPr>
-        <w:spacing w:after="120"/>
-      </w:pPr>
-      <w:r>
-        <w:rPr>
-          <w:b/>
-          <w:sz w:val="22"/>
-        </w:rPr>
-        <w:t xml:space="preserve">email. </w:t>
-      </w:r>
-      <w:r>
-        <w:rPr>
-          <w:sz w:val="22"/>
-        </w:rPr>
-        <w:t>Tipo e regra: TEXT, chave primária; identifica contato sem duplicar a mesma chave.</w:t>
-      </w:r>
-    </w:p>
-    <w:p>
-      <w:pPr>
-        <w:spacing w:after="120"/>
-      </w:pPr>
-      <w:r>
-        <w:rPr>
-          <w:b/>
-          <w:sz w:val="22"/>
-        </w:rPr>
-        <w:t xml:space="preserve">name. </w:t>
-      </w:r>
-      <w:r>
-        <w:rPr>
-          <w:sz w:val="22"/>
-        </w:rPr>
-        <w:t>Tipo e regra: TEXT NOT NULL; nome validado pelo servidor.</w:t>
-      </w:r>
-    </w:p>
-    <w:p>
-      <w:pPr>
-        <w:spacing w:after="120"/>
-      </w:pPr>
-      <w:r>
-        <w:rPr>
-          <w:b/>
-          <w:sz w:val="22"/>
-        </w:rPr>
-        <w:t xml:space="preserve">consent_at. </w:t>
-      </w:r>
-      <w:r>
-        <w:rPr>
-          <w:sz w:val="22"/>
-        </w:rPr>
-        <w:t>Tipo e regra: TEXT NOT NULL; data/hora ISO do consentimento registrada pelo servidor.</w:t>
-      </w:r>
-    </w:p>
-    <w:p>
-      <w:pPr>
-        <w:widowControl/>
-        <w:spacing w:after="160" w:line="276" w:lineRule="auto"/>
-      </w:pPr>
-      <w:r>
-        <w:rPr>
-          <w:sz w:val="22"/>
-        </w:rPr>
-        <w:t>A gravação utiliza parâmetros SQL e atualiza o contato quando o e-mail já existe. Na nuvem, a conexão é obtida do ambiente e aponta para o banco separado nutrivibe-production. Sem PostgreSQL, o modo local utiliza SQLite. O diário e as preferências não são gravados nessa tabela: permanecem no navegador. Credenciais não integram arquivos públicos ou documentos de entrega.</w:t>
-      </w:r>
-    </w:p>
-    <w:p>
-      <w:pPr>
-        <w:widowControl/>
-        <w:spacing w:after="160" w:line="276" w:lineRule="auto"/>
-      </w:pPr>
-      <w:r>
-        <w:rPr>
-          <w:sz w:val="22"/>
-        </w:rPr>
-        <w:t>O incremento da terceira entrega dispõe de fluxos básicos executáveis de perfil, catálogo, diário, resumo, backup, conteúdo introdutório, contato e reconhecimento confirmado. Isso caracteriza uma versão de desenvolvimento do MVP, não o encerramento desses módulos. Cadastro de responsável/criança, aprofundamento educativo e refinamento das recomendações permanecem no planejamento das próximas duas entregas. Contas remotas e sincronização são possibilidades posteriores, não exigências assumidas para o semestre.</w:t>
+        <w:t>Consultas parametrizadas separam os valores da instrução SQL. Se o e-mail já existe, nome e consentimento são atualizados. A conexão é obtida de POSTGRES_URL ou DATABASE_URL e aponta para o banco separado nutrivibe-production. Sem PostgreSQL, o servidor local usa SQLite. Na nuvem, não se utiliza arquivo efêmero como substituto de persistência. Essa tabela não armazena refeições ou preferências alimentares.</w:t>
       </w:r>
     </w:p>
     <w:p>
@@ -3160,7 +5253,7 @@
           <w:b/>
           <w:sz w:val="22"/>
         </w:rPr>
-        <w:t>Validação do incremento da terceira entrega</w:t>
+        <w:t>Métodos e resultados</w:t>
       </w:r>
     </w:p>
     <w:p>
@@ -3172,7 +5265,468 @@
         <w:rPr>
           <w:sz w:val="22"/>
         </w:rPr>
-        <w:t>Os resultados abaixo representam verificações do código disponível nesta etapa. Eles comprovam cenários específicos de funcionamento e não equivalem à homologação final do aplicativo. Alterações das entregas seguintes exigirão novas execuções e atualização das evidências; um teste aprovado hoje não garante o comportamento de funcionalidades ainda não implementadas.</w:t>
+        <w:t>A validação combina testes automatizados das regras, testes de integração, execução no navegador e comparação de reconhecimento de imagens. Foram executados 25 testes automatizados com node:test, todos aprovados. As verificações abrangem filtros, recomendações por data, importação, cálculo nutricional, políticas de reconhecimento e persistência de contatos.</w:t>
+      </w:r>
+    </w:p>
+    <w:tbl>
+      <w:tblPr>
+        <w:tblW w:type="auto" w:w="0"/>
+        <w:tblLook w:firstColumn="1" w:firstRow="1" w:lastColumn="0" w:lastRow="0" w:noHBand="0" w:noVBand="1" w:val="04A0"/>
+        <w:tblBorders>
+          <w:top w:val="single" w:sz="4" w:color="999999"/>
+          <w:left w:val="single" w:sz="4" w:color="999999"/>
+          <w:bottom w:val="single" w:sz="4" w:color="999999"/>
+          <w:right w:val="single" w:sz="4" w:color="999999"/>
+          <w:insideH w:val="single" w:sz="4" w:color="999999"/>
+          <w:insideV w:val="single" w:sz="4" w:color="999999"/>
+        </w:tblBorders>
+      </w:tblPr>
+      <w:tblGrid>
+        <w:gridCol w:w="2929"/>
+        <w:gridCol w:w="2929"/>
+        <w:gridCol w:w="2929"/>
+      </w:tblGrid>
+      <w:tr>
+        <w:trPr>
+          <w:tblHeader/>
+          <w:cantSplit/>
+        </w:trPr>
+        <w:tc>
+          <w:tcPr>
+            <w:tcW w:type="dxa" w:w="2929"/>
+          </w:tcPr>
+          <w:p>
+            <w:pPr>
+              <w:spacing w:after="80" w:line="252" w:lineRule="auto"/>
+            </w:pPr>
+            <w:r>
+              <w:rPr>
+                <w:b/>
+                <w:sz w:val="20"/>
+              </w:rPr>
+              <w:t>Teste</w:t>
+            </w:r>
+          </w:p>
+        </w:tc>
+        <w:tc>
+          <w:tcPr>
+            <w:tcW w:type="dxa" w:w="2929"/>
+          </w:tcPr>
+          <w:p>
+            <w:pPr>
+              <w:spacing w:after="80" w:line="252" w:lineRule="auto"/>
+            </w:pPr>
+            <w:r>
+              <w:rPr>
+                <w:b/>
+                <w:sz w:val="20"/>
+              </w:rPr>
+              <w:t>Objetivo</w:t>
+            </w:r>
+          </w:p>
+        </w:tc>
+        <w:tc>
+          <w:tcPr>
+            <w:tcW w:type="dxa" w:w="2929"/>
+          </w:tcPr>
+          <w:p>
+            <w:pPr>
+              <w:spacing w:after="80" w:line="252" w:lineRule="auto"/>
+            </w:pPr>
+            <w:r>
+              <w:rPr>
+                <w:b/>
+                <w:sz w:val="20"/>
+              </w:rPr>
+              <w:t>Resultado</w:t>
+            </w:r>
+          </w:p>
+        </w:tc>
+      </w:tr>
+      <w:tr>
+        <w:trPr>
+          <w:cantSplit/>
+        </w:trPr>
+        <w:tc>
+          <w:tcPr>
+            <w:tcW w:type="dxa" w:w="2929"/>
+          </w:tcPr>
+          <w:p>
+            <w:pPr>
+              <w:spacing w:after="80" w:line="252" w:lineRule="auto"/>
+            </w:pPr>
+            <w:r>
+              <w:rPr>
+                <w:sz w:val="20"/>
+              </w:rPr>
+              <w:t>Restrições e seletividade</w:t>
+            </w:r>
+          </w:p>
+        </w:tc>
+        <w:tc>
+          <w:tcPr>
+            <w:tcW w:type="dxa" w:w="2929"/>
+          </w:tcPr>
+          <w:p>
+            <w:pPr>
+              <w:spacing w:after="80" w:line="252" w:lineRule="auto"/>
+            </w:pPr>
+            <w:r>
+              <w:rPr>
+                <w:sz w:val="20"/>
+              </w:rPr>
+              <w:t>Excluir conflitos de lactose, alérgenos, cores e texturas.</w:t>
+            </w:r>
+          </w:p>
+        </w:tc>
+        <w:tc>
+          <w:tcPr>
+            <w:tcW w:type="dxa" w:w="2929"/>
+          </w:tcPr>
+          <w:p>
+            <w:pPr>
+              <w:spacing w:after="80" w:line="252" w:lineRule="auto"/>
+            </w:pPr>
+            <w:r>
+              <w:rPr>
+                <w:sz w:val="20"/>
+              </w:rPr>
+              <w:t>Cenários aprovados; filtros não são relaxados.</w:t>
+            </w:r>
+          </w:p>
+        </w:tc>
+      </w:tr>
+      <w:tr>
+        <w:trPr>
+          <w:cantSplit/>
+        </w:trPr>
+        <w:tc>
+          <w:tcPr>
+            <w:tcW w:type="dxa" w:w="2929"/>
+          </w:tcPr>
+          <w:p>
+            <w:pPr>
+              <w:spacing w:after="80" w:line="252" w:lineRule="auto"/>
+            </w:pPr>
+            <w:r>
+              <w:rPr>
+                <w:sz w:val="20"/>
+              </w:rPr>
+              <w:t>Recomendação por dia</w:t>
+            </w:r>
+          </w:p>
+        </w:tc>
+        <w:tc>
+          <w:tcPr>
+            <w:tcW w:type="dxa" w:w="2929"/>
+          </w:tcPr>
+          <w:p>
+            <w:pPr>
+              <w:spacing w:after="80" w:line="252" w:lineRule="auto"/>
+            </w:pPr>
+            <w:r>
+              <w:rPr>
+                <w:sz w:val="20"/>
+              </w:rPr>
+              <w:t>Evitar influência de registros de outras datas.</w:t>
+            </w:r>
+          </w:p>
+        </w:tc>
+        <w:tc>
+          <w:tcPr>
+            <w:tcW w:type="dxa" w:w="2929"/>
+          </w:tcPr>
+          <w:p>
+            <w:pPr>
+              <w:spacing w:after="80" w:line="252" w:lineRule="auto"/>
+            </w:pPr>
+            <w:r>
+              <w:rPr>
+                <w:sz w:val="20"/>
+              </w:rPr>
+              <w:t>Priorização e seleção diária aprovadas.</w:t>
+            </w:r>
+          </w:p>
+        </w:tc>
+      </w:tr>
+      <w:tr>
+        <w:trPr>
+          <w:cantSplit/>
+        </w:trPr>
+        <w:tc>
+          <w:tcPr>
+            <w:tcW w:type="dxa" w:w="2929"/>
+          </w:tcPr>
+          <w:p>
+            <w:pPr>
+              <w:spacing w:after="80" w:line="252" w:lineRule="auto"/>
+            </w:pPr>
+            <w:r>
+              <w:rPr>
+                <w:sz w:val="20"/>
+              </w:rPr>
+              <w:t>Nutrição</w:t>
+            </w:r>
+          </w:p>
+        </w:tc>
+        <w:tc>
+          <w:tcPr>
+            <w:tcW w:type="dxa" w:w="2929"/>
+          </w:tcPr>
+          <w:p>
+            <w:pPr>
+              <w:spacing w:after="80" w:line="252" w:lineRule="auto"/>
+            </w:pPr>
+            <w:r>
+              <w:rPr>
+                <w:sz w:val="20"/>
+              </w:rPr>
+              <w:t>Verificar referência compatível, peso e proporcionalidade.</w:t>
+            </w:r>
+          </w:p>
+        </w:tc>
+        <w:tc>
+          <w:tcPr>
+            <w:tcW w:type="dxa" w:w="2929"/>
+          </w:tcPr>
+          <w:p>
+            <w:pPr>
+              <w:spacing w:after="80" w:line="252" w:lineRule="auto"/>
+            </w:pPr>
+            <w:r>
+              <w:rPr>
+                <w:sz w:val="20"/>
+              </w:rPr>
+              <w:t>Cálculos e rejeições previstos aprovados.</w:t>
+            </w:r>
+          </w:p>
+        </w:tc>
+      </w:tr>
+      <w:tr>
+        <w:trPr>
+          <w:cantSplit/>
+        </w:trPr>
+        <w:tc>
+          <w:tcPr>
+            <w:tcW w:type="dxa" w:w="2929"/>
+          </w:tcPr>
+          <w:p>
+            <w:pPr>
+              <w:spacing w:after="80" w:line="252" w:lineRule="auto"/>
+            </w:pPr>
+            <w:r>
+              <w:rPr>
+                <w:sz w:val="20"/>
+              </w:rPr>
+              <w:t>Importação e backup</w:t>
+            </w:r>
+          </w:p>
+        </w:tc>
+        <w:tc>
+          <w:tcPr>
+            <w:tcW w:type="dxa" w:w="2929"/>
+          </w:tcPr>
+          <w:p>
+            <w:pPr>
+              <w:spacing w:after="80" w:line="252" w:lineRule="auto"/>
+            </w:pPr>
+            <w:r>
+              <w:rPr>
+                <w:sz w:val="20"/>
+              </w:rPr>
+              <w:t>Rejeitar estruturas inválidas e preservar consistência.</w:t>
+            </w:r>
+          </w:p>
+        </w:tc>
+        <w:tc>
+          <w:tcPr>
+            <w:tcW w:type="dxa" w:w="2929"/>
+          </w:tcPr>
+          <w:p>
+            <w:pPr>
+              <w:spacing w:after="80" w:line="252" w:lineRule="auto"/>
+            </w:pPr>
+            <w:r>
+              <w:rPr>
+                <w:sz w:val="20"/>
+              </w:rPr>
+              <w:t>Validação e fluxos de armazenamento aprovados.</w:t>
+            </w:r>
+          </w:p>
+        </w:tc>
+      </w:tr>
+      <w:tr>
+        <w:trPr>
+          <w:cantSplit/>
+        </w:trPr>
+        <w:tc>
+          <w:tcPr>
+            <w:tcW w:type="dxa" w:w="2929"/>
+          </w:tcPr>
+          <w:p>
+            <w:pPr>
+              <w:spacing w:after="80" w:line="252" w:lineRule="auto"/>
+            </w:pPr>
+            <w:r>
+              <w:rPr>
+                <w:sz w:val="20"/>
+              </w:rPr>
+              <w:t>Backend</w:t>
+            </w:r>
+          </w:p>
+        </w:tc>
+        <w:tc>
+          <w:tcPr>
+            <w:tcW w:type="dxa" w:w="2929"/>
+          </w:tcPr>
+          <w:p>
+            <w:pPr>
+              <w:spacing w:after="80" w:line="252" w:lineRule="auto"/>
+            </w:pPr>
+            <w:r>
+              <w:rPr>
+                <w:sz w:val="20"/>
+              </w:rPr>
+              <w:t>Conferir handler, transação parametrizada e armazenamento em nuvem.</w:t>
+            </w:r>
+          </w:p>
+        </w:tc>
+        <w:tc>
+          <w:tcPr>
+            <w:tcW w:type="dxa" w:w="2929"/>
+          </w:tcPr>
+          <w:p>
+            <w:pPr>
+              <w:spacing w:after="80" w:line="252" w:lineRule="auto"/>
+            </w:pPr>
+            <w:r>
+              <w:rPr>
+                <w:sz w:val="20"/>
+              </w:rPr>
+              <w:t>Cenários automatizados aprovados.</w:t>
+            </w:r>
+          </w:p>
+        </w:tc>
+      </w:tr>
+      <w:tr>
+        <w:trPr>
+          <w:cantSplit/>
+        </w:trPr>
+        <w:tc>
+          <w:tcPr>
+            <w:tcW w:type="dxa" w:w="2929"/>
+          </w:tcPr>
+          <w:p>
+            <w:pPr>
+              <w:spacing w:after="80" w:line="252" w:lineRule="auto"/>
+            </w:pPr>
+            <w:r>
+              <w:rPr>
+                <w:sz w:val="20"/>
+              </w:rPr>
+              <w:t>Navegação Chromium</w:t>
+            </w:r>
+          </w:p>
+        </w:tc>
+        <w:tc>
+          <w:tcPr>
+            <w:tcW w:type="dxa" w:w="2929"/>
+          </w:tcPr>
+          <w:p>
+            <w:pPr>
+              <w:spacing w:after="80" w:line="252" w:lineRule="auto"/>
+            </w:pPr>
+            <w:r>
+              <w:rPr>
+                <w:sz w:val="20"/>
+              </w:rPr>
+              <w:t>Verificar formulários, diário, resumo, foto, remoção e contatos.</w:t>
+            </w:r>
+          </w:p>
+        </w:tc>
+        <w:tc>
+          <w:tcPr>
+            <w:tcW w:type="dxa" w:w="2929"/>
+          </w:tcPr>
+          <w:p>
+            <w:pPr>
+              <w:spacing w:after="80" w:line="252" w:lineRule="auto"/>
+            </w:pPr>
+            <w:r>
+              <w:rPr>
+                <w:sz w:val="20"/>
+              </w:rPr>
+              <w:t>Percurso funcional documentado.</w:t>
+            </w:r>
+          </w:p>
+        </w:tc>
+      </w:tr>
+      <w:tr>
+        <w:trPr>
+          <w:cantSplit/>
+        </w:trPr>
+        <w:tc>
+          <w:tcPr>
+            <w:tcW w:type="dxa" w:w="2929"/>
+          </w:tcPr>
+          <w:p>
+            <w:pPr>
+              <w:spacing w:after="80" w:line="252" w:lineRule="auto"/>
+            </w:pPr>
+            <w:r>
+              <w:rPr>
+                <w:sz w:val="20"/>
+              </w:rPr>
+              <w:t>Responsividade</w:t>
+            </w:r>
+          </w:p>
+        </w:tc>
+        <w:tc>
+          <w:tcPr>
+            <w:tcW w:type="dxa" w:w="2929"/>
+          </w:tcPr>
+          <w:p>
+            <w:pPr>
+              <w:spacing w:after="80" w:line="252" w:lineRule="auto"/>
+            </w:pPr>
+            <w:r>
+              <w:rPr>
+                <w:sz w:val="20"/>
+              </w:rPr>
+              <w:t>Verificar as cinco telas em 360, 768 e 1280 pixels.</w:t>
+            </w:r>
+          </w:p>
+        </w:tc>
+        <w:tc>
+          <w:tcPr>
+            <w:tcW w:type="dxa" w:w="2929"/>
+          </w:tcPr>
+          <w:p>
+            <w:pPr>
+              <w:spacing w:after="80" w:line="252" w:lineRule="auto"/>
+            </w:pPr>
+            <w:r>
+              <w:rPr>
+                <w:sz w:val="20"/>
+              </w:rPr>
+              <w:t>Sem transbordamento nos cenários verificados.</w:t>
+            </w:r>
+          </w:p>
+        </w:tc>
+      </w:tr>
+    </w:tbl>
+    <w:p/>
+    <w:p>
+      <w:pPr>
+        <w:keepNext/>
+        <w:spacing w:before="120"/>
+      </w:pPr>
+      <w:r>
+        <w:rPr>
+          <w:b/>
+          <w:sz w:val="22"/>
+        </w:rPr>
+        <w:t>Cenários de interface</w:t>
       </w:r>
     </w:p>
     <w:p>
@@ -3184,175 +5738,86 @@
         <w:rPr>
           <w:sz w:val="22"/>
         </w:rPr>
-        <w:t>A validação combina testes automatizados das regras, integração do servidor, fluxo ponta a ponta e avaliação comparativa de reconhecimento. A finalidade é verificar comportamento esperado, identificar entradas inválidas e registrar limites. As evidências de execução pertencem às revisões técnicas já realizadas; não constituem pesquisa com usuários externos.</w:t>
-      </w:r>
-    </w:p>
-    <w:p>
-      <w:pPr>
-        <w:spacing w:after="120"/>
+        <w:t>O cenário de registro utiliza Banana, referência TACO e peso de 100 g. A confirmação produz 98,2 kcal no resumo, mantém o registro após recarregar e permite abrir o diário pelo painel. A busca por maca recupera Maçã por normalização de acentos. Na configuração com lactose e cor verde excluídas, Leite e Brócolis não devem aparecer entre as sugestões compatíveis.</w:t>
+      </w:r>
+    </w:p>
+    <w:p>
+      <w:pPr>
+        <w:keepNext/>
+      </w:pPr>
+      <w:r>
+        <w:rPr>
+          <w:sz w:val="22"/>
+        </w:rPr>
+        <w:drawing>
+          <wp:inline xmlns:a="http://schemas.openxmlformats.org/drawingml/2006/main" xmlns:pic="http://schemas.openxmlformats.org/drawingml/2006/picture">
+            <wp:extent cx="5212080" cy="3461147"/>
+            <wp:docPr id="62" name="Picture 62"/>
+            <wp:cNvGraphicFramePr>
+              <a:graphicFrameLocks noChangeAspect="1"/>
+            </wp:cNvGraphicFramePr>
+            <a:graphic>
+              <a:graphicData uri="http://schemas.openxmlformats.org/drawingml/2006/picture">
+                <pic:pic>
+                  <pic:nvPicPr>
+                    <pic:cNvPr id="0" name="sugestoes.png"/>
+                    <pic:cNvPicPr/>
+                  </pic:nvPicPr>
+                  <pic:blipFill>
+                    <a:blip r:embed="rId20"/>
+                    <a:stretch>
+                      <a:fillRect/>
+                    </a:stretch>
+                  </pic:blipFill>
+                  <pic:spPr>
+                    <a:xfrm>
+                      <a:off x="0" y="0"/>
+                      <a:ext cx="5212080" cy="3461147"/>
+                    </a:xfrm>
+                    <a:prstGeom prst="rect"/>
+                  </pic:spPr>
+                </pic:pic>
+              </a:graphicData>
+            </a:graphic>
+          </wp:inline>
+        </w:drawing>
+      </w:r>
+    </w:p>
+    <w:p>
+      <w:pPr>
+        <w:spacing w:after="200"/>
+      </w:pPr>
+      <w:r>
+        <w:rPr>
+          <w:i/>
+          <w:sz w:val="18"/>
+        </w:rPr>
+        <w:t>Figura 9 — Sugestões produzidas pelo fluxo de teste, considerando os registros do dia e as restrições do perfil.</w:t>
+      </w:r>
+    </w:p>
+    <w:p>
+      <w:pPr>
+        <w:widowControl/>
+        <w:spacing w:after="160" w:line="276" w:lineRule="auto"/>
+      </w:pPr>
+      <w:r>
+        <w:rPr>
+          <w:sz w:val="22"/>
+        </w:rPr>
+        <w:t>As capturas de preferências, diário, confirmação e resumo correspondem ao mesmo percurso de teste. A navegação móvel foi verificada com abertura e fechamento do menu. Esses cenários demonstram comportamento técnico; não representam uma avaliação de usabilidade ou um atendimento com comunidade externa.</w:t>
+      </w:r>
+    </w:p>
+    <w:p>
+      <w:pPr>
+        <w:keepNext/>
+        <w:spacing w:before="120"/>
       </w:pPr>
       <w:r>
         <w:rPr>
           <w:b/>
           <w:sz w:val="22"/>
         </w:rPr>
-        <w:t xml:space="preserve">Regras: lactose, cor verde e outros filtros.. </w:t>
-      </w:r>
-      <w:r>
-        <w:rPr>
-          <w:sz w:val="22"/>
-        </w:rPr>
-        <w:t xml:space="preserve">Finalidade: Impedir sugestões incompatíveis e não relaxar restrições. </w:t>
-      </w:r>
-      <w:r>
-        <w:rPr>
-          <w:sz w:val="22"/>
-        </w:rPr>
-        <w:t>Resultado registrado: Cenários automatizados aprovados.</w:t>
-      </w:r>
-    </w:p>
-    <w:p>
-      <w:pPr>
-        <w:spacing w:after="120"/>
-      </w:pPr>
-      <w:r>
-        <w:rPr>
-          <w:b/>
-          <w:sz w:val="22"/>
-        </w:rPr>
-        <w:t xml:space="preserve">Nutrição: referência, peso e ausências.. </w:t>
-      </w:r>
-      <w:r>
-        <w:rPr>
-          <w:sz w:val="22"/>
-        </w:rPr>
-        <w:t xml:space="preserve">Finalidade: Validar proporcionalidade e evitar zero para valor desconhecido. </w:t>
-      </w:r>
-      <w:r>
-        <w:rPr>
-          <w:sz w:val="22"/>
-        </w:rPr>
-        <w:t>Resultado registrado: Cálculos e rejeições previstos aprovados.</w:t>
-      </w:r>
-    </w:p>
-    <w:p>
-      <w:pPr>
-        <w:spacing w:after="120"/>
-      </w:pPr>
-      <w:r>
-        <w:rPr>
-          <w:b/>
-          <w:sz w:val="22"/>
-        </w:rPr>
-        <w:t xml:space="preserve">Persistência e importação JSON.. </w:t>
-      </w:r>
-      <w:r>
-        <w:rPr>
-          <w:sz w:val="22"/>
-        </w:rPr>
-        <w:t xml:space="preserve">Finalidade: Preservar estado e rejeitar estrutura/registros inválidos. </w:t>
-      </w:r>
-      <w:r>
-        <w:rPr>
-          <w:sz w:val="22"/>
-        </w:rPr>
-        <w:t>Resultado registrado: Validação e fluxos de backup aprovados.</w:t>
-      </w:r>
-    </w:p>
-    <w:p>
-      <w:pPr>
-        <w:spacing w:after="120"/>
-      </w:pPr>
-      <w:r>
-        <w:rPr>
-          <w:b/>
-          <w:sz w:val="22"/>
-        </w:rPr>
-        <w:t xml:space="preserve">Integração: handler e banco.. </w:t>
-      </w:r>
-      <w:r>
-        <w:rPr>
-          <w:sz w:val="22"/>
-        </w:rPr>
-        <w:t xml:space="preserve">Finalidade: Conferir roteamento, SQL parametrizado e ausência de fallback efêmero em nuvem. </w:t>
-      </w:r>
-      <w:r>
-        <w:rPr>
-          <w:sz w:val="22"/>
-        </w:rPr>
-        <w:t>Resultado registrado: Testes de integração aprovados.</w:t>
-      </w:r>
-    </w:p>
-    <w:p>
-      <w:pPr>
-        <w:spacing w:after="120"/>
-      </w:pPr>
-      <w:r>
-        <w:rPr>
-          <w:b/>
-          <w:sz w:val="22"/>
-        </w:rPr>
-        <w:t xml:space="preserve">Chromium: registro e resumo.. </w:t>
-      </w:r>
-      <w:r>
-        <w:rPr>
-          <w:sz w:val="22"/>
-        </w:rPr>
-        <w:t xml:space="preserve">Finalidade: Confirmar dados após recarga, remoção, foto e cálculo. </w:t>
-      </w:r>
-      <w:r>
-        <w:rPr>
-          <w:sz w:val="22"/>
-        </w:rPr>
-        <w:t>Resultado registrado: Fluxo ponta a ponta aprovado.</w:t>
-      </w:r>
-    </w:p>
-    <w:p>
-      <w:pPr>
-        <w:spacing w:after="120"/>
-      </w:pPr>
-      <w:r>
-        <w:rPr>
-          <w:b/>
-          <w:sz w:val="22"/>
-        </w:rPr>
-        <w:t xml:space="preserve">Interface: 360, 768 e 1280 pixels.. </w:t>
-      </w:r>
-      <w:r>
-        <w:rPr>
-          <w:sz w:val="22"/>
-        </w:rPr>
-        <w:t xml:space="preserve">Finalidade: Verificar navegação, links locais e transbordamento. </w:t>
-      </w:r>
-      <w:r>
-        <w:rPr>
-          <w:sz w:val="22"/>
-        </w:rPr>
-        <w:t>Resultado registrado: Cinco telas verificadas sem transbordamento nos cenários.</w:t>
-      </w:r>
-    </w:p>
-    <w:p>
-      <w:pPr>
-        <w:spacing w:after="120"/>
-      </w:pPr>
-      <w:r>
-        <w:rPr>
-          <w:b/>
-          <w:sz w:val="22"/>
-        </w:rPr>
-        <w:t xml:space="preserve">Reconhecimento: fotos e controles negativos.. </w:t>
-      </w:r>
-      <w:r>
-        <w:rPr>
-          <w:sz w:val="22"/>
-        </w:rPr>
-        <w:t xml:space="preserve">Finalidade: Medir erros, recusas e diferenças entre alternativas. </w:t>
-      </w:r>
-      <w:r>
-        <w:rPr>
-          <w:sz w:val="22"/>
-        </w:rPr>
-        <w:t>Resultado registrado: SigLIP selecionado; limitações registradas.</w:t>
+        <w:t>Reconhecimento de imagens e tratamento das falhas</w:t>
       </w:r>
     </w:p>
     <w:p>
@@ -3364,20 +5829,7 @@
         <w:rPr>
           <w:sz w:val="22"/>
         </w:rPr>
-        <w:t>A suíte Node.js registrou 25 testes aprovados. O fluxo Chromium também verificou contatos, preferências, busca, importação/exportação e menu móvel. Um caso concreto registra Banana com referência TACO e 100 g, recarrega a página e confere a presença no diário e o valor de 98,2 kcal no resumo. Outro caso busca por texto sem acento, verificando a recuperação de Maçã.</w:t>
-      </w:r>
-    </w:p>
-    <w:p>
-      <w:pPr>
-        <w:keepNext/>
-        <w:spacing w:before="120"/>
-      </w:pPr>
-      <w:r>
-        <w:rPr>
-          <w:b/>
-          <w:sz w:val="22"/>
-        </w:rPr>
-        <w:t>Avaliação de fotos e correções</w:t>
+        <w:t>A comparação técnica avaliou MobileNet, CLIP e SigLIP. O modelo selecionado foi avaliado em 148 imagens. Entre 108 fotos de comida, houve 94 acertos do principal alimento ou prato, aproximadamente 87%. Na coleta adicional de 50 fotos de comida, houve 40 acertos, ou 80%. Esses valores descrevem a amostra e não equivalem à probabilidade de acerto para qualquer imagem enviada.</w:t>
       </w:r>
     </w:p>
     <w:p>
@@ -3389,31 +5841,7 @@
         <w:rPr>
           <w:sz w:val="22"/>
         </w:rPr>
-        <w:t>Foram comparados MobileNet, CLIP e SigLIP. Para o modelo selecionado, a avaliação documentada reuniu 148 imagens: 108 fotos de alimentos/pratos e 40 controles negativos. Houve 94 acertos do alimento/prato principal entre as 108 fotos de comida, aproximadamente 87%; na coleta adicional de 50 fotos de comida, houve 40 acertos, ou 80%. São resultados de amostra, sem garantia de acerto em fotos novas.</w:t>
-      </w:r>
-    </w:p>
-    <w:p>
-      <w:pPr>
-        <w:widowControl/>
-        <w:spacing w:after="160" w:line="276" w:lineRule="auto"/>
-      </w:pPr>
-      <w:r>
-        <w:rPr>
-          <w:sz w:val="22"/>
-        </w:rPr>
-        <w:t>Os erros incluíram plantas e folhas confundidas com comida. As correções adotadas foram recusa por classe negativa/score/margem, confirmação obrigatória e correção manual. Pratos compostos não recebem ingredientes ou nutrientes presumidos. Valores sem referência continuam ausentes. O diário permanece utilizável pelo catálogo quando a foto falha.</w:t>
-      </w:r>
-    </w:p>
-    <w:p>
-      <w:pPr>
-        <w:widowControl/>
-        <w:spacing w:after="160" w:line="276" w:lineRule="auto"/>
-      </w:pPr>
-      <w:r>
-        <w:rPr>
-          <w:sz w:val="22"/>
-        </w:rPr>
-        <w:t>As verificações utilizaram cenários de cadastro, filtro por lactose e cor verde, busca sem acentos, registro por dia, peso confirmado, remoção e importação de backup. As capturas mostram a execução nesses cenários. Não foi documentada uma avaliação de usabilidade com comunidade externa. A validação técnica não comprova aceitação, impacto clínico ou mudança de hábitos.</w:t>
+        <w:t>Plantas e folhas produziram falsos positivos. A análise levou à adoção de limiares de similaridade e margem, controles negativos, recusa e confirmação manual. O tratamento de pratos compostos impede atribuir ingredientes e nutrientes presumidos. Em falha de rede ou de modelo, o catálogo e o registro manual continuam disponíveis. Uma referência inválida é rejeitada antes da persistência do cálculo.</w:t>
       </w:r>
     </w:p>
     <w:p>
@@ -3457,7 +5885,7 @@
           <w:b/>
           <w:sz w:val="22"/>
         </w:rPr>
-        <w:t>Ambiente de demonstração da terceira entrega</w:t>
+        <w:t>Acesso e execução</w:t>
       </w:r>
     </w:p>
     <w:p>
@@ -3469,9 +5897,224 @@
         <w:rPr>
           <w:sz w:val="22"/>
         </w:rPr>
-        <w:t>A publicação atual serve para demonstrar o incremento em desenvolvimento e permitir testes ao longo do semestre. Não caracteriza aceite final, conclusão das cinco entregas ou implantação definitiva. Nas entregas quarta e quinta, a mesma estrutura poderá receber novas versões, acompanhadas da atualização de evidências e instruções.</w:t>
-      </w:r>
-    </w:p>
+        <w:t>A aplicação é hospedada na Vercel. A landing page está disponível em https://nutrivibe-gamma.vercel.app e o aplicativo em https://nutrivibe-gamma.vercel.app/app . O acesso requer navegador com JavaScript; a análise visual exige suporte a WebAssembly e conectividade para obter o modelo. O cadastro de contatos utiliza Neon.</w:t>
+      </w:r>
+    </w:p>
+    <w:tbl>
+      <w:tblPr>
+        <w:tblW w:type="auto" w:w="0"/>
+        <w:tblLook w:firstColumn="1" w:firstRow="1" w:lastColumn="0" w:lastRow="0" w:noHBand="0" w:noVBand="1" w:val="04A0"/>
+        <w:tblBorders>
+          <w:top w:val="single" w:sz="4" w:color="999999"/>
+          <w:left w:val="single" w:sz="4" w:color="999999"/>
+          <w:bottom w:val="single" w:sz="4" w:color="999999"/>
+          <w:right w:val="single" w:sz="4" w:color="999999"/>
+          <w:insideH w:val="single" w:sz="4" w:color="999999"/>
+          <w:insideV w:val="single" w:sz="4" w:color="999999"/>
+        </w:tblBorders>
+      </w:tblPr>
+      <w:tblGrid>
+        <w:gridCol w:w="4393"/>
+        <w:gridCol w:w="4393"/>
+      </w:tblGrid>
+      <w:tr>
+        <w:trPr>
+          <w:tblHeader/>
+          <w:cantSplit/>
+        </w:trPr>
+        <w:tc>
+          <w:tcPr>
+            <w:tcW w:type="dxa" w:w="4393"/>
+          </w:tcPr>
+          <w:p>
+            <w:pPr>
+              <w:keepNext/>
+              <w:spacing w:after="80" w:line="252" w:lineRule="auto"/>
+            </w:pPr>
+            <w:r>
+              <w:rPr>
+                <w:b/>
+                <w:sz w:val="20"/>
+              </w:rPr>
+              <w:t>Comando</w:t>
+            </w:r>
+          </w:p>
+        </w:tc>
+        <w:tc>
+          <w:tcPr>
+            <w:tcW w:type="dxa" w:w="4393"/>
+          </w:tcPr>
+          <w:p>
+            <w:pPr>
+              <w:keepNext/>
+              <w:spacing w:after="80" w:line="252" w:lineRule="auto"/>
+            </w:pPr>
+            <w:r>
+              <w:rPr>
+                <w:b/>
+                <w:sz w:val="20"/>
+              </w:rPr>
+              <w:t>Finalidade</w:t>
+            </w:r>
+          </w:p>
+        </w:tc>
+      </w:tr>
+      <w:tr>
+        <w:trPr>
+          <w:cantSplit/>
+        </w:trPr>
+        <w:tc>
+          <w:tcPr>
+            <w:tcW w:type="dxa" w:w="4393"/>
+          </w:tcPr>
+          <w:p>
+            <w:pPr>
+              <w:keepNext/>
+              <w:spacing w:after="80" w:line="252" w:lineRule="auto"/>
+            </w:pPr>
+            <w:r>
+              <w:rPr>
+                <w:sz w:val="20"/>
+              </w:rPr>
+              <w:t>npm ci</w:t>
+            </w:r>
+          </w:p>
+        </w:tc>
+        <w:tc>
+          <w:tcPr>
+            <w:tcW w:type="dxa" w:w="4393"/>
+          </w:tcPr>
+          <w:p>
+            <w:pPr>
+              <w:keepNext/>
+              <w:spacing w:after="80" w:line="252" w:lineRule="auto"/>
+            </w:pPr>
+            <w:r>
+              <w:rPr>
+                <w:sz w:val="20"/>
+              </w:rPr>
+              <w:t>Instalar dependências de acordo com package-lock.json.</w:t>
+            </w:r>
+          </w:p>
+        </w:tc>
+      </w:tr>
+      <w:tr>
+        <w:trPr>
+          <w:cantSplit/>
+        </w:trPr>
+        <w:tc>
+          <w:tcPr>
+            <w:tcW w:type="dxa" w:w="4393"/>
+          </w:tcPr>
+          <w:p>
+            <w:pPr>
+              <w:keepNext/>
+              <w:spacing w:after="80" w:line="252" w:lineRule="auto"/>
+            </w:pPr>
+            <w:r>
+              <w:rPr>
+                <w:sz w:val="20"/>
+              </w:rPr>
+              <w:t>npm run build</w:t>
+            </w:r>
+          </w:p>
+        </w:tc>
+        <w:tc>
+          <w:tcPr>
+            <w:tcW w:type="dxa" w:w="4393"/>
+          </w:tcPr>
+          <w:p>
+            <w:pPr>
+              <w:keepNext/>
+              <w:spacing w:after="80" w:line="252" w:lineRule="auto"/>
+            </w:pPr>
+            <w:r>
+              <w:rPr>
+                <w:sz w:val="20"/>
+              </w:rPr>
+              <w:t>Preparar arquivos públicos, bundle visual e artefatos do modelo.</w:t>
+            </w:r>
+          </w:p>
+        </w:tc>
+      </w:tr>
+      <w:tr>
+        <w:trPr>
+          <w:cantSplit/>
+        </w:trPr>
+        <w:tc>
+          <w:tcPr>
+            <w:tcW w:type="dxa" w:w="4393"/>
+          </w:tcPr>
+          <w:p>
+            <w:pPr>
+              <w:keepNext/>
+              <w:spacing w:after="80" w:line="252" w:lineRule="auto"/>
+            </w:pPr>
+            <w:r>
+              <w:rPr>
+                <w:sz w:val="20"/>
+              </w:rPr>
+              <w:t>npm test</w:t>
+            </w:r>
+          </w:p>
+        </w:tc>
+        <w:tc>
+          <w:tcPr>
+            <w:tcW w:type="dxa" w:w="4393"/>
+          </w:tcPr>
+          <w:p>
+            <w:pPr>
+              <w:keepNext/>
+              <w:spacing w:after="80" w:line="252" w:lineRule="auto"/>
+            </w:pPr>
+            <w:r>
+              <w:rPr>
+                <w:sz w:val="20"/>
+              </w:rPr>
+              <w:t>Executar a suíte automatizada.</w:t>
+            </w:r>
+          </w:p>
+        </w:tc>
+      </w:tr>
+      <w:tr>
+        <w:trPr>
+          <w:cantSplit/>
+        </w:trPr>
+        <w:tc>
+          <w:tcPr>
+            <w:tcW w:type="dxa" w:w="4393"/>
+          </w:tcPr>
+          <w:p>
+            <w:pPr>
+              <w:spacing w:after="80" w:line="252" w:lineRule="auto"/>
+            </w:pPr>
+            <w:r>
+              <w:rPr>
+                <w:sz w:val="20"/>
+              </w:rPr>
+              <w:t>npm start</w:t>
+            </w:r>
+          </w:p>
+        </w:tc>
+        <w:tc>
+          <w:tcPr>
+            <w:tcW w:type="dxa" w:w="4393"/>
+          </w:tcPr>
+          <w:p>
+            <w:pPr>
+              <w:spacing w:after="80" w:line="252" w:lineRule="auto"/>
+            </w:pPr>
+            <w:r>
+              <w:rPr>
+                <w:sz w:val="20"/>
+              </w:rPr>
+              <w:t>Iniciar o servidor HTTP local, na porta padrão 8080.</w:t>
+            </w:r>
+          </w:p>
+        </w:tc>
+      </w:tr>
+    </w:tbl>
+    <w:p/>
     <w:p>
       <w:pPr>
         <w:widowControl/>
@@ -3481,7 +6124,7 @@
         <w:rPr>
           <w:sz w:val="22"/>
         </w:rPr>
-        <w:t>Landing page: https://nutrivibe-gamma.vercel.app . Aplicativo: https://nutrivibe-gamma.vercel.app/app . A implantação foi realizada na Vercel, com serviços de contato persistidos em Neon. A disponibilidade depende da conectividade e dos serviços utilizados; não foi definido acordo de nível de serviço.</w:t>
+        <w:t>A execução local requer Node.js 24 e npm. Os comandos são executados na raiz do projeto. A apresentação pode ser acessada em http://localhost:8080 e o aplicativo em http://localhost:8080/html/aplicativo/index.html . Os arquivos não devem ser abertos diretamente por file://, pois módulos, requisições e caminhos dos modelos dependem do servidor HTTP.</w:t>
       </w:r>
     </w:p>
     <w:p>
@@ -3494,7 +6137,7 @@
           <w:b/>
           <w:sz w:val="22"/>
         </w:rPr>
-        <w:t>Execução local</w:t>
+        <w:t>Configuração do ambiente</w:t>
       </w:r>
     </w:p>
     <w:p>
@@ -3506,7 +6149,7 @@
         <w:rPr>
           <w:sz w:val="22"/>
         </w:rPr>
-        <w:t>Pré-requisitos: Node.js 24, npm e navegador atualizado com JavaScript e WebAssembly. Na raiz do repositório, executar os comandos abaixo. O build prepara recursos públicos e verifica/prepara os artefatos do reconhecimento; em máquina nova, requer internet para instalação e download.</w:t>
+        <w:t>NUTRIVIBE_VISION_PROVIDER=browser-local seleciona a análise no navegador. POSTGRES_URL ou DATABASE_URL configura o banco remoto. As variáveis são definidas no ambiente do processo ou do provedor; o código não carrega automaticamente um arquivo .env. As credenciais não são publicadas no frontend.</w:t>
       </w:r>
     </w:p>
     <w:p>
@@ -3518,92 +6161,7 @@
         <w:rPr>
           <w:sz w:val="22"/>
         </w:rPr>
-        <w:t>npm ci — Instala as versões fixadas no package-lock.json.</w:t>
-      </w:r>
-    </w:p>
-    <w:p>
-      <w:pPr>
-        <w:widowControl/>
-        <w:spacing w:after="160" w:line="276" w:lineRule="auto"/>
-      </w:pPr>
-      <w:r>
-        <w:rPr>
-          <w:sz w:val="22"/>
-        </w:rPr>
-        <w:t>npm run build — Prepara public, o modelo e o bundle visual.</w:t>
-      </w:r>
-    </w:p>
-    <w:p>
-      <w:pPr>
-        <w:widowControl/>
-        <w:spacing w:after="160" w:line="276" w:lineRule="auto"/>
-      </w:pPr>
-      <w:r>
-        <w:rPr>
-          <w:sz w:val="22"/>
-        </w:rPr>
-        <w:t>npm test — Executa a suíte automatizada Node.js.</w:t>
-      </w:r>
-    </w:p>
-    <w:p>
-      <w:pPr>
-        <w:widowControl/>
-        <w:spacing w:after="160" w:line="276" w:lineRule="auto"/>
-      </w:pPr>
-      <w:r>
-        <w:rPr>
-          <w:sz w:val="22"/>
-        </w:rPr>
-        <w:t>npm start — Inicia o servidor local na porta padrão 8080.</w:t>
-      </w:r>
-    </w:p>
-    <w:p>
-      <w:pPr>
-        <w:widowControl/>
-        <w:spacing w:after="160" w:line="276" w:lineRule="auto"/>
-      </w:pPr>
-      <w:r>
-        <w:rPr>
-          <w:sz w:val="22"/>
-        </w:rPr>
-        <w:t>Abrir http://localhost:8080 para a apresentação e http://localhost:8080/html/aplicativo/index.html para o aplicativo. O uso por file:// não é adequado, pois módulos, fetch e caminhos de modelo dependem de um servidor HTTP.</w:t>
-      </w:r>
-    </w:p>
-    <w:p>
-      <w:pPr>
-        <w:keepNext/>
-        <w:spacing w:before="120"/>
-      </w:pPr>
-      <w:r>
-        <w:rPr>
-          <w:b/>
-          <w:sz w:val="22"/>
-        </w:rPr>
-        <w:t>Configuração e requisitos operacionais</w:t>
-      </w:r>
-    </w:p>
-    <w:p>
-      <w:pPr>
-        <w:widowControl/>
-        <w:spacing w:after="160" w:line="276" w:lineRule="auto"/>
-      </w:pPr>
-      <w:r>
-        <w:rPr>
-          <w:sz w:val="22"/>
-        </w:rPr>
-        <w:t>NUTRIVIBE_VISION_PROVIDER=browser-local seleciona o reconhecimento local. POSTGRES_URL ou DATABASE_URL define a conexão PostgreSQL. As variáveis são configuradas no ambiente do processo/provedor; não há carregamento automático de arquivo .env pelo código atual. Sem banco remoto, o servidor local usa SQLite; na nuvem, a ausência de persistência configurada não é substituída por arquivo temporário.</w:t>
-      </w:r>
-    </w:p>
-    <w:p>
-      <w:pPr>
-        <w:widowControl/>
-        <w:spacing w:after="160" w:line="276" w:lineRule="auto"/>
-      </w:pPr>
-      <w:r>
-        <w:rPr>
-          <w:sz w:val="22"/>
-        </w:rPr>
-        <w:t>Na Vercel, o build gera public e api/index.mjs exporta o handler serverless. vercel.json define redirecionamentos, rotas, cache dos modelos e cabeçalhos. O primeiro reconhecimento exige aproximadamente 112 MB; as fotos são processadas no aparelho nesse modo. O usuário deve manter backup do diário se pretende limpar o navegador ou trocar de dispositivo.</w:t>
+        <w:t>A Vercel executa o build e serve a pasta public. A entrada api/index.mjs exporta o handler sem abrir uma porta adicional. As configurações incluem rotas, redirecionamentos, cabeçalhos e cache dos modelos. O servidor local oferece SQLite quando não há conexão PostgreSQL. O usuário dispõe de exportação para preservar o diário antes de trocar de navegador ou apagar o armazenamento local.</w:t>
       </w:r>
     </w:p>
     <w:p>
@@ -3648,7 +6206,7 @@
           <w:b/>
           <w:sz w:val="22"/>
         </w:rPr>
-        <w:t>Quarta entrega: aprofundamento dos requisitos originais</w:t>
+        <w:t>Ampliação das funcionalidades</w:t>
       </w:r>
     </w:p>
     <w:p>
@@ -3660,7 +6218,7 @@
         <w:rPr>
           <w:sz w:val="22"/>
         </w:rPr>
-        <w:t>O próximo incremento proposto concentra-se em três frentes. A primeira é estruturar o cadastro local de responsável e criança, com validações e adaptação das preferências já existentes, preservando ou migrando registros anteriores. A segunda é refinar a apresentação da análise e das recomendações, explicando cobertura nutricional parcial, grupos registrados e razões de exclusão. A terceira é ampliar conteúdos educativos com linguagem adequada e fontes identificadas.</w:t>
+        <w:t>As evoluções previstas incluem separar os dados do responsável e da criança, associar preferências ao perfil correspondente e ampliar a organização dos conteúdos educativos. A alteração do cadastro deve preservar registros existentes por meio de versionamento do estado, migração e testes de backup. O aprofundamento das recomendações exige regras verificáveis, justificativas compreensíveis e respeito às restrições, sem produzir prescrição clínica.</w:t>
       </w:r>
     </w:p>
     <w:p>
@@ -3672,9 +6230,327 @@
         <w:rPr>
           <w:sz w:val="22"/>
         </w:rPr>
-        <w:t>Os critérios de verificação são: o cadastro dos dois papéis é compreensível; preferências e diário referem-se à criança correta; dados antigos não são perdidos; sugestões respeitam restrições; resultados sem cobertura não aparecem como totais completos; conteúdo e navegação funcionam em telas pequenas. A avaliação com usuários/profissionais será buscada e documentada se realizada, sem antecipar seus resultados.</w:t>
-      </w:r>
-    </w:p>
+        <w:t>A gamificação prevista na proposta utiliza avatar, pontos, recompensas e desafios de caráter educativo, condicionados à viabilidade. Esses recursos não estão implementados no aplicativo. Sua inclusão depende da estabilidade dos fluxos principais e de cuidados para evitar incentivo ao consumo forçado ou promessas de melhora clínica.</w:t>
+      </w:r>
+    </w:p>
+    <w:tbl>
+      <w:tblPr>
+        <w:tblW w:type="auto" w:w="0"/>
+        <w:tblLook w:firstColumn="1" w:firstRow="1" w:lastColumn="0" w:lastRow="0" w:noHBand="0" w:noVBand="1" w:val="04A0"/>
+        <w:tblBorders>
+          <w:top w:val="single" w:sz="4" w:color="999999"/>
+          <w:left w:val="single" w:sz="4" w:color="999999"/>
+          <w:bottom w:val="single" w:sz="4" w:color="999999"/>
+          <w:right w:val="single" w:sz="4" w:color="999999"/>
+          <w:insideH w:val="single" w:sz="4" w:color="999999"/>
+          <w:insideV w:val="single" w:sz="4" w:color="999999"/>
+        </w:tblBorders>
+      </w:tblPr>
+      <w:tblGrid>
+        <w:gridCol w:w="4393"/>
+        <w:gridCol w:w="4393"/>
+      </w:tblGrid>
+      <w:tr>
+        <w:trPr>
+          <w:tblHeader/>
+          <w:cantSplit/>
+        </w:trPr>
+        <w:tc>
+          <w:tcPr>
+            <w:tcW w:type="dxa" w:w="4393"/>
+          </w:tcPr>
+          <w:p>
+            <w:pPr>
+              <w:spacing w:after="80" w:line="252" w:lineRule="auto"/>
+            </w:pPr>
+            <w:r>
+              <w:rPr>
+                <w:b/>
+                <w:sz w:val="20"/>
+              </w:rPr>
+              <w:t>Evolução</w:t>
+            </w:r>
+          </w:p>
+        </w:tc>
+        <w:tc>
+          <w:tcPr>
+            <w:tcW w:type="dxa" w:w="4393"/>
+          </w:tcPr>
+          <w:p>
+            <w:pPr>
+              <w:spacing w:after="80" w:line="252" w:lineRule="auto"/>
+            </w:pPr>
+            <w:r>
+              <w:rPr>
+                <w:b/>
+                <w:sz w:val="20"/>
+              </w:rPr>
+              <w:t>Finalidade e cuidado necessário</w:t>
+            </w:r>
+          </w:p>
+        </w:tc>
+      </w:tr>
+      <w:tr>
+        <w:trPr>
+          <w:cantSplit/>
+        </w:trPr>
+        <w:tc>
+          <w:tcPr>
+            <w:tcW w:type="dxa" w:w="4393"/>
+          </w:tcPr>
+          <w:p>
+            <w:pPr>
+              <w:spacing w:after="80" w:line="252" w:lineRule="auto"/>
+            </w:pPr>
+            <w:r>
+              <w:rPr>
+                <w:sz w:val="20"/>
+              </w:rPr>
+              <w:t>Cadastro responsável/criança</w:t>
+            </w:r>
+          </w:p>
+        </w:tc>
+        <w:tc>
+          <w:tcPr>
+            <w:tcW w:type="dxa" w:w="4393"/>
+          </w:tcPr>
+          <w:p>
+            <w:pPr>
+              <w:spacing w:after="80" w:line="252" w:lineRule="auto"/>
+            </w:pPr>
+            <w:r>
+              <w:rPr>
+                <w:sz w:val="20"/>
+              </w:rPr>
+              <w:t>Representar os papéis sem perder os dados já armazenados.</w:t>
+            </w:r>
+          </w:p>
+        </w:tc>
+      </w:tr>
+      <w:tr>
+        <w:trPr>
+          <w:cantSplit/>
+        </w:trPr>
+        <w:tc>
+          <w:tcPr>
+            <w:tcW w:type="dxa" w:w="4393"/>
+          </w:tcPr>
+          <w:p>
+            <w:pPr>
+              <w:spacing w:after="80" w:line="252" w:lineRule="auto"/>
+            </w:pPr>
+            <w:r>
+              <w:rPr>
+                <w:sz w:val="20"/>
+              </w:rPr>
+              <w:t>Conteúdo educativo</w:t>
+            </w:r>
+          </w:p>
+        </w:tc>
+        <w:tc>
+          <w:tcPr>
+            <w:tcW w:type="dxa" w:w="4393"/>
+          </w:tcPr>
+          <w:p>
+            <w:pPr>
+              <w:spacing w:after="80" w:line="252" w:lineRule="auto"/>
+            </w:pPr>
+            <w:r>
+              <w:rPr>
+                <w:sz w:val="20"/>
+              </w:rPr>
+              <w:t>Ampliar temas, linguagem acessível e identificação das fontes.</w:t>
+            </w:r>
+          </w:p>
+        </w:tc>
+      </w:tr>
+      <w:tr>
+        <w:trPr>
+          <w:cantSplit/>
+        </w:trPr>
+        <w:tc>
+          <w:tcPr>
+            <w:tcW w:type="dxa" w:w="4393"/>
+          </w:tcPr>
+          <w:p>
+            <w:pPr>
+              <w:spacing w:after="80" w:line="252" w:lineRule="auto"/>
+            </w:pPr>
+            <w:r>
+              <w:rPr>
+                <w:sz w:val="20"/>
+              </w:rPr>
+              <w:t>Catálogo e referências</w:t>
+            </w:r>
+          </w:p>
+        </w:tc>
+        <w:tc>
+          <w:tcPr>
+            <w:tcW w:type="dxa" w:w="4393"/>
+          </w:tcPr>
+          <w:p>
+            <w:pPr>
+              <w:spacing w:after="80" w:line="252" w:lineRule="auto"/>
+            </w:pPr>
+            <w:r>
+              <w:rPr>
+                <w:sz w:val="20"/>
+              </w:rPr>
+              <w:t>Aumentar cobertura com preparações rastreáveis e dados ausentes preservados.</w:t>
+            </w:r>
+          </w:p>
+        </w:tc>
+      </w:tr>
+      <w:tr>
+        <w:trPr>
+          <w:cantSplit/>
+        </w:trPr>
+        <w:tc>
+          <w:tcPr>
+            <w:tcW w:type="dxa" w:w="4393"/>
+          </w:tcPr>
+          <w:p>
+            <w:pPr>
+              <w:spacing w:after="80" w:line="252" w:lineRule="auto"/>
+            </w:pPr>
+            <w:r>
+              <w:rPr>
+                <w:sz w:val="20"/>
+              </w:rPr>
+              <w:t>Reconhecimento</w:t>
+            </w:r>
+          </w:p>
+        </w:tc>
+        <w:tc>
+          <w:tcPr>
+            <w:tcW w:type="dxa" w:w="4393"/>
+          </w:tcPr>
+          <w:p>
+            <w:pPr>
+              <w:spacing w:after="80" w:line="252" w:lineRule="auto"/>
+            </w:pPr>
+            <w:r>
+              <w:rPr>
+                <w:sz w:val="20"/>
+              </w:rPr>
+              <w:t>Avaliar fotos variadas, plantas, pratos compostos e aparelhos reais.</w:t>
+            </w:r>
+          </w:p>
+        </w:tc>
+      </w:tr>
+      <w:tr>
+        <w:trPr>
+          <w:cantSplit/>
+        </w:trPr>
+        <w:tc>
+          <w:tcPr>
+            <w:tcW w:type="dxa" w:w="4393"/>
+          </w:tcPr>
+          <w:p>
+            <w:pPr>
+              <w:spacing w:after="80" w:line="252" w:lineRule="auto"/>
+            </w:pPr>
+            <w:r>
+              <w:rPr>
+                <w:sz w:val="20"/>
+              </w:rPr>
+              <w:t>Desempenho</w:t>
+            </w:r>
+          </w:p>
+        </w:tc>
+        <w:tc>
+          <w:tcPr>
+            <w:tcW w:type="dxa" w:w="4393"/>
+          </w:tcPr>
+          <w:p>
+            <w:pPr>
+              <w:spacing w:after="80" w:line="252" w:lineRule="auto"/>
+            </w:pPr>
+            <w:r>
+              <w:rPr>
+                <w:sz w:val="20"/>
+              </w:rPr>
+              <w:t>Reduzir custo de download e avaliar memória e latência em celulares.</w:t>
+            </w:r>
+          </w:p>
+        </w:tc>
+      </w:tr>
+      <w:tr>
+        <w:trPr>
+          <w:cantSplit/>
+        </w:trPr>
+        <w:tc>
+          <w:tcPr>
+            <w:tcW w:type="dxa" w:w="4393"/>
+          </w:tcPr>
+          <w:p>
+            <w:pPr>
+              <w:spacing w:after="80" w:line="252" w:lineRule="auto"/>
+            </w:pPr>
+            <w:r>
+              <w:rPr>
+                <w:sz w:val="20"/>
+              </w:rPr>
+              <w:t>Acessibilidade e uso</w:t>
+            </w:r>
+          </w:p>
+        </w:tc>
+        <w:tc>
+          <w:tcPr>
+            <w:tcW w:type="dxa" w:w="4393"/>
+          </w:tcPr>
+          <w:p>
+            <w:pPr>
+              <w:spacing w:after="80" w:line="252" w:lineRule="auto"/>
+            </w:pPr>
+            <w:r>
+              <w:rPr>
+                <w:sz w:val="20"/>
+              </w:rPr>
+              <w:t>Avaliar teclado, contraste, tecnologias assistivas e clareza com usuários.</w:t>
+            </w:r>
+          </w:p>
+        </w:tc>
+      </w:tr>
+      <w:tr>
+        <w:trPr>
+          <w:cantSplit/>
+        </w:trPr>
+        <w:tc>
+          <w:tcPr>
+            <w:tcW w:type="dxa" w:w="4393"/>
+          </w:tcPr>
+          <w:p>
+            <w:pPr>
+              <w:spacing w:after="80" w:line="252" w:lineRule="auto"/>
+            </w:pPr>
+            <w:r>
+              <w:rPr>
+                <w:sz w:val="20"/>
+              </w:rPr>
+              <w:t>Contas e sincronização</w:t>
+            </w:r>
+          </w:p>
+        </w:tc>
+        <w:tc>
+          <w:tcPr>
+            <w:tcW w:type="dxa" w:w="4393"/>
+          </w:tcPr>
+          <w:p>
+            <w:pPr>
+              <w:spacing w:after="80" w:line="252" w:lineRule="auto"/>
+            </w:pPr>
+            <w:r>
+              <w:rPr>
+                <w:sz w:val="20"/>
+              </w:rPr>
+              <w:t>Projetar autenticação, autorização e privacidade antes de persistir o diário remotamente.</w:t>
+            </w:r>
+          </w:p>
+        </w:tc>
+      </w:tr>
+    </w:tbl>
+    <w:p/>
     <w:p>
       <w:pPr>
         <w:keepNext/>
@@ -3685,7 +6561,7 @@
           <w:b/>
           <w:sz w:val="22"/>
         </w:rPr>
-        <w:t>Quinta entrega: consolidação do produto acadêmico</w:t>
+        <w:t>Manutenção e segurança</w:t>
       </w:r>
     </w:p>
     <w:p>
@@ -3697,7 +6573,7 @@
         <w:rPr>
           <w:sz w:val="22"/>
         </w:rPr>
-        <w:t>O último ciclo proposto é destinado a corrigir problemas observados na quarta entrega, repetir testes de regras e de navegação, revisar responsividade e acessibilidade e atualizar o relatório com a situação final de cada requisito. A demonstração deverá percorrer o fluxo completo de cadastro, preferências, registro e análise, incluindo erros e correção manual. A documentação final deve identificar funcionalidades entregues e pendências remanescentes, sem ocultar limitações.</w:t>
+        <w:t>Mudanças em catálogo, modelo ou limiares exigem regressão e comparação de falsos positivos e recusas. O servidor utiliza limitação em memória por processo; maior tráfego e múltiplas instâncias exigem avaliar um controle distribuído. Novas integrações devem ser comparadas por qualidade, custo e proteção dos dados.</w:t>
       </w:r>
     </w:p>
     <w:p>
@@ -3709,116 +6585,7 @@
         <w:rPr>
           <w:sz w:val="22"/>
         </w:rPr>
-        <w:t>A gamificação continua opcional, conforme a proposta inicial. Se houver prazo após estabilizar o núcleo, será avaliado um recorte simples de avatar, desafios e pontuação local, com regras claras e caráter educativo. Não se assume a entrega integral de todos esses recursos. Eles não devem incentivar consumo forçado ou prometer melhora clínica; se não forem viáveis, essa decisão será registrada.</w:t>
-      </w:r>
-    </w:p>
-    <w:p>
-      <w:pPr>
-        <w:spacing w:after="120"/>
-      </w:pPr>
-      <w:r>
-        <w:rPr>
-          <w:b/>
-          <w:sz w:val="22"/>
-        </w:rPr>
-        <w:t xml:space="preserve">4ª entrega. </w:t>
-      </w:r>
-      <w:r>
-        <w:rPr>
-          <w:sz w:val="22"/>
-        </w:rPr>
-        <w:t xml:space="preserve">Escopo proposto: Cadastro responsável/criança; revisão de recomendações e conteúdo; avaliação dos fluxos. </w:t>
-      </w:r>
-      <w:r>
-        <w:rPr>
-          <w:sz w:val="22"/>
-        </w:rPr>
-        <w:t>Evidência esperada: Incremento executável, casos de teste, compatibilidade dos dados e registro de problemas/feedback.</w:t>
-      </w:r>
-    </w:p>
-    <w:p>
-      <w:pPr>
-        <w:spacing w:after="120"/>
-      </w:pPr>
-      <w:r>
-        <w:rPr>
-          <w:b/>
-          <w:sz w:val="22"/>
-        </w:rPr>
-        <w:t xml:space="preserve">5ª entrega. </w:t>
-      </w:r>
-      <w:r>
-        <w:rPr>
-          <w:sz w:val="22"/>
-        </w:rPr>
-        <w:t xml:space="preserve">Escopo proposto: Correções, regressão, documentação e demonstração; gamificação somente se viável. </w:t>
-      </w:r>
-      <w:r>
-        <w:rPr>
-          <w:sz w:val="22"/>
-        </w:rPr>
-        <w:t>Evidência esperada: Matriz final de requisitos, capturas atualizadas, testes e instruções reproduzíveis.</w:t>
-      </w:r>
-    </w:p>
-    <w:p>
-      <w:pPr>
-        <w:spacing w:after="120"/>
-      </w:pPr>
-      <w:r>
-        <w:rPr>
-          <w:b/>
-          <w:sz w:val="22"/>
-        </w:rPr>
-        <w:t xml:space="preserve">Após o semestre, se houver continuidade. </w:t>
-      </w:r>
-      <w:r>
-        <w:rPr>
-          <w:sz w:val="22"/>
-        </w:rPr>
-        <w:t xml:space="preserve">Escopo proposto: Contas remotas, sincronização, maior catálogo e otimização profunda do reconhecimento. </w:t>
-      </w:r>
-      <w:r>
-        <w:rPr>
-          <w:sz w:val="22"/>
-        </w:rPr>
-        <w:t>Evidência esperada: Novo escopo e avaliação de privacidade, custo e manutenção; sem compromisso de entrega nesta etapa.</w:t>
-      </w:r>
-    </w:p>
-    <w:p>
-      <w:pPr>
-        <w:keepNext/>
-        <w:spacing w:before="120"/>
-      </w:pPr>
-      <w:r>
-        <w:rPr>
-          <w:b/>
-          <w:sz w:val="22"/>
-        </w:rPr>
-        <w:t>Manutenção ao longo dos próximos ciclos</w:t>
-      </w:r>
-    </w:p>
-    <w:p>
-      <w:pPr>
-        <w:widowControl/>
-        <w:spacing w:after="160" w:line="276" w:lineRule="auto"/>
-      </w:pPr>
-      <w:r>
-        <w:rPr>
-          <w:sz w:val="22"/>
-        </w:rPr>
-        <w:t>O reconhecimento continuará sujeito a erros; a identificação manual deverá permanecer disponível. Mudanças de catálogo, modelo ou limiares precisam de avaliação com controles negativos e fotos variadas. O esquema de armazenamento deve ser versionado se o cadastro for ampliado, com testes de migração e backup. No servidor, a evolução de tráfego exigirá avaliar um limitador distribuído, pois o mecanismo atual opera em memória por instância.</w:t>
-      </w:r>
-    </w:p>
-    <w:p>
-      <w:pPr>
-        <w:widowControl/>
-        <w:spacing w:after="160" w:line="276" w:lineRule="auto"/>
-      </w:pPr>
-      <w:r>
-        <w:rPr>
-          <w:sz w:val="22"/>
-        </w:rPr>
-        <w:t>As orientações futuras do professor podem alterar prioridades. Este planejamento mantém o foco acadêmico em HTML, CSS e JavaScript; as integrações adicionais não deverão impedir a demonstração e a avaliação do front-end. A referência de progresso continuará sendo a proposta inicial, confrontada com evidências a cada entrega.</w:t>
+        <w:t>A análise de fotos continua limitada pela aparência: não confirma peso, composição completa ou alergênicos. A correção manual e a comunicação de incerteza precisam permanecer disponíveis. A avaliação com responsáveis e profissionais é necessária para verificar utilidade, adequação da linguagem e cuidados de uso. Não há resultados de impacto clínico ou comunitário mensurados.</w:t>
       </w:r>
     </w:p>
     <w:p>
@@ -3862,7 +6629,7 @@
         <w:rPr>
           <w:sz w:val="22"/>
         </w:rPr>
-        <w:t>Nesta terceira entrega, o NutriVibe avança da proposta e organização apresentadas na segunda etapa para um incremento navegável e interativo. O front-end dispõe de fluxo de preferências, diário e resumo, com recursos de busca, filtros, persistência local e tratamento de entradas. A publicação e as integrações existentes são apoios técnicos à demonstração, sem configurar conclusão do projeto.</w:t>
+        <w:t>O NutriVibe articula educação alimentar e tecnologia para apoiar a organização das refeições e a exploração de variedade com respeito às preferências. A solução reúne apresentação, perfil, diário, resumo e sugestões em um percurso que pode ser acessado pelo navegador, com adaptação para computador e celular.</w:t>
       </w:r>
     </w:p>
     <w:p>
@@ -3874,7 +6641,7 @@
         <w:rPr>
           <w:sz w:val="22"/>
         </w:rPr>
-        <w:t>As evidências atuais incluem telas responsivas, testes de regras, percurso no navegador e avaliação documentada do reconhecimento visual. Esses resultados demonstram evolução técnica em cenários delimitados. O cadastro completo de responsável/criança, o aprofundamento dos conteúdos e o refinamento das recomendações ainda devem ser trabalhados, testados e documentados nas duas entregas restantes.</w:t>
+        <w:t>A implementação integra HTML, CSS, JavaScript modular, persistência local, referências TACO, reconhecimento visual confirmado e serviços de contato. Os testes verificam regras, entradas inválidas, cálculos, navegação e integração. Os resultados de reconhecimento demonstram tanto a utilidade do recurso quanto a necessidade de recusa e correção manual.</w:t>
       </w:r>
     </w:p>
     <w:p>
@@ -3886,7 +6653,7 @@
         <w:rPr>
           <w:sz w:val="22"/>
         </w:rPr>
-        <w:t>A quarta entrega será orientada ao aprofundamento dos requisitos originais e à revisão dos fluxos; a quinta, à correção dos problemas, regressão e consolidação da documentação e demonstração. A gamificação permanece condicionada à viabilidade, como previsto na proposta inicial. O planejamento será ajustado às orientações docentes, sem apresentar como realizadas tarefas ou avaliações ainda futuras.</w:t>
+        <w:t>O valor do projeto está na organização das informações e na transparência das orientações. A identificação de um alimento não é tratada como medida de peso ou garantia de composição, e uma sugestão de variedade não é apresentada como prescrição. Essa distinção permite oferecer apoio educativo sem atribuir ao software conclusões que dependem de avaliação profissional.</w:t>
       </w:r>
     </w:p>
     <w:p>
@@ -3898,7 +6665,7 @@
         <w:rPr>
           <w:sz w:val="22"/>
         </w:rPr>
-        <w:t>O resultado desta etapa é, portanto, um MVP em consolidação. A contribuição pretendida segue sendo apoiar responsáveis na organização da alimentação e na exploração de variedade com respeito às preferências. O projeto não declara impacto clínico ou comunitário comprovado. A formação do grupo se fortalece pela integração entre programação, interface, pesquisa e gestão, e pela comparação entre o que foi proposto, o que funciona e o que ainda precisa evoluir.</w:t>
+        <w:t>O trabalho desenvolve competências de programação, estruturação de interfaces, pesquisa, modelagem de dados e gestão de tarefas. A distribuição entre JavaScript, HTML, CSS e pesquisas exige integração das contribuições, revisão e critérios de aceite. A manutenção de módulos e testes favorece aperfeiçoamentos e torna as decisões técnicas verificáveis.</w:t>
       </w:r>
     </w:p>
     <w:sectPr>
